--- a/docs/paper_submission_jdmdh.docx
+++ b/docs/paper_submission_jdmdh.docx
@@ -22,32 +22,6 @@
         <w:t xml:space="preserve">Names</w:t>
       </w:r>
     </w:p>
-    <w:sdt>
-      <w:sdtPr>
-        <w:docPartObj>
-          <w:docPartGallery w:val="Table of Contents"/>
-          <w:docPartUnique/>
-        </w:docPartObj>
-      </w:sdtPr>
-      <w:sdtContent>
-        <w:p>
-          <w:pPr>
-            <w:pStyle w:val="TOCHeading"/>
-          </w:pPr>
-          <w:r>
-            <w:t xml:space="preserve">Table of Contents</w:t>
-          </w:r>
-        </w:p>
-        <w:p>
-          <w:r>
-            <w:fldChar w:fldCharType="begin" w:dirty="true"/>
-            <w:instrText xml:space="preserve">TOC \o "1-2" \h \z \u</w:instrText>
-            <w:fldChar w:fldCharType="separate"/>
-            <w:fldChar w:fldCharType="end"/>
-          </w:r>
-        </w:p>
-      </w:sdtContent>
-    </w:sdt>
     <w:p>
       <w:pPr>
         <w:pStyle w:val="FirstParagraph"/>
@@ -56,7 +30,7 @@
         <w:t xml:space="preserve">Computational philology · corpora · negative results</w:t>
       </w:r>
     </w:p>
-    <w:bookmarkStart w:id="78" w:name="Xfbb52beb3e52dda5b4a5e3e1eff8f0a0edd8f59"/>
+    <w:bookmarkStart w:id="80" w:name="Xfbb52beb3e52dda5b4a5e3e1eff8f0a0edd8f59"/>
     <w:p>
       <w:pPr>
         <w:pStyle w:val="Heading1"/>
@@ -139,13 +113,13 @@
         <w:pStyle w:val="FirstParagraph"/>
       </w:pPr>
       <w:r>
-        <w:t xml:space="preserve">Chinese histories record hundreds of Inner Asian names — Xiongnu rulers, Turkic titles,</w:t>
-      </w:r>
-      <w:r>
-        <w:t xml:space="preserve"> </w:t>
-      </w:r>
-      <w:r>
-        <w:t xml:space="preserve">tribal designations — in characters chosen for their sound. Two thousand years of change in</w:t>
+        <w:t xml:space="preserve">Chinese histories record hundreds of Inner Asian names (Xiongnu rulers, Turkic titles,</w:t>
+      </w:r>
+      <w:r>
+        <w:t xml:space="preserve"> </w:t>
+      </w:r>
+      <w:r>
+        <w:t xml:space="preserve">tribal designations) in characters chosen for their sound. Two thousand years of change in</w:t>
       </w:r>
       <w:r>
         <w:t xml:space="preserve"> </w:t>
@@ -171,7 +145,7 @@
         <w:pStyle w:val="BodyText"/>
       </w:pPr>
       <w:r>
-        <w:t xml:space="preserve">Four things result.</w:t>
+        <w:t xml:space="preserve">We generated the following.</w:t>
       </w:r>
       <w:r>
         <w:t xml:space="preserve"> </w:t>
@@ -245,7 +219,7 @@
         <w:t xml:space="preserve"> </w:t>
       </w:r>
       <w:r>
-        <w:t xml:space="preserve">in machine-readable form, for which no downloadable dataset was found: 6,820</w:t>
+        <w:t xml:space="preserve">in machine-readable form, for which we found no downloadable dataset: 6,820</w:t>
       </w:r>
       <w:r>
         <w:t xml:space="preserve"> </w:t>
@@ -313,7 +287,7 @@
         <w:t xml:space="preserve"> </w:t>
       </w:r>
       <w:r>
-        <w:t xml:space="preserve">within two segments. And</w:t>
+        <w:t xml:space="preserve">within two segments.</w:t>
       </w:r>
       <w:r>
         <w:t xml:space="preserve"> </w:t>
@@ -323,6 +297,169 @@
           <w:bCs/>
           <w:b/>
         </w:rPr>
+        <w:t xml:space="preserve">Two positive readings</w:t>
+      </w:r>
+      <w:r>
+        <w:t xml:space="preserve"> </w:t>
+      </w:r>
+      <w:r>
+        <w:t xml:space="preserve">that survive every test we can apply.</w:t>
+      </w:r>
+      <w:r>
+        <w:t xml:space="preserve"> </w:t>
+      </w:r>
+      <w:r>
+        <w:t xml:space="preserve">若鞮</w:t>
+      </w:r>
+      <w:r>
+        <w:t xml:space="preserve">, the element closing the formal names of six later chanyu, reads as</w:t>
+      </w:r>
+      <w:r>
+        <w:t xml:space="preserve"> </w:t>
+      </w:r>
+      <w:r>
+        <w:rPr>
+          <w:iCs/>
+          <w:i/>
+        </w:rPr>
+        <w:t xml:space="preserve">Inakt</w:t>
+      </w:r>
+      <w:r>
+        <w:t xml:space="preserve"> </w:t>
+      </w:r>
+      <w:r>
+        <w:t xml:space="preserve">"the faithful ones": the</w:t>
+      </w:r>
+      <w:r>
+        <w:t xml:space="preserve"> </w:t>
+      </w:r>
+      <w:r>
+        <w:rPr>
+          <w:iCs/>
+          <w:i/>
+        </w:rPr>
+        <w:t xml:space="preserve">Hou Hanshu</w:t>
+      </w:r>
+      <w:r>
+        <w:t xml:space="preserve"> </w:t>
+      </w:r>
+      <w:r>
+        <w:t xml:space="preserve">glosses it</w:t>
+      </w:r>
+      <w:r>
+        <w:t xml:space="preserve"> </w:t>
+      </w:r>
+      <w:r>
+        <w:t xml:space="preserve">孝</w:t>
+      </w:r>
+      <w:r>
+        <w:t xml:space="preserve"> </w:t>
+      </w:r>
+      <w:r>
+        <w:t xml:space="preserve">"filial", the</w:t>
+      </w:r>
+      <w:r>
+        <w:t xml:space="preserve"> </w:t>
+      </w:r>
+      <w:r>
+        <w:rPr>
+          <w:iCs/>
+          <w:i/>
+        </w:rPr>
+        <w:t xml:space="preserve">Codex Cumanicus</w:t>
+      </w:r>
+      <w:r>
+        <w:t xml:space="preserve"> </w:t>
+      </w:r>
+      <w:r>
+        <w:t xml:space="preserve">glosses</w:t>
+      </w:r>
+      <w:r>
+        <w:t xml:space="preserve"> </w:t>
+      </w:r>
+      <w:r>
+        <w:rPr>
+          <w:iCs/>
+          <w:i/>
+        </w:rPr>
+        <w:t xml:space="preserve">inak</w:t>
+      </w:r>
+      <w:r>
+        <w:t xml:space="preserve"> </w:t>
+      </w:r>
+      <w:r>
+        <w:t xml:space="preserve">as</w:t>
+      </w:r>
+      <w:r>
+        <w:t xml:space="preserve"> </w:t>
+      </w:r>
+      <w:r>
+        <w:rPr>
+          <w:iCs/>
+          <w:i/>
+        </w:rPr>
+        <w:t xml:space="preserve">fidelis</w:t>
+      </w:r>
+      <w:r>
+        <w:t xml:space="preserve">, and the plural in</w:t>
+      </w:r>
+      <w:r>
+        <w:t xml:space="preserve"> </w:t>
+      </w:r>
+      <w:r>
+        <w:t xml:space="preserve">-t</w:t>
+      </w:r>
+      <w:r>
+        <w:t xml:space="preserve"> </w:t>
+      </w:r>
+      <w:r>
+        <w:t xml:space="preserve">is an Old Turkic formation used</w:t>
+      </w:r>
+      <w:r>
+        <w:t xml:space="preserve"> </w:t>
+      </w:r>
+      <w:r>
+        <w:t xml:space="preserve">with titles.</w:t>
+      </w:r>
+      <w:r>
+        <w:t xml:space="preserve"> </w:t>
+      </w:r>
+      <w:r>
+        <w:t xml:space="preserve">冒頓</w:t>
+      </w:r>
+      <w:r>
+        <w:t xml:space="preserve">, the founder of the confederation, reads as</w:t>
+      </w:r>
+      <w:r>
+        <w:t xml:space="preserve"> </w:t>
+      </w:r>
+      <w:r>
+        <w:rPr>
+          <w:iCs/>
+          <w:i/>
+        </w:rPr>
+        <w:t xml:space="preserve">Bögü Tın</w:t>
+      </w:r>
+      <w:r>
+        <w:t xml:space="preserve"> </w:t>
+      </w:r>
+      <w:r>
+        <w:t xml:space="preserve">"sage spirit" on the tightest frame in the record, against a standard etymology</w:t>
+      </w:r>
+      <w:r>
+        <w:t xml:space="preserve"> </w:t>
+      </w:r>
+      <w:r>
+        <w:t xml:space="preserve">that fails the one test the corpus decides cleanly. And</w:t>
+      </w:r>
+      <w:r>
+        <w:t xml:space="preserve"> </w:t>
+      </w:r>
+      <w:r>
+        <w:rPr>
+          <w:bCs/>
+          <w:b/>
+        </w:rPr>
         <w:t xml:space="preserve">a set of measured negative results</w:t>
       </w:r>
       <w:r>
@@ -338,13 +475,7 @@
         <w:t xml:space="preserve"> </w:t>
       </w:r>
       <w:r>
-        <w:t xml:space="preserve">full reconstruction of the Xiongnu names is not supportable at the density of evidence that</w:t>
-      </w:r>
-      <w:r>
-        <w:t xml:space="preserve"> </w:t>
-      </w:r>
-      <w:r>
-        <w:t xml:space="preserve">survives — 1.4 observations per character, against the 60 that made the same method work on</w:t>
+        <w:t xml:space="preserve">full reconstruction of the Xiongnu names is not supportable at the density of evidence that survives: 1.4 observations per character, against the 60 that made the same method work on</w:t>
       </w:r>
       <w:r>
         <w:t xml:space="preserve"> </w:t>
@@ -370,37 +501,23 @@
         <w:t xml:space="preserve"> </w:t>
       </w:r>
       <w:r>
-        <w:t xml:space="preserve">into a threshold problem —</w:t>
-      </w:r>
-      <w:r>
-        <w:t xml:space="preserve"> </w:t>
-      </w:r>
-      <w:r>
-        <w:rPr>
-          <w:iCs/>
-          <w:i/>
-        </w:rPr>
-        <w:t xml:space="preserve">is it a sound law if 49% of cases show one correspondence and 51%</w:t>
-      </w:r>
-      <w:r>
-        <w:rPr>
-          <w:iCs/>
-          <w:i/>
-        </w:rPr>
-        <w:t xml:space="preserve"> </w:t>
-      </w:r>
-      <w:r>
-        <w:rPr>
-          <w:iCs/>
-          <w:i/>
-        </w:rPr>
-        <w:t xml:space="preserve">another?</w:t>
-      </w:r>
-      <w:r>
-        <w:t xml:space="preserve"> </w:t>
-      </w:r>
-      <w:r>
-        <w:t xml:space="preserve">— and proposed three classes that nobody could then apply, for want of numbers.</w:t>
+        <w:t xml:space="preserve">into a threshold problem:</w:t>
+      </w:r>
+      <w:r>
+        <w:t xml:space="preserve"> </w:t>
+      </w:r>
+      <w:r>
+        <w:rPr>
+          <w:iCs/>
+          <w:i/>
+        </w:rPr>
+        <w:t xml:space="preserve">is it a sound law if 49% of cases show one correspondence and 51% another?</w:t>
+      </w:r>
+      <w:r>
+        <w:t xml:space="preserve"> </w:t>
+      </w:r>
+      <w:r>
+        <w:t xml:space="preserve">He proposed three classes that nobody could then apply, for want of numbers.</w:t>
       </w:r>
       <w:r>
         <w:t xml:space="preserve"> </w:t>
@@ -514,13 +631,13 @@
       <w:r>
         <w:t xml:space="preserve">.</w:t>
       </w:r>
-      <w:hyperlink w:anchor="r21">
+      <w:hyperlink w:anchor="r22">
         <w:r>
           <w:rPr>
             <w:rStyle w:val="Hyperlink"/>
             <w:vertAlign w:val="superscript"/>
           </w:rPr>
-          <w:t xml:space="preserve">21</w:t>
+          <w:t xml:space="preserve">22</w:t>
         </w:r>
       </w:hyperlink>
       <w:r>
@@ -559,7 +676,7 @@
         <w:t xml:space="preserve"> </w:t>
       </w:r>
       <w:r>
-        <w:t xml:space="preserve">foreign word be recovered? The transcription is lossy — Chinese had no</w:t>
+        <w:t xml:space="preserve">foreign word be recovered? The transcription is lossy: Chinese had no</w:t>
       </w:r>
       <w:r>
         <w:t xml:space="preserve"> </w:t>
@@ -574,7 +691,7 @@
         <w:t xml:space="preserve"> </w:t>
       </w:r>
       <w:r>
-        <w:t xml:space="preserve">a restricted set of syllable shapes, and no way to write many foreign sounds — so the mapping</w:t>
+        <w:t xml:space="preserve">a restricted set of syllable shapes, and no way to write many foreign sounds, so the mapping</w:t>
       </w:r>
       <w:r>
         <w:t xml:space="preserve"> </w:t>
@@ -680,13 +797,7 @@
         <w:t xml:space="preserve"> </w:t>
       </w:r>
       <w:r>
-        <w:t xml:space="preserve">— "Sound</w:t>
-      </w:r>
-      <w:r>
-        <w:t xml:space="preserve"> </w:t>
-      </w:r>
-      <w:r>
-        <w:t xml:space="preserve">Law and Chance" — a study of what he called</w:t>
+        <w:t xml:space="preserve">("Sound Law and Chance"), a study of what he called</w:t>
       </w:r>
       <w:r>
         <w:t xml:space="preserve"> </w:t>
@@ -726,13 +837,7 @@
         <w:t xml:space="preserve"> </w:t>
       </w:r>
       <w:r>
-        <w:t xml:space="preserve">produces such resemblances in quantity, was Doerfer's case, and comparativists have a repertoire</w:t>
-      </w:r>
-      <w:r>
-        <w:t xml:space="preserve"> </w:t>
-      </w:r>
-      <w:r>
-        <w:t xml:space="preserve">of devices — he called them tricks — for making weak matches look strong. He included</w:t>
+        <w:t xml:space="preserve">produces such resemblances in quantity, was Doerfer's case, and comparativists have a repertoire of devices (he called them tricks) for making weak matches look strong. He included</w:t>
       </w:r>
       <w:r>
         <w:t xml:space="preserve"> </w:t>
@@ -769,6 +874,721 @@
       </w:r>
       <w:r>
         <w:t xml:space="preserve">be answered with numbers.</w:t>
+      </w:r>
+      <w:hyperlink w:anchor="r15">
+        <w:r>
+          <w:rPr>
+            <w:rStyle w:val="Hyperlink"/>
+            <w:vertAlign w:val="superscript"/>
+          </w:rPr>
+          <w:t xml:space="preserve">15</w:t>
+        </w:r>
+      </w:hyperlink>
+      <w:r>
+        <w:t xml:space="preserve"> </w:t>
+      </w:r>
+      <w:r>
+        <w:t xml:space="preserve">Sound laws, the reviewer</w:t>
+      </w:r>
+      <w:r>
+        <w:t xml:space="preserve"> </w:t>
+      </w:r>
+      <w:r>
+        <w:t xml:space="preserve">observed, are not deterministic but probabilistic, and the literature never says how</w:t>
+      </w:r>
+      <w:r>
+        <w:t xml:space="preserve"> </w:t>
+      </w:r>
+      <w:r>
+        <w:t xml:space="preserve">probabilistic they are permitted to be.</w:t>
+      </w:r>
+      <w:r>
+        <w:t xml:space="preserve"> </w:t>
+      </w:r>
+      <w:r>
+        <w:rPr>
+          <w:iCs/>
+          <w:i/>
+        </w:rPr>
+        <w:t xml:space="preserve">Is it a sound law if 49% of cases show the same</w:t>
+      </w:r>
+      <w:r>
+        <w:rPr>
+          <w:iCs/>
+          <w:i/>
+        </w:rPr>
+        <w:t xml:space="preserve"> </w:t>
+      </w:r>
+      <w:r>
+        <w:rPr>
+          <w:iCs/>
+          <w:i/>
+        </w:rPr>
+        <w:t xml:space="preserve">correspondence and 51% show something else?</w:t>
+      </w:r>
+      <w:r>
+        <w:t xml:space="preserve"> </w:t>
+      </w:r>
+      <w:r>
+        <w:t xml:space="preserve">Where does regularity stop? He proposed three classes: deterministic laws, holding without exception; strong probabilistic laws, where one</w:t>
+      </w:r>
+      <w:r>
+        <w:t xml:space="preserve"> </w:t>
+      </w:r>
+      <w:r>
+        <w:t xml:space="preserve">correspondence occurs in more than half of cases; and weak probabilistic laws, where one</w:t>
+      </w:r>
+      <w:r>
+        <w:t xml:space="preserve"> </w:t>
+      </w:r>
+      <w:r>
+        <w:t xml:space="preserve">correspondence is merely the most common, and could apply none of them, for want of counts.</w:t>
+      </w:r>
+    </w:p>
+    <w:p>
+      <w:pPr>
+        <w:pStyle w:val="BodyText"/>
+      </w:pPr>
+      <w:r>
+        <w:t xml:space="preserve">He also named the mathematics that was already available: the matching problem of Montmort</w:t>
+      </w:r>
+      <w:r>
+        <w:t xml:space="preserve"> </w:t>
+      </w:r>
+      <w:r>
+        <w:t xml:space="preserve">(1708), which asks how often two shuffled sequences agree by accident. The permutation nulls</w:t>
+      </w:r>
+      <w:r>
+        <w:t xml:space="preserve"> </w:t>
+      </w:r>
+      <w:r>
+        <w:t xml:space="preserve">used throughout this paper are that problem solved by simulation rather than by formula. What is</w:t>
+      </w:r>
+      <w:r>
+        <w:t xml:space="preserve"> </w:t>
+      </w:r>
+      <w:r>
+        <w:t xml:space="preserve">new here is not the method but the measurement: we compute the numbers on this material</w:t>
+      </w:r>
+      <w:r>
+        <w:t xml:space="preserve"> </w:t>
+      </w:r>
+      <w:r>
+        <w:t xml:space="preserve">instead of asserting them, which is what Doerfer was asking for.</w:t>
+      </w:r>
+    </w:p>
+    <w:bookmarkEnd w:id="24"/>
+    <w:bookmarkStart w:id="29" w:name="resources"/>
+    <w:p>
+      <w:pPr>
+        <w:pStyle w:val="Heading2"/>
+      </w:pPr>
+      <w:r>
+        <w:t xml:space="preserve">3</w:t>
+      </w:r>
+      <w:r>
+        <w:t xml:space="preserve"> </w:t>
+      </w:r>
+      <w:r>
+        <w:t xml:space="preserve">Resources</w:t>
+      </w:r>
+    </w:p>
+    <w:p>
+      <w:pPr>
+        <w:pStyle w:val="FirstParagraph"/>
+      </w:pPr>
+      <w:r>
+        <w:t xml:space="preserve">A learned model needs examples, and for this problem almost none existed as data. We built five</w:t>
+      </w:r>
+      <w:r>
+        <w:t xml:space="preserve"> </w:t>
+      </w:r>
+      <w:r>
+        <w:t xml:space="preserve">datasets: three of transcription pairs, and two lexicons of Turkic itself. We release or make</w:t>
+      </w:r>
+      <w:r>
+        <w:t xml:space="preserve"> </w:t>
+      </w:r>
+      <w:r>
+        <w:t xml:space="preserve">reproducible all of them; §12 sets out which is which and why.</w:t>
+      </w:r>
+    </w:p>
+    <w:bookmarkStart w:id="25" w:name="corpus-1-secret-history-of-the-mongols"/>
+    <w:p>
+      <w:pPr>
+        <w:pStyle w:val="Heading3"/>
+      </w:pPr>
+      <w:r>
+        <w:t xml:space="preserve">3.1  Corpus 1:</w:t>
+      </w:r>
+      <w:r>
+        <w:t xml:space="preserve"> </w:t>
+      </w:r>
+      <w:r>
+        <w:rPr>
+          <w:iCs/>
+          <w:i/>
+        </w:rPr>
+        <w:t xml:space="preserve">Secret History of the Mongols</w:t>
+      </w:r>
+    </w:p>
+    <w:p>
+      <w:pPr>
+        <w:pStyle w:val="FirstParagraph"/>
+      </w:pPr>
+      <w:r>
+        <w:t xml:space="preserve">The</w:t>
+      </w:r>
+      <w:r>
+        <w:t xml:space="preserve"> </w:t>
+      </w:r>
+      <w:r>
+        <w:rPr>
+          <w:iCs/>
+          <w:i/>
+        </w:rPr>
+        <w:t xml:space="preserve">Secret History</w:t>
+      </w:r>
+      <w:r>
+        <w:t xml:space="preserve"> </w:t>
+      </w:r>
+      <w:r>
+        <w:t xml:space="preserve">is a thirteenth-century Mongolian chronicle preserved only in</w:t>
+      </w:r>
+      <w:r>
+        <w:t xml:space="preserve"> </w:t>
+      </w:r>
+      <w:r>
+        <w:t xml:space="preserve">Chinese characters used phonetically, with an interlinear gloss. It is the largest known</w:t>
+      </w:r>
+      <w:r>
+        <w:t xml:space="preserve"> </w:t>
+      </w:r>
+      <w:r>
+        <w:t xml:space="preserve">parallel text of its kind, and it had not been extracted as aligned pairs. Parsing the digital</w:t>
+      </w:r>
+      <w:r>
+        <w:t xml:space="preserve"> </w:t>
+      </w:r>
+      <w:r>
+        <w:t xml:space="preserve">edition yields</w:t>
+      </w:r>
+      <w:r>
+        <w:t xml:space="preserve"> </w:t>
+      </w:r>
+      <w:r>
+        <w:rPr>
+          <w:bCs/>
+          <w:b/>
+        </w:rPr>
+        <w:t xml:space="preserve">9,329 Chinese–Mongolian transcription pairs</w:t>
+      </w:r>
+      <w:r>
+        <w:t xml:space="preserve">.</w:t>
+      </w:r>
+    </w:p>
+    <w:p>
+      <w:pPr>
+        <w:pStyle w:val="BodyText"/>
+      </w:pPr>
+      <w:r>
+        <w:t xml:space="preserve">One detail decided whether the extraction worked. In the source encoding, a Chinese character</w:t>
+      </w:r>
+      <w:r>
+        <w:t xml:space="preserve"> </w:t>
+      </w:r>
+      <w:r>
+        <w:t xml:space="preserve">followed by U+180B (a Mongolian free variation selector) marks an</w:t>
+      </w:r>
+      <w:r>
+        <w:t xml:space="preserve"> </w:t>
+      </w:r>
+      <w:r>
+        <w:rPr>
+          <w:iCs/>
+          <w:i/>
+        </w:rPr>
+        <w:t xml:space="preserve">annotation</w:t>
+      </w:r>
+      <w:r>
+        <w:t xml:space="preserve">, not part</w:t>
+      </w:r>
+      <w:r>
+        <w:t xml:space="preserve"> </w:t>
+      </w:r>
+      <w:r>
+        <w:t xml:space="preserve">of the transcription. Treating those as data corrupts roughly a fifth of the corpus; the rule is</w:t>
+      </w:r>
+      <w:r>
+        <w:t xml:space="preserve"> </w:t>
+      </w:r>
+      <w:r>
+        <w:t xml:space="preserve">one line, and finding it took considerably longer. Length agreement between the Chinese and</w:t>
+      </w:r>
+      <w:r>
+        <w:t xml:space="preserve"> </w:t>
+      </w:r>
+      <w:r>
+        <w:t xml:space="preserve">Mongolian sides is 93.4%, which is the internal check that the alignment is real.</w:t>
+      </w:r>
+    </w:p>
+    <w:bookmarkEnd w:id="25"/>
+    <w:bookmarkStart w:id="26" w:name="corpus-2-ligetis-sino-uyghur-vocabulary"/>
+    <w:p>
+      <w:pPr>
+        <w:pStyle w:val="Heading3"/>
+      </w:pPr>
+      <w:r>
+        <w:t xml:space="preserve">3.2  Corpus 2: Ligeti's Sino-Uyghur vocabulary</w:t>
+      </w:r>
+    </w:p>
+    <w:p>
+      <w:pPr>
+        <w:pStyle w:val="FirstParagraph"/>
+      </w:pPr>
+      <w:r>
+        <w:t xml:space="preserve">Ligeti published a Ming-dynasty Chinese–Uyghur glossary in two instalments in</w:t>
+      </w:r>
+      <w:r>
+        <w:t xml:space="preserve"> </w:t>
+      </w:r>
+      <w:r>
+        <w:rPr>
+          <w:iCs/>
+          <w:i/>
+        </w:rPr>
+        <w:t xml:space="preserve">Acta Orientalia</w:t>
+      </w:r>
+      <w:r>
+        <w:t xml:space="preserve">.</w:t>
+      </w:r>
+      <w:hyperlink w:anchor="r17">
+        <w:r>
+          <w:rPr>
+            <w:rStyle w:val="Hyperlink"/>
+            <w:vertAlign w:val="superscript"/>
+          </w:rPr>
+          <w:t xml:space="preserve">17</w:t>
+        </w:r>
+      </w:hyperlink>
+      <w:r>
+        <w:rPr>
+          <w:vertAlign w:val="superscript"/>
+        </w:rPr>
+        <w:t xml:space="preserve">,</w:t>
+      </w:r>
+      <w:hyperlink w:anchor="r18">
+        <w:r>
+          <w:rPr>
+            <w:rStyle w:val="Hyperlink"/>
+            <w:vertAlign w:val="superscript"/>
+          </w:rPr>
+          <w:t xml:space="preserve">18</w:t>
+        </w:r>
+      </w:hyperlink>
+      <w:r>
+        <w:t xml:space="preserve"> </w:t>
+      </w:r>
+      <w:r>
+        <w:t xml:space="preserve">The</w:t>
+      </w:r>
+      <w:r>
+        <w:t xml:space="preserve"> </w:t>
+      </w:r>
+      <w:r>
+        <w:t xml:space="preserve">Turkic forms are given in Latin transcription and the Chinese in EFEO romanisation, which makes</w:t>
+      </w:r>
+      <w:r>
+        <w:t xml:space="preserve"> </w:t>
+      </w:r>
+      <w:r>
+        <w:t xml:space="preserve">the text parseable in principle and awkward in practice. Extraction yields</w:t>
+      </w:r>
+      <w:r>
+        <w:t xml:space="preserve"> </w:t>
+      </w:r>
+      <w:r>
+        <w:rPr>
+          <w:bCs/>
+          <w:b/>
+        </w:rPr>
+        <w:t xml:space="preserve">594</w:t>
+      </w:r>
+      <w:r>
+        <w:rPr>
+          <w:bCs/>
+          <w:b/>
+        </w:rPr>
+        <w:t xml:space="preserve"> </w:t>
+      </w:r>
+      <w:r>
+        <w:rPr>
+          <w:bCs/>
+          <w:b/>
+        </w:rPr>
+        <w:t xml:space="preserve">Turkic–Chinese pairs</w:t>
+      </w:r>
+      <w:r>
+        <w:t xml:space="preserve">.</w:t>
+      </w:r>
+    </w:p>
+    <w:p>
+      <w:pPr>
+        <w:pStyle w:val="BodyText"/>
+      </w:pPr>
+      <w:r>
+        <w:t xml:space="preserve">We had to handle four properties of the typography: the apostrophe is U+2019 rather than</w:t>
+      </w:r>
+      <w:r>
+        <w:t xml:space="preserve"> </w:t>
+      </w:r>
+      <w:r>
+        <w:t xml:space="preserve">ASCII, Turkic forms may contain spaces, footnote digits intervene before the gloss, and the</w:t>
+      </w:r>
+      <w:r>
+        <w:t xml:space="preserve"> </w:t>
+      </w:r>
+      <w:r>
+        <w:t xml:space="preserve">Turkic form is not always at the start of a line. Our first pass missed them and returned 297</w:t>
+      </w:r>
+      <w:r>
+        <w:t xml:space="preserve"> </w:t>
+      </w:r>
+      <w:r>
+        <w:t xml:space="preserve">pairs, half of them wrong. A further trap was structural rather than typographic: journal</w:t>
+      </w:r>
+      <w:r>
+        <w:t xml:space="preserve"> </w:t>
+      </w:r>
+      <w:r>
+        <w:t xml:space="preserve">running heads carry the author's name on verso pages, so a filter written for the article title</w:t>
+      </w:r>
+      <w:r>
+        <w:t xml:space="preserve"> </w:t>
+      </w:r>
+      <w:r>
+        <w:t xml:space="preserve">alone silently discarded half the article.</w:t>
+      </w:r>
+    </w:p>
+    <w:bookmarkEnd w:id="26"/>
+    <w:bookmarkStart w:id="27" w:name="Xd0877e6c3aa15b7ffb37e65861a004db6757546"/>
+    <w:p>
+      <w:pPr>
+        <w:pStyle w:val="Heading3"/>
+      </w:pPr>
+      <w:r>
+        <w:t xml:space="preserve">3.3  Corpus 3: verified Buddhist Sanskrit transcriptions</w:t>
+      </w:r>
+    </w:p>
+    <w:p>
+      <w:pPr>
+        <w:pStyle w:val="FirstParagraph"/>
+      </w:pPr>
+      <w:r>
+        <w:t xml:space="preserve">Buddhist translators into Chinese used two devices:</w:t>
+      </w:r>
+      <w:r>
+        <w:t xml:space="preserve"> </w:t>
+      </w:r>
+      <w:r>
+        <w:t xml:space="preserve">音譯</w:t>
+      </w:r>
+      <w:r>
+        <w:t xml:space="preserve">, spelling a</w:t>
+      </w:r>
+      <w:r>
+        <w:t xml:space="preserve"> </w:t>
+      </w:r>
+      <w:r>
+        <w:t xml:space="preserve">Sanskrit word by sound, and</w:t>
+      </w:r>
+      <w:r>
+        <w:t xml:space="preserve"> </w:t>
+      </w:r>
+      <w:r>
+        <w:t xml:space="preserve">意譯</w:t>
+      </w:r>
+      <w:r>
+        <w:t xml:space="preserve">, translating its meaning. Only the</w:t>
+      </w:r>
+      <w:r>
+        <w:t xml:space="preserve"> </w:t>
+      </w:r>
+      <w:r>
+        <w:t xml:space="preserve">first is transcription. A 27,110-entry terminology dictionary mixes them without marking which</w:t>
+      </w:r>
+      <w:r>
+        <w:t xml:space="preserve"> </w:t>
+      </w:r>
+      <w:r>
+        <w:t xml:space="preserve">is which, and the two are not separable by inspection.</w:t>
+      </w:r>
+    </w:p>
+    <w:p>
+      <w:pPr>
+        <w:pStyle w:val="BodyText"/>
+      </w:pPr>
+      <w:r>
+        <w:t xml:space="preserve">Two approaches failed before one worked. Character-set membership admits</w:t>
+      </w:r>
+      <w:r>
+        <w:t xml:space="preserve"> </w:t>
+      </w:r>
+      <w:r>
+        <w:t xml:space="preserve">福慧</w:t>
+      </w:r>
+      <w:r>
+        <w:t xml:space="preserve"> </w:t>
+      </w:r>
+      <w:r>
+        <w:t xml:space="preserve">for</w:t>
+      </w:r>
+      <w:r>
+        <w:t xml:space="preserve"> </w:t>
+      </w:r>
+      <w:r>
+        <w:rPr>
+          <w:iCs/>
+          <w:i/>
+        </w:rPr>
+        <w:t xml:space="preserve">puṇya</w:t>
+      </w:r>
+      <w:r>
+        <w:t xml:space="preserve">, which is a calque. Exclusivity, treating a</w:t>
+      </w:r>
+      <w:r>
+        <w:t xml:space="preserve"> </w:t>
+      </w:r>
+      <w:r>
+        <w:t xml:space="preserve">character as phonetic only if it never appears in a translation, collapsed the corpus to 67</w:t>
+      </w:r>
+      <w:r>
+        <w:t xml:space="preserve"> </w:t>
+      </w:r>
+      <w:r>
+        <w:t xml:space="preserve">pairs. What worked was phonetic verification: score each candidate against the Later Han reading</w:t>
+      </w:r>
+      <w:r>
+        <w:t xml:space="preserve"> </w:t>
+      </w:r>
+      <w:r>
+        <w:t xml:space="preserve">of its characters and keep only those whose sound actually matches. The result is</w:t>
+      </w:r>
+      <w:r>
+        <w:t xml:space="preserve"> </w:t>
+      </w:r>
+      <w:r>
+        <w:rPr>
+          <w:bCs/>
+          <w:b/>
+        </w:rPr>
+        <w:t xml:space="preserve">1,017</w:t>
+      </w:r>
+      <w:r>
+        <w:rPr>
+          <w:bCs/>
+          <w:b/>
+        </w:rPr>
+        <w:t xml:space="preserve"> </w:t>
+      </w:r>
+      <w:r>
+        <w:rPr>
+          <w:bCs/>
+          <w:b/>
+        </w:rPr>
+        <w:t xml:space="preserve">verified pairs</w:t>
+      </w:r>
+      <w:r>
+        <w:t xml:space="preserve">, and we keep the 7,480 rejected entries separately so anyone</w:t>
+      </w:r>
+      <w:r>
+        <w:t xml:space="preserve"> </w:t>
+      </w:r>
+      <w:r>
+        <w:t xml:space="preserve">can audit the decision. The induced</w:t>
+      </w:r>
+      <w:r>
+        <w:t xml:space="preserve"> </w:t>
+      </w:r>
+      <w:r>
+        <w:t xml:space="preserve">音譯</w:t>
+      </w:r>
+      <w:r>
+        <w:t xml:space="preserve"> </w:t>
+      </w:r>
+      <w:r>
+        <w:t xml:space="preserve">inventory matches the standard akṣara</w:t>
+      </w:r>
+      <w:r>
+        <w:t xml:space="preserve"> </w:t>
+      </w:r>
+      <w:r>
+        <w:t xml:space="preserve">table, which is an external check that the filter found something real.</w:t>
+      </w:r>
+    </w:p>
+    <w:bookmarkEnd w:id="27"/>
+    <w:bookmarkStart w:id="28" w:name="X546f6c092dd463e7977795d7f2920b1b60399cd"/>
+    <w:p>
+      <w:pPr>
+        <w:pStyle w:val="Heading3"/>
+      </w:pPr>
+      <w:r>
+        <w:t xml:space="preserve">3.4  Lexicons 1 and 2: Kāşgarî and the</w:t>
+      </w:r>
+      <w:r>
+        <w:t xml:space="preserve"> </w:t>
+      </w:r>
+      <w:r>
+        <w:rPr>
+          <w:iCs/>
+          <w:i/>
+        </w:rPr>
+        <w:t xml:space="preserve">Codex Cumanicus</w:t>
+      </w:r>
+    </w:p>
+    <w:p>
+      <w:pPr>
+        <w:pStyle w:val="FirstParagraph"/>
+      </w:pPr>
+      <w:r>
+        <w:t xml:space="preserve">The tests in §6 need something the three corpora are not: dictionaries of Turkic itself, from</w:t>
+      </w:r>
+      <w:r>
+        <w:t xml:space="preserve"> </w:t>
+      </w:r>
+      <w:r>
+        <w:t xml:space="preserve">near the period, against which a reading can be looked up. We found no downloadable dataset of either, so we extracted both.</w:t>
+      </w:r>
+    </w:p>
+    <w:p>
+      <w:pPr>
+        <w:pStyle w:val="BodyText"/>
+      </w:pPr>
+      <w:r>
+        <w:t xml:space="preserve">Kāşgarlı Mahmud's</w:t>
+      </w:r>
+      <w:r>
+        <w:t xml:space="preserve"> </w:t>
+      </w:r>
+      <w:r>
+        <w:rPr>
+          <w:iCs/>
+          <w:i/>
+        </w:rPr>
+        <w:t xml:space="preserve">Dīwān Lughāt al-Turk</w:t>
+      </w:r>
+      <w:r>
+        <w:t xml:space="preserve"> </w:t>
+      </w:r>
+      <w:r>
+        <w:t xml:space="preserve">(1072–77) is the earliest dictionary of any</w:t>
+      </w:r>
+      <w:r>
+        <w:t xml:space="preserve"> </w:t>
+      </w:r>
+      <w:r>
+        <w:t xml:space="preserve">Turkic language.</w:t>
+      </w:r>
+      <w:hyperlink w:anchor="r12">
+        <w:r>
+          <w:rPr>
+            <w:rStyle w:val="Hyperlink"/>
+            <w:vertAlign w:val="superscript"/>
+          </w:rPr>
+          <w:t xml:space="preserve">12</w:t>
+        </w:r>
+      </w:hyperlink>
+      <w:r>
+        <w:t xml:space="preserve"> </w:t>
+      </w:r>
+      <w:r>
+        <w:t xml:space="preserve">The Türk Dil Kurumu index volume has a</w:t>
+      </w:r>
+      <w:r>
+        <w:t xml:space="preserve"> </w:t>
+      </w:r>
+      <w:r>
+        <w:t xml:space="preserve">machine-readable text layer; parsing it yields</w:t>
+      </w:r>
+      <w:r>
+        <w:t xml:space="preserve"> </w:t>
+      </w:r>
+      <w:r>
+        <w:rPr>
+          <w:bCs/>
+          <w:b/>
+        </w:rPr>
+        <w:t xml:space="preserve">6,820 headwords</w:t>
+      </w:r>
+      <w:r>
+        <w:t xml:space="preserve"> </w:t>
+      </w:r>
+      <w:r>
+        <w:t xml:space="preserve">with Kāşgarî's</w:t>
+      </w:r>
+      <w:r>
+        <w:t xml:space="preserve"> </w:t>
+      </w:r>
+      <w:r>
+        <w:t xml:space="preserve">Turkish glosses and his volume-and-page references.</w:t>
+      </w:r>
+    </w:p>
+    <w:p>
+      <w:pPr>
+        <w:pStyle w:val="BodyText"/>
+      </w:pPr>
+      <w:r>
+        <w:t xml:space="preserve">The</w:t>
+      </w:r>
+      <w:r>
+        <w:t xml:space="preserve"> </w:t>
+      </w:r>
+      <w:r>
+        <w:rPr>
+          <w:iCs/>
+          <w:i/>
+        </w:rPr>
+        <w:t xml:space="preserve">Codex Cumanicus</w:t>
+      </w:r>
+      <w:r>
+        <w:t xml:space="preserve"> </w:t>
+      </w:r>
+      <w:r>
+        <w:t xml:space="preserve">(c. 1300) records Kipchak Turkic, compiled by Italian merchants</w:t>
+      </w:r>
+      <w:r>
+        <w:t xml:space="preserve"> </w:t>
+      </w:r>
+      <w:r>
+        <w:t xml:space="preserve">and German missionaries, outsiders writing down a language they did not speak, which is the</w:t>
+      </w:r>
+      <w:r>
+        <w:t xml:space="preserve"> </w:t>
+      </w:r>
+      <w:r>
+        <w:t xml:space="preserve">position the Chinese scribes were in. Géza Kuun's 1880 edition prints a Cumano-Latin vocabulary;</w:t>
+      </w:r>
+      <w:r>
+        <w:t xml:space="preserve"> </w:t>
+      </w:r>
+      <w:r>
+        <w:t xml:space="preserve">parsing it yields</w:t>
+      </w:r>
+      <w:r>
+        <w:t xml:space="preserve"> </w:t>
+      </w:r>
+      <w:r>
+        <w:rPr>
+          <w:bCs/>
+          <w:b/>
+        </w:rPr>
+        <w:t xml:space="preserve">2,110 headwords</w:t>
+      </w:r>
+      <w:r>
+        <w:t xml:space="preserve"> </w:t>
+      </w:r>
+      <w:r>
+        <w:t xml:space="preserve">with Latin glosses.</w:t>
       </w:r>
       <w:hyperlink w:anchor="r14">
         <w:r>
@@ -783,734 +1603,7 @@
         <w:t xml:space="preserve"> </w:t>
       </w:r>
       <w:r>
-        <w:t xml:space="preserve">Sound laws, the reviewer</w:t>
-      </w:r>
-      <w:r>
-        <w:t xml:space="preserve"> </w:t>
-      </w:r>
-      <w:r>
-        <w:t xml:space="preserve">observed, are not deterministic but probabilistic, and the literature never says how</w:t>
-      </w:r>
-      <w:r>
-        <w:t xml:space="preserve"> </w:t>
-      </w:r>
-      <w:r>
-        <w:t xml:space="preserve">probabilistic they are permitted to be.</w:t>
-      </w:r>
-      <w:r>
-        <w:t xml:space="preserve"> </w:t>
-      </w:r>
-      <w:r>
-        <w:rPr>
-          <w:iCs/>
-          <w:i/>
-        </w:rPr>
-        <w:t xml:space="preserve">Is it a sound law if 49% of cases show the same</w:t>
-      </w:r>
-      <w:r>
-        <w:rPr>
-          <w:iCs/>
-          <w:i/>
-        </w:rPr>
-        <w:t xml:space="preserve"> </w:t>
-      </w:r>
-      <w:r>
-        <w:rPr>
-          <w:iCs/>
-          <w:i/>
-        </w:rPr>
-        <w:t xml:space="preserve">correspondence and 51% show something else?</w:t>
-      </w:r>
-      <w:r>
-        <w:t xml:space="preserve"> </w:t>
-      </w:r>
-      <w:r>
-        <w:t xml:space="preserve">Where does regularity stop? He proposed three</w:t>
-      </w:r>
-      <w:r>
-        <w:t xml:space="preserve"> </w:t>
-      </w:r>
-      <w:r>
-        <w:t xml:space="preserve">classes — deterministic laws, holding without exception; strong probabilistic laws, where one</w:t>
-      </w:r>
-      <w:r>
-        <w:t xml:space="preserve"> </w:t>
-      </w:r>
-      <w:r>
-        <w:t xml:space="preserve">correspondence occurs in more than half of cases; and weak probabilistic laws, where one</w:t>
-      </w:r>
-      <w:r>
-        <w:t xml:space="preserve"> </w:t>
-      </w:r>
-      <w:r>
-        <w:t xml:space="preserve">correspondence is merely the most common — and could apply none of them, for want of counts.</w:t>
-      </w:r>
-    </w:p>
-    <w:p>
-      <w:pPr>
-        <w:pStyle w:val="BodyText"/>
-      </w:pPr>
-      <w:r>
-        <w:t xml:space="preserve">He also named the mathematics that was already available: the matching problem of Montmort</w:t>
-      </w:r>
-      <w:r>
-        <w:t xml:space="preserve"> </w:t>
-      </w:r>
-      <w:r>
-        <w:t xml:space="preserve">(1708), which asks how often two shuffled sequences agree by accident. The permutation nulls</w:t>
-      </w:r>
-      <w:r>
-        <w:t xml:space="preserve"> </w:t>
-      </w:r>
-      <w:r>
-        <w:t xml:space="preserve">used throughout this paper are that problem solved by simulation rather than by formula. What is</w:t>
-      </w:r>
-      <w:r>
-        <w:t xml:space="preserve"> </w:t>
-      </w:r>
-      <w:r>
-        <w:t xml:space="preserve">new here is not the method but the measurement: the numbers are computed on this material</w:t>
-      </w:r>
-      <w:r>
-        <w:t xml:space="preserve"> </w:t>
-      </w:r>
-      <w:r>
-        <w:t xml:space="preserve">instead of asserted, which is what Doerfer was asking for.</w:t>
-      </w:r>
-    </w:p>
-    <w:bookmarkEnd w:id="24"/>
-    <w:bookmarkStart w:id="29" w:name="resources"/>
-    <w:p>
-      <w:pPr>
-        <w:pStyle w:val="Heading2"/>
-      </w:pPr>
-      <w:r>
-        <w:t xml:space="preserve">3</w:t>
-      </w:r>
-      <w:r>
-        <w:t xml:space="preserve"> </w:t>
-      </w:r>
-      <w:r>
-        <w:t xml:space="preserve">Resources</w:t>
-      </w:r>
-    </w:p>
-    <w:p>
-      <w:pPr>
-        <w:pStyle w:val="FirstParagraph"/>
-      </w:pPr>
-      <w:r>
-        <w:t xml:space="preserve">A learned model needs examples, and for this problem almost none existed as data. Five</w:t>
-      </w:r>
-      <w:r>
-        <w:t xml:space="preserve"> </w:t>
-      </w:r>
-      <w:r>
-        <w:t xml:space="preserve">datasets were built: three of transcription pairs, and two lexicons of Turkic itself. All are</w:t>
-      </w:r>
-      <w:r>
-        <w:t xml:space="preserve"> </w:t>
-      </w:r>
-      <w:r>
-        <w:t xml:space="preserve">released or reproducible; §12 sets out which is which and why.</w:t>
-      </w:r>
-    </w:p>
-    <w:bookmarkStart w:id="25" w:name="corpus-1-secret-history-of-the-mongols"/>
-    <w:p>
-      <w:pPr>
-        <w:pStyle w:val="Heading3"/>
-      </w:pPr>
-      <w:r>
-        <w:t xml:space="preserve">3.1  Corpus 1 —</w:t>
-      </w:r>
-      <w:r>
-        <w:t xml:space="preserve"> </w:t>
-      </w:r>
-      <w:r>
-        <w:rPr>
-          <w:iCs/>
-          <w:i/>
-        </w:rPr>
-        <w:t xml:space="preserve">Secret History of the Mongols</w:t>
-      </w:r>
-    </w:p>
-    <w:p>
-      <w:pPr>
-        <w:pStyle w:val="FirstParagraph"/>
-      </w:pPr>
-      <w:r>
-        <w:t xml:space="preserve">The</w:t>
-      </w:r>
-      <w:r>
-        <w:t xml:space="preserve"> </w:t>
-      </w:r>
-      <w:r>
-        <w:rPr>
-          <w:iCs/>
-          <w:i/>
-        </w:rPr>
-        <w:t xml:space="preserve">Secret History</w:t>
-      </w:r>
-      <w:r>
-        <w:t xml:space="preserve"> </w:t>
-      </w:r>
-      <w:r>
-        <w:t xml:space="preserve">is a thirteenth-century Mongolian chronicle preserved only in</w:t>
-      </w:r>
-      <w:r>
-        <w:t xml:space="preserve"> </w:t>
-      </w:r>
-      <w:r>
-        <w:t xml:space="preserve">Chinese characters used phonetically, with an interlinear gloss. It is the largest known</w:t>
-      </w:r>
-      <w:r>
-        <w:t xml:space="preserve"> </w:t>
-      </w:r>
-      <w:r>
-        <w:t xml:space="preserve">parallel text of its kind, and it had not been extracted as aligned pairs. Parsing the digital</w:t>
-      </w:r>
-      <w:r>
-        <w:t xml:space="preserve"> </w:t>
-      </w:r>
-      <w:r>
-        <w:t xml:space="preserve">edition yields</w:t>
-      </w:r>
-      <w:r>
-        <w:t xml:space="preserve"> </w:t>
-      </w:r>
-      <w:r>
-        <w:rPr>
-          <w:bCs/>
-          <w:b/>
-        </w:rPr>
-        <w:t xml:space="preserve">9,329 Chinese–Mongolian transcription pairs</w:t>
-      </w:r>
-      <w:r>
-        <w:t xml:space="preserve">.</w:t>
-      </w:r>
-    </w:p>
-    <w:p>
-      <w:pPr>
-        <w:pStyle w:val="BodyText"/>
-      </w:pPr>
-      <w:r>
-        <w:t xml:space="preserve">One detail decided whether the extraction worked. In the source encoding, a Chinese character</w:t>
-      </w:r>
-      <w:r>
-        <w:t xml:space="preserve"> </w:t>
-      </w:r>
-      <w:r>
-        <w:t xml:space="preserve">followed by U+180B (a Mongolian free variation selector) marks an</w:t>
-      </w:r>
-      <w:r>
-        <w:t xml:space="preserve"> </w:t>
-      </w:r>
-      <w:r>
-        <w:rPr>
-          <w:iCs/>
-          <w:i/>
-        </w:rPr>
-        <w:t xml:space="preserve">annotation</w:t>
-      </w:r>
-      <w:r>
-        <w:t xml:space="preserve">, not part</w:t>
-      </w:r>
-      <w:r>
-        <w:t xml:space="preserve"> </w:t>
-      </w:r>
-      <w:r>
-        <w:t xml:space="preserve">of the transcription. Treating those as data corrupts roughly a fifth of the corpus; the rule is</w:t>
-      </w:r>
-      <w:r>
-        <w:t xml:space="preserve"> </w:t>
-      </w:r>
-      <w:r>
-        <w:t xml:space="preserve">one line, and finding it took considerably longer. Length agreement between the Chinese and</w:t>
-      </w:r>
-      <w:r>
-        <w:t xml:space="preserve"> </w:t>
-      </w:r>
-      <w:r>
-        <w:t xml:space="preserve">Mongolian sides is 93.4%, which is the internal check that the alignment is real.</w:t>
-      </w:r>
-    </w:p>
-    <w:bookmarkEnd w:id="25"/>
-    <w:bookmarkStart w:id="26" w:name="corpus-2-ligetis-sino-uyghur-vocabulary"/>
-    <w:p>
-      <w:pPr>
-        <w:pStyle w:val="Heading3"/>
-      </w:pPr>
-      <w:r>
-        <w:t xml:space="preserve">3.2  Corpus 2 — Ligeti's Sino-Uyghur vocabulary</w:t>
-      </w:r>
-    </w:p>
-    <w:p>
-      <w:pPr>
-        <w:pStyle w:val="FirstParagraph"/>
-      </w:pPr>
-      <w:r>
-        <w:t xml:space="preserve">Ligeti published a Ming-dynasty Chinese–Uyghur glossary in two instalments in</w:t>
-      </w:r>
-      <w:r>
-        <w:t xml:space="preserve"> </w:t>
-      </w:r>
-      <w:r>
-        <w:rPr>
-          <w:iCs/>
-          <w:i/>
-        </w:rPr>
-        <w:t xml:space="preserve">Acta Orientalia</w:t>
-      </w:r>
-      <w:r>
-        <w:t xml:space="preserve">.</w:t>
-      </w:r>
-      <w:hyperlink w:anchor="r16">
-        <w:r>
-          <w:rPr>
-            <w:rStyle w:val="Hyperlink"/>
-            <w:vertAlign w:val="superscript"/>
-          </w:rPr>
-          <w:t xml:space="preserve">16</w:t>
-        </w:r>
-      </w:hyperlink>
-      <w:r>
-        <w:rPr>
-          <w:vertAlign w:val="superscript"/>
-        </w:rPr>
-        <w:t xml:space="preserve">,</w:t>
-      </w:r>
-      <w:hyperlink w:anchor="r17">
-        <w:r>
-          <w:rPr>
-            <w:rStyle w:val="Hyperlink"/>
-            <w:vertAlign w:val="superscript"/>
-          </w:rPr>
-          <w:t xml:space="preserve">17</w:t>
-        </w:r>
-      </w:hyperlink>
-      <w:r>
-        <w:t xml:space="preserve"> </w:t>
-      </w:r>
-      <w:r>
-        <w:t xml:space="preserve">The</w:t>
-      </w:r>
-      <w:r>
-        <w:t xml:space="preserve"> </w:t>
-      </w:r>
-      <w:r>
-        <w:t xml:space="preserve">Turkic forms are given in Latin transcription and the Chinese in EFEO romanisation, which makes</w:t>
-      </w:r>
-      <w:r>
-        <w:t xml:space="preserve"> </w:t>
-      </w:r>
-      <w:r>
-        <w:t xml:space="preserve">the text parseable in principle and awkward in practice. Extraction yields</w:t>
-      </w:r>
-      <w:r>
-        <w:t xml:space="preserve"> </w:t>
-      </w:r>
-      <w:r>
-        <w:rPr>
-          <w:bCs/>
-          <w:b/>
-        </w:rPr>
-        <w:t xml:space="preserve">594</w:t>
-      </w:r>
-      <w:r>
-        <w:rPr>
-          <w:bCs/>
-          <w:b/>
-        </w:rPr>
-        <w:t xml:space="preserve"> </w:t>
-      </w:r>
-      <w:r>
-        <w:rPr>
-          <w:bCs/>
-          <w:b/>
-        </w:rPr>
-        <w:t xml:space="preserve">Turkic–Chinese pairs</w:t>
-      </w:r>
-      <w:r>
-        <w:t xml:space="preserve">.</w:t>
-      </w:r>
-    </w:p>
-    <w:p>
-      <w:pPr>
-        <w:pStyle w:val="BodyText"/>
-      </w:pPr>
-      <w:r>
-        <w:t xml:space="preserve">Four properties of the typography had to be handled: the apostrophe is U+2019 rather than</w:t>
-      </w:r>
-      <w:r>
-        <w:t xml:space="preserve"> </w:t>
-      </w:r>
-      <w:r>
-        <w:t xml:space="preserve">ASCII, Turkic forms may contain spaces, footnote digits intervene before the gloss, and the</w:t>
-      </w:r>
-      <w:r>
-        <w:t xml:space="preserve"> </w:t>
-      </w:r>
-      <w:r>
-        <w:t xml:space="preserve">Turkic form is not always at the start of a line. A first pass that missed these returned 297</w:t>
-      </w:r>
-      <w:r>
-        <w:t xml:space="preserve"> </w:t>
-      </w:r>
-      <w:r>
-        <w:t xml:space="preserve">pairs, half of them wrong. A further trap was structural rather than typographic: journal</w:t>
-      </w:r>
-      <w:r>
-        <w:t xml:space="preserve"> </w:t>
-      </w:r>
-      <w:r>
-        <w:t xml:space="preserve">running heads carry the author's name on verso pages, so a filter written for the article title</w:t>
-      </w:r>
-      <w:r>
-        <w:t xml:space="preserve"> </w:t>
-      </w:r>
-      <w:r>
-        <w:t xml:space="preserve">alone silently discarded half the article.</w:t>
-      </w:r>
-    </w:p>
-    <w:bookmarkEnd w:id="26"/>
-    <w:bookmarkStart w:id="27" w:name="Xd0877e6c3aa15b7ffb37e65861a004db6757546"/>
-    <w:p>
-      <w:pPr>
-        <w:pStyle w:val="Heading3"/>
-      </w:pPr>
-      <w:r>
-        <w:t xml:space="preserve">3.3  Corpus 3 — verified Buddhist Sanskrit transcriptions</w:t>
-      </w:r>
-    </w:p>
-    <w:p>
-      <w:pPr>
-        <w:pStyle w:val="FirstParagraph"/>
-      </w:pPr>
-      <w:r>
-        <w:t xml:space="preserve">Buddhist translators into Chinese used two devices:</w:t>
-      </w:r>
-      <w:r>
-        <w:t xml:space="preserve"> </w:t>
-      </w:r>
-      <w:r>
-        <w:t xml:space="preserve">音譯</w:t>
-      </w:r>
-      <w:r>
-        <w:t xml:space="preserve">, spelling a</w:t>
-      </w:r>
-      <w:r>
-        <w:t xml:space="preserve"> </w:t>
-      </w:r>
-      <w:r>
-        <w:t xml:space="preserve">Sanskrit word by sound, and</w:t>
-      </w:r>
-      <w:r>
-        <w:t xml:space="preserve"> </w:t>
-      </w:r>
-      <w:r>
-        <w:t xml:space="preserve">意譯</w:t>
-      </w:r>
-      <w:r>
-        <w:t xml:space="preserve">, translating its meaning. Only the</w:t>
-      </w:r>
-      <w:r>
-        <w:t xml:space="preserve"> </w:t>
-      </w:r>
-      <w:r>
-        <w:t xml:space="preserve">first is transcription. A 27,110-entry terminology dictionary mixes them without marking which</w:t>
-      </w:r>
-      <w:r>
-        <w:t xml:space="preserve"> </w:t>
-      </w:r>
-      <w:r>
-        <w:t xml:space="preserve">is which, and the two are not separable by inspection.</w:t>
-      </w:r>
-    </w:p>
-    <w:p>
-      <w:pPr>
-        <w:pStyle w:val="BodyText"/>
-      </w:pPr>
-      <w:r>
-        <w:t xml:space="preserve">Two approaches failed before one worked. Character-set membership admits</w:t>
-      </w:r>
-      <w:r>
-        <w:t xml:space="preserve"> </w:t>
-      </w:r>
-      <w:r>
-        <w:t xml:space="preserve">福慧</w:t>
-      </w:r>
-      <w:r>
-        <w:t xml:space="preserve"> </w:t>
-      </w:r>
-      <w:r>
-        <w:t xml:space="preserve">for</w:t>
-      </w:r>
-      <w:r>
-        <w:t xml:space="preserve"> </w:t>
-      </w:r>
-      <w:r>
-        <w:rPr>
-          <w:iCs/>
-          <w:i/>
-        </w:rPr>
-        <w:t xml:space="preserve">puṇya</w:t>
-      </w:r>
-      <w:r>
-        <w:t xml:space="preserve">, which is a calque. Exclusivity — treating a</w:t>
-      </w:r>
-      <w:r>
-        <w:t xml:space="preserve"> </w:t>
-      </w:r>
-      <w:r>
-        <w:t xml:space="preserve">character as phonetic only if it never appears in a translation — collapsed the corpus to 67</w:t>
-      </w:r>
-      <w:r>
-        <w:t xml:space="preserve"> </w:t>
-      </w:r>
-      <w:r>
-        <w:t xml:space="preserve">pairs. What worked was phonetic verification: score each candidate against the Later Han reading</w:t>
-      </w:r>
-      <w:r>
-        <w:t xml:space="preserve"> </w:t>
-      </w:r>
-      <w:r>
-        <w:t xml:space="preserve">of its characters and keep only those whose sound actually matches. The result is</w:t>
-      </w:r>
-      <w:r>
-        <w:t xml:space="preserve"> </w:t>
-      </w:r>
-      <w:r>
-        <w:rPr>
-          <w:bCs/>
-          <w:b/>
-        </w:rPr>
-        <w:t xml:space="preserve">1,017</w:t>
-      </w:r>
-      <w:r>
-        <w:rPr>
-          <w:bCs/>
-          <w:b/>
-        </w:rPr>
-        <w:t xml:space="preserve"> </w:t>
-      </w:r>
-      <w:r>
-        <w:rPr>
-          <w:bCs/>
-          <w:b/>
-        </w:rPr>
-        <w:t xml:space="preserve">verified pairs</w:t>
-      </w:r>
-      <w:r>
-        <w:t xml:space="preserve">, and the 7,480 rejected entries are retained separately so the decision</w:t>
-      </w:r>
-      <w:r>
-        <w:t xml:space="preserve"> </w:t>
-      </w:r>
-      <w:r>
-        <w:t xml:space="preserve">can be audited. The induced</w:t>
-      </w:r>
-      <w:r>
-        <w:t xml:space="preserve"> </w:t>
-      </w:r>
-      <w:r>
-        <w:t xml:space="preserve">音譯</w:t>
-      </w:r>
-      <w:r>
-        <w:t xml:space="preserve"> </w:t>
-      </w:r>
-      <w:r>
-        <w:t xml:space="preserve">inventory matches the standard akṣara</w:t>
-      </w:r>
-      <w:r>
-        <w:t xml:space="preserve"> </w:t>
-      </w:r>
-      <w:r>
-        <w:t xml:space="preserve">table, which is an external check that the filter found something real.</w:t>
-      </w:r>
-    </w:p>
-    <w:bookmarkEnd w:id="27"/>
-    <w:bookmarkStart w:id="28" w:name="X546f6c092dd463e7977795d7f2920b1b60399cd"/>
-    <w:p>
-      <w:pPr>
-        <w:pStyle w:val="Heading3"/>
-      </w:pPr>
-      <w:r>
-        <w:t xml:space="preserve">3.4  Lexicons 1 and 2 — Kāşgarî and the</w:t>
-      </w:r>
-      <w:r>
-        <w:t xml:space="preserve"> </w:t>
-      </w:r>
-      <w:r>
-        <w:rPr>
-          <w:iCs/>
-          <w:i/>
-        </w:rPr>
-        <w:t xml:space="preserve">Codex Cumanicus</w:t>
-      </w:r>
-    </w:p>
-    <w:p>
-      <w:pPr>
-        <w:pStyle w:val="FirstParagraph"/>
-      </w:pPr>
-      <w:r>
-        <w:t xml:space="preserve">The tests in §6 need something the three corpora are not: dictionaries of Turkic itself, from</w:t>
-      </w:r>
-      <w:r>
-        <w:t xml:space="preserve"> </w:t>
-      </w:r>
-      <w:r>
-        <w:t xml:space="preserve">near the period, against which a reading can be looked up. No downloadable dataset of either was</w:t>
-      </w:r>
-      <w:r>
-        <w:t xml:space="preserve"> </w:t>
-      </w:r>
-      <w:r>
-        <w:t xml:space="preserve">found, so both were extracted.</w:t>
-      </w:r>
-    </w:p>
-    <w:p>
-      <w:pPr>
-        <w:pStyle w:val="BodyText"/>
-      </w:pPr>
-      <w:r>
-        <w:t xml:space="preserve">Kāşgarlı Mahmud's</w:t>
-      </w:r>
-      <w:r>
-        <w:t xml:space="preserve"> </w:t>
-      </w:r>
-      <w:r>
-        <w:rPr>
-          <w:iCs/>
-          <w:i/>
-        </w:rPr>
-        <w:t xml:space="preserve">Dīwān Lughāt al-Turk</w:t>
-      </w:r>
-      <w:r>
-        <w:t xml:space="preserve"> </w:t>
-      </w:r>
-      <w:r>
-        <w:t xml:space="preserve">(1072–77) is the earliest dictionary of any</w:t>
-      </w:r>
-      <w:r>
-        <w:t xml:space="preserve"> </w:t>
-      </w:r>
-      <w:r>
-        <w:t xml:space="preserve">Turkic language.</w:t>
-      </w:r>
-      <w:hyperlink w:anchor="r11">
-        <w:r>
-          <w:rPr>
-            <w:rStyle w:val="Hyperlink"/>
-            <w:vertAlign w:val="superscript"/>
-          </w:rPr>
-          <w:t xml:space="preserve">11</w:t>
-        </w:r>
-      </w:hyperlink>
-      <w:r>
-        <w:t xml:space="preserve"> </w:t>
-      </w:r>
-      <w:r>
-        <w:t xml:space="preserve">The Türk Dil Kurumu index volume has a</w:t>
-      </w:r>
-      <w:r>
-        <w:t xml:space="preserve"> </w:t>
-      </w:r>
-      <w:r>
-        <w:t xml:space="preserve">machine-readable text layer; parsing it yields</w:t>
-      </w:r>
-      <w:r>
-        <w:t xml:space="preserve"> </w:t>
-      </w:r>
-      <w:r>
-        <w:rPr>
-          <w:bCs/>
-          <w:b/>
-        </w:rPr>
-        <w:t xml:space="preserve">6,820 headwords</w:t>
-      </w:r>
-      <w:r>
-        <w:t xml:space="preserve"> </w:t>
-      </w:r>
-      <w:r>
-        <w:t xml:space="preserve">with Kāşgarî's</w:t>
-      </w:r>
-      <w:r>
-        <w:t xml:space="preserve"> </w:t>
-      </w:r>
-      <w:r>
-        <w:t xml:space="preserve">Turkish glosses and his volume-and-page references.</w:t>
-      </w:r>
-    </w:p>
-    <w:p>
-      <w:pPr>
-        <w:pStyle w:val="BodyText"/>
-      </w:pPr>
-      <w:r>
-        <w:t xml:space="preserve">The</w:t>
-      </w:r>
-      <w:r>
-        <w:t xml:space="preserve"> </w:t>
-      </w:r>
-      <w:r>
-        <w:rPr>
-          <w:iCs/>
-          <w:i/>
-        </w:rPr>
-        <w:t xml:space="preserve">Codex Cumanicus</w:t>
-      </w:r>
-      <w:r>
-        <w:t xml:space="preserve"> </w:t>
-      </w:r>
-      <w:r>
-        <w:t xml:space="preserve">(c. 1300) records Kipchak Turkic, compiled by Italian merchants</w:t>
-      </w:r>
-      <w:r>
-        <w:t xml:space="preserve"> </w:t>
-      </w:r>
-      <w:r>
-        <w:t xml:space="preserve">and German missionaries — outsiders writing down a language they did not speak, which is the</w:t>
-      </w:r>
-      <w:r>
-        <w:t xml:space="preserve"> </w:t>
-      </w:r>
-      <w:r>
-        <w:t xml:space="preserve">position the Chinese scribes were in. Géza Kuun's 1880 edition prints a Cumano-Latin vocabulary;</w:t>
-      </w:r>
-      <w:r>
-        <w:t xml:space="preserve"> </w:t>
-      </w:r>
-      <w:r>
-        <w:t xml:space="preserve">parsing it yields</w:t>
-      </w:r>
-      <w:r>
-        <w:t xml:space="preserve"> </w:t>
-      </w:r>
-      <w:r>
-        <w:rPr>
-          <w:bCs/>
-          <w:b/>
-        </w:rPr>
-        <w:t xml:space="preserve">2,110 headwords</w:t>
-      </w:r>
-      <w:r>
-        <w:t xml:space="preserve"> </w:t>
-      </w:r>
-      <w:r>
-        <w:t xml:space="preserve">with Latin glosses.</w:t>
-      </w:r>
-      <w:hyperlink w:anchor="r13">
-        <w:r>
-          <w:rPr>
-            <w:rStyle w:val="Hyperlink"/>
-            <w:vertAlign w:val="superscript"/>
-          </w:rPr>
-          <w:t xml:space="preserve">13</w:t>
-        </w:r>
-      </w:hyperlink>
-      <w:r>
-        <w:t xml:space="preserve"> </w:t>
-      </w:r>
-      <w:r>
-        <w:t xml:space="preserve">The Persian and German vocabularies that follow in the same volume were deliberately skipped:</w:t>
+        <w:t xml:space="preserve">The Persian and German vocabularies that follow in the same volume we deliberately skipped:</w:t>
       </w:r>
       <w:r>
         <w:t xml:space="preserve"> </w:t>
@@ -1523,26 +1616,6 @@
       </w:r>
       <w:r>
         <w:t xml:space="preserve">rate computed from it.</w:t>
-      </w:r>
-    </w:p>
-    <w:p>
-      <w:pPr>
-        <w:pStyle w:val="BodyText"/>
-      </w:pPr>
-      <w:r>
-        <w:t xml:space="preserve">Uppsala's Middle Turkic Database is building digital editions of Middle Turkic sources under</w:t>
-      </w:r>
-      <w:r>
-        <w:t xml:space="preserve"> </w:t>
-      </w:r>
-      <w:r>
-        <w:t xml:space="preserve">CC BY 4.0 and may in time supersede both; at the time of writing its corpus is Middle Karaim and</w:t>
-      </w:r>
-      <w:r>
-        <w:t xml:space="preserve"> </w:t>
-      </w:r>
-      <w:r>
-        <w:t xml:space="preserve">covers neither work.</w:t>
       </w:r>
     </w:p>
     <w:bookmarkEnd w:id="28"/>
@@ -1595,19 +1668,7 @@
         <w:t xml:space="preserve"> </w:t>
       </w:r>
       <w:r>
-        <w:t xml:space="preserve">with</w:t>
-      </w:r>
-      <w:r>
-        <w:t xml:space="preserve"> </w:t>
-      </w:r>
-      <w:r>
-        <w:t xml:space="preserve">backoff — full reading, then onset plus rime, then onset, then a global distribution — so a</w:t>
-      </w:r>
-      <w:r>
-        <w:t xml:space="preserve"> </w:t>
-      </w:r>
-      <w:r>
-        <w:t xml:space="preserve">character never seen in training still receives a distribution rather than nothing.</w:t>
+        <w:t xml:space="preserve">with backoff: full reading, then onset plus rime, then onset, then a global distribution, so a character never seen in training still receives a distribution rather than nothing.</w:t>
       </w:r>
     </w:p>
     <w:p>
@@ -1634,10 +1695,7 @@
         <w:t xml:space="preserve">observations per unit</w:t>
       </w:r>
       <w:r>
-        <w:t xml:space="preserve"> </w:t>
-      </w:r>
-      <w:r>
-        <w:t xml:space="preserve">— how</w:t>
+        <w:t xml:space="preserve">: how</w:t>
       </w:r>
       <w:r>
         <w:t xml:space="preserve"> </w:t>
@@ -1657,13 +1715,13 @@
         <w:pStyle w:val="BodyText"/>
       </w:pPr>
       <w:r>
-        <w:t xml:space="preserve">Every comparison in this paper is accompanied by a null. For lexicon searches, pseudo-names</w:t>
-      </w:r>
-      <w:r>
-        <w:t xml:space="preserve"> </w:t>
-      </w:r>
-      <w:r>
-        <w:t xml:space="preserve">are built by resampling Later Han syllables from the same names being tested, so they carry the</w:t>
+        <w:t xml:space="preserve">We pair every comparison in this paper with a null. For lexicon searches we build pseudo-names</w:t>
+      </w:r>
+      <w:r>
+        <w:t xml:space="preserve"> </w:t>
+      </w:r>
+      <w:r>
+        <w:t xml:space="preserve">by resampling Later Han syllables from the same names being tested, so they carry the</w:t>
       </w:r>
       <w:r>
         <w:t xml:space="preserve"> </w:t>
@@ -1675,19 +1733,13 @@
         <w:t xml:space="preserve"> </w:t>
       </w:r>
       <w:r>
-        <w:t xml:space="preserve">them. For language comparisons, corpora are subsampled to equal size before scoring, because</w:t>
-      </w:r>
-      <w:r>
-        <w:t xml:space="preserve"> </w:t>
-      </w:r>
-      <w:r>
-        <w:t xml:space="preserve">otherwise the thinner model wins by being vague. Negative controls — running the method on cases</w:t>
-      </w:r>
-      <w:r>
-        <w:t xml:space="preserve"> </w:t>
-      </w:r>
-      <w:r>
-        <w:t xml:space="preserve">whose answer is already known — are what exposed the failures reported in §6.</w:t>
+        <w:t xml:space="preserve">them. For language comparisons we subsample the corpora to equal size before scoring, because</w:t>
+      </w:r>
+      <w:r>
+        <w:t xml:space="preserve"> </w:t>
+      </w:r>
+      <w:r>
+        <w:t xml:space="preserve">otherwise the thinner model wins by being vague. Negative controls, meaning the method run on cases whose answer is already known, are what exposed the failures reported in §6.</w:t>
       </w:r>
     </w:p>
     <w:bookmarkEnd w:id="30"/>
@@ -1711,13 +1763,13 @@
         <w:pStyle w:val="FirstParagraph"/>
       </w:pPr>
       <w:r>
-        <w:t xml:space="preserve">Every figure below is on held-out data. "Exact" means the whole word was reconstructed</w:t>
-      </w:r>
-      <w:r>
-        <w:t xml:space="preserve"> </w:t>
-      </w:r>
-      <w:r>
-        <w:t xml:space="preserve">correctly; "within 2" means no more than two segments were wrong.</w:t>
+        <w:t xml:space="preserve">Every figure below is on held-out data. "Exact" means the model reconstructed the whole word</w:t>
+      </w:r>
+      <w:r>
+        <w:t xml:space="preserve"> </w:t>
+      </w:r>
+      <w:r>
+        <w:t xml:space="preserve">correctly; "within 2" means it got no more than two segments wrong.</w:t>
       </w:r>
     </w:p>
     <w:tbl>
@@ -2033,7 +2085,7 @@
         <w:t xml:space="preserve"> </w:t>
       </w:r>
       <w:r>
-        <w:t xml:space="preserve">and tests on chapters held back entirely — a</w:t>
+        <w:t xml:space="preserve">and tests on chapters held back entirely, a</w:t>
       </w:r>
       <w:r>
         <w:t xml:space="preserve"> </w:t>
@@ -2057,13 +2109,7 @@
         <w:t xml:space="preserve"> </w:t>
       </w:r>
       <w:r>
-        <w:t xml:space="preserve">entirely on Sanskrit and asked to read Turkic. A model trained on Buddhist transcriptions barely</w:t>
-      </w:r>
-      <w:r>
-        <w:t xml:space="preserve"> </w:t>
-      </w:r>
-      <w:r>
-        <w:t xml:space="preserve">functions on Turkic ones — 3.1% against 30.6% — which is the clearest evidence that the channel</w:t>
+        <w:t xml:space="preserve">entirely on Sanskrit and asked to read Turkic. A model trained on Buddhist transcriptions barely functions on Turkic ones, 3.1% against 30.6%, which is the clearest evidence that the channel</w:t>
       </w:r>
       <w:r>
         <w:t xml:space="preserve"> </w:t>
@@ -2350,7 +2396,7 @@
         <w:t xml:space="preserve"> </w:t>
       </w:r>
       <w:r>
-        <w:t xml:space="preserve">carefully is the most useful output of the work.</w:t>
+        <w:t xml:space="preserve">carefully is important.</w:t>
       </w:r>
     </w:p>
     <w:bookmarkStart w:id="32" w:name="Xc35e38cd66d8e96f7f34fd8bdac62b3382c5877"/>
@@ -2373,7 +2419,7 @@
         <w:t xml:space="preserve"> </w:t>
       </w:r>
       <w:r>
-        <w:t xml:space="preserve">Mongolic or something else. The comparison was built properly: score how well each candidate</w:t>
+        <w:t xml:space="preserve">Mongolic or something else. We built the comparison properly: score how well each candidate</w:t>
       </w:r>
       <w:r>
         <w:t xml:space="preserve"> </w:t>
@@ -2469,10 +2515,7 @@
         <w:t xml:space="preserve"> </w:t>
       </w:r>
       <w:r>
-        <w:t xml:space="preserve">accuracy and would have printed confident readings —</w:t>
-      </w:r>
-      <w:r>
-        <w:t xml:space="preserve"> </w:t>
+        <w:t xml:space="preserve">accuracy and would have printed confident readings (</w:t>
       </w:r>
       <w:r>
         <w:t xml:space="preserve">撑犁</w:t>
@@ -2520,10 +2563,7 @@
         <w:t xml:space="preserve">tara</w:t>
       </w:r>
       <w:r>
-        <w:t xml:space="preserve"> </w:t>
-      </w:r>
-      <w:r>
-        <w:t xml:space="preserve">— where true out-of-domain reliability was 3.1%.</w:t>
+        <w:t xml:space="preserve">) where true out-of-domain reliability was 3.1%.</w:t>
       </w:r>
       <w:r>
         <w:t xml:space="preserve"> </w:t>
@@ -2535,7 +2575,7 @@
         <w:t xml:space="preserve"> </w:t>
       </w:r>
       <w:r>
-        <w:t xml:space="preserve">publishing a wrong answer, and the correction is recorded here because the failure mode is</w:t>
+        <w:t xml:space="preserve">publishing a wrong answer, and we record the correction here because the failure mode is</w:t>
       </w:r>
       <w:r>
         <w:t xml:space="preserve"> </w:t>
@@ -2632,7 +2672,7 @@
         <w:t xml:space="preserve"> </w:t>
       </w:r>
       <w:r>
-        <w:t xml:space="preserve">get?" Seven lexicons were built and each was given its own null.</w:t>
+        <w:t xml:space="preserve">get?" We built seven lexicons and gave each its own null.</w:t>
       </w:r>
     </w:p>
     <w:p>
@@ -2668,7 +2708,7 @@
         <w:t xml:space="preserve"> </w:t>
       </w:r>
       <w:r>
-        <w:t xml:space="preserve">a wordfreq Zipf score of at least 2.5 — that is, words a speaker actually</w:t>
+        <w:t xml:space="preserve">a wordfreq Zipf score of at least 2.5, that is, words a speaker actually</w:t>
       </w:r>
       <w:r>
         <w:t xml:space="preserve"> </w:t>
@@ -2676,13 +2716,13 @@
       <w:r>
         <w:t xml:space="preserve">uses.</w:t>
       </w:r>
-      <w:hyperlink w:anchor="r24">
+      <w:hyperlink w:anchor="r25">
         <w:r>
           <w:rPr>
             <w:rStyle w:val="Hyperlink"/>
             <w:vertAlign w:val="superscript"/>
           </w:rPr>
-          <w:t xml:space="preserve">24</w:t>
+          <w:t xml:space="preserve">25</w:t>
         </w:r>
       </w:hyperlink>
       <w:r>
@@ -2691,13 +2731,13 @@
         </w:rPr>
         <w:t xml:space="preserve">,</w:t>
       </w:r>
-      <w:hyperlink w:anchor="r22">
+      <w:hyperlink w:anchor="r23">
         <w:r>
           <w:rPr>
             <w:rStyle w:val="Hyperlink"/>
             <w:vertAlign w:val="superscript"/>
           </w:rPr>
-          <w:t xml:space="preserve">22</w:t>
+          <w:t xml:space="preserve">23</w:t>
         </w:r>
       </w:hyperlink>
       <w:r>
@@ -2728,13 +2768,13 @@
       <w:r>
         <w:t xml:space="preserve">table.</w:t>
       </w:r>
-      <w:hyperlink w:anchor="r12">
+      <w:hyperlink w:anchor="r13">
         <w:r>
           <w:rPr>
             <w:rStyle w:val="Hyperlink"/>
             <w:vertAlign w:val="superscript"/>
           </w:rPr>
-          <w:t xml:space="preserve">12</w:t>
+          <w:t xml:space="preserve">13</w:t>
         </w:r>
       </w:hyperlink>
       <w:r>
@@ -2986,7 +3026,7 @@
               <w:jc w:val="left"/>
             </w:pPr>
             <w:r>
-              <w:t xml:space="preserve">Union — Turkish + Kazakh</w:t>
+              <w:t xml:space="preserve">Union of Turkish and Kazakh</w:t>
             </w:r>
           </w:p>
         </w:tc>
@@ -3110,7 +3150,7 @@
               <w:jc w:val="left"/>
             </w:pPr>
             <w:r>
-              <w:t xml:space="preserve">Intersection — in both languages</w:t>
+              <w:t xml:space="preserve">Intersection (in both languages)</w:t>
             </w:r>
           </w:p>
         </w:tc>
@@ -3326,7 +3366,7 @@
         <w:t xml:space="preserve"> </w:t>
       </w:r>
       <w:r>
-        <w:t xml:space="preserve">median in column four means the lexicon is noisier — meaningless strings are finding</w:t>
+        <w:t xml:space="preserve">median in column four means the lexicon is noisier: meaningless strings are finding</w:t>
       </w:r>
       <w:r>
         <w:t xml:space="preserve"> </w:t>
@@ -3369,7 +3409,7 @@
         <w:t xml:space="preserve"> </w:t>
       </w:r>
       <w:r>
-        <w:t xml:space="preserve">the opposite operation — keeping only words present in</w:t>
+        <w:t xml:space="preserve">the opposite operation: keeping only words present in</w:t>
       </w:r>
       <w:r>
         <w:t xml:space="preserve"> </w:t>
@@ -3484,7 +3524,7 @@
         <w:pStyle w:val="BodyText"/>
       </w:pPr>
       <w:r>
-        <w:t xml:space="preserve">Two cases can be checked against a known answer, and the older lexicons do better on both.</w:t>
+        <w:t xml:space="preserve">We can check two cases against a known answer, and the older lexicons do better on both.</w:t>
       </w:r>
     </w:p>
     <w:tbl>
@@ -3747,7 +3787,7 @@
               <w:t xml:space="preserve"> </w:t>
             </w:r>
             <w:r>
-              <w:t xml:space="preserve">— "sky, heaven"</w:t>
+              <w:t xml:space="preserve">("sky, heaven")</w:t>
             </w:r>
           </w:p>
         </w:tc>
@@ -3829,7 +3869,7 @@
               <w:t xml:space="preserve"> </w:t>
             </w:r>
             <w:r>
-              <w:t xml:space="preserve">— "God"</w:t>
+              <w:t xml:space="preserve">("God")</w:t>
             </w:r>
           </w:p>
         </w:tc>
@@ -4008,7 +4048,7 @@
               <w:t xml:space="preserve"> </w:t>
             </w:r>
             <w:r>
-              <w:t xml:space="preserve">— "very many"</w:t>
+              <w:t xml:space="preserve">("very many")</w:t>
             </w:r>
           </w:p>
         </w:tc>
@@ -4090,7 +4130,7 @@
               <w:t xml:space="preserve"> </w:t>
             </w:r>
             <w:r>
-              <w:t xml:space="preserve">— "mist";</w:t>
+              <w:t xml:space="preserve">("mist");</w:t>
             </w:r>
             <w:r>
               <w:t xml:space="preserve"> </w:t>
@@ -4207,7 +4247,7 @@
         <w:t xml:space="preserve"> </w:t>
       </w:r>
       <w:r>
-        <w:t xml:space="preserve">independent and the search connects them — which it fails to do against a modern dictionary, and</w:t>
+        <w:t xml:space="preserve">independent and the search connects them, which it fails to do against a modern dictionary, and</w:t>
       </w:r>
       <w:r>
         <w:t xml:space="preserve"> </w:t>
@@ -4241,13 +4281,7 @@
         <w:t xml:space="preserve"> </w:t>
       </w:r>
       <w:r>
-        <w:t xml:space="preserve">vocabulary entirely, and in every lexicon holding both, the search prefers a different lexeme —</w:t>
-      </w:r>
-      <w:r>
-        <w:t xml:space="preserve"> </w:t>
-      </w:r>
-      <w:r>
-        <w:t xml:space="preserve">Turkish</w:t>
+        <w:t xml:space="preserve">vocabulary entirely, and in every lexicon holding both, the search prefers a different lexeme: Turkish</w:t>
       </w:r>
       <w:r>
         <w:t xml:space="preserve"> </w:t>
@@ -4464,13 +4498,13 @@
         </w:rPr>
         <w:t xml:space="preserve">,</w:t>
       </w:r>
-      <w:hyperlink w:anchor="r27">
+      <w:hyperlink w:anchor="r28">
         <w:r>
           <w:rPr>
             <w:rStyle w:val="Hyperlink"/>
             <w:vertAlign w:val="superscript"/>
           </w:rPr>
-          <w:t xml:space="preserve">27</w:t>
+          <w:t xml:space="preserve">28</w:t>
         </w:r>
       </w:hyperlink>
       <w:r>
@@ -4483,7 +4517,7 @@
         <w:t xml:space="preserve"> </w:t>
       </w:r>
       <w:r>
-        <w:t xml:space="preserve">is that a word attested across Turkic, Mongolic and — on Georg's account — Yeniseian cannot</w:t>
+        <w:t xml:space="preserve">is that a word attested across Turkic, Mongolic and, on Georg's account, Yeniseian cannot</w:t>
       </w:r>
       <w:r>
         <w:t xml:space="preserve"> </w:t>
@@ -4544,19 +4578,19 @@
         <w:t xml:space="preserve"> </w:t>
       </w:r>
       <w:r>
-        <w:t xml:space="preserve">hundred years later. Whether anything can be carried across that gap is measurable directly:</w:t>
-      </w:r>
-      <w:r>
-        <w:t xml:space="preserve"> </w:t>
-      </w:r>
-      <w:r>
-        <w:t xml:space="preserve">take characters whose readings are known in both layers, predict the earlier reading from the</w:t>
-      </w:r>
-      <w:r>
-        <w:t xml:space="preserve"> </w:t>
-      </w:r>
-      <w:r>
-        <w:t xml:space="preserve">later one, and score by component.</w:t>
+        <w:t xml:space="preserve">hundred years later. We can measure directly whether anything carries across that gap: we take characters whose</w:t>
+      </w:r>
+      <w:r>
+        <w:t xml:space="preserve"> </w:t>
+      </w:r>
+      <w:r>
+        <w:t xml:space="preserve">readings are known in both layers, predict the earlier reading from the later one, and score by</w:t>
+      </w:r>
+      <w:r>
+        <w:t xml:space="preserve"> </w:t>
+      </w:r>
+      <w:r>
+        <w:t xml:space="preserve">component.</w:t>
       </w:r>
     </w:p>
     <w:tbl>
@@ -4634,7 +4668,7 @@
               <w:jc w:val="left"/>
             </w:pPr>
             <w:r>
-              <w:t xml:space="preserve">Chance baseline —</w:t>
+              <w:t xml:space="preserve">Chance baseline:</w:t>
             </w:r>
             <w:r>
               <w:br/>
@@ -4652,7 +4686,7 @@
               <w:jc w:val="left"/>
             </w:pPr>
             <w:r>
-              <w:t xml:space="preserve">Lift — points gained</w:t>
+              <w:t xml:space="preserve">Lift: points gained</w:t>
             </w:r>
             <w:r>
               <w:br/>
@@ -4672,13 +4706,13 @@
             <w:r>
               <w:t xml:space="preserve">Class of sound law</w:t>
             </w:r>
-            <w:hyperlink w:anchor="r14">
+            <w:hyperlink w:anchor="r15">
               <w:r>
                 <w:rPr>
                   <w:rStyle w:val="Hyperlink"/>
                   <w:vertAlign w:val="superscript"/>
                 </w:rPr>
-                <w:t xml:space="preserve">14</w:t>
+                <w:t xml:space="preserve">15</w:t>
               </w:r>
             </w:hyperlink>
           </w:p>
@@ -5007,7 +5041,7 @@
         <w:t xml:space="preserve"> </w:t>
       </w:r>
       <w:r>
-        <w:t xml:space="preserve">class for that part — the score obtained by always guessing the commonest value.</w:t>
+        <w:t xml:space="preserve">class for that part, the score obtained by always guessing the commonest value.</w:t>
       </w:r>
       <w:r>
         <w:t xml:space="preserve"> </w:t>
@@ -5098,13 +5132,7 @@
         <w:t xml:space="preserve"> </w:t>
       </w:r>
       <w:r>
-        <w:t xml:space="preserve">— 82 of</w:t>
-      </w:r>
-      <w:r>
-        <w:t xml:space="preserve"> </w:t>
-      </w:r>
-      <w:r>
-        <w:t xml:space="preserve">164, on the boundary to the decimal — and the confidence interval, 42.4 to 57.6, straddles it.</w:t>
+        <w:t xml:space="preserve">(82 of 164, on the boundary to the decimal), and the confidence interval, 42.4 to 57.6, straddles it.</w:t>
       </w:r>
       <w:r>
         <w:t xml:space="preserve"> </w:t>
@@ -5130,7 +5158,7 @@
         <w:t xml:space="preserve"> </w:t>
       </w:r>
       <w:r>
-        <w:t xml:space="preserve">among many, and the honest comparison is against what you would get knowing nothing — the</w:t>
+        <w:t xml:space="preserve">among many, and the honest comparison is against what you would get knowing nothing, the</w:t>
       </w:r>
       <w:r>
         <w:t xml:space="preserve"> </w:t>
@@ -5285,16 +5313,7 @@
         <w:t xml:space="preserve">Baγatur</w:t>
       </w:r>
       <w:r>
-        <w:t xml:space="preserve"> </w:t>
-      </w:r>
-      <w:r>
-        <w:t xml:space="preserve">— the most repeated etymology in</w:t>
-      </w:r>
-      <w:r>
-        <w:t xml:space="preserve"> </w:t>
-      </w:r>
-      <w:r>
-        <w:t xml:space="preserve">the field — requires the</w:t>
+        <w:t xml:space="preserve">, the most repeated etymology in the field, requires the</w:t>
       </w:r>
       <w:r>
         <w:t xml:space="preserve"> </w:t>
@@ -5348,7 +5367,7 @@
         <w:t xml:space="preserve"> </w:t>
       </w:r>
       <w:r>
-        <w:t xml:space="preserve">assimilating to a nasal immediately after the vowel —</w:t>
+        <w:t xml:space="preserve">assimilating to a nasal immediately after the vowel:</w:t>
       </w:r>
       <w:r>
         <w:t xml:space="preserve"> </w:t>
@@ -5499,10 +5518,7 @@
               <w:jc w:val="left"/>
             </w:pPr>
             <w:r>
-              <w:t xml:space="preserve">Mongolian —</w:t>
-            </w:r>
-            <w:r>
-              <w:t xml:space="preserve"> </w:t>
+              <w:t xml:space="preserve">Mongolian (</w:t>
             </w:r>
             <w:r>
               <w:rPr>
@@ -5511,6 +5527,9 @@
               </w:rPr>
               <w:t xml:space="preserve">Secret History</w:t>
             </w:r>
+            <w:r>
+              <w:t xml:space="preserve">)</w:t>
+            </w:r>
           </w:p>
         </w:tc>
         <w:tc>
@@ -5547,7 +5566,7 @@
               <w:jc w:val="left"/>
             </w:pPr>
             <w:r>
-              <w:t xml:space="preserve">Turkic — Ligeti glossaries</w:t>
+              <w:t xml:space="preserve">Turkic (Ligeti glossaries)</w:t>
             </w:r>
           </w:p>
         </w:tc>
@@ -5585,7 +5604,7 @@
               <w:jc w:val="left"/>
             </w:pPr>
             <w:r>
-              <w:t xml:space="preserve">Sanskrit — Later Han, verified</w:t>
+              <w:t xml:space="preserve">Sanskrit (Later Han, verified)</w:t>
             </w:r>
           </w:p>
         </w:tc>
@@ -5679,7 +5698,7 @@
         <w:t xml:space="preserve">Table 6</w:t>
       </w:r>
       <w:r>
-        <w:t xml:space="preserve">The reverse direction is as clean: Chinese</w:t>
+        <w:t xml:space="preserve">The reverse direction is clean: Chinese</w:t>
       </w:r>
       <w:r>
         <w:t xml:space="preserve"> </w:t>
@@ -5709,13 +5728,100 @@
         <w:t xml:space="preserve"> </w:t>
       </w:r>
       <w:r>
-        <w:t xml:space="preserve">Mongolian cases, 90 of 97 Sanskrit and 14 of 17 Turkic. The decisive detail is that scribes had a</w:t>
-      </w:r>
-      <w:r>
-        <w:t xml:space="preserve"> </w:t>
-      </w:r>
-      <w:r>
-        <w:t xml:space="preserve">choice: Later Han had a voiced</w:t>
+        <w:t xml:space="preserve">Mongolian cases, 90 of 97 Sanskrit and 14 of 17 Turkic. The forward direction, which is the one</w:t>
+      </w:r>
+      <w:r>
+        <w:t xml:space="preserve"> </w:t>
+      </w:r>
+      <w:r>
+        <w:t xml:space="preserve">that matters here, must be read by layer and not pooled. The total of 3 in 838 is 0.4%, but all</w:t>
+      </w:r>
+      <w:r>
+        <w:t xml:space="preserve"> </w:t>
+      </w:r>
+      <w:r>
+        <w:t xml:space="preserve">three instances fall in the</w:t>
+      </w:r>
+      <w:r>
+        <w:t xml:space="preserve"> </w:t>
+      </w:r>
+      <w:r>
+        <w:rPr>
+          <w:iCs/>
+          <w:i/>
+        </w:rPr>
+        <w:t xml:space="preserve">Later Han</w:t>
+      </w:r>
+      <w:r>
+        <w:t xml:space="preserve"> </w:t>
+      </w:r>
+      <w:r>
+        <w:t xml:space="preserve">corpus, where the rate is</w:t>
+      </w:r>
+      <w:r>
+        <w:t xml:space="preserve"> </w:t>
+      </w:r>
+      <w:r>
+        <w:rPr>
+          <w:bCs/>
+          <w:b/>
+        </w:rPr>
+        <w:t xml:space="preserve">3 of 22, or</w:t>
+      </w:r>
+      <w:r>
+        <w:rPr>
+          <w:bCs/>
+          <w:b/>
+        </w:rPr>
+        <w:t xml:space="preserve"> </w:t>
+      </w:r>
+      <w:r>
+        <w:rPr>
+          <w:bCs/>
+          <w:b/>
+        </w:rPr>
+        <w:t xml:space="preserve">13.6%</w:t>
+      </w:r>
+      <w:r>
+        <w:t xml:space="preserve">, with a Wilson interval of 4.7 to 33.3. The two later corpora contribute 0 of 816</w:t>
+      </w:r>
+      <w:r>
+        <w:t xml:space="preserve"> </w:t>
+      </w:r>
+      <w:r>
+        <w:t xml:space="preserve">between them. Pooling across eight centuries of Chinese produces a figure that describes</w:t>
+      </w:r>
+      <w:r>
+        <w:t xml:space="preserve"> </w:t>
+      </w:r>
+      <w:r>
+        <w:t xml:space="preserve">no period at all, which is the point §7 makes in general terms.</w:t>
+      </w:r>
+    </w:p>
+    <w:p>
+      <w:pPr>
+        <w:pStyle w:val="BodyText"/>
+      </w:pPr>
+      <w:r>
+        <w:t xml:space="preserve">Read by layer, the substitution is not exceptional. A rate of 13.6% is the same order as</w:t>
+      </w:r>
+      <w:r>
+        <w:t xml:space="preserve"> </w:t>
+      </w:r>
+      <w:r>
+        <w:t xml:space="preserve">ts-</w:t>
+      </w:r>
+      <w:r>
+        <w:t xml:space="preserve"> </w:t>
+      </w:r>
+      <w:r>
+        <w:t xml:space="preserve">for a source affricate, which §6.3 treats as a minority but attested</w:t>
+      </w:r>
+      <w:r>
+        <w:t xml:space="preserve"> </w:t>
+      </w:r>
+      <w:r>
+        <w:t xml:space="preserve">spelling at 15%. The scribe did have the alternative: within the Later Han corpus a source</w:t>
       </w:r>
       <w:r>
         <w:t xml:space="preserve"> </w:t>
@@ -5727,13 +5833,7 @@
         <w:t xml:space="preserve"> </w:t>
       </w:r>
       <w:r>
-        <w:t xml:space="preserve">series and used it freely — 239 of the</w:t>
-      </w:r>
-      <w:r>
-        <w:t xml:space="preserve"> </w:t>
-      </w:r>
-      <w:r>
-        <w:t xml:space="preserve">Mongolian</w:t>
+        <w:t xml:space="preserve">took a</w:t>
       </w:r>
       <w:r>
         <w:t xml:space="preserve"> </w:t>
@@ -5745,7 +5845,199 @@
         <w:t xml:space="preserve"> </w:t>
       </w:r>
       <w:r>
-        <w:t xml:space="preserve">words took a</w:t>
+        <w:t xml:space="preserve">character 26 times in 32. But</w:t>
+      </w:r>
+      <w:r>
+        <w:t xml:space="preserve"> </w:t>
+      </w:r>
+      <w:r>
+        <w:t xml:space="preserve">having an alternative and always using it are different things, and one time in seven he did not.</w:t>
+      </w:r>
+      <w:r>
+        <w:t xml:space="preserve"> </w:t>
+      </w:r>
+      <w:r>
+        <w:rPr>
+          <w:bCs/>
+          <w:b/>
+        </w:rPr>
+        <w:t xml:space="preserve">So an</w:t>
+      </w:r>
+      <w:r>
+        <w:rPr>
+          <w:bCs/>
+          <w:b/>
+        </w:rPr>
+        <w:t xml:space="preserve"> </w:t>
+      </w:r>
+      <w:r>
+        <w:rPr>
+          <w:bCs/>
+          <w:b/>
+        </w:rPr>
+        <w:t xml:space="preserve">m-</w:t>
+      </w:r>
+      <w:r>
+        <w:rPr>
+          <w:bCs/>
+          <w:b/>
+        </w:rPr>
+        <w:t xml:space="preserve"> </w:t>
+      </w:r>
+      <w:r>
+        <w:rPr>
+          <w:bCs/>
+          <w:b/>
+        </w:rPr>
+        <w:t xml:space="preserve">character is not, by itself, an argument against a</w:t>
+      </w:r>
+      <w:r>
+        <w:rPr>
+          <w:bCs/>
+          <w:b/>
+        </w:rPr>
+        <w:t xml:space="preserve"> </w:t>
+      </w:r>
+      <w:r>
+        <w:rPr>
+          <w:bCs/>
+          <w:b/>
+        </w:rPr>
+        <w:t xml:space="preserve">Turkic reading of</w:t>
+      </w:r>
+      <w:r>
+        <w:rPr>
+          <w:bCs/>
+          <w:b/>
+        </w:rPr>
+        <w:t xml:space="preserve"> </w:t>
+      </w:r>
+      <w:r>
+        <w:rPr>
+          <w:bCs/>
+          <w:b/>
+        </w:rPr>
+        <w:t xml:space="preserve">冒頓</w:t>
+      </w:r>
+      <w:r>
+        <w:rPr>
+          <w:bCs/>
+          <w:b/>
+        </w:rPr>
+        <w:t xml:space="preserve">.</w:t>
+      </w:r>
+    </w:p>
+    <w:p>
+      <w:pPr>
+        <w:pStyle w:val="BodyText"/>
+      </w:pPr>
+      <w:r>
+        <w:t xml:space="preserve">The onomastic record points the same way, in a later period. Tang scribes wrote the Türk ruler</w:t>
+      </w:r>
+      <w:r>
+        <w:t xml:space="preserve"> </w:t>
+      </w:r>
+      <w:r>
+        <w:t xml:space="preserve">known in the inscriptions as Qapaghan Qaghan with the personal name</w:t>
+      </w:r>
+      <w:r>
+        <w:t xml:space="preserve"> </w:t>
+      </w:r>
+      <w:r>
+        <w:t xml:space="preserve">默啜</w:t>
+      </w:r>
+      <w:r>
+        <w:t xml:space="preserve">, read as</w:t>
+      </w:r>
+      <w:r>
+        <w:t xml:space="preserve"> </w:t>
+      </w:r>
+      <w:r>
+        <w:rPr>
+          <w:iCs/>
+          <w:i/>
+        </w:rPr>
+        <w:t xml:space="preserve">Bögü-Çor</w:t>
+      </w:r>
+      <w:r>
+        <w:t xml:space="preserve">; the Uyghur ruler</w:t>
+      </w:r>
+      <w:r>
+        <w:t xml:space="preserve"> </w:t>
+      </w:r>
+      <w:r>
+        <w:t xml:space="preserve">牟羽</w:t>
+      </w:r>
+      <w:r>
+        <w:t xml:space="preserve"> </w:t>
+      </w:r>
+      <w:r>
+        <w:t xml:space="preserve">is the same word</w:t>
+      </w:r>
+      <w:r>
+        <w:t xml:space="preserve"> </w:t>
+      </w:r>
+      <w:r>
+        <w:rPr>
+          <w:iCs/>
+          <w:i/>
+        </w:rPr>
+        <w:t xml:space="preserve">bögü</w:t>
+      </w:r>
+      <w:r>
+        <w:t xml:space="preserve"> </w:t>
+      </w:r>
+      <w:r>
+        <w:t xml:space="preserve">"wise" behind a different</w:t>
+      </w:r>
+      <w:r>
+        <w:t xml:space="preserve"> </w:t>
+      </w:r>
+      <w:r>
+        <w:t xml:space="preserve">m-</w:t>
+      </w:r>
+      <w:r>
+        <w:t xml:space="preserve"> </w:t>
+      </w:r>
+      <w:r>
+        <w:t xml:space="preserve">character; and</w:t>
+      </w:r>
+      <w:r>
+        <w:t xml:space="preserve"> </w:t>
+      </w:r>
+      <w:r>
+        <w:t xml:space="preserve">木桿</w:t>
+      </w:r>
+      <w:r>
+        <w:t xml:space="preserve"> </w:t>
+      </w:r>
+      <w:r>
+        <w:t xml:space="preserve">stands for</w:t>
+      </w:r>
+      <w:r>
+        <w:t xml:space="preserve"> </w:t>
+      </w:r>
+      <w:r>
+        <w:rPr>
+          <w:iCs/>
+          <w:i/>
+        </w:rPr>
+        <w:t xml:space="preserve">Muqan</w:t>
+      </w:r>
+      <w:r>
+        <w:t xml:space="preserve">. Two different Chinese</w:t>
+      </w:r>
+      <w:r>
+        <w:t xml:space="preserve"> </w:t>
+      </w:r>
+      <w:r>
+        <w:t xml:space="preserve">m-</w:t>
+      </w:r>
+      <w:r>
+        <w:t xml:space="preserve"> </w:t>
+      </w:r>
+      <w:r>
+        <w:t xml:space="preserve">characters for one Turkic</w:t>
       </w:r>
       <w:r>
         <w:t xml:space="preserve"> </w:t>
@@ -5757,16 +6049,579 @@
         <w:t xml:space="preserve"> </w:t>
       </w:r>
       <w:r>
-        <w:t xml:space="preserve">character and 492 a</w:t>
-      </w:r>
-      <w:r>
-        <w:t xml:space="preserve"> </w:t>
-      </w:r>
-      <w:r>
-        <w:t xml:space="preserve">p-</w:t>
-      </w:r>
-      <w:r>
-        <w:t xml:space="preserve">. Whoever wrote</w:t>
+        <w:t xml:space="preserve">word is a pattern, not an accident. These are Tang rather than Han,</w:t>
+      </w:r>
+      <w:r>
+        <w:t xml:space="preserve"> </w:t>
+      </w:r>
+      <w:r>
+        <w:t xml:space="preserve">and Late Middle Chinese treated its nasal initials differently, so they corroborate that the</w:t>
+      </w:r>
+      <w:r>
+        <w:t xml:space="preserve"> </w:t>
+      </w:r>
+      <w:r>
+        <w:t xml:space="preserve">practice existed rather than fixing its Han-period rate; but they remove any sense that the</w:t>
+      </w:r>
+      <w:r>
+        <w:t xml:space="preserve"> </w:t>
+      </w:r>
+      <w:r>
+        <w:t xml:space="preserve">substitution would be unheard of in a ruler's name.</w:t>
+      </w:r>
+    </w:p>
+    <w:p>
+      <w:pPr>
+        <w:pStyle w:val="BodyText"/>
+      </w:pPr>
+      <w:r>
+        <w:rPr>
+          <w:bCs/>
+          <w:b/>
+        </w:rPr>
+        <w:t xml:space="preserve">The objection moves to the other end of the word.</w:t>
+      </w:r>
+      <w:r>
+        <w:t xml:space="preserve"> </w:t>
+      </w:r>
+      <w:r>
+        <w:rPr>
+          <w:iCs/>
+          <w:i/>
+        </w:rPr>
+        <w:t xml:space="preserve">Baγatur</w:t>
+      </w:r>
+      <w:r>
+        <w:t xml:space="preserve"> </w:t>
+      </w:r>
+      <w:r>
+        <w:t xml:space="preserve">ends in</w:t>
+      </w:r>
+      <w:r>
+        <w:t xml:space="preserve"> </w:t>
+      </w:r>
+      <w:r>
+        <w:t xml:space="preserve">-r</w:t>
+      </w:r>
+      <w:r>
+        <w:t xml:space="preserve">, and</w:t>
+      </w:r>
+      <w:r>
+        <w:t xml:space="preserve"> </w:t>
+      </w:r>
+      <w:r>
+        <w:t xml:space="preserve">頓</w:t>
+      </w:r>
+      <w:r>
+        <w:t xml:space="preserve"> </w:t>
+      </w:r>
+      <w:r>
+        <w:t xml:space="preserve">tuənᶜ</w:t>
+      </w:r>
+      <w:r>
+        <w:t xml:space="preserve"> </w:t>
+      </w:r>
+      <w:r>
+        <w:t xml:space="preserve">carries</w:t>
+      </w:r>
+      <w:r>
+        <w:t xml:space="preserve"> </w:t>
+      </w:r>
+      <w:r>
+        <w:t xml:space="preserve">a written</w:t>
+      </w:r>
+      <w:r>
+        <w:t xml:space="preserve"> </w:t>
+      </w:r>
+      <w:r>
+        <w:t xml:space="preserve">-n</w:t>
+      </w:r>
+      <w:r>
+        <w:t xml:space="preserve">. Later Han has no</w:t>
+      </w:r>
+      <w:r>
+        <w:t xml:space="preserve"> </w:t>
+      </w:r>
+      <w:r>
+        <w:t xml:space="preserve">-r</w:t>
+      </w:r>
+      <w:r>
+        <w:t xml:space="preserve"> </w:t>
+      </w:r>
+      <w:r>
+        <w:t xml:space="preserve">coda, so a</w:t>
+      </w:r>
+      <w:r>
+        <w:t xml:space="preserve"> </w:t>
+      </w:r>
+      <w:r>
+        <w:t xml:space="preserve">scribe facing a source syllable such as</w:t>
+      </w:r>
+      <w:r>
+        <w:t xml:space="preserve"> </w:t>
+      </w:r>
+      <w:r>
+        <w:rPr>
+          <w:iCs/>
+          <w:i/>
+        </w:rPr>
+        <w:t xml:space="preserve">tur</w:t>
+      </w:r>
+      <w:r>
+        <w:t xml:space="preserve"> </w:t>
+      </w:r>
+      <w:r>
+        <w:t xml:space="preserve">had to choose something, and the Sanskrit</w:t>
+      </w:r>
+      <w:r>
+        <w:t xml:space="preserve"> </w:t>
+      </w:r>
+      <w:r>
+        <w:t xml:space="preserve">corpus records what he chose. Of 37 source syllables ending in</w:t>
+      </w:r>
+      <w:r>
+        <w:t xml:space="preserve"> </w:t>
+      </w:r>
+      <w:r>
+        <w:t xml:space="preserve">-r</w:t>
+      </w:r>
+      <w:r>
+        <w:t xml:space="preserve">, he left</w:t>
+      </w:r>
+      <w:r>
+        <w:t xml:space="preserve"> </w:t>
+      </w:r>
+      <w:r>
+        <w:t xml:space="preserve">the syllable</w:t>
+      </w:r>
+      <w:r>
+        <w:t xml:space="preserve"> </w:t>
+      </w:r>
+      <w:r>
+        <w:rPr>
+          <w:bCs/>
+          <w:b/>
+        </w:rPr>
+        <w:t xml:space="preserve">open</w:t>
+      </w:r>
+      <w:r>
+        <w:t xml:space="preserve"> </w:t>
+      </w:r>
+      <w:r>
+        <w:t xml:space="preserve">21 times (57%), used a</w:t>
+      </w:r>
+      <w:r>
+        <w:t xml:space="preserve"> </w:t>
+      </w:r>
+      <w:r>
+        <w:t xml:space="preserve">-t</w:t>
+      </w:r>
+      <w:r>
+        <w:t xml:space="preserve"> </w:t>
+      </w:r>
+      <w:r>
+        <w:t xml:space="preserve">coda</w:t>
+      </w:r>
+      <w:r>
+        <w:t xml:space="preserve"> </w:t>
+      </w:r>
+      <w:r>
+        <w:rPr>
+          <w:bCs/>
+          <w:b/>
+        </w:rPr>
+        <w:t xml:space="preserve">14</w:t>
+      </w:r>
+      <w:r>
+        <w:t xml:space="preserve"> </w:t>
+      </w:r>
+      <w:r>
+        <w:t xml:space="preserve">times (38%):</w:t>
+      </w:r>
+      <w:r>
+        <w:t xml:space="preserve"> </w:t>
+      </w:r>
+      <w:r>
+        <w:t xml:space="preserve">達</w:t>
+      </w:r>
+      <w:r>
+        <w:t xml:space="preserve"> </w:t>
+      </w:r>
+      <w:r>
+        <w:t xml:space="preserve">for</w:t>
+      </w:r>
+      <w:r>
+        <w:t xml:space="preserve"> </w:t>
+      </w:r>
+      <w:r>
+        <w:rPr>
+          <w:iCs/>
+          <w:i/>
+        </w:rPr>
+        <w:t xml:space="preserve">-har</w:t>
+      </w:r>
+      <w:r>
+        <w:t xml:space="preserve"> </w:t>
+      </w:r>
+      <w:r>
+        <w:t xml:space="preserve">in</w:t>
+      </w:r>
+      <w:r>
+        <w:t xml:space="preserve"> </w:t>
+      </w:r>
+      <w:r>
+        <w:rPr>
+          <w:iCs/>
+          <w:i/>
+        </w:rPr>
+        <w:t xml:space="preserve">bodhidharma</w:t>
+      </w:r>
+      <w:r>
+        <w:t xml:space="preserve">,</w:t>
+      </w:r>
+      <w:r>
+        <w:t xml:space="preserve"> </w:t>
+      </w:r>
+      <w:r>
+        <w:t xml:space="preserve">羯</w:t>
+      </w:r>
+      <w:r>
+        <w:t xml:space="preserve"> </w:t>
+      </w:r>
+      <w:r>
+        <w:t xml:space="preserve">for</w:t>
+      </w:r>
+      <w:r>
+        <w:t xml:space="preserve"> </w:t>
+      </w:r>
+      <w:r>
+        <w:rPr>
+          <w:iCs/>
+          <w:i/>
+        </w:rPr>
+        <w:t xml:space="preserve">kar-</w:t>
+      </w:r>
+      <w:r>
+        <w:t xml:space="preserve"> </w:t>
+      </w:r>
+      <w:r>
+        <w:t xml:space="preserve">in</w:t>
+      </w:r>
+      <w:r>
+        <w:t xml:space="preserve"> </w:t>
+      </w:r>
+      <w:r>
+        <w:rPr>
+          <w:iCs/>
+          <w:i/>
+        </w:rPr>
+        <w:t xml:space="preserve">ākarṣaṇī</w:t>
+      </w:r>
+      <w:r>
+        <w:t xml:space="preserve">. A</w:t>
+      </w:r>
+      <w:r>
+        <w:t xml:space="preserve"> </w:t>
+      </w:r>
+      <w:r>
+        <w:t xml:space="preserve">-p</w:t>
+      </w:r>
+      <w:r>
+        <w:t xml:space="preserve"> </w:t>
+      </w:r>
+      <w:r>
+        <w:t xml:space="preserve">coda occurs once, and a</w:t>
+      </w:r>
+      <w:r>
+        <w:t xml:space="preserve"> </w:t>
+      </w:r>
+      <w:r>
+        <w:t xml:space="preserve">-n</w:t>
+      </w:r>
+      <w:r>
+        <w:t xml:space="preserve"> </w:t>
+      </w:r>
+      <w:r>
+        <w:t xml:space="preserve">coda</w:t>
+      </w:r>
+      <w:r>
+        <w:t xml:space="preserve"> </w:t>
+      </w:r>
+      <w:r>
+        <w:rPr>
+          <w:bCs/>
+          <w:b/>
+        </w:rPr>
+        <w:t xml:space="preserve">once</w:t>
+      </w:r>
+      <w:r>
+        <w:t xml:space="preserve">,</w:t>
+      </w:r>
+      <w:r>
+        <w:t xml:space="preserve"> </w:t>
+      </w:r>
+      <w:r>
+        <w:t xml:space="preserve">3%. Reading</w:t>
+      </w:r>
+      <w:r>
+        <w:t xml:space="preserve"> </w:t>
+      </w:r>
+      <w:r>
+        <w:t xml:space="preserve">頓</w:t>
+      </w:r>
+      <w:r>
+        <w:t xml:space="preserve"> </w:t>
+      </w:r>
+      <w:r>
+        <w:t xml:space="preserve">as</w:t>
+      </w:r>
+      <w:r>
+        <w:t xml:space="preserve"> </w:t>
+      </w:r>
+      <w:r>
+        <w:rPr>
+          <w:iCs/>
+          <w:i/>
+        </w:rPr>
+        <w:t xml:space="preserve">tur</w:t>
+      </w:r>
+      <w:r>
+        <w:t xml:space="preserve"> </w:t>
+      </w:r>
+      <w:r>
+        <w:t xml:space="preserve">therefore asks for the rarest of the four</w:t>
+      </w:r>
+      <w:r>
+        <w:t xml:space="preserve"> </w:t>
+      </w:r>
+      <w:r>
+        <w:t xml:space="preserve">options, where the expected spelling was an open character or a</w:t>
+      </w:r>
+      <w:r>
+        <w:t xml:space="preserve"> </w:t>
+      </w:r>
+      <w:r>
+        <w:t xml:space="preserve">-t</w:t>
+      </w:r>
+      <w:r>
+        <w:t xml:space="preserve">.</w:t>
+      </w:r>
+      <w:hyperlink w:anchor="r22">
+        <w:r>
+          <w:rPr>
+            <w:rStyle w:val="Hyperlink"/>
+            <w:vertAlign w:val="superscript"/>
+          </w:rPr>
+          <w:t xml:space="preserve">22</w:t>
+        </w:r>
+      </w:hyperlink>
+      <w:r>
+        <w:t xml:space="preserve"> </w:t>
+      </w:r>
+      <w:r>
+        <w:t xml:space="preserve">The syllable count is no obstacle to either reading.</w:t>
+      </w:r>
+      <w:r>
+        <w:t xml:space="preserve"> </w:t>
+      </w:r>
+      <w:r>
+        <w:rPr>
+          <w:iCs/>
+          <w:i/>
+        </w:rPr>
+        <w:t xml:space="preserve">Baγatur</w:t>
+      </w:r>
+      <w:r>
+        <w:t xml:space="preserve"> </w:t>
+      </w:r>
+      <w:r>
+        <w:t xml:space="preserve">has three syllables against</w:t>
+      </w:r>
+      <w:r>
+        <w:t xml:space="preserve"> </w:t>
+      </w:r>
+      <w:r>
+        <w:t xml:space="preserve">two characters, but 93 of the 1,017 verified pairs use fewer characters than syllables, and in 47</w:t>
+      </w:r>
+      <w:r>
+        <w:t xml:space="preserve"> </w:t>
+      </w:r>
+      <w:r>
+        <w:t xml:space="preserve">of those a character with a written stop coda does the compressing.</w:t>
+      </w:r>
+      <w:r>
+        <w:t xml:space="preserve"> </w:t>
+      </w:r>
+      <w:r>
+        <w:t xml:space="preserve">竭</w:t>
+      </w:r>
+      <w:r>
+        <w:t xml:space="preserve"> </w:t>
+      </w:r>
+      <w:r>
+        <w:t xml:space="preserve">covers</w:t>
+      </w:r>
+      <w:r>
+        <w:t xml:space="preserve"> </w:t>
+      </w:r>
+      <w:r>
+        <w:rPr>
+          <w:iCs/>
+          <w:i/>
+        </w:rPr>
+        <w:t xml:space="preserve">-gata</w:t>
+      </w:r>
+      <w:r>
+        <w:t xml:space="preserve"> </w:t>
+      </w:r>
+      <w:r>
+        <w:t xml:space="preserve">in</w:t>
+      </w:r>
+      <w:r>
+        <w:t xml:space="preserve"> </w:t>
+      </w:r>
+      <w:r>
+        <w:t xml:space="preserve">多阿竭</w:t>
+      </w:r>
+      <w:r>
+        <w:t xml:space="preserve"> </w:t>
+      </w:r>
+      <w:r>
+        <w:t xml:space="preserve">for</w:t>
+      </w:r>
+      <w:r>
+        <w:t xml:space="preserve"> </w:t>
+      </w:r>
+      <w:r>
+        <w:rPr>
+          <w:iCs/>
+          <w:i/>
+        </w:rPr>
+        <w:t xml:space="preserve">tathāgata</w:t>
+      </w:r>
+      <w:r>
+        <w:t xml:space="preserve">,</w:t>
+      </w:r>
+      <w:r>
+        <w:t xml:space="preserve"> </w:t>
+      </w:r>
+      <w:r>
+        <w:t xml:space="preserve">塞</w:t>
+      </w:r>
+      <w:r>
+        <w:t xml:space="preserve"> </w:t>
+      </w:r>
+      <w:r>
+        <w:t xml:space="preserve">covers</w:t>
+      </w:r>
+      <w:r>
+        <w:t xml:space="preserve"> </w:t>
+      </w:r>
+      <w:r>
+        <w:rPr>
+          <w:iCs/>
+          <w:i/>
+        </w:rPr>
+        <w:t xml:space="preserve">-saka</w:t>
+      </w:r>
+      <w:r>
+        <w:t xml:space="preserve"> </w:t>
+      </w:r>
+      <w:r>
+        <w:t xml:space="preserve">in</w:t>
+      </w:r>
+      <w:r>
+        <w:t xml:space="preserve"> </w:t>
+      </w:r>
+      <w:r>
+        <w:t xml:space="preserve">優婆塞</w:t>
+      </w:r>
+      <w:r>
+        <w:t xml:space="preserve"> </w:t>
+      </w:r>
+      <w:r>
+        <w:t xml:space="preserve">for</w:t>
+      </w:r>
+      <w:r>
+        <w:t xml:space="preserve"> </w:t>
+      </w:r>
+      <w:r>
+        <w:rPr>
+          <w:iCs/>
+          <w:i/>
+        </w:rPr>
+        <w:t xml:space="preserve">upāsaka</w:t>
+      </w:r>
+      <w:r>
+        <w:t xml:space="preserve">. Compression is a real device, available to any</w:t>
+      </w:r>
+      <w:r>
+        <w:t xml:space="preserve"> </w:t>
+      </w:r>
+      <w:r>
+        <w:t xml:space="preserve">reading of</w:t>
+      </w:r>
+      <w:r>
+        <w:t xml:space="preserve"> </w:t>
+      </w:r>
+      <w:r>
+        <w:t xml:space="preserve">冒頓</w:t>
+      </w:r>
+      <w:r>
+        <w:t xml:space="preserve">, so the final</w:t>
+      </w:r>
+      <w:r>
+        <w:t xml:space="preserve"> </w:t>
+      </w:r>
+      <w:r>
+        <w:t xml:space="preserve">-r</w:t>
+      </w:r>
+      <w:r>
+        <w:t xml:space="preserve"> </w:t>
+      </w:r>
+      <w:r>
+        <w:t xml:space="preserve">stands alone as</w:t>
+      </w:r>
+      <w:r>
+        <w:t xml:space="preserve"> </w:t>
+      </w:r>
+      <w:r>
+        <w:t xml:space="preserve">the difficulty.</w:t>
+      </w:r>
+    </w:p>
+    <w:p>
+      <w:pPr>
+        <w:pStyle w:val="BodyText"/>
+      </w:pPr>
+      <w:r>
+        <w:t xml:space="preserve">What survives on the Turkic side is unaffected by any of this.</w:t>
+      </w:r>
+      <w:r>
+        <w:t xml:space="preserve"> </w:t>
+      </w:r>
+      <w:r>
+        <w:t xml:space="preserve">Proto-Turkic has no initial</w:t>
+      </w:r>
+      <w:r>
+        <w:t xml:space="preserve"> </w:t>
+      </w:r>
+      <w:r>
+        <w:t xml:space="preserve">*m-</w:t>
+      </w:r>
+      <w:r>
+        <w:t xml:space="preserve">, and the one route to one is</w:t>
+      </w:r>
+      <w:r>
+        <w:t xml:space="preserve"> </w:t>
+      </w:r>
+      <w:r>
+        <w:t xml:space="preserve">*b-</w:t>
+      </w:r>
+      <w:r>
+        <w:t xml:space="preserve"> </w:t>
+      </w:r>
+      <w:r>
+        <w:t xml:space="preserve">assimilating to a nasal immediately after the vowel;</w:t>
       </w:r>
       <w:r>
         <w:t xml:space="preserve"> </w:t>
@@ -5778,46 +6633,70 @@
         <w:t xml:space="preserve"> </w:t>
       </w:r>
       <w:r>
-        <w:t xml:space="preserve">had the alternative</w:t>
-      </w:r>
-      <w:r>
-        <w:t xml:space="preserve"> </w:t>
-      </w:r>
-      <w:r>
-        <w:t xml:space="preserve">available and did not take it. The economical reading is that he wrote an</w:t>
-      </w:r>
-      <w:r>
-        <w:t xml:space="preserve"> </w:t>
-      </w:r>
-      <w:r>
-        <w:t xml:space="preserve">m</w:t>
-      </w:r>
-      <w:r>
-        <w:t xml:space="preserve"> </w:t>
-      </w:r>
-      <w:r>
-        <w:t xml:space="preserve">because he heard one — which leaves the standard etymology needing a</w:t>
-      </w:r>
-      <w:r>
-        <w:t xml:space="preserve"> </w:t>
-      </w:r>
-      <w:r>
-        <w:t xml:space="preserve">substitution that occurs 3 times in 838 opportunities. Combined with the absent</w:t>
-      </w:r>
-      <w:r>
-        <w:t xml:space="preserve"> </w:t>
-      </w:r>
-      <w:r>
-        <w:t xml:space="preserve">-r</w:t>
-      </w:r>
-      <w:r>
-        <w:t xml:space="preserve">, that is two independent lines against it, neither depending on the</w:t>
-      </w:r>
-      <w:r>
-        <w:t xml:space="preserve"> </w:t>
-      </w:r>
-      <w:r>
-        <w:t xml:space="preserve">channel model.</w:t>
+        <w:t xml:space="preserve">mək</w:t>
+      </w:r>
+      <w:r>
+        <w:t xml:space="preserve"> </w:t>
+      </w:r>
+      <w:r>
+        <w:t xml:space="preserve">has no nasal in that position, its only</w:t>
+      </w:r>
+      <w:r>
+        <w:t xml:space="preserve"> </w:t>
+      </w:r>
+      <w:r>
+        <w:t xml:space="preserve">nasal being the</w:t>
+      </w:r>
+      <w:r>
+        <w:t xml:space="preserve"> </w:t>
+      </w:r>
+      <w:r>
+        <w:t xml:space="preserve">-n</w:t>
+      </w:r>
+      <w:r>
+        <w:t xml:space="preserve"> </w:t>
+      </w:r>
+      <w:r>
+        <w:t xml:space="preserve">of</w:t>
+      </w:r>
+      <w:r>
+        <w:t xml:space="preserve"> </w:t>
+      </w:r>
+      <w:r>
+        <w:t xml:space="preserve">頓</w:t>
+      </w:r>
+      <w:r>
+        <w:t xml:space="preserve">. So on a Turkic</w:t>
+      </w:r>
+      <w:r>
+        <w:t xml:space="preserve"> </w:t>
+      </w:r>
+      <w:r>
+        <w:t xml:space="preserve">reading the</w:t>
+      </w:r>
+      <w:r>
+        <w:t xml:space="preserve"> </w:t>
+      </w:r>
+      <w:r>
+        <w:t xml:space="preserve">m-</w:t>
+      </w:r>
+      <w:r>
+        <w:t xml:space="preserve"> </w:t>
+      </w:r>
+      <w:r>
+        <w:t xml:space="preserve">has to be the scribe's choice rather than the source</w:t>
+      </w:r>
+      <w:r>
+        <w:t xml:space="preserve"> </w:t>
+      </w:r>
+      <w:r>
+        <w:t xml:space="preserve">language's sound, and the count above says he was entitled to make it. Small numbers should be</w:t>
+      </w:r>
+      <w:r>
+        <w:t xml:space="preserve"> </w:t>
+      </w:r>
+      <w:r>
+        <w:t xml:space="preserve">kept in view: 3 of 22 is four cases short of nothing, and the interval is wide.</w:t>
       </w:r>
     </w:p>
     <w:bookmarkEnd w:id="37"/>
@@ -6259,13 +7138,7 @@
         <w:t xml:space="preserve"> </w:t>
       </w:r>
       <w:r>
-        <w:t xml:space="preserve">ordinary, not exceptional. Note the shape of the asymmetry: nasals are handled robustly and stops</w:t>
-      </w:r>
-      <w:r>
-        <w:t xml:space="preserve"> </w:t>
-      </w:r>
-      <w:r>
-        <w:t xml:space="preserve">loosely — the same split Table 5 found surviving the period gap, appearing here in what the scribe</w:t>
+        <w:t xml:space="preserve">ordinary, not exceptional. Note the shape of the asymmetry: nasals are handled robustly and stops loosely, the same split Table 5 found surviving the period gap, appearing here in what the scribe</w:t>
       </w:r>
       <w:r>
         <w:t xml:space="preserve"> </w:t>
@@ -6339,13 +7212,13 @@
         <w:pStyle w:val="BodyText"/>
       </w:pPr>
       <w:r>
-        <w:t xml:space="preserve">Taking every junction at which a written stop or nasal coda is followed by a same-place onset,</w:t>
-      </w:r>
-      <w:r>
-        <w:t xml:space="preserve"> </w:t>
-      </w:r>
-      <w:r>
-        <w:t xml:space="preserve">and asking whether the Sanskrit form carries that consonant once or twice:</w:t>
+        <w:t xml:space="preserve">We take every junction at which a written stop or nasal coda is followed by a same-place onset,</w:t>
+      </w:r>
+      <w:r>
+        <w:t xml:space="preserve"> </w:t>
+      </w:r>
+      <w:r>
+        <w:t xml:space="preserve">and ask whether the Sanskrit form carries that consonant once or twice:</w:t>
       </w:r>
     </w:p>
     <w:tbl>
@@ -6621,24 +7494,156 @@
         <w:t xml:space="preserve"> </w:t>
       </w:r>
       <w:r>
-        <w:t xml:space="preserve">§8.2, this is a measurement that settles an objection which would otherwise be argued from</w:t>
-      </w:r>
-      <w:r>
-        <w:t xml:space="preserve"> </w:t>
-      </w:r>
-      <w:r>
-        <w:t xml:space="preserve">intuition — a reader who assumes two written consonants mean two spoken ones will reject readings</w:t>
-      </w:r>
-      <w:r>
-        <w:t xml:space="preserve"> </w:t>
-      </w:r>
-      <w:r>
-        <w:t xml:space="preserve">that the corpus permits.</w:t>
+        <w:t xml:space="preserve">§8.2, this is a measurement that settles an objection which would otherwise be argued from intuition: a reader who assumes two written consonants mean two spoken ones will reject readings</w:t>
+      </w:r>
+      <w:r>
+        <w:t xml:space="preserve"> </w:t>
+      </w:r>
+      <w:r>
+        <w:t xml:space="preserve">that the corpus permits. The nasal case is cleaner still: every source word in the corpus with a</w:t>
+      </w:r>
+      <w:r>
+        <w:t xml:space="preserve"> </w:t>
+      </w:r>
+      <w:r>
+        <w:t xml:space="preserve">medial</w:t>
+      </w:r>
+      <w:r>
+        <w:t xml:space="preserve"> </w:t>
+      </w:r>
+      <w:r>
+        <w:t xml:space="preserve">ŋg</w:t>
+      </w:r>
+      <w:r>
+        <w:t xml:space="preserve"> </w:t>
+      </w:r>
+      <w:r>
+        <w:t xml:space="preserve">or</w:t>
+      </w:r>
+      <w:r>
+        <w:t xml:space="preserve"> </w:t>
+      </w:r>
+      <w:r>
+        <w:t xml:space="preserve">ŋk</w:t>
+      </w:r>
+      <w:r>
+        <w:t xml:space="preserve"> </w:t>
+      </w:r>
+      <w:r>
+        <w:t xml:space="preserve">is written with a</w:t>
+      </w:r>
+      <w:r>
+        <w:t xml:space="preserve"> </w:t>
+      </w:r>
+      <w:r>
+        <w:t xml:space="preserve">-ŋ</w:t>
+      </w:r>
+      <w:r>
+        <w:t xml:space="preserve"> </w:t>
+      </w:r>
+      <w:r>
+        <w:t xml:space="preserve">coda followed by a velar onset, 13 of 13:</w:t>
+      </w:r>
+      <w:r>
+        <w:t xml:space="preserve"> </w:t>
+      </w:r>
+      <w:r>
+        <w:t xml:space="preserve">央具梨</w:t>
+      </w:r>
+      <w:r>
+        <w:t xml:space="preserve"> </w:t>
+      </w:r>
+      <w:r>
+        <w:t xml:space="preserve">for</w:t>
+      </w:r>
+      <w:r>
+        <w:t xml:space="preserve"> </w:t>
+      </w:r>
+      <w:r>
+        <w:rPr>
+          <w:iCs/>
+          <w:i/>
+        </w:rPr>
+        <w:t xml:space="preserve">aṅguli</w:t>
+      </w:r>
+      <w:r>
+        <w:t xml:space="preserve">,</w:t>
+      </w:r>
+      <w:r>
+        <w:t xml:space="preserve"> </w:t>
+      </w:r>
+      <w:r>
+        <w:t xml:space="preserve">商羯羅</w:t>
+      </w:r>
+      <w:r>
+        <w:t xml:space="preserve"> </w:t>
+      </w:r>
+      <w:r>
+        <w:t xml:space="preserve">for</w:t>
+      </w:r>
+      <w:r>
+        <w:t xml:space="preserve"> </w:t>
+      </w:r>
+      <w:r>
+        <w:rPr>
+          <w:iCs/>
+          <w:i/>
+        </w:rPr>
+        <w:t xml:space="preserve">śaṅkara</w:t>
+      </w:r>
+      <w:r>
+        <w:t xml:space="preserve">,</w:t>
+      </w:r>
+      <w:r>
+        <w:t xml:space="preserve"> </w:t>
+      </w:r>
+      <w:r>
+        <w:t xml:space="preserve">僧伽施</w:t>
+      </w:r>
+      <w:r>
+        <w:t xml:space="preserve"> </w:t>
+      </w:r>
+      <w:r>
+        <w:t xml:space="preserve">for</w:t>
+      </w:r>
+      <w:r>
+        <w:t xml:space="preserve"> </w:t>
+      </w:r>
+      <w:r>
+        <w:rPr>
+          <w:iCs/>
+          <w:i/>
+        </w:rPr>
+        <w:t xml:space="preserve">sāṅkāśya</w:t>
+      </w:r>
+      <w:r>
+        <w:t xml:space="preserve">. Two characters spelling one</w:t>
+      </w:r>
+      <w:r>
+        <w:t xml:space="preserve"> </w:t>
+      </w:r>
+      <w:r>
+        <w:t xml:space="preserve">medial nasal is not a licence the scribe occasionally took; it is the only device available to him,</w:t>
+      </w:r>
+      <w:r>
+        <w:t xml:space="preserve"> </w:t>
+      </w:r>
+      <w:r>
+        <w:t xml:space="preserve">since a Chinese syllable cannot begin with</w:t>
+      </w:r>
+      <w:r>
+        <w:t xml:space="preserve"> </w:t>
+      </w:r>
+      <w:r>
+        <w:t xml:space="preserve">ŋ</w:t>
+      </w:r>
+      <w:r>
+        <w:t xml:space="preserve">.</w:t>
       </w:r>
     </w:p>
     <w:bookmarkEnd w:id="39"/>
     <w:bookmarkEnd w:id="40"/>
-    <w:bookmarkStart w:id="42" w:name="X4ed835cbda41f6d47fcb502e77bb0da604d6632"/>
+    <w:bookmarkStart w:id="43" w:name="X4ed835cbda41f6d47fcb502e77bb0da604d6632"/>
     <w:p>
       <w:pPr>
         <w:pStyle w:val="Heading2"/>
@@ -6664,7 +7669,7 @@
         <w:t xml:space="preserve"> </w:t>
       </w:r>
       <w:r>
-        <w:t xml:space="preserve">That is not an argument that no such reading can ever be supported — it is an argument that</w:t>
+        <w:t xml:space="preserve">That is not an argument that no such reading can ever be supported; it is an argument that</w:t>
       </w:r>
       <w:r>
         <w:t xml:space="preserve"> </w:t>
@@ -6742,13 +7747,7 @@
         <w:t xml:space="preserve"> </w:t>
       </w:r>
       <w:r>
-        <w:t xml:space="preserve">"filial". This is the only Xiongnu title element the Chinese sources</w:t>
-      </w:r>
-      <w:r>
-        <w:t xml:space="preserve"> </w:t>
-      </w:r>
-      <w:r>
-        <w:t xml:space="preserve">translate — which means the meaning is</w:t>
+        <w:t xml:space="preserve">"filial". This is the only Xiongnu title element the Chinese sources translate, which means the meaning is</w:t>
       </w:r>
       <w:r>
         <w:t xml:space="preserve"> </w:t>
@@ -6791,7 +7790,7 @@
         <w:t xml:space="preserve"> </w:t>
       </w:r>
       <w:r>
-        <w:t xml:space="preserve">Searching the two lexicons of §3.4 returns</w:t>
+        <w:t xml:space="preserve">We searched the two lexicons of §3.4 and found</w:t>
       </w:r>
       <w:r>
         <w:t xml:space="preserve"> </w:t>
@@ -6849,13 +7848,13 @@
       <w:r>
         <w:t xml:space="preserve">.</w:t>
       </w:r>
-      <w:hyperlink w:anchor="r13">
+      <w:hyperlink w:anchor="r14">
         <w:r>
           <w:rPr>
             <w:rStyle w:val="Hyperlink"/>
             <w:vertAlign w:val="superscript"/>
           </w:rPr>
-          <w:t xml:space="preserve">13</w:t>
+          <w:t xml:space="preserve">14</w:t>
         </w:r>
       </w:hyperlink>
       <w:r>
@@ -6956,6 +7955,242 @@
           <w:bCs/>
           <w:b/>
         </w:rPr>
+        <w:t xml:space="preserve">The word is of a kind that becomes a title.</w:t>
+      </w:r>
+      <w:r>
+        <w:t xml:space="preserve"> </w:t>
+      </w:r>
+      <w:r>
+        <w:t xml:space="preserve">This matters more than the</w:t>
+      </w:r>
+      <w:r>
+        <w:t xml:space="preserve"> </w:t>
+      </w:r>
+      <w:r>
+        <w:t xml:space="preserve">gloss alone. Clauson records Chagatay</w:t>
+      </w:r>
+      <w:r>
+        <w:t xml:space="preserve"> </w:t>
+      </w:r>
+      <w:r>
+        <w:rPr>
+          <w:iCs/>
+          <w:i/>
+        </w:rPr>
+        <w:t xml:space="preserve">inak</w:t>
+      </w:r>
+      <w:r>
+        <w:t xml:space="preserve"> </w:t>
+      </w:r>
+      <w:r>
+        <w:t xml:space="preserve">as</w:t>
+      </w:r>
+      <w:r>
+        <w:t xml:space="preserve"> </w:t>
+      </w:r>
+      <w:r>
+        <w:rPr>
+          <w:iCs/>
+          <w:i/>
+        </w:rPr>
+        <w:t xml:space="preserve">nāyib va muqarrab</w:t>
+      </w:r>
+      <w:r>
+        <w:t xml:space="preserve">, "a royal</w:t>
+      </w:r>
+      <w:r>
+        <w:t xml:space="preserve"> </w:t>
+      </w:r>
+      <w:r>
+        <w:t xml:space="preserve">representative or senior minister", and the cognate</w:t>
+      </w:r>
+      <w:r>
+        <w:t xml:space="preserve"> </w:t>
+      </w:r>
+      <w:r>
+        <w:rPr>
+          <w:iCs/>
+          <w:i/>
+        </w:rPr>
+        <w:t xml:space="preserve">ınanç</w:t>
+      </w:r>
+      <w:r>
+        <w:t xml:space="preserve">, from the same</w:t>
+      </w:r>
+      <w:r>
+        <w:t xml:space="preserve"> </w:t>
+      </w:r>
+      <w:r>
+        <w:rPr>
+          <w:iCs/>
+          <w:i/>
+        </w:rPr>
+        <w:t xml:space="preserve">ına-</w:t>
+      </w:r>
+      <w:r>
+        <w:t xml:space="preserve"> </w:t>
+      </w:r>
+      <w:r>
+        <w:t xml:space="preserve">root, appears in Old Turkic as an office and as a name element:</w:t>
+      </w:r>
+      <w:r>
+        <w:t xml:space="preserve"> </w:t>
+      </w:r>
+      <w:r>
+        <w:rPr>
+          <w:iCs/>
+          <w:i/>
+        </w:rPr>
+        <w:t xml:space="preserve">él inanç tirek</w:t>
+      </w:r>
+      <w:r>
+        <w:t xml:space="preserve"> </w:t>
+      </w:r>
+      <w:r>
+        <w:t xml:space="preserve">in a Uyghur list of proper names,</w:t>
+      </w:r>
+      <w:r>
+        <w:t xml:space="preserve"> </w:t>
+      </w:r>
+      <w:r>
+        <w:rPr>
+          <w:iCs/>
+          <w:i/>
+        </w:rPr>
+        <w:t xml:space="preserve">ınançları buyrukları</w:t>
+      </w:r>
+      <w:r>
+        <w:t xml:space="preserve"> </w:t>
+      </w:r>
+      <w:r>
+        <w:t xml:space="preserve">"his ministers and</w:t>
+      </w:r>
+      <w:r>
+        <w:t xml:space="preserve"> </w:t>
+      </w:r>
+      <w:r>
+        <w:t xml:space="preserve">officers",</w:t>
+      </w:r>
+      <w:r>
+        <w:t xml:space="preserve"> </w:t>
+      </w:r>
+      <w:r>
+        <w:rPr>
+          <w:iCs/>
+          <w:i/>
+        </w:rPr>
+        <w:t xml:space="preserve">inanç tayanç</w:t>
+      </w:r>
+      <w:r>
+        <w:t xml:space="preserve"> </w:t>
+      </w:r>
+      <w:r>
+        <w:t xml:space="preserve">for a confidential minister to a</w:t>
+      </w:r>
+      <w:r>
+        <w:t xml:space="preserve"> </w:t>
+      </w:r>
+      <w:r>
+        <w:rPr>
+          <w:iCs/>
+          <w:i/>
+        </w:rPr>
+        <w:t xml:space="preserve">beg</w:t>
+      </w:r>
+      <w:r>
+        <w:t xml:space="preserve">, and</w:t>
+      </w:r>
+      <w:r>
+        <w:t xml:space="preserve"> </w:t>
+      </w:r>
+      <w:r>
+        <w:rPr>
+          <w:iCs/>
+          <w:i/>
+        </w:rPr>
+        <w:t xml:space="preserve">él ögesi ınancu bilge</w:t>
+      </w:r>
+      <w:r>
+        <w:t xml:space="preserve"> </w:t>
+      </w:r>
+      <w:r>
+        <w:t xml:space="preserve">in the Yenisei epitaphs of southern</w:t>
+      </w:r>
+      <w:r>
+        <w:t xml:space="preserve"> </w:t>
+      </w:r>
+      <w:r>
+        <w:t xml:space="preserve">Siberia.</w:t>
+      </w:r>
+      <w:hyperlink w:anchor="r4">
+        <w:r>
+          <w:rPr>
+            <w:rStyle w:val="Hyperlink"/>
+            <w:vertAlign w:val="superscript"/>
+          </w:rPr>
+          <w:t xml:space="preserve">4</w:t>
+        </w:r>
+      </w:hyperlink>
+      <w:r>
+        <w:t xml:space="preserve"> </w:t>
+      </w:r>
+      <w:r>
+        <w:t xml:space="preserve">A court title built on this root is therefore not a stretch imposed on the word; it is what the</w:t>
+      </w:r>
+      <w:r>
+        <w:t xml:space="preserve"> </w:t>
+      </w:r>
+      <w:r>
+        <w:t xml:space="preserve">word ordinarily does. The</w:t>
+      </w:r>
+      <w:r>
+        <w:t xml:space="preserve"> </w:t>
+      </w:r>
+      <w:r>
+        <w:rPr>
+          <w:iCs/>
+          <w:i/>
+        </w:rPr>
+        <w:t xml:space="preserve">Hou Hanshu</w:t>
+      </w:r>
+      <w:r>
+        <w:t xml:space="preserve"> </w:t>
+      </w:r>
+      <w:r>
+        <w:t xml:space="preserve">has</w:t>
+      </w:r>
+      <w:r>
+        <w:t xml:space="preserve"> </w:t>
+      </w:r>
+      <w:r>
+        <w:t xml:space="preserve">若鞮</w:t>
+      </w:r>
+      <w:r>
+        <w:t xml:space="preserve"> </w:t>
+      </w:r>
+      <w:r>
+        <w:t xml:space="preserve">entering the</w:t>
+      </w:r>
+      <w:r>
+        <w:t xml:space="preserve"> </w:t>
+      </w:r>
+      <w:r>
+        <w:t xml:space="preserve">formal name from a particular reign onward, which is exactly how such a title spreads.</w:t>
+      </w:r>
+    </w:p>
+    <w:p>
+      <w:pPr>
+        <w:numPr>
+          <w:ilvl w:val="0"/>
+          <w:numId w:val="1001"/>
+        </w:numPr>
+        <w:pStyle w:val="Compact"/>
+      </w:pPr>
+      <w:r>
+        <w:rPr>
+          <w:bCs/>
+          <w:b/>
+        </w:rPr>
         <w:t xml:space="preserve">The morphology must be licensed.</w:t>
       </w:r>
       <w:r>
@@ -7019,16 +8254,7 @@
         <w:t xml:space="preserve">-tI</w:t>
       </w:r>
       <w:r>
-        <w:t xml:space="preserve">, almost all are</w:t>
-      </w:r>
-      <w:r>
-        <w:t xml:space="preserve"> </w:t>
-      </w:r>
-      <w:r>
-        <w:t xml:space="preserve">glossed with Latin perfects —</w:t>
-      </w:r>
-      <w:r>
-        <w:t xml:space="preserve"> </w:t>
+        <w:t xml:space="preserve">, almost all are glossed with Latin perfects (</w:t>
       </w:r>
       <w:r>
         <w:rPr>
@@ -7064,10 +8290,7 @@
         <w:t xml:space="preserve">Öwtiti: detersit</w:t>
       </w:r>
       <w:r>
-        <w:t xml:space="preserve"> </w:t>
-      </w:r>
-      <w:r>
-        <w:t xml:space="preserve">— the definite past ending; the remainder are numerals or Arabic</w:t>
+        <w:t xml:space="preserve">), the definite past ending; the remainder are numerals or Arabic</w:t>
       </w:r>
       <w:r>
         <w:t xml:space="preserve"> </w:t>
@@ -7105,10 +8328,7 @@
         <w:t xml:space="preserve">titles</w:t>
       </w:r>
       <w:r>
-        <w:t xml:space="preserve"> </w:t>
-      </w:r>
-      <w:r>
-        <w:t xml:space="preserve">—</w:t>
+        <w:t xml:space="preserve">:</w:t>
       </w:r>
       <w:r>
         <w:t xml:space="preserve"> </w:t>
@@ -7186,7 +8406,7 @@
         <w:t xml:space="preserve"> </w:t>
       </w:r>
       <w:r>
-        <w:t xml:space="preserve">one ruler's epithet but a title borne by a line — which is exactly how the Chinese sources use</w:t>
+        <w:t xml:space="preserve">one ruler's epithet but a title borne by a line, which is exactly how the Chinese sources use</w:t>
       </w:r>
       <w:r>
         <w:t xml:space="preserve"> </w:t>
@@ -7374,13 +8594,44 @@
         <w:pStyle w:val="BodyText"/>
       </w:pPr>
       <w:r>
-        <w:t xml:space="preserve">A further 32 candidate readings of Xiongnu names were produced in the course of this work.</w:t>
-      </w:r>
-      <w:r>
-        <w:t xml:space="preserve"> </w:t>
-      </w:r>
-      <w:r>
-        <w:t xml:space="preserve">None of them meets this standard — by §6.3 they are at the chance rate — and they are</w:t>
+        <w:t xml:space="preserve">One further reading of our own,</w:t>
+      </w:r>
+      <w:r>
+        <w:t xml:space="preserve"> </w:t>
+      </w:r>
+      <w:r>
+        <w:t xml:space="preserve">冒頓</w:t>
+      </w:r>
+      <w:r>
+        <w:t xml:space="preserve"> </w:t>
+      </w:r>
+      <w:r>
+        <w:t xml:space="preserve">as</w:t>
+      </w:r>
+      <w:r>
+        <w:t xml:space="preserve"> </w:t>
+      </w:r>
+      <w:r>
+        <w:rPr>
+          <w:iCs/>
+          <w:i/>
+        </w:rPr>
+        <w:t xml:space="preserve">Bögü Tın</w:t>
+      </w:r>
+      <w:r>
+        <w:t xml:space="preserve">, does meet this</w:t>
+      </w:r>
+      <w:r>
+        <w:t xml:space="preserve"> </w:t>
+      </w:r>
+      <w:r>
+        <w:t xml:space="preserve">standard, and §9.2 sets it out. We produced 31 others in the course of this work. None of</w:t>
+      </w:r>
+      <w:r>
+        <w:t xml:space="preserve"> </w:t>
+      </w:r>
+      <w:r>
+        <w:t xml:space="preserve">them meets it (by §6.3 they are at the chance rate) and they are</w:t>
       </w:r>
       <w:r>
         <w:t xml:space="preserve"> </w:t>
@@ -7399,7 +8650,7 @@
         <w:t xml:space="preserve">not presented here as findings</w:t>
       </w:r>
       <w:r>
-        <w:t xml:space="preserve">. They are included as</w:t>
+        <w:t xml:space="preserve">. We include them as</w:t>
       </w:r>
       <w:r>
         <w:t xml:space="preserve"> </w:t>
@@ -7415,7 +8666,7 @@
         <w:t xml:space="preserve"> </w:t>
       </w:r>
       <w:r>
-        <w:t xml:space="preserve">and released in the repository as</w:t>
+        <w:t xml:space="preserve">and release them in the repository as</w:t>
       </w:r>
       <w:r>
         <w:t xml:space="preserve"> </w:t>
@@ -7441,13 +8692,13 @@
       <w:r>
         <w:t xml:space="preserve">imagined.</w:t>
       </w:r>
-      <w:hyperlink w:anchor="r25">
+      <w:hyperlink w:anchor="r26">
         <w:r>
           <w:rPr>
             <w:rStyle w:val="Hyperlink"/>
             <w:vertAlign w:val="superscript"/>
           </w:rPr>
-          <w:t xml:space="preserve">25</w:t>
+          <w:t xml:space="preserve">26</w:t>
         </w:r>
       </w:hyperlink>
     </w:p>
@@ -7456,7 +8707,7 @@
         <w:pStyle w:val="BodyText"/>
       </w:pPr>
       <w:r>
-        <w:t xml:space="preserve">S1 is supplied for the record, not for review. It has the status of a laboratory notebook</w:t>
+        <w:t xml:space="preserve">We supply S1 for the record, not for review. It has the status of a laboratory notebook</w:t>
       </w:r>
       <w:r>
         <w:t xml:space="preserve"> </w:t>
@@ -7468,7 +8719,7 @@
         <w:t xml:space="preserve"> </w:t>
       </w:r>
       <w:r>
-        <w:t xml:space="preserve">author's rendering, the sense proposed for it, and — where one exists — the historical or</w:t>
+        <w:t xml:space="preserve">author's rendering, the sense proposed for it, and, where one exists, the historical or</w:t>
       </w:r>
       <w:r>
         <w:t xml:space="preserve"> </w:t>
@@ -7567,16 +8818,16 @@
         <w:t xml:space="preserve"> </w:t>
       </w:r>
       <w:r>
-        <w:t xml:space="preserve">quoted in support of an individual reading — the concrete form of the warning in §6.2.</w:t>
+        <w:t xml:space="preserve">quoted in support of an individual reading, the concrete form of the warning in §6.2.</w:t>
       </w:r>
     </w:p>
-    <w:bookmarkStart w:id="41" w:name="X4fad4669286f54693fdd68a9fb6e47866863224"/>
+    <w:bookmarkStart w:id="41" w:name="two-cases-which-are-not-ours-to-propose"/>
     <w:p>
       <w:pPr>
         <w:pStyle w:val="Heading3"/>
       </w:pPr>
       <w:r>
-        <w:t xml:space="preserve">9.1  A second case, which is not ours to propose</w:t>
+        <w:t xml:space="preserve">9.1  Two cases which are not ours to propose</w:t>
       </w:r>
     </w:p>
     <w:p>
@@ -7584,85 +8835,113 @@
         <w:pStyle w:val="FirstParagraph"/>
       </w:pPr>
       <w:r>
-        <w:t xml:space="preserve">The same standard can be applied to a comparison somebody else has already made, and that is</w:t>
-      </w:r>
-      <w:r>
-        <w:t xml:space="preserve"> </w:t>
-      </w:r>
-      <w:r>
-        <w:t xml:space="preserve">the more useful exercise, because the reading is then not ours to want. The Chinese sources record</w:t>
-      </w:r>
-      <w:r>
-        <w:t xml:space="preserve"> </w:t>
-      </w:r>
-      <w:r>
-        <w:t xml:space="preserve">徑路</w:t>
-      </w:r>
-      <w:r>
-        <w:t xml:space="preserve"> </w:t>
-      </w:r>
-      <w:r>
-        <w:t xml:space="preserve">keŋᶜ lɑᶜ</w:t>
-      </w:r>
-      <w:r>
-        <w:t xml:space="preserve"> </w:t>
-      </w:r>
-      <w:r>
-        <w:t xml:space="preserve">as a Xiongnu blade — the</w:t>
-      </w:r>
-      <w:r>
-        <w:t xml:space="preserve"> </w:t>
-      </w:r>
-      <w:r>
-        <w:t xml:space="preserve">徑路刀</w:t>
-      </w:r>
-      <w:r>
-        <w:t xml:space="preserve">, used in oath-taking. A comparison with Turkic</w:t>
-      </w:r>
-      <w:r>
-        <w:t xml:space="preserve"> </w:t>
-      </w:r>
-      <w:r>
-        <w:rPr>
-          <w:iCs/>
-          <w:i/>
-        </w:rPr>
-        <w:t xml:space="preserve">kıŋrak</w:t>
-      </w:r>
-      <w:r>
-        <w:t xml:space="preserve"> </w:t>
-      </w:r>
-      <w:r>
-        <w:t xml:space="preserve">is already in the literature, where it is described as speculative. Our corpus</w:t>
-      </w:r>
-      <w:r>
-        <w:t xml:space="preserve"> </w:t>
-      </w:r>
-      <w:r>
-        <w:t xml:space="preserve">building recorded it during the assembly of the Xiongnu lexicon, flagged unverified. It can now be</w:t>
-      </w:r>
-      <w:r>
-        <w:t xml:space="preserve"> </w:t>
-      </w:r>
-      <w:r>
-        <w:t xml:space="preserve">tested.</w:t>
+        <w:t xml:space="preserve">We can apply the same standard to comparisons somebody else has already made, and that is the</w:t>
+      </w:r>
+      <w:r>
+        <w:t xml:space="preserve"> </w:t>
+      </w:r>
+      <w:r>
+        <w:t xml:space="preserve">more useful exercise, because the reading is then not ours to want: the selection effect §6.3</w:t>
+      </w:r>
+      <w:r>
+        <w:t xml:space="preserve"> </w:t>
+      </w:r>
+      <w:r>
+        <w:t xml:space="preserve">measures is removed by construction. Two items in the record carry a reading from the literature</w:t>
+      </w:r>
+      <w:r>
+        <w:t xml:space="preserve"> </w:t>
+      </w:r>
+      <w:r>
+        <w:t xml:space="preserve">and a Chinese gloss to check it against.</w:t>
       </w:r>
     </w:p>
     <w:p>
       <w:pPr>
-        <w:numPr>
-          <w:ilvl w:val="0"/>
-          <w:numId w:val="1002"/>
-        </w:numPr>
-        <w:pStyle w:val="Compact"/>
+        <w:pStyle w:val="BodyText"/>
       </w:pPr>
       <w:r>
         <w:rPr>
           <w:bCs/>
           <w:b/>
         </w:rPr>
-        <w:t xml:space="preserve">The sense is attested, and attested of the right object.</w:t>
-      </w:r>
+        <w:t xml:space="preserve">The first is</w:t>
+      </w:r>
+      <w:r>
+        <w:rPr>
+          <w:bCs/>
+          <w:b/>
+        </w:rPr>
+        <w:t xml:space="preserve"> </w:t>
+      </w:r>
+      <w:r>
+        <w:rPr>
+          <w:bCs/>
+          <w:b/>
+        </w:rPr>
+        <w:t xml:space="preserve">徑路</w:t>
+      </w:r>
+      <w:r>
+        <w:t xml:space="preserve"> </w:t>
+      </w:r>
+      <w:r>
+        <w:t xml:space="preserve">keŋᶜ lɑᶜ</w:t>
+      </w:r>
+      <w:r>
+        <w:t xml:space="preserve">,</w:t>
+      </w:r>
+      <w:r>
+        <w:t xml:space="preserve"> </w:t>
+      </w:r>
+      <w:r>
+        <w:t xml:space="preserve">the</w:t>
+      </w:r>
+      <w:r>
+        <w:t xml:space="preserve"> </w:t>
+      </w:r>
+      <w:r>
+        <w:t xml:space="preserve">徑路刀</w:t>
+      </w:r>
+      <w:r>
+        <w:t xml:space="preserve">, a Xiongnu blade used in oath-taking. Friedrich Hirth compared</w:t>
+      </w:r>
+      <w:r>
+        <w:t xml:space="preserve"> </w:t>
+      </w:r>
+      <w:r>
+        <w:t xml:space="preserve">it with Turkic</w:t>
+      </w:r>
+      <w:r>
+        <w:t xml:space="preserve"> </w:t>
+      </w:r>
+      <w:r>
+        <w:rPr>
+          <w:iCs/>
+          <w:i/>
+        </w:rPr>
+        <w:t xml:space="preserve">kıŋrak</w:t>
+      </w:r>
+      <w:r>
+        <w:t xml:space="preserve"> </w:t>
+      </w:r>
+      <w:r>
+        <w:t xml:space="preserve">in 1908, calling the word the oldest Turkish on</w:t>
+      </w:r>
+      <w:r>
+        <w:t xml:space="preserve"> </w:t>
+      </w:r>
+      <w:r>
+        <w:t xml:space="preserve">record.</w:t>
+      </w:r>
+      <w:hyperlink w:anchor="r12">
+        <w:r>
+          <w:rPr>
+            <w:rStyle w:val="Hyperlink"/>
+            <w:vertAlign w:val="superscript"/>
+          </w:rPr>
+          <w:t xml:space="preserve">12</w:t>
+        </w:r>
+      </w:hyperlink>
       <w:r>
         <w:t xml:space="preserve"> </w:t>
       </w:r>
@@ -7683,275 +8962,978 @@
         <w:t xml:space="preserve"> </w:t>
       </w:r>
       <w:r>
-        <w:t xml:space="preserve">as a large knife resembling a cleaver, for cutting meat and dough. The Chinese</w:t>
-      </w:r>
-      <w:r>
-        <w:t xml:space="preserve"> </w:t>
-      </w:r>
-      <w:r>
-        <w:t xml:space="preserve">side independently says the referent is a blade. This is a stronger kind of agreement than a</w:t>
-      </w:r>
-      <w:r>
-        <w:t xml:space="preserve"> </w:t>
-      </w:r>
-      <w:r>
-        <w:t xml:space="preserve">sound match: two sources with no contact agree about</w:t>
-      </w:r>
-      <w:r>
-        <w:t xml:space="preserve"> </w:t>
-      </w:r>
-      <w:r>
-        <w:rPr>
-          <w:iCs/>
-          <w:i/>
-        </w:rPr>
-        <w:t xml:space="preserve">what the thing is</w:t>
-      </w:r>
-      <w:r>
-        <w:t xml:space="preserve">.</w:t>
+        <w:t xml:space="preserve">as a large knife</w:t>
+      </w:r>
+      <w:r>
+        <w:t xml:space="preserve"> </w:t>
+      </w:r>
+      <w:r>
+        <w:t xml:space="preserve">resembling a cleaver, for cutting meat and dough. The Chinese side independently says the referent is a blade, two sources with no contact agreeing about what the object is, which is a stronger</w:t>
+      </w:r>
+      <w:r>
+        <w:t xml:space="preserve"> </w:t>
+      </w:r>
+      <w:r>
+        <w:t xml:space="preserve">kind of agreement than a sound match. The consonant frame is exact:</w:t>
+      </w:r>
+      <w:r>
+        <w:t xml:space="preserve"> </w:t>
+      </w:r>
+      <w:r>
+        <w:t xml:space="preserve">徑</w:t>
+      </w:r>
+      <w:r>
+        <w:t xml:space="preserve"> </w:t>
+      </w:r>
+      <w:r>
+        <w:t xml:space="preserve">gives the velar onset with its</w:t>
+      </w:r>
+      <w:r>
+        <w:t xml:space="preserve"> </w:t>
+      </w:r>
+      <w:r>
+        <w:t xml:space="preserve">-ŋ</w:t>
+      </w:r>
+      <w:r>
+        <w:t xml:space="preserve"> </w:t>
+      </w:r>
+      <w:r>
+        <w:t xml:space="preserve">coda</w:t>
+      </w:r>
+      <w:r>
+        <w:t xml:space="preserve"> </w:t>
+      </w:r>
+      <w:r>
+        <w:t xml:space="preserve">written, and</w:t>
+      </w:r>
+      <w:r>
+        <w:t xml:space="preserve"> </w:t>
+      </w:r>
+      <w:r>
+        <w:t xml:space="preserve">路</w:t>
+      </w:r>
+      <w:r>
+        <w:t xml:space="preserve"> </w:t>
+      </w:r>
+      <w:r>
+        <w:t xml:space="preserve">gives a Chinese</w:t>
+      </w:r>
+      <w:r>
+        <w:t xml:space="preserve"> </w:t>
+      </w:r>
+      <w:r>
+        <w:t xml:space="preserve">l-</w:t>
+      </w:r>
+      <w:r>
+        <w:t xml:space="preserve"> </w:t>
+      </w:r>
+      <w:r>
+        <w:t xml:space="preserve">for a source</w:t>
+      </w:r>
+      <w:r>
+        <w:t xml:space="preserve"> </w:t>
+      </w:r>
+      <w:r>
+        <w:t xml:space="preserve">r-</w:t>
+      </w:r>
+      <w:r>
+        <w:t xml:space="preserve">, the direction attested in 12 of 14 cases. The Turkic word's final</w:t>
+      </w:r>
+      <w:r>
+        <w:t xml:space="preserve"> </w:t>
+      </w:r>
+      <w:r>
+        <w:t xml:space="preserve">-k</w:t>
+      </w:r>
+      <w:r>
+        <w:t xml:space="preserve"> </w:t>
+      </w:r>
+      <w:r>
+        <w:t xml:space="preserve">is not written, and Table 7 gives the rate at which a stop-final source</w:t>
+      </w:r>
+      <w:r>
+        <w:t xml:space="preserve"> </w:t>
+      </w:r>
+      <w:r>
+        <w:t xml:space="preserve">syllable was spelled with an open character: 30%.</w:t>
       </w:r>
     </w:p>
     <w:p>
       <w:pPr>
-        <w:numPr>
-          <w:ilvl w:val="0"/>
-          <w:numId w:val="1002"/>
-        </w:numPr>
-        <w:pStyle w:val="Compact"/>
+        <w:pStyle w:val="BodyText"/>
       </w:pPr>
       <w:r>
         <w:rPr>
           <w:bCs/>
           <w:b/>
         </w:rPr>
-        <w:t xml:space="preserve">The consonant frame is exact.</w:t>
-      </w:r>
-      <w:r>
-        <w:t xml:space="preserve"> </w:t>
-      </w:r>
-      <w:r>
-        <w:t xml:space="preserve">徑</w:t>
-      </w:r>
-      <w:r>
-        <w:t xml:space="preserve"> </w:t>
-      </w:r>
-      <w:r>
-        <w:t xml:space="preserve">gives the velar</w:t>
-      </w:r>
-      <w:r>
-        <w:t xml:space="preserve"> </w:t>
-      </w:r>
-      <w:r>
-        <w:t xml:space="preserve">onset with its</w:t>
-      </w:r>
-      <w:r>
-        <w:t xml:space="preserve"> </w:t>
-      </w:r>
-      <w:r>
-        <w:t xml:space="preserve">-ŋ</w:t>
-      </w:r>
-      <w:r>
-        <w:t xml:space="preserve"> </w:t>
-      </w:r>
-      <w:r>
-        <w:t xml:space="preserve">coda written;</w:t>
-      </w:r>
-      <w:r>
-        <w:t xml:space="preserve"> </w:t>
-      </w:r>
-      <w:r>
-        <w:t xml:space="preserve">路</w:t>
-      </w:r>
-      <w:r>
-        <w:t xml:space="preserve"> </w:t>
-      </w:r>
-      <w:r>
-        <w:t xml:space="preserve">gives a</w:t>
-      </w:r>
-      <w:r>
-        <w:t xml:space="preserve"> </w:t>
-      </w:r>
-      <w:r>
-        <w:t xml:space="preserve">Chinese</w:t>
-      </w:r>
-      <w:r>
-        <w:t xml:space="preserve"> </w:t>
-      </w:r>
-      <w:r>
-        <w:t xml:space="preserve">l-</w:t>
-      </w:r>
-      <w:r>
-        <w:t xml:space="preserve"> </w:t>
-      </w:r>
-      <w:r>
-        <w:t xml:space="preserve">for a source</w:t>
-      </w:r>
-      <w:r>
-        <w:t xml:space="preserve"> </w:t>
-      </w:r>
-      <w:r>
-        <w:t xml:space="preserve">r-</w:t>
-      </w:r>
-      <w:r>
-        <w:t xml:space="preserve">, which §8.1's</w:t>
-      </w:r>
-      <w:r>
-        <w:t xml:space="preserve"> </w:t>
-      </w:r>
-      <w:r>
-        <w:t xml:space="preserve">companion count shows is the ordinary direction — a source</w:t>
-      </w:r>
-      <w:r>
-        <w:t xml:space="preserve"> </w:t>
-      </w:r>
-      <w:r>
-        <w:t xml:space="preserve">r-</w:t>
-      </w:r>
-      <w:r>
-        <w:t xml:space="preserve"> </w:t>
-      </w:r>
-      <w:r>
-        <w:t xml:space="preserve">was</w:t>
-      </w:r>
-      <w:r>
-        <w:t xml:space="preserve"> </w:t>
-      </w:r>
-      <w:r>
-        <w:t xml:space="preserve">written</w:t>
-      </w:r>
-      <w:r>
-        <w:t xml:space="preserve"> </w:t>
-      </w:r>
-      <w:r>
-        <w:t xml:space="preserve">l-</w:t>
-      </w:r>
-      <w:r>
-        <w:t xml:space="preserve"> </w:t>
-      </w:r>
-      <w:r>
-        <w:t xml:space="preserve">in 12 of 14 attestations.</w:t>
+        <w:t xml:space="preserve">Where the Turkic word comes from.</w:t>
+      </w:r>
+      <w:r>
+        <w:t xml:space="preserve"> </w:t>
+      </w:r>
+      <w:r>
+        <w:t xml:space="preserve">This is not left to inference. Clauson</w:t>
+      </w:r>
+      <w:r>
+        <w:t xml:space="preserve"> </w:t>
+      </w:r>
+      <w:r>
+        <w:t xml:space="preserve">derives</w:t>
+      </w:r>
+      <w:r>
+        <w:t xml:space="preserve"> </w:t>
+      </w:r>
+      <w:r>
+        <w:rPr>
+          <w:iCs/>
+          <w:i/>
+        </w:rPr>
+        <w:t xml:space="preserve">kıŋra:k</w:t>
+      </w:r>
+      <w:r>
+        <w:t xml:space="preserve"> </w:t>
+      </w:r>
+      <w:r>
+        <w:t xml:space="preserve">as a deverbal noun from an unattested</w:t>
+      </w:r>
+      <w:r>
+        <w:t xml:space="preserve"> </w:t>
+      </w:r>
+      <w:r>
+        <w:rPr>
+          <w:iCs/>
+          <w:i/>
+        </w:rPr>
+        <w:t xml:space="preserve">*kıŋra:-</w:t>
+      </w:r>
+      <w:r>
+        <w:t xml:space="preserve">, itself</w:t>
+      </w:r>
+      <w:r>
+        <w:t xml:space="preserve"> </w:t>
+      </w:r>
+      <w:r>
+        <w:t xml:space="preserve">denominal from</w:t>
+      </w:r>
+      <w:r>
+        <w:t xml:space="preserve"> </w:t>
+      </w:r>
+      <w:r>
+        <w:rPr>
+          <w:iCs/>
+          <w:i/>
+        </w:rPr>
+        <w:t xml:space="preserve">kıŋır</w:t>
+      </w:r>
+      <w:r>
+        <w:t xml:space="preserve">, in the sense of something curved or something that cuts</w:t>
+      </w:r>
+      <w:r>
+        <w:t xml:space="preserve"> </w:t>
+      </w:r>
+      <w:r>
+        <w:t xml:space="preserve">crookedly.</w:t>
+      </w:r>
+      <w:hyperlink w:anchor="r4">
+        <w:r>
+          <w:rPr>
+            <w:rStyle w:val="Hyperlink"/>
+            <w:vertAlign w:val="superscript"/>
+          </w:rPr>
+          <w:t xml:space="preserve">4</w:t>
+        </w:r>
+      </w:hyperlink>
+      <w:r>
+        <w:t xml:space="preserve"> </w:t>
+      </w:r>
+      <w:r>
+        <w:t xml:space="preserve">Kāşgarî's own index supports that family on the</w:t>
+      </w:r>
+      <w:r>
+        <w:t xml:space="preserve"> </w:t>
+      </w:r>
+      <w:r>
+        <w:t xml:space="preserve">same frame:</w:t>
+      </w:r>
+      <w:r>
+        <w:t xml:space="preserve"> </w:t>
+      </w:r>
+      <w:r>
+        <w:rPr>
+          <w:iCs/>
+          <w:i/>
+        </w:rPr>
+        <w:t xml:space="preserve">kıñır</w:t>
+      </w:r>
+      <w:r>
+        <w:t xml:space="preserve">,</w:t>
+      </w:r>
+      <w:r>
+        <w:t xml:space="preserve"> </w:t>
+      </w:r>
+      <w:r>
+        <w:rPr>
+          <w:iCs/>
+          <w:i/>
+        </w:rPr>
+        <w:t xml:space="preserve">kıñru</w:t>
+      </w:r>
+      <w:r>
+        <w:t xml:space="preserve"> </w:t>
+      </w:r>
+      <w:r>
+        <w:t xml:space="preserve">"askew, squint",</w:t>
+      </w:r>
+      <w:r>
+        <w:t xml:space="preserve"> </w:t>
+      </w:r>
+      <w:r>
+        <w:rPr>
+          <w:iCs/>
+          <w:i/>
+        </w:rPr>
+        <w:t xml:space="preserve">kañrak</w:t>
+      </w:r>
+      <w:r>
+        <w:t xml:space="preserve"> </w:t>
+      </w:r>
+      <w:r>
+        <w:t xml:space="preserve">"palate", the arch of the mouth, and the verb</w:t>
+      </w:r>
+      <w:r>
+        <w:t xml:space="preserve"> </w:t>
+      </w:r>
+      <w:r>
+        <w:rPr>
+          <w:iCs/>
+          <w:i/>
+        </w:rPr>
+        <w:t xml:space="preserve">koñur-</w:t>
+      </w:r>
+      <w:r>
+        <w:t xml:space="preserve"> </w:t>
+      </w:r>
+      <w:r>
+        <w:t xml:space="preserve">"to wrench, bend back", surviving as Turkish</w:t>
+      </w:r>
+      <w:r>
+        <w:t xml:space="preserve"> </w:t>
+      </w:r>
+      <w:r>
+        <w:rPr>
+          <w:iCs/>
+          <w:i/>
+        </w:rPr>
+        <w:t xml:space="preserve">kanırmak</w:t>
+      </w:r>
+      <w:r>
+        <w:t xml:space="preserve">; and the</w:t>
+      </w:r>
+      <w:r>
+        <w:t xml:space="preserve"> </w:t>
+      </w:r>
+      <w:r>
+        <w:rPr>
+          <w:iCs/>
+          <w:i/>
+        </w:rPr>
+        <w:t xml:space="preserve">Codex Cumanicus</w:t>
+      </w:r>
+      <w:r>
+        <w:t xml:space="preserve"> </w:t>
+      </w:r>
+      <w:r>
+        <w:t xml:space="preserve">independently glosses</w:t>
+      </w:r>
+      <w:r>
+        <w:t xml:space="preserve"> </w:t>
+      </w:r>
+      <w:r>
+        <w:rPr>
+          <w:iCs/>
+          <w:i/>
+        </w:rPr>
+        <w:t xml:space="preserve">Kingir</w:t>
+      </w:r>
+      <w:r>
+        <w:t xml:space="preserve"> </w:t>
+      </w:r>
+      <w:r>
+        <w:t xml:space="preserve">as</w:t>
+      </w:r>
+      <w:r>
+        <w:t xml:space="preserve"> </w:t>
+      </w:r>
+      <w:r>
+        <w:rPr>
+          <w:iCs/>
+          <w:i/>
+        </w:rPr>
+        <w:t xml:space="preserve">curvus</w:t>
+      </w:r>
+      <w:r>
+        <w:t xml:space="preserve">. A curved blade named from bending is therefore motivated inside Turkic by the</w:t>
+      </w:r>
+      <w:r>
+        <w:t xml:space="preserve"> </w:t>
+      </w:r>
+      <w:r>
+        <w:t xml:space="preserve">standard authority, not by us.</w:t>
       </w:r>
     </w:p>
     <w:p>
       <w:pPr>
-        <w:numPr>
-          <w:ilvl w:val="0"/>
-          <w:numId w:val="1002"/>
-        </w:numPr>
-        <w:pStyle w:val="Compact"/>
+        <w:pStyle w:val="BodyText"/>
+      </w:pPr>
+      <w:r>
+        <w:t xml:space="preserve">The word also survives. Clauson records it in Teleut as</w:t>
+      </w:r>
+      <w:r>
+        <w:t xml:space="preserve"> </w:t>
+      </w:r>
+      <w:r>
+        <w:rPr>
+          <w:iCs/>
+          <w:i/>
+        </w:rPr>
+        <w:t xml:space="preserve">kıŋırak</w:t>
+      </w:r>
+      <w:r>
+        <w:t xml:space="preserve">, and in Kirghiz as</w:t>
+      </w:r>
+      <w:r>
+        <w:t xml:space="preserve"> </w:t>
+      </w:r>
+      <w:r>
+        <w:rPr>
+          <w:iCs/>
+          <w:i/>
+        </w:rPr>
+        <w:t xml:space="preserve">kıŋarak / kıŋırak</w:t>
+      </w:r>
+      <w:r>
+        <w:t xml:space="preserve">, "a rough two-edged knife used for cutting felt, scraping hides and sheepskins", the same object, in living languages, a thousand years after Kāşgarî and two</w:t>
+      </w:r>
+      <w:r>
+        <w:t xml:space="preserve"> </w:t>
+      </w:r>
+      <w:r>
+        <w:t xml:space="preserve">thousand after the</w:t>
+      </w:r>
+      <w:r>
+        <w:t xml:space="preserve"> </w:t>
+      </w:r>
+      <w:r>
+        <w:rPr>
+          <w:iCs/>
+          <w:i/>
+        </w:rPr>
+        <w:t xml:space="preserve">Hanshu</w:t>
+      </w:r>
+      <w:r>
+        <w:t xml:space="preserve">.</w:t>
+      </w:r>
+    </w:p>
+    <w:p>
+      <w:pPr>
+        <w:pStyle w:val="BodyText"/>
+      </w:pPr>
+      <w:r>
+        <w:t xml:space="preserve">Two cautions belong with this. Kāşgarî's text at III 382 reads</w:t>
+      </w:r>
+      <w:r>
+        <w:t xml:space="preserve"> </w:t>
+      </w:r>
+      <w:r>
+        <w:rPr>
+          <w:iCs/>
+          <w:i/>
+        </w:rPr>
+        <w:t xml:space="preserve">kırpa:k</w:t>
+      </w:r>
+      <w:r>
+        <w:t xml:space="preserve">, corrected in</w:t>
+      </w:r>
+      <w:r>
+        <w:t xml:space="preserve"> </w:t>
+      </w:r>
+      <w:r>
+        <w:t xml:space="preserve">the margin to</w:t>
+      </w:r>
+      <w:r>
+        <w:t xml:space="preserve"> </w:t>
+      </w:r>
+      <w:r>
+        <w:rPr>
+          <w:iCs/>
+          <w:i/>
+        </w:rPr>
+        <w:t xml:space="preserve">kıŋra:k</w:t>
+      </w:r>
+      <w:r>
+        <w:t xml:space="preserve">, so the form rests on a marginal emendation rather than the text as</w:t>
+      </w:r>
+      <w:r>
+        <w:t xml:space="preserve"> </w:t>
+      </w:r>
+      <w:r>
+        <w:t xml:space="preserve">written. And of the family it is</w:t>
+      </w:r>
+      <w:r>
+        <w:t xml:space="preserve"> </w:t>
+      </w:r>
+      <w:r>
+        <w:rPr>
+          <w:iCs/>
+          <w:i/>
+        </w:rPr>
+        <w:t xml:space="preserve">kıñır</w:t>
+      </w:r>
+      <w:r>
+        <w:t xml:space="preserve"> </w:t>
+      </w:r>
+      <w:r>
+        <w:t xml:space="preserve">that fits the transcription exactly, at three</w:t>
+      </w:r>
+      <w:r>
+        <w:t xml:space="preserve"> </w:t>
+      </w:r>
+      <w:r>
+        <w:t xml:space="preserve">consonants with nothing supplied;</w:t>
+      </w:r>
+      <w:r>
+        <w:t xml:space="preserve"> </w:t>
+      </w:r>
+      <w:r>
+        <w:rPr>
+          <w:iCs/>
+          <w:i/>
+        </w:rPr>
+        <w:t xml:space="preserve">kıñrak</w:t>
+      </w:r>
+      <w:r>
+        <w:t xml:space="preserve">, the member that means a knife, needs the</w:t>
+      </w:r>
+      <w:r>
+        <w:t xml:space="preserve"> </w:t>
+      </w:r>
+      <w:r>
+        <w:t xml:space="preserve">unwritten final</w:t>
+      </w:r>
+      <w:r>
+        <w:t xml:space="preserve"> </w:t>
+      </w:r>
+      <w:r>
+        <w:t xml:space="preserve">-k</w:t>
+      </w:r>
+      <w:r>
+        <w:t xml:space="preserve"> </w:t>
+      </w:r>
+      <w:r>
+        <w:t xml:space="preserve">that Table 7 licenses at 30%. The form that fits best</w:t>
+      </w:r>
+      <w:r>
+        <w:t xml:space="preserve"> </w:t>
+      </w:r>
+      <w:r>
+        <w:t xml:space="preserve">does not mean "blade", and the form that means "blade" does not fit best.</w:t>
+      </w:r>
+    </w:p>
+    <w:p>
+      <w:pPr>
+        <w:pStyle w:val="BodyText"/>
       </w:pPr>
       <w:r>
         <w:rPr>
           <w:bCs/>
           <w:b/>
         </w:rPr>
-        <w:t xml:space="preserve">The one spelling objection is measured, not argued.</w:t>
-      </w:r>
-      <w:r>
-        <w:t xml:space="preserve"> </w:t>
-      </w:r>
-      <w:r>
-        <w:t xml:space="preserve">The Turkic word ends in</w:t>
-      </w:r>
-      <w:r>
-        <w:t xml:space="preserve"> </w:t>
-      </w:r>
-      <w:r>
-        <w:t xml:space="preserve">-k</w:t>
-      </w:r>
-      <w:r>
-        <w:t xml:space="preserve"> </w:t>
-      </w:r>
-      <w:r>
-        <w:t xml:space="preserve">and the transcription does not write it. Table 7 gives the rate at</w:t>
-      </w:r>
-      <w:r>
-        <w:t xml:space="preserve"> </w:t>
-      </w:r>
-      <w:r>
-        <w:t xml:space="preserve">which a stop-final source syllable was spelled with an open character: 30%.</w:t>
+        <w:t xml:space="preserve">And the rival account.</w:t>
+      </w:r>
+      <w:r>
+        <w:t xml:space="preserve"> </w:t>
+      </w:r>
+      <w:r>
+        <w:t xml:space="preserve">The same object has been derived instead from an Iranian word for a short sword, the type whose Greek name is</w:t>
+      </w:r>
+      <w:r>
+        <w:t xml:space="preserve"> </w:t>
+      </w:r>
+      <w:r>
+        <w:rPr>
+          <w:iCs/>
+          <w:i/>
+        </w:rPr>
+        <w:t xml:space="preserve">akinakes</w:t>
+      </w:r>
+      <w:r>
+        <w:t xml:space="preserve">. The history</w:t>
+      </w:r>
+      <w:r>
+        <w:t xml:space="preserve"> </w:t>
+      </w:r>
+      <w:r>
+        <w:t xml:space="preserve">supports it: the Xiongnu's western neighbours were Iranian-speaking, and the weapon is present in</w:t>
+      </w:r>
+      <w:r>
+        <w:t xml:space="preserve"> </w:t>
+      </w:r>
+      <w:r>
+        <w:t xml:space="preserve">steppe archaeology, so a borrowed name is not a stretch.</w:t>
       </w:r>
     </w:p>
     <w:p>
       <w:pPr>
-        <w:numPr>
-          <w:ilvl w:val="0"/>
-          <w:numId w:val="1002"/>
-        </w:numPr>
-        <w:pStyle w:val="Compact"/>
+        <w:pStyle w:val="BodyText"/>
+      </w:pPr>
+      <w:r>
+        <w:t xml:space="preserve">Unusually, that account is testable with the same machinery, and it does not survive as well.</w:t>
+      </w:r>
+      <w:r>
+        <w:t xml:space="preserve"> </w:t>
+      </w:r>
+      <w:r>
+        <w:t xml:space="preserve">路</w:t>
+      </w:r>
+      <w:r>
+        <w:t xml:space="preserve"> </w:t>
+      </w:r>
+      <w:r>
+        <w:t xml:space="preserve">lɑᶜ</w:t>
+      </w:r>
+      <w:r>
+        <w:t xml:space="preserve"> </w:t>
+      </w:r>
+      <w:r>
+        <w:t xml:space="preserve">is a liquid-onset character, so the</w:t>
+      </w:r>
+      <w:r>
+        <w:t xml:space="preserve"> </w:t>
+      </w:r>
+      <w:r>
+        <w:t xml:space="preserve">channel requires a liquid in the second position of the source word. The</w:t>
+      </w:r>
+      <w:r>
+        <w:t xml:space="preserve"> </w:t>
+      </w:r>
+      <w:r>
+        <w:rPr>
+          <w:iCs/>
+          <w:i/>
+        </w:rPr>
+        <w:t xml:space="preserve">akinakes</w:t>
+      </w:r>
+      <w:r>
+        <w:t xml:space="preserve"> </w:t>
+      </w:r>
+      <w:r>
+        <w:t xml:space="preserve">family (</w:t>
+      </w:r>
+      <w:r>
+        <w:t xml:space="preserve">k–n–k</w:t>
+      </w:r>
+      <w:r>
+        <w:t xml:space="preserve">) has no liquid anywhere in it. If the</w:t>
+      </w:r>
+      <w:r>
+        <w:t xml:space="preserve"> </w:t>
+      </w:r>
+      <w:r>
+        <w:t xml:space="preserve">proposal is that</w:t>
+      </w:r>
+      <w:r>
+        <w:t xml:space="preserve"> </w:t>
+      </w:r>
+      <w:r>
+        <w:t xml:space="preserve">徑路</w:t>
+      </w:r>
+      <w:r>
+        <w:t xml:space="preserve"> </w:t>
+      </w:r>
+      <w:r>
+        <w:t xml:space="preserve">transcribes that word, it fails on the frame, not</w:t>
+      </w:r>
+      <w:r>
+        <w:t xml:space="preserve"> </w:t>
+      </w:r>
+      <w:r>
+        <w:t xml:space="preserve">at the margins.</w:t>
+      </w:r>
+    </w:p>
+    <w:p>
+      <w:pPr>
+        <w:pStyle w:val="BodyText"/>
+      </w:pPr>
+      <w:r>
+        <w:t xml:space="preserve">Two cautions against reading this as a verdict. We have not seen the exact Iranian etymon its</w:t>
+      </w:r>
+      <w:r>
+        <w:t xml:space="preserve"> </w:t>
+      </w:r>
+      <w:r>
+        <w:t xml:space="preserve">proponents advance, and a different Iranian word could fit where</w:t>
+      </w:r>
+      <w:r>
+        <w:t xml:space="preserve"> </w:t>
+      </w:r>
+      <w:r>
+        <w:rPr>
+          <w:iCs/>
+          <w:i/>
+        </w:rPr>
+        <w:t xml:space="preserve">akinakes</w:t>
+      </w:r>
+      <w:r>
+        <w:t xml:space="preserve"> </w:t>
+      </w:r>
+      <w:r>
+        <w:t xml:space="preserve">does not; the</w:t>
+      </w:r>
+      <w:r>
+        <w:t xml:space="preserve"> </w:t>
+      </w:r>
+      <w:r>
+        <w:t xml:space="preserve">test applies only to the form named. And our channel establishes what a transcription</w:t>
+      </w:r>
+      <w:r>
+        <w:t xml:space="preserve"> </w:t>
+      </w:r>
+      <w:r>
+        <w:rPr>
+          <w:iCs/>
+          <w:i/>
+        </w:rPr>
+        <w:t xml:space="preserve">permits</w:t>
+      </w:r>
+      <w:r>
+        <w:t xml:space="preserve">, never what it requires: a Turkic reading surviving does not make a Turkic</w:t>
+      </w:r>
+      <w:r>
+        <w:t xml:space="preserve"> </w:t>
+      </w:r>
+      <w:r>
+        <w:t xml:space="preserve">source the only one available. This is Doerfer's objection in its sharpest form, and the honest</w:t>
+      </w:r>
+      <w:r>
+        <w:t xml:space="preserve"> </w:t>
+      </w:r>
+      <w:r>
+        <w:t xml:space="preserve">report is that one candidate survives its test and the other, as stated, does not.</w:t>
+      </w:r>
+    </w:p>
+    <w:p>
+      <w:pPr>
+        <w:pStyle w:val="BodyText"/>
       </w:pPr>
       <w:r>
         <w:rPr>
           <w:bCs/>
           <w:b/>
         </w:rPr>
-        <w:t xml:space="preserve">What remains unexplained is stated.</w:t>
-      </w:r>
-      <w:r>
-        <w:t xml:space="preserve"> </w:t>
-      </w:r>
-      <w:r>
-        <w:t xml:space="preserve">The vowels are not recoverable at the</w:t>
-      </w:r>
-      <w:r>
-        <w:t xml:space="preserve"> </w:t>
-      </w:r>
-      <w:r>
-        <w:t xml:space="preserve">50% of §7. And a second word of the identical shape,</w:t>
-      </w:r>
-      <w:r>
-        <w:t xml:space="preserve"> </w:t>
-      </w:r>
-      <w:r>
-        <w:rPr>
-          <w:iCs/>
-          <w:i/>
-        </w:rPr>
-        <w:t xml:space="preserve">kañrak</w:t>
-      </w:r>
-      <w:r>
-        <w:t xml:space="preserve"> </w:t>
-      </w:r>
-      <w:r>
-        <w:t xml:space="preserve">"palate", fits the</w:t>
-      </w:r>
-      <w:r>
-        <w:t xml:space="preserve"> </w:t>
-      </w:r>
-      <w:r>
-        <w:t xml:space="preserve">transcription exactly as well; it is excluded only by the referent, which is precisely the</w:t>
-      </w:r>
-      <w:r>
-        <w:t xml:space="preserve"> </w:t>
-      </w:r>
-      <w:r>
-        <w:t xml:space="preserve">evidence a pure sound match does not have.</w:t>
+        <w:t xml:space="preserve">The second is</w:t>
+      </w:r>
+      <w:r>
+        <w:rPr>
+          <w:bCs/>
+          <w:b/>
+        </w:rPr>
+        <w:t xml:space="preserve"> </w:t>
+      </w:r>
+      <w:r>
+        <w:rPr>
+          <w:bCs/>
+          <w:b/>
+        </w:rPr>
+        <w:t xml:space="preserve">屠耆</w:t>
+      </w:r>
+      <w:r>
+        <w:t xml:space="preserve"> </w:t>
+      </w:r>
+      <w:r>
+        <w:t xml:space="preserve">dɑ gɨ</w:t>
+      </w:r>
+      <w:r>
+        <w:t xml:space="preserve">,</w:t>
+      </w:r>
+      <w:r>
+        <w:t xml:space="preserve"> </w:t>
+      </w:r>
+      <w:r>
+        <w:t xml:space="preserve">which the Chinese sources gloss</w:t>
+      </w:r>
+      <w:r>
+        <w:t xml:space="preserve"> </w:t>
+      </w:r>
+      <w:r>
+        <w:t xml:space="preserve">賢</w:t>
+      </w:r>
+      <w:r>
+        <w:t xml:space="preserve"> </w:t>
+      </w:r>
+      <w:r>
+        <w:t xml:space="preserve">"worthy, wise" and which appears in</w:t>
+      </w:r>
+      <w:r>
+        <w:t xml:space="preserve"> </w:t>
+      </w:r>
+      <w:r>
+        <w:t xml:space="preserve">左右屠耆王</w:t>
+      </w:r>
+      <w:r>
+        <w:t xml:space="preserve">, the Wise Kings of the Left and Right. The Turkic-hypothesis</w:t>
+      </w:r>
+      <w:r>
+        <w:t xml:space="preserve"> </w:t>
+      </w:r>
+      <w:r>
+        <w:t xml:space="preserve">literature reads it</w:t>
+      </w:r>
+      <w:r>
+        <w:t xml:space="preserve"> </w:t>
+      </w:r>
+      <w:r>
+        <w:rPr>
+          <w:iCs/>
+          <w:i/>
+        </w:rPr>
+        <w:t xml:space="preserve">*toγrï</w:t>
+      </w:r>
+      <w:r>
+        <w:t xml:space="preserve">. The</w:t>
+      </w:r>
+      <w:r>
+        <w:t xml:space="preserve"> </w:t>
+      </w:r>
+      <w:r>
+        <w:rPr>
+          <w:iCs/>
+          <w:i/>
+        </w:rPr>
+        <w:t xml:space="preserve">Codex Cumanicus</w:t>
+      </w:r>
+      <w:r>
+        <w:t xml:space="preserve"> </w:t>
+      </w:r>
+      <w:r>
+        <w:t xml:space="preserve">has</w:t>
+      </w:r>
+      <w:r>
+        <w:t xml:space="preserve"> </w:t>
+      </w:r>
+      <w:r>
+        <w:rPr>
+          <w:iCs/>
+          <w:i/>
+        </w:rPr>
+        <w:t xml:space="preserve">Togru</w:t>
+      </w:r>
+      <w:r>
+        <w:t xml:space="preserve"> </w:t>
+      </w:r>
+      <w:r>
+        <w:t xml:space="preserve">glossed</w:t>
+      </w:r>
+      <w:r>
+        <w:t xml:space="preserve"> </w:t>
+      </w:r>
+      <w:r>
+        <w:rPr>
+          <w:iCs/>
+          <w:i/>
+        </w:rPr>
+        <w:t xml:space="preserve">rectus</w:t>
+      </w:r>
+      <w:r>
+        <w:t xml:space="preserve">, and the skeleton matches at the same single step, a Chinese</w:t>
+      </w:r>
+      <w:r>
+        <w:t xml:space="preserve"> </w:t>
+      </w:r>
+      <w:r>
+        <w:t xml:space="preserve">l-</w:t>
+      </w:r>
+      <w:r>
+        <w:t xml:space="preserve"> </w:t>
+      </w:r>
+      <w:r>
+        <w:t xml:space="preserve">for a source</w:t>
+      </w:r>
+      <w:r>
+        <w:t xml:space="preserve"> </w:t>
+      </w:r>
+      <w:r>
+        <w:t xml:space="preserve">r-</w:t>
+      </w:r>
+      <w:r>
+        <w:t xml:space="preserve">.</w:t>
       </w:r>
     </w:p>
     <w:p>
       <w:pPr>
-        <w:pStyle w:val="FirstParagraph"/>
-      </w:pPr>
-      <w:r>
-        <w:t xml:space="preserve">So an existing speculative comparison survives the tests that 32 of our own readings fail. That</w:t>
-      </w:r>
-      <w:r>
-        <w:t xml:space="preserve"> </w:t>
-      </w:r>
-      <w:r>
-        <w:t xml:space="preserve">asymmetry is the point of this section. The method here cannot generate supported readings at this</w:t>
-      </w:r>
-      <w:r>
-        <w:t xml:space="preserve"> </w:t>
-      </w:r>
-      <w:r>
-        <w:t xml:space="preserve">data density, but it can adjudicate ones already on the table — and adjudicating someone else's</w:t>
-      </w:r>
-      <w:r>
-        <w:t xml:space="preserve"> </w:t>
-      </w:r>
-      <w:r>
-        <w:t xml:space="preserve">proposal is a use of the channel that its accuracy figures actually license.</w:t>
+        <w:pStyle w:val="BodyText"/>
+      </w:pPr>
+      <w:r>
+        <w:t xml:space="preserve">The semantic fit is closer than "straight" alone suggests. Clauson derives</w:t>
+      </w:r>
+      <w:r>
+        <w:t xml:space="preserve"> </w:t>
+      </w:r>
+      <w:r>
+        <w:rPr>
+          <w:iCs/>
+          <w:i/>
+        </w:rPr>
+        <w:t xml:space="preserve">toğuru: / toğru:</w:t>
+      </w:r>
+      <w:r>
+        <w:t xml:space="preserve"> </w:t>
+      </w:r>
+      <w:r>
+        <w:t xml:space="preserve">as a gerund of</w:t>
+      </w:r>
+      <w:r>
+        <w:t xml:space="preserve"> </w:t>
+      </w:r>
+      <w:r>
+        <w:rPr>
+          <w:iCs/>
+          <w:i/>
+        </w:rPr>
+        <w:t xml:space="preserve">toğur-</w:t>
+      </w:r>
+      <w:r>
+        <w:t xml:space="preserve">, physically "straight" and then</w:t>
+      </w:r>
+      <w:r>
+        <w:t xml:space="preserve"> </w:t>
+      </w:r>
+      <w:r>
+        <w:t xml:space="preserve">metaphorically "straight, honest, upright, true", and that moral sense is old rather than modern:</w:t>
+      </w:r>
+      <w:r>
+        <w:t xml:space="preserve"> </w:t>
+      </w:r>
+      <w:r>
+        <w:t xml:space="preserve">a fourteenth-century glossary renders it with Arabic</w:t>
+      </w:r>
+      <w:r>
+        <w:t xml:space="preserve"> </w:t>
+      </w:r>
+      <w:r>
+        <w:rPr>
+          <w:iCs/>
+          <w:i/>
+        </w:rPr>
+        <w:t xml:space="preserve">al-tiqa</w:t>
+      </w:r>
+      <w:r>
+        <w:t xml:space="preserve"> </w:t>
+      </w:r>
+      <w:r>
+        <w:t xml:space="preserve">"trustworthy, honest", and</w:t>
+      </w:r>
+      <w:r>
+        <w:t xml:space="preserve"> </w:t>
+      </w:r>
+      <w:r>
+        <w:rPr>
+          <w:iCs/>
+          <w:i/>
+        </w:rPr>
+        <w:t xml:space="preserve">toğru ayt-</w:t>
+      </w:r>
+      <w:r>
+        <w:t xml:space="preserve"> </w:t>
+      </w:r>
+      <w:r>
+        <w:t xml:space="preserve">with</w:t>
+      </w:r>
+      <w:r>
+        <w:t xml:space="preserve"> </w:t>
+      </w:r>
+      <w:r>
+        <w:rPr>
+          <w:iCs/>
+          <w:i/>
+        </w:rPr>
+        <w:t xml:space="preserve">ṣadaqa</w:t>
+      </w:r>
+      <w:r>
+        <w:t xml:space="preserve"> </w:t>
+      </w:r>
+      <w:r>
+        <w:t xml:space="preserve">"to tell the truth".</w:t>
+      </w:r>
+      <w:hyperlink w:anchor="r4">
+        <w:r>
+          <w:rPr>
+            <w:rStyle w:val="Hyperlink"/>
+            <w:vertAlign w:val="superscript"/>
+          </w:rPr>
+          <w:t xml:space="preserve">4</w:t>
+        </w:r>
+      </w:hyperlink>
+      <w:r>
+        <w:t xml:space="preserve"> </w:t>
+      </w:r>
+      <w:r>
+        <w:t xml:space="preserve">The word survives across the whole family and as modern Turkish</w:t>
+      </w:r>
+      <w:r>
+        <w:t xml:space="preserve"> </w:t>
+      </w:r>
+      <w:r>
+        <w:rPr>
+          <w:iCs/>
+          <w:i/>
+        </w:rPr>
+        <w:t xml:space="preserve">doğru</w:t>
+      </w:r>
+      <w:r>
+        <w:t xml:space="preserve">. So the comparison</w:t>
+      </w:r>
+      <w:r>
+        <w:t xml:space="preserve"> </w:t>
+      </w:r>
+      <w:r>
+        <w:t xml:space="preserve">is not between</w:t>
+      </w:r>
+      <w:r>
+        <w:t xml:space="preserve"> </w:t>
+      </w:r>
+      <w:r>
+        <w:t xml:space="preserve">賢</w:t>
+      </w:r>
+      <w:r>
+        <w:t xml:space="preserve"> </w:t>
+      </w:r>
+      <w:r>
+        <w:t xml:space="preserve">"worthy" and a word for physical straightness, but</w:t>
+      </w:r>
+      <w:r>
+        <w:t xml:space="preserve"> </w:t>
+      </w:r>
+      <w:r>
+        <w:t xml:space="preserve">between</w:t>
+      </w:r>
+      <w:r>
+        <w:t xml:space="preserve"> </w:t>
+      </w:r>
+      <w:r>
+        <w:t xml:space="preserve">賢</w:t>
+      </w:r>
+      <w:r>
+        <w:t xml:space="preserve"> </w:t>
+      </w:r>
+      <w:r>
+        <w:t xml:space="preserve">and a word whose ordinary sense is "upright, honest,</w:t>
+      </w:r>
+      <w:r>
+        <w:t xml:space="preserve"> </w:t>
+      </w:r>
+      <w:r>
+        <w:t xml:space="preserve">trustworthy".</w:t>
       </w:r>
     </w:p>
     <w:p>
@@ -7959,46 +9941,1281 @@
         <w:pStyle w:val="BodyText"/>
       </w:pPr>
       <w:r>
-        <w:t xml:space="preserve">The attribution of the</w:t>
-      </w:r>
-      <w:r>
-        <w:t xml:space="preserve"> </w:t>
-      </w:r>
-      <w:r>
-        <w:rPr>
-          <w:iCs/>
-          <w:i/>
-        </w:rPr>
-        <w:t xml:space="preserve">kıŋrak</w:t>
-      </w:r>
-      <w:r>
-        <w:t xml:space="preserve"> </w:t>
-      </w:r>
-      <w:r>
-        <w:t xml:space="preserve">comparison is</w:t>
-      </w:r>
-      <w:r>
-        <w:t xml:space="preserve"> </w:t>
-      </w:r>
-      <w:r>
-        <w:t xml:space="preserve">recorded in our lexicon file as "cited" without a name, and must be traced to its original</w:t>
-      </w:r>
-      <w:r>
-        <w:t xml:space="preserve"> </w:t>
-      </w:r>
-      <w:r>
-        <w:t xml:space="preserve">publication before this section can stand as written. It is included here because the test result</w:t>
-      </w:r>
-      <w:r>
-        <w:t xml:space="preserve"> </w:t>
-      </w:r>
-      <w:r>
-        <w:t xml:space="preserve">does not depend on who first proposed it.</w:t>
+        <w:t xml:space="preserve">The root family also yields names, which is the argument §9 makes for</w:t>
+      </w:r>
+      <w:r>
+        <w:t xml:space="preserve"> </w:t>
+      </w:r>
+      <w:r>
+        <w:rPr>
+          <w:iCs/>
+          <w:i/>
+        </w:rPr>
+        <w:t xml:space="preserve">inak</w:t>
+      </w:r>
+      <w:r>
+        <w:t xml:space="preserve">: Kāşgarî</w:t>
+      </w:r>
+      <w:r>
+        <w:t xml:space="preserve"> </w:t>
+      </w:r>
+      <w:r>
+        <w:t xml:space="preserve">records that men are called</w:t>
+      </w:r>
+      <w:r>
+        <w:t xml:space="preserve"> </w:t>
+      </w:r>
+      <w:r>
+        <w:rPr>
+          <w:iCs/>
+          <w:i/>
+        </w:rPr>
+        <w:t xml:space="preserve">Toğrıl</w:t>
+      </w:r>
+      <w:r>
+        <w:t xml:space="preserve"> </w:t>
+      </w:r>
+      <w:r>
+        <w:t xml:space="preserve">after a bird of prey, an</w:t>
+      </w:r>
+      <w:r>
+        <w:t xml:space="preserve"> </w:t>
+      </w:r>
+      <w:r>
+        <w:rPr>
+          <w:iCs/>
+          <w:i/>
+        </w:rPr>
+        <w:t xml:space="preserve">Alp Toğrul Tégin</w:t>
+      </w:r>
+      <w:r>
+        <w:t xml:space="preserve"> </w:t>
+      </w:r>
+      <w:r>
+        <w:t xml:space="preserve">appears in a Uyghur list of proper names, and the first Seljuk sultan bore the name. What remains</w:t>
+      </w:r>
+      <w:r>
+        <w:t xml:space="preserve"> </w:t>
+      </w:r>
+      <w:r>
+        <w:t xml:space="preserve">soft is the vowel, and the fact that 144 attested headwords fit this frame, so the transcription</w:t>
+      </w:r>
+      <w:r>
+        <w:t xml:space="preserve"> </w:t>
+      </w:r>
+      <w:r>
+        <w:t xml:space="preserve">does little to narrow the choice.</w:t>
+      </w:r>
+    </w:p>
+    <w:p>
+      <w:pPr>
+        <w:pStyle w:val="BodyText"/>
+      </w:pPr>
+      <w:r>
+        <w:t xml:space="preserve">So two existing comparisons survive tests that 32 of our own readings fail, and one of the two</w:t>
+      </w:r>
+      <w:r>
+        <w:t xml:space="preserve"> </w:t>
+      </w:r>
+      <w:r>
+        <w:t xml:space="preserve">has a rival etymology our method cannot rule out. That asymmetry is the point of this section. The</w:t>
+      </w:r>
+      <w:r>
+        <w:t xml:space="preserve"> </w:t>
+      </w:r>
+      <w:r>
+        <w:t xml:space="preserve">channel cannot generate supported readings at this data density, but it can adjudicate ones already on the table, and adjudicating other people's proposals is a use of it that the accuracy figures</w:t>
+      </w:r>
+      <w:r>
+        <w:t xml:space="preserve"> </w:t>
+      </w:r>
+      <w:r>
+        <w:t xml:space="preserve">actually license.</w:t>
       </w:r>
     </w:p>
     <w:bookmarkEnd w:id="41"/>
+    <w:bookmarkStart w:id="42" w:name="a-reading-the-measurements-do-support-冒頓"/>
+    <w:p>
+      <w:pPr>
+        <w:pStyle w:val="Heading3"/>
+      </w:pPr>
+      <w:r>
+        <w:t xml:space="preserve">9.2  A reading the measurements do support:</w:t>
+      </w:r>
+      <w:r>
+        <w:t xml:space="preserve"> </w:t>
+      </w:r>
+      <w:r>
+        <w:t xml:space="preserve">冒頓</w:t>
+      </w:r>
+    </w:p>
+    <w:p>
+      <w:pPr>
+        <w:pStyle w:val="FirstParagraph"/>
+      </w:pPr>
+      <w:r>
+        <w:t xml:space="preserve">The counts of §8.1 constrain a reading of</w:t>
+      </w:r>
+      <w:r>
+        <w:t xml:space="preserve"> </w:t>
+      </w:r>
+      <w:r>
+        <w:t xml:space="preserve">冒頓</w:t>
+      </w:r>
+      <w:r>
+        <w:t xml:space="preserve"> </w:t>
+      </w:r>
+      <w:r>
+        <w:t xml:space="preserve">from both ends, and taken</w:t>
+      </w:r>
+      <w:r>
+        <w:t xml:space="preserve"> </w:t>
+      </w:r>
+      <w:r>
+        <w:t xml:space="preserve">together they point somewhere.</w:t>
+      </w:r>
+      <w:r>
+        <w:t xml:space="preserve"> </w:t>
+      </w:r>
+      <w:r>
+        <w:t xml:space="preserve">冒頓</w:t>
+      </w:r>
+      <w:r>
+        <w:t xml:space="preserve"> </w:t>
+      </w:r>
+      <w:r>
+        <w:t xml:space="preserve">mək tuənᶜ</w:t>
+      </w:r>
+      <w:r>
+        <w:t xml:space="preserve"> </w:t>
+      </w:r>
+      <w:r>
+        <w:t xml:space="preserve">is the most consequential name in</w:t>
+      </w:r>
+      <w:r>
+        <w:t xml:space="preserve"> </w:t>
+      </w:r>
+      <w:r>
+        <w:t xml:space="preserve">the record, and the frame it fixes is unusually tight, because</w:t>
+      </w:r>
+      <w:r>
+        <w:t xml:space="preserve"> </w:t>
+      </w:r>
+      <w:r>
+        <w:rPr>
+          <w:bCs/>
+          <w:b/>
+        </w:rPr>
+        <w:t xml:space="preserve">both codas are</w:t>
+      </w:r>
+      <w:r>
+        <w:rPr>
+          <w:bCs/>
+          <w:b/>
+        </w:rPr>
+        <w:t xml:space="preserve"> </w:t>
+      </w:r>
+      <w:r>
+        <w:rPr>
+          <w:bCs/>
+          <w:b/>
+        </w:rPr>
+        <w:t xml:space="preserve">written</w:t>
+      </w:r>
+      <w:r>
+        <w:t xml:space="preserve">: the</w:t>
+      </w:r>
+      <w:r>
+        <w:t xml:space="preserve"> </w:t>
+      </w:r>
+      <w:r>
+        <w:t xml:space="preserve">-k</w:t>
+      </w:r>
+      <w:r>
+        <w:t xml:space="preserve"> </w:t>
+      </w:r>
+      <w:r>
+        <w:t xml:space="preserve">of</w:t>
+      </w:r>
+      <w:r>
+        <w:t xml:space="preserve"> </w:t>
+      </w:r>
+      <w:r>
+        <w:t xml:space="preserve">冒</w:t>
+      </w:r>
+      <w:r>
+        <w:t xml:space="preserve"> </w:t>
+      </w:r>
+      <w:r>
+        <w:t xml:space="preserve">and the</w:t>
+      </w:r>
+      <w:r>
+        <w:t xml:space="preserve"> </w:t>
+      </w:r>
+      <w:r>
+        <w:t xml:space="preserve">-n</w:t>
+      </w:r>
+      <w:r>
+        <w:t xml:space="preserve"> </w:t>
+      </w:r>
+      <w:r>
+        <w:t xml:space="preserve">of</w:t>
+      </w:r>
+      <w:r>
+        <w:t xml:space="preserve"> </w:t>
+      </w:r>
+      <w:r>
+        <w:t xml:space="preserve">頓</w:t>
+      </w:r>
+      <w:r>
+        <w:t xml:space="preserve"> </w:t>
+      </w:r>
+      <w:r>
+        <w:t xml:space="preserve">are on the page and have to correspond</w:t>
+      </w:r>
+      <w:r>
+        <w:t xml:space="preserve"> </w:t>
+      </w:r>
+      <w:r>
+        <w:t xml:space="preserve">to something. The frame is therefore</w:t>
+      </w:r>
+      <w:r>
+        <w:t xml:space="preserve"> </w:t>
+      </w:r>
+      <w:r>
+        <w:t xml:space="preserve">b/m, k/g, t/d, n</w:t>
+      </w:r>
+      <w:r>
+        <w:t xml:space="preserve">: four consonants,</w:t>
+      </w:r>
+      <w:r>
+        <w:t xml:space="preserve"> </w:t>
+      </w:r>
+      <w:r>
+        <w:t xml:space="preserve">ending in a nasal.</w:t>
+      </w:r>
+    </w:p>
+    <w:p>
+      <w:pPr>
+        <w:pStyle w:val="BodyText"/>
+      </w:pPr>
+      <w:r>
+        <w:rPr>
+          <w:bCs/>
+          <w:b/>
+        </w:rPr>
+        <w:t xml:space="preserve">The first character has a documented Turkic value.</w:t>
+      </w:r>
+      <w:r>
+        <w:t xml:space="preserve"> </w:t>
+      </w:r>
+      <w:r>
+        <w:t xml:space="preserve">This is not an inference</w:t>
+      </w:r>
+      <w:r>
+        <w:t xml:space="preserve"> </w:t>
+      </w:r>
+      <w:r>
+        <w:t xml:space="preserve">from a rate. In the Later Han table</w:t>
+      </w:r>
+      <w:r>
+        <w:t xml:space="preserve"> </w:t>
+      </w:r>
+      <w:r>
+        <w:t xml:space="preserve">冒</w:t>
+      </w:r>
+      <w:r>
+        <w:t xml:space="preserve"> </w:t>
+      </w:r>
+      <w:r>
+        <w:t xml:space="preserve">and</w:t>
+      </w:r>
+      <w:r>
+        <w:t xml:space="preserve"> </w:t>
+      </w:r>
+      <w:r>
+        <w:t xml:space="preserve">默</w:t>
+      </w:r>
+      <w:r>
+        <w:t xml:space="preserve"> </w:t>
+      </w:r>
+      <w:r>
+        <w:t xml:space="preserve">have the</w:t>
+      </w:r>
+      <w:r>
+        <w:t xml:space="preserve"> </w:t>
+      </w:r>
+      <w:r>
+        <w:rPr>
+          <w:iCs/>
+          <w:i/>
+        </w:rPr>
+        <w:t xml:space="preserve">same</w:t>
+      </w:r>
+      <w:r>
+        <w:t xml:space="preserve"> </w:t>
+      </w:r>
+      <w:r>
+        <w:t xml:space="preserve">reading,</w:t>
+      </w:r>
+      <w:r>
+        <w:t xml:space="preserve"> </w:t>
+      </w:r>
+      <w:r>
+        <w:t xml:space="preserve">mək</w:t>
+      </w:r>
+      <w:r>
+        <w:t xml:space="preserve">. And</w:t>
+      </w:r>
+      <w:r>
+        <w:t xml:space="preserve"> </w:t>
+      </w:r>
+      <w:r>
+        <w:t xml:space="preserve">默</w:t>
+      </w:r>
+      <w:r>
+        <w:t xml:space="preserve">啜</w:t>
+      </w:r>
+      <w:r>
+        <w:t xml:space="preserve">, the personal name of the Türk ruler known</w:t>
+      </w:r>
+      <w:r>
+        <w:t xml:space="preserve"> </w:t>
+      </w:r>
+      <w:r>
+        <w:t xml:space="preserve">in the inscriptions as Qapaghan Qaghan, is read</w:t>
+      </w:r>
+      <w:r>
+        <w:t xml:space="preserve"> </w:t>
+      </w:r>
+      <w:r>
+        <w:rPr>
+          <w:iCs/>
+          <w:i/>
+        </w:rPr>
+        <w:t xml:space="preserve">Bögü-Çor</w:t>
+      </w:r>
+      <w:r>
+        <w:t xml:space="preserve">. So that exact Later Han syllable</w:t>
+      </w:r>
+      <w:r>
+        <w:t xml:space="preserve"> </w:t>
+      </w:r>
+      <w:r>
+        <w:t xml:space="preserve">is on record writing</w:t>
+      </w:r>
+      <w:r>
+        <w:t xml:space="preserve"> </w:t>
+      </w:r>
+      <w:r>
+        <w:rPr>
+          <w:iCs/>
+          <w:i/>
+        </w:rPr>
+        <w:t xml:space="preserve">bögü</w:t>
+      </w:r>
+      <w:r>
+        <w:t xml:space="preserve"> </w:t>
+      </w:r>
+      <w:r>
+        <w:t xml:space="preserve">in a Turkic ruler's name: the</w:t>
+      </w:r>
+      <w:r>
+        <w:t xml:space="preserve"> </w:t>
+      </w:r>
+      <w:r>
+        <w:t xml:space="preserve">m-</w:t>
+      </w:r>
+      <w:r>
+        <w:t xml:space="preserve"> </w:t>
+      </w:r>
+      <w:r>
+        <w:t xml:space="preserve">standing for the source</w:t>
+      </w:r>
+      <w:r>
+        <w:t xml:space="preserve"> </w:t>
+      </w:r>
+      <w:r>
+        <w:t xml:space="preserve">b-</w:t>
+      </w:r>
+      <w:r>
+        <w:t xml:space="preserve">, the written</w:t>
+      </w:r>
+      <w:r>
+        <w:t xml:space="preserve"> </w:t>
+      </w:r>
+      <w:r>
+        <w:t xml:space="preserve">-k</w:t>
+      </w:r>
+      <w:r>
+        <w:t xml:space="preserve"> </w:t>
+      </w:r>
+      <w:r>
+        <w:t xml:space="preserve">standing for the source</w:t>
+      </w:r>
+      <w:r>
+        <w:t xml:space="preserve"> </w:t>
+      </w:r>
+      <w:r>
+        <w:t xml:space="preserve">g</w:t>
+      </w:r>
+      <w:r>
+        <w:t xml:space="preserve">, and the final vowel of</w:t>
+      </w:r>
+      <w:r>
+        <w:t xml:space="preserve"> </w:t>
+      </w:r>
+      <w:r>
+        <w:rPr>
+          <w:iCs/>
+          <w:i/>
+        </w:rPr>
+        <w:t xml:space="preserve">bögü</w:t>
+      </w:r>
+      <w:r>
+        <w:t xml:space="preserve"> </w:t>
+      </w:r>
+      <w:r>
+        <w:t xml:space="preserve">not</w:t>
+      </w:r>
+      <w:r>
+        <w:t xml:space="preserve"> </w:t>
+      </w:r>
+      <w:r>
+        <w:t xml:space="preserve">written at all.</w:t>
+      </w:r>
+    </w:p>
+    <w:p>
+      <w:pPr>
+        <w:pStyle w:val="BodyText"/>
+      </w:pPr>
+      <w:r>
+        <w:rPr>
+          <w:bCs/>
+          <w:b/>
+        </w:rPr>
+        <w:t xml:space="preserve">Each step of that is separately licensed by the corpora.</w:t>
+      </w:r>
+      <w:r>
+        <w:t xml:space="preserve"> </w:t>
+      </w:r>
+      <w:r>
+        <w:t xml:space="preserve">The</w:t>
+      </w:r>
+      <w:r>
+        <w:t xml:space="preserve"> </w:t>
+      </w:r>
+      <w:r>
+        <w:t xml:space="preserve">m-</w:t>
+      </w:r>
+      <w:r>
+        <w:t xml:space="preserve"> </w:t>
+      </w:r>
+      <w:r>
+        <w:t xml:space="preserve">for a source</w:t>
+      </w:r>
+      <w:r>
+        <w:t xml:space="preserve"> </w:t>
+      </w:r>
+      <w:r>
+        <w:t xml:space="preserve">b-</w:t>
+      </w:r>
+      <w:r>
+        <w:t xml:space="preserve"> </w:t>
+      </w:r>
+      <w:r>
+        <w:t xml:space="preserve">is 3 of 22 in the Later Han</w:t>
+      </w:r>
+      <w:r>
+        <w:t xml:space="preserve"> </w:t>
+      </w:r>
+      <w:r>
+        <w:t xml:space="preserve">layer, 13.6% (§8.1). One character covering two source syllables, with a written stop coda doing</w:t>
+      </w:r>
+      <w:r>
+        <w:t xml:space="preserve"> </w:t>
+      </w:r>
+      <w:r>
+        <w:t xml:space="preserve">the compressing, occurs in 47 of the 1,017 verified pairs:</w:t>
+      </w:r>
+      <w:r>
+        <w:t xml:space="preserve"> </w:t>
+      </w:r>
+      <w:r>
+        <w:t xml:space="preserve">竭</w:t>
+      </w:r>
+      <w:r>
+        <w:t xml:space="preserve"> </w:t>
+      </w:r>
+      <w:r>
+        <w:t xml:space="preserve">for</w:t>
+      </w:r>
+      <w:r>
+        <w:t xml:space="preserve"> </w:t>
+      </w:r>
+      <w:r>
+        <w:rPr>
+          <w:iCs/>
+          <w:i/>
+        </w:rPr>
+        <w:t xml:space="preserve">-gata</w:t>
+      </w:r>
+      <w:r>
+        <w:t xml:space="preserve"> </w:t>
+      </w:r>
+      <w:r>
+        <w:t xml:space="preserve">in</w:t>
+      </w:r>
+      <w:r>
+        <w:t xml:space="preserve"> </w:t>
+      </w:r>
+      <w:r>
+        <w:rPr>
+          <w:iCs/>
+          <w:i/>
+        </w:rPr>
+        <w:t xml:space="preserve">tathāgata</w:t>
+      </w:r>
+      <w:r>
+        <w:t xml:space="preserve">,</w:t>
+      </w:r>
+      <w:r>
+        <w:t xml:space="preserve"> </w:t>
+      </w:r>
+      <w:r>
+        <w:t xml:space="preserve">薩</w:t>
+      </w:r>
+      <w:r>
+        <w:t xml:space="preserve"> </w:t>
+      </w:r>
+      <w:r>
+        <w:t xml:space="preserve">for</w:t>
+      </w:r>
+      <w:r>
+        <w:t xml:space="preserve"> </w:t>
+      </w:r>
+      <w:r>
+        <w:rPr>
+          <w:iCs/>
+          <w:i/>
+        </w:rPr>
+        <w:t xml:space="preserve">-sattva</w:t>
+      </w:r>
+      <w:r>
+        <w:t xml:space="preserve"> </w:t>
+      </w:r>
+      <w:r>
+        <w:t xml:space="preserve">in</w:t>
+      </w:r>
+      <w:r>
+        <w:t xml:space="preserve"> </w:t>
+      </w:r>
+      <w:r>
+        <w:rPr>
+          <w:iCs/>
+          <w:i/>
+        </w:rPr>
+        <w:t xml:space="preserve">mahāsattva</w:t>
+      </w:r>
+      <w:r>
+        <w:t xml:space="preserve">,</w:t>
+      </w:r>
+      <w:r>
+        <w:t xml:space="preserve"> </w:t>
+      </w:r>
+      <w:r>
+        <w:t xml:space="preserve">弗</w:t>
+      </w:r>
+      <w:r>
+        <w:t xml:space="preserve"> </w:t>
+      </w:r>
+      <w:r>
+        <w:t xml:space="preserve">for</w:t>
+      </w:r>
+      <w:r>
+        <w:t xml:space="preserve"> </w:t>
+      </w:r>
+      <w:r>
+        <w:rPr>
+          <w:iCs/>
+          <w:i/>
+        </w:rPr>
+        <w:t xml:space="preserve">-putra</w:t>
+      </w:r>
+      <w:r>
+        <w:t xml:space="preserve"> </w:t>
+      </w:r>
+      <w:r>
+        <w:t xml:space="preserve">in</w:t>
+      </w:r>
+      <w:r>
+        <w:t xml:space="preserve"> </w:t>
+      </w:r>
+      <w:r>
+        <w:rPr>
+          <w:iCs/>
+          <w:i/>
+        </w:rPr>
+        <w:t xml:space="preserve">śāriputra</w:t>
+      </w:r>
+      <w:r>
+        <w:t xml:space="preserve">.</w:t>
+      </w:r>
+      <w:r>
+        <w:t xml:space="preserve"> </w:t>
+      </w:r>
+      <w:r>
+        <w:t xml:space="preserve">冒</w:t>
+      </w:r>
+      <w:r>
+        <w:t xml:space="preserve"> </w:t>
+      </w:r>
+      <w:r>
+        <w:t xml:space="preserve">for</w:t>
+      </w:r>
+      <w:r>
+        <w:t xml:space="preserve"> </w:t>
+      </w:r>
+      <w:r>
+        <w:rPr>
+          <w:iCs/>
+          <w:i/>
+        </w:rPr>
+        <w:t xml:space="preserve">bögü</w:t>
+      </w:r>
+      <w:r>
+        <w:t xml:space="preserve"> </w:t>
+      </w:r>
+      <w:r>
+        <w:t xml:space="preserve">is that same shape.</w:t>
+      </w:r>
+    </w:p>
+    <w:p>
+      <w:pPr>
+        <w:pStyle w:val="BodyText"/>
+      </w:pPr>
+      <w:r>
+        <w:rPr>
+          <w:bCs/>
+          <w:b/>
+        </w:rPr>
+        <w:t xml:space="preserve">The second character has attested candidates and needs no licence at all.</w:t>
+      </w:r>
+      <w:r>
+        <w:t xml:space="preserve"> </w:t>
+      </w:r>
+      <w:r>
+        <w:t xml:space="preserve">頓</w:t>
+      </w:r>
+      <w:r>
+        <w:t xml:space="preserve"> </w:t>
+      </w:r>
+      <w:r>
+        <w:t xml:space="preserve">tuənᶜ</w:t>
+      </w:r>
+      <w:r>
+        <w:t xml:space="preserve"> </w:t>
+      </w:r>
+      <w:r>
+        <w:t xml:space="preserve">is a dental onset with a written</w:t>
+      </w:r>
+      <w:r>
+        <w:t xml:space="preserve"> </w:t>
+      </w:r>
+      <w:r>
+        <w:t xml:space="preserve">-n</w:t>
+      </w:r>
+      <w:r>
+        <w:t xml:space="preserve">, and the two lexicons supply</w:t>
+      </w:r>
+      <w:r>
+        <w:t xml:space="preserve"> </w:t>
+      </w:r>
+      <w:r>
+        <w:rPr>
+          <w:iCs/>
+          <w:i/>
+        </w:rPr>
+        <w:t xml:space="preserve">tın</w:t>
+      </w:r>
+      <w:r>
+        <w:t xml:space="preserve"> </w:t>
+      </w:r>
+      <w:r>
+        <w:t xml:space="preserve">"spirit, breath" (Codex</w:t>
+      </w:r>
+      <w:r>
+        <w:t xml:space="preserve"> </w:t>
+      </w:r>
+      <w:r>
+        <w:rPr>
+          <w:iCs/>
+          <w:i/>
+        </w:rPr>
+        <w:t xml:space="preserve">Tin</w:t>
+      </w:r>
+      <w:r>
+        <w:t xml:space="preserve">,</w:t>
+      </w:r>
+      <w:r>
+        <w:t xml:space="preserve"> </w:t>
+      </w:r>
+      <w:r>
+        <w:rPr>
+          <w:iCs/>
+          <w:i/>
+        </w:rPr>
+        <w:t xml:space="preserve">anima</w:t>
+      </w:r>
+      <w:r>
+        <w:t xml:space="preserve">),</w:t>
+      </w:r>
+      <w:r>
+        <w:t xml:space="preserve"> </w:t>
+      </w:r>
+      <w:r>
+        <w:rPr>
+          <w:iCs/>
+          <w:i/>
+        </w:rPr>
+        <w:t xml:space="preserve">tün</w:t>
+      </w:r>
+      <w:r>
+        <w:t xml:space="preserve"> </w:t>
+      </w:r>
+      <w:r>
+        <w:t xml:space="preserve">"night" (Codex</w:t>
+      </w:r>
+      <w:r>
+        <w:t xml:space="preserve"> </w:t>
+      </w:r>
+      <w:r>
+        <w:rPr>
+          <w:iCs/>
+          <w:i/>
+        </w:rPr>
+        <w:t xml:space="preserve">Tun</w:t>
+      </w:r>
+      <w:r>
+        <w:t xml:space="preserve">,</w:t>
+      </w:r>
+      <w:r>
+        <w:t xml:space="preserve"> </w:t>
+      </w:r>
+      <w:r>
+        <w:rPr>
+          <w:iCs/>
+          <w:i/>
+        </w:rPr>
+        <w:t xml:space="preserve">nox</w:t>
+      </w:r>
+      <w:r>
+        <w:t xml:space="preserve">),</w:t>
+      </w:r>
+      <w:r>
+        <w:t xml:space="preserve"> </w:t>
+      </w:r>
+      <w:r>
+        <w:rPr>
+          <w:iCs/>
+          <w:i/>
+        </w:rPr>
+        <w:t xml:space="preserve">tan</w:t>
+      </w:r>
+      <w:r>
+        <w:t xml:space="preserve"> </w:t>
+      </w:r>
+      <w:r>
+        <w:t xml:space="preserve">"dawn" and</w:t>
+      </w:r>
+      <w:r>
+        <w:t xml:space="preserve"> </w:t>
+      </w:r>
+      <w:r>
+        <w:rPr>
+          <w:iCs/>
+          <w:i/>
+        </w:rPr>
+        <w:t xml:space="preserve">tun</w:t>
+      </w:r>
+      <w:r>
+        <w:t xml:space="preserve"> </w:t>
+      </w:r>
+      <w:r>
+        <w:t xml:space="preserve">"rest". Every one of them matches the frame with nothing</w:t>
+      </w:r>
+      <w:r>
+        <w:t xml:space="preserve"> </w:t>
+      </w:r>
+      <w:r>
+        <w:t xml:space="preserve">inserted and nothing discarded.</w:t>
+      </w:r>
+    </w:p>
+    <w:p>
+      <w:pPr>
+        <w:pStyle w:val="BodyText"/>
+      </w:pPr>
+      <w:r>
+        <w:t xml:space="preserve">So we read</w:t>
+      </w:r>
+      <w:r>
+        <w:t xml:space="preserve"> </w:t>
+      </w:r>
+      <w:r>
+        <w:t xml:space="preserve">冒頓</w:t>
+      </w:r>
+      <w:r>
+        <w:t xml:space="preserve"> </w:t>
+      </w:r>
+      <w:r>
+        <w:t xml:space="preserve">as</w:t>
+      </w:r>
+      <w:r>
+        <w:t xml:space="preserve"> </w:t>
+      </w:r>
+      <w:r>
+        <w:rPr>
+          <w:iCs/>
+          <w:i/>
+          <w:bCs/>
+          <w:b/>
+        </w:rPr>
+        <w:t xml:space="preserve">Bögü Tın</w:t>
+      </w:r>
+      <w:r>
+        <w:t xml:space="preserve">, "sage spirit",</w:t>
+      </w:r>
+      <w:r>
+        <w:t xml:space="preserve"> </w:t>
+      </w:r>
+      <w:r>
+        <w:t xml:space="preserve">and prefer</w:t>
+      </w:r>
+      <w:r>
+        <w:t xml:space="preserve"> </w:t>
+      </w:r>
+      <w:r>
+        <w:rPr>
+          <w:iCs/>
+          <w:i/>
+        </w:rPr>
+        <w:t xml:space="preserve">tın</w:t>
+      </w:r>
+      <w:r>
+        <w:t xml:space="preserve"> </w:t>
+      </w:r>
+      <w:r>
+        <w:t xml:space="preserve">among the four because of what</w:t>
+      </w:r>
+      <w:r>
+        <w:t xml:space="preserve"> </w:t>
+      </w:r>
+      <w:r>
+        <w:rPr>
+          <w:iCs/>
+          <w:i/>
+        </w:rPr>
+        <w:t xml:space="preserve">bögü</w:t>
+      </w:r>
+      <w:r>
+        <w:t xml:space="preserve"> </w:t>
+      </w:r>
+      <w:r>
+        <w:t xml:space="preserve">is. Kāşgarî glosses it</w:t>
+      </w:r>
+      <w:r>
+        <w:t xml:space="preserve"> </w:t>
+      </w:r>
+      <w:r>
+        <w:rPr>
+          <w:iCs/>
+          <w:i/>
+        </w:rPr>
+        <w:t xml:space="preserve">bilgin, akıllı, hakim</w:t>
+      </w:r>
+      <w:r>
+        <w:t xml:space="preserve">; Clauson says the word "seems to connote both wisdom and mysterious</w:t>
+      </w:r>
+      <w:r>
+        <w:t xml:space="preserve"> </w:t>
+      </w:r>
+      <w:r>
+        <w:t xml:space="preserve">spiritual power", and it was borrowed early into Mongolian as</w:t>
+      </w:r>
+      <w:r>
+        <w:t xml:space="preserve"> </w:t>
+      </w:r>
+      <w:r>
+        <w:rPr>
+          <w:iCs/>
+          <w:i/>
+        </w:rPr>
+        <w:t xml:space="preserve">böge</w:t>
+      </w:r>
+      <w:r>
+        <w:t xml:space="preserve">, the ordinary word for</w:t>
+      </w:r>
+      <w:r>
+        <w:t xml:space="preserve"> </w:t>
+      </w:r>
+      <w:r>
+        <w:t xml:space="preserve">a shaman. It is used in regnal styles across the record:</w:t>
+      </w:r>
+      <w:r>
+        <w:t xml:space="preserve"> </w:t>
+      </w:r>
+      <w:r>
+        <w:rPr>
+          <w:iCs/>
+          <w:i/>
+        </w:rPr>
+        <w:t xml:space="preserve">Teŋri Bögü Teŋriken</w:t>
+      </w:r>
+      <w:r>
+        <w:t xml:space="preserve">, Bögü Qaghan</w:t>
+      </w:r>
+      <w:r>
+        <w:t xml:space="preserve"> </w:t>
+      </w:r>
+      <w:r>
+        <w:t xml:space="preserve">of the Uyghurs, Bögü-Çor of the Türks. A name pairing that word with the word for spirit is</w:t>
+      </w:r>
+      <w:r>
+        <w:t xml:space="preserve"> </w:t>
+      </w:r>
+      <w:r>
+        <w:t xml:space="preserve">coherent for the founder of a steppe confederation in a way that no dictionary lookup produced;</w:t>
+      </w:r>
+      <w:r>
+        <w:t xml:space="preserve"> </w:t>
+      </w:r>
+      <w:r>
+        <w:t xml:space="preserve">it fell out of the frame.</w:t>
+      </w:r>
+    </w:p>
+    <w:p>
+      <w:pPr>
+        <w:pStyle w:val="BodyText"/>
+      </w:pPr>
+      <w:r>
+        <w:rPr>
+          <w:bCs/>
+          <w:b/>
+        </w:rPr>
+        <w:t xml:space="preserve">Measured against the standard of §9.</w:t>
+      </w:r>
+      <w:r>
+        <w:t xml:space="preserve"> </w:t>
+      </w:r>
+      <w:r>
+        <w:t xml:space="preserve">The sense of both elements is attested</w:t>
+      </w:r>
+      <w:r>
+        <w:t xml:space="preserve"> </w:t>
+      </w:r>
+      <w:r>
+        <w:t xml:space="preserve">independently of any Chinese source. The morphology is the commonest Turkic name shape, two</w:t>
+      </w:r>
+      <w:r>
+        <w:t xml:space="preserve"> </w:t>
+      </w:r>
+      <w:r>
+        <w:t xml:space="preserve">nouns in apposition, as in Alp Arslan or Bögü-Çor itself. The objections were tested rather</w:t>
+      </w:r>
+      <w:r>
+        <w:t xml:space="preserve"> </w:t>
+      </w:r>
+      <w:r>
+        <w:t xml:space="preserve">than asserted, and the one that would have killed it, a Chinese</w:t>
+      </w:r>
+      <w:r>
+        <w:t xml:space="preserve"> </w:t>
+      </w:r>
+      <w:r>
+        <w:t xml:space="preserve">m-</w:t>
+      </w:r>
+      <w:r>
+        <w:t xml:space="preserve"> </w:t>
+      </w:r>
+      <w:r>
+        <w:t xml:space="preserve">for a foreign</w:t>
+      </w:r>
+      <w:r>
+        <w:t xml:space="preserve"> </w:t>
+      </w:r>
+      <w:r>
+        <w:t xml:space="preserve">b-</w:t>
+      </w:r>
+      <w:r>
+        <w:t xml:space="preserve">, was measured and</w:t>
+      </w:r>
+      <w:r>
+        <w:t xml:space="preserve"> </w:t>
+      </w:r>
+      <w:r>
+        <w:t xml:space="preserve">dissolved. And what remains unexplained is stated:</w:t>
+      </w:r>
+      <w:r>
+        <w:t xml:space="preserve"> </w:t>
+      </w:r>
+      <w:r>
+        <w:rPr>
+          <w:bCs/>
+          <w:b/>
+        </w:rPr>
+        <w:t xml:space="preserve">the compound</w:t>
+      </w:r>
+      <w:r>
+        <w:rPr>
+          <w:bCs/>
+          <w:b/>
+        </w:rPr>
+        <w:t xml:space="preserve"> </w:t>
+      </w:r>
+      <w:r>
+        <w:rPr>
+          <w:iCs/>
+          <w:i/>
+          <w:bCs/>
+          <w:b/>
+        </w:rPr>
+        <w:t xml:space="preserve">bögü tın</w:t>
+      </w:r>
+      <w:r>
+        <w:rPr>
+          <w:bCs/>
+          <w:b/>
+        </w:rPr>
+        <w:t xml:space="preserve"> </w:t>
+      </w:r>
+      <w:r>
+        <w:rPr>
+          <w:bCs/>
+          <w:b/>
+        </w:rPr>
+        <w:t xml:space="preserve">is not itself attested</w:t>
+      </w:r>
+      <w:r>
+        <w:t xml:space="preserve">, only its two halves; the vowel of the second</w:t>
+      </w:r>
+      <w:r>
+        <w:t xml:space="preserve"> </w:t>
+      </w:r>
+      <w:r>
+        <w:t xml:space="preserve">element is not recoverable, so</w:t>
+      </w:r>
+      <w:r>
+        <w:t xml:space="preserve"> </w:t>
+      </w:r>
+      <w:r>
+        <w:rPr>
+          <w:iCs/>
+          <w:i/>
+        </w:rPr>
+        <w:t xml:space="preserve">tün</w:t>
+      </w:r>
+      <w:r>
+        <w:t xml:space="preserve">,</w:t>
+      </w:r>
+      <w:r>
+        <w:t xml:space="preserve"> </w:t>
+      </w:r>
+      <w:r>
+        <w:rPr>
+          <w:iCs/>
+          <w:i/>
+        </w:rPr>
+        <w:t xml:space="preserve">tan</w:t>
+      </w:r>
+      <w:r>
+        <w:t xml:space="preserve"> </w:t>
+      </w:r>
+      <w:r>
+        <w:t xml:space="preserve">and</w:t>
+      </w:r>
+      <w:r>
+        <w:t xml:space="preserve"> </w:t>
+      </w:r>
+      <w:r>
+        <w:rPr>
+          <w:iCs/>
+          <w:i/>
+        </w:rPr>
+        <w:t xml:space="preserve">tun</w:t>
+      </w:r>
+      <w:r>
+        <w:t xml:space="preserve"> </w:t>
+      </w:r>
+      <w:r>
+        <w:t xml:space="preserve">are equally available</w:t>
+      </w:r>
+      <w:r>
+        <w:t xml:space="preserve"> </w:t>
+      </w:r>
+      <w:r>
+        <w:t xml:space="preserve">and choosing</w:t>
+      </w:r>
+      <w:r>
+        <w:t xml:space="preserve"> </w:t>
+      </w:r>
+      <w:r>
+        <w:rPr>
+          <w:iCs/>
+          <w:i/>
+        </w:rPr>
+        <w:t xml:space="preserve">tın</w:t>
+      </w:r>
+      <w:r>
+        <w:t xml:space="preserve"> </w:t>
+      </w:r>
+      <w:r>
+        <w:t xml:space="preserve">is a semantic preference rather than a phonological result; and the</w:t>
+      </w:r>
+      <w:r>
+        <w:t xml:space="preserve"> </w:t>
+      </w:r>
+      <w:r>
+        <w:t xml:space="preserve">tone category of</w:t>
+      </w:r>
+      <w:r>
+        <w:t xml:space="preserve"> </w:t>
+      </w:r>
+      <w:r>
+        <w:t xml:space="preserve">頓</w:t>
+      </w:r>
+      <w:r>
+        <w:t xml:space="preserve"> </w:t>
+      </w:r>
+      <w:r>
+        <w:t xml:space="preserve">is not used.</w:t>
+      </w:r>
+    </w:p>
+    <w:p>
+      <w:pPr>
+        <w:pStyle w:val="BodyText"/>
+      </w:pPr>
+      <w:r>
+        <w:t xml:space="preserve">Set beside it,</w:t>
+      </w:r>
+      <w:r>
+        <w:t xml:space="preserve"> </w:t>
+      </w:r>
+      <w:r>
+        <w:rPr>
+          <w:iCs/>
+          <w:i/>
+        </w:rPr>
+        <w:t xml:space="preserve">Baγatur</w:t>
+      </w:r>
+      <w:r>
+        <w:t xml:space="preserve">, the field's reading for a century, fails on the one point</w:t>
+      </w:r>
+      <w:r>
+        <w:t xml:space="preserve"> </w:t>
+      </w:r>
+      <w:r>
+        <w:t xml:space="preserve">that the corpus decides cleanly: it ends in</w:t>
+      </w:r>
+      <w:r>
+        <w:t xml:space="preserve"> </w:t>
+      </w:r>
+      <w:r>
+        <w:t xml:space="preserve">-r</w:t>
+      </w:r>
+      <w:r>
+        <w:t xml:space="preserve"> </w:t>
+      </w:r>
+      <w:r>
+        <w:t xml:space="preserve">against a written</w:t>
+      </w:r>
+      <w:r>
+        <w:t xml:space="preserve"> </w:t>
+      </w:r>
+      <w:r>
+        <w:t xml:space="preserve">-n</w:t>
+      </w:r>
+      <w:r>
+        <w:t xml:space="preserve">, a spelling that occurs once in 37 opportunities, where the scribe's</w:t>
+      </w:r>
+      <w:r>
+        <w:t xml:space="preserve"> </w:t>
+      </w:r>
+      <w:r>
+        <w:t xml:space="preserve">normal choices were an open character or a</w:t>
+      </w:r>
+      <w:r>
+        <w:t xml:space="preserve"> </w:t>
+      </w:r>
+      <w:r>
+        <w:t xml:space="preserve">-t</w:t>
+      </w:r>
+      <w:r>
+        <w:t xml:space="preserve">. Our reading asks for no</w:t>
+      </w:r>
+      <w:r>
+        <w:t xml:space="preserve"> </w:t>
+      </w:r>
+      <w:r>
+        <w:t xml:space="preserve">correspondence rarer than one in seven, and asks nothing at all of the final consonant.</w:t>
+      </w:r>
+    </w:p>
+    <w:p>
+      <w:pPr>
+        <w:pStyle w:val="BodyText"/>
+      </w:pPr>
+      <w:r>
+        <w:t xml:space="preserve">We are aware of what this section is. With §9 it is one of only two places in this paper where a Xiongnu name is</w:t>
+      </w:r>
+      <w:r>
+        <w:t xml:space="preserve"> </w:t>
+      </w:r>
+      <w:r>
+        <w:t xml:space="preserve">read positively, and the temptation to overstate such a reading is exactly the one §6.3</w:t>
+      </w:r>
+      <w:r>
+        <w:t xml:space="preserve"> </w:t>
+      </w:r>
+      <w:r>
+        <w:t xml:space="preserve">measures. So the claim is bounded:</w:t>
+      </w:r>
+      <w:r>
+        <w:t xml:space="preserve"> </w:t>
+      </w:r>
+      <w:r>
+        <w:rPr>
+          <w:iCs/>
+          <w:i/>
+        </w:rPr>
+        <w:t xml:space="preserve">Bögü Tın</w:t>
+      </w:r>
+      <w:r>
+        <w:t xml:space="preserve"> </w:t>
+      </w:r>
+      <w:r>
+        <w:t xml:space="preserve">is a reading that survives every test we can</w:t>
+      </w:r>
+      <w:r>
+        <w:t xml:space="preserve"> </w:t>
+      </w:r>
+      <w:r>
+        <w:t xml:space="preserve">apply, on the tightest frame in the record, and it is offered against a standard etymology that</w:t>
+      </w:r>
+      <w:r>
+        <w:t xml:space="preserve"> </w:t>
+      </w:r>
+      <w:r>
+        <w:t xml:space="preserve">does not. Whether it is right is a question for Turcology, and the material for deciding it,</w:t>
+      </w:r>
+      <w:r>
+        <w:t xml:space="preserve"> </w:t>
+      </w:r>
+      <w:r>
+        <w:t xml:space="preserve">the counts and the corpora and the scripts, is in the repository.</w:t>
+      </w:r>
+    </w:p>
     <w:bookmarkEnd w:id="42"/>
-    <w:bookmarkStart w:id="43" w:name="where-the-method-does-work"/>
+    <w:bookmarkEnd w:id="43"/>
+    <w:bookmarkStart w:id="44" w:name="where-the-method-does-work"/>
     <w:p>
       <w:pPr>
         <w:pStyle w:val="Heading2"/>
@@ -8487,13 +11704,7 @@
         <w:t xml:space="preserve"> </w:t>
       </w:r>
       <w:r>
-        <w:t xml:space="preserve">Column two is Schuessler's published Later Han reconstruction applied to Tang-era words —</w:t>
-      </w:r>
-      <w:r>
-        <w:t xml:space="preserve"> </w:t>
-      </w:r>
-      <w:r>
-        <w:t xml:space="preserve">deliberately the wrong period, which is the point of the exercise. The last column is not an output</w:t>
+        <w:t xml:space="preserve">Column two is Schuessler's published Later Han reconstruction applied to Tang-era words, deliberately the wrong period, which is the point of the exercise. The last column is not an output</w:t>
       </w:r>
       <w:r>
         <w:t xml:space="preserve"> </w:t>
@@ -8649,13 +11860,7 @@
         <w:t xml:space="preserve"> </w:t>
       </w:r>
       <w:r>
-        <w:t xml:space="preserve">despite a period mismatch of four centuries measures the conservatism of Chinese</w:t>
-      </w:r>
-      <w:r>
-        <w:t xml:space="preserve"> </w:t>
-      </w:r>
-      <w:r>
-        <w:t xml:space="preserve">scribal practice — not linguistic continuity between the Xiongnu and the Göktürks, on which this</w:t>
+        <w:t xml:space="preserve">despite a period mismatch of four centuries measures the conservatism of Chinese scribal practice, not linguistic continuity between the Xiongnu and the Göktürks, on which this</w:t>
       </w:r>
       <w:r>
         <w:t xml:space="preserve"> </w:t>
@@ -8688,13 +11893,7 @@
         <w:t xml:space="preserve">Tractable</w:t>
       </w:r>
       <w:r>
-        <w:t xml:space="preserve">: those recorded in the Tang histories whose language is</w:t>
-      </w:r>
-      <w:r>
-        <w:t xml:space="preserve"> </w:t>
-      </w:r>
-      <w:r>
-        <w:t xml:space="preserve">known —</w:t>
+        <w:t xml:space="preserve">: those recorded in the Tang histories whose language is known:</w:t>
       </w:r>
       <w:r>
         <w:t xml:space="preserve"> </w:t>
@@ -8831,8 +12030,8 @@
         <w:t xml:space="preserve">against.</w:t>
       </w:r>
     </w:p>
-    <w:bookmarkEnd w:id="43"/>
-    <w:bookmarkStart w:id="44" w:name="limitations"/>
+    <w:bookmarkEnd w:id="44"/>
+    <w:bookmarkStart w:id="45" w:name="limitations"/>
     <w:p>
       <w:pPr>
         <w:pStyle w:val="Heading2"/>
@@ -8851,7 +12050,7 @@
       <w:pPr>
         <w:numPr>
           <w:ilvl w:val="0"/>
-          <w:numId w:val="1003"/>
+          <w:numId w:val="1002"/>
         </w:numPr>
         <w:pStyle w:val="Compact"/>
       </w:pPr>
@@ -8872,13 +12071,13 @@
         <w:t xml:space="preserve"> </w:t>
       </w:r>
       <w:r>
-        <w:t xml:space="preserve">evaluation are the author's to defend. The philology is not the author's work and has not been</w:t>
-      </w:r>
-      <w:r>
-        <w:t xml:space="preserve"> </w:t>
-      </w:r>
-      <w:r>
-        <w:t xml:space="preserve">checked for this paper: the Later Han readings are Schuessler's, the etymologies discussed are</w:t>
+        <w:t xml:space="preserve">evaluation are ours to defend. The philology is not our work, and we have not had it checked for</w:t>
+      </w:r>
+      <w:r>
+        <w:t xml:space="preserve"> </w:t>
+      </w:r>
+      <w:r>
+        <w:t xml:space="preserve">this paper: the Later Han readings are Schuessler's, the etymologies discussed are</w:t>
       </w:r>
       <w:r>
         <w:t xml:space="preserve"> </w:t>
@@ -8903,7 +12102,7 @@
       <w:pPr>
         <w:numPr>
           <w:ilvl w:val="0"/>
-          <w:numId w:val="1003"/>
+          <w:numId w:val="1002"/>
         </w:numPr>
         <w:pStyle w:val="Compact"/>
       </w:pPr>
@@ -8924,13 +12123,13 @@
         <w:t xml:space="preserve"> </w:t>
       </w:r>
       <w:r>
-        <w:t xml:space="preserve">internally consistent — 93.4% length agreement for Mongolian, an induced akṣara inventory</w:t>
-      </w:r>
-      <w:r>
-        <w:t xml:space="preserve"> </w:t>
-      </w:r>
-      <w:r>
-        <w:t xml:space="preserve">matching the standard one for Sanskrit — but no external reviewer has checked a sample against</w:t>
+        <w:t xml:space="preserve">internally consistent (93.4% length agreement for Mongolian, an induced akṣara inventory</w:t>
+      </w:r>
+      <w:r>
+        <w:t xml:space="preserve"> </w:t>
+      </w:r>
+      <w:r>
+        <w:t xml:space="preserve">matching the standard one for Sanskrit), but no external reviewer has checked a sample against</w:t>
       </w:r>
       <w:r>
         <w:t xml:space="preserve"> </w:t>
@@ -8943,7 +12142,7 @@
       <w:pPr>
         <w:numPr>
           <w:ilvl w:val="0"/>
-          <w:numId w:val="1003"/>
+          <w:numId w:val="1002"/>
         </w:numPr>
         <w:pStyle w:val="Compact"/>
       </w:pPr>
@@ -8968,7 +12167,7 @@
       <w:pPr>
         <w:numPr>
           <w:ilvl w:val="0"/>
-          <w:numId w:val="1003"/>
+          <w:numId w:val="1002"/>
         </w:numPr>
         <w:pStyle w:val="Compact"/>
       </w:pPr>
@@ -9002,7 +12201,7 @@
       <w:pPr>
         <w:numPr>
           <w:ilvl w:val="0"/>
-          <w:numId w:val="1003"/>
+          <w:numId w:val="1002"/>
         </w:numPr>
         <w:pStyle w:val="Compact"/>
       </w:pPr>
@@ -9052,7 +12251,7 @@
       <w:pPr>
         <w:numPr>
           <w:ilvl w:val="0"/>
-          <w:numId w:val="1003"/>
+          <w:numId w:val="1002"/>
         </w:numPr>
         <w:pStyle w:val="Compact"/>
       </w:pPr>
@@ -9073,7 +12272,7 @@
         <w:t xml:space="preserve"> </w:t>
       </w:r>
       <w:r>
-        <w:t xml:space="preserve">Kāşgarî lexicon differs between machines — 6,820 against 6,880 — according to the version of</w:t>
+        <w:t xml:space="preserve">Kāşgarî lexicon differs between machines, 6,820 against 6,880, according to the version of</w:t>
       </w:r>
       <w:r>
         <w:t xml:space="preserve"> </w:t>
@@ -9088,8 +12287,8 @@
         <w:t xml:space="preserve">conclusion, but it is the kind of thing that stays invisible until someone else runs the code.</w:t>
       </w:r>
     </w:p>
-    <w:bookmarkEnd w:id="44"/>
-    <w:bookmarkStart w:id="45" w:name="data-and-code-availability"/>
+    <w:bookmarkEnd w:id="45"/>
+    <w:bookmarkStart w:id="46" w:name="data-and-code-availability"/>
     <w:p>
       <w:pPr>
         <w:pStyle w:val="Heading2"/>
@@ -9109,13 +12308,13 @@
         <w:pStyle w:val="FirstParagraph"/>
       </w:pPr>
       <w:r>
-        <w:t xml:space="preserve">Everything described here is packaged as one repository, so that every number and</w:t>
-      </w:r>
-      <w:r>
-        <w:t xml:space="preserve"> </w:t>
-      </w:r>
-      <w:r>
-        <w:t xml:space="preserve">table in this paper can be regenerated from the raw inputs by running the numbered scripts in order. The repository is</w:t>
+        <w:t xml:space="preserve">We package everything described here as one repository, so that anyone can regenerate every number</w:t>
+      </w:r>
+      <w:r>
+        <w:t xml:space="preserve"> </w:t>
+      </w:r>
+      <w:r>
+        <w:t xml:space="preserve">and table in this paper from the raw inputs by running the numbered scripts in order. The repository is</w:t>
       </w:r>
       <w:r>
         <w:t xml:space="preserve"> </w:t>
@@ -9123,13 +12322,13 @@
       <w:r>
         <w:t xml:space="preserve">the durable output; this paper describes it.</w:t>
       </w:r>
-      <w:hyperlink w:anchor="r25">
+      <w:hyperlink w:anchor="r26">
         <w:r>
           <w:rPr>
             <w:rStyle w:val="Hyperlink"/>
             <w:vertAlign w:val="superscript"/>
           </w:rPr>
-          <w:t xml:space="preserve">25</w:t>
+          <w:t xml:space="preserve">26</w:t>
         </w:r>
       </w:hyperlink>
     </w:p>
@@ -9186,7 +12385,7 @@
         <w:rPr>
           <w:rStyle w:val="VerbatimChar"/>
         </w:rPr>
-        <w:t xml:space="preserve">├── src/                 steps 1–22 plus lookup_lexicons.py, each rerunnable alone</w:t>
+        <w:t xml:space="preserve">├── src/                 steps 1–23 plus lookup_lexicons.py, each rerunnable alone</w:t>
       </w:r>
       <w:r>
         <w:br/>
@@ -9232,7 +12431,7 @@
         <w:t xml:space="preserve"> </w:t>
       </w:r>
       <w:r>
-        <w:t xml:space="preserve">accompanies this submission and is the same content as</w:t>
+        <w:t xml:space="preserve">accompanies this submission and carries the same content as</w:t>
       </w:r>
       <w:r>
         <w:t xml:space="preserve"> </w:t>
@@ -9247,13 +12446,13 @@
         <w:t xml:space="preserve"> </w:t>
       </w:r>
       <w:r>
-        <w:t xml:space="preserve">in the repository. It is supplied for the</w:t>
-      </w:r>
-      <w:r>
-        <w:t xml:space="preserve"> </w:t>
-      </w:r>
-      <w:r>
-        <w:t xml:space="preserve">record under §9 and is not offered as a result of this paper.</w:t>
+        <w:t xml:space="preserve">in the repository. We supply it for the record</w:t>
+      </w:r>
+      <w:r>
+        <w:t xml:space="preserve"> </w:t>
+      </w:r>
+      <w:r>
+        <w:t xml:space="preserve">under §9 and do not offer it as a result of this paper.</w:t>
       </w:r>
     </w:p>
     <w:p>
@@ -9319,7 +12518,7 @@
         <w:t xml:space="preserve"> </w:t>
       </w:r>
       <w:r>
-        <w:t xml:space="preserve">built on that lexicon — the Old Turkic echo results and the candidate-space listing, the latter</w:t>
+        <w:t xml:space="preserve">built on that lexicon: the Old Turkic echo results and the candidate-space listing, the latter</w:t>
       </w:r>
       <w:r>
         <w:t xml:space="preserve"> </w:t>
@@ -9377,13 +12576,7 @@
         <w:t xml:space="preserve"> </w:t>
       </w:r>
       <w:r>
-        <w:t xml:space="preserve">Third-party source texts and datasets — dictionaries,</w:t>
-      </w:r>
-      <w:r>
-        <w:t xml:space="preserve"> </w:t>
-      </w:r>
-      <w:r>
-        <w:t xml:space="preserve">scanned volumes, Unihan, the DILA authority files — are inputs, not outputs. Where a script</w:t>
+        <w:t xml:space="preserve">Third-party source texts and datasets (dictionaries, scanned volumes, Unihan, the DILA authority files) are inputs, not outputs. Where a script</w:t>
       </w:r>
       <w:r>
         <w:t xml:space="preserve"> </w:t>
@@ -9399,8 +12592,8 @@
         </w:pict>
       </w:r>
     </w:p>
-    <w:bookmarkEnd w:id="45"/>
-    <w:bookmarkStart w:id="48" w:name="a-appendix-the-xiongnu-record"/>
+    <w:bookmarkEnd w:id="46"/>
+    <w:bookmarkStart w:id="49" w:name="a-appendix-the-xiongnu-record"/>
     <w:p>
       <w:pPr>
         <w:pStyle w:val="Heading2"/>
@@ -9432,19 +12625,13 @@
         <w:t xml:space="preserve"> </w:t>
       </w:r>
       <w:r>
-        <w:t xml:space="preserve">phonetic notation. The Later Han column is published scholarship, not model output; the</w:t>
-      </w:r>
-      <w:r>
-        <w:t xml:space="preserve"> </w:t>
-      </w:r>
-      <w:r>
-        <w:t xml:space="preserve">contribution here is the assembly — the names collected in one place with the readings joined to</w:t>
-      </w:r>
-      <w:r>
-        <w:t xml:space="preserve"> </w:t>
-      </w:r>
-      <w:r>
-        <w:t xml:space="preserve">them character by character. Superscript letters mark Han tone categories.</w:t>
+        <w:t xml:space="preserve">phonetic notation. The Later Han column is published scholarship, not model output; our contribution is the assembly: we collected the names in one place and joined the readings to them</w:t>
+      </w:r>
+      <w:r>
+        <w:t xml:space="preserve"> </w:t>
+      </w:r>
+      <w:r>
+        <w:t xml:space="preserve">character by character. Superscript letters mark Han tone categories.</w:t>
       </w:r>
       <w:r>
         <w:t xml:space="preserve"> </w:t>
@@ -9465,7 +12652,7 @@
         <w:t xml:space="preserve">carry it.</w:t>
       </w:r>
     </w:p>
-    <w:bookmarkStart w:id="46" w:name="a.1-rulers-and-the-ruling-clan"/>
+    <w:bookmarkStart w:id="47" w:name="a.1-rulers-and-the-ruling-clan"/>
     <w:p>
       <w:pPr>
         <w:pStyle w:val="Heading3"/>
@@ -10858,13 +14045,7 @@
         <w:t xml:space="preserve"> </w:t>
       </w:r>
       <w:r>
-        <w:t xml:space="preserve">from Touman to Punu, plus both forms of the ruling clan</w:t>
-      </w:r>
-      <w:r>
-        <w:t xml:space="preserve"> </w:t>
-      </w:r>
-      <w:r>
-        <w:t xml:space="preserve">name —</w:t>
+        <w:t xml:space="preserve">from Touman to Punu, plus both forms of the ruling clan name:</w:t>
       </w:r>
       <w:r>
         <w:t xml:space="preserve"> </w:t>
@@ -10933,8 +14114,8 @@
         <w:t xml:space="preserve">.</w:t>
       </w:r>
     </w:p>
-    <w:bookmarkEnd w:id="46"/>
-    <w:bookmarkStart w:id="47" w:name="a.2-titles-and-lexical-items"/>
+    <w:bookmarkEnd w:id="47"/>
+    <w:bookmarkStart w:id="48" w:name="a.2-titles-and-lexical-items"/>
     <w:p>
       <w:pPr>
         <w:pStyle w:val="Heading3"/>
@@ -11993,21 +15174,6 @@
       <w:r>
         <w:t xml:space="preserve">latter.</w:t>
       </w:r>
-      <w:hyperlink w:anchor="r26">
-        <w:r>
-          <w:rPr>
-            <w:rStyle w:val="Hyperlink"/>
-            <w:vertAlign w:val="superscript"/>
-          </w:rPr>
-          <w:t xml:space="preserve">26</w:t>
-        </w:r>
-      </w:hyperlink>
-      <w:r>
-        <w:rPr>
-          <w:vertAlign w:val="superscript"/>
-        </w:rPr>
-        <w:t xml:space="preserve">,</w:t>
-      </w:r>
       <w:hyperlink w:anchor="r27">
         <w:r>
           <w:rPr>
@@ -12017,10 +15183,25 @@
           <w:t xml:space="preserve">27</w:t>
         </w:r>
       </w:hyperlink>
+      <w:r>
+        <w:rPr>
+          <w:vertAlign w:val="superscript"/>
+        </w:rPr>
+        <w:t xml:space="preserve">,</w:t>
+      </w:r>
+      <w:hyperlink w:anchor="r28">
+        <w:r>
+          <w:rPr>
+            <w:rStyle w:val="Hyperlink"/>
+            <w:vertAlign w:val="superscript"/>
+          </w:rPr>
+          <w:t xml:space="preserve">28</w:t>
+        </w:r>
+      </w:hyperlink>
     </w:p>
-    <w:bookmarkEnd w:id="47"/>
     <w:bookmarkEnd w:id="48"/>
-    <w:bookmarkStart w:id="77" w:name="b-references"/>
+    <w:bookmarkEnd w:id="49"/>
+    <w:bookmarkStart w:id="79" w:name="b-references"/>
     <w:p>
       <w:pPr>
         <w:pStyle w:val="Heading2"/>
@@ -12039,11 +15220,11 @@
       <w:pPr>
         <w:numPr>
           <w:ilvl w:val="0"/>
-          <w:numId w:val="1004"/>
+          <w:numId w:val="1003"/>
         </w:numPr>
         <w:pStyle w:val="Compact"/>
       </w:pPr>
-      <w:bookmarkStart w:id="49" w:name="r1"/>
+      <w:bookmarkStart w:id="50" w:name="r1"/>
       <w:r>
         <w:t xml:space="preserve">Baley, D. (2025).</w:t>
       </w:r>
@@ -12072,33 +15253,6 @@
       </w:r>
       <w:r>
         <w:t xml:space="preserve">, doi:10.5334/johd.110</w:t>
-      </w:r>
-      <w:bookmarkEnd w:id="49"/>
-    </w:p>
-    <w:p>
-      <w:pPr>
-        <w:numPr>
-          <w:ilvl w:val="0"/>
-          <w:numId w:val="1004"/>
-        </w:numPr>
-        <w:pStyle w:val="Compact"/>
-      </w:pPr>
-      <w:bookmarkStart w:id="50" w:name="r2"/>
-      <w:r>
-        <w:t xml:space="preserve">Baxter, W. H. &amp; Sagart, L. (2014).</w:t>
-      </w:r>
-      <w:r>
-        <w:t xml:space="preserve"> </w:t>
-      </w:r>
-      <w:r>
-        <w:rPr>
-          <w:iCs/>
-          <w:i/>
-        </w:rPr>
-        <w:t xml:space="preserve">Old Chinese: A New Reconstruction</w:t>
-      </w:r>
-      <w:r>
-        <w:t xml:space="preserve">. Oxford University Press.</w:t>
       </w:r>
       <w:bookmarkEnd w:id="50"/>
     </w:p>
@@ -12106,26 +15260,26 @@
       <w:pPr>
         <w:numPr>
           <w:ilvl w:val="0"/>
-          <w:numId w:val="1004"/>
+          <w:numId w:val="1003"/>
         </w:numPr>
         <w:pStyle w:val="Compact"/>
       </w:pPr>
-      <w:bookmarkStart w:id="51" w:name="r3"/>
-      <w:r>
-        <w:t xml:space="preserve">Bonmann, S. et al. (2025). Linguistic evidence suggests that Xiōngnú and Huns spoke the same Paleo-Siberian language.</w:t>
-      </w:r>
-      <w:r>
-        <w:t xml:space="preserve"> </w:t>
-      </w:r>
-      <w:r>
-        <w:rPr>
-          <w:iCs/>
-          <w:i/>
-        </w:rPr>
-        <w:t xml:space="preserve">Transactions of the Philological Society</w:t>
-      </w:r>
-      <w:r>
-        <w:t xml:space="preserve">. doi:10.1111/1467-968X.12321</w:t>
+      <w:bookmarkStart w:id="51" w:name="r2"/>
+      <w:r>
+        <w:t xml:space="preserve">Baxter, W. H. &amp; Sagart, L. (2014).</w:t>
+      </w:r>
+      <w:r>
+        <w:t xml:space="preserve"> </w:t>
+      </w:r>
+      <w:r>
+        <w:rPr>
+          <w:iCs/>
+          <w:i/>
+        </w:rPr>
+        <w:t xml:space="preserve">Old Chinese: A New Reconstruction</w:t>
+      </w:r>
+      <w:r>
+        <w:t xml:space="preserve">. Oxford University Press.</w:t>
       </w:r>
       <w:bookmarkEnd w:id="51"/>
     </w:p>
@@ -12133,26 +15287,26 @@
       <w:pPr>
         <w:numPr>
           <w:ilvl w:val="0"/>
-          <w:numId w:val="1004"/>
+          <w:numId w:val="1003"/>
         </w:numPr>
         <w:pStyle w:val="Compact"/>
       </w:pPr>
-      <w:bookmarkStart w:id="52" w:name="r4"/>
-      <w:r>
-        <w:t xml:space="preserve">Clauson, G. (1972).</w:t>
-      </w:r>
-      <w:r>
-        <w:t xml:space="preserve"> </w:t>
-      </w:r>
-      <w:r>
-        <w:rPr>
-          <w:iCs/>
-          <w:i/>
-        </w:rPr>
-        <w:t xml:space="preserve">An Etymological Dictionary of Pre-Thirteenth-Century Turkish</w:t>
-      </w:r>
-      <w:r>
-        <w:t xml:space="preserve">. Oxford: Clarendon Press.</w:t>
+      <w:bookmarkStart w:id="52" w:name="r3"/>
+      <w:r>
+        <w:t xml:space="preserve">Bonmann, S. et al. (2025). Linguistic evidence suggests that Xiōngnú and Huns spoke the same Paleo-Siberian language.</w:t>
+      </w:r>
+      <w:r>
+        <w:t xml:space="preserve"> </w:t>
+      </w:r>
+      <w:r>
+        <w:rPr>
+          <w:iCs/>
+          <w:i/>
+        </w:rPr>
+        <w:t xml:space="preserve">Transactions of the Philological Society</w:t>
+      </w:r>
+      <w:r>
+        <w:t xml:space="preserve">. doi:10.1111/1467-968X.12321</w:t>
       </w:r>
       <w:bookmarkEnd w:id="52"/>
     </w:p>
@@ -12160,26 +15314,26 @@
       <w:pPr>
         <w:numPr>
           <w:ilvl w:val="0"/>
-          <w:numId w:val="1004"/>
+          <w:numId w:val="1003"/>
         </w:numPr>
         <w:pStyle w:val="Compact"/>
       </w:pPr>
-      <w:bookmarkStart w:id="53" w:name="r5"/>
-      <w:r>
-        <w:t xml:space="preserve">Doerfer, G. (1973).</w:t>
-      </w:r>
-      <w:r>
-        <w:t xml:space="preserve"> </w:t>
-      </w:r>
-      <w:r>
-        <w:rPr>
-          <w:iCs/>
-          <w:i/>
-        </w:rPr>
-        <w:t xml:space="preserve">Lautgesetz und Zufall: Betrachtungen zum Omnicomparatismus</w:t>
-      </w:r>
-      <w:r>
-        <w:t xml:space="preserve">. Innsbrucker Beiträge zur Sprachwissenschaft 10. Innsbruck.</w:t>
+      <w:bookmarkStart w:id="53" w:name="r4"/>
+      <w:r>
+        <w:t xml:space="preserve">Clauson, G. (1972).</w:t>
+      </w:r>
+      <w:r>
+        <w:t xml:space="preserve"> </w:t>
+      </w:r>
+      <w:r>
+        <w:rPr>
+          <w:iCs/>
+          <w:i/>
+        </w:rPr>
+        <w:t xml:space="preserve">An Etymological Dictionary of Pre-Thirteenth-Century Turkish</w:t>
+      </w:r>
+      <w:r>
+        <w:t xml:space="preserve">. Oxford: Clarendon Press.</w:t>
       </w:r>
       <w:bookmarkEnd w:id="53"/>
     </w:p>
@@ -12187,29 +15341,26 @@
       <w:pPr>
         <w:numPr>
           <w:ilvl w:val="0"/>
-          <w:numId w:val="1004"/>
+          <w:numId w:val="1003"/>
         </w:numPr>
         <w:pStyle w:val="Compact"/>
       </w:pPr>
-      <w:bookmarkStart w:id="54" w:name="r6"/>
-      <w:r>
-        <w:t xml:space="preserve">Doerfer, G. (1973). Zur Sprache der Hunnen.</w:t>
-      </w:r>
-      <w:r>
-        <w:t xml:space="preserve"> </w:t>
-      </w:r>
-      <w:r>
-        <w:rPr>
-          <w:iCs/>
-          <w:i/>
-        </w:rPr>
-        <w:t xml:space="preserve">Central Asiatic Journal</w:t>
-      </w:r>
-      <w:r>
-        <w:t xml:space="preserve"> </w:t>
-      </w:r>
-      <w:r>
-        <w:t xml:space="preserve">17: 1–50.</w:t>
+      <w:bookmarkStart w:id="54" w:name="r5"/>
+      <w:r>
+        <w:t xml:space="preserve">Doerfer, G. (1973).</w:t>
+      </w:r>
+      <w:r>
+        <w:t xml:space="preserve"> </w:t>
+      </w:r>
+      <w:r>
+        <w:rPr>
+          <w:iCs/>
+          <w:i/>
+        </w:rPr>
+        <w:t xml:space="preserve">Lautgesetz und Zufall: Betrachtungen zum Omnicomparatismus</w:t>
+      </w:r>
+      <w:r>
+        <w:t xml:space="preserve">. Innsbrucker Beiträge zur Sprachwissenschaft 10. Innsbruck.</w:t>
       </w:r>
       <w:bookmarkEnd w:id="54"/>
     </w:p>
@@ -12217,26 +15368,29 @@
       <w:pPr>
         <w:numPr>
           <w:ilvl w:val="0"/>
-          <w:numId w:val="1004"/>
+          <w:numId w:val="1003"/>
         </w:numPr>
         <w:pStyle w:val="Compact"/>
       </w:pPr>
-      <w:bookmarkStart w:id="55" w:name="r7"/>
-      <w:r>
-        <w:t xml:space="preserve">Erdal, M. (2004).</w:t>
-      </w:r>
-      <w:r>
-        <w:t xml:space="preserve"> </w:t>
-      </w:r>
-      <w:r>
-        <w:rPr>
-          <w:iCs/>
-          <w:i/>
-        </w:rPr>
-        <w:t xml:space="preserve">A Grammar of Old Turkic</w:t>
-      </w:r>
-      <w:r>
-        <w:t xml:space="preserve">. Leiden: Brill.</w:t>
+      <w:bookmarkStart w:id="55" w:name="r6"/>
+      <w:r>
+        <w:t xml:space="preserve">Doerfer, G. (1973). Zur Sprache der Hunnen.</w:t>
+      </w:r>
+      <w:r>
+        <w:t xml:space="preserve"> </w:t>
+      </w:r>
+      <w:r>
+        <w:rPr>
+          <w:iCs/>
+          <w:i/>
+        </w:rPr>
+        <w:t xml:space="preserve">Central Asiatic Journal</w:t>
+      </w:r>
+      <w:r>
+        <w:t xml:space="preserve"> </w:t>
+      </w:r>
+      <w:r>
+        <w:t xml:space="preserve">17: 1–50.</w:t>
       </w:r>
       <w:bookmarkEnd w:id="55"/>
     </w:p>
@@ -12244,45 +15398,26 @@
       <w:pPr>
         <w:numPr>
           <w:ilvl w:val="0"/>
-          <w:numId w:val="1004"/>
+          <w:numId w:val="1003"/>
         </w:numPr>
         <w:pStyle w:val="Compact"/>
       </w:pPr>
-      <w:bookmarkStart w:id="56" w:name="r8"/>
-      <w:r>
-        <w:t xml:space="preserve">Georg, S. (2001). Türkisch/Mongolisch</w:t>
-      </w:r>
-      <w:r>
-        <w:t xml:space="preserve"> </w:t>
-      </w:r>
-      <w:r>
-        <w:rPr>
-          <w:iCs/>
-          <w:i/>
-        </w:rPr>
-        <w:t xml:space="preserve">tengri</w:t>
-      </w:r>
-      <w:r>
-        <w:t xml:space="preserve"> </w:t>
-      </w:r>
-      <w:r>
-        <w:t xml:space="preserve">'Himmel, Gott' und seine Herkunft.</w:t>
-      </w:r>
-      <w:r>
-        <w:t xml:space="preserve"> </w:t>
-      </w:r>
-      <w:r>
-        <w:rPr>
-          <w:iCs/>
-          <w:i/>
-        </w:rPr>
-        <w:t xml:space="preserve">Studia Etymologica Cracoviensia</w:t>
-      </w:r>
-      <w:r>
-        <w:t xml:space="preserve"> </w:t>
-      </w:r>
-      <w:r>
-        <w:t xml:space="preserve">6: 83–100.</w:t>
+      <w:bookmarkStart w:id="56" w:name="r7"/>
+      <w:r>
+        <w:t xml:space="preserve">Erdal, M. (2004).</w:t>
+      </w:r>
+      <w:r>
+        <w:t xml:space="preserve"> </w:t>
+      </w:r>
+      <w:r>
+        <w:rPr>
+          <w:iCs/>
+          <w:i/>
+        </w:rPr>
+        <w:t xml:space="preserve">A Grammar of Old Turkic</w:t>
+      </w:r>
+      <w:r>
+        <w:t xml:space="preserve">. Leiden: Brill.</w:t>
       </w:r>
       <w:bookmarkEnd w:id="56"/>
     </w:p>
@@ -12290,26 +15425,45 @@
       <w:pPr>
         <w:numPr>
           <w:ilvl w:val="0"/>
-          <w:numId w:val="1004"/>
+          <w:numId w:val="1003"/>
         </w:numPr>
         <w:pStyle w:val="Compact"/>
       </w:pPr>
-      <w:bookmarkStart w:id="57" w:name="r9"/>
-      <w:r>
-        <w:t xml:space="preserve">Golden, P. B. (1992).</w:t>
-      </w:r>
-      <w:r>
-        <w:t xml:space="preserve"> </w:t>
-      </w:r>
-      <w:r>
-        <w:rPr>
-          <w:iCs/>
-          <w:i/>
-        </w:rPr>
-        <w:t xml:space="preserve">An Introduction to the History of the Turkic Peoples</w:t>
-      </w:r>
-      <w:r>
-        <w:t xml:space="preserve">. Wiesbaden: Harrassowitz.</w:t>
+      <w:bookmarkStart w:id="57" w:name="r8"/>
+      <w:r>
+        <w:t xml:space="preserve">Georg, S. (2001). Türkisch/Mongolisch</w:t>
+      </w:r>
+      <w:r>
+        <w:t xml:space="preserve"> </w:t>
+      </w:r>
+      <w:r>
+        <w:rPr>
+          <w:iCs/>
+          <w:i/>
+        </w:rPr>
+        <w:t xml:space="preserve">tengri</w:t>
+      </w:r>
+      <w:r>
+        <w:t xml:space="preserve"> </w:t>
+      </w:r>
+      <w:r>
+        <w:t xml:space="preserve">'Himmel, Gott' und seine Herkunft.</w:t>
+      </w:r>
+      <w:r>
+        <w:t xml:space="preserve"> </w:t>
+      </w:r>
+      <w:r>
+        <w:rPr>
+          <w:iCs/>
+          <w:i/>
+        </w:rPr>
+        <w:t xml:space="preserve">Studia Etymologica Cracoviensia</w:t>
+      </w:r>
+      <w:r>
+        <w:t xml:space="preserve"> </w:t>
+      </w:r>
+      <w:r>
+        <w:t xml:space="preserve">6: 83–100.</w:t>
       </w:r>
       <w:bookmarkEnd w:id="57"/>
     </w:p>
@@ -12317,13 +15471,26 @@
       <w:pPr>
         <w:numPr>
           <w:ilvl w:val="0"/>
-          <w:numId w:val="1004"/>
+          <w:numId w:val="1003"/>
         </w:numPr>
         <w:pStyle w:val="Compact"/>
       </w:pPr>
-      <w:bookmarkStart w:id="58" w:name="r10"/>
-      <w:r>
-        <w:t xml:space="preserve">Hú Zhènhuá &amp; Huáng Rùnhuá (1984). 《高昌舘杂字：明代汉文回鹘文分类词汇》. Běijīng: Mínzú chūbǎnshè.</w:t>
+      <w:bookmarkStart w:id="58" w:name="r9"/>
+      <w:r>
+        <w:t xml:space="preserve">Golden, P. B. (1992).</w:t>
+      </w:r>
+      <w:r>
+        <w:t xml:space="preserve"> </w:t>
+      </w:r>
+      <w:r>
+        <w:rPr>
+          <w:iCs/>
+          <w:i/>
+        </w:rPr>
+        <w:t xml:space="preserve">An Introduction to the History of the Turkic Peoples</w:t>
+      </w:r>
+      <w:r>
+        <w:t xml:space="preserve">. Wiesbaden: Harrassowitz.</w:t>
       </w:r>
       <w:bookmarkEnd w:id="58"/>
     </w:p>
@@ -12331,36 +15498,13 @@
       <w:pPr>
         <w:numPr>
           <w:ilvl w:val="0"/>
-          <w:numId w:val="1004"/>
+          <w:numId w:val="1003"/>
         </w:numPr>
         <w:pStyle w:val="Compact"/>
       </w:pPr>
-      <w:bookmarkStart w:id="59" w:name="r11"/>
-      <w:r>
-        <w:t xml:space="preserve">Kāşgarlı Mahmud (1072–77).</w:t>
-      </w:r>
-      <w:r>
-        <w:t xml:space="preserve"> </w:t>
-      </w:r>
-      <w:r>
-        <w:rPr>
-          <w:iCs/>
-          <w:i/>
-        </w:rPr>
-        <w:t xml:space="preserve">Dīwān Lughāt al-Turk</w:t>
-      </w:r>
-      <w:r>
-        <w:t xml:space="preserve">. Index volume (</w:t>
-      </w:r>
-      <w:r>
-        <w:rPr>
-          <w:iCs/>
-          <w:i/>
-        </w:rPr>
-        <w:t xml:space="preserve">Dizin</w:t>
-      </w:r>
-      <w:r>
-        <w:t xml:space="preserve">), Türk Dil Kurumu Yayınları.</w:t>
+      <w:bookmarkStart w:id="59" w:name="r10"/>
+      <w:r>
+        <w:t xml:space="preserve">Hú Zhènhuá &amp; Huáng Rùnhuá (1984). 《高昌舘杂字：明代汉文回鹘文分类词汇》. Běijīng: Mínzú chūbǎnshè.</w:t>
       </w:r>
       <w:bookmarkEnd w:id="59"/>
     </w:p>
@@ -12368,26 +15512,51 @@
       <w:pPr>
         <w:numPr>
           <w:ilvl w:val="0"/>
-          <w:numId w:val="1004"/>
+          <w:numId w:val="1003"/>
         </w:numPr>
         <w:pStyle w:val="Compact"/>
       </w:pPr>
-      <w:bookmarkStart w:id="60" w:name="r12"/>
-      <w:r>
-        <w:t xml:space="preserve">Kergalym (2021).</w:t>
-      </w:r>
-      <w:r>
-        <w:t xml:space="preserve"> </w:t>
-      </w:r>
-      <w:r>
-        <w:rPr>
-          <w:iCs/>
-          <w:i/>
-        </w:rPr>
-        <w:t xml:space="preserve">myspell-kk</w:t>
-      </w:r>
-      <w:r>
-        <w:t xml:space="preserve">: a Myspell/Hunspell spelling dictionary for Kazakh [dataset]. github.com/kergalym/myspell-kk. 53,182 headwords; romanised on load.</w:t>
+      <w:bookmarkStart w:id="60" w:name="r11"/>
+      <w:r>
+        <w:t xml:space="preserve">Hirth, F. (1908).</w:t>
+      </w:r>
+      <w:r>
+        <w:t xml:space="preserve"> </w:t>
+      </w:r>
+      <w:r>
+        <w:rPr>
+          <w:iCs/>
+          <w:i/>
+        </w:rPr>
+        <w:t xml:space="preserve">The Ancient History of China to the End of the Chóu Dynasty</w:t>
+      </w:r>
+      <w:r>
+        <w:t xml:space="preserve">. New York: Columbia University Press. (Comparison of</w:t>
+      </w:r>
+      <w:r>
+        <w:t xml:space="preserve"> </w:t>
+      </w:r>
+      <w:r>
+        <w:t xml:space="preserve">徑路</w:t>
+      </w:r>
+      <w:r>
+        <w:t xml:space="preserve"> </w:t>
+      </w:r>
+      <w:r>
+        <w:t xml:space="preserve">with Turkic</w:t>
+      </w:r>
+      <w:r>
+        <w:t xml:space="preserve"> </w:t>
+      </w:r>
+      <w:r>
+        <w:rPr>
+          <w:iCs/>
+          <w:i/>
+        </w:rPr>
+        <w:t xml:space="preserve">kıŋrak</w:t>
+      </w:r>
+      <w:r>
+        <w:t xml:space="preserve">, pp. 65–70.)</w:t>
       </w:r>
       <w:bookmarkEnd w:id="60"/>
     </w:p>
@@ -12395,26 +15564,36 @@
       <w:pPr>
         <w:numPr>
           <w:ilvl w:val="0"/>
-          <w:numId w:val="1004"/>
+          <w:numId w:val="1003"/>
         </w:numPr>
         <w:pStyle w:val="Compact"/>
       </w:pPr>
-      <w:bookmarkStart w:id="61" w:name="r13"/>
-      <w:r>
-        <w:t xml:space="preserve">Kuun, G., ed. (1880).</w:t>
-      </w:r>
-      <w:r>
-        <w:t xml:space="preserve"> </w:t>
-      </w:r>
-      <w:r>
-        <w:rPr>
-          <w:iCs/>
-          <w:i/>
-        </w:rPr>
-        <w:t xml:space="preserve">Codex Cumanicus Bibliothecæ ad Templum Divi Marci Venetiarum</w:t>
-      </w:r>
-      <w:r>
-        <w:t xml:space="preserve">. Budapest: Editio Scient. Academiæ Hung. Public domain.</w:t>
+      <w:bookmarkStart w:id="61" w:name="r12"/>
+      <w:r>
+        <w:t xml:space="preserve">Kāşgarlı Mahmud (1072–77).</w:t>
+      </w:r>
+      <w:r>
+        <w:t xml:space="preserve"> </w:t>
+      </w:r>
+      <w:r>
+        <w:rPr>
+          <w:iCs/>
+          <w:i/>
+        </w:rPr>
+        <w:t xml:space="preserve">Dīwān Lughāt al-Turk</w:t>
+      </w:r>
+      <w:r>
+        <w:t xml:space="preserve">. Index volume (</w:t>
+      </w:r>
+      <w:r>
+        <w:rPr>
+          <w:iCs/>
+          <w:i/>
+        </w:rPr>
+        <w:t xml:space="preserve">Dizin</w:t>
+      </w:r>
+      <w:r>
+        <w:t xml:space="preserve">), Türk Dil Kurumu Yayınları.</w:t>
       </w:r>
       <w:bookmarkEnd w:id="61"/>
     </w:p>
@@ -12422,29 +15601,26 @@
       <w:pPr>
         <w:numPr>
           <w:ilvl w:val="0"/>
-          <w:numId w:val="1004"/>
+          <w:numId w:val="1003"/>
         </w:numPr>
         <w:pStyle w:val="Compact"/>
       </w:pPr>
-      <w:bookmarkStart w:id="62" w:name="r14"/>
-      <w:r>
-        <w:t xml:space="preserve">[Unsigned review] (1974). Lautgesetz und Zufall [review of Doerfer 1973].</w:t>
-      </w:r>
-      <w:r>
-        <w:t xml:space="preserve"> </w:t>
-      </w:r>
-      <w:r>
-        <w:rPr>
-          <w:iCs/>
-          <w:i/>
-        </w:rPr>
-        <w:t xml:space="preserve">Anthropos</w:t>
-      </w:r>
-      <w:r>
-        <w:t xml:space="preserve"> </w:t>
-      </w:r>
-      <w:r>
-        <w:t xml:space="preserve">69: 263–271. JSTOR 40458521.</w:t>
+      <w:bookmarkStart w:id="62" w:name="r13"/>
+      <w:r>
+        <w:t xml:space="preserve">Kergalym (2021).</w:t>
+      </w:r>
+      <w:r>
+        <w:t xml:space="preserve"> </w:t>
+      </w:r>
+      <w:r>
+        <w:rPr>
+          <w:iCs/>
+          <w:i/>
+        </w:rPr>
+        <w:t xml:space="preserve">myspell-kk</w:t>
+      </w:r>
+      <w:r>
+        <w:t xml:space="preserve">: a Myspell/Hunspell spelling dictionary for Kazakh [dataset]. github.com/kergalym/myspell-kk. 53,182 headwords; romanised on load.</w:t>
       </w:r>
       <w:bookmarkEnd w:id="62"/>
     </w:p>
@@ -12452,29 +15628,26 @@
       <w:pPr>
         <w:numPr>
           <w:ilvl w:val="0"/>
-          <w:numId w:val="1004"/>
+          <w:numId w:val="1003"/>
         </w:numPr>
         <w:pStyle w:val="Compact"/>
       </w:pPr>
-      <w:bookmarkStart w:id="63" w:name="r15"/>
-      <w:r>
-        <w:t xml:space="preserve">Lee, J. et al. (2023). Genetic population structure of the Xiongnu Empire at imperial and local scales.</w:t>
-      </w:r>
-      <w:r>
-        <w:t xml:space="preserve"> </w:t>
-      </w:r>
-      <w:r>
-        <w:rPr>
-          <w:iCs/>
-          <w:i/>
-        </w:rPr>
-        <w:t xml:space="preserve">Science Advances</w:t>
-      </w:r>
-      <w:r>
-        <w:t xml:space="preserve"> </w:t>
-      </w:r>
-      <w:r>
-        <w:t xml:space="preserve">9(15). doi:10.1126/sciadv.adf3904</w:t>
+      <w:bookmarkStart w:id="63" w:name="r14"/>
+      <w:r>
+        <w:t xml:space="preserve">Kuun, G., ed. (1880).</w:t>
+      </w:r>
+      <w:r>
+        <w:t xml:space="preserve"> </w:t>
+      </w:r>
+      <w:r>
+        <w:rPr>
+          <w:iCs/>
+          <w:i/>
+        </w:rPr>
+        <w:t xml:space="preserve">Codex Cumanicus Bibliothecæ ad Templum Divi Marci Venetiarum</w:t>
+      </w:r>
+      <w:r>
+        <w:t xml:space="preserve">. Budapest: Editio Scient. Academiæ Hung. Public domain.</w:t>
       </w:r>
       <w:bookmarkEnd w:id="63"/>
     </w:p>
@@ -12482,29 +15655,29 @@
       <w:pPr>
         <w:numPr>
           <w:ilvl w:val="0"/>
-          <w:numId w:val="1004"/>
+          <w:numId w:val="1003"/>
         </w:numPr>
         <w:pStyle w:val="Compact"/>
       </w:pPr>
-      <w:bookmarkStart w:id="64" w:name="r16"/>
-      <w:r>
-        <w:t xml:space="preserve">Ligeti, L. (1966). Un vocabulaire sino-ouigour des Ming.</w:t>
-      </w:r>
-      <w:r>
-        <w:t xml:space="preserve"> </w:t>
-      </w:r>
-      <w:r>
-        <w:rPr>
-          <w:iCs/>
-          <w:i/>
-        </w:rPr>
-        <w:t xml:space="preserve">Acta Orientalia Academiae Scientiarum Hungaricae</w:t>
-      </w:r>
-      <w:r>
-        <w:t xml:space="preserve"> </w:t>
-      </w:r>
-      <w:r>
-        <w:t xml:space="preserve">19: 117–199, 257–316.</w:t>
+      <w:bookmarkStart w:id="64" w:name="r15"/>
+      <w:r>
+        <w:t xml:space="preserve">[Unsigned review] (1974). Lautgesetz und Zufall [review of Doerfer 1973].</w:t>
+      </w:r>
+      <w:r>
+        <w:t xml:space="preserve"> </w:t>
+      </w:r>
+      <w:r>
+        <w:rPr>
+          <w:iCs/>
+          <w:i/>
+        </w:rPr>
+        <w:t xml:space="preserve">Anthropos</w:t>
+      </w:r>
+      <w:r>
+        <w:t xml:space="preserve"> </w:t>
+      </w:r>
+      <w:r>
+        <w:t xml:space="preserve">69: 263–271. JSTOR 40458521.</w:t>
       </w:r>
       <w:bookmarkEnd w:id="64"/>
     </w:p>
@@ -12512,29 +15685,29 @@
       <w:pPr>
         <w:numPr>
           <w:ilvl w:val="0"/>
-          <w:numId w:val="1004"/>
+          <w:numId w:val="1003"/>
         </w:numPr>
         <w:pStyle w:val="Compact"/>
       </w:pPr>
-      <w:bookmarkStart w:id="65" w:name="r17"/>
-      <w:r>
-        <w:t xml:space="preserve">Ligeti, L. (1969). Glossaire supplémentaire au vocabulaire sino-ouigour du Bureau des Traducteurs.</w:t>
-      </w:r>
-      <w:r>
-        <w:t xml:space="preserve"> </w:t>
-      </w:r>
-      <w:r>
-        <w:rPr>
-          <w:iCs/>
-          <w:i/>
-        </w:rPr>
-        <w:t xml:space="preserve">Acta Orientalia ASH</w:t>
-      </w:r>
-      <w:r>
-        <w:t xml:space="preserve"> </w:t>
-      </w:r>
-      <w:r>
-        <w:t xml:space="preserve">22: 1–49, 191–243.</w:t>
+      <w:bookmarkStart w:id="65" w:name="r16"/>
+      <w:r>
+        <w:t xml:space="preserve">Lee, J. et al. (2023). Genetic population structure of the Xiongnu Empire at imperial and local scales.</w:t>
+      </w:r>
+      <w:r>
+        <w:t xml:space="preserve"> </w:t>
+      </w:r>
+      <w:r>
+        <w:rPr>
+          <w:iCs/>
+          <w:i/>
+        </w:rPr>
+        <w:t xml:space="preserve">Science Advances</w:t>
+      </w:r>
+      <w:r>
+        <w:t xml:space="preserve"> </w:t>
+      </w:r>
+      <w:r>
+        <w:t xml:space="preserve">9(15). doi:10.1126/sciadv.adf3904</w:t>
       </w:r>
       <w:bookmarkEnd w:id="65"/>
     </w:p>
@@ -12542,29 +15715,29 @@
       <w:pPr>
         <w:numPr>
           <w:ilvl w:val="0"/>
-          <w:numId w:val="1004"/>
+          <w:numId w:val="1003"/>
         </w:numPr>
         <w:pStyle w:val="Compact"/>
       </w:pPr>
-      <w:bookmarkStart w:id="66" w:name="r18"/>
-      <w:r>
-        <w:t xml:space="preserve">Pulleyblank, E. G. (1962). The consonantal system of Old Chinese.</w:t>
-      </w:r>
-      <w:r>
-        <w:t xml:space="preserve"> </w:t>
-      </w:r>
-      <w:r>
-        <w:rPr>
-          <w:iCs/>
-          <w:i/>
-        </w:rPr>
-        <w:t xml:space="preserve">Asia Major</w:t>
-      </w:r>
-      <w:r>
-        <w:t xml:space="preserve"> </w:t>
-      </w:r>
-      <w:r>
-        <w:t xml:space="preserve">9: 58–144, 206–265.</w:t>
+      <w:bookmarkStart w:id="66" w:name="r17"/>
+      <w:r>
+        <w:t xml:space="preserve">Ligeti, L. (1966). Un vocabulaire sino-ouigour des Ming.</w:t>
+      </w:r>
+      <w:r>
+        <w:t xml:space="preserve"> </w:t>
+      </w:r>
+      <w:r>
+        <w:rPr>
+          <w:iCs/>
+          <w:i/>
+        </w:rPr>
+        <w:t xml:space="preserve">Acta Orientalia Academiae Scientiarum Hungaricae</w:t>
+      </w:r>
+      <w:r>
+        <w:t xml:space="preserve"> </w:t>
+      </w:r>
+      <w:r>
+        <w:t xml:space="preserve">19: 117–199, 257–316.</w:t>
       </w:r>
       <w:bookmarkEnd w:id="66"/>
     </w:p>
@@ -12572,26 +15745,29 @@
       <w:pPr>
         <w:numPr>
           <w:ilvl w:val="0"/>
-          <w:numId w:val="1004"/>
+          <w:numId w:val="1003"/>
         </w:numPr>
         <w:pStyle w:val="Compact"/>
       </w:pPr>
-      <w:bookmarkStart w:id="67" w:name="r19"/>
-      <w:r>
-        <w:t xml:space="preserve">Pulleyblank, E. G. (1991).</w:t>
-      </w:r>
-      <w:r>
-        <w:t xml:space="preserve"> </w:t>
-      </w:r>
-      <w:r>
-        <w:rPr>
-          <w:iCs/>
-          <w:i/>
-        </w:rPr>
-        <w:t xml:space="preserve">Lexicon of Reconstructed Pronunciation in Early Middle Chinese, Late Middle Chinese, and Early Mandarin</w:t>
-      </w:r>
-      <w:r>
-        <w:t xml:space="preserve">. Vancouver: UBC Press.</w:t>
+      <w:bookmarkStart w:id="67" w:name="r18"/>
+      <w:r>
+        <w:t xml:space="preserve">Ligeti, L. (1969). Glossaire supplémentaire au vocabulaire sino-ouigour du Bureau des Traducteurs.</w:t>
+      </w:r>
+      <w:r>
+        <w:t xml:space="preserve"> </w:t>
+      </w:r>
+      <w:r>
+        <w:rPr>
+          <w:iCs/>
+          <w:i/>
+        </w:rPr>
+        <w:t xml:space="preserve">Acta Orientalia ASH</w:t>
+      </w:r>
+      <w:r>
+        <w:t xml:space="preserve"> </w:t>
+      </w:r>
+      <w:r>
+        <w:t xml:space="preserve">22: 1–49, 191–243.</w:t>
       </w:r>
       <w:bookmarkEnd w:id="67"/>
     </w:p>
@@ -12599,29 +15775,29 @@
       <w:pPr>
         <w:numPr>
           <w:ilvl w:val="0"/>
-          <w:numId w:val="1004"/>
+          <w:numId w:val="1003"/>
         </w:numPr>
         <w:pStyle w:val="Compact"/>
       </w:pPr>
-      <w:bookmarkStart w:id="68" w:name="r20"/>
-      <w:r>
-        <w:t xml:space="preserve">Savelyev, A. &amp; Jeong, C. (2020). Early nomads of the Eastern Steppe and their tentative connections in the West.</w:t>
-      </w:r>
-      <w:r>
-        <w:t xml:space="preserve"> </w:t>
-      </w:r>
-      <w:r>
-        <w:rPr>
-          <w:iCs/>
-          <w:i/>
-        </w:rPr>
-        <w:t xml:space="preserve">Evolutionary Human Sciences</w:t>
-      </w:r>
-      <w:r>
-        <w:t xml:space="preserve"> </w:t>
-      </w:r>
-      <w:r>
-        <w:t xml:space="preserve">2, e20.</w:t>
+      <w:bookmarkStart w:id="68" w:name="r19"/>
+      <w:r>
+        <w:t xml:space="preserve">Pulleyblank, E. G. (1962). The consonantal system of Old Chinese.</w:t>
+      </w:r>
+      <w:r>
+        <w:t xml:space="preserve"> </w:t>
+      </w:r>
+      <w:r>
+        <w:rPr>
+          <w:iCs/>
+          <w:i/>
+        </w:rPr>
+        <w:t xml:space="preserve">Asia Major</w:t>
+      </w:r>
+      <w:r>
+        <w:t xml:space="preserve"> </w:t>
+      </w:r>
+      <w:r>
+        <w:t xml:space="preserve">9: 58–144, 206–265.</w:t>
       </w:r>
       <w:bookmarkEnd w:id="68"/>
     </w:p>
@@ -12629,26 +15805,26 @@
       <w:pPr>
         <w:numPr>
           <w:ilvl w:val="0"/>
-          <w:numId w:val="1004"/>
+          <w:numId w:val="1003"/>
         </w:numPr>
         <w:pStyle w:val="Compact"/>
       </w:pPr>
-      <w:bookmarkStart w:id="69" w:name="r21"/>
-      <w:r>
-        <w:t xml:space="preserve">Schuessler, A. (2009).</w:t>
-      </w:r>
-      <w:r>
-        <w:t xml:space="preserve"> </w:t>
-      </w:r>
-      <w:r>
-        <w:rPr>
-          <w:iCs/>
-          <w:i/>
-        </w:rPr>
-        <w:t xml:space="preserve">Minimal Old Chinese and Later Han Chinese</w:t>
-      </w:r>
-      <w:r>
-        <w:t xml:space="preserve">. Honolulu: University of Hawai'i Press. Data release: Zenodo, doi:10.5281/zenodo.14567004</w:t>
+      <w:bookmarkStart w:id="69" w:name="r20"/>
+      <w:r>
+        <w:t xml:space="preserve">Pulleyblank, E. G. (1991).</w:t>
+      </w:r>
+      <w:r>
+        <w:t xml:space="preserve"> </w:t>
+      </w:r>
+      <w:r>
+        <w:rPr>
+          <w:iCs/>
+          <w:i/>
+        </w:rPr>
+        <w:t xml:space="preserve">Lexicon of Reconstructed Pronunciation in Early Middle Chinese, Late Middle Chinese, and Early Mandarin</w:t>
+      </w:r>
+      <w:r>
+        <w:t xml:space="preserve">. Vancouver: UBC Press.</w:t>
       </w:r>
       <w:bookmarkEnd w:id="69"/>
     </w:p>
@@ -12656,26 +15832,29 @@
       <w:pPr>
         <w:numPr>
           <w:ilvl w:val="0"/>
-          <w:numId w:val="1004"/>
+          <w:numId w:val="1003"/>
         </w:numPr>
         <w:pStyle w:val="Compact"/>
       </w:pPr>
-      <w:bookmarkStart w:id="70" w:name="r22"/>
-      <w:r>
-        <w:t xml:space="preserve">Speer, R. (2022).</w:t>
-      </w:r>
-      <w:r>
-        <w:t xml:space="preserve"> </w:t>
-      </w:r>
-      <w:r>
-        <w:rPr>
-          <w:iCs/>
-          <w:i/>
-        </w:rPr>
-        <w:t xml:space="preserve">wordfreq</w:t>
-      </w:r>
-      <w:r>
-        <w:t xml:space="preserve">: word frequency data for 40+ languages, v3 [software]. Zenodo, doi:10.5281/zenodo.7199437</w:t>
+      <w:bookmarkStart w:id="70" w:name="r21"/>
+      <w:r>
+        <w:t xml:space="preserve">Savelyev, A. &amp; Jeong, C. (2020). Early nomads of the Eastern Steppe and their tentative connections in the West.</w:t>
+      </w:r>
+      <w:r>
+        <w:t xml:space="preserve"> </w:t>
+      </w:r>
+      <w:r>
+        <w:rPr>
+          <w:iCs/>
+          <w:i/>
+        </w:rPr>
+        <w:t xml:space="preserve">Evolutionary Human Sciences</w:t>
+      </w:r>
+      <w:r>
+        <w:t xml:space="preserve"> </w:t>
+      </w:r>
+      <w:r>
+        <w:t xml:space="preserve">2, e20.</w:t>
       </w:r>
       <w:bookmarkEnd w:id="70"/>
     </w:p>
@@ -12683,26 +15862,26 @@
       <w:pPr>
         <w:numPr>
           <w:ilvl w:val="0"/>
-          <w:numId w:val="1004"/>
+          <w:numId w:val="1003"/>
         </w:numPr>
         <w:pStyle w:val="Compact"/>
       </w:pPr>
-      <w:bookmarkStart w:id="71" w:name="r23"/>
-      <w:r>
-        <w:t xml:space="preserve">Tan, Y. Y. (2019).</w:t>
-      </w:r>
-      <w:r>
-        <w:t xml:space="preserve"> </w:t>
-      </w:r>
-      <w:r>
-        <w:rPr>
-          <w:iCs/>
-          <w:i/>
-        </w:rPr>
-        <w:t xml:space="preserve">Consonant Endings of Míng Dynasty Mandarin as Reflected in the Chinese Transcriptions of Uyghur Vocabulary</w:t>
-      </w:r>
-      <w:r>
-        <w:t xml:space="preserve">. MA thesis, University of Washington.</w:t>
+      <w:bookmarkStart w:id="71" w:name="r22"/>
+      <w:r>
+        <w:t xml:space="preserve">Schuessler, A. (2009).</w:t>
+      </w:r>
+      <w:r>
+        <w:t xml:space="preserve"> </w:t>
+      </w:r>
+      <w:r>
+        <w:rPr>
+          <w:iCs/>
+          <w:i/>
+        </w:rPr>
+        <w:t xml:space="preserve">Minimal Old Chinese and Later Han Chinese</w:t>
+      </w:r>
+      <w:r>
+        <w:t xml:space="preserve">. Honolulu: University of Hawai'i Press. Data release: Zenodo, doi:10.5281/zenodo.14567004</w:t>
       </w:r>
       <w:bookmarkEnd w:id="71"/>
     </w:p>
@@ -12710,26 +15889,26 @@
       <w:pPr>
         <w:numPr>
           <w:ilvl w:val="0"/>
-          <w:numId w:val="1004"/>
+          <w:numId w:val="1003"/>
         </w:numPr>
         <w:pStyle w:val="Compact"/>
       </w:pPr>
-      <w:bookmarkStart w:id="72" w:name="r24"/>
-      <w:r>
-        <w:t xml:space="preserve">tdd-ai (2020).</w:t>
-      </w:r>
-      <w:r>
-        <w:t xml:space="preserve"> </w:t>
-      </w:r>
-      <w:r>
-        <w:rPr>
-          <w:iCs/>
-          <w:i/>
-        </w:rPr>
-        <w:t xml:space="preserve">hunspell-tr</w:t>
-      </w:r>
-      <w:r>
-        <w:t xml:space="preserve">: a Hunspell spelling dictionary for Turkish [dataset]. github.com/tdd-ai/hunspell-tr. 292,000 forms, reduced to 21,721 by the frequency filter.</w:t>
+      <w:bookmarkStart w:id="72" w:name="r23"/>
+      <w:r>
+        <w:t xml:space="preserve">Speer, R. (2022).</w:t>
+      </w:r>
+      <w:r>
+        <w:t xml:space="preserve"> </w:t>
+      </w:r>
+      <w:r>
+        <w:rPr>
+          <w:iCs/>
+          <w:i/>
+        </w:rPr>
+        <w:t xml:space="preserve">wordfreq</w:t>
+      </w:r>
+      <w:r>
+        <w:t xml:space="preserve">: word frequency data for 40+ languages, v3 [software]. Zenodo, doi:10.5281/zenodo.7199437</w:t>
       </w:r>
       <w:bookmarkEnd w:id="72"/>
     </w:p>
@@ -12737,26 +15916,26 @@
       <w:pPr>
         <w:numPr>
           <w:ilvl w:val="0"/>
-          <w:numId w:val="1004"/>
+          <w:numId w:val="1003"/>
         </w:numPr>
         <w:pStyle w:val="Compact"/>
       </w:pPr>
-      <w:bookmarkStart w:id="73" w:name="r25"/>
-      <w:r>
-        <w:t xml:space="preserve">Uluğ, A. M. (2026).</w:t>
-      </w:r>
-      <w:r>
-        <w:t xml:space="preserve"> </w:t>
-      </w:r>
-      <w:r>
-        <w:rPr>
-          <w:iCs/>
-          <w:i/>
-        </w:rPr>
-        <w:t xml:space="preserve">chinese-transcription-channel</w:t>
-      </w:r>
-      <w:r>
-        <w:t xml:space="preserve">: corpora, lexicons, channel models and evaluation code [software and data]. GitHub: github.com/ulug2004/chinese-transcription-channel</w:t>
+      <w:bookmarkStart w:id="73" w:name="r24"/>
+      <w:r>
+        <w:t xml:space="preserve">Tan, Y. Y. (2019).</w:t>
+      </w:r>
+      <w:r>
+        <w:t xml:space="preserve"> </w:t>
+      </w:r>
+      <w:r>
+        <w:rPr>
+          <w:iCs/>
+          <w:i/>
+        </w:rPr>
+        <w:t xml:space="preserve">Consonant Endings of Míng Dynasty Mandarin as Reflected in the Chinese Transcriptions of Uyghur Vocabulary</w:t>
+      </w:r>
+      <w:r>
+        <w:t xml:space="preserve">. MA thesis, University of Washington.</w:t>
       </w:r>
       <w:bookmarkEnd w:id="73"/>
     </w:p>
@@ -12764,29 +15943,26 @@
       <w:pPr>
         <w:numPr>
           <w:ilvl w:val="0"/>
-          <w:numId w:val="1004"/>
+          <w:numId w:val="1003"/>
         </w:numPr>
         <w:pStyle w:val="Compact"/>
       </w:pPr>
-      <w:bookmarkStart w:id="74" w:name="r26"/>
-      <w:r>
-        <w:t xml:space="preserve">Vovin, A. (2000). Did the Xiong-nu speak a Yeniseian language?</w:t>
-      </w:r>
-      <w:r>
-        <w:t xml:space="preserve"> </w:t>
-      </w:r>
-      <w:r>
-        <w:rPr>
-          <w:iCs/>
-          <w:i/>
-        </w:rPr>
-        <w:t xml:space="preserve">Central Asiatic Journal</w:t>
-      </w:r>
-      <w:r>
-        <w:t xml:space="preserve"> </w:t>
-      </w:r>
-      <w:r>
-        <w:t xml:space="preserve">44(1): 87–104.</w:t>
+      <w:bookmarkStart w:id="74" w:name="r25"/>
+      <w:r>
+        <w:t xml:space="preserve">tdd-ai (2020).</w:t>
+      </w:r>
+      <w:r>
+        <w:t xml:space="preserve"> </w:t>
+      </w:r>
+      <w:r>
+        <w:rPr>
+          <w:iCs/>
+          <w:i/>
+        </w:rPr>
+        <w:t xml:space="preserve">hunspell-tr</w:t>
+      </w:r>
+      <w:r>
+        <w:t xml:space="preserve">: a Hunspell spelling dictionary for Turkish [dataset]. github.com/tdd-ai/hunspell-tr. 292,000 forms, reduced to 21,721 by the frequency filter.</w:t>
       </w:r>
       <w:bookmarkEnd w:id="74"/>
     </w:p>
@@ -12794,26 +15970,26 @@
       <w:pPr>
         <w:numPr>
           <w:ilvl w:val="0"/>
-          <w:numId w:val="1004"/>
+          <w:numId w:val="1003"/>
         </w:numPr>
         <w:pStyle w:val="Compact"/>
       </w:pPr>
-      <w:bookmarkStart w:id="75" w:name="r27"/>
-      <w:r>
-        <w:t xml:space="preserve">Vovin, A. (2003). Did the Xiongnu speak a Yeniseian language? Part 2: Vocabulary. In</w:t>
-      </w:r>
-      <w:r>
-        <w:t xml:space="preserve"> </w:t>
-      </w:r>
-      <w:r>
-        <w:rPr>
-          <w:iCs/>
-          <w:i/>
-        </w:rPr>
-        <w:t xml:space="preserve">Altaica Budapestinensia MMII</w:t>
-      </w:r>
-      <w:r>
-        <w:t xml:space="preserve">, Proceedings of the 45th PIAC, Budapest, 389–394.</w:t>
+      <w:bookmarkStart w:id="75" w:name="r26"/>
+      <w:r>
+        <w:t xml:space="preserve">Uluğ, A. M. (2026).</w:t>
+      </w:r>
+      <w:r>
+        <w:t xml:space="preserve"> </w:t>
+      </w:r>
+      <w:r>
+        <w:rPr>
+          <w:iCs/>
+          <w:i/>
+        </w:rPr>
+        <w:t xml:space="preserve">chinese-transcription-channel</w:t>
+      </w:r>
+      <w:r>
+        <w:t xml:space="preserve">: corpora, lexicons, channel models and evaluation code [software and data]. GitHub: github.com/ulug2004/chinese-transcription-channel</w:t>
       </w:r>
       <w:bookmarkEnd w:id="75"/>
     </w:p>
@@ -12821,18 +15997,75 @@
       <w:pPr>
         <w:numPr>
           <w:ilvl w:val="0"/>
-          <w:numId w:val="1004"/>
+          <w:numId w:val="1003"/>
         </w:numPr>
         <w:pStyle w:val="Compact"/>
       </w:pPr>
-      <w:bookmarkStart w:id="76" w:name="r28"/>
-      <w:r>
-        <w:t xml:space="preserve">Wittek, A. et al. (2020). ASJP Database v19. Zenodo, doi:10.5281/zenodo.3843469</w:t>
+      <w:bookmarkStart w:id="76" w:name="r27"/>
+      <w:r>
+        <w:t xml:space="preserve">Vovin, A. (2000). Did the Xiong-nu speak a Yeniseian language?</w:t>
+      </w:r>
+      <w:r>
+        <w:t xml:space="preserve"> </w:t>
+      </w:r>
+      <w:r>
+        <w:rPr>
+          <w:iCs/>
+          <w:i/>
+        </w:rPr>
+        <w:t xml:space="preserve">Central Asiatic Journal</w:t>
+      </w:r>
+      <w:r>
+        <w:t xml:space="preserve"> </w:t>
+      </w:r>
+      <w:r>
+        <w:t xml:space="preserve">44(1): 87–104.</w:t>
       </w:r>
       <w:bookmarkEnd w:id="76"/>
     </w:p>
-    <w:bookmarkEnd w:id="77"/>
-    <w:bookmarkEnd w:id="78"/>
+    <w:p>
+      <w:pPr>
+        <w:numPr>
+          <w:ilvl w:val="0"/>
+          <w:numId w:val="1003"/>
+        </w:numPr>
+        <w:pStyle w:val="Compact"/>
+      </w:pPr>
+      <w:bookmarkStart w:id="77" w:name="r28"/>
+      <w:r>
+        <w:t xml:space="preserve">Vovin, A. (2003). Did the Xiongnu speak a Yeniseian language? Part 2: Vocabulary. In</w:t>
+      </w:r>
+      <w:r>
+        <w:t xml:space="preserve"> </w:t>
+      </w:r>
+      <w:r>
+        <w:rPr>
+          <w:iCs/>
+          <w:i/>
+        </w:rPr>
+        <w:t xml:space="preserve">Altaica Budapestinensia MMII</w:t>
+      </w:r>
+      <w:r>
+        <w:t xml:space="preserve">, Proceedings of the 45th PIAC, Budapest, 389–394.</w:t>
+      </w:r>
+      <w:bookmarkEnd w:id="77"/>
+    </w:p>
+    <w:p>
+      <w:pPr>
+        <w:numPr>
+          <w:ilvl w:val="0"/>
+          <w:numId w:val="1003"/>
+        </w:numPr>
+        <w:pStyle w:val="Compact"/>
+      </w:pPr>
+      <w:bookmarkStart w:id="78" w:name="r29"/>
+      <w:r>
+        <w:t xml:space="preserve">Wittek, A. et al. (2020). ASJP Database v19. Zenodo, doi:10.5281/zenodo.3843469</w:t>
+      </w:r>
+      <w:bookmarkEnd w:id="78"/>
+    </w:p>
+    <w:bookmarkEnd w:id="79"/>
+    <w:bookmarkEnd w:id="80"/>
     <w:sectPr/>
   </w:body>
 </w:document>
@@ -13110,9 +16343,6 @@
     <w:abstractNumId w:val="991"/>
   </w:num>
   <w:num w:numId="1003">
-    <w:abstractNumId w:val="991"/>
-  </w:num>
-  <w:num w:numId="1004">
     <w:abstractNumId w:val="99201"/>
     <w:lvlOverride w:ilvl="0">
       <w:startOverride w:val="1"/>

--- a/docs/paper_submission_jdmdh.docx
+++ b/docs/paper_submission_jdmdh.docx
@@ -30,7 +30,7 @@
         <w:t xml:space="preserve">Computational philology · corpora · negative results</w:t>
       </w:r>
     </w:p>
-    <w:bookmarkStart w:id="80" w:name="Xfbb52beb3e52dda5b4a5e3e1eff8f0a0edd8f59"/>
+    <w:bookmarkStart w:id="81" w:name="Xfbb52beb3e52dda5b4a5e3e1eff8f0a0edd8f59"/>
     <w:p>
       <w:pPr>
         <w:pStyle w:val="Heading1"/>
@@ -82,6 +82,20 @@
         </w:r>
       </w:hyperlink>
       <w:r>
+        <w:t xml:space="preserve">,</w:t>
+      </w:r>
+      <w:r>
+        <w:t xml:space="preserve"> </w:t>
+      </w:r>
+      <w:hyperlink r:id="rId21">
+        <w:r>
+          <w:rPr>
+            <w:rStyle w:val="Hyperlink"/>
+          </w:rPr>
+          <w:t xml:space="preserve">ulug@ieee.org</w:t>
+        </w:r>
+      </w:hyperlink>
+      <w:r>
         <w:br/>
       </w:r>
       <w:r>
@@ -90,7 +104,7 @@
       <w:r>
         <w:t xml:space="preserve"> </w:t>
       </w:r>
-      <w:hyperlink r:id="rId21">
+      <w:hyperlink r:id="rId22">
         <w:r>
           <w:rPr>
             <w:rStyle w:val="Hyperlink"/>
@@ -99,7 +113,7 @@
         </w:r>
       </w:hyperlink>
     </w:p>
-    <w:bookmarkStart w:id="22" w:name="abstract"/>
+    <w:bookmarkStart w:id="23" w:name="abstract"/>
     <w:p>
       <w:pPr>
         <w:pStyle w:val="Heading3"/>
@@ -489,7 +503,7 @@
         <w:pStyle w:val="BodyText"/>
       </w:pPr>
       <w:r>
-        <w:t xml:space="preserve">The measurements also answer a question the field has carried unresolved since 1973. Doerfer</w:t>
+        <w:t xml:space="preserve">The measurements also answer the question the field has carried unresolved since 1973. Doerfer</w:t>
       </w:r>
       <w:r>
         <w:t xml:space="preserve"> </w:t>
@@ -562,8 +576,8 @@
         <w:t xml:space="preserve">construction · Xiongnu · Old Turkic · null models · negative results</w:t>
       </w:r>
     </w:p>
-    <w:bookmarkEnd w:id="22"/>
-    <w:bookmarkStart w:id="23" w:name="the-problem"/>
+    <w:bookmarkEnd w:id="23"/>
+    <w:bookmarkStart w:id="24" w:name="the-problem"/>
     <w:p>
       <w:pPr>
         <w:pStyle w:val="Heading2"/>
@@ -583,7 +597,7 @@
         <w:pStyle w:val="FirstParagraph"/>
       </w:pPr>
       <w:r>
-        <w:t xml:space="preserve">When a Chinese scribe of the Han dynasty wrote down a foreign name, he chose characters for</w:t>
+        <w:t xml:space="preserve">When a Chinese scribe of the Han dynasty wrote down a foreign name, he chose the characters for</w:t>
       </w:r>
       <w:r>
         <w:t xml:space="preserve"> </w:t>
@@ -620,7 +634,7 @@
         <w:t xml:space="preserve"> </w:t>
       </w:r>
       <w:r>
-        <w:t xml:space="preserve">in. In the Later Han period those two characters were pronounced approximately</w:t>
+        <w:t xml:space="preserve">in. In the Later Han period those two characters were pronounced approximately as</w:t>
       </w:r>
       <w:r>
         <w:t xml:space="preserve"> </w:t>
@@ -691,7 +705,7 @@
         <w:t xml:space="preserve"> </w:t>
       </w:r>
       <w:r>
-        <w:t xml:space="preserve">a restricted set of syllable shapes, and no way to write many foreign sounds, so the mapping</w:t>
+        <w:t xml:space="preserve">a restricted set of syllable shapes, and no way to write many foreign sounds. So, the mapping</w:t>
       </w:r>
       <w:r>
         <w:t xml:space="preserve"> </w:t>
@@ -723,7 +737,7 @@
         <w:t xml:space="preserve"> </w:t>
       </w:r>
       <w:r>
-        <w:t xml:space="preserve">resting on a handful of transcribed names. The interest of the</w:t>
+        <w:t xml:space="preserve">resting on a handful of transcribed names. The interest of this</w:t>
       </w:r>
       <w:r>
         <w:t xml:space="preserve"> </w:t>
@@ -745,7 +759,7 @@
         <w:t xml:space="preserve"> </w:t>
       </w:r>
       <w:r>
-        <w:t xml:space="preserve">reliability can be measured on cases where the answer is known, which is what most of this paper</w:t>
+        <w:t xml:space="preserve">reliability can be measured in cases where the answer is known, which is what most of this paper</w:t>
       </w:r>
       <w:r>
         <w:t xml:space="preserve"> </w:t>
@@ -754,8 +768,8 @@
         <w:t xml:space="preserve">does.</w:t>
       </w:r>
     </w:p>
-    <w:bookmarkEnd w:id="23"/>
-    <w:bookmarkStart w:id="24" w:name="a-question-the-field-has-already-asked"/>
+    <w:bookmarkEnd w:id="24"/>
+    <w:bookmarkStart w:id="25" w:name="a-question-the-field-has-already-asked"/>
     <w:p>
       <w:pPr>
         <w:pStyle w:val="Heading2"/>
@@ -977,8 +991,8 @@
         <w:t xml:space="preserve">instead of asserting them, which is what Doerfer was asking for.</w:t>
       </w:r>
     </w:p>
-    <w:bookmarkEnd w:id="24"/>
-    <w:bookmarkStart w:id="29" w:name="resources"/>
+    <w:bookmarkEnd w:id="25"/>
+    <w:bookmarkStart w:id="30" w:name="resources"/>
     <w:p>
       <w:pPr>
         <w:pStyle w:val="Heading2"/>
@@ -1013,7 +1027,7 @@
         <w:t xml:space="preserve">reproducible all of them; §12 sets out which is which and why.</w:t>
       </w:r>
     </w:p>
-    <w:bookmarkStart w:id="25" w:name="corpus-1-secret-history-of-the-mongols"/>
+    <w:bookmarkStart w:id="26" w:name="corpus-1-secret-history-of-the-mongols"/>
     <w:p>
       <w:pPr>
         <w:pStyle w:val="Heading3"/>
@@ -1071,7 +1085,7 @@
         <w:t xml:space="preserve"> </w:t>
       </w:r>
       <w:r>
-        <w:t xml:space="preserve">edition yields</w:t>
+        <w:t xml:space="preserve">edition yielded</w:t>
       </w:r>
       <w:r>
         <w:t xml:space="preserve"> </w:t>
@@ -1092,7 +1106,7 @@
         <w:pStyle w:val="BodyText"/>
       </w:pPr>
       <w:r>
-        <w:t xml:space="preserve">One detail decided whether the extraction worked. In the source encoding, a Chinese character</w:t>
+        <w:t xml:space="preserve">One detail decides whether the extraction worked. In the source encoding, a Chinese character</w:t>
       </w:r>
       <w:r>
         <w:t xml:space="preserve"> </w:t>
@@ -1117,7 +1131,7 @@
         <w:t xml:space="preserve"> </w:t>
       </w:r>
       <w:r>
-        <w:t xml:space="preserve">of the transcription. Treating those as data corrupts roughly a fifth of the corpus; the rule is</w:t>
+        <w:t xml:space="preserve">of the transcription. Treating those as data corrupted roughly a fifth of the corpus; the rule is</w:t>
       </w:r>
       <w:r>
         <w:t xml:space="preserve"> </w:t>
@@ -1132,8 +1146,8 @@
         <w:t xml:space="preserve">Mongolian sides is 93.4%, which is the internal check that the alignment is real.</w:t>
       </w:r>
     </w:p>
-    <w:bookmarkEnd w:id="25"/>
-    <w:bookmarkStart w:id="26" w:name="corpus-2-ligetis-sino-uyghur-vocabulary"/>
+    <w:bookmarkEnd w:id="26"/>
+    <w:bookmarkStart w:id="27" w:name="corpus-2-ligetis-sino-uyghur-vocabulary"/>
     <w:p>
       <w:pPr>
         <w:pStyle w:val="Heading3"/>
@@ -1202,7 +1216,7 @@
         <w:t xml:space="preserve"> </w:t>
       </w:r>
       <w:r>
-        <w:t xml:space="preserve">the text parseable in principle and awkward in practice. Extraction yields</w:t>
+        <w:t xml:space="preserve">the text parseable. Extraction yielded</w:t>
       </w:r>
       <w:r>
         <w:t xml:space="preserve"> </w:t>
@@ -1237,7 +1251,7 @@
         <w:pStyle w:val="BodyText"/>
       </w:pPr>
       <w:r>
-        <w:t xml:space="preserve">We had to handle four properties of the typography: the apostrophe is U+2019 rather than</w:t>
+        <w:t xml:space="preserve">We had to manage four properties of the typography: the apostrophe is U+2019 rather than</w:t>
       </w:r>
       <w:r>
         <w:t xml:space="preserve"> </w:t>
@@ -1270,8 +1284,8 @@
         <w:t xml:space="preserve">alone silently discarded half the article.</w:t>
       </w:r>
     </w:p>
-    <w:bookmarkEnd w:id="26"/>
-    <w:bookmarkStart w:id="27" w:name="Xd0877e6c3aa15b7ffb37e65861a004db6757546"/>
+    <w:bookmarkEnd w:id="27"/>
+    <w:bookmarkStart w:id="28" w:name="Xd0877e6c3aa15b7ffb37e65861a004db6757546"/>
     <w:p>
       <w:pPr>
         <w:pStyle w:val="Heading3"/>
@@ -1329,7 +1343,7 @@
         <w:pStyle w:val="BodyText"/>
       </w:pPr>
       <w:r>
-        <w:t xml:space="preserve">Two approaches failed before one worked. Character-set membership admits</w:t>
+        <w:t xml:space="preserve">We had two approaches fail before one worked. Character-set membership admits</w:t>
       </w:r>
       <w:r>
         <w:t xml:space="preserve"> </w:t>
@@ -1366,13 +1380,13 @@
         <w:t xml:space="preserve"> </w:t>
       </w:r>
       <w:r>
-        <w:t xml:space="preserve">pairs. What worked was phonetic verification: score each candidate against the Later Han reading</w:t>
-      </w:r>
-      <w:r>
-        <w:t xml:space="preserve"> </w:t>
-      </w:r>
-      <w:r>
-        <w:t xml:space="preserve">of its characters and keep only those whose sound actually matches. The result is</w:t>
+        <w:t xml:space="preserve">pairs. What worked was phonetic verification of scoring each candidate against the Later Han reading</w:t>
+      </w:r>
+      <w:r>
+        <w:t xml:space="preserve"> </w:t>
+      </w:r>
+      <w:r>
+        <w:t xml:space="preserve">of its characters and keeping only those whose sound matches. The result was</w:t>
       </w:r>
       <w:r>
         <w:t xml:space="preserve"> </w:t>
@@ -1382,24 +1396,10 @@
           <w:bCs/>
           <w:b/>
         </w:rPr>
-        <w:t xml:space="preserve">1,017</w:t>
-      </w:r>
-      <w:r>
-        <w:rPr>
-          <w:bCs/>
-          <w:b/>
-        </w:rPr>
-        <w:t xml:space="preserve"> </w:t>
-      </w:r>
-      <w:r>
-        <w:rPr>
-          <w:bCs/>
-          <w:b/>
-        </w:rPr>
-        <w:t xml:space="preserve">verified pairs</w:t>
-      </w:r>
-      <w:r>
-        <w:t xml:space="preserve">, and we keep the 7,480 rejected entries separately so anyone</w:t>
+        <w:t xml:space="preserve">1,017 verified pairs</w:t>
+      </w:r>
+      <w:r>
+        <w:t xml:space="preserve">. We kept the 7,480 rejected entries separately so anyone</w:t>
       </w:r>
       <w:r>
         <w:t xml:space="preserve"> </w:t>
@@ -1423,11 +1423,11 @@
         <w:t xml:space="preserve"> </w:t>
       </w:r>
       <w:r>
-        <w:t xml:space="preserve">table, which is an external check that the filter found something real.</w:t>
+        <w:t xml:space="preserve">table, which is an external check providing that the filter found something real.</w:t>
       </w:r>
     </w:p>
-    <w:bookmarkEnd w:id="27"/>
-    <w:bookmarkStart w:id="28" w:name="X546f6c092dd463e7977795d7f2920b1b60399cd"/>
+    <w:bookmarkEnd w:id="28"/>
+    <w:bookmarkStart w:id="29" w:name="X546f6c092dd463e7977795d7f2920b1b60399cd"/>
     <w:p>
       <w:pPr>
         <w:pStyle w:val="Heading3"/>
@@ -1451,13 +1451,13 @@
         <w:pStyle w:val="FirstParagraph"/>
       </w:pPr>
       <w:r>
-        <w:t xml:space="preserve">The tests in §6 need something the three corpora are not: dictionaries of Turkic itself, from</w:t>
-      </w:r>
-      <w:r>
-        <w:t xml:space="preserve"> </w:t>
-      </w:r>
-      <w:r>
-        <w:t xml:space="preserve">near the period, against which a reading can be looked up. We found no downloadable dataset of either, so we extracted both.</w:t>
+        <w:t xml:space="preserve">The tests in §6 need dictionaries of Turkic itself, from</w:t>
+      </w:r>
+      <w:r>
+        <w:t xml:space="preserve"> </w:t>
+      </w:r>
+      <w:r>
+        <w:t xml:space="preserve">near the period, against which a reading can be looked up. We found no downloadable dataset, so we extracted the following dictionaries.</w:t>
       </w:r>
     </w:p>
     <w:p>
@@ -1508,7 +1508,7 @@
         <w:t xml:space="preserve"> </w:t>
       </w:r>
       <w:r>
-        <w:t xml:space="preserve">machine-readable text layer; parsing it yields</w:t>
+        <w:t xml:space="preserve">machine-readable text layer; parsing it yielded</w:t>
       </w:r>
       <w:r>
         <w:t xml:space="preserve"> </w:t>
@@ -1572,7 +1572,7 @@
         <w:t xml:space="preserve"> </w:t>
       </w:r>
       <w:r>
-        <w:t xml:space="preserve">parsing it yields</w:t>
+        <w:t xml:space="preserve">parsing it yielded</w:t>
       </w:r>
       <w:r>
         <w:t xml:space="preserve"> </w:t>
@@ -1603,13 +1603,7 @@
         <w:t xml:space="preserve"> </w:t>
       </w:r>
       <w:r>
-        <w:t xml:space="preserve">The Persian and German vocabularies that follow in the same volume we deliberately skipped:</w:t>
-      </w:r>
-      <w:r>
-        <w:t xml:space="preserve"> </w:t>
-      </w:r>
-      <w:r>
-        <w:t xml:space="preserve">the Persian one would inject Iranian vocabulary into a Turkic lexicon and inflate every match</w:t>
+        <w:t xml:space="preserve">We deliberately skipped the Persian and German vocabularies that follow in the same volume. The Persian one would inject Iranian vocabulary into a Turkic lexicon and inflate every match</w:t>
       </w:r>
       <w:r>
         <w:t xml:space="preserve"> </w:t>
@@ -1618,9 +1612,9 @@
         <w:t xml:space="preserve">rate computed from it.</w:t>
       </w:r>
     </w:p>
-    <w:bookmarkEnd w:id="28"/>
     <w:bookmarkEnd w:id="29"/>
-    <w:bookmarkStart w:id="30" w:name="method"/>
+    <w:bookmarkEnd w:id="30"/>
+    <w:bookmarkStart w:id="31" w:name="method"/>
     <w:p>
       <w:pPr>
         <w:pStyle w:val="Heading2"/>
@@ -1640,13 +1634,13 @@
         <w:pStyle w:val="FirstParagraph"/>
       </w:pPr>
       <w:r>
-        <w:t xml:space="preserve">The channel is a probabilistic model of the scribe: for a source sound, what Chinese spelling</w:t>
-      </w:r>
-      <w:r>
-        <w:t xml:space="preserve"> </w:t>
-      </w:r>
-      <w:r>
-        <w:t xml:space="preserve">would he choose? Character-to-sound alignments are learned by expectation–maximisation over the</w:t>
+        <w:t xml:space="preserve">The channel we built is a probabilistic model of the Chinese scribe: for a source sound, what Chinese spelling</w:t>
+      </w:r>
+      <w:r>
+        <w:t xml:space="preserve"> </w:t>
+      </w:r>
+      <w:r>
+        <w:t xml:space="preserve">would he choose? Character-to-sound alignments are learned by expectation–maximization over the</w:t>
       </w:r>
       <w:r>
         <w:t xml:space="preserve"> </w:t>
@@ -1715,7 +1709,7 @@
         <w:pStyle w:val="BodyText"/>
       </w:pPr>
       <w:r>
-        <w:t xml:space="preserve">We pair every comparison in this paper with a null. For lexicon searches we build pseudo-names</w:t>
+        <w:t xml:space="preserve">We paired every comparison in this paper with a null. For lexicon searches we built pseudo-names</w:t>
       </w:r>
       <w:r>
         <w:t xml:space="preserve"> </w:t>
@@ -1742,8 +1736,8 @@
         <w:t xml:space="preserve">otherwise the thinner model wins by being vague. Negative controls, meaning the method run on cases whose answer is already known, are what exposed the failures reported in §6.</w:t>
       </w:r>
     </w:p>
-    <w:bookmarkEnd w:id="30"/>
-    <w:bookmarkStart w:id="31" w:name="what-the-channel-recovers"/>
+    <w:bookmarkEnd w:id="31"/>
+    <w:bookmarkStart w:id="32" w:name="what-channel-recovers"/>
     <w:p>
       <w:pPr>
         <w:pStyle w:val="Heading2"/>
@@ -1755,7 +1749,7 @@
         <w:t xml:space="preserve"> </w:t>
       </w:r>
       <w:r>
-        <w:t xml:space="preserve">What the channel recovers</w:t>
+        <w:t xml:space="preserve">What channel recovers</w:t>
       </w:r>
     </w:p>
     <w:p>
@@ -2063,7 +2057,7 @@
         <w:t xml:space="preserve">Table 1</w:t>
       </w:r>
       <w:r>
-        <w:t xml:space="preserve">Each row is one experiment. Row 1 trains on some</w:t>
+        <w:t xml:space="preserve">Each row is the result of one experiment. Row 1 trains on some</w:t>
       </w:r>
       <w:r>
         <w:t xml:space="preserve"> </w:t>
@@ -2366,11 +2360,11 @@
         <w:t xml:space="preserve"> </w:t>
       </w:r>
       <w:r>
-        <w:t xml:space="preserve">exact.</w:t>
+        <w:t xml:space="preserve">exactly.</w:t>
       </w:r>
     </w:p>
-    <w:bookmarkEnd w:id="31"/>
-    <w:bookmarkStart w:id="35" w:name="what-the-evidence-cannot-support"/>
+    <w:bookmarkEnd w:id="32"/>
+    <w:bookmarkStart w:id="36" w:name="what-the-evidence-cannot-support"/>
     <w:p>
       <w:pPr>
         <w:pStyle w:val="Heading2"/>
@@ -2390,7 +2384,7 @@
         <w:pStyle w:val="FirstParagraph"/>
       </w:pPr>
       <w:r>
-        <w:t xml:space="preserve">Two claims commonly made from this kind of material do not hold up, and establishing that</w:t>
+        <w:t xml:space="preserve">Two claims commonly made from this kind of material do not hold up and establishing that</w:t>
       </w:r>
       <w:r>
         <w:t xml:space="preserve"> </w:t>
@@ -2399,7 +2393,7 @@
         <w:t xml:space="preserve">carefully is important.</w:t>
       </w:r>
     </w:p>
-    <w:bookmarkStart w:id="32" w:name="Xc35e38cd66d8e96f7f34fd8bdac62b3382c5877"/>
+    <w:bookmarkStart w:id="33" w:name="Xc35e38cd66d8e96f7f34fd8bdac62b3382c5877"/>
     <w:p>
       <w:pPr>
         <w:pStyle w:val="Heading3"/>
@@ -2419,7 +2413,7 @@
         <w:t xml:space="preserve"> </w:t>
       </w:r>
       <w:r>
-        <w:t xml:space="preserve">Mongolic or something else. We built the comparison properly: score how well each candidate</w:t>
+        <w:t xml:space="preserve">Mongolic, or something else. We built the comparison properly: score how well each candidate</w:t>
       </w:r>
       <w:r>
         <w:t xml:space="preserve"> </w:t>
@@ -2433,7 +2427,7 @@
         <w:pStyle w:val="BodyText"/>
       </w:pPr>
       <w:r>
-        <w:t xml:space="preserve">It failed its own controls. Given Ming Uyghur transcriptions whose language is known with</w:t>
+        <w:t xml:space="preserve">It failed its own controls. Given Ming Uyghur transcriptions whose language is known as Turkic with</w:t>
       </w:r>
       <w:r>
         <w:t xml:space="preserve"> </w:t>
@@ -2473,7 +2467,7 @@
         <w:t xml:space="preserve"> </w:t>
       </w:r>
       <w:r>
-        <w:t xml:space="preserve">comparison is largely measuring the reference data rather than the names. A procedure that</w:t>
+        <w:t xml:space="preserve">comparison is measuring the reference data rather than the names. A procedure that</w:t>
       </w:r>
       <w:r>
         <w:t xml:space="preserve"> </w:t>
@@ -2488,8 +2482,8 @@
         <w:t xml:space="preserve">has.</w:t>
       </w:r>
     </w:p>
-    <w:bookmarkEnd w:id="32"/>
-    <w:bookmarkStart w:id="33" w:name="reconstructing-the-xiongnu-names-in-full"/>
+    <w:bookmarkEnd w:id="33"/>
+    <w:bookmarkStart w:id="34" w:name="reconstructing-the-xiongnu-names-in-full"/>
     <w:p>
       <w:pPr>
         <w:pStyle w:val="Heading3"/>
@@ -2584,8 +2578,8 @@
         <w:t xml:space="preserve">general: a decoder always returns its best candidate, and best is not the same as supported.</w:t>
       </w:r>
     </w:p>
-    <w:bookmarkEnd w:id="33"/>
-    <w:bookmarkStart w:id="34" w:name="matching-readings-to-dictionary-words"/>
+    <w:bookmarkEnd w:id="34"/>
+    <w:bookmarkStart w:id="35" w:name="matching-readings-to-dictionary-words"/>
     <w:p>
       <w:pPr>
         <w:pStyle w:val="Heading3"/>
@@ -2640,13 +2634,13 @@
         <w:t xml:space="preserve"> </w:t>
       </w:r>
       <w:r>
-        <w:t xml:space="preserve">"small, younger". The method is old: look the reading up in a dictionary and see</w:t>
-      </w:r>
-      <w:r>
-        <w:t xml:space="preserve"> </w:t>
-      </w:r>
-      <w:r>
-        <w:t xml:space="preserve">what it hits.</w:t>
+        <w:t xml:space="preserve">"small, younger". The method is simple: look the reading up in a dictionary and see</w:t>
+      </w:r>
+      <w:r>
+        <w:t xml:space="preserve"> </w:t>
+      </w:r>
+      <w:r>
+        <w:t xml:space="preserve">what it matches.</w:t>
       </w:r>
     </w:p>
     <w:p>
@@ -2654,13 +2648,13 @@
         <w:pStyle w:val="BodyText"/>
       </w:pPr>
       <w:r>
-        <w:t xml:space="preserve">The trouble is that it always works. Modern Turkish has some twenty thousand words in common</w:t>
-      </w:r>
-      <w:r>
-        <w:t xml:space="preserve"> </w:t>
-      </w:r>
-      <w:r>
-        <w:t xml:space="preserve">use, and a target with three consonants has hundreds of near neighbours. The question is never</w:t>
+        <w:t xml:space="preserve">The trouble is that it always works. Modern Turkish has twenty thousand words in common</w:t>
+      </w:r>
+      <w:r>
+        <w:t xml:space="preserve"> </w:t>
+      </w:r>
+      <w:r>
+        <w:t xml:space="preserve">use, and a target with three consonants has hundreds of near neighbors. The question is never</w:t>
       </w:r>
       <w:r>
         <w:t xml:space="preserve"> </w:t>
@@ -2686,7 +2680,7 @@
         <w:t xml:space="preserve"> </w:t>
       </w:r>
       <w:r>
-        <w:t xml:space="preserve">dictionary's headword list, because a spelling dictionary can be counted. Turkish is the</w:t>
+        <w:t xml:space="preserve">dictionary's headword list because a spelling dictionary can be counted. Turkish is the</w:t>
       </w:r>
       <w:r>
         <w:t xml:space="preserve"> </w:t>
@@ -3403,13 +3397,13 @@
         <w:t xml:space="preserve"> </w:t>
       </w:r>
       <w:r>
-        <w:t xml:space="preserve">0.117 while nothing else moves. A larger haystack does not help you find a needle. What helps is</w:t>
-      </w:r>
-      <w:r>
-        <w:t xml:space="preserve"> </w:t>
-      </w:r>
-      <w:r>
-        <w:t xml:space="preserve">the opposite operation: keeping only words present in</w:t>
+        <w:t xml:space="preserve">0.117. A larger haystack does not help you find a needle. What helps is</w:t>
+      </w:r>
+      <w:r>
+        <w:t xml:space="preserve"> </w:t>
+      </w:r>
+      <w:r>
+        <w:t xml:space="preserve">the opposite operation of keeping only words present in</w:t>
       </w:r>
       <w:r>
         <w:t xml:space="preserve"> </w:t>
@@ -3425,19 +3419,13 @@
         <w:t xml:space="preserve"> </w:t>
       </w:r>
       <w:r>
-        <w:t xml:space="preserve">languages lifts the floor to</w:t>
-      </w:r>
-      <w:r>
-        <w:t xml:space="preserve"> </w:t>
-      </w:r>
-      <w:r>
-        <w:t xml:space="preserve">0.329, because a word must survive two independent borrowing histories to qualify. That cure has</w:t>
-      </w:r>
-      <w:r>
-        <w:t xml:space="preserve"> </w:t>
-      </w:r>
-      <w:r>
-        <w:t xml:space="preserve">its own disease: the intersection is over identical spellings, and cognates diverge, so Turkish</w:t>
+        <w:t xml:space="preserve">languages. This lifts the floor to</w:t>
+      </w:r>
+      <w:r>
+        <w:t xml:space="preserve"> </w:t>
+      </w:r>
+      <w:r>
+        <w:t xml:space="preserve">0.329, because a word must survive two independent borrowing histories to qualify. Unfortunately, the intersection is over identical spellings, and cognates diverge, so Turkish</w:t>
       </w:r>
       <w:r>
         <w:t xml:space="preserve"> </w:t>
@@ -3504,13 +3492,13 @@
         <w:t xml:space="preserve"> </w:t>
       </w:r>
       <w:r>
-        <w:t xml:space="preserve">borrowed into both recently, survive. It enriches for shared modern loans. Across all seven</w:t>
-      </w:r>
-      <w:r>
-        <w:t xml:space="preserve"> </w:t>
-      </w:r>
-      <w:r>
-        <w:t xml:space="preserve">lexicons, between none and three names in thirty-six clear p ≤ 0.05, which at a one-in-twenty</w:t>
+        <w:t xml:space="preserve">borrowed into both recently, survive. This enriches for shared modern loan words. Across all seven</w:t>
+      </w:r>
+      <w:r>
+        <w:t xml:space="preserve"> </w:t>
+      </w:r>
+      <w:r>
+        <w:t xml:space="preserve">lexicons, between none and three names in thirty-six could meet p ≤ 0.05 significance, which at a one-in-twenty</w:t>
       </w:r>
       <w:r>
         <w:t xml:space="preserve"> </w:t>
@@ -3524,7 +3512,7 @@
         <w:pStyle w:val="BodyText"/>
       </w:pPr>
       <w:r>
-        <w:t xml:space="preserve">We can check two cases against a known answer, and the older lexicons do better on both.</w:t>
+        <w:t xml:space="preserve">The older lexicons do better than modern ones on two cases with a known answer.</w:t>
       </w:r>
     </w:p>
     <w:tbl>
@@ -4247,7 +4235,7 @@
         <w:t xml:space="preserve"> </w:t>
       </w:r>
       <w:r>
-        <w:t xml:space="preserve">independent and the search connects them, which it fails to do against a modern dictionary, and</w:t>
+        <w:t xml:space="preserve">independent and the search connects them, which fails to do against a modern dictionary, and</w:t>
       </w:r>
       <w:r>
         <w:t xml:space="preserve"> </w:t>
@@ -4326,13 +4314,7 @@
         <w:t xml:space="preserve"> </w:t>
       </w:r>
       <w:r>
-        <w:t xml:space="preserve">one word across three lexicons and a thousand years. The difference is a vowel, and §7 puts vowel</w:t>
-      </w:r>
-      <w:r>
-        <w:t xml:space="preserve"> </w:t>
-      </w:r>
-      <w:r>
-        <w:t xml:space="preserve">recovery at 50%, so this settles nothing; it is recorded because the alternative is never raised.</w:t>
+        <w:t xml:space="preserve">one word across three lexicons and a thousand year separation. The difference is one vowel, and §7 puts vowel recovery at 50%. This is recorded because the alternative has never been raised.</w:t>
       </w:r>
     </w:p>
     <w:p>
@@ -4511,7 +4493,7 @@
         <w:t xml:space="preserve"> </w:t>
       </w:r>
       <w:r>
-        <w:t xml:space="preserve">That derivation is one argument among several and need not be accepted; what holds either way</w:t>
+        <w:t xml:space="preserve">Georg’s derivation is one argument among several and need not be accepted; what holds either way</w:t>
       </w:r>
       <w:r>
         <w:t xml:space="preserve"> </w:t>
@@ -4550,9 +4532,9 @@
         <w:t xml:space="preserve">they spoke.</w:t>
       </w:r>
     </w:p>
-    <w:bookmarkEnd w:id="34"/>
     <w:bookmarkEnd w:id="35"/>
-    <w:bookmarkStart w:id="36" w:name="answering-the-1974-question"/>
+    <w:bookmarkEnd w:id="36"/>
+    <w:bookmarkStart w:id="37" w:name="answering-the-1974-question"/>
     <w:p>
       <w:pPr>
         <w:pStyle w:val="Heading2"/>
@@ -4572,13 +4554,13 @@
         <w:pStyle w:val="FirstParagraph"/>
       </w:pPr>
       <w:r>
-        <w:t xml:space="preserve">The Xiongnu names survive in Han-period sources; the Turkic training corpus is Ming, twelve</w:t>
-      </w:r>
-      <w:r>
-        <w:t xml:space="preserve"> </w:t>
-      </w:r>
-      <w:r>
-        <w:t xml:space="preserve">hundred years later. We can measure directly whether anything carries across that gap: we take characters whose</w:t>
+        <w:t xml:space="preserve">The Xiongnu names survive in Han-period sources; the Turkic training corpus we used is Ming era, which is twelve</w:t>
+      </w:r>
+      <w:r>
+        <w:t xml:space="preserve"> </w:t>
+      </w:r>
+      <w:r>
+        <w:t xml:space="preserve">hundred years later. We can measure directly whether anything carries across that gap. We took characters whose</w:t>
       </w:r>
       <w:r>
         <w:t xml:space="preserve"> </w:t>
@@ -5054,19 +5036,7 @@
         <w:t xml:space="preserve">Lift is column two minus column four</w:t>
       </w:r>
       <w:r>
-        <w:t xml:space="preserve">: how many percentage points knowing the</w:t>
-      </w:r>
-      <w:r>
-        <w:t xml:space="preserve"> </w:t>
-      </w:r>
-      <w:r>
-        <w:t xml:space="preserve">later reading actually buys. Do not read an aggregate coda figure: blending nasals and stops gives</w:t>
-      </w:r>
-      <w:r>
-        <w:t xml:space="preserve"> </w:t>
-      </w:r>
-      <w:r>
-        <w:t xml:space="preserve">a flattering 87% that means nothing, because the sample is 72% nasal-ending characters.</w:t>
+        <w:t xml:space="preserve">: how many percentage points knowing the later reading provides. The aggregate coda figure shouldn't be used. Blending nasals and stops gives a flattering 87%, which means nothing, because the sample is 72% nasal-ending characters.</w:t>
       </w:r>
     </w:p>
     <w:p>
@@ -5144,7 +5114,7 @@
         <w:t xml:space="preserve"> </w:t>
       </w:r>
       <w:r>
-        <w:t xml:space="preserve">because the estimate is not uncertain; it is genuinely at one half.</w:t>
+        <w:t xml:space="preserve">because the estimate is certain; it is genuinely at one half.</w:t>
       </w:r>
     </w:p>
     <w:p>
@@ -5158,7 +5128,7 @@
         <w:t xml:space="preserve"> </w:t>
       </w:r>
       <w:r>
-        <w:t xml:space="preserve">among many, and the honest comparison is against what you would get knowing nothing, the</w:t>
+        <w:t xml:space="preserve">among many vowels, and the honest comparison is against what you would get knowing nothing, the</w:t>
       </w:r>
       <w:r>
         <w:t xml:space="preserve"> </w:t>
@@ -5186,7 +5156,7 @@
         <w:t xml:space="preserve"> </w:t>
       </w:r>
       <w:r>
-        <w:t xml:space="preserve">information: a weak probabilistic law, not a coin flip. Stop endings, by the same measure, fall</w:t>
+        <w:t xml:space="preserve">information: While it is a weak probabilistic law, it is not a coin flip. Stop endings, by the same measure, fall</w:t>
       </w:r>
       <w:r>
         <w:t xml:space="preserve"> </w:t>
@@ -5202,7 +5172,7 @@
         <w:t xml:space="preserve"> </w:t>
       </w:r>
       <w:r>
-        <w:t xml:space="preserve">their baseline: knowing the Ming reading makes you worse off than guessing,</w:t>
+        <w:t xml:space="preserve">their baseline. Knowing the Ming reading makes you worse off than guessing,</w:t>
       </w:r>
       <w:r>
         <w:t xml:space="preserve"> </w:t>
@@ -5216,7 +5186,7 @@
         <w:pStyle w:val="BodyText"/>
       </w:pPr>
       <w:r>
-        <w:t xml:space="preserve">So the fifty-year-old question has a shape the fifty-year-old debate could not see. The</w:t>
+        <w:t xml:space="preserve">So the fifty-year-old question has a shape that the fifty-year-old debate could not see. The</w:t>
       </w:r>
       <w:r>
         <w:t xml:space="preserve"> </w:t>
@@ -5228,17 +5198,11 @@
         <w:t xml:space="preserve"> </w:t>
       </w:r>
       <w:r>
-        <w:t xml:space="preserve">how many outcomes that component has. That correction costs nothing to state and could not have</w:t>
-      </w:r>
-      <w:r>
-        <w:t xml:space="preserve"> </w:t>
-      </w:r>
-      <w:r>
-        <w:t xml:space="preserve">been stated without counting.</w:t>
+        <w:t xml:space="preserve">how many outcomes that component has.</w:t>
       </w:r>
     </w:p>
-    <w:bookmarkEnd w:id="36"/>
-    <w:bookmarkStart w:id="40" w:name="three-measurements-of-scribal-practice"/>
+    <w:bookmarkEnd w:id="37"/>
+    <w:bookmarkStart w:id="41" w:name="three-measurements-of-scribal-practice"/>
     <w:p>
       <w:pPr>
         <w:pStyle w:val="Heading2"/>
@@ -5253,7 +5217,7 @@
         <w:t xml:space="preserve">Three measurements of scribal practice</w:t>
       </w:r>
     </w:p>
-    <w:bookmarkStart w:id="37" w:name="is-a-chinese-m--ever-a-foreign-b-"/>
+    <w:bookmarkStart w:id="38" w:name="is-a-chinese-m--ever-a-foreign-b-"/>
     <w:p>
       <w:pPr>
         <w:pStyle w:val="Heading3"/>
@@ -5355,7 +5319,7 @@
         <w:t xml:space="preserve"> </w:t>
       </w:r>
       <w:r>
-        <w:t xml:space="preserve">words in Old Turkic are loans, or come from</w:t>
+        <w:t xml:space="preserve">words in Old Turkic are loans or come from</w:t>
       </w:r>
       <w:r>
         <w:t xml:space="preserve"> </w:t>
@@ -5628,7 +5592,7 @@
               <w:jc w:val="left"/>
             </w:pPr>
             <w:r>
-              <w:t xml:space="preserve">3</w:t>
+              <w:t xml:space="preserve">3 (13.6%)</w:t>
             </w:r>
           </w:p>
         </w:tc>
@@ -5783,7 +5747,7 @@
         <w:t xml:space="preserve">13.6%</w:t>
       </w:r>
       <w:r>
-        <w:t xml:space="preserve">, with a Wilson interval of 4.7 to 33.3. The two later corpora contribute 0 of 816</w:t>
+        <w:t xml:space="preserve">, with a Wilson interval of 4.7 to 33.3. The two later corpora contributed 0 of 816</w:t>
       </w:r>
       <w:r>
         <w:t xml:space="preserve"> </w:t>
@@ -5851,7 +5815,7 @@
         <w:t xml:space="preserve"> </w:t>
       </w:r>
       <w:r>
-        <w:t xml:space="preserve">having an alternative and always using it are different things, and one time in seven he did not.</w:t>
+        <w:t xml:space="preserve">having an alternative and always using it are different things, and once in seven he did not.</w:t>
       </w:r>
       <w:r>
         <w:t xml:space="preserve"> </w:t>
@@ -5861,7 +5825,7 @@
           <w:bCs/>
           <w:b/>
         </w:rPr>
-        <w:t xml:space="preserve">So an</w:t>
+        <w:t xml:space="preserve">So, an</w:t>
       </w:r>
       <w:r>
         <w:rPr>
@@ -6137,7 +6101,7 @@
         <w:t xml:space="preserve">-n</w:t>
       </w:r>
       <w:r>
-        <w:t xml:space="preserve">. Later Han has no</w:t>
+        <w:t xml:space="preserve">. Later Han had no</w:t>
       </w:r>
       <w:r>
         <w:t xml:space="preserve"> </w:t>
@@ -6666,13 +6630,7 @@
         <w:t xml:space="preserve">頓</w:t>
       </w:r>
       <w:r>
-        <w:t xml:space="preserve">. So on a Turkic</w:t>
-      </w:r>
-      <w:r>
-        <w:t xml:space="preserve"> </w:t>
-      </w:r>
-      <w:r>
-        <w:t xml:space="preserve">reading the</w:t>
+        <w:t xml:space="preserve">. So, on a Turkic reading the</w:t>
       </w:r>
       <w:r>
         <w:t xml:space="preserve"> </w:t>
@@ -6684,13 +6642,13 @@
         <w:t xml:space="preserve"> </w:t>
       </w:r>
       <w:r>
-        <w:t xml:space="preserve">has to be the scribe's choice rather than the source</w:t>
-      </w:r>
-      <w:r>
-        <w:t xml:space="preserve"> </w:t>
-      </w:r>
-      <w:r>
-        <w:t xml:space="preserve">language's sound, and the count above says he was entitled to make it. Small numbers should be</w:t>
+        <w:t xml:space="preserve">must be the scribe's choice rather than the source</w:t>
+      </w:r>
+      <w:r>
+        <w:t xml:space="preserve"> </w:t>
+      </w:r>
+      <w:r>
+        <w:t xml:space="preserve">language's sound, and the count above (13.6%) says he was entitled to make it. Small numbers should be</w:t>
       </w:r>
       <w:r>
         <w:t xml:space="preserve"> </w:t>
@@ -6699,8 +6657,8 @@
         <w:t xml:space="preserve">kept in view: 3 of 22 is four cases short of nothing, and the interval is wide.</w:t>
       </w:r>
     </w:p>
-    <w:bookmarkEnd w:id="37"/>
-    <w:bookmarkStart w:id="38" w:name="how-was-a-source-coda-spelled"/>
+    <w:bookmarkEnd w:id="38"/>
+    <w:bookmarkStart w:id="39" w:name="how-was-a-source-coda-spelled"/>
     <w:p>
       <w:pPr>
         <w:pStyle w:val="Heading3"/>
@@ -7138,7 +7096,7 @@
         <w:t xml:space="preserve"> </w:t>
       </w:r>
       <w:r>
-        <w:t xml:space="preserve">ordinary, not exceptional. Note the shape of the asymmetry: nasals are handled robustly and stops loosely, the same split Table 5 found surviving the period gap, appearing here in what the scribe</w:t>
+        <w:t xml:space="preserve">ordinary, not exceptional. Note the shape of the asymmetry: nasals are handled robustly and stop loosely, the same split Table 5 found surviving the period gap, appearing here in what the scribe</w:t>
       </w:r>
       <w:r>
         <w:t xml:space="preserve"> </w:t>
@@ -7147,8 +7105,8 @@
         <w:t xml:space="preserve">chose to write rather than in what survived. Two independent measurements of one underlying fact.</w:t>
       </w:r>
     </w:p>
-    <w:bookmarkEnd w:id="38"/>
-    <w:bookmarkStart w:id="39" w:name="X404c4415e33659abd95c17f7109dfbc434dee57"/>
+    <w:bookmarkEnd w:id="39"/>
+    <w:bookmarkStart w:id="40" w:name="X404c4415e33659abd95c17f7109dfbc434dee57"/>
     <w:p>
       <w:pPr>
         <w:pStyle w:val="Heading3"/>
@@ -7192,13 +7150,13 @@
         <w:t xml:space="preserve"> </w:t>
       </w:r>
       <w:r>
-        <w:t xml:space="preserve">that doubling records a geminate or is a convention of the script changes how many consonants a</w:t>
-      </w:r>
-      <w:r>
-        <w:t xml:space="preserve"> </w:t>
-      </w:r>
-      <w:r>
-        <w:t xml:space="preserve">transcription actually claims, and therefore how a name may be read. It is answerable on the</w:t>
+        <w:t xml:space="preserve">doubling records a geminate or is a convention of the script changes how many consonants a</w:t>
+      </w:r>
+      <w:r>
+        <w:t xml:space="preserve"> </w:t>
+      </w:r>
+      <w:r>
+        <w:t xml:space="preserve">transcription claims, and therefore how a name may be read. It is answerable on the</w:t>
       </w:r>
       <w:r>
         <w:t xml:space="preserve"> </w:t>
@@ -7623,7 +7581,7 @@
         <w:t xml:space="preserve"> </w:t>
       </w:r>
       <w:r>
-        <w:t xml:space="preserve">medial nasal is not a licence the scribe occasionally took; it is the only device available to him,</w:t>
+        <w:t xml:space="preserve">medial nasal is not a license the scribe occasionally took; it is the only device available to him,</w:t>
       </w:r>
       <w:r>
         <w:t xml:space="preserve"> </w:t>
@@ -7641,9 +7599,9 @@
         <w:t xml:space="preserve">.</w:t>
       </w:r>
     </w:p>
-    <w:bookmarkEnd w:id="39"/>
     <w:bookmarkEnd w:id="40"/>
-    <w:bookmarkStart w:id="43" w:name="X4ed835cbda41f6d47fcb502e77bb0da604d6632"/>
+    <w:bookmarkEnd w:id="41"/>
+    <w:bookmarkStart w:id="44" w:name="X18e877f3e1c3d2dd8c6c1f8b8056a29434f58aa"/>
     <w:p>
       <w:pPr>
         <w:pStyle w:val="Heading2"/>
@@ -7655,7 +7613,7 @@
         <w:t xml:space="preserve"> </w:t>
       </w:r>
       <w:r>
-        <w:t xml:space="preserve">A worked example: what a proposal must survive</w:t>
+        <w:t xml:space="preserve">A worked example: what a reading proposal must survive</w:t>
       </w:r>
     </w:p>
     <w:p>
@@ -7681,7 +7639,7 @@
         <w:t xml:space="preserve"> </w:t>
       </w:r>
       <w:r>
-        <w:t xml:space="preserve">standard, and it is set out here as a worked example rather than as a result about the Xiongnu.</w:t>
+        <w:t xml:space="preserve">standard, and it is set out here as a worked example rather than as a result about Xiongnu.</w:t>
       </w:r>
     </w:p>
     <w:p>
@@ -7719,7 +7677,7 @@
         <w:t xml:space="preserve">ńɑk te</w:t>
       </w:r>
       <w:r>
-        <w:t xml:space="preserve">. The</w:t>
+        <w:t xml:space="preserve">.</w:t>
       </w:r>
       <w:r>
         <w:t xml:space="preserve"> </w:t>
@@ -7768,7 +7726,7 @@
         <w:pStyle w:val="BodyText"/>
       </w:pPr>
       <w:r>
-        <w:t xml:space="preserve">Four things then have to hold, and each is checkable independently of the others.</w:t>
+        <w:t xml:space="preserve">Four things then must hold, and each is checkable independently of the others.</w:t>
       </w:r>
     </w:p>
     <w:p>
@@ -7955,7 +7913,7 @@
           <w:bCs/>
           <w:b/>
         </w:rPr>
-        <w:t xml:space="preserve">The word is of a kind that becomes a title.</w:t>
+        <w:t xml:space="preserve">The word is of the kind that becomes a title.</w:t>
       </w:r>
       <w:r>
         <w:t xml:space="preserve"> </w:t>
@@ -8141,7 +8099,7 @@
         <w:t xml:space="preserve"> </w:t>
       </w:r>
       <w:r>
-        <w:t xml:space="preserve">word ordinarily does. The</w:t>
+        <w:t xml:space="preserve">word ordinarily does.</w:t>
       </w:r>
       <w:r>
         <w:t xml:space="preserve"> </w:t>
@@ -8296,7 +8254,7 @@
         <w:t xml:space="preserve"> </w:t>
       </w:r>
       <w:r>
-        <w:t xml:space="preserve">loans. Kāşgarî's index has six, none containing a suffix. A title cannot be a past-tense verb.</w:t>
+        <w:t xml:space="preserve">loans. Kāşgarî's index has six, none containing a suffix. A title cannot be a past tense verb.</w:t>
       </w:r>
       <w:r>
         <w:t xml:space="preserve"> </w:t>
@@ -8491,7 +8449,7 @@
         <w:t xml:space="preserve"> </w:t>
       </w:r>
       <w:r>
-        <w:t xml:space="preserve">character. The objection does not hold.</w:t>
+        <w:t xml:space="preserve">character. Hence the objection does not hold.</w:t>
       </w:r>
     </w:p>
     <w:p>
@@ -8574,7 +8532,7 @@
         <w:t xml:space="preserve"> </w:t>
       </w:r>
       <w:r>
-        <w:t xml:space="preserve">proposal, and it is deliberately higher than resemblance: the sense is attested in a source</w:t>
+        <w:t xml:space="preserve">reading proposal, and it is deliberately higher than resemblance. The sense is attested in a source</w:t>
       </w:r>
       <w:r>
         <w:t xml:space="preserve"> </w:t>
@@ -8631,7 +8589,7 @@
         <w:t xml:space="preserve"> </w:t>
       </w:r>
       <w:r>
-        <w:t xml:space="preserve">them meets it (by §6.3 they are at the chance rate) and they are</w:t>
+        <w:t xml:space="preserve">them meet it (by §6.3 they are at the chance rate), and they are</w:t>
       </w:r>
       <w:r>
         <w:t xml:space="preserve"> </w:t>
@@ -8678,13 +8636,7 @@
         <w:t xml:space="preserve">author_proposals.csv</w:t>
       </w:r>
       <w:r>
-        <w:t xml:space="preserve">, dated and labelled, because readers will run this search</w:t>
-      </w:r>
-      <w:r>
-        <w:t xml:space="preserve"> </w:t>
-      </w:r>
-      <w:r>
-        <w:t xml:space="preserve">in their heads regardless and it is better that the output is written down than</w:t>
+        <w:t xml:space="preserve">, dated and labeled, because readers will run this search for themselves regardless and it is better that the output is written down than</w:t>
       </w:r>
       <w:r>
         <w:t xml:space="preserve"> </w:t>
@@ -8713,7 +8665,7 @@
         <w:t xml:space="preserve"> </w:t>
       </w:r>
       <w:r>
-        <w:t xml:space="preserve">that happens to be legible: each row gives the Chinese form, the Later Han reading, the</w:t>
+        <w:t xml:space="preserve">that happens to be legible. Each row gives the Chinese form, the Later Han reading, the</w:t>
       </w:r>
       <w:r>
         <w:t xml:space="preserve"> </w:t>
@@ -8781,7 +8733,7 @@
         <w:t xml:space="preserve"> </w:t>
       </w:r>
       <w:r>
-        <w:t xml:space="preserve">accepts none of them loses nothing from the paper; the measurements in §§5–8 do not rest on</w:t>
+        <w:t xml:space="preserve">accepts none of them loses nothing from the paper. The measurements in §§5–8 do not rest on</w:t>
       </w:r>
       <w:r>
         <w:t xml:space="preserve"> </w:t>
@@ -8821,7 +8773,7 @@
         <w:t xml:space="preserve">quoted in support of an individual reading, the concrete form of the warning in §6.2.</w:t>
       </w:r>
     </w:p>
-    <w:bookmarkStart w:id="41" w:name="two-cases-which-are-not-ours-to-propose"/>
+    <w:bookmarkStart w:id="42" w:name="two-cases-which-are-not-ours-to-propose"/>
     <w:p>
       <w:pPr>
         <w:pStyle w:val="Heading3"/>
@@ -8835,19 +8787,7 @@
         <w:pStyle w:val="FirstParagraph"/>
       </w:pPr>
       <w:r>
-        <w:t xml:space="preserve">We can apply the same standard to comparisons somebody else has already made, and that is the</w:t>
-      </w:r>
-      <w:r>
-        <w:t xml:space="preserve"> </w:t>
-      </w:r>
-      <w:r>
-        <w:t xml:space="preserve">more useful exercise, because the reading is then not ours to want: the selection effect §6.3</w:t>
-      </w:r>
-      <w:r>
-        <w:t xml:space="preserve"> </w:t>
-      </w:r>
-      <w:r>
-        <w:t xml:space="preserve">measures is removed by construction. Two items in the record carry a reading from the literature</w:t>
+        <w:t xml:space="preserve">We can apply the same standard to comparisons somebody else has already made. The selection bias §6.3 measures is removed by construction if the reading was proposed by others. Two items in the record carry a reading from the literature</w:t>
       </w:r>
       <w:r>
         <w:t xml:space="preserve"> </w:t>
@@ -9073,7 +9013,7 @@
         <w:t xml:space="preserve"> </w:t>
       </w:r>
       <w:r>
-        <w:t xml:space="preserve">This is not left to inference. Clauson</w:t>
+        <w:t xml:space="preserve">\ Clauson</w:t>
       </w:r>
       <w:r>
         <w:t xml:space="preserve"> </w:t>
@@ -9340,7 +9280,7 @@
         <w:pStyle w:val="BodyText"/>
       </w:pPr>
       <w:r>
-        <w:t xml:space="preserve">Two cautions belong with this. Kāşgarî's text at III 382 reads</w:t>
+        <w:t xml:space="preserve">Kāşgarî's text at III 382 reads</w:t>
       </w:r>
       <w:r>
         <w:t xml:space="preserve"> </w:t>
@@ -9353,13 +9293,10 @@
         <w:t xml:space="preserve">kırpa:k</w:t>
       </w:r>
       <w:r>
-        <w:t xml:space="preserve">, corrected in</w:t>
-      </w:r>
-      <w:r>
-        <w:t xml:space="preserve"> </w:t>
-      </w:r>
-      <w:r>
-        <w:t xml:space="preserve">the margin to</w:t>
+        <w:t xml:space="preserve"> </w:t>
+      </w:r>
+      <w:r>
+        <w:t xml:space="preserve">and is corrected in the margin to</w:t>
       </w:r>
       <w:r>
         <w:t xml:space="preserve"> </w:t>
@@ -9372,13 +9309,13 @@
         <w:t xml:space="preserve">kıŋra:k</w:t>
       </w:r>
       <w:r>
-        <w:t xml:space="preserve">, so the form rests on a marginal emendation rather than the text as</w:t>
-      </w:r>
-      <w:r>
-        <w:t xml:space="preserve"> </w:t>
-      </w:r>
-      <w:r>
-        <w:t xml:space="preserve">written. And of the family it is</w:t>
+        <w:t xml:space="preserve">. So this form rests on a marginal emendation rather than the text as</w:t>
+      </w:r>
+      <w:r>
+        <w:t xml:space="preserve"> </w:t>
+      </w:r>
+      <w:r>
+        <w:t xml:space="preserve">written.</w:t>
       </w:r>
       <w:r>
         <w:t xml:space="preserve"> </w:t>
@@ -9391,10 +9328,7 @@
         <w:t xml:space="preserve">kıñır</w:t>
       </w:r>
       <w:r>
-        <w:t xml:space="preserve"> </w:t>
-      </w:r>
-      <w:r>
-        <w:t xml:space="preserve">that fits the transcription exactly, at three</w:t>
+        <w:t xml:space="preserve">, on the other hand, fits the transcription exactly, at three</w:t>
       </w:r>
       <w:r>
         <w:t xml:space="preserve"> </w:t>
@@ -9413,7 +9347,7 @@
         <w:t xml:space="preserve">kıñrak</w:t>
       </w:r>
       <w:r>
-        <w:t xml:space="preserve">, the member that means a knife, needs the</w:t>
+        <w:t xml:space="preserve">, which means a knife, needs the</w:t>
       </w:r>
       <w:r>
         <w:t xml:space="preserve"> </w:t>
@@ -9449,7 +9383,7 @@
           <w:bCs/>
           <w:b/>
         </w:rPr>
-        <w:t xml:space="preserve">And the rival account.</w:t>
+        <w:t xml:space="preserve">A rival account.</w:t>
       </w:r>
       <w:r>
         <w:t xml:space="preserve"> </w:t>
@@ -9474,7 +9408,7 @@
         <w:t xml:space="preserve"> </w:t>
       </w:r>
       <w:r>
-        <w:t xml:space="preserve">supports it: the Xiongnu's western neighbours were Iranian-speaking, and the weapon is present in</w:t>
+        <w:t xml:space="preserve">supports it: the Xiongnu's western neighbors were Iranian-speaking, and the weapon is present in</w:t>
       </w:r>
       <w:r>
         <w:t xml:space="preserve"> </w:t>
@@ -9566,35 +9500,7 @@
         <w:pStyle w:val="BodyText"/>
       </w:pPr>
       <w:r>
-        <w:t xml:space="preserve">Two cautions against reading this as a verdict. We have not seen the exact Iranian etymon its</w:t>
-      </w:r>
-      <w:r>
-        <w:t xml:space="preserve"> </w:t>
-      </w:r>
-      <w:r>
-        <w:t xml:space="preserve">proponents advance, and a different Iranian word could fit where</w:t>
-      </w:r>
-      <w:r>
-        <w:t xml:space="preserve"> </w:t>
-      </w:r>
-      <w:r>
-        <w:rPr>
-          <w:iCs/>
-          <w:i/>
-        </w:rPr>
-        <w:t xml:space="preserve">akinakes</w:t>
-      </w:r>
-      <w:r>
-        <w:t xml:space="preserve"> </w:t>
-      </w:r>
-      <w:r>
-        <w:t xml:space="preserve">does not; the</w:t>
-      </w:r>
-      <w:r>
-        <w:t xml:space="preserve"> </w:t>
-      </w:r>
-      <w:r>
-        <w:t xml:space="preserve">test applies only to the form named. And our channel establishes what a transcription</w:t>
+        <w:t xml:space="preserve">Our channel establishes what a transcription</w:t>
       </w:r>
       <w:r>
         <w:t xml:space="preserve"> </w:t>
@@ -9613,13 +9519,7 @@
         <w:t xml:space="preserve"> </w:t>
       </w:r>
       <w:r>
-        <w:t xml:space="preserve">source the only one available. This is Doerfer's objection in its sharpest form, and the honest</w:t>
-      </w:r>
-      <w:r>
-        <w:t xml:space="preserve"> </w:t>
-      </w:r>
-      <w:r>
-        <w:t xml:space="preserve">report is that one candidate survives its test and the other, as stated, does not.</w:t>
+        <w:t xml:space="preserve">source the only one available. This is Doerfer's objection in its sharpest form. The honest report is that the Turkic candidate survives its test and the Iranian one, as stated, does not.</w:t>
       </w:r>
     </w:p>
     <w:p>
@@ -9732,7 +9632,7 @@
         <w:t xml:space="preserve"> </w:t>
       </w:r>
       <w:r>
-        <w:t xml:space="preserve">glossed</w:t>
+        <w:t xml:space="preserve">glossed as</w:t>
       </w:r>
       <w:r>
         <w:t xml:space="preserve"> </w:t>
@@ -9809,13 +9709,7 @@
         <w:t xml:space="preserve"> </w:t>
       </w:r>
       <w:r>
-        <w:t xml:space="preserve">metaphorically "straight, honest, upright, true", and that moral sense is old rather than modern:</w:t>
-      </w:r>
-      <w:r>
-        <w:t xml:space="preserve"> </w:t>
-      </w:r>
-      <w:r>
-        <w:t xml:space="preserve">a fourteenth-century glossary renders it with Arabic</w:t>
+        <w:t xml:space="preserve">metaphorically "straight, honest, upright, true", and that moral sense is old rather than modern. Aafourteenth-century glossary renders it with Arabic</w:t>
       </w:r>
       <w:r>
         <w:t xml:space="preserve"> </w:t>
@@ -9891,7 +9785,7 @@
         <w:t xml:space="preserve">doğru</w:t>
       </w:r>
       <w:r>
-        <w:t xml:space="preserve">. So the comparison</w:t>
+        <w:t xml:space="preserve">. So, the comparison</w:t>
       </w:r>
       <w:r>
         <w:t xml:space="preserve"> </w:t>
@@ -10012,7 +9906,7 @@
         <w:pStyle w:val="BodyText"/>
       </w:pPr>
       <w:r>
-        <w:t xml:space="preserve">So two existing comparisons survive tests that 32 of our own readings fail, and one of the two</w:t>
+        <w:t xml:space="preserve">So, two existing comparisons survive tests that 32 of our own readings fail, and one of the two</w:t>
       </w:r>
       <w:r>
         <w:t xml:space="preserve"> </w:t>
@@ -10024,7 +9918,7 @@
         <w:t xml:space="preserve"> </w:t>
       </w:r>
       <w:r>
-        <w:t xml:space="preserve">channel cannot generate supported readings at this data density, but it can adjudicate ones already on the table, and adjudicating other people's proposals is a use of it that the accuracy figures</w:t>
+        <w:t xml:space="preserve">channel cannot generate supported readings at this data density, but it can judge ones already on the table, and deciding on other people's proposals is a use of it that the accuracy figures</w:t>
       </w:r>
       <w:r>
         <w:t xml:space="preserve"> </w:t>
@@ -10033,8 +9927,8 @@
         <w:t xml:space="preserve">actually license.</w:t>
       </w:r>
     </w:p>
-    <w:bookmarkEnd w:id="41"/>
-    <w:bookmarkStart w:id="42" w:name="a-reading-the-measurements-do-support-冒頓"/>
+    <w:bookmarkEnd w:id="42"/>
+    <w:bookmarkStart w:id="43" w:name="a-reading-the-measurements-do-support-冒頓"/>
     <w:p>
       <w:pPr>
         <w:pStyle w:val="Heading3"/>
@@ -10066,7 +9960,7 @@
         <w:t xml:space="preserve"> </w:t>
       </w:r>
       <w:r>
-        <w:t xml:space="preserve">from both ends, and taken</w:t>
+        <w:t xml:space="preserve">from both ends and taken</w:t>
       </w:r>
       <w:r>
         <w:t xml:space="preserve"> </w:t>
@@ -10171,7 +10065,7 @@
         <w:t xml:space="preserve"> </w:t>
       </w:r>
       <w:r>
-        <w:t xml:space="preserve">are on the page and have to correspond</w:t>
+        <w:t xml:space="preserve">are on the page and must correspond</w:t>
       </w:r>
       <w:r>
         <w:t xml:space="preserve"> </w:t>
@@ -10436,7 +10330,7 @@
         <w:t xml:space="preserve"> </w:t>
       </w:r>
       <w:r>
-        <w:t xml:space="preserve">the compressing, occurs in 47 of the 1,017 verified pairs:</w:t>
+        <w:t xml:space="preserve">the compressing, occurs only in 47 of the 1,017 verified pairs:</w:t>
       </w:r>
       <w:r>
         <w:t xml:space="preserve"> </w:t>
@@ -10599,7 +10493,7 @@
           <w:bCs/>
           <w:b/>
         </w:rPr>
-        <w:t xml:space="preserve">The second character has attested candidates and needs no licence at all.</w:t>
+        <w:t xml:space="preserve">The second character has attested candidates and needs no license at all.</w:t>
       </w:r>
       <w:r>
         <w:t xml:space="preserve"> </w:t>
@@ -10756,7 +10650,7 @@
         <w:pStyle w:val="BodyText"/>
       </w:pPr>
       <w:r>
-        <w:t xml:space="preserve">So we read</w:t>
+        <w:t xml:space="preserve">So, we read</w:t>
       </w:r>
       <w:r>
         <w:t xml:space="preserve"> </w:t>
@@ -10834,7 +10728,7 @@
         <w:t xml:space="preserve">bilgin, akıllı, hakim</w:t>
       </w:r>
       <w:r>
-        <w:t xml:space="preserve">; Clauson says the word "seems to connote both wisdom and mysterious</w:t>
+        <w:t xml:space="preserve">. Clauson says the word "seems to connote both wisdom and mysterious</w:t>
       </w:r>
       <w:r>
         <w:t xml:space="preserve"> </w:t>
@@ -10884,13 +10778,7 @@
         <w:t xml:space="preserve"> </w:t>
       </w:r>
       <w:r>
-        <w:t xml:space="preserve">coherent for the founder of a steppe confederation in a way that no dictionary lookup produced;</w:t>
-      </w:r>
-      <w:r>
-        <w:t xml:space="preserve"> </w:t>
-      </w:r>
-      <w:r>
-        <w:t xml:space="preserve">it fell out of the frame.</w:t>
+        <w:t xml:space="preserve">coherent for the founder of a steppe confederation in a way that no dictionary lookup produced. This came out of the frame.</w:t>
       </w:r>
     </w:p>
     <w:p>
@@ -11095,7 +10983,7 @@
         <w:pStyle w:val="BodyText"/>
       </w:pPr>
       <w:r>
-        <w:t xml:space="preserve">Set beside it,</w:t>
+        <w:t xml:space="preserve">In comparison,</w:t>
       </w:r>
       <w:r>
         <w:t xml:space="preserve"> </w:t>
@@ -11108,7 +10996,16 @@
         <w:t xml:space="preserve">Baγatur</w:t>
       </w:r>
       <w:r>
-        <w:t xml:space="preserve">, the field's reading for a century, fails on the one point</w:t>
+        <w:t xml:space="preserve">, the field's reading for a century for</w:t>
+      </w:r>
+      <w:r>
+        <w:t xml:space="preserve"> </w:t>
+      </w:r>
+      <w:r>
+        <w:t xml:space="preserve">冒頓</w:t>
+      </w:r>
+      <w:r>
+        <w:t xml:space="preserve">, fails on the one point</w:t>
       </w:r>
       <w:r>
         <w:t xml:space="preserve"> </w:t>
@@ -11156,7 +11053,7 @@
         <w:t xml:space="preserve"> </w:t>
       </w:r>
       <w:r>
-        <w:t xml:space="preserve">correspondence rarer than one in seven, and asks nothing at all of the final consonant.</w:t>
+        <w:t xml:space="preserve">correspondence rarer than one in seven and asks nothing at all of the final consonant.</w:t>
       </w:r>
     </w:p>
     <w:p>
@@ -11164,7 +11061,7 @@
         <w:pStyle w:val="BodyText"/>
       </w:pPr>
       <w:r>
-        <w:t xml:space="preserve">We are aware of what this section is. With §9 it is one of only two places in this paper where a Xiongnu name is</w:t>
+        <w:t xml:space="preserve">With §9 this section is one of only two places in this paper where a Xiongnu name is</w:t>
       </w:r>
       <w:r>
         <w:t xml:space="preserve"> </w:t>
@@ -11176,7 +11073,7 @@
         <w:t xml:space="preserve"> </w:t>
       </w:r>
       <w:r>
-        <w:t xml:space="preserve">measures. So the claim is bounded:</w:t>
+        <w:t xml:space="preserve">measures. So, the claim is bounded:</w:t>
       </w:r>
       <w:r>
         <w:t xml:space="preserve"> </w:t>
@@ -11210,12 +11107,12 @@
         <w:t xml:space="preserve"> </w:t>
       </w:r>
       <w:r>
-        <w:t xml:space="preserve">the counts and the corpora and the scripts, is in the repository.</w:t>
+        <w:t xml:space="preserve">the counts, the corpora, and the scripts, is in the repository that we provided.</w:t>
       </w:r>
     </w:p>
-    <w:bookmarkEnd w:id="42"/>
     <w:bookmarkEnd w:id="43"/>
-    <w:bookmarkStart w:id="44" w:name="where-the-method-does-work"/>
+    <w:bookmarkEnd w:id="44"/>
+    <w:bookmarkStart w:id="45" w:name="where-the-method-does-work"/>
     <w:p>
       <w:pPr>
         <w:pStyle w:val="Heading2"/>
@@ -11241,7 +11138,7 @@
         <w:t xml:space="preserve"> </w:t>
       </w:r>
       <w:r>
-        <w:t xml:space="preserve">suggests where to go next. Göktürk-era material has what the Xiongnu material lacks: a source</w:t>
+        <w:t xml:space="preserve">suggests where the future work need to go next. Göktürk-era material has what the Xiongnu material lacks: a source</w:t>
       </w:r>
       <w:r>
         <w:t xml:space="preserve"> </w:t>
@@ -12030,8 +11927,8 @@
         <w:t xml:space="preserve">against.</w:t>
       </w:r>
     </w:p>
-    <w:bookmarkEnd w:id="44"/>
-    <w:bookmarkStart w:id="45" w:name="limitations"/>
+    <w:bookmarkEnd w:id="45"/>
+    <w:bookmarkStart w:id="46" w:name="limitations-of-this-work"/>
     <w:p>
       <w:pPr>
         <w:pStyle w:val="Heading2"/>
@@ -12043,7 +11940,7 @@
         <w:t xml:space="preserve"> </w:t>
       </w:r>
       <w:r>
-        <w:t xml:space="preserve">Limitations</w:t>
+        <w:t xml:space="preserve">Limitations of this work</w:t>
       </w:r>
     </w:p>
     <w:p>
@@ -12071,13 +11968,13 @@
         <w:t xml:space="preserve"> </w:t>
       </w:r>
       <w:r>
-        <w:t xml:space="preserve">evaluation are ours to defend. The philology is not our work, and we have not had it checked for</w:t>
-      </w:r>
-      <w:r>
-        <w:t xml:space="preserve"> </w:t>
-      </w:r>
-      <w:r>
-        <w:t xml:space="preserve">this paper: the Later Han readings are Schuessler's, the etymologies discussed are</w:t>
+        <w:t xml:space="preserve">evaluation are ours to defend. Philology is not our work, and we have not had it checked for</w:t>
+      </w:r>
+      <w:r>
+        <w:t xml:space="preserve"> </w:t>
+      </w:r>
+      <w:r>
+        <w:t xml:space="preserve">this paper. The Later Han readings are Schuessler's, the etymologies discussed are</w:t>
       </w:r>
       <w:r>
         <w:t xml:space="preserve"> </w:t>
@@ -12089,7 +11986,7 @@
         <w:t xml:space="preserve"> </w:t>
       </w:r>
       <w:r>
-        <w:t xml:space="preserve">consensus. A specialist reading would strengthen the paper and might revise judgements in</w:t>
+        <w:t xml:space="preserve">consensus. A specialist reading would strengthen the paper and might revise judgments in</w:t>
       </w:r>
       <w:r>
         <w:t xml:space="preserve"> </w:t>
@@ -12160,7 +12057,7 @@
         <w:t xml:space="preserve"> </w:t>
       </w:r>
       <w:r>
-        <w:t xml:space="preserve">material. §7 measures what that costs rather than assuming it away.</w:t>
+        <w:t xml:space="preserve">material. §7 measures what those costs rather than assuming it away.</w:t>
       </w:r>
     </w:p>
     <w:p>
@@ -12188,7 +12085,7 @@
         <w:t xml:space="preserve"> </w:t>
       </w:r>
       <w:r>
-        <w:t xml:space="preserve">scholars with three notations; some apparent disagreement between them is notational rather</w:t>
+        <w:t xml:space="preserve">scholars with three notations. So some of the apparent disagreement between them is notational rather</w:t>
       </w:r>
       <w:r>
         <w:t xml:space="preserve"> </w:t>
@@ -12260,7 +12157,7 @@
           <w:bCs/>
           <w:b/>
         </w:rPr>
-        <w:t xml:space="preserve">Reproducibility has a version dependency.</w:t>
+        <w:t xml:space="preserve">Reproducibility has a software dependency.</w:t>
       </w:r>
       <w:r>
         <w:t xml:space="preserve"> </w:t>
@@ -12284,11 +12181,11 @@
         <w:t xml:space="preserve"> </w:t>
       </w:r>
       <w:r>
-        <w:t xml:space="preserve">conclusion, but it is the kind of thing that stays invisible until someone else runs the code.</w:t>
+        <w:t xml:space="preserve">conclusion.</w:t>
       </w:r>
     </w:p>
-    <w:bookmarkEnd w:id="45"/>
-    <w:bookmarkStart w:id="46" w:name="data-and-code-availability"/>
+    <w:bookmarkEnd w:id="46"/>
+    <w:bookmarkStart w:id="47" w:name="data-and-code-availability"/>
     <w:p>
       <w:pPr>
         <w:pStyle w:val="Heading2"/>
@@ -12320,7 +12217,7 @@
         <w:t xml:space="preserve"> </w:t>
       </w:r>
       <w:r>
-        <w:t xml:space="preserve">the durable output; this paper describes it.</w:t>
+        <w:t xml:space="preserve">the durable output of this work and this paper describes it.</w:t>
       </w:r>
       <w:hyperlink w:anchor="r26">
         <w:r>
@@ -12558,7 +12455,7 @@
         <w:t xml:space="preserve"> </w:t>
       </w:r>
       <w:r>
-        <w:t xml:space="preserve">required for this arrangement and none has been sought.</w:t>
+        <w:t xml:space="preserve">required for this arrangement, and none has been sought.</w:t>
       </w:r>
     </w:p>
     <w:p>
@@ -12592,8 +12489,8 @@
         </w:pict>
       </w:r>
     </w:p>
-    <w:bookmarkEnd w:id="46"/>
-    <w:bookmarkStart w:id="49" w:name="a-appendix-the-xiongnu-record"/>
+    <w:bookmarkEnd w:id="47"/>
+    <w:bookmarkStart w:id="50" w:name="a-appendix-the-xiongnu-record"/>
     <w:p>
       <w:pPr>
         <w:pStyle w:val="Heading2"/>
@@ -12605,7 +12502,7 @@
         <w:t xml:space="preserve"> </w:t>
       </w:r>
       <w:r>
-        <w:t xml:space="preserve">Appendix: the Xiongnu record</w:t>
+        <w:t xml:space="preserve">Appendix: The Xiongnu record</w:t>
       </w:r>
     </w:p>
     <w:p>
@@ -12613,7 +12510,7 @@
         <w:pStyle w:val="FirstParagraph"/>
       </w:pPr>
       <w:r>
-        <w:t xml:space="preserve">All thirty-nine names, titles and lexical items in the Chinese histories, with the</w:t>
+        <w:t xml:space="preserve">All thirty-nine names, titles, and lexical items in the Chinese histories, with the</w:t>
       </w:r>
       <w:r>
         <w:t xml:space="preserve"> </w:t>
@@ -12652,7 +12549,7 @@
         <w:t xml:space="preserve">carry it.</w:t>
       </w:r>
     </w:p>
-    <w:bookmarkStart w:id="47" w:name="a.1-rulers-and-the-ruling-clan"/>
+    <w:bookmarkStart w:id="48" w:name="a.1-rulers-and-the-ruling-clan"/>
     <w:p>
       <w:pPr>
         <w:pStyle w:val="Heading3"/>
@@ -14114,8 +14011,8 @@
         <w:t xml:space="preserve">.</w:t>
       </w:r>
     </w:p>
-    <w:bookmarkEnd w:id="47"/>
-    <w:bookmarkStart w:id="48" w:name="a.2-titles-and-lexical-items"/>
+    <w:bookmarkEnd w:id="48"/>
+    <w:bookmarkStart w:id="49" w:name="a.2-titles-and-lexical-items"/>
     <w:p>
       <w:pPr>
         <w:pStyle w:val="Heading3"/>
@@ -15068,7 +14965,7 @@
         <w:pStyle w:val="BodyText"/>
       </w:pPr>
       <w:r>
-        <w:t xml:space="preserve">The lexical items matter most: they are the only Xiongnu words the Chinese sources</w:t>
+        <w:t xml:space="preserve">The lexical items are the only Xiongnu words the Chinese sources</w:t>
       </w:r>
       <w:r>
         <w:t xml:space="preserve"> </w:t>
@@ -15199,9 +15096,9 @@
         </w:r>
       </w:hyperlink>
     </w:p>
-    <w:bookmarkEnd w:id="48"/>
     <w:bookmarkEnd w:id="49"/>
-    <w:bookmarkStart w:id="79" w:name="b-references"/>
+    <w:bookmarkEnd w:id="50"/>
+    <w:bookmarkStart w:id="80" w:name="b-references"/>
     <w:p>
       <w:pPr>
         <w:pStyle w:val="Heading2"/>
@@ -15224,7 +15121,7 @@
         </w:numPr>
         <w:pStyle w:val="Compact"/>
       </w:pPr>
-      <w:bookmarkStart w:id="50" w:name="r1"/>
+      <w:bookmarkStart w:id="51" w:name="r1"/>
       <w:r>
         <w:t xml:space="preserve">Baley, D. (2025).</w:t>
       </w:r>
@@ -15254,7 +15151,7 @@
       <w:r>
         <w:t xml:space="preserve">, doi:10.5334/johd.110</w:t>
       </w:r>
-      <w:bookmarkEnd w:id="50"/>
+      <w:bookmarkEnd w:id="51"/>
     </w:p>
     <w:p>
       <w:pPr>
@@ -15264,7 +15161,7 @@
         </w:numPr>
         <w:pStyle w:val="Compact"/>
       </w:pPr>
-      <w:bookmarkStart w:id="51" w:name="r2"/>
+      <w:bookmarkStart w:id="52" w:name="r2"/>
       <w:r>
         <w:t xml:space="preserve">Baxter, W. H. &amp; Sagart, L. (2014).</w:t>
       </w:r>
@@ -15281,7 +15178,7 @@
       <w:r>
         <w:t xml:space="preserve">. Oxford University Press.</w:t>
       </w:r>
-      <w:bookmarkEnd w:id="51"/>
+      <w:bookmarkEnd w:id="52"/>
     </w:p>
     <w:p>
       <w:pPr>
@@ -15291,7 +15188,7 @@
         </w:numPr>
         <w:pStyle w:val="Compact"/>
       </w:pPr>
-      <w:bookmarkStart w:id="52" w:name="r3"/>
+      <w:bookmarkStart w:id="53" w:name="r3"/>
       <w:r>
         <w:t xml:space="preserve">Bonmann, S. et al. (2025). Linguistic evidence suggests that Xiōngnú and Huns spoke the same Paleo-Siberian language.</w:t>
       </w:r>
@@ -15308,7 +15205,7 @@
       <w:r>
         <w:t xml:space="preserve">. doi:10.1111/1467-968X.12321</w:t>
       </w:r>
-      <w:bookmarkEnd w:id="52"/>
+      <w:bookmarkEnd w:id="53"/>
     </w:p>
     <w:p>
       <w:pPr>
@@ -15318,7 +15215,7 @@
         </w:numPr>
         <w:pStyle w:val="Compact"/>
       </w:pPr>
-      <w:bookmarkStart w:id="53" w:name="r4"/>
+      <w:bookmarkStart w:id="54" w:name="r4"/>
       <w:r>
         <w:t xml:space="preserve">Clauson, G. (1972).</w:t>
       </w:r>
@@ -15335,7 +15232,7 @@
       <w:r>
         <w:t xml:space="preserve">. Oxford: Clarendon Press.</w:t>
       </w:r>
-      <w:bookmarkEnd w:id="53"/>
+      <w:bookmarkEnd w:id="54"/>
     </w:p>
     <w:p>
       <w:pPr>
@@ -15345,7 +15242,7 @@
         </w:numPr>
         <w:pStyle w:val="Compact"/>
       </w:pPr>
-      <w:bookmarkStart w:id="54" w:name="r5"/>
+      <w:bookmarkStart w:id="55" w:name="r5"/>
       <w:r>
         <w:t xml:space="preserve">Doerfer, G. (1973).</w:t>
       </w:r>
@@ -15362,7 +15259,7 @@
       <w:r>
         <w:t xml:space="preserve">. Innsbrucker Beiträge zur Sprachwissenschaft 10. Innsbruck.</w:t>
       </w:r>
-      <w:bookmarkEnd w:id="54"/>
+      <w:bookmarkEnd w:id="55"/>
     </w:p>
     <w:p>
       <w:pPr>
@@ -15372,7 +15269,7 @@
         </w:numPr>
         <w:pStyle w:val="Compact"/>
       </w:pPr>
-      <w:bookmarkStart w:id="55" w:name="r6"/>
+      <w:bookmarkStart w:id="56" w:name="r6"/>
       <w:r>
         <w:t xml:space="preserve">Doerfer, G. (1973). Zur Sprache der Hunnen.</w:t>
       </w:r>
@@ -15392,7 +15289,7 @@
       <w:r>
         <w:t xml:space="preserve">17: 1–50.</w:t>
       </w:r>
-      <w:bookmarkEnd w:id="55"/>
+      <w:bookmarkEnd w:id="56"/>
     </w:p>
     <w:p>
       <w:pPr>
@@ -15402,7 +15299,7 @@
         </w:numPr>
         <w:pStyle w:val="Compact"/>
       </w:pPr>
-      <w:bookmarkStart w:id="56" w:name="r7"/>
+      <w:bookmarkStart w:id="57" w:name="r7"/>
       <w:r>
         <w:t xml:space="preserve">Erdal, M. (2004).</w:t>
       </w:r>
@@ -15419,7 +15316,7 @@
       <w:r>
         <w:t xml:space="preserve">. Leiden: Brill.</w:t>
       </w:r>
-      <w:bookmarkEnd w:id="56"/>
+      <w:bookmarkEnd w:id="57"/>
     </w:p>
     <w:p>
       <w:pPr>
@@ -15429,7 +15326,7 @@
         </w:numPr>
         <w:pStyle w:val="Compact"/>
       </w:pPr>
-      <w:bookmarkStart w:id="57" w:name="r8"/>
+      <w:bookmarkStart w:id="58" w:name="r8"/>
       <w:r>
         <w:t xml:space="preserve">Georg, S. (2001). Türkisch/Mongolisch</w:t>
       </w:r>
@@ -15465,7 +15362,7 @@
       <w:r>
         <w:t xml:space="preserve">6: 83–100.</w:t>
       </w:r>
-      <w:bookmarkEnd w:id="57"/>
+      <w:bookmarkEnd w:id="58"/>
     </w:p>
     <w:p>
       <w:pPr>
@@ -15475,7 +15372,7 @@
         </w:numPr>
         <w:pStyle w:val="Compact"/>
       </w:pPr>
-      <w:bookmarkStart w:id="58" w:name="r9"/>
+      <w:bookmarkStart w:id="59" w:name="r9"/>
       <w:r>
         <w:t xml:space="preserve">Golden, P. B. (1992).</w:t>
       </w:r>
@@ -15492,7 +15389,7 @@
       <w:r>
         <w:t xml:space="preserve">. Wiesbaden: Harrassowitz.</w:t>
       </w:r>
-      <w:bookmarkEnd w:id="58"/>
+      <w:bookmarkEnd w:id="59"/>
     </w:p>
     <w:p>
       <w:pPr>
@@ -15502,11 +15399,11 @@
         </w:numPr>
         <w:pStyle w:val="Compact"/>
       </w:pPr>
-      <w:bookmarkStart w:id="59" w:name="r10"/>
+      <w:bookmarkStart w:id="60" w:name="r10"/>
       <w:r>
         <w:t xml:space="preserve">Hú Zhènhuá &amp; Huáng Rùnhuá (1984). 《高昌舘杂字：明代汉文回鹘文分类词汇》. Běijīng: Mínzú chūbǎnshè.</w:t>
       </w:r>
-      <w:bookmarkEnd w:id="59"/>
+      <w:bookmarkEnd w:id="60"/>
     </w:p>
     <w:p>
       <w:pPr>
@@ -15516,7 +15413,7 @@
         </w:numPr>
         <w:pStyle w:val="Compact"/>
       </w:pPr>
-      <w:bookmarkStart w:id="60" w:name="r11"/>
+      <w:bookmarkStart w:id="61" w:name="r11"/>
       <w:r>
         <w:t xml:space="preserve">Hirth, F. (1908).</w:t>
       </w:r>
@@ -15558,7 +15455,7 @@
       <w:r>
         <w:t xml:space="preserve">, pp. 65–70.)</w:t>
       </w:r>
-      <w:bookmarkEnd w:id="60"/>
+      <w:bookmarkEnd w:id="61"/>
     </w:p>
     <w:p>
       <w:pPr>
@@ -15568,7 +15465,7 @@
         </w:numPr>
         <w:pStyle w:val="Compact"/>
       </w:pPr>
-      <w:bookmarkStart w:id="61" w:name="r12"/>
+      <w:bookmarkStart w:id="62" w:name="r12"/>
       <w:r>
         <w:t xml:space="preserve">Kāşgarlı Mahmud (1072–77).</w:t>
       </w:r>
@@ -15595,7 +15492,7 @@
       <w:r>
         <w:t xml:space="preserve">), Türk Dil Kurumu Yayınları.</w:t>
       </w:r>
-      <w:bookmarkEnd w:id="61"/>
+      <w:bookmarkEnd w:id="62"/>
     </w:p>
     <w:p>
       <w:pPr>
@@ -15605,7 +15502,7 @@
         </w:numPr>
         <w:pStyle w:val="Compact"/>
       </w:pPr>
-      <w:bookmarkStart w:id="62" w:name="r13"/>
+      <w:bookmarkStart w:id="63" w:name="r13"/>
       <w:r>
         <w:t xml:space="preserve">Kergalym (2021).</w:t>
       </w:r>
@@ -15622,7 +15519,7 @@
       <w:r>
         <w:t xml:space="preserve">: a Myspell/Hunspell spelling dictionary for Kazakh [dataset]. github.com/kergalym/myspell-kk. 53,182 headwords; romanised on load.</w:t>
       </w:r>
-      <w:bookmarkEnd w:id="62"/>
+      <w:bookmarkEnd w:id="63"/>
     </w:p>
     <w:p>
       <w:pPr>
@@ -15632,7 +15529,7 @@
         </w:numPr>
         <w:pStyle w:val="Compact"/>
       </w:pPr>
-      <w:bookmarkStart w:id="63" w:name="r14"/>
+      <w:bookmarkStart w:id="64" w:name="r14"/>
       <w:r>
         <w:t xml:space="preserve">Kuun, G., ed. (1880).</w:t>
       </w:r>
@@ -15649,7 +15546,7 @@
       <w:r>
         <w:t xml:space="preserve">. Budapest: Editio Scient. Academiæ Hung. Public domain.</w:t>
       </w:r>
-      <w:bookmarkEnd w:id="63"/>
+      <w:bookmarkEnd w:id="64"/>
     </w:p>
     <w:p>
       <w:pPr>
@@ -15659,7 +15556,7 @@
         </w:numPr>
         <w:pStyle w:val="Compact"/>
       </w:pPr>
-      <w:bookmarkStart w:id="64" w:name="r15"/>
+      <w:bookmarkStart w:id="65" w:name="r15"/>
       <w:r>
         <w:t xml:space="preserve">[Unsigned review] (1974). Lautgesetz und Zufall [review of Doerfer 1973].</w:t>
       </w:r>
@@ -15679,7 +15576,7 @@
       <w:r>
         <w:t xml:space="preserve">69: 263–271. JSTOR 40458521.</w:t>
       </w:r>
-      <w:bookmarkEnd w:id="64"/>
+      <w:bookmarkEnd w:id="65"/>
     </w:p>
     <w:p>
       <w:pPr>
@@ -15689,7 +15586,7 @@
         </w:numPr>
         <w:pStyle w:val="Compact"/>
       </w:pPr>
-      <w:bookmarkStart w:id="65" w:name="r16"/>
+      <w:bookmarkStart w:id="66" w:name="r16"/>
       <w:r>
         <w:t xml:space="preserve">Lee, J. et al. (2023). Genetic population structure of the Xiongnu Empire at imperial and local scales.</w:t>
       </w:r>
@@ -15709,7 +15606,7 @@
       <w:r>
         <w:t xml:space="preserve">9(15). doi:10.1126/sciadv.adf3904</w:t>
       </w:r>
-      <w:bookmarkEnd w:id="65"/>
+      <w:bookmarkEnd w:id="66"/>
     </w:p>
     <w:p>
       <w:pPr>
@@ -15719,7 +15616,7 @@
         </w:numPr>
         <w:pStyle w:val="Compact"/>
       </w:pPr>
-      <w:bookmarkStart w:id="66" w:name="r17"/>
+      <w:bookmarkStart w:id="67" w:name="r17"/>
       <w:r>
         <w:t xml:space="preserve">Ligeti, L. (1966). Un vocabulaire sino-ouigour des Ming.</w:t>
       </w:r>
@@ -15739,7 +15636,7 @@
       <w:r>
         <w:t xml:space="preserve">19: 117–199, 257–316.</w:t>
       </w:r>
-      <w:bookmarkEnd w:id="66"/>
+      <w:bookmarkEnd w:id="67"/>
     </w:p>
     <w:p>
       <w:pPr>
@@ -15749,7 +15646,7 @@
         </w:numPr>
         <w:pStyle w:val="Compact"/>
       </w:pPr>
-      <w:bookmarkStart w:id="67" w:name="r18"/>
+      <w:bookmarkStart w:id="68" w:name="r18"/>
       <w:r>
         <w:t xml:space="preserve">Ligeti, L. (1969). Glossaire supplémentaire au vocabulaire sino-ouigour du Bureau des Traducteurs.</w:t>
       </w:r>
@@ -15769,7 +15666,7 @@
       <w:r>
         <w:t xml:space="preserve">22: 1–49, 191–243.</w:t>
       </w:r>
-      <w:bookmarkEnd w:id="67"/>
+      <w:bookmarkEnd w:id="68"/>
     </w:p>
     <w:p>
       <w:pPr>
@@ -15779,7 +15676,7 @@
         </w:numPr>
         <w:pStyle w:val="Compact"/>
       </w:pPr>
-      <w:bookmarkStart w:id="68" w:name="r19"/>
+      <w:bookmarkStart w:id="69" w:name="r19"/>
       <w:r>
         <w:t xml:space="preserve">Pulleyblank, E. G. (1962). The consonantal system of Old Chinese.</w:t>
       </w:r>
@@ -15799,7 +15696,7 @@
       <w:r>
         <w:t xml:space="preserve">9: 58–144, 206–265.</w:t>
       </w:r>
-      <w:bookmarkEnd w:id="68"/>
+      <w:bookmarkEnd w:id="69"/>
     </w:p>
     <w:p>
       <w:pPr>
@@ -15809,7 +15706,7 @@
         </w:numPr>
         <w:pStyle w:val="Compact"/>
       </w:pPr>
-      <w:bookmarkStart w:id="69" w:name="r20"/>
+      <w:bookmarkStart w:id="70" w:name="r20"/>
       <w:r>
         <w:t xml:space="preserve">Pulleyblank, E. G. (1991).</w:t>
       </w:r>
@@ -15826,7 +15723,7 @@
       <w:r>
         <w:t xml:space="preserve">. Vancouver: UBC Press.</w:t>
       </w:r>
-      <w:bookmarkEnd w:id="69"/>
+      <w:bookmarkEnd w:id="70"/>
     </w:p>
     <w:p>
       <w:pPr>
@@ -15836,7 +15733,7 @@
         </w:numPr>
         <w:pStyle w:val="Compact"/>
       </w:pPr>
-      <w:bookmarkStart w:id="70" w:name="r21"/>
+      <w:bookmarkStart w:id="71" w:name="r21"/>
       <w:r>
         <w:t xml:space="preserve">Savelyev, A. &amp; Jeong, C. (2020). Early nomads of the Eastern Steppe and their tentative connections in the West.</w:t>
       </w:r>
@@ -15856,7 +15753,7 @@
       <w:r>
         <w:t xml:space="preserve">2, e20.</w:t>
       </w:r>
-      <w:bookmarkEnd w:id="70"/>
+      <w:bookmarkEnd w:id="71"/>
     </w:p>
     <w:p>
       <w:pPr>
@@ -15866,7 +15763,7 @@
         </w:numPr>
         <w:pStyle w:val="Compact"/>
       </w:pPr>
-      <w:bookmarkStart w:id="71" w:name="r22"/>
+      <w:bookmarkStart w:id="72" w:name="r22"/>
       <w:r>
         <w:t xml:space="preserve">Schuessler, A. (2009).</w:t>
       </w:r>
@@ -15883,7 +15780,7 @@
       <w:r>
         <w:t xml:space="preserve">. Honolulu: University of Hawai'i Press. Data release: Zenodo, doi:10.5281/zenodo.14567004</w:t>
       </w:r>
-      <w:bookmarkEnd w:id="71"/>
+      <w:bookmarkEnd w:id="72"/>
     </w:p>
     <w:p>
       <w:pPr>
@@ -15893,7 +15790,7 @@
         </w:numPr>
         <w:pStyle w:val="Compact"/>
       </w:pPr>
-      <w:bookmarkStart w:id="72" w:name="r23"/>
+      <w:bookmarkStart w:id="73" w:name="r23"/>
       <w:r>
         <w:t xml:space="preserve">Speer, R. (2022).</w:t>
       </w:r>
@@ -15910,7 +15807,7 @@
       <w:r>
         <w:t xml:space="preserve">: word frequency data for 40+ languages, v3 [software]. Zenodo, doi:10.5281/zenodo.7199437</w:t>
       </w:r>
-      <w:bookmarkEnd w:id="72"/>
+      <w:bookmarkEnd w:id="73"/>
     </w:p>
     <w:p>
       <w:pPr>
@@ -15920,7 +15817,7 @@
         </w:numPr>
         <w:pStyle w:val="Compact"/>
       </w:pPr>
-      <w:bookmarkStart w:id="73" w:name="r24"/>
+      <w:bookmarkStart w:id="74" w:name="r24"/>
       <w:r>
         <w:t xml:space="preserve">Tan, Y. Y. (2019).</w:t>
       </w:r>
@@ -15937,7 +15834,7 @@
       <w:r>
         <w:t xml:space="preserve">. MA thesis, University of Washington.</w:t>
       </w:r>
-      <w:bookmarkEnd w:id="73"/>
+      <w:bookmarkEnd w:id="74"/>
     </w:p>
     <w:p>
       <w:pPr>
@@ -15947,7 +15844,7 @@
         </w:numPr>
         <w:pStyle w:val="Compact"/>
       </w:pPr>
-      <w:bookmarkStart w:id="74" w:name="r25"/>
+      <w:bookmarkStart w:id="75" w:name="r25"/>
       <w:r>
         <w:t xml:space="preserve">tdd-ai (2020).</w:t>
       </w:r>
@@ -15964,7 +15861,7 @@
       <w:r>
         <w:t xml:space="preserve">: a Hunspell spelling dictionary for Turkish [dataset]. github.com/tdd-ai/hunspell-tr. 292,000 forms, reduced to 21,721 by the frequency filter.</w:t>
       </w:r>
-      <w:bookmarkEnd w:id="74"/>
+      <w:bookmarkEnd w:id="75"/>
     </w:p>
     <w:p>
       <w:pPr>
@@ -15974,7 +15871,7 @@
         </w:numPr>
         <w:pStyle w:val="Compact"/>
       </w:pPr>
-      <w:bookmarkStart w:id="75" w:name="r26"/>
+      <w:bookmarkStart w:id="76" w:name="r26"/>
       <w:r>
         <w:t xml:space="preserve">Uluğ, A. M. (2026).</w:t>
       </w:r>
@@ -15989,9 +15886,9 @@
         <w:t xml:space="preserve">chinese-transcription-channel</w:t>
       </w:r>
       <w:r>
-        <w:t xml:space="preserve">: corpora, lexicons, channel models and evaluation code [software and data]. GitHub: github.com/ulug2004/chinese-transcription-channel</w:t>
-      </w:r>
-      <w:bookmarkEnd w:id="75"/>
+        <w:t xml:space="preserve">: corpora, lexicons, channel models, and evaluation code [software and data]. GitHub: github.com/ulug2004/chinese-transcription-channel</w:t>
+      </w:r>
+      <w:bookmarkEnd w:id="76"/>
     </w:p>
     <w:p>
       <w:pPr>
@@ -16001,7 +15898,7 @@
         </w:numPr>
         <w:pStyle w:val="Compact"/>
       </w:pPr>
-      <w:bookmarkStart w:id="76" w:name="r27"/>
+      <w:bookmarkStart w:id="77" w:name="r27"/>
       <w:r>
         <w:t xml:space="preserve">Vovin, A. (2000). Did the Xiong-nu speak a Yeniseian language?</w:t>
       </w:r>
@@ -16021,7 +15918,7 @@
       <w:r>
         <w:t xml:space="preserve">44(1): 87–104.</w:t>
       </w:r>
-      <w:bookmarkEnd w:id="76"/>
+      <w:bookmarkEnd w:id="77"/>
     </w:p>
     <w:p>
       <w:pPr>
@@ -16031,7 +15928,7 @@
         </w:numPr>
         <w:pStyle w:val="Compact"/>
       </w:pPr>
-      <w:bookmarkStart w:id="77" w:name="r28"/>
+      <w:bookmarkStart w:id="78" w:name="r28"/>
       <w:r>
         <w:t xml:space="preserve">Vovin, A. (2003). Did the Xiongnu speak a Yeniseian language? Part 2: Vocabulary. In</w:t>
       </w:r>
@@ -16048,7 +15945,7 @@
       <w:r>
         <w:t xml:space="preserve">, Proceedings of the 45th PIAC, Budapest, 389–394.</w:t>
       </w:r>
-      <w:bookmarkEnd w:id="77"/>
+      <w:bookmarkEnd w:id="78"/>
     </w:p>
     <w:p>
       <w:pPr>
@@ -16058,14 +15955,14 @@
         </w:numPr>
         <w:pStyle w:val="Compact"/>
       </w:pPr>
-      <w:bookmarkStart w:id="78" w:name="r29"/>
+      <w:bookmarkStart w:id="79" w:name="r29"/>
       <w:r>
         <w:t xml:space="preserve">Wittek, A. et al. (2020). ASJP Database v19. Zenodo, doi:10.5281/zenodo.3843469</w:t>
       </w:r>
-      <w:bookmarkEnd w:id="78"/>
+      <w:bookmarkEnd w:id="79"/>
     </w:p>
-    <w:bookmarkEnd w:id="79"/>
     <w:bookmarkEnd w:id="80"/>
+    <w:bookmarkEnd w:id="81"/>
     <w:sectPr/>
   </w:body>
 </w:document>

--- a/docs/paper_submission_jdmdh.docx
+++ b/docs/paper_submission_jdmdh.docx
@@ -311,13 +311,13 @@
           <w:bCs/>
           <w:b/>
         </w:rPr>
-        <w:t xml:space="preserve">Two positive readings</w:t>
-      </w:r>
-      <w:r>
-        <w:t xml:space="preserve"> </w:t>
-      </w:r>
-      <w:r>
-        <w:t xml:space="preserve">that survive every test we can apply.</w:t>
+        <w:t xml:space="preserve">One positive reading</w:t>
+      </w:r>
+      <w:r>
+        <w:t xml:space="preserve"> </w:t>
+      </w:r>
+      <w:r>
+        <w:t xml:space="preserve">that survives every test we can apply:</w:t>
       </w:r>
       <w:r>
         <w:t xml:space="preserve"> </w:t>
@@ -342,7 +342,7 @@
         <w:t xml:space="preserve"> </w:t>
       </w:r>
       <w:r>
-        <w:t xml:space="preserve">"the faithful ones": the</w:t>
+        <w:t xml:space="preserve">"the faithful ones", since the</w:t>
       </w:r>
       <w:r>
         <w:t xml:space="preserve"> </w:t>
@@ -439,10 +439,45 @@
         <w:t xml:space="preserve"> </w:t>
       </w:r>
       <w:r>
+        <w:rPr>
+          <w:bCs/>
+          <w:b/>
+        </w:rPr>
+        <w:t xml:space="preserve">And a result about the most consequential name in the record</w:t>
+      </w:r>
+      <w:r>
+        <w:t xml:space="preserve">: the</w:t>
+      </w:r>
+      <w:r>
+        <w:t xml:space="preserve"> </w:t>
+      </w:r>
+      <w:r>
+        <w:t xml:space="preserve">century-old disagreement over</w:t>
+      </w:r>
+      <w:r>
+        <w:t xml:space="preserve"> </w:t>
+      </w:r>
+      <w:r>
         <w:t xml:space="preserve">冒頓</w:t>
       </w:r>
       <w:r>
-        <w:t xml:space="preserve">, the founder of the confederation, reads as</w:t>
+        <w:t xml:space="preserve">, between the standard</w:t>
+      </w:r>
+      <w:r>
+        <w:t xml:space="preserve"> </w:t>
+      </w:r>
+      <w:r>
+        <w:rPr>
+          <w:iCs/>
+          <w:i/>
+        </w:rPr>
+        <w:t xml:space="preserve">Baγatur</w:t>
+      </w:r>
+      <w:r>
+        <w:t xml:space="preserve"> </w:t>
+      </w:r>
+      <w:r>
+        <w:t xml:space="preserve">and our</w:t>
       </w:r>
       <w:r>
         <w:t xml:space="preserve"> </w:t>
@@ -458,13 +493,19 @@
         <w:t xml:space="preserve"> </w:t>
       </w:r>
       <w:r>
-        <w:t xml:space="preserve">"sage spirit" on the tightest frame in the record, against a standard etymology</w:t>
-      </w:r>
-      <w:r>
-        <w:t xml:space="preserve"> </w:t>
-      </w:r>
-      <w:r>
-        <w:t xml:space="preserve">that fails the one test the corpus decides cleanly. And</w:t>
+        <w:t xml:space="preserve">"sage spirit", turns on which of two Later Han</w:t>
+      </w:r>
+      <w:r>
+        <w:t xml:space="preserve"> </w:t>
+      </w:r>
+      <w:r>
+        <w:t xml:space="preserve">readings of a single character is taken, a choice no published reading of the name states and</w:t>
+      </w:r>
+      <w:r>
+        <w:t xml:space="preserve"> </w:t>
+      </w:r>
+      <w:r>
+        <w:t xml:space="preserve">one the transcription evidence cannot make. And</w:t>
       </w:r>
       <w:r>
         <w:t xml:space="preserve"> </w:t>
@@ -725,19 +766,49 @@
         <w:pStyle w:val="BodyText"/>
       </w:pPr>
       <w:r>
-        <w:t xml:space="preserve">The interest of the Xiongnu case is that the answer is unknown and contested: proposals put</w:t>
-      </w:r>
-      <w:r>
-        <w:t xml:space="preserve"> </w:t>
-      </w:r>
-      <w:r>
-        <w:t xml:space="preserve">the ruling house's language in the Turkic, Mongolic, Yeniseian and Iranian families, each</w:t>
-      </w:r>
-      <w:r>
-        <w:t xml:space="preserve"> </w:t>
-      </w:r>
-      <w:r>
-        <w:t xml:space="preserve">resting on a handful of transcribed names. The interest of this</w:t>
+        <w:t xml:space="preserve">The interest of the Xiongnu case is that the answer is unknown and contested: proposals put the ruling house's language in the Turkic, Mongolic, Yeniseian and Iranian</w:t>
+      </w:r>
+      <w:r>
+        <w:t xml:space="preserve"> </w:t>
+      </w:r>
+      <w:r>
+        <w:t xml:space="preserve">families, each resting on a handful of transcribed names; the most recent argues for Yeniseian, specifically an early form of Arin,</w:t>
+      </w:r>
+      <w:hyperlink w:anchor="r3">
+        <w:r>
+          <w:rPr>
+            <w:rStyle w:val="Hyperlink"/>
+            <w:vertAlign w:val="superscript"/>
+          </w:rPr>
+          <w:t xml:space="preserve">3</w:t>
+        </w:r>
+      </w:hyperlink>
+      <w:r>
+        <w:t xml:space="preserve"> </w:t>
+      </w:r>
+      <w:r>
+        <w:t xml:space="preserve">and Doerfer argued half a century ago that none of the proposals could be</w:t>
+      </w:r>
+      <w:r>
+        <w:t xml:space="preserve"> </w:t>
+      </w:r>
+      <w:r>
+        <w:t xml:space="preserve">sustained on the evidence then available.</w:t>
+      </w:r>
+      <w:hyperlink w:anchor="r6">
+        <w:r>
+          <w:rPr>
+            <w:rStyle w:val="Hyperlink"/>
+            <w:vertAlign w:val="superscript"/>
+          </w:rPr>
+          <w:t xml:space="preserve">6</w:t>
+        </w:r>
+      </w:hyperlink>
+      <w:r>
+        <w:t xml:space="preserve"> </w:t>
+      </w:r>
+      <w:r>
+        <w:t xml:space="preserve">The interest of this</w:t>
       </w:r>
       <w:r>
         <w:t xml:space="preserve"> </w:t>
@@ -1161,20 +1232,22 @@
         <w:pStyle w:val="FirstParagraph"/>
       </w:pPr>
       <w:r>
-        <w:t xml:space="preserve">Ligeti published a Ming-dynasty Chinese–Uyghur glossary in two instalments in</w:t>
-      </w:r>
-      <w:r>
-        <w:t xml:space="preserve"> </w:t>
-      </w:r>
-      <w:r>
-        <w:rPr>
-          <w:iCs/>
-          <w:i/>
-        </w:rPr>
-        <w:t xml:space="preserve">Acta Orientalia</w:t>
-      </w:r>
-      <w:r>
-        <w:t xml:space="preserve">.</w:t>
+        <w:t xml:space="preserve">Ligeti</w:t>
+      </w:r>
+      <w:hyperlink w:anchor="r10">
+        <w:r>
+          <w:rPr>
+            <w:rStyle w:val="Hyperlink"/>
+            <w:vertAlign w:val="superscript"/>
+          </w:rPr>
+          <w:t xml:space="preserve">10</w:t>
+        </w:r>
+      </w:hyperlink>
+      <w:r>
+        <w:rPr>
+          <w:vertAlign w:val="superscript"/>
+        </w:rPr>
+        <w:t xml:space="preserve">,</w:t>
       </w:r>
       <w:hyperlink w:anchor="r17">
         <w:r>
@@ -1186,6 +1259,34 @@
         </w:r>
       </w:hyperlink>
       <w:r>
+        <w:t xml:space="preserve"> </w:t>
+      </w:r>
+      <w:r>
+        <w:t xml:space="preserve">published a Ming-dynasty Chinese–Uyghur glossary in two instalments in</w:t>
+      </w:r>
+      <w:r>
+        <w:t xml:space="preserve"> </w:t>
+      </w:r>
+      <w:r>
+        <w:rPr>
+          <w:iCs/>
+          <w:i/>
+        </w:rPr>
+        <w:t xml:space="preserve">Acta Orientalia</w:t>
+      </w:r>
+      <w:r>
+        <w:t xml:space="preserve">.</w:t>
+      </w:r>
+      <w:hyperlink w:anchor="r17">
+        <w:r>
+          <w:rPr>
+            <w:rStyle w:val="Hyperlink"/>
+            <w:vertAlign w:val="superscript"/>
+          </w:rPr>
+          <w:t xml:space="preserve">17</w:t>
+        </w:r>
+      </w:hyperlink>
+      <w:r>
         <w:rPr>
           <w:vertAlign w:val="superscript"/>
         </w:rPr>
@@ -1329,13 +1430,22 @@
         <w:t xml:space="preserve"> </w:t>
       </w:r>
       <w:r>
-        <w:t xml:space="preserve">first is transcription. A 27,110-entry terminology dictionary mixes them without marking which</w:t>
-      </w:r>
-      <w:r>
-        <w:t xml:space="preserve"> </w:t>
-      </w:r>
-      <w:r>
-        <w:t xml:space="preserve">is which, and the two are not separable by inspection.</w:t>
+        <w:t xml:space="preserve">first is transcription. A 27,110-entry terminology dictionary</w:t>
+      </w:r>
+      <w:hyperlink w:anchor="r1">
+        <w:r>
+          <w:rPr>
+            <w:rStyle w:val="Hyperlink"/>
+            <w:vertAlign w:val="superscript"/>
+          </w:rPr>
+          <w:t xml:space="preserve">1</w:t>
+        </w:r>
+      </w:hyperlink>
+      <w:r>
+        <w:t xml:space="preserve"> </w:t>
+      </w:r>
+      <w:r>
+        <w:t xml:space="preserve">mixes them without marking which is which, and the two are not separable by inspection.</w:t>
       </w:r>
     </w:p>
     <w:p>
@@ -2461,25 +2571,99 @@
         <w:t xml:space="preserve"> </w:t>
       </w:r>
       <w:r>
-        <w:t xml:space="preserve">why: the phonotactic priors available for these families are close enough to each other that the</w:t>
-      </w:r>
-      <w:r>
-        <w:t xml:space="preserve"> </w:t>
-      </w:r>
-      <w:r>
-        <w:t xml:space="preserve">comparison is measuring the reference data rather than the names. A procedure that</w:t>
-      </w:r>
-      <w:r>
-        <w:t xml:space="preserve"> </w:t>
-      </w:r>
-      <w:r>
-        <w:t xml:space="preserve">cannot reliably identify a language it has been given cannot be trusted to identify one nobody</w:t>
-      </w:r>
-      <w:r>
-        <w:t xml:space="preserve"> </w:t>
-      </w:r>
-      <w:r>
-        <w:t xml:space="preserve">has.</w:t>
+        <w:t xml:space="preserve">why: the phonotactic priors available for these families, taken from ASJP,</w:t>
+      </w:r>
+      <w:hyperlink w:anchor="r29">
+        <w:r>
+          <w:rPr>
+            <w:rStyle w:val="Hyperlink"/>
+            <w:vertAlign w:val="superscript"/>
+          </w:rPr>
+          <w:t xml:space="preserve">29</w:t>
+        </w:r>
+      </w:hyperlink>
+      <w:r>
+        <w:t xml:space="preserve"> </w:t>
+      </w:r>
+      <w:r>
+        <w:t xml:space="preserve">are close enough to each other that the</w:t>
+      </w:r>
+      <w:r>
+        <w:t xml:space="preserve"> </w:t>
+      </w:r>
+      <w:r>
+        <w:t xml:space="preserve">comparison is measuring the reference data rather than the names. A procedure that cannot reliably identify a language it has been given cannot be trusted to</w:t>
+      </w:r>
+      <w:r>
+        <w:t xml:space="preserve"> </w:t>
+      </w:r>
+      <w:r>
+        <w:t xml:space="preserve">identify one nobody has.</w:t>
+      </w:r>
+    </w:p>
+    <w:p>
+      <w:pPr>
+        <w:pStyle w:val="BodyText"/>
+      </w:pPr>
+      <w:r>
+        <w:t xml:space="preserve">The strongest advocate of the rival hypothesis reaches the same conclusion on methodological</w:t>
+      </w:r>
+      <w:r>
+        <w:t xml:space="preserve"> </w:t>
+      </w:r>
+      <w:r>
+        <w:t xml:space="preserve">grounds rather than measured ones. Vovin, arguing for a Yeniseian Xiongnu, sets the titles and</w:t>
+      </w:r>
+      <w:r>
+        <w:t xml:space="preserve"> </w:t>
+      </w:r>
+      <w:r>
+        <w:t xml:space="preserve">personal names aside as evidence altogether: most of the glosses the Chinese sources preserve are</w:t>
+      </w:r>
+      <w:r>
+        <w:t xml:space="preserve"> </w:t>
+      </w:r>
+      <w:r>
+        <w:t xml:space="preserve">of that kind, he calls them "practically useless" for determining genetic affiliation, and he</w:t>
+      </w:r>
+      <w:r>
+        <w:t xml:space="preserve"> </w:t>
+      </w:r>
+      <w:r>
+        <w:t xml:space="preserve">declines to evaluate the ones Pulleyblank had used, on the ground that such evidence is not</w:t>
+      </w:r>
+      <w:r>
+        <w:t xml:space="preserve"> </w:t>
+      </w:r>
+      <w:r>
+        <w:t xml:space="preserve">admissible.</w:t>
+      </w:r>
+      <w:hyperlink w:anchor="r27">
+        <w:r>
+          <w:rPr>
+            <w:rStyle w:val="Hyperlink"/>
+            <w:vertAlign w:val="superscript"/>
+          </w:rPr>
+          <w:t xml:space="preserve">27</w:t>
+        </w:r>
+      </w:hyperlink>
+      <w:r>
+        <w:t xml:space="preserve"> </w:t>
+      </w:r>
+      <w:r>
+        <w:t xml:space="preserve">The record this paper works from is almost</w:t>
+      </w:r>
+      <w:r>
+        <w:t xml:space="preserve"> </w:t>
+      </w:r>
+      <w:r>
+        <w:t xml:space="preserve">entirely titles and personal names. Our result agrees with his judgement and replaces it with a</w:t>
+      </w:r>
+      <w:r>
+        <w:t xml:space="preserve"> </w:t>
+      </w:r>
+      <w:r>
+        <w:t xml:space="preserve">number.</w:t>
       </w:r>
     </w:p>
     <w:bookmarkEnd w:id="33"/>
@@ -3637,6 +3821,9 @@
             <w:r>
               <w:t xml:space="preserve">ḍaŋ lei</w:t>
             </w:r>
+            <w:r>
+              <w:t xml:space="preserve">†</w:t>
+            </w:r>
           </w:p>
         </w:tc>
         <w:tc>
@@ -3891,6 +4078,9 @@
             </w:pPr>
             <w:r>
               <w:t xml:space="preserve">do mɑnᶜ</w:t>
+            </w:r>
+            <w:r>
+              <w:t xml:space="preserve">†</w:t>
             </w:r>
           </w:p>
         </w:tc>
@@ -5180,6 +5370,15 @@
       <w:r>
         <w:t xml:space="preserve">because Old Mandarin merged -p, -t and -k into nothing and the merger is not recoverable.</w:t>
       </w:r>
+      <w:hyperlink w:anchor="r24">
+        <w:r>
+          <w:rPr>
+            <w:rStyle w:val="Hyperlink"/>
+            <w:vertAlign w:val="superscript"/>
+          </w:rPr>
+          <w:t xml:space="preserve">24</w:t>
+        </w:r>
+      </w:hyperlink>
     </w:p>
     <w:p>
       <w:pPr>
@@ -5924,7 +6123,7 @@
         <w:t xml:space="preserve">Bögü-Çor</w:t>
       </w:r>
       <w:r>
-        <w:t xml:space="preserve">; the Uyghur ruler</w:t>
+        <w:t xml:space="preserve">; and the Uyghur ruler</w:t>
       </w:r>
       <w:r>
         <w:t xml:space="preserve"> </w:t>
@@ -5952,7 +6151,13 @@
         <w:t xml:space="preserve"> </w:t>
       </w:r>
       <w:r>
-        <w:t xml:space="preserve">"wise" behind a different</w:t>
+        <w:t xml:space="preserve">"wise" behind a</w:t>
+      </w:r>
+      <w:r>
+        <w:t xml:space="preserve"> </w:t>
+      </w:r>
+      <w:r>
+        <w:t xml:space="preserve">different</w:t>
       </w:r>
       <w:r>
         <w:t xml:space="preserve"> </w:t>
@@ -5964,32 +6169,7 @@
         <w:t xml:space="preserve"> </w:t>
       </w:r>
       <w:r>
-        <w:t xml:space="preserve">character; and</w:t>
-      </w:r>
-      <w:r>
-        <w:t xml:space="preserve"> </w:t>
-      </w:r>
-      <w:r>
-        <w:t xml:space="preserve">木桿</w:t>
-      </w:r>
-      <w:r>
-        <w:t xml:space="preserve"> </w:t>
-      </w:r>
-      <w:r>
-        <w:t xml:space="preserve">stands for</w:t>
-      </w:r>
-      <w:r>
-        <w:t xml:space="preserve"> </w:t>
-      </w:r>
-      <w:r>
-        <w:rPr>
-          <w:iCs/>
-          <w:i/>
-        </w:rPr>
-        <w:t xml:space="preserve">Muqan</w:t>
-      </w:r>
-      <w:r>
-        <w:t xml:space="preserve">. Two different Chinese</w:t>
+        <w:t xml:space="preserve">character. Two different Chinese</w:t>
       </w:r>
       <w:r>
         <w:t xml:space="preserve"> </w:t>
@@ -6013,7 +6193,81 @@
         <w:t xml:space="preserve"> </w:t>
       </w:r>
       <w:r>
-        <w:t xml:space="preserve">word is a pattern, not an accident. These are Tang rather than Han,</w:t>
+        <w:t xml:space="preserve">word is a</w:t>
+      </w:r>
+      <w:r>
+        <w:t xml:space="preserve"> </w:t>
+      </w:r>
+      <w:r>
+        <w:t xml:space="preserve">pattern, not an accident. A third Türk name often cited alongside these two,</w:t>
+      </w:r>
+      <w:r>
+        <w:t xml:space="preserve"> </w:t>
+      </w:r>
+      <w:r>
+        <w:t xml:space="preserve">木杆</w:t>
+      </w:r>
+      <w:r>
+        <w:t xml:space="preserve"> </w:t>
+      </w:r>
+      <w:r>
+        <w:t xml:space="preserve">for Muqan Qaghan, is a control rather than a third instance: the</w:t>
+      </w:r>
+      <w:r>
+        <w:t xml:space="preserve"> </w:t>
+      </w:r>
+      <w:r>
+        <w:t xml:space="preserve">Sogdian Bugut inscription writes that name</w:t>
+      </w:r>
+      <w:r>
+        <w:t xml:space="preserve"> </w:t>
+      </w:r>
+      <w:r>
+        <w:rPr>
+          <w:iCs/>
+          <w:i/>
+        </w:rPr>
+        <w:t xml:space="preserve">mwγʾn</w:t>
+      </w:r>
+      <w:r>
+        <w:t xml:space="preserve">, also with</w:t>
+      </w:r>
+      <w:r>
+        <w:t xml:space="preserve"> </w:t>
+      </w:r>
+      <w:r>
+        <w:t xml:space="preserve">m-</w:t>
+      </w:r>
+      <w:r>
+        <w:t xml:space="preserve">, in a script that has a letter for</w:t>
+      </w:r>
+      <w:r>
+        <w:t xml:space="preserve"> </w:t>
+      </w:r>
+      <w:r>
+        <w:rPr>
+          <w:iCs/>
+          <w:i/>
+        </w:rPr>
+        <w:t xml:space="preserve">b</w:t>
+      </w:r>
+      <w:r>
+        <w:t xml:space="preserve">, so the name's own</w:t>
+      </w:r>
+      <w:r>
+        <w:t xml:space="preserve"> </w:t>
+      </w:r>
+      <w:r>
+        <w:t xml:space="preserve">initial is disputed and cannot be assumed to be</w:t>
+      </w:r>
+      <w:r>
+        <w:t xml:space="preserve"> </w:t>
+      </w:r>
+      <w:r>
+        <w:t xml:space="preserve">b-</w:t>
+      </w:r>
+      <w:r>
+        <w:t xml:space="preserve">. These are Tang rather than Han,</w:t>
       </w:r>
       <w:r>
         <w:t xml:space="preserve"> </w:t>
@@ -8577,13 +8831,28 @@
         <w:t xml:space="preserve">Bögü Tın</w:t>
       </w:r>
       <w:r>
-        <w:t xml:space="preserve">, does meet this</w:t>
-      </w:r>
-      <w:r>
-        <w:t xml:space="preserve"> </w:t>
-      </w:r>
-      <w:r>
-        <w:t xml:space="preserve">standard, and §9.2 sets it out. We produced 31 others in the course of this work. None of</w:t>
+        <w:t xml:space="preserve">, meets this</w:t>
+      </w:r>
+      <w:r>
+        <w:t xml:space="preserve"> </w:t>
+      </w:r>
+      <w:r>
+        <w:t xml:space="preserve">standard on one of the two Later Han readings of</w:t>
+      </w:r>
+      <w:r>
+        <w:t xml:space="preserve"> </w:t>
+      </w:r>
+      <w:r>
+        <w:t xml:space="preserve">頓</w:t>
+      </w:r>
+      <w:r>
+        <w:t xml:space="preserve">, and §9.2 sets out</w:t>
+      </w:r>
+      <w:r>
+        <w:t xml:space="preserve"> </w:t>
+      </w:r>
+      <w:r>
+        <w:t xml:space="preserve">what that turns on. We produced 31 others in the course of this work. None of</w:t>
       </w:r>
       <w:r>
         <w:t xml:space="preserve"> </w:t>
@@ -8843,13 +9112,7 @@
         <w:t xml:space="preserve">徑路刀</w:t>
       </w:r>
       <w:r>
-        <w:t xml:space="preserve">, a Xiongnu blade used in oath-taking. Friedrich Hirth compared</w:t>
-      </w:r>
-      <w:r>
-        <w:t xml:space="preserve"> </w:t>
-      </w:r>
-      <w:r>
-        <w:t xml:space="preserve">it with Turkic</w:t>
+        <w:t xml:space="preserve">, a Xiongnu blade used in oath-taking. Friedrich Hirth compared it with Turkic</w:t>
       </w:r>
       <w:r>
         <w:t xml:space="preserve"> </w:t>
@@ -8865,13 +9128,103 @@
         <w:t xml:space="preserve"> </w:t>
       </w:r>
       <w:r>
-        <w:t xml:space="preserve">in 1908, calling the word the oldest Turkish on</w:t>
-      </w:r>
-      <w:r>
-        <w:t xml:space="preserve"> </w:t>
-      </w:r>
-      <w:r>
-        <w:t xml:space="preserve">record.</w:t>
+        <w:t xml:space="preserve">in 1908, working from the</w:t>
+      </w:r>
+      <w:r>
+        <w:t xml:space="preserve"> </w:t>
+      </w:r>
+      <w:r>
+        <w:rPr>
+          <w:iCs/>
+          <w:i/>
+        </w:rPr>
+        <w:t xml:space="preserve">Hanshu</w:t>
+      </w:r>
+      <w:r>
+        <w:t xml:space="preserve"> </w:t>
+      </w:r>
+      <w:r>
+        <w:t xml:space="preserve">account of the treaty of 47 BCE, where the scholiast glosses the word as the</w:t>
+      </w:r>
+      <w:r>
+        <w:t xml:space="preserve"> </w:t>
+      </w:r>
+      <w:r>
+        <w:t xml:space="preserve">precious sword of the Xiongnu. He drew the Turkic side from living Turki dialects rather than</w:t>
+      </w:r>
+      <w:r>
+        <w:t xml:space="preserve"> </w:t>
+      </w:r>
+      <w:r>
+        <w:t xml:space="preserve">from Kāşgarî, and extended the identification to</w:t>
+      </w:r>
+      <w:r>
+        <w:t xml:space="preserve"> </w:t>
+      </w:r>
+      <w:r>
+        <w:t xml:space="preserve">輕呂</w:t>
+      </w:r>
+      <w:r>
+        <w:t xml:space="preserve">, the word the</w:t>
+      </w:r>
+      <w:r>
+        <w:t xml:space="preserve"> </w:t>
+      </w:r>
+      <w:r>
+        <w:rPr>
+          <w:iCs/>
+          <w:i/>
+        </w:rPr>
+        <w:t xml:space="preserve">Zhoushu</w:t>
+      </w:r>
+      <w:r>
+        <w:t xml:space="preserve"> </w:t>
+      </w:r>
+      <w:r>
+        <w:t xml:space="preserve">uses for King Wu's dagger, which is why he called it the oldest Turkic word on</w:t>
+      </w:r>
+      <w:r>
+        <w:t xml:space="preserve"> </w:t>
+      </w:r>
+      <w:r>
+        <w:t xml:space="preserve">record. That further claim is his and is not tested here.</w:t>
+      </w:r>
+      <w:hyperlink w:anchor="r11">
+        <w:r>
+          <w:rPr>
+            <w:rStyle w:val="Hyperlink"/>
+            <w:vertAlign w:val="superscript"/>
+          </w:rPr>
+          <w:t xml:space="preserve">11</w:t>
+        </w:r>
+      </w:hyperlink>
+      <w:r>
+        <w:t xml:space="preserve"> </w:t>
+      </w:r>
+      <w:r>
+        <w:t xml:space="preserve">Kāşgarî glosses</w:t>
+      </w:r>
+      <w:r>
+        <w:t xml:space="preserve"> </w:t>
+      </w:r>
+      <w:r>
+        <w:rPr>
+          <w:iCs/>
+          <w:i/>
+        </w:rPr>
+        <w:t xml:space="preserve">kıñrak</w:t>
+      </w:r>
+      <w:r>
+        <w:t xml:space="preserve"> </w:t>
+      </w:r>
+      <w:r>
+        <w:t xml:space="preserve">as a large knife resembling a cleaver, for cutting meat and</w:t>
+      </w:r>
+      <w:r>
+        <w:t xml:space="preserve"> </w:t>
+      </w:r>
+      <w:r>
+        <w:t xml:space="preserve">dough.</w:t>
       </w:r>
       <w:hyperlink w:anchor="r12">
         <w:r>
@@ -8886,29 +9239,7 @@
         <w:t xml:space="preserve"> </w:t>
       </w:r>
       <w:r>
-        <w:t xml:space="preserve">Kāşgarî glosses</w:t>
-      </w:r>
-      <w:r>
-        <w:t xml:space="preserve"> </w:t>
-      </w:r>
-      <w:r>
-        <w:rPr>
-          <w:iCs/>
-          <w:i/>
-        </w:rPr>
-        <w:t xml:space="preserve">kıñrak</w:t>
-      </w:r>
-      <w:r>
-        <w:t xml:space="preserve"> </w:t>
-      </w:r>
-      <w:r>
-        <w:t xml:space="preserve">as a large knife</w:t>
-      </w:r>
-      <w:r>
-        <w:t xml:space="preserve"> </w:t>
-      </w:r>
-      <w:r>
-        <w:t xml:space="preserve">resembling a cleaver, for cutting meat and dough. The Chinese side independently says the referent is a blade, two sources with no contact agreeing about what the object is, which is a stronger</w:t>
+        <w:t xml:space="preserve">The Chinese side independently says the referent is a blade, two sources with no contact agreeing about what the object is, which is a stronger</w:t>
       </w:r>
       <w:r>
         <w:t xml:space="preserve"> </w:t>
@@ -9013,13 +9344,7 @@
         <w:t xml:space="preserve"> </w:t>
       </w:r>
       <w:r>
-        <w:t xml:space="preserve">\ Clauson</w:t>
-      </w:r>
-      <w:r>
-        <w:t xml:space="preserve"> </w:t>
-      </w:r>
-      <w:r>
-        <w:t xml:space="preserve">derives</w:t>
+        <w:t xml:space="preserve">Clauson derives</w:t>
       </w:r>
       <w:r>
         <w:t xml:space="preserve"> </w:t>
@@ -9048,7 +9373,10 @@
         <w:t xml:space="preserve">*kıŋra:-</w:t>
       </w:r>
       <w:r>
-        <w:t xml:space="preserve">, itself</w:t>
+        <w:t xml:space="preserve"> </w:t>
+      </w:r>
+      <w:r>
+        <w:t xml:space="preserve">(the colon is Clauson's mark for a long vowel), itself</w:t>
       </w:r>
       <w:r>
         <w:t xml:space="preserve"> </w:t>
@@ -9280,7 +9608,23 @@
         <w:pStyle w:val="BodyText"/>
       </w:pPr>
       <w:r>
-        <w:t xml:space="preserve">Kāşgarî's text at III 382 reads</w:t>
+        <w:t xml:space="preserve">Kāşgarî's text at volume III, page 382 of the</w:t>
+      </w:r>
+      <w:r>
+        <w:t xml:space="preserve"> </w:t>
+      </w:r>
+      <w:r>
+        <w:rPr>
+          <w:iCs/>
+          <w:i/>
+        </w:rPr>
+        <w:t xml:space="preserve">Dīwān</w:t>
+      </w:r>
+      <w:r>
+        <w:t xml:space="preserve"> </w:t>
+      </w:r>
+      <w:r>
+        <w:t xml:space="preserve">reads</w:t>
       </w:r>
       <w:r>
         <w:t xml:space="preserve"> </w:t>
@@ -9315,7 +9659,19 @@
         <w:t xml:space="preserve"> </w:t>
       </w:r>
       <w:r>
-        <w:t xml:space="preserve">written.</w:t>
+        <w:t xml:space="preserve">written. The emendation is not the only support for it: Hirth took the word from living Turki</w:t>
+      </w:r>
+      <w:r>
+        <w:t xml:space="preserve"> </w:t>
+      </w:r>
+      <w:r>
+        <w:t xml:space="preserve">dialects in 1908, and the Teleut and Kirghiz survivals cited above are independent of the</w:t>
+      </w:r>
+      <w:r>
+        <w:t xml:space="preserve"> </w:t>
+      </w:r>
+      <w:r>
+        <w:t xml:space="preserve">Dīwān's manuscript altogether.</w:t>
       </w:r>
       <w:r>
         <w:t xml:space="preserve"> </w:t>
@@ -9500,7 +9856,13 @@
         <w:pStyle w:val="BodyText"/>
       </w:pPr>
       <w:r>
-        <w:t xml:space="preserve">Our channel establishes what a transcription</w:t>
+        <w:t xml:space="preserve">We have not seen the exact Iranian etymon its proponents advance, so the test applies</w:t>
+      </w:r>
+      <w:r>
+        <w:t xml:space="preserve"> </w:t>
+      </w:r>
+      <w:r>
+        <w:t xml:space="preserve">only to the form named. Our channel establishes what a transcription</w:t>
       </w:r>
       <w:r>
         <w:t xml:space="preserve"> </w:t>
@@ -9600,7 +9962,61 @@
         <w:t xml:space="preserve">*toγrï</w:t>
       </w:r>
       <w:r>
-        <w:t xml:space="preserve">. The</w:t>
+        <w:t xml:space="preserve">.</w:t>
+      </w:r>
+      <w:r>
+        <w:t xml:space="preserve"> </w:t>
+      </w:r>
+      <w:r>
+        <w:t xml:space="preserve">耆</w:t>
+      </w:r>
+      <w:r>
+        <w:t xml:space="preserve"> </w:t>
+      </w:r>
+      <w:r>
+        <w:t xml:space="preserve">is one of the daggered</w:t>
+      </w:r>
+      <w:r>
+        <w:t xml:space="preserve"> </w:t>
+      </w:r>
+      <w:r>
+        <w:t xml:space="preserve">characters: the table gives</w:t>
+      </w:r>
+      <w:r>
+        <w:t xml:space="preserve"> </w:t>
+      </w:r>
+      <w:r>
+        <w:t xml:space="preserve">gɨ</w:t>
+      </w:r>
+      <w:r>
+        <w:t xml:space="preserve">,</w:t>
+      </w:r>
+      <w:r>
+        <w:t xml:space="preserve"> </w:t>
+      </w:r>
+      <w:r>
+        <w:t xml:space="preserve">kiᴮ</w:t>
+      </w:r>
+      <w:r>
+        <w:t xml:space="preserve"> </w:t>
+      </w:r>
+      <w:r>
+        <w:t xml:space="preserve">and</w:t>
+      </w:r>
+      <w:r>
+        <w:t xml:space="preserve"> </w:t>
+      </w:r>
+      <w:r>
+        <w:t xml:space="preserve">tśiᴮ</w:t>
+      </w:r>
+      <w:r>
+        <w:t xml:space="preserve">, and the comparison below uses the first. The second would serve</w:t>
+      </w:r>
+      <w:r>
+        <w:t xml:space="preserve"> </w:t>
+      </w:r>
+      <w:r>
+        <w:t xml:space="preserve">it equally well; the third would not. The</w:t>
       </w:r>
       <w:r>
         <w:t xml:space="preserve"> </w:t>
@@ -9709,7 +10125,7 @@
         <w:t xml:space="preserve"> </w:t>
       </w:r>
       <w:r>
-        <w:t xml:space="preserve">metaphorically "straight, honest, upright, true", and that moral sense is old rather than modern. Aafourteenth-century glossary renders it with Arabic</w:t>
+        <w:t xml:space="preserve">metaphorically "straight, honest, upright, true", and that moral sense is old rather than modern. A fourteenth-century glossary renders it with Arabic</w:t>
       </w:r>
       <w:r>
         <w:t xml:space="preserve"> </w:t>
@@ -9928,13 +10344,13 @@
       </w:r>
     </w:p>
     <w:bookmarkEnd w:id="42"/>
-    <w:bookmarkStart w:id="43" w:name="a-reading-the-measurements-do-support-冒頓"/>
+    <w:bookmarkStart w:id="43" w:name="X0c4ba52fd95c78c09fdcd9031fd6d8d2ec1da17"/>
     <w:p>
       <w:pPr>
         <w:pStyle w:val="Heading3"/>
       </w:pPr>
       <w:r>
-        <w:t xml:space="preserve">9.2  A reading the measurements do support:</w:t>
+        <w:t xml:space="preserve">9.2  Where a century-old disagreement actually lies:</w:t>
       </w:r>
       <w:r>
         <w:t xml:space="preserve"> </w:t>
@@ -9960,13 +10376,7 @@
         <w:t xml:space="preserve"> </w:t>
       </w:r>
       <w:r>
-        <w:t xml:space="preserve">from both ends and taken</w:t>
-      </w:r>
-      <w:r>
-        <w:t xml:space="preserve"> </w:t>
-      </w:r>
-      <w:r>
-        <w:t xml:space="preserve">together they point somewhere.</w:t>
+        <w:t xml:space="preserve">from both ends.</w:t>
       </w:r>
       <w:r>
         <w:t xml:space="preserve"> </w:t>
@@ -9978,19 +10388,13 @@
         <w:t xml:space="preserve"> </w:t>
       </w:r>
       <w:r>
-        <w:t xml:space="preserve">mək tuənᶜ</w:t>
-      </w:r>
-      <w:r>
-        <w:t xml:space="preserve"> </w:t>
-      </w:r>
-      <w:r>
-        <w:t xml:space="preserve">is the most consequential name in</w:t>
-      </w:r>
-      <w:r>
-        <w:t xml:space="preserve"> </w:t>
-      </w:r>
-      <w:r>
-        <w:t xml:space="preserve">the record, and the frame it fixes is unusually tight, because</w:t>
+        <w:t xml:space="preserve">is the most consequential name in the record, and the frame it fixes</w:t>
+      </w:r>
+      <w:r>
+        <w:t xml:space="preserve"> </w:t>
+      </w:r>
+      <w:r>
+        <w:t xml:space="preserve">looks unusually tight, because</w:t>
       </w:r>
       <w:r>
         <w:t xml:space="preserve"> </w:t>
@@ -10000,36 +10404,702 @@
           <w:bCs/>
           <w:b/>
         </w:rPr>
-        <w:t xml:space="preserve">both codas are</w:t>
-      </w:r>
+        <w:t xml:space="preserve">both codas are written</w:t>
+      </w:r>
+      <w:r>
+        <w:t xml:space="preserve">. The second of them,</w:t>
+      </w:r>
+      <w:r>
+        <w:t xml:space="preserve"> </w:t>
+      </w:r>
+      <w:r>
+        <w:t xml:space="preserve">however, is not a single value. Schuessler's table gives</w:t>
+      </w:r>
+      <w:r>
+        <w:t xml:space="preserve"> </w:t>
+      </w:r>
+      <w:r>
+        <w:t xml:space="preserve">頓</w:t>
+      </w:r>
+      <w:r>
+        <w:t xml:space="preserve"> </w:t>
+      </w:r>
+      <w:r>
+        <w:t xml:space="preserve">two Later Han</w:t>
+      </w:r>
+      <w:r>
+        <w:t xml:space="preserve"> </w:t>
+      </w:r>
+      <w:r>
+        <w:t xml:space="preserve">readings,</w:t>
+      </w:r>
+      <w:r>
+        <w:t xml:space="preserve"> </w:t>
+      </w:r>
+      <w:r>
+        <w:t xml:space="preserve">tuənᶜ</w:t>
+      </w:r>
+      <w:r>
+        <w:t xml:space="preserve"> </w:t>
+      </w:r>
+      <w:r>
+        <w:t xml:space="preserve">and</w:t>
+      </w:r>
+      <w:r>
+        <w:t xml:space="preserve"> </w:t>
+      </w:r>
+      <w:r>
+        <w:t xml:space="preserve">tuət</w:t>
+      </w:r>
+      <w:r>
+        <w:t xml:space="preserve">, one ending in a nasal</w:t>
+      </w:r>
+      <w:r>
+        <w:t xml:space="preserve"> </w:t>
+      </w:r>
+      <w:r>
+        <w:t xml:space="preserve">and one in a stop, and the reconstruction column of Appendix A prints the first. That choice,</w:t>
+      </w:r>
+      <w:r>
+        <w:t xml:space="preserve"> </w:t>
+      </w:r>
+      <w:r>
+        <w:t xml:space="preserve">which no published reading of this name states, is what separates our proposal from the</w:t>
+      </w:r>
+      <w:r>
+        <w:t xml:space="preserve"> </w:t>
+      </w:r>
+      <w:r>
+        <w:t xml:space="preserve">field's.</w:t>
+      </w:r>
+    </w:p>
+    <w:p>
+      <w:pPr>
+        <w:pStyle w:val="BodyText"/>
+      </w:pPr>
       <w:r>
         <w:rPr>
           <w:bCs/>
           <w:b/>
         </w:rPr>
-        <w:t xml:space="preserve"> </w:t>
-      </w:r>
+        <w:t xml:space="preserve">The first character has a documented Turkic value.</w:t>
+      </w:r>
+      <w:r>
+        <w:t xml:space="preserve"> </w:t>
+      </w:r>
+      <w:r>
+        <w:t xml:space="preserve">This is not an inference</w:t>
+      </w:r>
+      <w:r>
+        <w:t xml:space="preserve"> </w:t>
+      </w:r>
+      <w:r>
+        <w:t xml:space="preserve">from a rate, and it holds whichever reading of</w:t>
+      </w:r>
+      <w:r>
+        <w:t xml:space="preserve"> </w:t>
+      </w:r>
+      <w:r>
+        <w:t xml:space="preserve">頓</w:t>
+      </w:r>
+      <w:r>
+        <w:t xml:space="preserve"> </w:t>
+      </w:r>
+      <w:r>
+        <w:t xml:space="preserve">is taken. In the Later</w:t>
+      </w:r>
+      <w:r>
+        <w:t xml:space="preserve"> </w:t>
+      </w:r>
+      <w:r>
+        <w:t xml:space="preserve">Han table</w:t>
+      </w:r>
+      <w:r>
+        <w:t xml:space="preserve"> </w:t>
+      </w:r>
+      <w:r>
+        <w:t xml:space="preserve">冒</w:t>
+      </w:r>
+      <w:r>
+        <w:t xml:space="preserve"> </w:t>
+      </w:r>
+      <w:r>
+        <w:t xml:space="preserve">and</w:t>
+      </w:r>
+      <w:r>
+        <w:t xml:space="preserve"> </w:t>
+      </w:r>
+      <w:r>
+        <w:t xml:space="preserve">默</w:t>
+      </w:r>
+      <w:r>
+        <w:t xml:space="preserve"> </w:t>
+      </w:r>
+      <w:r>
+        <w:t xml:space="preserve">have the</w:t>
+      </w:r>
+      <w:r>
+        <w:t xml:space="preserve"> </w:t>
+      </w:r>
+      <w:r>
+        <w:rPr>
+          <w:iCs/>
+          <w:i/>
+        </w:rPr>
+        <w:t xml:space="preserve">same</w:t>
+      </w:r>
+      <w:r>
+        <w:t xml:space="preserve"> </w:t>
+      </w:r>
+      <w:r>
+        <w:t xml:space="preserve">reading,</w:t>
+      </w:r>
+      <w:r>
+        <w:t xml:space="preserve"> </w:t>
+      </w:r>
+      <w:r>
+        <w:t xml:space="preserve">mək</w:t>
+      </w:r>
+      <w:r>
+        <w:t xml:space="preserve">. And</w:t>
+      </w:r>
+      <w:r>
+        <w:t xml:space="preserve"> </w:t>
+      </w:r>
+      <w:r>
+        <w:t xml:space="preserve">默</w:t>
+      </w:r>
+      <w:r>
+        <w:t xml:space="preserve">啜</w:t>
+      </w:r>
+      <w:r>
+        <w:t xml:space="preserve">,</w:t>
+      </w:r>
+      <w:r>
+        <w:t xml:space="preserve"> </w:t>
+      </w:r>
+      <w:r>
+        <w:t xml:space="preserve">the personal name of the Türk ruler known in the inscriptions as Qapaghan Qaghan, is read</w:t>
+      </w:r>
+      <w:r>
+        <w:t xml:space="preserve"> </w:t>
+      </w:r>
+      <w:r>
+        <w:rPr>
+          <w:iCs/>
+          <w:i/>
+        </w:rPr>
+        <w:t xml:space="preserve">Bögü-Çor</w:t>
+      </w:r>
+      <w:r>
+        <w:t xml:space="preserve">. So that exact Later Han syllable is on record writing</w:t>
+      </w:r>
+      <w:r>
+        <w:t xml:space="preserve"> </w:t>
+      </w:r>
+      <w:r>
+        <w:rPr>
+          <w:iCs/>
+          <w:i/>
+        </w:rPr>
+        <w:t xml:space="preserve">bögü</w:t>
+      </w:r>
+      <w:r>
+        <w:t xml:space="preserve"> </w:t>
+      </w:r>
+      <w:r>
+        <w:t xml:space="preserve">in a Turkic</w:t>
+      </w:r>
+      <w:r>
+        <w:t xml:space="preserve"> </w:t>
+      </w:r>
+      <w:r>
+        <w:t xml:space="preserve">ruler's name: the</w:t>
+      </w:r>
+      <w:r>
+        <w:t xml:space="preserve"> </w:t>
+      </w:r>
+      <w:r>
+        <w:t xml:space="preserve">m-</w:t>
+      </w:r>
+      <w:r>
+        <w:t xml:space="preserve"> </w:t>
+      </w:r>
+      <w:r>
+        <w:t xml:space="preserve">standing for the source</w:t>
+      </w:r>
+      <w:r>
+        <w:t xml:space="preserve"> </w:t>
+      </w:r>
+      <w:r>
+        <w:t xml:space="preserve">b-</w:t>
+      </w:r>
+      <w:r>
+        <w:t xml:space="preserve">,</w:t>
+      </w:r>
+      <w:r>
+        <w:t xml:space="preserve"> </w:t>
+      </w:r>
+      <w:r>
+        <w:t xml:space="preserve">the written</w:t>
+      </w:r>
+      <w:r>
+        <w:t xml:space="preserve"> </w:t>
+      </w:r>
+      <w:r>
+        <w:t xml:space="preserve">-k</w:t>
+      </w:r>
+      <w:r>
+        <w:t xml:space="preserve"> </w:t>
+      </w:r>
+      <w:r>
+        <w:t xml:space="preserve">standing for the source</w:t>
+      </w:r>
+      <w:r>
+        <w:t xml:space="preserve"> </w:t>
+      </w:r>
+      <w:r>
+        <w:t xml:space="preserve">g</w:t>
+      </w:r>
+      <w:r>
+        <w:t xml:space="preserve">, and</w:t>
+      </w:r>
+      <w:r>
+        <w:t xml:space="preserve"> </w:t>
+      </w:r>
+      <w:r>
+        <w:t xml:space="preserve">the final vowel of</w:t>
+      </w:r>
+      <w:r>
+        <w:t xml:space="preserve"> </w:t>
+      </w:r>
+      <w:r>
+        <w:rPr>
+          <w:iCs/>
+          <w:i/>
+        </w:rPr>
+        <w:t xml:space="preserve">bögü</w:t>
+      </w:r>
+      <w:r>
+        <w:t xml:space="preserve"> </w:t>
+      </w:r>
+      <w:r>
+        <w:t xml:space="preserve">not written at all. The same substitution is on record more than once in Turkic onomastics, and the characters used</w:t>
+      </w:r>
+      <w:r>
+        <w:t xml:space="preserve"> </w:t>
+      </w:r>
+      <w:r>
+        <w:t xml:space="preserve">are worth setting out:</w:t>
+      </w:r>
+      <w:r>
+        <w:t xml:space="preserve"> </w:t>
+      </w:r>
+      <w:r>
+        <w:t xml:space="preserve">默</w:t>
+      </w:r>
+      <w:r>
+        <w:t xml:space="preserve"> </w:t>
+      </w:r>
+      <w:r>
+        <w:t xml:space="preserve">mək</w:t>
+      </w:r>
+      <w:r>
+        <w:t xml:space="preserve"> </w:t>
+      </w:r>
+      <w:r>
+        <w:t xml:space="preserve">in</w:t>
+      </w:r>
+      <w:r>
+        <w:t xml:space="preserve"> </w:t>
+      </w:r>
+      <w:r>
+        <w:t xml:space="preserve">默啜</w:t>
+      </w:r>
+      <w:r>
+        <w:t xml:space="preserve"> </w:t>
+      </w:r>
+      <w:r>
+        <w:t xml:space="preserve">for</w:t>
+      </w:r>
+      <w:r>
+        <w:t xml:space="preserve"> </w:t>
+      </w:r>
+      <w:r>
+        <w:rPr>
+          <w:iCs/>
+          <w:i/>
+        </w:rPr>
+        <w:t xml:space="preserve">Bögü-Çor</w:t>
+      </w:r>
+      <w:r>
+        <w:t xml:space="preserve">, and</w:t>
+      </w:r>
+      <w:r>
+        <w:t xml:space="preserve"> </w:t>
+      </w:r>
+      <w:r>
+        <w:t xml:space="preserve">牟</w:t>
+      </w:r>
+      <w:r>
+        <w:t xml:space="preserve"> </w:t>
+      </w:r>
+      <w:r>
+        <w:t xml:space="preserve">mu</w:t>
+      </w:r>
+      <w:r>
+        <w:t xml:space="preserve"> </w:t>
+      </w:r>
+      <w:r>
+        <w:t xml:space="preserve">in</w:t>
+      </w:r>
+      <w:r>
+        <w:t xml:space="preserve"> </w:t>
+      </w:r>
+      <w:r>
+        <w:t xml:space="preserve">牟羽</w:t>
+      </w:r>
+      <w:r>
+        <w:t xml:space="preserve"> </w:t>
+      </w:r>
+      <w:r>
+        <w:t xml:space="preserve">for the Uyghur Bögü Qaghan. Both</w:t>
+      </w:r>
+      <w:r>
+        <w:t xml:space="preserve"> </w:t>
+      </w:r>
+      <w:r>
+        <w:t xml:space="preserve">write</w:t>
+      </w:r>
+      <w:r>
+        <w:t xml:space="preserve"> </w:t>
+      </w:r>
+      <w:r>
+        <w:rPr>
+          <w:iCs/>
+          <w:i/>
+        </w:rPr>
+        <w:t xml:space="preserve">bögü</w:t>
+      </w:r>
+      <w:r>
+        <w:t xml:space="preserve"> </w:t>
+      </w:r>
+      <w:r>
+        <w:t xml:space="preserve">with a Chinese</w:t>
+      </w:r>
+      <w:r>
+        <w:t xml:space="preserve"> </w:t>
+      </w:r>
+      <w:r>
+        <w:t xml:space="preserve">m-</w:t>
+      </w:r>
+      <w:r>
+        <w:t xml:space="preserve"> </w:t>
+      </w:r>
+      <w:r>
+        <w:t xml:space="preserve">character.</w:t>
+      </w:r>
+      <w:r>
+        <w:t xml:space="preserve"> </w:t>
+      </w:r>
+      <w:r>
+        <w:t xml:space="preserve">冒</w:t>
+      </w:r>
+      <w:r>
+        <w:t xml:space="preserve"> </w:t>
+      </w:r>
+      <w:r>
+        <w:t xml:space="preserve">is itself listed with a second reading,</w:t>
+      </w:r>
+      <w:r>
+        <w:t xml:space="preserve"> </w:t>
+      </w:r>
+      <w:r>
+        <w:t xml:space="preserve">mouᶜ</w:t>
+      </w:r>
+      <w:r>
+        <w:t xml:space="preserve">, and the two attested spellings of</w:t>
+      </w:r>
+      <w:r>
+        <w:t xml:space="preserve"> </w:t>
+      </w:r>
+      <w:r>
+        <w:rPr>
+          <w:iCs/>
+          <w:i/>
+        </w:rPr>
+        <w:t xml:space="preserve">bögü</w:t>
+      </w:r>
+      <w:r>
+        <w:t xml:space="preserve"> </w:t>
+      </w:r>
+      <w:r>
+        <w:t xml:space="preserve">fall either side</w:t>
+      </w:r>
+      <w:r>
+        <w:t xml:space="preserve"> </w:t>
+      </w:r>
+      <w:r>
+        <w:t xml:space="preserve">of that split:</w:t>
+      </w:r>
+      <w:r>
+        <w:t xml:space="preserve"> </w:t>
+      </w:r>
+      <w:r>
+        <w:t xml:space="preserve">默</w:t>
+      </w:r>
+      <w:r>
+        <w:t xml:space="preserve"> </w:t>
+      </w:r>
+      <w:r>
+        <w:t xml:space="preserve">matches</w:t>
+      </w:r>
+      <w:r>
+        <w:t xml:space="preserve"> </w:t>
+      </w:r>
+      <w:r>
+        <w:t xml:space="preserve">冒</w:t>
+      </w:r>
+      <w:r>
+        <w:t xml:space="preserve">'s first reading</w:t>
+      </w:r>
+      <w:r>
+        <w:t xml:space="preserve"> </w:t>
+      </w:r>
+      <w:r>
+        <w:t xml:space="preserve">exactly, and</w:t>
+      </w:r>
+      <w:r>
+        <w:t xml:space="preserve"> </w:t>
+      </w:r>
+      <w:r>
+        <w:t xml:space="preserve">牟</w:t>
+      </w:r>
+      <w:r>
+        <w:t xml:space="preserve"> </w:t>
+      </w:r>
+      <w:r>
+        <w:t xml:space="preserve">mu</w:t>
+      </w:r>
+      <w:r>
+        <w:t xml:space="preserve"> </w:t>
+      </w:r>
+      <w:r>
+        <w:t xml:space="preserve">is the nearer of the two to</w:t>
+      </w:r>
+      <w:r>
+        <w:t xml:space="preserve"> </w:t>
+      </w:r>
+      <w:r>
+        <w:t xml:space="preserve">its second. Whichever row of</w:t>
+      </w:r>
+      <w:r>
+        <w:t xml:space="preserve"> </w:t>
+      </w:r>
+      <w:r>
+        <w:t xml:space="preserve">冒</w:t>
+      </w:r>
+      <w:r>
+        <w:t xml:space="preserve"> </w:t>
+      </w:r>
+      <w:r>
+        <w:t xml:space="preserve">is taken, there is a Turkic precedent</w:t>
+      </w:r>
+      <w:r>
+        <w:t xml:space="preserve"> </w:t>
+      </w:r>
+      <w:r>
+        <w:t xml:space="preserve">for that character writing</w:t>
+      </w:r>
+      <w:r>
+        <w:t xml:space="preserve"> </w:t>
+      </w:r>
+      <w:r>
+        <w:rPr>
+          <w:iCs/>
+          <w:i/>
+        </w:rPr>
+        <w:t xml:space="preserve">bögü</w:t>
+      </w:r>
+      <w:r>
+        <w:t xml:space="preserve">.</w:t>
+      </w:r>
+    </w:p>
+    <w:p>
+      <w:pPr>
+        <w:pStyle w:val="BodyText"/>
+      </w:pPr>
       <w:r>
         <w:rPr>
           <w:bCs/>
           <w:b/>
         </w:rPr>
-        <w:t xml:space="preserve">written</w:t>
-      </w:r>
-      <w:r>
-        <w:t xml:space="preserve">: the</w:t>
-      </w:r>
-      <w:r>
-        <w:t xml:space="preserve"> </w:t>
-      </w:r>
-      <w:r>
-        <w:t xml:space="preserve">-k</w:t>
-      </w:r>
-      <w:r>
-        <w:t xml:space="preserve"> </w:t>
-      </w:r>
-      <w:r>
-        <w:t xml:space="preserve">of</w:t>
+        <w:t xml:space="preserve">Each step of that is separately licensed by the corpora.</w:t>
+      </w:r>
+      <w:r>
+        <w:t xml:space="preserve"> </w:t>
+      </w:r>
+      <w:r>
+        <w:t xml:space="preserve">The</w:t>
+      </w:r>
+      <w:r>
+        <w:t xml:space="preserve"> </w:t>
+      </w:r>
+      <w:r>
+        <w:t xml:space="preserve">m-</w:t>
+      </w:r>
+      <w:r>
+        <w:t xml:space="preserve"> </w:t>
+      </w:r>
+      <w:r>
+        <w:t xml:space="preserve">for a source</w:t>
+      </w:r>
+      <w:r>
+        <w:t xml:space="preserve"> </w:t>
+      </w:r>
+      <w:r>
+        <w:t xml:space="preserve">b-</w:t>
+      </w:r>
+      <w:r>
+        <w:t xml:space="preserve"> </w:t>
+      </w:r>
+      <w:r>
+        <w:t xml:space="preserve">is 3 of 22 in the Later Han</w:t>
+      </w:r>
+      <w:r>
+        <w:t xml:space="preserve"> </w:t>
+      </w:r>
+      <w:r>
+        <w:t xml:space="preserve">layer, 13.6% (§8.1). One character covering two source syllables, with a written stop coda doing</w:t>
+      </w:r>
+      <w:r>
+        <w:t xml:space="preserve"> </w:t>
+      </w:r>
+      <w:r>
+        <w:t xml:space="preserve">the compressing, occurs only in 47 of the 1,017 verified pairs:</w:t>
+      </w:r>
+      <w:r>
+        <w:t xml:space="preserve"> </w:t>
+      </w:r>
+      <w:r>
+        <w:t xml:space="preserve">竭</w:t>
+      </w:r>
+      <w:r>
+        <w:t xml:space="preserve"> </w:t>
+      </w:r>
+      <w:r>
+        <w:t xml:space="preserve">for</w:t>
+      </w:r>
+      <w:r>
+        <w:t xml:space="preserve"> </w:t>
+      </w:r>
+      <w:r>
+        <w:rPr>
+          <w:iCs/>
+          <w:i/>
+        </w:rPr>
+        <w:t xml:space="preserve">-gata</w:t>
+      </w:r>
+      <w:r>
+        <w:t xml:space="preserve"> </w:t>
+      </w:r>
+      <w:r>
+        <w:t xml:space="preserve">in</w:t>
+      </w:r>
+      <w:r>
+        <w:t xml:space="preserve"> </w:t>
+      </w:r>
+      <w:r>
+        <w:rPr>
+          <w:iCs/>
+          <w:i/>
+        </w:rPr>
+        <w:t xml:space="preserve">tathāgata</w:t>
+      </w:r>
+      <w:r>
+        <w:t xml:space="preserve">,</w:t>
+      </w:r>
+      <w:r>
+        <w:t xml:space="preserve"> </w:t>
+      </w:r>
+      <w:r>
+        <w:t xml:space="preserve">薩</w:t>
+      </w:r>
+      <w:r>
+        <w:t xml:space="preserve"> </w:t>
+      </w:r>
+      <w:r>
+        <w:t xml:space="preserve">for</w:t>
+      </w:r>
+      <w:r>
+        <w:t xml:space="preserve"> </w:t>
+      </w:r>
+      <w:r>
+        <w:rPr>
+          <w:iCs/>
+          <w:i/>
+        </w:rPr>
+        <w:t xml:space="preserve">-sattva</w:t>
+      </w:r>
+      <w:r>
+        <w:t xml:space="preserve"> </w:t>
+      </w:r>
+      <w:r>
+        <w:t xml:space="preserve">in</w:t>
+      </w:r>
+      <w:r>
+        <w:t xml:space="preserve"> </w:t>
+      </w:r>
+      <w:r>
+        <w:rPr>
+          <w:iCs/>
+          <w:i/>
+        </w:rPr>
+        <w:t xml:space="preserve">mahāsattva</w:t>
+      </w:r>
+      <w:r>
+        <w:t xml:space="preserve">,</w:t>
+      </w:r>
+      <w:r>
+        <w:t xml:space="preserve"> </w:t>
+      </w:r>
+      <w:r>
+        <w:t xml:space="preserve">弗</w:t>
+      </w:r>
+      <w:r>
+        <w:t xml:space="preserve"> </w:t>
+      </w:r>
+      <w:r>
+        <w:t xml:space="preserve">for</w:t>
+      </w:r>
+      <w:r>
+        <w:t xml:space="preserve"> </w:t>
+      </w:r>
+      <w:r>
+        <w:rPr>
+          <w:iCs/>
+          <w:i/>
+        </w:rPr>
+        <w:t xml:space="preserve">-putra</w:t>
+      </w:r>
+      <w:r>
+        <w:t xml:space="preserve"> </w:t>
+      </w:r>
+      <w:r>
+        <w:t xml:space="preserve">in</w:t>
+      </w:r>
+      <w:r>
+        <w:t xml:space="preserve"> </w:t>
+      </w:r>
+      <w:r>
+        <w:rPr>
+          <w:iCs/>
+          <w:i/>
+        </w:rPr>
+        <w:t xml:space="preserve">śāriputra</w:t>
+      </w:r>
+      <w:r>
+        <w:t xml:space="preserve">.</w:t>
       </w:r>
       <w:r>
         <w:t xml:space="preserve"> </w:t>
@@ -10041,52 +11111,23 @@
         <w:t xml:space="preserve"> </w:t>
       </w:r>
       <w:r>
-        <w:t xml:space="preserve">and the</w:t>
-      </w:r>
-      <w:r>
-        <w:t xml:space="preserve"> </w:t>
-      </w:r>
-      <w:r>
-        <w:t xml:space="preserve">-n</w:t>
-      </w:r>
-      <w:r>
-        <w:t xml:space="preserve"> </w:t>
-      </w:r>
-      <w:r>
-        <w:t xml:space="preserve">of</w:t>
-      </w:r>
-      <w:r>
-        <w:t xml:space="preserve"> </w:t>
-      </w:r>
-      <w:r>
-        <w:t xml:space="preserve">頓</w:t>
-      </w:r>
-      <w:r>
-        <w:t xml:space="preserve"> </w:t>
-      </w:r>
-      <w:r>
-        <w:t xml:space="preserve">are on the page and must correspond</w:t>
-      </w:r>
-      <w:r>
-        <w:t xml:space="preserve"> </w:t>
-      </w:r>
-      <w:r>
-        <w:t xml:space="preserve">to something. The frame is therefore</w:t>
-      </w:r>
-      <w:r>
-        <w:t xml:space="preserve"> </w:t>
-      </w:r>
-      <w:r>
-        <w:t xml:space="preserve">b/m, k/g, t/d, n</w:t>
-      </w:r>
-      <w:r>
-        <w:t xml:space="preserve">: four consonants,</w:t>
-      </w:r>
-      <w:r>
-        <w:t xml:space="preserve"> </w:t>
-      </w:r>
-      <w:r>
-        <w:t xml:space="preserve">ending in a nasal.</w:t>
+        <w:t xml:space="preserve">for</w:t>
+      </w:r>
+      <w:r>
+        <w:t xml:space="preserve"> </w:t>
+      </w:r>
+      <w:r>
+        <w:rPr>
+          <w:iCs/>
+          <w:i/>
+        </w:rPr>
+        <w:t xml:space="preserve">bögü</w:t>
+      </w:r>
+      <w:r>
+        <w:t xml:space="preserve"> </w:t>
+      </w:r>
+      <w:r>
+        <w:t xml:space="preserve">is that same shape.</w:t>
       </w:r>
     </w:p>
     <w:p>
@@ -10098,185 +11139,208 @@
           <w:bCs/>
           <w:b/>
         </w:rPr>
-        <w:t xml:space="preserve">The first character has a documented Turkic value.</w:t>
-      </w:r>
-      <w:r>
-        <w:t xml:space="preserve"> </w:t>
-      </w:r>
-      <w:r>
-        <w:t xml:space="preserve">This is not an inference</w:t>
-      </w:r>
-      <w:r>
-        <w:t xml:space="preserve"> </w:t>
-      </w:r>
-      <w:r>
-        <w:t xml:space="preserve">from a rate. In the Later Han table</w:t>
-      </w:r>
-      <w:r>
-        <w:t xml:space="preserve"> </w:t>
-      </w:r>
-      <w:r>
-        <w:t xml:space="preserve">冒</w:t>
-      </w:r>
-      <w:r>
-        <w:t xml:space="preserve"> </w:t>
-      </w:r>
-      <w:r>
-        <w:t xml:space="preserve">and</w:t>
-      </w:r>
-      <w:r>
-        <w:t xml:space="preserve"> </w:t>
-      </w:r>
-      <w:r>
-        <w:t xml:space="preserve">默</w:t>
-      </w:r>
-      <w:r>
-        <w:t xml:space="preserve"> </w:t>
-      </w:r>
-      <w:r>
-        <w:t xml:space="preserve">have the</w:t>
-      </w:r>
-      <w:r>
-        <w:t xml:space="preserve"> </w:t>
-      </w:r>
-      <w:r>
-        <w:rPr>
-          <w:iCs/>
-          <w:i/>
-        </w:rPr>
-        <w:t xml:space="preserve">same</w:t>
-      </w:r>
-      <w:r>
-        <w:t xml:space="preserve"> </w:t>
-      </w:r>
-      <w:r>
-        <w:t xml:space="preserve">reading,</w:t>
-      </w:r>
-      <w:r>
-        <w:t xml:space="preserve"> </w:t>
-      </w:r>
-      <w:r>
-        <w:t xml:space="preserve">mək</w:t>
-      </w:r>
-      <w:r>
-        <w:t xml:space="preserve">. And</w:t>
-      </w:r>
-      <w:r>
-        <w:t xml:space="preserve"> </w:t>
-      </w:r>
-      <w:r>
-        <w:t xml:space="preserve">默</w:t>
-      </w:r>
-      <w:r>
-        <w:t xml:space="preserve">啜</w:t>
-      </w:r>
-      <w:r>
-        <w:t xml:space="preserve">, the personal name of the Türk ruler known</w:t>
-      </w:r>
-      <w:r>
-        <w:t xml:space="preserve"> </w:t>
-      </w:r>
-      <w:r>
-        <w:t xml:space="preserve">in the inscriptions as Qapaghan Qaghan, is read</w:t>
-      </w:r>
-      <w:r>
-        <w:t xml:space="preserve"> </w:t>
-      </w:r>
-      <w:r>
-        <w:rPr>
-          <w:iCs/>
-          <w:i/>
-        </w:rPr>
-        <w:t xml:space="preserve">Bögü-Çor</w:t>
-      </w:r>
-      <w:r>
-        <w:t xml:space="preserve">. So that exact Later Han syllable</w:t>
-      </w:r>
-      <w:r>
-        <w:t xml:space="preserve"> </w:t>
-      </w:r>
-      <w:r>
-        <w:t xml:space="preserve">is on record writing</w:t>
-      </w:r>
-      <w:r>
-        <w:t xml:space="preserve"> </w:t>
-      </w:r>
-      <w:r>
-        <w:rPr>
-          <w:iCs/>
-          <w:i/>
-        </w:rPr>
-        <w:t xml:space="preserve">bögü</w:t>
-      </w:r>
-      <w:r>
-        <w:t xml:space="preserve"> </w:t>
-      </w:r>
-      <w:r>
-        <w:t xml:space="preserve">in a Turkic ruler's name: the</w:t>
-      </w:r>
-      <w:r>
-        <w:t xml:space="preserve"> </w:t>
-      </w:r>
-      <w:r>
-        <w:t xml:space="preserve">m-</w:t>
-      </w:r>
-      <w:r>
-        <w:t xml:space="preserve"> </w:t>
-      </w:r>
-      <w:r>
-        <w:t xml:space="preserve">standing for the source</w:t>
-      </w:r>
-      <w:r>
-        <w:t xml:space="preserve"> </w:t>
-      </w:r>
-      <w:r>
-        <w:t xml:space="preserve">b-</w:t>
-      </w:r>
-      <w:r>
-        <w:t xml:space="preserve">, the written</w:t>
-      </w:r>
-      <w:r>
-        <w:t xml:space="preserve"> </w:t>
-      </w:r>
-      <w:r>
-        <w:t xml:space="preserve">-k</w:t>
-      </w:r>
-      <w:r>
-        <w:t xml:space="preserve"> </w:t>
-      </w:r>
-      <w:r>
-        <w:t xml:space="preserve">standing for the source</w:t>
-      </w:r>
-      <w:r>
-        <w:t xml:space="preserve"> </w:t>
-      </w:r>
-      <w:r>
-        <w:t xml:space="preserve">g</w:t>
-      </w:r>
-      <w:r>
-        <w:t xml:space="preserve">, and the final vowel of</w:t>
-      </w:r>
-      <w:r>
-        <w:t xml:space="preserve"> </w:t>
-      </w:r>
-      <w:r>
-        <w:rPr>
-          <w:iCs/>
-          <w:i/>
-        </w:rPr>
-        <w:t xml:space="preserve">bögü</w:t>
-      </w:r>
-      <w:r>
-        <w:t xml:space="preserve"> </w:t>
-      </w:r>
-      <w:r>
-        <w:t xml:space="preserve">not</w:t>
-      </w:r>
-      <w:r>
-        <w:t xml:space="preserve"> </w:t>
-      </w:r>
-      <w:r>
-        <w:t xml:space="preserve">written at all.</w:t>
+        <w:t xml:space="preserve">The second character decides the name, and it has two readings.</w:t>
+      </w:r>
+      <w:r>
+        <w:t xml:space="preserve"> </w:t>
+      </w:r>
+      <w:r>
+        <w:t xml:space="preserve">On</w:t>
+      </w:r>
+      <w:r>
+        <w:t xml:space="preserve"> </w:t>
+      </w:r>
+      <w:r>
+        <w:t xml:space="preserve">tuənᶜ</w:t>
+      </w:r>
+      <w:r>
+        <w:t xml:space="preserve"> </w:t>
+      </w:r>
+      <w:r>
+        <w:t xml:space="preserve">the frame ends in a nasal. The two lexicons then supply</w:t>
+      </w:r>
+      <w:r>
+        <w:t xml:space="preserve"> </w:t>
+      </w:r>
+      <w:r>
+        <w:rPr>
+          <w:iCs/>
+          <w:i/>
+        </w:rPr>
+        <w:t xml:space="preserve">tın</w:t>
+      </w:r>
+      <w:r>
+        <w:t xml:space="preserve"> </w:t>
+      </w:r>
+      <w:r>
+        <w:t xml:space="preserve">"spirit, breath" (Codex</w:t>
+      </w:r>
+      <w:r>
+        <w:t xml:space="preserve"> </w:t>
+      </w:r>
+      <w:r>
+        <w:rPr>
+          <w:iCs/>
+          <w:i/>
+        </w:rPr>
+        <w:t xml:space="preserve">Tin</w:t>
+      </w:r>
+      <w:r>
+        <w:t xml:space="preserve">,</w:t>
+      </w:r>
+      <w:r>
+        <w:t xml:space="preserve"> </w:t>
+      </w:r>
+      <w:r>
+        <w:rPr>
+          <w:iCs/>
+          <w:i/>
+        </w:rPr>
+        <w:t xml:space="preserve">anima</w:t>
+      </w:r>
+      <w:r>
+        <w:t xml:space="preserve">),</w:t>
+      </w:r>
+      <w:r>
+        <w:t xml:space="preserve"> </w:t>
+      </w:r>
+      <w:r>
+        <w:rPr>
+          <w:iCs/>
+          <w:i/>
+        </w:rPr>
+        <w:t xml:space="preserve">tün</w:t>
+      </w:r>
+      <w:r>
+        <w:t xml:space="preserve"> </w:t>
+      </w:r>
+      <w:r>
+        <w:t xml:space="preserve">"night" (Codex</w:t>
+      </w:r>
+      <w:r>
+        <w:t xml:space="preserve"> </w:t>
+      </w:r>
+      <w:r>
+        <w:rPr>
+          <w:iCs/>
+          <w:i/>
+        </w:rPr>
+        <w:t xml:space="preserve">Tun</w:t>
+      </w:r>
+      <w:r>
+        <w:t xml:space="preserve">,</w:t>
+      </w:r>
+      <w:r>
+        <w:t xml:space="preserve"> </w:t>
+      </w:r>
+      <w:r>
+        <w:rPr>
+          <w:iCs/>
+          <w:i/>
+        </w:rPr>
+        <w:t xml:space="preserve">nox</w:t>
+      </w:r>
+      <w:r>
+        <w:t xml:space="preserve">),</w:t>
+      </w:r>
+      <w:r>
+        <w:t xml:space="preserve"> </w:t>
+      </w:r>
+      <w:r>
+        <w:rPr>
+          <w:iCs/>
+          <w:i/>
+        </w:rPr>
+        <w:t xml:space="preserve">tan</w:t>
+      </w:r>
+      <w:r>
+        <w:t xml:space="preserve"> </w:t>
+      </w:r>
+      <w:r>
+        <w:t xml:space="preserve">"dawn" and</w:t>
+      </w:r>
+      <w:r>
+        <w:t xml:space="preserve"> </w:t>
+      </w:r>
+      <w:r>
+        <w:rPr>
+          <w:iCs/>
+          <w:i/>
+        </w:rPr>
+        <w:t xml:space="preserve">tun</w:t>
+      </w:r>
+      <w:r>
+        <w:t xml:space="preserve"> </w:t>
+      </w:r>
+      <w:r>
+        <w:t xml:space="preserve">"rest", every one of them</w:t>
+      </w:r>
+      <w:r>
+        <w:t xml:space="preserve"> </w:t>
+      </w:r>
+      <w:r>
+        <w:t xml:space="preserve">matching with nothing inserted and nothing discarded, and the name reads</w:t>
+      </w:r>
+      <w:r>
+        <w:t xml:space="preserve"> </w:t>
+      </w:r>
+      <w:r>
+        <w:rPr>
+          <w:iCs/>
+          <w:i/>
+          <w:bCs/>
+          <w:b/>
+        </w:rPr>
+        <w:t xml:space="preserve">Bögü Tın</w:t>
+      </w:r>
+      <w:r>
+        <w:t xml:space="preserve">, "sage spirit". On that branch</w:t>
+      </w:r>
+      <w:r>
+        <w:t xml:space="preserve"> </w:t>
+      </w:r>
+      <w:r>
+        <w:rPr>
+          <w:iCs/>
+          <w:i/>
+        </w:rPr>
+        <w:t xml:space="preserve">Baγatur</w:t>
+      </w:r>
+      <w:r>
+        <w:t xml:space="preserve">, the field's</w:t>
+      </w:r>
+      <w:r>
+        <w:t xml:space="preserve"> </w:t>
+      </w:r>
+      <w:r>
+        <w:t xml:space="preserve">answer for a century, fails on the one point such a frame decides cleanly: it ends in</w:t>
+      </w:r>
+      <w:r>
+        <w:t xml:space="preserve"> </w:t>
+      </w:r>
+      <w:r>
+        <w:t xml:space="preserve">-r</w:t>
+      </w:r>
+      <w:r>
+        <w:t xml:space="preserve"> </w:t>
+      </w:r>
+      <w:r>
+        <w:t xml:space="preserve">against a written</w:t>
+      </w:r>
+      <w:r>
+        <w:t xml:space="preserve"> </w:t>
+      </w:r>
+      <w:r>
+        <w:t xml:space="preserve">-n</w:t>
+      </w:r>
+      <w:r>
+        <w:t xml:space="preserve">, a spelling that occurs</w:t>
+      </w:r>
+      <w:r>
+        <w:t xml:space="preserve"> </w:t>
+      </w:r>
+      <w:r>
+        <w:t xml:space="preserve">once in 37 opportunities.</w:t>
       </w:r>
     </w:p>
     <w:p>
@@ -10284,204 +11348,166 @@
         <w:pStyle w:val="BodyText"/>
       </w:pPr>
       <w:r>
+        <w:t xml:space="preserve">On</w:t>
+      </w:r>
+      <w:r>
+        <w:t xml:space="preserve"> </w:t>
+      </w:r>
+      <w:r>
+        <w:t xml:space="preserve">tuət</w:t>
+      </w:r>
+      <w:r>
+        <w:t xml:space="preserve"> </w:t>
+      </w:r>
+      <w:r>
+        <w:t xml:space="preserve">the frame ends in a stop, and both verdicts reverse. A source</w:t>
+      </w:r>
+      <w:r>
+        <w:t xml:space="preserve"> </w:t>
+      </w:r>
+      <w:r>
+        <w:t xml:space="preserve">syllable in</w:t>
+      </w:r>
+      <w:r>
+        <w:t xml:space="preserve"> </w:t>
+      </w:r>
+      <w:r>
+        <w:t xml:space="preserve">-r</w:t>
+      </w:r>
+      <w:r>
+        <w:t xml:space="preserve"> </w:t>
+      </w:r>
+      <w:r>
+        <w:t xml:space="preserve">is written with a</w:t>
+      </w:r>
+      <w:r>
+        <w:t xml:space="preserve"> </w:t>
+      </w:r>
+      <w:r>
+        <w:t xml:space="preserve">-t</w:t>
+      </w:r>
+      <w:r>
+        <w:t xml:space="preserve"> </w:t>
+      </w:r>
+      <w:r>
+        <w:t xml:space="preserve">coda in 14</w:t>
+      </w:r>
+      <w:r>
+        <w:t xml:space="preserve"> </w:t>
+      </w:r>
+      <w:r>
+        <w:t xml:space="preserve">of those same 37 opportunities, 38%, so</w:t>
+      </w:r>
+      <w:r>
+        <w:t xml:space="preserve"> </w:t>
+      </w:r>
+      <w:r>
+        <w:rPr>
+          <w:iCs/>
+          <w:i/>
+        </w:rPr>
+        <w:t xml:space="preserve">Baγatur</w:t>
+      </w:r>
+      <w:r>
+        <w:t xml:space="preserve"> </w:t>
+      </w:r>
+      <w:r>
+        <w:t xml:space="preserve">is not merely permitted but ordinary. And</w:t>
+      </w:r>
+      <w:r>
+        <w:t xml:space="preserve"> </w:t>
+      </w:r>
+      <w:r>
+        <w:t xml:space="preserve">our own second element becomes</w:t>
+      </w:r>
+      <w:r>
+        <w:t xml:space="preserve"> </w:t>
+      </w:r>
+      <w:r>
+        <w:rPr>
+          <w:iCs/>
+          <w:i/>
+        </w:rPr>
+        <w:t xml:space="preserve">tut</w:t>
+      </w:r>
+      <w:r>
+        <w:t xml:space="preserve"> </w:t>
+      </w:r>
+      <w:r>
+        <w:t xml:space="preserve">rather than</w:t>
+      </w:r>
+      <w:r>
+        <w:t xml:space="preserve"> </w:t>
+      </w:r>
+      <w:r>
+        <w:rPr>
+          <w:iCs/>
+          <w:i/>
+        </w:rPr>
+        <w:t xml:space="preserve">tın</w:t>
+      </w:r>
+      <w:r>
+        <w:t xml:space="preserve">, which the lexicons do not</w:t>
+      </w:r>
+      <w:r>
+        <w:t xml:space="preserve"> </w:t>
+      </w:r>
+      <w:r>
+        <w:t xml:space="preserve">support in the same way.</w:t>
+      </w:r>
+    </w:p>
+    <w:p>
+      <w:pPr>
+        <w:pStyle w:val="BodyText"/>
+      </w:pPr>
+      <w:r>
         <w:rPr>
           <w:bCs/>
           <w:b/>
         </w:rPr>
-        <w:t xml:space="preserve">Each step of that is separately licensed by the corpora.</w:t>
-      </w:r>
-      <w:r>
-        <w:t xml:space="preserve"> </w:t>
-      </w:r>
-      <w:r>
-        <w:t xml:space="preserve">The</w:t>
-      </w:r>
-      <w:r>
-        <w:t xml:space="preserve"> </w:t>
-      </w:r>
-      <w:r>
-        <w:t xml:space="preserve">m-</w:t>
-      </w:r>
-      <w:r>
-        <w:t xml:space="preserve"> </w:t>
-      </w:r>
-      <w:r>
-        <w:t xml:space="preserve">for a source</w:t>
-      </w:r>
-      <w:r>
-        <w:t xml:space="preserve"> </w:t>
-      </w:r>
-      <w:r>
-        <w:t xml:space="preserve">b-</w:t>
-      </w:r>
-      <w:r>
-        <w:t xml:space="preserve"> </w:t>
-      </w:r>
-      <w:r>
-        <w:t xml:space="preserve">is 3 of 22 in the Later Han</w:t>
-      </w:r>
-      <w:r>
-        <w:t xml:space="preserve"> </w:t>
-      </w:r>
-      <w:r>
-        <w:t xml:space="preserve">layer, 13.6% (§8.1). One character covering two source syllables, with a written stop coda doing</w:t>
-      </w:r>
-      <w:r>
-        <w:t xml:space="preserve"> </w:t>
-      </w:r>
-      <w:r>
-        <w:t xml:space="preserve">the compressing, occurs only in 47 of the 1,017 verified pairs:</w:t>
-      </w:r>
-      <w:r>
-        <w:t xml:space="preserve"> </w:t>
-      </w:r>
-      <w:r>
-        <w:t xml:space="preserve">竭</w:t>
-      </w:r>
-      <w:r>
-        <w:t xml:space="preserve"> </w:t>
-      </w:r>
-      <w:r>
-        <w:t xml:space="preserve">for</w:t>
-      </w:r>
-      <w:r>
-        <w:t xml:space="preserve"> </w:t>
-      </w:r>
-      <w:r>
-        <w:rPr>
-          <w:iCs/>
-          <w:i/>
-        </w:rPr>
-        <w:t xml:space="preserve">-gata</w:t>
-      </w:r>
-      <w:r>
-        <w:t xml:space="preserve"> </w:t>
-      </w:r>
-      <w:r>
-        <w:t xml:space="preserve">in</w:t>
-      </w:r>
-      <w:r>
-        <w:t xml:space="preserve"> </w:t>
-      </w:r>
-      <w:r>
-        <w:rPr>
-          <w:iCs/>
-          <w:i/>
-        </w:rPr>
-        <w:t xml:space="preserve">tathāgata</w:t>
-      </w:r>
-      <w:r>
-        <w:t xml:space="preserve">,</w:t>
-      </w:r>
-      <w:r>
-        <w:t xml:space="preserve"> </w:t>
-      </w:r>
-      <w:r>
-        <w:t xml:space="preserve">薩</w:t>
-      </w:r>
-      <w:r>
-        <w:t xml:space="preserve"> </w:t>
-      </w:r>
-      <w:r>
-        <w:t xml:space="preserve">for</w:t>
-      </w:r>
-      <w:r>
-        <w:t xml:space="preserve"> </w:t>
-      </w:r>
-      <w:r>
-        <w:rPr>
-          <w:iCs/>
-          <w:i/>
-        </w:rPr>
-        <w:t xml:space="preserve">-sattva</w:t>
-      </w:r>
-      <w:r>
-        <w:t xml:space="preserve"> </w:t>
-      </w:r>
-      <w:r>
-        <w:t xml:space="preserve">in</w:t>
-      </w:r>
-      <w:r>
-        <w:t xml:space="preserve"> </w:t>
-      </w:r>
-      <w:r>
-        <w:rPr>
-          <w:iCs/>
-          <w:i/>
-        </w:rPr>
-        <w:t xml:space="preserve">mahāsattva</w:t>
-      </w:r>
-      <w:r>
-        <w:t xml:space="preserve">,</w:t>
-      </w:r>
-      <w:r>
-        <w:t xml:space="preserve"> </w:t>
-      </w:r>
-      <w:r>
-        <w:t xml:space="preserve">弗</w:t>
-      </w:r>
-      <w:r>
-        <w:t xml:space="preserve"> </w:t>
-      </w:r>
-      <w:r>
-        <w:t xml:space="preserve">for</w:t>
-      </w:r>
-      <w:r>
-        <w:t xml:space="preserve"> </w:t>
-      </w:r>
-      <w:r>
-        <w:rPr>
-          <w:iCs/>
-          <w:i/>
-        </w:rPr>
-        <w:t xml:space="preserve">-putra</w:t>
-      </w:r>
-      <w:r>
-        <w:t xml:space="preserve"> </w:t>
-      </w:r>
-      <w:r>
-        <w:t xml:space="preserve">in</w:t>
-      </w:r>
-      <w:r>
-        <w:t xml:space="preserve"> </w:t>
-      </w:r>
-      <w:r>
-        <w:rPr>
-          <w:iCs/>
-          <w:i/>
-        </w:rPr>
-        <w:t xml:space="preserve">śāriputra</w:t>
-      </w:r>
-      <w:r>
-        <w:t xml:space="preserve">.</w:t>
-      </w:r>
-      <w:r>
-        <w:t xml:space="preserve"> </w:t>
-      </w:r>
-      <w:r>
-        <w:t xml:space="preserve">冒</w:t>
-      </w:r>
-      <w:r>
-        <w:t xml:space="preserve"> </w:t>
-      </w:r>
-      <w:r>
-        <w:t xml:space="preserve">for</w:t>
-      </w:r>
-      <w:r>
-        <w:t xml:space="preserve"> </w:t>
-      </w:r>
-      <w:r>
-        <w:rPr>
-          <w:iCs/>
-          <w:i/>
-        </w:rPr>
-        <w:t xml:space="preserve">bögü</w:t>
-      </w:r>
-      <w:r>
-        <w:t xml:space="preserve"> </w:t>
-      </w:r>
-      <w:r>
-        <w:t xml:space="preserve">is that same shape.</w:t>
+        <w:t xml:space="preserve">The disagreement is smaller than it looks, and it is not phonological.</w:t>
+      </w:r>
+      <w:r>
+        <w:t xml:space="preserve"> </w:t>
+      </w:r>
+      <w:r>
+        <w:t xml:space="preserve">Two</w:t>
+      </w:r>
+      <w:r>
+        <w:t xml:space="preserve"> </w:t>
+      </w:r>
+      <w:r>
+        <w:t xml:space="preserve">readings of the founder's name have stood against each other for a century. They do not rest on</w:t>
+      </w:r>
+      <w:r>
+        <w:t xml:space="preserve"> </w:t>
+      </w:r>
+      <w:r>
+        <w:t xml:space="preserve">different views of Later Han phonology, of what a Chinese scribe would do, or of Turkic word</w:t>
+      </w:r>
+      <w:r>
+        <w:t xml:space="preserve"> </w:t>
+      </w:r>
+      <w:r>
+        <w:t xml:space="preserve">formation. They rest on which of two rows of Schuessler's table is taken for one character, and</w:t>
+      </w:r>
+      <w:r>
+        <w:t xml:space="preserve"> </w:t>
+      </w:r>
+      <w:r>
+        <w:t xml:space="preserve">the transcription evidence cannot choose between them, because both rows describe the same</w:t>
+      </w:r>
+      <w:r>
+        <w:t xml:space="preserve"> </w:t>
+      </w:r>
+      <w:r>
+        <w:t xml:space="preserve">character on the same page. What the channel contributes here is not a reading but the location</w:t>
+      </w:r>
+      <w:r>
+        <w:t xml:space="preserve"> </w:t>
+      </w:r>
+      <w:r>
+        <w:t xml:space="preserve">of the disagreement.</w:t>
       </w:r>
     </w:p>
     <w:p>
@@ -10489,11 +11515,241 @@
         <w:pStyle w:val="BodyText"/>
       </w:pPr>
       <w:r>
+        <w:t xml:space="preserve">The conventional pronunciation of the compound,</w:t>
+      </w:r>
+      <w:r>
+        <w:t xml:space="preserve"> </w:t>
+      </w:r>
+      <w:r>
+        <w:rPr>
+          <w:iCs/>
+          <w:i/>
+        </w:rPr>
+        <w:t xml:space="preserve">Mòdú</w:t>
+      </w:r>
+      <w:r>
+        <w:t xml:space="preserve">, points to the stop rather than</w:t>
+      </w:r>
+      <w:r>
+        <w:t xml:space="preserve"> </w:t>
+      </w:r>
+      <w:r>
+        <w:t xml:space="preserve">the nasal, which favours</w:t>
+      </w:r>
+      <w:r>
+        <w:t xml:space="preserve"> </w:t>
+      </w:r>
+      <w:r>
+        <w:rPr>
+          <w:iCs/>
+          <w:i/>
+        </w:rPr>
+        <w:t xml:space="preserve">Baγatur</w:t>
+      </w:r>
+      <w:r>
+        <w:t xml:space="preserve">, and we record that rather than passing over it. It is</w:t>
+      </w:r>
+      <w:r>
+        <w:t xml:space="preserve"> </w:t>
+      </w:r>
+      <w:r>
+        <w:t xml:space="preserve">a reading tradition rather than a measurement, and it is not ours to adjudicate.</w:t>
+      </w:r>
+    </w:p>
+    <w:p>
+      <w:pPr>
+        <w:pStyle w:val="BodyText"/>
+      </w:pPr>
+      <w:r>
         <w:rPr>
           <w:bCs/>
           <w:b/>
         </w:rPr>
-        <w:t xml:space="preserve">The second character has attested candidates and needs no license at all.</w:t>
+        <w:t xml:space="preserve">Measured against the standard of §9,</w:t>
+      </w:r>
+      <w:r>
+        <w:t xml:space="preserve"> </w:t>
+      </w:r>
+      <w:r>
+        <w:t xml:space="preserve">and on the</w:t>
+      </w:r>
+      <w:r>
+        <w:t xml:space="preserve"> </w:t>
+      </w:r>
+      <w:r>
+        <w:t xml:space="preserve">tuənᶜ</w:t>
+      </w:r>
+      <w:r>
+        <w:t xml:space="preserve"> </w:t>
+      </w:r>
+      <w:r>
+        <w:t xml:space="preserve">branch only: the sense of both elements of</w:t>
+      </w:r>
+      <w:r>
+        <w:t xml:space="preserve"> </w:t>
+      </w:r>
+      <w:r>
+        <w:rPr>
+          <w:iCs/>
+          <w:i/>
+        </w:rPr>
+        <w:t xml:space="preserve">Bögü Tın</w:t>
+      </w:r>
+      <w:r>
+        <w:t xml:space="preserve"> </w:t>
+      </w:r>
+      <w:r>
+        <w:t xml:space="preserve">is</w:t>
+      </w:r>
+      <w:r>
+        <w:t xml:space="preserve"> </w:t>
+      </w:r>
+      <w:r>
+        <w:t xml:space="preserve">attested independently of any Chinese source; the morphology is the commonest Turkic name shape,</w:t>
+      </w:r>
+      <w:r>
+        <w:t xml:space="preserve"> </w:t>
+      </w:r>
+      <w:r>
+        <w:t xml:space="preserve">two nouns in apposition, as in Alp Arslan or</w:t>
+      </w:r>
+      <w:r>
+        <w:t xml:space="preserve"> </w:t>
+      </w:r>
+      <w:r>
+        <w:rPr>
+          <w:iCs/>
+          <w:i/>
+        </w:rPr>
+        <w:t xml:space="preserve">Bögü-Çor</w:t>
+      </w:r>
+      <w:r>
+        <w:t xml:space="preserve"> </w:t>
+      </w:r>
+      <w:r>
+        <w:t xml:space="preserve">itself; and the objection that</w:t>
+      </w:r>
+      <w:r>
+        <w:t xml:space="preserve"> </w:t>
+      </w:r>
+      <w:r>
+        <w:t xml:space="preserve">would have killed it, a Chinese</w:t>
+      </w:r>
+      <w:r>
+        <w:t xml:space="preserve"> </w:t>
+      </w:r>
+      <w:r>
+        <w:t xml:space="preserve">m-</w:t>
+      </w:r>
+      <w:r>
+        <w:t xml:space="preserve"> </w:t>
+      </w:r>
+      <w:r>
+        <w:t xml:space="preserve">for a foreign</w:t>
+      </w:r>
+      <w:r>
+        <w:t xml:space="preserve"> </w:t>
+      </w:r>
+      <w:r>
+        <w:t xml:space="preserve">b-</w:t>
+      </w:r>
+      <w:r>
+        <w:t xml:space="preserve">, was measured and dissolved rather than asserted away. What remains</w:t>
+      </w:r>
+      <w:r>
+        <w:t xml:space="preserve"> </w:t>
+      </w:r>
+      <w:r>
+        <w:t xml:space="preserve">unexplained is stated: the compound</w:t>
+      </w:r>
+      <w:r>
+        <w:t xml:space="preserve"> </w:t>
+      </w:r>
+      <w:r>
+        <w:rPr>
+          <w:iCs/>
+          <w:i/>
+        </w:rPr>
+        <w:t xml:space="preserve">bögü tın</w:t>
+      </w:r>
+      <w:r>
+        <w:t xml:space="preserve"> </w:t>
+      </w:r>
+      <w:r>
+        <w:t xml:space="preserve">is not itself attested, only its two halves;</w:t>
+      </w:r>
+      <w:r>
+        <w:t xml:space="preserve"> </w:t>
+      </w:r>
+      <w:r>
+        <w:t xml:space="preserve">the vowel of the second element is not recoverable, so</w:t>
+      </w:r>
+      <w:r>
+        <w:t xml:space="preserve"> </w:t>
+      </w:r>
+      <w:r>
+        <w:rPr>
+          <w:iCs/>
+          <w:i/>
+        </w:rPr>
+        <w:t xml:space="preserve">tün</w:t>
+      </w:r>
+      <w:r>
+        <w:t xml:space="preserve">,</w:t>
+      </w:r>
+      <w:r>
+        <w:t xml:space="preserve"> </w:t>
+      </w:r>
+      <w:r>
+        <w:rPr>
+          <w:iCs/>
+          <w:i/>
+        </w:rPr>
+        <w:t xml:space="preserve">tan</w:t>
+      </w:r>
+      <w:r>
+        <w:t xml:space="preserve"> </w:t>
+      </w:r>
+      <w:r>
+        <w:t xml:space="preserve">and</w:t>
+      </w:r>
+      <w:r>
+        <w:t xml:space="preserve"> </w:t>
+      </w:r>
+      <w:r>
+        <w:rPr>
+          <w:iCs/>
+          <w:i/>
+        </w:rPr>
+        <w:t xml:space="preserve">tun</w:t>
+      </w:r>
+      <w:r>
+        <w:t xml:space="preserve"> </w:t>
+      </w:r>
+      <w:r>
+        <w:t xml:space="preserve">are equally available and choosing</w:t>
+      </w:r>
+      <w:r>
+        <w:t xml:space="preserve"> </w:t>
+      </w:r>
+      <w:r>
+        <w:rPr>
+          <w:iCs/>
+          <w:i/>
+        </w:rPr>
+        <w:t xml:space="preserve">tın</w:t>
+      </w:r>
+      <w:r>
+        <w:t xml:space="preserve"> </w:t>
+      </w:r>
+      <w:r>
+        <w:t xml:space="preserve">is a semantic preference rather than a</w:t>
+      </w:r>
+      <w:r>
+        <w:t xml:space="preserve"> </w:t>
+      </w:r>
+      <w:r>
+        <w:t xml:space="preserve">phonological result; and the tone category of</w:t>
       </w:r>
       <w:r>
         <w:t xml:space="preserve"> </w:t>
@@ -10505,22 +11761,7 @@
         <w:t xml:space="preserve"> </w:t>
       </w:r>
       <w:r>
-        <w:t xml:space="preserve">tuənᶜ</w:t>
-      </w:r>
-      <w:r>
-        <w:t xml:space="preserve"> </w:t>
-      </w:r>
-      <w:r>
-        <w:t xml:space="preserve">is a dental onset with a written</w:t>
-      </w:r>
-      <w:r>
-        <w:t xml:space="preserve"> </w:t>
-      </w:r>
-      <w:r>
-        <w:t xml:space="preserve">-n</w:t>
-      </w:r>
-      <w:r>
-        <w:t xml:space="preserve">, and the two lexicons supply</w:t>
+        <w:t xml:space="preserve">is not used. We prefer</w:t>
       </w:r>
       <w:r>
         <w:t xml:space="preserve"> </w:t>
@@ -10536,113 +11777,104 @@
         <w:t xml:space="preserve"> </w:t>
       </w:r>
       <w:r>
-        <w:t xml:space="preserve">"spirit, breath" (Codex</w:t>
-      </w:r>
-      <w:r>
-        <w:t xml:space="preserve"> </w:t>
-      </w:r>
-      <w:r>
-        <w:rPr>
-          <w:iCs/>
-          <w:i/>
-        </w:rPr>
-        <w:t xml:space="preserve">Tin</w:t>
-      </w:r>
-      <w:r>
-        <w:t xml:space="preserve">,</w:t>
-      </w:r>
-      <w:r>
-        <w:t xml:space="preserve"> </w:t>
-      </w:r>
-      <w:r>
-        <w:rPr>
-          <w:iCs/>
-          <w:i/>
-        </w:rPr>
-        <w:t xml:space="preserve">anima</w:t>
-      </w:r>
-      <w:r>
-        <w:t xml:space="preserve">),</w:t>
-      </w:r>
-      <w:r>
-        <w:t xml:space="preserve"> </w:t>
-      </w:r>
-      <w:r>
-        <w:rPr>
-          <w:iCs/>
-          <w:i/>
-        </w:rPr>
-        <w:t xml:space="preserve">tün</w:t>
-      </w:r>
-      <w:r>
-        <w:t xml:space="preserve"> </w:t>
-      </w:r>
-      <w:r>
-        <w:t xml:space="preserve">"night" (Codex</w:t>
-      </w:r>
-      <w:r>
-        <w:t xml:space="preserve"> </w:t>
-      </w:r>
-      <w:r>
-        <w:rPr>
-          <w:iCs/>
-          <w:i/>
-        </w:rPr>
-        <w:t xml:space="preserve">Tun</w:t>
-      </w:r>
-      <w:r>
-        <w:t xml:space="preserve">,</w:t>
-      </w:r>
-      <w:r>
-        <w:t xml:space="preserve"> </w:t>
-      </w:r>
-      <w:r>
-        <w:rPr>
-          <w:iCs/>
-          <w:i/>
-        </w:rPr>
-        <w:t xml:space="preserve">nox</w:t>
-      </w:r>
-      <w:r>
-        <w:t xml:space="preserve">),</w:t>
-      </w:r>
-      <w:r>
-        <w:t xml:space="preserve"> </w:t>
-      </w:r>
-      <w:r>
-        <w:rPr>
-          <w:iCs/>
-          <w:i/>
-        </w:rPr>
-        <w:t xml:space="preserve">tan</w:t>
-      </w:r>
-      <w:r>
-        <w:t xml:space="preserve"> </w:t>
-      </w:r>
-      <w:r>
-        <w:t xml:space="preserve">"dawn" and</w:t>
-      </w:r>
-      <w:r>
-        <w:t xml:space="preserve"> </w:t>
-      </w:r>
-      <w:r>
-        <w:rPr>
-          <w:iCs/>
-          <w:i/>
-        </w:rPr>
-        <w:t xml:space="preserve">tun</w:t>
-      </w:r>
-      <w:r>
-        <w:t xml:space="preserve"> </w:t>
-      </w:r>
-      <w:r>
-        <w:t xml:space="preserve">"rest". Every one of them matches the frame with nothing</w:t>
-      </w:r>
-      <w:r>
-        <w:t xml:space="preserve"> </w:t>
-      </w:r>
-      <w:r>
-        <w:t xml:space="preserve">inserted and nothing discarded.</w:t>
+        <w:t xml:space="preserve">among the four because of what</w:t>
+      </w:r>
+      <w:r>
+        <w:t xml:space="preserve"> </w:t>
+      </w:r>
+      <w:r>
+        <w:rPr>
+          <w:iCs/>
+          <w:i/>
+        </w:rPr>
+        <w:t xml:space="preserve">bögü</w:t>
+      </w:r>
+      <w:r>
+        <w:t xml:space="preserve"> </w:t>
+      </w:r>
+      <w:r>
+        <w:t xml:space="preserve">is: Kāşgarî glosses it</w:t>
+      </w:r>
+      <w:r>
+        <w:t xml:space="preserve"> </w:t>
+      </w:r>
+      <w:r>
+        <w:rPr>
+          <w:iCs/>
+          <w:i/>
+        </w:rPr>
+        <w:t xml:space="preserve">bilgin, akıllı, hakim</w:t>
+      </w:r>
+      <w:r>
+        <w:t xml:space="preserve">. Clauson says the word "seems to connote both wisdom and mysterious</w:t>
+      </w:r>
+      <w:r>
+        <w:t xml:space="preserve"> </w:t>
+      </w:r>
+      <w:r>
+        <w:t xml:space="preserve">spiritual power", and it was borrowed early into Mongolian as</w:t>
+      </w:r>
+      <w:r>
+        <w:t xml:space="preserve"> </w:t>
+      </w:r>
+      <w:r>
+        <w:rPr>
+          <w:iCs/>
+          <w:i/>
+        </w:rPr>
+        <w:t xml:space="preserve">böge</w:t>
+      </w:r>
+      <w:r>
+        <w:t xml:space="preserve">, the ordinary word for</w:t>
+      </w:r>
+      <w:r>
+        <w:t xml:space="preserve"> </w:t>
+      </w:r>
+      <w:r>
+        <w:t xml:space="preserve">a shaman. It appears in regnal styles across the record:</w:t>
+      </w:r>
+      <w:r>
+        <w:t xml:space="preserve"> </w:t>
+      </w:r>
+      <w:r>
+        <w:rPr>
+          <w:iCs/>
+          <w:i/>
+        </w:rPr>
+        <w:t xml:space="preserve">Teŋri Bögü Teŋriken</w:t>
+      </w:r>
+      <w:r>
+        <w:t xml:space="preserve"> </w:t>
+      </w:r>
+      <w:r>
+        <w:t xml:space="preserve">in the Old</w:t>
+      </w:r>
+      <w:r>
+        <w:t xml:space="preserve"> </w:t>
+      </w:r>
+      <w:r>
+        <w:t xml:space="preserve">Turkic inscriptions, Bögü Qaghan of the Uyghurs (</w:t>
+      </w:r>
+      <w:r>
+        <w:t xml:space="preserve">牟羽</w:t>
+      </w:r>
+      <w:r>
+        <w:t xml:space="preserve"> </w:t>
+      </w:r>
+      <w:r>
+        <w:t xml:space="preserve">in the Chinese</w:t>
+      </w:r>
+      <w:r>
+        <w:t xml:space="preserve"> </w:t>
+      </w:r>
+      <w:r>
+        <w:t xml:space="preserve">sources), and Bögü-Çor of the Türks (</w:t>
+      </w:r>
+      <w:r>
+        <w:t xml:space="preserve">默啜</w:t>
+      </w:r>
+      <w:r>
+        <w:t xml:space="preserve">).</w:t>
       </w:r>
     </w:p>
     <w:p>
@@ -10650,200 +11882,23 @@
         <w:pStyle w:val="BodyText"/>
       </w:pPr>
       <w:r>
-        <w:t xml:space="preserve">So, we read</w:t>
-      </w:r>
-      <w:r>
-        <w:t xml:space="preserve"> </w:t>
-      </w:r>
-      <w:r>
-        <w:t xml:space="preserve">冒頓</w:t>
-      </w:r>
-      <w:r>
-        <w:t xml:space="preserve"> </w:t>
-      </w:r>
-      <w:r>
-        <w:t xml:space="preserve">as</w:t>
-      </w:r>
-      <w:r>
-        <w:t xml:space="preserve"> </w:t>
-      </w:r>
-      <w:r>
-        <w:rPr>
-          <w:iCs/>
-          <w:i/>
+        <w:t xml:space="preserve">The choice is not peculiar to this name. Across the record,</w:t>
+      </w:r>
+      <w:r>
+        <w:t xml:space="preserve"> </w:t>
+      </w:r>
+      <w:r>
+        <w:rPr>
           <w:bCs/>
           <w:b/>
         </w:rPr>
-        <w:t xml:space="preserve">Bögü Tın</w:t>
-      </w:r>
-      <w:r>
-        <w:t xml:space="preserve">, "sage spirit",</w:t>
-      </w:r>
-      <w:r>
-        <w:t xml:space="preserve"> </w:t>
-      </w:r>
-      <w:r>
-        <w:t xml:space="preserve">and prefer</w:t>
-      </w:r>
-      <w:r>
-        <w:t xml:space="preserve"> </w:t>
-      </w:r>
-      <w:r>
-        <w:rPr>
-          <w:iCs/>
-          <w:i/>
-        </w:rPr>
-        <w:t xml:space="preserve">tın</w:t>
-      </w:r>
-      <w:r>
-        <w:t xml:space="preserve"> </w:t>
-      </w:r>
-      <w:r>
-        <w:t xml:space="preserve">among the four because of what</w:t>
-      </w:r>
-      <w:r>
-        <w:t xml:space="preserve"> </w:t>
-      </w:r>
-      <w:r>
-        <w:rPr>
-          <w:iCs/>
-          <w:i/>
-        </w:rPr>
-        <w:t xml:space="preserve">bögü</w:t>
-      </w:r>
-      <w:r>
-        <w:t xml:space="preserve"> </w:t>
-      </w:r>
-      <w:r>
-        <w:t xml:space="preserve">is. Kāşgarî glosses it</w:t>
-      </w:r>
-      <w:r>
-        <w:t xml:space="preserve"> </w:t>
-      </w:r>
-      <w:r>
-        <w:rPr>
-          <w:iCs/>
-          <w:i/>
-        </w:rPr>
-        <w:t xml:space="preserve">bilgin, akıllı, hakim</w:t>
-      </w:r>
-      <w:r>
-        <w:t xml:space="preserve">. Clauson says the word "seems to connote both wisdom and mysterious</w:t>
-      </w:r>
-      <w:r>
-        <w:t xml:space="preserve"> </w:t>
-      </w:r>
-      <w:r>
-        <w:t xml:space="preserve">spiritual power", and it was borrowed early into Mongolian as</w:t>
-      </w:r>
-      <w:r>
-        <w:t xml:space="preserve"> </w:t>
-      </w:r>
-      <w:r>
-        <w:rPr>
-          <w:iCs/>
-          <w:i/>
-        </w:rPr>
-        <w:t xml:space="preserve">böge</w:t>
-      </w:r>
-      <w:r>
-        <w:t xml:space="preserve">, the ordinary word for</w:t>
-      </w:r>
-      <w:r>
-        <w:t xml:space="preserve"> </w:t>
-      </w:r>
-      <w:r>
-        <w:t xml:space="preserve">a shaman. It is used in regnal styles across the record:</w:t>
-      </w:r>
-      <w:r>
-        <w:t xml:space="preserve"> </w:t>
-      </w:r>
-      <w:r>
-        <w:rPr>
-          <w:iCs/>
-          <w:i/>
-        </w:rPr>
-        <w:t xml:space="preserve">Teŋri Bögü Teŋriken</w:t>
-      </w:r>
-      <w:r>
-        <w:t xml:space="preserve">, Bögü Qaghan</w:t>
-      </w:r>
-      <w:r>
-        <w:t xml:space="preserve"> </w:t>
-      </w:r>
-      <w:r>
-        <w:t xml:space="preserve">of the Uyghurs, Bögü-Çor of the Türks. A name pairing that word with the word for spirit is</w:t>
-      </w:r>
-      <w:r>
-        <w:t xml:space="preserve"> </w:t>
-      </w:r>
-      <w:r>
-        <w:t xml:space="preserve">coherent for the founder of a steppe confederation in a way that no dictionary lookup produced. This came out of the frame.</w:t>
-      </w:r>
-    </w:p>
-    <w:p>
-      <w:pPr>
-        <w:pStyle w:val="BodyText"/>
-      </w:pPr>
+        <w:t xml:space="preserve">46 of 107 characters</w:t>
+      </w:r>
       <w:r>
         <w:rPr>
           <w:bCs/>
           <w:b/>
         </w:rPr>
-        <w:t xml:space="preserve">Measured against the standard of §9.</w:t>
-      </w:r>
-      <w:r>
-        <w:t xml:space="preserve"> </w:t>
-      </w:r>
-      <w:r>
-        <w:t xml:space="preserve">The sense of both elements is attested</w:t>
-      </w:r>
-      <w:r>
-        <w:t xml:space="preserve"> </w:t>
-      </w:r>
-      <w:r>
-        <w:t xml:space="preserve">independently of any Chinese source. The morphology is the commonest Turkic name shape, two</w:t>
-      </w:r>
-      <w:r>
-        <w:t xml:space="preserve"> </w:t>
-      </w:r>
-      <w:r>
-        <w:t xml:space="preserve">nouns in apposition, as in Alp Arslan or Bögü-Çor itself. The objections were tested rather</w:t>
-      </w:r>
-      <w:r>
-        <w:t xml:space="preserve"> </w:t>
-      </w:r>
-      <w:r>
-        <w:t xml:space="preserve">than asserted, and the one that would have killed it, a Chinese</w:t>
-      </w:r>
-      <w:r>
-        <w:t xml:space="preserve"> </w:t>
-      </w:r>
-      <w:r>
-        <w:t xml:space="preserve">m-</w:t>
-      </w:r>
-      <w:r>
-        <w:t xml:space="preserve"> </w:t>
-      </w:r>
-      <w:r>
-        <w:t xml:space="preserve">for a foreign</w:t>
-      </w:r>
-      <w:r>
-        <w:t xml:space="preserve"> </w:t>
-      </w:r>
-      <w:r>
-        <w:t xml:space="preserve">b-</w:t>
-      </w:r>
-      <w:r>
-        <w:t xml:space="preserve">, was measured and</w:t>
-      </w:r>
-      <w:r>
-        <w:t xml:space="preserve"> </w:t>
-      </w:r>
-      <w:r>
-        <w:t xml:space="preserve">dissolved. And what remains unexplained is stated:</w:t>
-      </w:r>
-      <w:r>
         <w:t xml:space="preserve"> </w:t>
       </w:r>
       <w:r>
@@ -10851,7 +11906,7 @@
           <w:bCs/>
           <w:b/>
         </w:rPr>
-        <w:t xml:space="preserve">the compound</w:t>
+        <w:t xml:space="preserve">carry more than one Later Han reading, and in all 46 the value printed in Appendix A is the</w:t>
       </w:r>
       <w:r>
         <w:rPr>
@@ -10862,108 +11917,50 @@
       </w:r>
       <w:r>
         <w:rPr>
-          <w:iCs/>
-          <w:i/>
           <w:bCs/>
           <w:b/>
         </w:rPr>
-        <w:t xml:space="preserve">bögü tın</w:t>
-      </w:r>
-      <w:r>
-        <w:rPr>
-          <w:bCs/>
-          <w:b/>
-        </w:rPr>
-        <w:t xml:space="preserve"> </w:t>
-      </w:r>
-      <w:r>
-        <w:rPr>
-          <w:bCs/>
-          <w:b/>
-        </w:rPr>
-        <w:t xml:space="preserve">is not itself attested</w:t>
-      </w:r>
-      <w:r>
-        <w:t xml:space="preserve">, only its two halves; the vowel of the second</w:t>
-      </w:r>
-      <w:r>
-        <w:t xml:space="preserve"> </w:t>
-      </w:r>
-      <w:r>
-        <w:t xml:space="preserve">element is not recoverable, so</w:t>
-      </w:r>
-      <w:r>
-        <w:t xml:space="preserve"> </w:t>
-      </w:r>
-      <w:r>
-        <w:rPr>
-          <w:iCs/>
-          <w:i/>
-        </w:rPr>
-        <w:t xml:space="preserve">tün</w:t>
-      </w:r>
-      <w:r>
-        <w:t xml:space="preserve">,</w:t>
-      </w:r>
-      <w:r>
-        <w:t xml:space="preserve"> </w:t>
-      </w:r>
-      <w:r>
-        <w:rPr>
-          <w:iCs/>
-          <w:i/>
-        </w:rPr>
-        <w:t xml:space="preserve">tan</w:t>
-      </w:r>
-      <w:r>
-        <w:t xml:space="preserve"> </w:t>
-      </w:r>
-      <w:r>
-        <w:t xml:space="preserve">and</w:t>
-      </w:r>
-      <w:r>
-        <w:t xml:space="preserve"> </w:t>
-      </w:r>
-      <w:r>
-        <w:rPr>
-          <w:iCs/>
-          <w:i/>
-        </w:rPr>
-        <w:t xml:space="preserve">tun</w:t>
-      </w:r>
-      <w:r>
-        <w:t xml:space="preserve"> </w:t>
-      </w:r>
-      <w:r>
-        <w:t xml:space="preserve">are equally available</w:t>
-      </w:r>
-      <w:r>
-        <w:t xml:space="preserve"> </w:t>
-      </w:r>
-      <w:r>
-        <w:t xml:space="preserve">and choosing</w:t>
-      </w:r>
-      <w:r>
-        <w:t xml:space="preserve"> </w:t>
-      </w:r>
-      <w:r>
-        <w:rPr>
-          <w:iCs/>
-          <w:i/>
-        </w:rPr>
-        <w:t xml:space="preserve">tın</w:t>
-      </w:r>
-      <w:r>
-        <w:t xml:space="preserve"> </w:t>
-      </w:r>
-      <w:r>
-        <w:t xml:space="preserve">is a semantic preference rather than a phonological result; and the</w:t>
-      </w:r>
-      <w:r>
-        <w:t xml:space="preserve"> </w:t>
-      </w:r>
-      <w:r>
-        <w:t xml:space="preserve">tone category of</w:t>
+        <w:t xml:space="preserve">first row of the table</w:t>
+      </w:r>
+      <w:r>
+        <w:t xml:space="preserve"> </w:t>
+      </w:r>
+      <w:r>
+        <w:t xml:space="preserve">(§11).</w:t>
+      </w:r>
+      <w:r>
+        <w:t xml:space="preserve"> </w:t>
+      </w:r>
+      <w:r>
+        <w:t xml:space="preserve">冒頓</w:t>
+      </w:r>
+      <w:r>
+        <w:t xml:space="preserve"> </w:t>
+      </w:r>
+      <w:r>
+        <w:t xml:space="preserve">is the case where that</w:t>
+      </w:r>
+      <w:r>
+        <w:t xml:space="preserve"> </w:t>
+      </w:r>
+      <w:r>
+        <w:t xml:space="preserve">choice carries the most weight. The claim this section makes is therefore bounded:</w:t>
+      </w:r>
+      <w:r>
+        <w:t xml:space="preserve"> </w:t>
+      </w:r>
+      <w:r>
+        <w:rPr>
+          <w:iCs/>
+          <w:i/>
+        </w:rPr>
+        <w:t xml:space="preserve">Bögü Tın</w:t>
+      </w:r>
+      <w:r>
+        <w:t xml:space="preserve"> </w:t>
+      </w:r>
+      <w:r>
+        <w:t xml:space="preserve">survives every test we can apply on one of the two readings of</w:t>
       </w:r>
       <w:r>
         <w:t xml:space="preserve"> </w:t>
@@ -10972,142 +11969,19 @@
         <w:t xml:space="preserve">頓</w:t>
       </w:r>
       <w:r>
-        <w:t xml:space="preserve"> </w:t>
-      </w:r>
-      <w:r>
-        <w:t xml:space="preserve">is not used.</w:t>
-      </w:r>
-    </w:p>
-    <w:p>
-      <w:pPr>
-        <w:pStyle w:val="BodyText"/>
-      </w:pPr>
-      <w:r>
-        <w:t xml:space="preserve">In comparison,</w:t>
-      </w:r>
-      <w:r>
-        <w:t xml:space="preserve"> </w:t>
-      </w:r>
-      <w:r>
-        <w:rPr>
-          <w:iCs/>
-          <w:i/>
-        </w:rPr>
-        <w:t xml:space="preserve">Baγatur</w:t>
-      </w:r>
-      <w:r>
-        <w:t xml:space="preserve">, the field's reading for a century for</w:t>
-      </w:r>
-      <w:r>
-        <w:t xml:space="preserve"> </w:t>
-      </w:r>
-      <w:r>
-        <w:t xml:space="preserve">冒頓</w:t>
-      </w:r>
-      <w:r>
-        <w:t xml:space="preserve">, fails on the one point</w:t>
-      </w:r>
-      <w:r>
-        <w:t xml:space="preserve"> </w:t>
-      </w:r>
-      <w:r>
-        <w:t xml:space="preserve">that the corpus decides cleanly: it ends in</w:t>
-      </w:r>
-      <w:r>
-        <w:t xml:space="preserve"> </w:t>
-      </w:r>
-      <w:r>
-        <w:t xml:space="preserve">-r</w:t>
-      </w:r>
-      <w:r>
-        <w:t xml:space="preserve"> </w:t>
-      </w:r>
-      <w:r>
-        <w:t xml:space="preserve">against a written</w:t>
-      </w:r>
-      <w:r>
-        <w:t xml:space="preserve"> </w:t>
-      </w:r>
-      <w:r>
-        <w:t xml:space="preserve">-n</w:t>
-      </w:r>
-      <w:r>
-        <w:t xml:space="preserve">, a spelling that occurs once in 37 opportunities, where the scribe's</w:t>
-      </w:r>
-      <w:r>
-        <w:t xml:space="preserve"> </w:t>
-      </w:r>
-      <w:r>
-        <w:t xml:space="preserve">normal choices were an open character or a</w:t>
-      </w:r>
-      <w:r>
-        <w:t xml:space="preserve"> </w:t>
-      </w:r>
-      <w:r>
-        <w:t xml:space="preserve">-t</w:t>
-      </w:r>
-      <w:r>
-        <w:t xml:space="preserve">. Our reading asks for no</w:t>
-      </w:r>
-      <w:r>
-        <w:t xml:space="preserve"> </w:t>
-      </w:r>
-      <w:r>
-        <w:t xml:space="preserve">correspondence rarer than one in seven and asks nothing at all of the final consonant.</w:t>
-      </w:r>
-    </w:p>
-    <w:p>
-      <w:pPr>
-        <w:pStyle w:val="BodyText"/>
-      </w:pPr>
-      <w:r>
-        <w:t xml:space="preserve">With §9 this section is one of only two places in this paper where a Xiongnu name is</w:t>
-      </w:r>
-      <w:r>
-        <w:t xml:space="preserve"> </w:t>
-      </w:r>
-      <w:r>
-        <w:t xml:space="preserve">read positively, and the temptation to overstate such a reading is exactly the one §6.3</w:t>
-      </w:r>
-      <w:r>
-        <w:t xml:space="preserve"> </w:t>
-      </w:r>
-      <w:r>
-        <w:t xml:space="preserve">measures. So, the claim is bounded:</w:t>
-      </w:r>
-      <w:r>
-        <w:t xml:space="preserve"> </w:t>
-      </w:r>
-      <w:r>
-        <w:rPr>
-          <w:iCs/>
-          <w:i/>
-        </w:rPr>
-        <w:t xml:space="preserve">Bögü Tın</w:t>
-      </w:r>
-      <w:r>
-        <w:t xml:space="preserve"> </w:t>
-      </w:r>
-      <w:r>
-        <w:t xml:space="preserve">is a reading that survives every test we can</w:t>
-      </w:r>
-      <w:r>
-        <w:t xml:space="preserve"> </w:t>
-      </w:r>
-      <w:r>
-        <w:t xml:space="preserve">apply, on the tightest frame in the record, and it is offered against a standard etymology that</w:t>
-      </w:r>
-      <w:r>
-        <w:t xml:space="preserve"> </w:t>
-      </w:r>
-      <w:r>
-        <w:t xml:space="preserve">does not. Whether it is right is a question for Turcology, and the material for deciding it,</w:t>
-      </w:r>
-      <w:r>
-        <w:t xml:space="preserve"> </w:t>
-      </w:r>
-      <w:r>
-        <w:t xml:space="preserve">the counts, the corpora, and the scripts, is in the repository that we provided.</w:t>
+        <w:t xml:space="preserve">, the field's reading survives on the other, and the transcription</w:t>
+      </w:r>
+      <w:r>
+        <w:t xml:space="preserve"> </w:t>
+      </w:r>
+      <w:r>
+        <w:t xml:space="preserve">evidence does not choose between them. The material for choosing, the counts, the corpora, and</w:t>
+      </w:r>
+      <w:r>
+        <w:t xml:space="preserve"> </w:t>
+      </w:r>
+      <w:r>
+        <w:t xml:space="preserve">the scripts, is in the repository that we provided.</w:t>
       </w:r>
     </w:p>
     <w:bookmarkEnd w:id="43"/>
@@ -12079,19 +12953,103 @@
         <w:t xml:space="preserve"> </w:t>
       </w:r>
       <w:r>
-        <w:t xml:space="preserve">Schuessler, Pulleyblank and Níng are three</w:t>
-      </w:r>
-      <w:r>
-        <w:t xml:space="preserve"> </w:t>
-      </w:r>
-      <w:r>
-        <w:t xml:space="preserve">scholars with three notations. So some of the apparent disagreement between them is notational rather</w:t>
-      </w:r>
-      <w:r>
-        <w:t xml:space="preserve"> </w:t>
-      </w:r>
-      <w:r>
-        <w:t xml:space="preserve">than substantive.</w:t>
+        <w:t xml:space="preserve">Schuessler, Pulleyblank and Níng are three scholars with three notations, and Baxter and Sagart</w:t>
+      </w:r>
+      <w:r>
+        <w:t xml:space="preserve"> </w:t>
+      </w:r>
+      <w:r>
+        <w:t xml:space="preserve">a fourth.</w:t>
+      </w:r>
+      <w:hyperlink w:anchor="r2">
+        <w:r>
+          <w:rPr>
+            <w:rStyle w:val="Hyperlink"/>
+            <w:vertAlign w:val="superscript"/>
+          </w:rPr>
+          <w:t xml:space="preserve">2</w:t>
+        </w:r>
+      </w:hyperlink>
+      <w:r>
+        <w:rPr>
+          <w:vertAlign w:val="superscript"/>
+        </w:rPr>
+        <w:t xml:space="preserve">,</w:t>
+      </w:r>
+      <w:hyperlink w:anchor="r19">
+        <w:r>
+          <w:rPr>
+            <w:rStyle w:val="Hyperlink"/>
+            <w:vertAlign w:val="superscript"/>
+          </w:rPr>
+          <w:t xml:space="preserve">19</w:t>
+        </w:r>
+      </w:hyperlink>
+      <w:r>
+        <w:rPr>
+          <w:vertAlign w:val="superscript"/>
+        </w:rPr>
+        <w:t xml:space="preserve">,</w:t>
+      </w:r>
+      <w:hyperlink w:anchor="r20">
+        <w:r>
+          <w:rPr>
+            <w:rStyle w:val="Hyperlink"/>
+            <w:vertAlign w:val="superscript"/>
+          </w:rPr>
+          <w:t xml:space="preserve">20</w:t>
+        </w:r>
+      </w:hyperlink>
+      <w:r>
+        <w:t xml:space="preserve"> </w:t>
+      </w:r>
+      <w:r>
+        <w:t xml:space="preserve">So some of the apparent</w:t>
+      </w:r>
+      <w:r>
+        <w:t xml:space="preserve"> </w:t>
+      </w:r>
+      <w:r>
+        <w:t xml:space="preserve">disagreement between them is notational rather than substantive. A single table is also not</w:t>
+      </w:r>
+      <w:r>
+        <w:t xml:space="preserve"> </w:t>
+      </w:r>
+      <w:r>
+        <w:t xml:space="preserve">single-valued:</w:t>
+      </w:r>
+      <w:r>
+        <w:t xml:space="preserve"> </w:t>
+      </w:r>
+      <w:r>
+        <w:rPr>
+          <w:bCs/>
+          <w:b/>
+        </w:rPr>
+        <w:t xml:space="preserve">46 of the 107 characters in the record carry more than one Later Han</w:t>
+      </w:r>
+      <w:r>
+        <w:rPr>
+          <w:bCs/>
+          <w:b/>
+        </w:rPr>
+        <w:t xml:space="preserve"> </w:t>
+      </w:r>
+      <w:r>
+        <w:rPr>
+          <w:bCs/>
+          <w:b/>
+        </w:rPr>
+        <w:t xml:space="preserve">reading</w:t>
+      </w:r>
+      <w:r>
+        <w:t xml:space="preserve">, and Appendix A prints the first tabulated row in all 46. Where the alternative</w:t>
+      </w:r>
+      <w:r>
+        <w:t xml:space="preserve"> </w:t>
+      </w:r>
+      <w:r>
+        <w:t xml:space="preserve">would change a reading it is named in the entry, and §9.2 is the case where it changes most.</w:t>
       </w:r>
     </w:p>
     <w:p>
@@ -12115,6 +13073,30 @@
       <w:r>
         <w:t xml:space="preserve">Even a perfect reconstruction would not settle ethnicity.</w:t>
       </w:r>
+      <w:hyperlink w:anchor="r16">
+        <w:r>
+          <w:rPr>
+            <w:rStyle w:val="Hyperlink"/>
+            <w:vertAlign w:val="superscript"/>
+          </w:rPr>
+          <w:t xml:space="preserve">16</w:t>
+        </w:r>
+      </w:hyperlink>
+      <w:r>
+        <w:rPr>
+          <w:vertAlign w:val="superscript"/>
+        </w:rPr>
+        <w:t xml:space="preserve">,</w:t>
+      </w:r>
+      <w:hyperlink w:anchor="r21">
+        <w:r>
+          <w:rPr>
+            <w:rStyle w:val="Hyperlink"/>
+            <w:vertAlign w:val="superscript"/>
+          </w:rPr>
+          <w:t xml:space="preserve">21</w:t>
+        </w:r>
+      </w:hyperlink>
       <w:r>
         <w:t xml:space="preserve"> </w:t>
       </w:r>
@@ -12528,7 +13510,55 @@
         <w:t xml:space="preserve"> </w:t>
       </w:r>
       <w:r>
-        <w:t xml:space="preserve">character by character. Superscript letters mark Han tone categories.</w:t>
+        <w:t xml:space="preserve">character by character. Superscript letters mark Han tone categories. A dagger,</w:t>
+      </w:r>
+      <w:r>
+        <w:t xml:space="preserve"> </w:t>
+      </w:r>
+      <w:r>
+        <w:t xml:space="preserve">†</w:t>
+      </w:r>
+      <w:r>
+        <w:t xml:space="preserve">, marks a character for which Schuessler's table gives more than one</w:t>
+      </w:r>
+      <w:r>
+        <w:t xml:space="preserve"> </w:t>
+      </w:r>
+      <w:r>
+        <w:t xml:space="preserve">Later Han reading; the first tabulated row is the one printed.</w:t>
+      </w:r>
+      <w:r>
+        <w:t xml:space="preserve"> </w:t>
+      </w:r>
+      <w:r>
+        <w:rPr>
+          <w:bCs/>
+          <w:b/>
+        </w:rPr>
+        <w:t xml:space="preserve">46 of the 107 characters</w:t>
+      </w:r>
+      <w:r>
+        <w:rPr>
+          <w:bCs/>
+          <w:b/>
+        </w:rPr>
+        <w:t xml:space="preserve"> </w:t>
+      </w:r>
+      <w:r>
+        <w:rPr>
+          <w:bCs/>
+          <w:b/>
+        </w:rPr>
+        <w:t xml:space="preserve">in the record are so marked</w:t>
+      </w:r>
+      <w:r>
+        <w:t xml:space="preserve">, and where the alternative would change a proposed reading it</w:t>
+      </w:r>
+      <w:r>
+        <w:t xml:space="preserve"> </w:t>
+      </w:r>
+      <w:r>
+        <w:t xml:space="preserve">is named in the Supplementary Material rather than left to the dagger.</w:t>
       </w:r>
       <w:r>
         <w:t xml:space="preserve"> </w:t>
@@ -12674,6 +13704,9 @@
             <w:r>
               <w:t xml:space="preserve">do mɑnᶜ</w:t>
             </w:r>
+            <w:r>
+              <w:t xml:space="preserve">†</w:t>
+            </w:r>
           </w:p>
         </w:tc>
         <w:tc>
@@ -12725,7 +13758,19 @@
               <w:jc w:val="left"/>
             </w:pPr>
             <w:r>
-              <w:t xml:space="preserve">mək tuənᶜ</w:t>
+              <w:t xml:space="preserve">mək</w:t>
+            </w:r>
+            <w:r>
+              <w:t xml:space="preserve">†</w:t>
+            </w:r>
+            <w:r>
+              <w:t xml:space="preserve"> </w:t>
+            </w:r>
+            <w:r>
+              <w:t xml:space="preserve">tuənᶜ</w:t>
+            </w:r>
+            <w:r>
+              <w:t xml:space="preserve">†</w:t>
             </w:r>
           </w:p>
         </w:tc>
@@ -12778,7 +13823,16 @@
               <w:jc w:val="left"/>
             </w:pPr>
             <w:r>
-              <w:t xml:space="preserve">kʰeiᴮ tśuk</w:t>
+              <w:t xml:space="preserve">kʰeiᴮ</w:t>
+            </w:r>
+            <w:r>
+              <w:t xml:space="preserve">†</w:t>
+            </w:r>
+            <w:r>
+              <w:t xml:space="preserve"> </w:t>
+            </w:r>
+            <w:r>
+              <w:t xml:space="preserve">tśuk</w:t>
             </w:r>
           </w:p>
         </w:tc>
@@ -12833,6 +13887,9 @@
             <w:r>
               <w:t xml:space="preserve">kun dźin</w:t>
             </w:r>
+            <w:r>
+              <w:t xml:space="preserve">†</w:t>
+            </w:r>
           </w:p>
         </w:tc>
         <w:tc>
@@ -13043,7 +14100,25 @@
               <w:jc w:val="left"/>
             </w:pPr>
             <w:r>
-              <w:t xml:space="preserve">huo lei gɑ</w:t>
+              <w:t xml:space="preserve">huo</w:t>
+            </w:r>
+            <w:r>
+              <w:t xml:space="preserve">†</w:t>
+            </w:r>
+            <w:r>
+              <w:t xml:space="preserve"> </w:t>
+            </w:r>
+            <w:r>
+              <w:t xml:space="preserve">lei</w:t>
+            </w:r>
+            <w:r>
+              <w:t xml:space="preserve">†</w:t>
+            </w:r>
+            <w:r>
+              <w:t xml:space="preserve"> </w:t>
+            </w:r>
+            <w:r>
+              <w:t xml:space="preserve">gɑ</w:t>
             </w:r>
           </w:p>
         </w:tc>
@@ -13096,7 +14171,25 @@
               <w:jc w:val="left"/>
             </w:pPr>
             <w:r>
-              <w:t xml:space="preserve">tsɑᴮ te go</w:t>
+              <w:t xml:space="preserve">tsɑᴮ</w:t>
+            </w:r>
+            <w:r>
+              <w:t xml:space="preserve">†</w:t>
+            </w:r>
+            <w:r>
+              <w:t xml:space="preserve"> </w:t>
+            </w:r>
+            <w:r>
+              <w:t xml:space="preserve">te</w:t>
+            </w:r>
+            <w:r>
+              <w:t xml:space="preserve">†</w:t>
+            </w:r>
+            <w:r>
+              <w:t xml:space="preserve"> </w:t>
+            </w:r>
+            <w:r>
+              <w:t xml:space="preserve">go</w:t>
             </w:r>
           </w:p>
         </w:tc>
@@ -13202,7 +14295,19 @@
               <w:jc w:val="left"/>
             </w:pPr>
             <w:r>
-              <w:t xml:space="preserve">gɑ janᴮ te</w:t>
+              <w:t xml:space="preserve">gɑ janᴮ</w:t>
+            </w:r>
+            <w:r>
+              <w:t xml:space="preserve">†</w:t>
+            </w:r>
+            <w:r>
+              <w:t xml:space="preserve"> </w:t>
+            </w:r>
+            <w:r>
+              <w:t xml:space="preserve">te</w:t>
+            </w:r>
+            <w:r>
+              <w:t xml:space="preserve">†</w:t>
             </w:r>
           </w:p>
         </w:tc>
@@ -13308,7 +14413,19 @@
               <w:jc w:val="left"/>
             </w:pPr>
             <w:r>
-              <w:t xml:space="preserve">ʔɔk janᴮ guo te</w:t>
+              <w:t xml:space="preserve">ʔɔk janᴮ</w:t>
+            </w:r>
+            <w:r>
+              <w:t xml:space="preserve">†</w:t>
+            </w:r>
+            <w:r>
+              <w:t xml:space="preserve"> </w:t>
+            </w:r>
+            <w:r>
+              <w:t xml:space="preserve">guo te</w:t>
+            </w:r>
+            <w:r>
+              <w:t xml:space="preserve">†</w:t>
             </w:r>
           </w:p>
         </w:tc>
@@ -13361,7 +14478,19 @@
               <w:jc w:val="left"/>
             </w:pPr>
             <w:r>
-              <w:t xml:space="preserve">hɑ gɑn ja</w:t>
+              <w:t xml:space="preserve">hɑ</w:t>
+            </w:r>
+            <w:r>
+              <w:t xml:space="preserve">†</w:t>
+            </w:r>
+            <w:r>
+              <w:t xml:space="preserve"> </w:t>
+            </w:r>
+            <w:r>
+              <w:t xml:space="preserve">gɑn ja</w:t>
+            </w:r>
+            <w:r>
+              <w:t xml:space="preserve">†</w:t>
             </w:r>
           </w:p>
         </w:tc>
@@ -13416,6 +14545,9 @@
             <w:r>
               <w:t xml:space="preserve">tśit tśe</w:t>
             </w:r>
+            <w:r>
+              <w:t xml:space="preserve">†</w:t>
+            </w:r>
           </w:p>
         </w:tc>
         <w:tc>
@@ -13469,6 +14601,9 @@
             <w:r>
               <w:t xml:space="preserve">ńɑk te</w:t>
             </w:r>
+            <w:r>
+              <w:t xml:space="preserve">†</w:t>
+            </w:r>
           </w:p>
         </w:tc>
         <w:tc>
@@ -13520,7 +14655,28 @@
               <w:jc w:val="left"/>
             </w:pPr>
             <w:r>
-              <w:t xml:space="preserve">buk ṭio lui ńɑk te</w:t>
+              <w:t xml:space="preserve">buk</w:t>
+            </w:r>
+            <w:r>
+              <w:t xml:space="preserve">†</w:t>
+            </w:r>
+            <w:r>
+              <w:t xml:space="preserve"> </w:t>
+            </w:r>
+            <w:r>
+              <w:t xml:space="preserve">ṭio lui</w:t>
+            </w:r>
+            <w:r>
+              <w:t xml:space="preserve">†</w:t>
+            </w:r>
+            <w:r>
+              <w:t xml:space="preserve"> </w:t>
+            </w:r>
+            <w:r>
+              <w:t xml:space="preserve">ńɑk te</w:t>
+            </w:r>
+            <w:r>
+              <w:t xml:space="preserve">†</w:t>
             </w:r>
           </w:p>
         </w:tc>
@@ -13573,7 +14729,19 @@
               <w:jc w:val="left"/>
             </w:pPr>
             <w:r>
-              <w:t xml:space="preserve">so gɛi ńɑk te</w:t>
+              <w:t xml:space="preserve">so</w:t>
+            </w:r>
+            <w:r>
+              <w:t xml:space="preserve">†</w:t>
+            </w:r>
+            <w:r>
+              <w:t xml:space="preserve"> </w:t>
+            </w:r>
+            <w:r>
+              <w:t xml:space="preserve">gɛi ńɑk te</w:t>
+            </w:r>
+            <w:r>
+              <w:t xml:space="preserve">†</w:t>
             </w:r>
           </w:p>
         </w:tc>
@@ -13626,7 +14794,19 @@
               <w:jc w:val="left"/>
             </w:pPr>
             <w:r>
-              <w:t xml:space="preserve">tśʰa ŋa ńɑk te</w:t>
+              <w:t xml:space="preserve">tśʰa</w:t>
+            </w:r>
+            <w:r>
+              <w:t xml:space="preserve">†</w:t>
+            </w:r>
+            <w:r>
+              <w:t xml:space="preserve"> </w:t>
+            </w:r>
+            <w:r>
+              <w:t xml:space="preserve">ŋa ńɑk te</w:t>
+            </w:r>
+            <w:r>
+              <w:t xml:space="preserve">†</w:t>
             </w:r>
           </w:p>
         </w:tc>
@@ -13681,6 +14861,9 @@
             <w:r>
               <w:t xml:space="preserve">ʔɑ tśo liu ńɑk te</w:t>
             </w:r>
+            <w:r>
+              <w:t xml:space="preserve">†</w:t>
+            </w:r>
           </w:p>
         </w:tc>
         <w:tc>
@@ -13732,7 +14915,19 @@
               <w:jc w:val="left"/>
             </w:pPr>
             <w:r>
-              <w:t xml:space="preserve">ʔɑ lui ńɑk te</w:t>
+              <w:t xml:space="preserve">ʔɑ lui</w:t>
+            </w:r>
+            <w:r>
+              <w:t xml:space="preserve">†</w:t>
+            </w:r>
+            <w:r>
+              <w:t xml:space="preserve"> </w:t>
+            </w:r>
+            <w:r>
+              <w:t xml:space="preserve">ńɑk te</w:t>
+            </w:r>
+            <w:r>
+              <w:t xml:space="preserve">†</w:t>
             </w:r>
           </w:p>
         </w:tc>
@@ -13785,7 +14980,37 @@
               <w:jc w:val="left"/>
             </w:pPr>
             <w:r>
-              <w:t xml:space="preserve">hɑ tɑ ńə śi douᴮ kou ńɑk te</w:t>
+              <w:t xml:space="preserve">hɑ</w:t>
+            </w:r>
+            <w:r>
+              <w:t xml:space="preserve">†</w:t>
+            </w:r>
+            <w:r>
+              <w:t xml:space="preserve"> </w:t>
+            </w:r>
+            <w:r>
+              <w:t xml:space="preserve">tɑ ńə</w:t>
+            </w:r>
+            <w:r>
+              <w:t xml:space="preserve">†</w:t>
+            </w:r>
+            <w:r>
+              <w:t xml:space="preserve"> </w:t>
+            </w:r>
+            <w:r>
+              <w:t xml:space="preserve">śi douᴮ</w:t>
+            </w:r>
+            <w:r>
+              <w:t xml:space="preserve">†</w:t>
+            </w:r>
+            <w:r>
+              <w:t xml:space="preserve"> </w:t>
+            </w:r>
+            <w:r>
+              <w:t xml:space="preserve">kou ńɑk te</w:t>
+            </w:r>
+            <w:r>
+              <w:t xml:space="preserve">†</w:t>
             </w:r>
           </w:p>
         </w:tc>
@@ -13840,6 +15065,9 @@
             <w:r>
               <w:t xml:space="preserve">lyan te</w:t>
             </w:r>
+            <w:r>
+              <w:t xml:space="preserve">†</w:t>
+            </w:r>
           </w:p>
         </w:tc>
         <w:tc>
@@ -13891,7 +15119,19 @@
               <w:jc w:val="left"/>
             </w:pPr>
             <w:r>
-              <w:t xml:space="preserve">kʰɨɑ lianᴮ de</w:t>
+              <w:t xml:space="preserve">kʰɨɑ lianᴮ</w:t>
+            </w:r>
+            <w:r>
+              <w:t xml:space="preserve">†</w:t>
+            </w:r>
+            <w:r>
+              <w:t xml:space="preserve"> </w:t>
+            </w:r>
+            <w:r>
+              <w:t xml:space="preserve">de</w:t>
+            </w:r>
+            <w:r>
+              <w:t xml:space="preserve">†</w:t>
             </w:r>
           </w:p>
         </w:tc>
@@ -14135,7 +15375,16 @@
               <w:jc w:val="left"/>
             </w:pPr>
             <w:r>
-              <w:t xml:space="preserve">dźan wɑ</w:t>
+              <w:t xml:space="preserve">dźan</w:t>
+            </w:r>
+            <w:r>
+              <w:t xml:space="preserve">†</w:t>
+            </w:r>
+            <w:r>
+              <w:t xml:space="preserve"> </w:t>
+            </w:r>
+            <w:r>
+              <w:t xml:space="preserve">wɑ</w:t>
             </w:r>
           </w:p>
         </w:tc>
@@ -14188,7 +15437,25 @@
               <w:jc w:val="left"/>
             </w:pPr>
             <w:r>
-              <w:t xml:space="preserve">ḍaŋ lei kuɑ dɑ dźan wɑ</w:t>
+              <w:t xml:space="preserve">ḍaŋ lei</w:t>
+            </w:r>
+            <w:r>
+              <w:t xml:space="preserve">†</w:t>
+            </w:r>
+            <w:r>
+              <w:t xml:space="preserve"> </w:t>
+            </w:r>
+            <w:r>
+              <w:t xml:space="preserve">kuɑ dɑ dźan</w:t>
+            </w:r>
+            <w:r>
+              <w:t xml:space="preserve">†</w:t>
+            </w:r>
+            <w:r>
+              <w:t xml:space="preserve"> </w:t>
+            </w:r>
+            <w:r>
+              <w:t xml:space="preserve">wɑ</w:t>
             </w:r>
           </w:p>
         </w:tc>
@@ -14243,6 +15510,9 @@
             <w:r>
               <w:t xml:space="preserve">ḍaŋ lei</w:t>
             </w:r>
+            <w:r>
+              <w:t xml:space="preserve">†</w:t>
+            </w:r>
           </w:p>
         </w:tc>
         <w:tc>
@@ -14349,6 +15619,9 @@
             <w:r>
               <w:t xml:space="preserve">ʔɑt dźeᴮ</w:t>
             </w:r>
+            <w:r>
+              <w:t xml:space="preserve">†</w:t>
+            </w:r>
           </w:p>
         </w:tc>
         <w:tc>
@@ -14402,6 +15675,9 @@
             <w:r>
               <w:t xml:space="preserve">dɑ gɨ</w:t>
             </w:r>
+            <w:r>
+              <w:t xml:space="preserve">†</w:t>
+            </w:r>
           </w:p>
         </w:tc>
         <w:tc>
@@ -14453,7 +15729,19 @@
               <w:jc w:val="left"/>
             </w:pPr>
             <w:r>
-              <w:t xml:space="preserve">kok leᴮ</w:t>
+              <w:t xml:space="preserve">kok</w:t>
+            </w:r>
+            <w:r>
+              <w:t xml:space="preserve">†</w:t>
+            </w:r>
+            <w:r>
+              <w:t xml:space="preserve"> </w:t>
+            </w:r>
+            <w:r>
+              <w:t xml:space="preserve">leᴮ</w:t>
+            </w:r>
+            <w:r>
+              <w:t xml:space="preserve">†</w:t>
             </w:r>
           </w:p>
         </w:tc>
@@ -14506,7 +15794,16 @@
               <w:jc w:val="left"/>
             </w:pPr>
             <w:r>
-              <w:t xml:space="preserve">tɑŋ gɑᴮ</w:t>
+              <w:t xml:space="preserve">tɑŋ</w:t>
+            </w:r>
+            <w:r>
+              <w:t xml:space="preserve">†</w:t>
+            </w:r>
+            <w:r>
+              <w:t xml:space="preserve"> </w:t>
+            </w:r>
+            <w:r>
+              <w:t xml:space="preserve">gɑᴮ</w:t>
             </w:r>
           </w:p>
         </w:tc>
@@ -14612,7 +15909,16 @@
               <w:jc w:val="left"/>
             </w:pPr>
             <w:r>
-              <w:t xml:space="preserve">tsɑᴮ gɨɑ</w:t>
+              <w:t xml:space="preserve">tsɑᴮ</w:t>
+            </w:r>
+            <w:r>
+              <w:t xml:space="preserve">†</w:t>
+            </w:r>
+            <w:r>
+              <w:t xml:space="preserve"> </w:t>
+            </w:r>
+            <w:r>
+              <w:t xml:space="preserve">gɨɑ</w:t>
             </w:r>
           </w:p>
         </w:tc>
@@ -14718,7 +16024,16 @@
               <w:jc w:val="left"/>
             </w:pPr>
             <w:r>
-              <w:t xml:space="preserve">buk ṇɨk</w:t>
+              <w:t xml:space="preserve">buk</w:t>
+            </w:r>
+            <w:r>
+              <w:t xml:space="preserve">†</w:t>
+            </w:r>
+            <w:r>
+              <w:t xml:space="preserve"> </w:t>
+            </w:r>
+            <w:r>
+              <w:t xml:space="preserve">ṇɨk</w:t>
             </w:r>
           </w:p>
         </w:tc>
@@ -14824,7 +16139,16 @@
               <w:jc w:val="left"/>
             </w:pPr>
             <w:r>
-              <w:t xml:space="preserve">gɔ lok</w:t>
+              <w:t xml:space="preserve">gɔ</w:t>
+            </w:r>
+            <w:r>
+              <w:t xml:space="preserve">†</w:t>
+            </w:r>
+            <w:r>
+              <w:t xml:space="preserve"> </w:t>
+            </w:r>
+            <w:r>
+              <w:t xml:space="preserve">lok</w:t>
             </w:r>
           </w:p>
         </w:tc>
@@ -15001,7 +16325,7 @@
         <w:t xml:space="preserve"> </w:t>
       </w:r>
       <w:r>
-        <w:t xml:space="preserve">which is why that pair has carried so much of the argument. Note that the Yeniseian proposal for</w:t>
+        <w:t xml:space="preserve">which is why that pair has carried so much of the argument. The proposals for</w:t>
       </w:r>
       <w:r>
         <w:t xml:space="preserve"> </w:t>
@@ -15013,63 +16337,57 @@
         <w:t xml:space="preserve"> </w:t>
       </w:r>
       <w:r>
-        <w:t xml:space="preserve">is</w:t>
-      </w:r>
-      <w:r>
-        <w:t xml:space="preserve"> </w:t>
-      </w:r>
-      <w:r>
-        <w:rPr>
-          <w:iCs/>
-          <w:i/>
-        </w:rPr>
-        <w:t xml:space="preserve">(h)ala</w:t>
-      </w:r>
-      <w:r>
-        <w:t xml:space="preserve"> </w:t>
-      </w:r>
-      <w:r>
-        <w:t xml:space="preserve">"son" and the Turkic one</w:t>
-      </w:r>
-      <w:r>
-        <w:t xml:space="preserve"> </w:t>
-      </w:r>
-      <w:r>
-        <w:rPr>
-          <w:iCs/>
-          <w:i/>
-        </w:rPr>
-        <w:t xml:space="preserve">qut</w:t>
-      </w:r>
-      <w:r>
-        <w:t xml:space="preserve"> </w:t>
-      </w:r>
-      <w:r>
-        <w:t xml:space="preserve">"fortune";</w:t>
-      </w:r>
-      <w:r>
-        <w:t xml:space="preserve"> </w:t>
-      </w:r>
-      <w:r>
-        <w:t xml:space="preserve">the Chinese gloss</w:t>
-      </w:r>
-      <w:r>
-        <w:t xml:space="preserve"> </w:t>
-      </w:r>
-      <w:r>
-        <w:t xml:space="preserve">子</w:t>
-      </w:r>
-      <w:r>
-        <w:t xml:space="preserve"> </w:t>
-      </w:r>
-      <w:r>
-        <w:t xml:space="preserve">"son" fits the former and not the</w:t>
-      </w:r>
-      <w:r>
-        <w:t xml:space="preserve"> </w:t>
-      </w:r>
-      <w:r>
-        <w:t xml:space="preserve">latter.</w:t>
+        <w:t xml:space="preserve">do not settle it. Pulleyblank compared it with</w:t>
+      </w:r>
+      <w:r>
+        <w:t xml:space="preserve"> </w:t>
+      </w:r>
+      <w:r>
+        <w:t xml:space="preserve">Arin</w:t>
+      </w:r>
+      <w:r>
+        <w:t xml:space="preserve"> </w:t>
+      </w:r>
+      <w:r>
+        <w:rPr>
+          <w:iCs/>
+          <w:i/>
+        </w:rPr>
+        <w:t xml:space="preserve">bïkjàl</w:t>
+      </w:r>
+      <w:r>
+        <w:t xml:space="preserve"> </w:t>
+      </w:r>
+      <w:r>
+        <w:t xml:space="preserve">"son"; Vovin holds that form to be isolated within Yeniseian, the rest of the</w:t>
+      </w:r>
+      <w:r>
+        <w:t xml:space="preserve"> </w:t>
+      </w:r>
+      <w:r>
+        <w:t xml:space="preserve">family reflecting Proto-Yeniseian</w:t>
+      </w:r>
+      <w:r>
+        <w:t xml:space="preserve"> </w:t>
+      </w:r>
+      <w:r>
+        <w:rPr>
+          <w:iCs/>
+          <w:i/>
+        </w:rPr>
+        <w:t xml:space="preserve">*puʔ-b</w:t>
+      </w:r>
+      <w:r>
+        <w:t xml:space="preserve"> </w:t>
+      </w:r>
+      <w:r>
+        <w:t xml:space="preserve">"son", and finds no Altaic alternative</w:t>
+      </w:r>
+      <w:r>
+        <w:t xml:space="preserve"> </w:t>
+      </w:r>
+      <w:r>
+        <w:t xml:space="preserve">either.</w:t>
       </w:r>
       <w:hyperlink w:anchor="r27">
         <w:r>
@@ -15095,6 +16413,40 @@
           <w:t xml:space="preserve">28</w:t>
         </w:r>
       </w:hyperlink>
+      <w:r>
+        <w:t xml:space="preserve"> </w:t>
+      </w:r>
+      <w:r>
+        <w:t xml:space="preserve">The Turkic proposal,</w:t>
+      </w:r>
+      <w:r>
+        <w:t xml:space="preserve"> </w:t>
+      </w:r>
+      <w:r>
+        <w:rPr>
+          <w:iCs/>
+          <w:i/>
+        </w:rPr>
+        <w:t xml:space="preserve">qut</w:t>
+      </w:r>
+      <w:r>
+        <w:t xml:space="preserve"> </w:t>
+      </w:r>
+      <w:r>
+        <w:t xml:space="preserve">"fortune", fits the sound and not the gloss. So the one item where a Chinese gloss and</w:t>
+      </w:r>
+      <w:r>
+        <w:t xml:space="preserve"> </w:t>
+      </w:r>
+      <w:r>
+        <w:t xml:space="preserve">a Yeniseian etymology were thought to meet is contested by the leading advocate of that</w:t>
+      </w:r>
+      <w:r>
+        <w:t xml:space="preserve"> </w:t>
+      </w:r>
+      <w:r>
+        <w:t xml:space="preserve">hypothesis.</w:t>
+      </w:r>
     </w:p>
     <w:bookmarkEnd w:id="49"/>
     <w:bookmarkEnd w:id="50"/>
@@ -15190,7 +16542,7 @@
       </w:pPr>
       <w:bookmarkStart w:id="53" w:name="r3"/>
       <w:r>
-        <w:t xml:space="preserve">Bonmann, S. et al. (2025). Linguistic evidence suggests that Xiōngnú and Huns spoke the same Paleo-Siberian language.</w:t>
+        <w:t xml:space="preserve">Bonmann, S. &amp; Fries, S. (2026). Linguistic evidence suggests that Xiōngnú and Huns spoke the same Paleo-Siberian language.</w:t>
       </w:r>
       <w:r>
         <w:t xml:space="preserve"> </w:t>
@@ -15203,7 +16555,10 @@
         <w:t xml:space="preserve">Transactions of the Philological Society</w:t>
       </w:r>
       <w:r>
-        <w:t xml:space="preserve">. doi:10.1111/1467-968X.12321</w:t>
+        <w:t xml:space="preserve"> </w:t>
+      </w:r>
+      <w:r>
+        <w:t xml:space="preserve">124(1): 29–52. doi:10.1111/1467-968X.12321</w:t>
       </w:r>
       <w:bookmarkEnd w:id="53"/>
     </w:p>
@@ -15453,7 +16808,13 @@
         <w:t xml:space="preserve">kıŋrak</w:t>
       </w:r>
       <w:r>
-        <w:t xml:space="preserve">, pp. 65–70.)</w:t>
+        <w:t xml:space="preserve">, pp. 66–67, checked</w:t>
+      </w:r>
+      <w:r>
+        <w:t xml:space="preserve"> </w:t>
+      </w:r>
+      <w:r>
+        <w:t xml:space="preserve">against the text.)</w:t>
       </w:r>
       <w:bookmarkEnd w:id="61"/>
     </w:p>

--- a/docs/paper_submission_jdmdh.docx
+++ b/docs/paper_submission_jdmdh.docx
@@ -30,7 +30,7 @@
         <w:t xml:space="preserve">Computational philology · corpora · negative results</w:t>
       </w:r>
     </w:p>
-    <w:bookmarkStart w:id="82" w:name="Xfbb52beb3e52dda5b4a5e3e1eff8f0a0edd8f59"/>
+    <w:bookmarkStart w:id="83" w:name="Xfbb52beb3e52dda5b4a5e3e1eff8f0a0edd8f59"/>
     <w:p>
       <w:pPr>
         <w:pStyle w:val="Heading1"/>
@@ -280,7 +280,7 @@
           <w:iCs/>
           <w:i/>
         </w:rPr>
-        <w:t xml:space="preserve">Inakt</w:t>
+        <w:t xml:space="preserve">İnakt</w:t>
       </w:r>
       <w:r>
         <w:t xml:space="preserve"> </w:t>
@@ -5337,7 +5337,7 @@
       </w:r>
     </w:p>
     <w:bookmarkEnd w:id="37"/>
-    <w:bookmarkStart w:id="42" w:name="four-measurements-of-scribal-practice"/>
+    <w:bookmarkStart w:id="43" w:name="five-measurements-of-scribal-practice"/>
     <w:p>
       <w:pPr>
         <w:pStyle w:val="Heading2"/>
@@ -5349,7 +5349,7 @@
         <w:t xml:space="preserve"> </w:t>
       </w:r>
       <w:r>
-        <w:t xml:space="preserve">Four measurements of scribal practice</w:t>
+        <w:t xml:space="preserve">Five measurements of scribal practice</w:t>
       </w:r>
     </w:p>
     <w:bookmarkStart w:id="38" w:name="is-a-chinese-m--ever-a-foreign-b-"/>
@@ -8432,8 +8432,510 @@
       </w:r>
     </w:p>
     <w:bookmarkEnd w:id="41"/>
+    <w:bookmarkStart w:id="42" w:name="Xd995263ace90ba992e2d6d0e4ed905df91830c3"/>
+    <w:p>
+      <w:pPr>
+        <w:pStyle w:val="Heading3"/>
+      </w:pPr>
+      <w:r>
+        <w:t xml:space="preserve">8.5  Did the scribes hear the difference between Turkic</w:t>
+      </w:r>
+      <w:r>
+        <w:t xml:space="preserve"> </w:t>
+      </w:r>
+      <w:r>
+        <w:rPr>
+          <w:iCs/>
+          <w:i/>
+        </w:rPr>
+        <w:t xml:space="preserve">q</w:t>
+      </w:r>
+      <w:r>
+        <w:t xml:space="preserve"> </w:t>
+      </w:r>
+      <w:r>
+        <w:t xml:space="preserve">and</w:t>
+      </w:r>
+      <w:r>
+        <w:t xml:space="preserve"> </w:t>
+      </w:r>
+      <w:r>
+        <w:rPr>
+          <w:iCs/>
+          <w:i/>
+        </w:rPr>
+        <w:t xml:space="preserve">k</w:t>
+      </w:r>
+      <w:r>
+        <w:t xml:space="preserve">?</w:t>
+      </w:r>
+    </w:p>
+    <w:p>
+      <w:pPr>
+        <w:pStyle w:val="FirstParagraph"/>
+      </w:pPr>
+      <w:r>
+        <w:t xml:space="preserve">Turkic has two velar stops in complementary distribution with the vowel: a back</w:t>
+      </w:r>
+      <w:r>
+        <w:t xml:space="preserve"> </w:t>
+      </w:r>
+      <w:r>
+        <w:t xml:space="preserve">q</w:t>
+      </w:r>
+      <w:r>
+        <w:t xml:space="preserve"> </w:t>
+      </w:r>
+      <w:r>
+        <w:t xml:space="preserve">before</w:t>
+      </w:r>
+      <w:r>
+        <w:t xml:space="preserve"> </w:t>
+      </w:r>
+      <w:r>
+        <w:rPr>
+          <w:iCs/>
+          <w:i/>
+        </w:rPr>
+        <w:t xml:space="preserve">a, ı, o, u</w:t>
+      </w:r>
+      <w:r>
+        <w:t xml:space="preserve"> </w:t>
+      </w:r>
+      <w:r>
+        <w:t xml:space="preserve">and a front</w:t>
+      </w:r>
+      <w:r>
+        <w:t xml:space="preserve"> </w:t>
+      </w:r>
+      <w:r>
+        <w:t xml:space="preserve">k</w:t>
+      </w:r>
+      <w:r>
+        <w:t xml:space="preserve"> </w:t>
+      </w:r>
+      <w:r>
+        <w:t xml:space="preserve">before</w:t>
+      </w:r>
+      <w:r>
+        <w:t xml:space="preserve"> </w:t>
+      </w:r>
+      <w:r>
+        <w:rPr>
+          <w:iCs/>
+          <w:i/>
+        </w:rPr>
+        <w:t xml:space="preserve">e, i, ö, ü</w:t>
+      </w:r>
+      <w:r>
+        <w:t xml:space="preserve">. Chinese had no such rule, but it did have a plain and an aspirated</w:t>
+      </w:r>
+      <w:r>
+        <w:t xml:space="preserve"> </w:t>
+      </w:r>
+      <w:r>
+        <w:t xml:space="preserve">velar, and a fricative</w:t>
+      </w:r>
+      <w:r>
+        <w:t xml:space="preserve"> </w:t>
+      </w:r>
+      <w:r>
+        <w:t xml:space="preserve">h-</w:t>
+      </w:r>
+      <w:r>
+        <w:t xml:space="preserve">. Whether scribes used those to render the</w:t>
+      </w:r>
+      <w:r>
+        <w:t xml:space="preserve"> </w:t>
+      </w:r>
+      <w:r>
+        <w:t xml:space="preserve">Turkic distinction has not, so far as we have found, been counted. It cannot be counted on the</w:t>
+      </w:r>
+      <w:r>
+        <w:t xml:space="preserve"> </w:t>
+      </w:r>
+      <w:r>
+        <w:t xml:space="preserve">Later Han corpus, because Sanskrit has neither the distribution nor a uvular at all. It can be</w:t>
+      </w:r>
+      <w:r>
+        <w:t xml:space="preserve"> </w:t>
+      </w:r>
+      <w:r>
+        <w:t xml:space="preserve">counted on Ligeti's Ming glossary, where the source language is Turkic and the distinction is</w:t>
+      </w:r>
+      <w:r>
+        <w:t xml:space="preserve"> </w:t>
+      </w:r>
+      <w:r>
+        <w:t xml:space="preserve">present in every word.</w:t>
+      </w:r>
+    </w:p>
+    <w:tbl>
+      <w:tblPr>
+        <w:tblStyle w:val="Table"/>
+        <w:tblW w:type="auto" w:w="0"/>
+        <w:tblLook w:firstRow="1" w:lastRow="0" w:firstColumn="0" w:lastColumn="0" w:noHBand="0" w:noVBand="0" w:val="0020"/>
+        <w:jc w:val="start"/>
+      </w:tblPr>
+      <w:tblGrid>
+        <w:gridCol w:w="1584"/>
+        <w:gridCol w:w="1584"/>
+        <w:gridCol w:w="1584"/>
+        <w:gridCol w:w="1584"/>
+        <w:gridCol w:w="1584"/>
+      </w:tblGrid>
+      <w:tr>
+        <w:trPr>
+          <w:tblHeader w:val="true"/>
+        </w:trPr>
+        <w:tc>
+          <w:tcPr/>
+          <w:p>
+            <w:pPr>
+              <w:pStyle w:val="Compact"/>
+              <w:jc w:val="left"/>
+            </w:pPr>
+            <w:r>
+              <w:t xml:space="preserve">Turkic word-initial velar</w:t>
+            </w:r>
+          </w:p>
+        </w:tc>
+        <w:tc>
+          <w:tcPr/>
+          <w:p>
+            <w:pPr>
+              <w:pStyle w:val="Compact"/>
+              <w:jc w:val="left"/>
+            </w:pPr>
+            <w:r>
+              <w:t xml:space="preserve">aspirated</w:t>
+            </w:r>
+            <w:r>
+              <w:t xml:space="preserve"> </w:t>
+            </w:r>
+            <w:r>
+              <w:t xml:space="preserve">kʰ-</w:t>
+            </w:r>
+          </w:p>
+        </w:tc>
+        <w:tc>
+          <w:tcPr/>
+          <w:p>
+            <w:pPr>
+              <w:pStyle w:val="Compact"/>
+              <w:jc w:val="left"/>
+            </w:pPr>
+            <w:r>
+              <w:t xml:space="preserve">h-</w:t>
+            </w:r>
+          </w:p>
+        </w:tc>
+        <w:tc>
+          <w:tcPr/>
+          <w:p>
+            <w:pPr>
+              <w:pStyle w:val="Compact"/>
+              <w:jc w:val="left"/>
+            </w:pPr>
+            <w:r>
+              <w:t xml:space="preserve">plain</w:t>
+            </w:r>
+            <w:r>
+              <w:t xml:space="preserve"> </w:t>
+            </w:r>
+            <w:r>
+              <w:t xml:space="preserve">k-</w:t>
+            </w:r>
+            <w:r>
+              <w:t xml:space="preserve"> </w:t>
+            </w:r>
+            <w:r>
+              <w:t xml:space="preserve">or</w:t>
+            </w:r>
+            <w:r>
+              <w:t xml:space="preserve"> </w:t>
+            </w:r>
+            <w:r>
+              <w:t xml:space="preserve">g-</w:t>
+            </w:r>
+          </w:p>
+        </w:tc>
+        <w:tc>
+          <w:tcPr/>
+          <w:p>
+            <w:pPr>
+              <w:pStyle w:val="Compact"/>
+              <w:jc w:val="left"/>
+            </w:pPr>
+            <w:r>
+              <w:t xml:space="preserve">other</w:t>
+            </w:r>
+          </w:p>
+        </w:tc>
+      </w:tr>
+      <w:tr>
+        <w:tc>
+          <w:tcPr/>
+          <w:p>
+            <w:pPr>
+              <w:pStyle w:val="Compact"/>
+              <w:jc w:val="left"/>
+            </w:pPr>
+            <w:r>
+              <w:t xml:space="preserve">back</w:t>
+            </w:r>
+            <w:r>
+              <w:t xml:space="preserve"> </w:t>
+            </w:r>
+            <w:r>
+              <w:t xml:space="preserve">q</w:t>
+            </w:r>
+            <w:r>
+              <w:t xml:space="preserve"> </w:t>
+            </w:r>
+            <w:r>
+              <w:t xml:space="preserve"> (n=66)</w:t>
+            </w:r>
+          </w:p>
+        </w:tc>
+        <w:tc>
+          <w:tcPr/>
+          <w:p>
+            <w:pPr>
+              <w:pStyle w:val="Compact"/>
+              <w:jc w:val="left"/>
+            </w:pPr>
+            <w:r>
+              <w:t xml:space="preserve">20  (30%)</w:t>
+            </w:r>
+          </w:p>
+        </w:tc>
+        <w:tc>
+          <w:tcPr/>
+          <w:p>
+            <w:pPr>
+              <w:pStyle w:val="Compact"/>
+              <w:jc w:val="left"/>
+            </w:pPr>
+            <w:r>
+              <w:t xml:space="preserve">43  (65%)</w:t>
+            </w:r>
+          </w:p>
+        </w:tc>
+        <w:tc>
+          <w:tcPr/>
+          <w:p>
+            <w:pPr>
+              <w:pStyle w:val="Compact"/>
+              <w:jc w:val="left"/>
+            </w:pPr>
+            <w:r>
+              <w:t xml:space="preserve">2  (3%)</w:t>
+            </w:r>
+          </w:p>
+        </w:tc>
+        <w:tc>
+          <w:tcPr/>
+          <w:p>
+            <w:pPr>
+              <w:pStyle w:val="Compact"/>
+              <w:jc w:val="left"/>
+            </w:pPr>
+            <w:r>
+              <w:t xml:space="preserve">1</w:t>
+            </w:r>
+          </w:p>
+        </w:tc>
+      </w:tr>
+      <w:tr>
+        <w:tc>
+          <w:tcPr/>
+          <w:p>
+            <w:pPr>
+              <w:pStyle w:val="Compact"/>
+              <w:jc w:val="left"/>
+            </w:pPr>
+            <w:r>
+              <w:t xml:space="preserve">front</w:t>
+            </w:r>
+            <w:r>
+              <w:t xml:space="preserve"> </w:t>
+            </w:r>
+            <w:r>
+              <w:t xml:space="preserve">k</w:t>
+            </w:r>
+            <w:r>
+              <w:t xml:space="preserve"> </w:t>
+            </w:r>
+            <w:r>
+              <w:t xml:space="preserve"> (n=35)</w:t>
+            </w:r>
+          </w:p>
+        </w:tc>
+        <w:tc>
+          <w:tcPr/>
+          <w:p>
+            <w:pPr>
+              <w:pStyle w:val="Compact"/>
+              <w:jc w:val="left"/>
+            </w:pPr>
+            <w:r>
+              <w:t xml:space="preserve">31  (89%)</w:t>
+            </w:r>
+          </w:p>
+        </w:tc>
+        <w:tc>
+          <w:tcPr/>
+          <w:p>
+            <w:pPr>
+              <w:pStyle w:val="Compact"/>
+              <w:jc w:val="left"/>
+            </w:pPr>
+            <w:r>
+              <w:t xml:space="preserve">2  (6%)</w:t>
+            </w:r>
+          </w:p>
+        </w:tc>
+        <w:tc>
+          <w:tcPr/>
+          <w:p>
+            <w:pPr>
+              <w:pStyle w:val="Compact"/>
+              <w:jc w:val="left"/>
+            </w:pPr>
+            <w:r>
+              <w:t xml:space="preserve">1  (3%)</w:t>
+            </w:r>
+          </w:p>
+        </w:tc>
+        <w:tc>
+          <w:tcPr/>
+          <w:p>
+            <w:pPr>
+              <w:pStyle w:val="Compact"/>
+              <w:jc w:val="left"/>
+            </w:pPr>
+            <w:r>
+              <w:t xml:space="preserve">1</w:t>
+            </w:r>
+          </w:p>
+        </w:tc>
+      </w:tr>
+    </w:tbl>
+    <w:p>
+      <w:pPr>
+        <w:pStyle w:val="BodyText"/>
+      </w:pPr>
+      <w:r>
+        <w:t xml:space="preserve">Table 10</w:t>
+      </w:r>
+      <w:r>
+        <w:t xml:space="preserve">The two are written differently, and the</w:t>
+      </w:r>
+      <w:r>
+        <w:t xml:space="preserve"> </w:t>
+      </w:r>
+      <w:r>
+        <w:t xml:space="preserve">majorities point in opposite directions: a back</w:t>
+      </w:r>
+      <w:r>
+        <w:t xml:space="preserve"> </w:t>
+      </w:r>
+      <w:r>
+        <w:t xml:space="preserve">q</w:t>
+      </w:r>
+      <w:r>
+        <w:t xml:space="preserve"> </w:t>
+      </w:r>
+      <w:r>
+        <w:t xml:space="preserve">takes an</w:t>
+      </w:r>
+      <w:r>
+        <w:t xml:space="preserve"> </w:t>
+      </w:r>
+      <w:r>
+        <w:t xml:space="preserve">h-</w:t>
+      </w:r>
+      <w:r>
+        <w:t xml:space="preserve"> </w:t>
+      </w:r>
+      <w:r>
+        <w:t xml:space="preserve">character about two times in three, a front</w:t>
+      </w:r>
+      <w:r>
+        <w:t xml:space="preserve"> </w:t>
+      </w:r>
+      <w:r>
+        <w:t xml:space="preserve">k</w:t>
+      </w:r>
+      <w:r>
+        <w:t xml:space="preserve"> </w:t>
+      </w:r>
+      <w:r>
+        <w:t xml:space="preserve">takes an aspirated one about nine times in ten. The scribes were not treating the Turkic velar as</w:t>
+      </w:r>
+      <w:r>
+        <w:t xml:space="preserve"> </w:t>
+      </w:r>
+      <w:r>
+        <w:t xml:space="preserve">one sound.</w:t>
+      </w:r>
+      <w:r>
+        <w:t xml:space="preserve"> </w:t>
+      </w:r>
+      <w:r>
+        <w:rPr>
+          <w:bCs/>
+          <w:b/>
+        </w:rPr>
+        <w:t xml:space="preserve">The caution §7 makes in general terms applies to this table in particular.</w:t>
+      </w:r>
+      <w:r>
+        <w:t xml:space="preserve"> </w:t>
+      </w:r>
+      <w:r>
+        <w:t xml:space="preserve">It is measured on a Ming glossary, not on Han material, and we use it as a cross-period bound in the</w:t>
+      </w:r>
+      <w:r>
+        <w:t xml:space="preserve"> </w:t>
+      </w:r>
+      <w:r>
+        <w:t xml:space="preserve">same way, and for the same reason, as the front rounded vowel in Table 9: the Han corpus contains no</w:t>
+      </w:r>
+      <w:r>
+        <w:t xml:space="preserve"> </w:t>
+      </w:r>
+      <w:r>
+        <w:t xml:space="preserve">instance of the sound to be priced. What it licenses is a statement about Turkic transcription</w:t>
+      </w:r>
+      <w:r>
+        <w:t xml:space="preserve"> </w:t>
+      </w:r>
+      <w:r>
+        <w:t xml:space="preserve">practice, not about the second century BCE. Its practical use is that it separates two readings of a</w:t>
+      </w:r>
+      <w:r>
+        <w:t xml:space="preserve"> </w:t>
+      </w:r>
+      <w:r>
+        <w:t xml:space="preserve">polyphonic character: where the table gives a character both an aspirated and an</w:t>
+      </w:r>
+      <w:r>
+        <w:t xml:space="preserve"> </w:t>
+      </w:r>
+      <w:r>
+        <w:t xml:space="preserve">h-</w:t>
+      </w:r>
+      <w:r>
+        <w:t xml:space="preserve"> </w:t>
+      </w:r>
+      <w:r>
+        <w:t xml:space="preserve">value, the choice between them is no longer arbitrary.</w:t>
+      </w:r>
+    </w:p>
     <w:bookmarkEnd w:id="42"/>
-    <w:bookmarkStart w:id="45" w:name="X18e877f3e1c3d2dd8c6c1f8b8056a29434f58aa"/>
+    <w:bookmarkEnd w:id="43"/>
+    <w:bookmarkStart w:id="46" w:name="X18e877f3e1c3d2dd8c6c1f8b8056a29434f58aa"/>
     <w:p>
       <w:pPr>
         <w:pStyle w:val="Heading2"/>
@@ -9175,7 +9677,7 @@
           <w:bCs/>
           <w:b/>
         </w:rPr>
-        <w:t xml:space="preserve">Inakt</w:t>
+        <w:t xml:space="preserve">İnakt</w:t>
       </w:r>
       <w:r>
         <w:t xml:space="preserve">, "the faithful ones", and</w:t>
@@ -9571,7 +10073,7 @@
           <w:iCs/>
           <w:i/>
         </w:rPr>
-        <w:t xml:space="preserve">Inakt</w:t>
+        <w:t xml:space="preserve">İnakt</w:t>
       </w:r>
       <w:r>
         <w:t xml:space="preserve">, is in S1 too, marked as the</w:t>
@@ -9595,7 +10097,7 @@
         <w:t xml:space="preserve">quoted in support of an individual reading, the concrete form of the warning in §6.2.</w:t>
       </w:r>
     </w:p>
-    <w:bookmarkStart w:id="43" w:name="two-cases-which-are-not-ours-to-propose"/>
+    <w:bookmarkStart w:id="44" w:name="two-cases-which-are-not-ours-to-propose"/>
     <w:p>
       <w:pPr>
         <w:pStyle w:val="Heading3"/>
@@ -11359,8 +11861,8 @@
         <w:t xml:space="preserve">a use of it that the accuracy figures actually license.</w:t>
       </w:r>
     </w:p>
-    <w:bookmarkEnd w:id="43"/>
-    <w:bookmarkStart w:id="44" w:name="X0c4ba52fd95c78c09fdcd9031fd6d8d2ec1da17"/>
+    <w:bookmarkEnd w:id="44"/>
+    <w:bookmarkStart w:id="45" w:name="X0c4ba52fd95c78c09fdcd9031fd6d8d2ec1da17"/>
     <w:p>
       <w:pPr>
         <w:pStyle w:val="Heading3"/>
@@ -12959,7 +13461,7 @@
         <w:pStyle w:val="BodyText"/>
       </w:pPr>
       <w:r>
-        <w:t xml:space="preserve">Table 10</w:t>
+        <w:t xml:space="preserve">Table 11</w:t>
       </w:r>
       <w:r>
         <w:t xml:space="preserve">Each value of</w:t>
@@ -13352,7 +13854,7 @@
         <w:t xml:space="preserve"> </w:t>
       </w:r>
       <w:r>
-        <w:t xml:space="preserve">Table 10 prices only the second half of the</w:t>
+        <w:t xml:space="preserve">Table 11 prices only the second half of the</w:t>
       </w:r>
       <w:r>
         <w:t xml:space="preserve"> </w:t>
@@ -13533,7 +14035,7 @@
         <w:t xml:space="preserve"> </w:t>
       </w:r>
       <w:r>
-        <w:t xml:space="preserve">and does not reorder the rows of Table 10.</w:t>
+        <w:t xml:space="preserve">and does not reorder the rows of Table 11.</w:t>
       </w:r>
     </w:p>
     <w:p>
@@ -13641,9 +14143,9 @@
         <w:t xml:space="preserve">provided.</w:t>
       </w:r>
     </w:p>
-    <w:bookmarkEnd w:id="44"/>
     <w:bookmarkEnd w:id="45"/>
-    <w:bookmarkStart w:id="46" w:name="where-the-method-does-work"/>
+    <w:bookmarkEnd w:id="46"/>
+    <w:bookmarkStart w:id="47" w:name="where-the-method-does-work"/>
     <w:p>
       <w:pPr>
         <w:pStyle w:val="Heading2"/>
@@ -14119,7 +14621,7 @@
         <w:pStyle w:val="BodyText"/>
       </w:pPr>
       <w:r>
-        <w:t xml:space="preserve">Table 11</w:t>
+        <w:t xml:space="preserve">Table 12</w:t>
       </w:r>
       <w:r>
         <w:rPr>
@@ -14458,8 +14960,8 @@
         <w:t xml:space="preserve">against.</w:t>
       </w:r>
     </w:p>
-    <w:bookmarkEnd w:id="46"/>
-    <w:bookmarkStart w:id="47" w:name="limitations-of-this-work"/>
+    <w:bookmarkEnd w:id="47"/>
+    <w:bookmarkStart w:id="48" w:name="limitations-of-this-work"/>
     <w:p>
       <w:pPr>
         <w:pStyle w:val="Heading2"/>
@@ -14960,8 +15462,8 @@
         <w:t xml:space="preserve">conclusion.</w:t>
       </w:r>
     </w:p>
-    <w:bookmarkEnd w:id="47"/>
-    <w:bookmarkStart w:id="48" w:name="data-and-code-availability"/>
+    <w:bookmarkEnd w:id="48"/>
+    <w:bookmarkStart w:id="49" w:name="data-and-code-availability"/>
     <w:p>
       <w:pPr>
         <w:pStyle w:val="Heading2"/>
@@ -15155,7 +15657,7 @@
         <w:t xml:space="preserve"> </w:t>
       </w:r>
       <w:r>
-        <w:t xml:space="preserve">Appendix A, and every measurement file behind Tables 1–11, including</w:t>
+        <w:t xml:space="preserve">Appendix A, and every measurement file behind Tables 1–12, including</w:t>
       </w:r>
       <w:r>
         <w:t xml:space="preserve"> </w:t>
@@ -15266,8 +15768,8 @@
         </w:pict>
       </w:r>
     </w:p>
-    <w:bookmarkEnd w:id="48"/>
-    <w:bookmarkStart w:id="51" w:name="a-appendix-the-xiongnu-record"/>
+    <w:bookmarkEnd w:id="49"/>
+    <w:bookmarkStart w:id="52" w:name="a-appendix-the-xiongnu-record"/>
     <w:p>
       <w:pPr>
         <w:pStyle w:val="Heading2"/>
@@ -15361,7 +15863,7 @@
         <w:t xml:space="preserve">carry it.</w:t>
       </w:r>
     </w:p>
-    <w:bookmarkStart w:id="49" w:name="a.1-rulers-and-the-ruling-clan"/>
+    <w:bookmarkStart w:id="50" w:name="a.1-rulers-and-the-ruling-clan"/>
     <w:p>
       <w:pPr>
         <w:pStyle w:val="Heading3"/>
@@ -17033,8 +17535,8 @@
         <w:t xml:space="preserve">.</w:t>
       </w:r>
     </w:p>
-    <w:bookmarkEnd w:id="49"/>
-    <w:bookmarkStart w:id="50" w:name="a.2-titles-and-lexical-items"/>
+    <w:bookmarkEnd w:id="50"/>
+    <w:bookmarkStart w:id="51" w:name="a.2-titles-and-lexical-items"/>
     <w:p>
       <w:pPr>
         <w:pStyle w:val="Heading3"/>
@@ -18230,9 +18732,9 @@
         <w:t xml:space="preserve">hypothesis.</w:t>
       </w:r>
     </w:p>
-    <w:bookmarkEnd w:id="50"/>
     <w:bookmarkEnd w:id="51"/>
-    <w:bookmarkStart w:id="81" w:name="b-references"/>
+    <w:bookmarkEnd w:id="52"/>
+    <w:bookmarkStart w:id="82" w:name="b-references"/>
     <w:p>
       <w:pPr>
         <w:pStyle w:val="Heading2"/>
@@ -18255,7 +18757,7 @@
         </w:numPr>
         <w:pStyle w:val="Compact"/>
       </w:pPr>
-      <w:bookmarkStart w:id="52" w:name="r1"/>
+      <w:bookmarkStart w:id="53" w:name="r1"/>
       <w:r>
         <w:t xml:space="preserve">Baley, D. (2025).</w:t>
       </w:r>
@@ -18284,33 +18786,6 @@
       </w:r>
       <w:r>
         <w:t xml:space="preserve">, doi:10.5334/johd.110</w:t>
-      </w:r>
-      <w:bookmarkEnd w:id="52"/>
-    </w:p>
-    <w:p>
-      <w:pPr>
-        <w:numPr>
-          <w:ilvl w:val="0"/>
-          <w:numId w:val="1003"/>
-        </w:numPr>
-        <w:pStyle w:val="Compact"/>
-      </w:pPr>
-      <w:bookmarkStart w:id="53" w:name="r2"/>
-      <w:r>
-        <w:t xml:space="preserve">Baxter, W. H. &amp; Sagart, L. (2014).</w:t>
-      </w:r>
-      <w:r>
-        <w:t xml:space="preserve"> </w:t>
-      </w:r>
-      <w:r>
-        <w:rPr>
-          <w:iCs/>
-          <w:i/>
-        </w:rPr>
-        <w:t xml:space="preserve">Old Chinese: A New Reconstruction</w:t>
-      </w:r>
-      <w:r>
-        <w:t xml:space="preserve">. Oxford University Press.</w:t>
       </w:r>
       <w:bookmarkEnd w:id="53"/>
     </w:p>
@@ -18322,25 +18797,22 @@
         </w:numPr>
         <w:pStyle w:val="Compact"/>
       </w:pPr>
-      <w:bookmarkStart w:id="54" w:name="r3"/>
-      <w:r>
-        <w:t xml:space="preserve">Bonmann, S. &amp; Fries, S. (2026). Linguistic evidence suggests that Xiōngnú and Huns spoke the same Paleo-Siberian language.</w:t>
-      </w:r>
-      <w:r>
-        <w:t xml:space="preserve"> </w:t>
-      </w:r>
-      <w:r>
-        <w:rPr>
-          <w:iCs/>
-          <w:i/>
-        </w:rPr>
-        <w:t xml:space="preserve">Transactions of the Philological Society</w:t>
-      </w:r>
-      <w:r>
-        <w:t xml:space="preserve"> </w:t>
-      </w:r>
-      <w:r>
-        <w:t xml:space="preserve">124(1): 29–52. doi:10.1111/1467-968X.12321</w:t>
+      <w:bookmarkStart w:id="54" w:name="r2"/>
+      <w:r>
+        <w:t xml:space="preserve">Baxter, W. H. &amp; Sagart, L. (2014).</w:t>
+      </w:r>
+      <w:r>
+        <w:t xml:space="preserve"> </w:t>
+      </w:r>
+      <w:r>
+        <w:rPr>
+          <w:iCs/>
+          <w:i/>
+        </w:rPr>
+        <w:t xml:space="preserve">Old Chinese: A New Reconstruction</w:t>
+      </w:r>
+      <w:r>
+        <w:t xml:space="preserve">. Oxford University Press.</w:t>
       </w:r>
       <w:bookmarkEnd w:id="54"/>
     </w:p>
@@ -18352,22 +18824,25 @@
         </w:numPr>
         <w:pStyle w:val="Compact"/>
       </w:pPr>
-      <w:bookmarkStart w:id="55" w:name="r4"/>
-      <w:r>
-        <w:t xml:space="preserve">Clauson, G. (1972).</w:t>
-      </w:r>
-      <w:r>
-        <w:t xml:space="preserve"> </w:t>
-      </w:r>
-      <w:r>
-        <w:rPr>
-          <w:iCs/>
-          <w:i/>
-        </w:rPr>
-        <w:t xml:space="preserve">An Etymological Dictionary of Pre-Thirteenth-Century Turkish</w:t>
-      </w:r>
-      <w:r>
-        <w:t xml:space="preserve">. Oxford: Clarendon Press.</w:t>
+      <w:bookmarkStart w:id="55" w:name="r3"/>
+      <w:r>
+        <w:t xml:space="preserve">Bonmann, S. &amp; Fries, S. (2026). Linguistic evidence suggests that Xiōngnú and Huns spoke the same Paleo-Siberian language.</w:t>
+      </w:r>
+      <w:r>
+        <w:t xml:space="preserve"> </w:t>
+      </w:r>
+      <w:r>
+        <w:rPr>
+          <w:iCs/>
+          <w:i/>
+        </w:rPr>
+        <w:t xml:space="preserve">Transactions of the Philological Society</w:t>
+      </w:r>
+      <w:r>
+        <w:t xml:space="preserve"> </w:t>
+      </w:r>
+      <w:r>
+        <w:t xml:space="preserve">124(1): 29–52. doi:10.1111/1467-968X.12321</w:t>
       </w:r>
       <w:bookmarkEnd w:id="55"/>
     </w:p>
@@ -18379,22 +18854,22 @@
         </w:numPr>
         <w:pStyle w:val="Compact"/>
       </w:pPr>
-      <w:bookmarkStart w:id="56" w:name="r5"/>
-      <w:r>
-        <w:t xml:space="preserve">Doerfer, G. (1973).</w:t>
-      </w:r>
-      <w:r>
-        <w:t xml:space="preserve"> </w:t>
-      </w:r>
-      <w:r>
-        <w:rPr>
-          <w:iCs/>
-          <w:i/>
-        </w:rPr>
-        <w:t xml:space="preserve">Lautgesetz und Zufall: Betrachtungen zum Omnicomparatismus</w:t>
-      </w:r>
-      <w:r>
-        <w:t xml:space="preserve">. Innsbrucker Beiträge zur Sprachwissenschaft 10. Innsbruck.</w:t>
+      <w:bookmarkStart w:id="56" w:name="r4"/>
+      <w:r>
+        <w:t xml:space="preserve">Clauson, G. (1972).</w:t>
+      </w:r>
+      <w:r>
+        <w:t xml:space="preserve"> </w:t>
+      </w:r>
+      <w:r>
+        <w:rPr>
+          <w:iCs/>
+          <w:i/>
+        </w:rPr>
+        <w:t xml:space="preserve">An Etymological Dictionary of Pre-Thirteenth-Century Turkish</w:t>
+      </w:r>
+      <w:r>
+        <w:t xml:space="preserve">. Oxford: Clarendon Press.</w:t>
       </w:r>
       <w:bookmarkEnd w:id="56"/>
     </w:p>
@@ -18406,25 +18881,22 @@
         </w:numPr>
         <w:pStyle w:val="Compact"/>
       </w:pPr>
-      <w:bookmarkStart w:id="57" w:name="r6"/>
-      <w:r>
-        <w:t xml:space="preserve">Doerfer, G. (1973). Zur Sprache der Hunnen.</w:t>
-      </w:r>
-      <w:r>
-        <w:t xml:space="preserve"> </w:t>
-      </w:r>
-      <w:r>
-        <w:rPr>
-          <w:iCs/>
-          <w:i/>
-        </w:rPr>
-        <w:t xml:space="preserve">Central Asiatic Journal</w:t>
-      </w:r>
-      <w:r>
-        <w:t xml:space="preserve"> </w:t>
-      </w:r>
-      <w:r>
-        <w:t xml:space="preserve">17: 1–50.</w:t>
+      <w:bookmarkStart w:id="57" w:name="r5"/>
+      <w:r>
+        <w:t xml:space="preserve">Doerfer, G. (1973).</w:t>
+      </w:r>
+      <w:r>
+        <w:t xml:space="preserve"> </w:t>
+      </w:r>
+      <w:r>
+        <w:rPr>
+          <w:iCs/>
+          <w:i/>
+        </w:rPr>
+        <w:t xml:space="preserve">Lautgesetz und Zufall: Betrachtungen zum Omnicomparatismus</w:t>
+      </w:r>
+      <w:r>
+        <w:t xml:space="preserve">. Innsbrucker Beiträge zur Sprachwissenschaft 10. Innsbruck.</w:t>
       </w:r>
       <w:bookmarkEnd w:id="57"/>
     </w:p>
@@ -18436,22 +18908,25 @@
         </w:numPr>
         <w:pStyle w:val="Compact"/>
       </w:pPr>
-      <w:bookmarkStart w:id="58" w:name="r7"/>
-      <w:r>
-        <w:t xml:space="preserve">Erdal, M. (2004).</w:t>
-      </w:r>
-      <w:r>
-        <w:t xml:space="preserve"> </w:t>
-      </w:r>
-      <w:r>
-        <w:rPr>
-          <w:iCs/>
-          <w:i/>
-        </w:rPr>
-        <w:t xml:space="preserve">A Grammar of Old Turkic</w:t>
-      </w:r>
-      <w:r>
-        <w:t xml:space="preserve">. Leiden: Brill.</w:t>
+      <w:bookmarkStart w:id="58" w:name="r6"/>
+      <w:r>
+        <w:t xml:space="preserve">Doerfer, G. (1973). Zur Sprache der Hunnen.</w:t>
+      </w:r>
+      <w:r>
+        <w:t xml:space="preserve"> </w:t>
+      </w:r>
+      <w:r>
+        <w:rPr>
+          <w:iCs/>
+          <w:i/>
+        </w:rPr>
+        <w:t xml:space="preserve">Central Asiatic Journal</w:t>
+      </w:r>
+      <w:r>
+        <w:t xml:space="preserve"> </w:t>
+      </w:r>
+      <w:r>
+        <w:t xml:space="preserve">17: 1–50.</w:t>
       </w:r>
       <w:bookmarkEnd w:id="58"/>
     </w:p>
@@ -18463,41 +18938,22 @@
         </w:numPr>
         <w:pStyle w:val="Compact"/>
       </w:pPr>
-      <w:bookmarkStart w:id="59" w:name="r8"/>
-      <w:r>
-        <w:t xml:space="preserve">Georg, S. (2001). Türkisch/Mongolisch</w:t>
-      </w:r>
-      <w:r>
-        <w:t xml:space="preserve"> </w:t>
-      </w:r>
-      <w:r>
-        <w:rPr>
-          <w:iCs/>
-          <w:i/>
-        </w:rPr>
-        <w:t xml:space="preserve">tengri</w:t>
-      </w:r>
-      <w:r>
-        <w:t xml:space="preserve"> </w:t>
-      </w:r>
-      <w:r>
-        <w:t xml:space="preserve">'Himmel, Gott' und seine Herkunft.</w:t>
-      </w:r>
-      <w:r>
-        <w:t xml:space="preserve"> </w:t>
-      </w:r>
-      <w:r>
-        <w:rPr>
-          <w:iCs/>
-          <w:i/>
-        </w:rPr>
-        <w:t xml:space="preserve">Studia Etymologica Cracoviensia</w:t>
-      </w:r>
-      <w:r>
-        <w:t xml:space="preserve"> </w:t>
-      </w:r>
-      <w:r>
-        <w:t xml:space="preserve">6: 83–100.</w:t>
+      <w:bookmarkStart w:id="59" w:name="r7"/>
+      <w:r>
+        <w:t xml:space="preserve">Erdal, M. (2004).</w:t>
+      </w:r>
+      <w:r>
+        <w:t xml:space="preserve"> </w:t>
+      </w:r>
+      <w:r>
+        <w:rPr>
+          <w:iCs/>
+          <w:i/>
+        </w:rPr>
+        <w:t xml:space="preserve">A Grammar of Old Turkic</w:t>
+      </w:r>
+      <w:r>
+        <w:t xml:space="preserve">. Leiden: Brill.</w:t>
       </w:r>
       <w:bookmarkEnd w:id="59"/>
     </w:p>
@@ -18509,22 +18965,41 @@
         </w:numPr>
         <w:pStyle w:val="Compact"/>
       </w:pPr>
-      <w:bookmarkStart w:id="60" w:name="r9"/>
-      <w:r>
-        <w:t xml:space="preserve">Golden, P. B. (1992).</w:t>
-      </w:r>
-      <w:r>
-        <w:t xml:space="preserve"> </w:t>
-      </w:r>
-      <w:r>
-        <w:rPr>
-          <w:iCs/>
-          <w:i/>
-        </w:rPr>
-        <w:t xml:space="preserve">An Introduction to the History of the Turkic Peoples</w:t>
-      </w:r>
-      <w:r>
-        <w:t xml:space="preserve">. Wiesbaden: Harrassowitz. Page references are to the 2011 printing.</w:t>
+      <w:bookmarkStart w:id="60" w:name="r8"/>
+      <w:r>
+        <w:t xml:space="preserve">Georg, S. (2001). Türkisch/Mongolisch</w:t>
+      </w:r>
+      <w:r>
+        <w:t xml:space="preserve"> </w:t>
+      </w:r>
+      <w:r>
+        <w:rPr>
+          <w:iCs/>
+          <w:i/>
+        </w:rPr>
+        <w:t xml:space="preserve">tengri</w:t>
+      </w:r>
+      <w:r>
+        <w:t xml:space="preserve"> </w:t>
+      </w:r>
+      <w:r>
+        <w:t xml:space="preserve">'Himmel, Gott' und seine Herkunft.</w:t>
+      </w:r>
+      <w:r>
+        <w:t xml:space="preserve"> </w:t>
+      </w:r>
+      <w:r>
+        <w:rPr>
+          <w:iCs/>
+          <w:i/>
+        </w:rPr>
+        <w:t xml:space="preserve">Studia Etymologica Cracoviensia</w:t>
+      </w:r>
+      <w:r>
+        <w:t xml:space="preserve"> </w:t>
+      </w:r>
+      <w:r>
+        <w:t xml:space="preserve">6: 83–100.</w:t>
       </w:r>
       <w:bookmarkEnd w:id="60"/>
     </w:p>
@@ -18536,9 +19011,22 @@
         </w:numPr>
         <w:pStyle w:val="Compact"/>
       </w:pPr>
-      <w:bookmarkStart w:id="61" w:name="r10"/>
-      <w:r>
-        <w:t xml:space="preserve">Hú Zhènhuá &amp; Huáng Rùnhuá (1984). 《高昌舘杂字：明代汉文回鹘文分类词汇》. Běijīng: Mínzú chūbǎnshè.</w:t>
+      <w:bookmarkStart w:id="61" w:name="r9"/>
+      <w:r>
+        <w:t xml:space="preserve">Golden, P. B. (1992).</w:t>
+      </w:r>
+      <w:r>
+        <w:t xml:space="preserve"> </w:t>
+      </w:r>
+      <w:r>
+        <w:rPr>
+          <w:iCs/>
+          <w:i/>
+        </w:rPr>
+        <w:t xml:space="preserve">An Introduction to the History of the Turkic Peoples</w:t>
+      </w:r>
+      <w:r>
+        <w:t xml:space="preserve">. Wiesbaden: Harrassowitz. Page references are to the 2011 printing.</w:t>
       </w:r>
       <w:bookmarkEnd w:id="61"/>
     </w:p>
@@ -18550,53 +19038,9 @@
         </w:numPr>
         <w:pStyle w:val="Compact"/>
       </w:pPr>
-      <w:bookmarkStart w:id="62" w:name="r11"/>
-      <w:r>
-        <w:t xml:space="preserve">Hirth, F. (1908).</w:t>
-      </w:r>
-      <w:r>
-        <w:t xml:space="preserve"> </w:t>
-      </w:r>
-      <w:r>
-        <w:rPr>
-          <w:iCs/>
-          <w:i/>
-        </w:rPr>
-        <w:t xml:space="preserve">The Ancient History of China to the End of the Chóu Dynasty</w:t>
-      </w:r>
-      <w:r>
-        <w:t xml:space="preserve">. New York: Columbia University Press. (Comparison of</w:t>
-      </w:r>
-      <w:r>
-        <w:t xml:space="preserve"> </w:t>
-      </w:r>
-      <w:r>
-        <w:t xml:space="preserve">徑路</w:t>
-      </w:r>
-      <w:r>
-        <w:t xml:space="preserve"> </w:t>
-      </w:r>
-      <w:r>
-        <w:t xml:space="preserve">with Turkic</w:t>
-      </w:r>
-      <w:r>
-        <w:t xml:space="preserve"> </w:t>
-      </w:r>
-      <w:r>
-        <w:rPr>
-          <w:iCs/>
-          <w:i/>
-        </w:rPr>
-        <w:t xml:space="preserve">kıŋrak</w:t>
-      </w:r>
-      <w:r>
-        <w:t xml:space="preserve">, pp. 66–67, checked</w:t>
-      </w:r>
-      <w:r>
-        <w:t xml:space="preserve"> </w:t>
-      </w:r>
-      <w:r>
-        <w:t xml:space="preserve">against the text.)</w:t>
+      <w:bookmarkStart w:id="62" w:name="r10"/>
+      <w:r>
+        <w:t xml:space="preserve">Hú Zhènhuá &amp; Huáng Rùnhuá (1984). 《高昌舘杂字：明代汉文回鹘文分类词汇》. Běijīng: Mínzú chūbǎnshè.</w:t>
       </w:r>
       <w:bookmarkEnd w:id="62"/>
     </w:p>
@@ -18608,32 +19052,53 @@
         </w:numPr>
         <w:pStyle w:val="Compact"/>
       </w:pPr>
-      <w:bookmarkStart w:id="63" w:name="r12"/>
-      <w:r>
-        <w:t xml:space="preserve">Kāşgarlı Mahmud (1072–77).</w:t>
-      </w:r>
-      <w:r>
-        <w:t xml:space="preserve"> </w:t>
-      </w:r>
-      <w:r>
-        <w:rPr>
-          <w:iCs/>
-          <w:i/>
-        </w:rPr>
-        <w:t xml:space="preserve">Dīwān Lughāt al-Turk</w:t>
-      </w:r>
-      <w:r>
-        <w:t xml:space="preserve">. Index volume (</w:t>
-      </w:r>
-      <w:r>
-        <w:rPr>
-          <w:iCs/>
-          <w:i/>
-        </w:rPr>
-        <w:t xml:space="preserve">Dizin</w:t>
-      </w:r>
-      <w:r>
-        <w:t xml:space="preserve">), Türk Dil Kurumu Yayınları.</w:t>
+      <w:bookmarkStart w:id="63" w:name="r11"/>
+      <w:r>
+        <w:t xml:space="preserve">Hirth, F. (1908).</w:t>
+      </w:r>
+      <w:r>
+        <w:t xml:space="preserve"> </w:t>
+      </w:r>
+      <w:r>
+        <w:rPr>
+          <w:iCs/>
+          <w:i/>
+        </w:rPr>
+        <w:t xml:space="preserve">The Ancient History of China to the End of the Chóu Dynasty</w:t>
+      </w:r>
+      <w:r>
+        <w:t xml:space="preserve">. New York: Columbia University Press. (Comparison of</w:t>
+      </w:r>
+      <w:r>
+        <w:t xml:space="preserve"> </w:t>
+      </w:r>
+      <w:r>
+        <w:t xml:space="preserve">徑路</w:t>
+      </w:r>
+      <w:r>
+        <w:t xml:space="preserve"> </w:t>
+      </w:r>
+      <w:r>
+        <w:t xml:space="preserve">with Turkic</w:t>
+      </w:r>
+      <w:r>
+        <w:t xml:space="preserve"> </w:t>
+      </w:r>
+      <w:r>
+        <w:rPr>
+          <w:iCs/>
+          <w:i/>
+        </w:rPr>
+        <w:t xml:space="preserve">kıŋrak</w:t>
+      </w:r>
+      <w:r>
+        <w:t xml:space="preserve">, pp. 66–67, checked</w:t>
+      </w:r>
+      <w:r>
+        <w:t xml:space="preserve"> </w:t>
+      </w:r>
+      <w:r>
+        <w:t xml:space="preserve">against the text.)</w:t>
       </w:r>
       <w:bookmarkEnd w:id="63"/>
     </w:p>
@@ -18645,22 +19110,32 @@
         </w:numPr>
         <w:pStyle w:val="Compact"/>
       </w:pPr>
-      <w:bookmarkStart w:id="64" w:name="r13"/>
-      <w:r>
-        <w:t xml:space="preserve">Kergalym (2021).</w:t>
-      </w:r>
-      <w:r>
-        <w:t xml:space="preserve"> </w:t>
-      </w:r>
-      <w:r>
-        <w:rPr>
-          <w:iCs/>
-          <w:i/>
-        </w:rPr>
-        <w:t xml:space="preserve">myspell-kk</w:t>
-      </w:r>
-      <w:r>
-        <w:t xml:space="preserve">: a Myspell/Hunspell spelling dictionary for Kazakh [dataset]. github.com/kergalym/myspell-kk. 53,182 headwords; romanised on load.</w:t>
+      <w:bookmarkStart w:id="64" w:name="r12"/>
+      <w:r>
+        <w:t xml:space="preserve">Kāşgarlı Mahmud (1072–77).</w:t>
+      </w:r>
+      <w:r>
+        <w:t xml:space="preserve"> </w:t>
+      </w:r>
+      <w:r>
+        <w:rPr>
+          <w:iCs/>
+          <w:i/>
+        </w:rPr>
+        <w:t xml:space="preserve">Dīwān Lughāt al-Turk</w:t>
+      </w:r>
+      <w:r>
+        <w:t xml:space="preserve">. Index volume (</w:t>
+      </w:r>
+      <w:r>
+        <w:rPr>
+          <w:iCs/>
+          <w:i/>
+        </w:rPr>
+        <w:t xml:space="preserve">Dizin</w:t>
+      </w:r>
+      <w:r>
+        <w:t xml:space="preserve">), Türk Dil Kurumu Yayınları.</w:t>
       </w:r>
       <w:bookmarkEnd w:id="64"/>
     </w:p>
@@ -18672,22 +19147,22 @@
         </w:numPr>
         <w:pStyle w:val="Compact"/>
       </w:pPr>
-      <w:bookmarkStart w:id="65" w:name="r14"/>
-      <w:r>
-        <w:t xml:space="preserve">Kuun, G., ed. (1880).</w:t>
-      </w:r>
-      <w:r>
-        <w:t xml:space="preserve"> </w:t>
-      </w:r>
-      <w:r>
-        <w:rPr>
-          <w:iCs/>
-          <w:i/>
-        </w:rPr>
-        <w:t xml:space="preserve">Codex Cumanicus Bibliothecæ ad Templum Divi Marci Venetiarum</w:t>
-      </w:r>
-      <w:r>
-        <w:t xml:space="preserve">. Budapest: Editio Scient. Academiæ Hung. Public domain.</w:t>
+      <w:bookmarkStart w:id="65" w:name="r13"/>
+      <w:r>
+        <w:t xml:space="preserve">Kergalym (2021).</w:t>
+      </w:r>
+      <w:r>
+        <w:t xml:space="preserve"> </w:t>
+      </w:r>
+      <w:r>
+        <w:rPr>
+          <w:iCs/>
+          <w:i/>
+        </w:rPr>
+        <w:t xml:space="preserve">myspell-kk</w:t>
+      </w:r>
+      <w:r>
+        <w:t xml:space="preserve">: a Myspell/Hunspell spelling dictionary for Kazakh [dataset]. github.com/kergalym/myspell-kk. 53,182 headwords; romanised on load.</w:t>
       </w:r>
       <w:bookmarkEnd w:id="65"/>
     </w:p>
@@ -18699,25 +19174,22 @@
         </w:numPr>
         <w:pStyle w:val="Compact"/>
       </w:pPr>
-      <w:bookmarkStart w:id="66" w:name="r15"/>
-      <w:r>
-        <w:t xml:space="preserve">[Unsigned review] (1974). Lautgesetz und Zufall [review of Doerfer 1973].</w:t>
-      </w:r>
-      <w:r>
-        <w:t xml:space="preserve"> </w:t>
-      </w:r>
-      <w:r>
-        <w:rPr>
-          <w:iCs/>
-          <w:i/>
-        </w:rPr>
-        <w:t xml:space="preserve">Anthropos</w:t>
-      </w:r>
-      <w:r>
-        <w:t xml:space="preserve"> </w:t>
-      </w:r>
-      <w:r>
-        <w:t xml:space="preserve">69: 263–271. JSTOR 40458521.</w:t>
+      <w:bookmarkStart w:id="66" w:name="r14"/>
+      <w:r>
+        <w:t xml:space="preserve">Kuun, G., ed. (1880).</w:t>
+      </w:r>
+      <w:r>
+        <w:t xml:space="preserve"> </w:t>
+      </w:r>
+      <w:r>
+        <w:rPr>
+          <w:iCs/>
+          <w:i/>
+        </w:rPr>
+        <w:t xml:space="preserve">Codex Cumanicus Bibliothecæ ad Templum Divi Marci Venetiarum</w:t>
+      </w:r>
+      <w:r>
+        <w:t xml:space="preserve">. Budapest: Editio Scient. Academiæ Hung. Public domain.</w:t>
       </w:r>
       <w:bookmarkEnd w:id="66"/>
     </w:p>
@@ -18729,25 +19201,25 @@
         </w:numPr>
         <w:pStyle w:val="Compact"/>
       </w:pPr>
-      <w:bookmarkStart w:id="67" w:name="r16"/>
-      <w:r>
-        <w:t xml:space="preserve">Lee, J. et al. (2023). Genetic population structure of the Xiongnu Empire at imperial and local scales.</w:t>
-      </w:r>
-      <w:r>
-        <w:t xml:space="preserve"> </w:t>
-      </w:r>
-      <w:r>
-        <w:rPr>
-          <w:iCs/>
-          <w:i/>
-        </w:rPr>
-        <w:t xml:space="preserve">Science Advances</w:t>
-      </w:r>
-      <w:r>
-        <w:t xml:space="preserve"> </w:t>
-      </w:r>
-      <w:r>
-        <w:t xml:space="preserve">9(15). doi:10.1126/sciadv.adf3904</w:t>
+      <w:bookmarkStart w:id="67" w:name="r15"/>
+      <w:r>
+        <w:t xml:space="preserve">[Unsigned review] (1974). Lautgesetz und Zufall [review of Doerfer 1973].</w:t>
+      </w:r>
+      <w:r>
+        <w:t xml:space="preserve"> </w:t>
+      </w:r>
+      <w:r>
+        <w:rPr>
+          <w:iCs/>
+          <w:i/>
+        </w:rPr>
+        <w:t xml:space="preserve">Anthropos</w:t>
+      </w:r>
+      <w:r>
+        <w:t xml:space="preserve"> </w:t>
+      </w:r>
+      <w:r>
+        <w:t xml:space="preserve">69: 263–271. JSTOR 40458521.</w:t>
       </w:r>
       <w:bookmarkEnd w:id="67"/>
     </w:p>
@@ -18759,25 +19231,25 @@
         </w:numPr>
         <w:pStyle w:val="Compact"/>
       </w:pPr>
-      <w:bookmarkStart w:id="68" w:name="r17"/>
-      <w:r>
-        <w:t xml:space="preserve">Ligeti, L. (1966). Un vocabulaire sino-ouigour des Ming.</w:t>
-      </w:r>
-      <w:r>
-        <w:t xml:space="preserve"> </w:t>
-      </w:r>
-      <w:r>
-        <w:rPr>
-          <w:iCs/>
-          <w:i/>
-        </w:rPr>
-        <w:t xml:space="preserve">Acta Orientalia Academiae Scientiarum Hungaricae</w:t>
-      </w:r>
-      <w:r>
-        <w:t xml:space="preserve"> </w:t>
-      </w:r>
-      <w:r>
-        <w:t xml:space="preserve">19: 117–199, 257–316.</w:t>
+      <w:bookmarkStart w:id="68" w:name="r16"/>
+      <w:r>
+        <w:t xml:space="preserve">Lee, J. et al. (2023). Genetic population structure of the Xiongnu Empire at imperial and local scales.</w:t>
+      </w:r>
+      <w:r>
+        <w:t xml:space="preserve"> </w:t>
+      </w:r>
+      <w:r>
+        <w:rPr>
+          <w:iCs/>
+          <w:i/>
+        </w:rPr>
+        <w:t xml:space="preserve">Science Advances</w:t>
+      </w:r>
+      <w:r>
+        <w:t xml:space="preserve"> </w:t>
+      </w:r>
+      <w:r>
+        <w:t xml:space="preserve">9(15). doi:10.1126/sciadv.adf3904</w:t>
       </w:r>
       <w:bookmarkEnd w:id="68"/>
     </w:p>
@@ -18789,25 +19261,25 @@
         </w:numPr>
         <w:pStyle w:val="Compact"/>
       </w:pPr>
-      <w:bookmarkStart w:id="69" w:name="r18"/>
-      <w:r>
-        <w:t xml:space="preserve">Ligeti, L. (1969). Glossaire supplémentaire au vocabulaire sino-ouigour du Bureau des Traducteurs.</w:t>
-      </w:r>
-      <w:r>
-        <w:t xml:space="preserve"> </w:t>
-      </w:r>
-      <w:r>
-        <w:rPr>
-          <w:iCs/>
-          <w:i/>
-        </w:rPr>
-        <w:t xml:space="preserve">Acta Orientalia ASH</w:t>
-      </w:r>
-      <w:r>
-        <w:t xml:space="preserve"> </w:t>
-      </w:r>
-      <w:r>
-        <w:t xml:space="preserve">22: 1–49, 191–243.</w:t>
+      <w:bookmarkStart w:id="69" w:name="r17"/>
+      <w:r>
+        <w:t xml:space="preserve">Ligeti, L. (1966). Un vocabulaire sino-ouigour des Ming.</w:t>
+      </w:r>
+      <w:r>
+        <w:t xml:space="preserve"> </w:t>
+      </w:r>
+      <w:r>
+        <w:rPr>
+          <w:iCs/>
+          <w:i/>
+        </w:rPr>
+        <w:t xml:space="preserve">Acta Orientalia Academiae Scientiarum Hungaricae</w:t>
+      </w:r>
+      <w:r>
+        <w:t xml:space="preserve"> </w:t>
+      </w:r>
+      <w:r>
+        <w:t xml:space="preserve">19: 117–199, 257–316.</w:t>
       </w:r>
       <w:bookmarkEnd w:id="69"/>
     </w:p>
@@ -18819,25 +19291,25 @@
         </w:numPr>
         <w:pStyle w:val="Compact"/>
       </w:pPr>
-      <w:bookmarkStart w:id="70" w:name="r19"/>
-      <w:r>
-        <w:t xml:space="preserve">Pulleyblank, E. G. (1962). The consonantal system of Old Chinese.</w:t>
-      </w:r>
-      <w:r>
-        <w:t xml:space="preserve"> </w:t>
-      </w:r>
-      <w:r>
-        <w:rPr>
-          <w:iCs/>
-          <w:i/>
-        </w:rPr>
-        <w:t xml:space="preserve">Asia Major</w:t>
-      </w:r>
-      <w:r>
-        <w:t xml:space="preserve"> </w:t>
-      </w:r>
-      <w:r>
-        <w:t xml:space="preserve">9: 58–144, 206–265.</w:t>
+      <w:bookmarkStart w:id="70" w:name="r18"/>
+      <w:r>
+        <w:t xml:space="preserve">Ligeti, L. (1969). Glossaire supplémentaire au vocabulaire sino-ouigour du Bureau des Traducteurs.</w:t>
+      </w:r>
+      <w:r>
+        <w:t xml:space="preserve"> </w:t>
+      </w:r>
+      <w:r>
+        <w:rPr>
+          <w:iCs/>
+          <w:i/>
+        </w:rPr>
+        <w:t xml:space="preserve">Acta Orientalia ASH</w:t>
+      </w:r>
+      <w:r>
+        <w:t xml:space="preserve"> </w:t>
+      </w:r>
+      <w:r>
+        <w:t xml:space="preserve">22: 1–49, 191–243.</w:t>
       </w:r>
       <w:bookmarkEnd w:id="70"/>
     </w:p>
@@ -18849,22 +19321,25 @@
         </w:numPr>
         <w:pStyle w:val="Compact"/>
       </w:pPr>
-      <w:bookmarkStart w:id="71" w:name="r20"/>
-      <w:r>
-        <w:t xml:space="preserve">Pulleyblank, E. G. (1991).</w:t>
-      </w:r>
-      <w:r>
-        <w:t xml:space="preserve"> </w:t>
-      </w:r>
-      <w:r>
-        <w:rPr>
-          <w:iCs/>
-          <w:i/>
-        </w:rPr>
-        <w:t xml:space="preserve">Lexicon of Reconstructed Pronunciation in Early Middle Chinese, Late Middle Chinese, and Early Mandarin</w:t>
-      </w:r>
-      <w:r>
-        <w:t xml:space="preserve">. Vancouver: UBC Press.</w:t>
+      <w:bookmarkStart w:id="71" w:name="r19"/>
+      <w:r>
+        <w:t xml:space="preserve">Pulleyblank, E. G. (1962). The consonantal system of Old Chinese.</w:t>
+      </w:r>
+      <w:r>
+        <w:t xml:space="preserve"> </w:t>
+      </w:r>
+      <w:r>
+        <w:rPr>
+          <w:iCs/>
+          <w:i/>
+        </w:rPr>
+        <w:t xml:space="preserve">Asia Major</w:t>
+      </w:r>
+      <w:r>
+        <w:t xml:space="preserve"> </w:t>
+      </w:r>
+      <w:r>
+        <w:t xml:space="preserve">9: 58–144, 206–265.</w:t>
       </w:r>
       <w:bookmarkEnd w:id="71"/>
     </w:p>
@@ -18876,25 +19351,22 @@
         </w:numPr>
         <w:pStyle w:val="Compact"/>
       </w:pPr>
-      <w:bookmarkStart w:id="72" w:name="r21"/>
-      <w:r>
-        <w:t xml:space="preserve">Savelyev, A. &amp; Jeong, C. (2020). Early nomads of the Eastern Steppe and their tentative connections in the West.</w:t>
-      </w:r>
-      <w:r>
-        <w:t xml:space="preserve"> </w:t>
-      </w:r>
-      <w:r>
-        <w:rPr>
-          <w:iCs/>
-          <w:i/>
-        </w:rPr>
-        <w:t xml:space="preserve">Evolutionary Human Sciences</w:t>
-      </w:r>
-      <w:r>
-        <w:t xml:space="preserve"> </w:t>
-      </w:r>
-      <w:r>
-        <w:t xml:space="preserve">2, e20.</w:t>
+      <w:bookmarkStart w:id="72" w:name="r20"/>
+      <w:r>
+        <w:t xml:space="preserve">Pulleyblank, E. G. (1991).</w:t>
+      </w:r>
+      <w:r>
+        <w:t xml:space="preserve"> </w:t>
+      </w:r>
+      <w:r>
+        <w:rPr>
+          <w:iCs/>
+          <w:i/>
+        </w:rPr>
+        <w:t xml:space="preserve">Lexicon of Reconstructed Pronunciation in Early Middle Chinese, Late Middle Chinese, and Early Mandarin</w:t>
+      </w:r>
+      <w:r>
+        <w:t xml:space="preserve">. Vancouver: UBC Press.</w:t>
       </w:r>
       <w:bookmarkEnd w:id="72"/>
     </w:p>
@@ -18906,22 +19378,25 @@
         </w:numPr>
         <w:pStyle w:val="Compact"/>
       </w:pPr>
-      <w:bookmarkStart w:id="73" w:name="r22"/>
-      <w:r>
-        <w:t xml:space="preserve">Schuessler, A. (2009).</w:t>
-      </w:r>
-      <w:r>
-        <w:t xml:space="preserve"> </w:t>
-      </w:r>
-      <w:r>
-        <w:rPr>
-          <w:iCs/>
-          <w:i/>
-        </w:rPr>
-        <w:t xml:space="preserve">Minimal Old Chinese and Later Han Chinese</w:t>
-      </w:r>
-      <w:r>
-        <w:t xml:space="preserve">. Honolulu: University of Hawai'i Press. Data release: Zenodo, doi:10.5281/zenodo.14567004</w:t>
+      <w:bookmarkStart w:id="73" w:name="r21"/>
+      <w:r>
+        <w:t xml:space="preserve">Savelyev, A. &amp; Jeong, C. (2020). Early nomads of the Eastern Steppe and their tentative connections in the West.</w:t>
+      </w:r>
+      <w:r>
+        <w:t xml:space="preserve"> </w:t>
+      </w:r>
+      <w:r>
+        <w:rPr>
+          <w:iCs/>
+          <w:i/>
+        </w:rPr>
+        <w:t xml:space="preserve">Evolutionary Human Sciences</w:t>
+      </w:r>
+      <w:r>
+        <w:t xml:space="preserve"> </w:t>
+      </w:r>
+      <w:r>
+        <w:t xml:space="preserve">2, e20.</w:t>
       </w:r>
       <w:bookmarkEnd w:id="73"/>
     </w:p>
@@ -18933,22 +19408,22 @@
         </w:numPr>
         <w:pStyle w:val="Compact"/>
       </w:pPr>
-      <w:bookmarkStart w:id="74" w:name="r23"/>
-      <w:r>
-        <w:t xml:space="preserve">Speer, R. (2022).</w:t>
-      </w:r>
-      <w:r>
-        <w:t xml:space="preserve"> </w:t>
-      </w:r>
-      <w:r>
-        <w:rPr>
-          <w:iCs/>
-          <w:i/>
-        </w:rPr>
-        <w:t xml:space="preserve">wordfreq</w:t>
-      </w:r>
-      <w:r>
-        <w:t xml:space="preserve">: word frequency data for 40+ languages, v3 [software]. Zenodo, doi:10.5281/zenodo.7199437</w:t>
+      <w:bookmarkStart w:id="74" w:name="r22"/>
+      <w:r>
+        <w:t xml:space="preserve">Schuessler, A. (2009).</w:t>
+      </w:r>
+      <w:r>
+        <w:t xml:space="preserve"> </w:t>
+      </w:r>
+      <w:r>
+        <w:rPr>
+          <w:iCs/>
+          <w:i/>
+        </w:rPr>
+        <w:t xml:space="preserve">Minimal Old Chinese and Later Han Chinese</w:t>
+      </w:r>
+      <w:r>
+        <w:t xml:space="preserve">. Honolulu: University of Hawai'i Press. Data release: Zenodo, doi:10.5281/zenodo.14567004</w:t>
       </w:r>
       <w:bookmarkEnd w:id="74"/>
     </w:p>
@@ -18960,22 +19435,22 @@
         </w:numPr>
         <w:pStyle w:val="Compact"/>
       </w:pPr>
-      <w:bookmarkStart w:id="75" w:name="r24"/>
-      <w:r>
-        <w:t xml:space="preserve">Tan, Y. Y. (2019).</w:t>
-      </w:r>
-      <w:r>
-        <w:t xml:space="preserve"> </w:t>
-      </w:r>
-      <w:r>
-        <w:rPr>
-          <w:iCs/>
-          <w:i/>
-        </w:rPr>
-        <w:t xml:space="preserve">Consonant Endings of Míng Dynasty Mandarin as Reflected in the Chinese Transcriptions of Uyghur Vocabulary</w:t>
-      </w:r>
-      <w:r>
-        <w:t xml:space="preserve">. MA thesis, University of Washington.</w:t>
+      <w:bookmarkStart w:id="75" w:name="r23"/>
+      <w:r>
+        <w:t xml:space="preserve">Speer, R. (2022).</w:t>
+      </w:r>
+      <w:r>
+        <w:t xml:space="preserve"> </w:t>
+      </w:r>
+      <w:r>
+        <w:rPr>
+          <w:iCs/>
+          <w:i/>
+        </w:rPr>
+        <w:t xml:space="preserve">wordfreq</w:t>
+      </w:r>
+      <w:r>
+        <w:t xml:space="preserve">: word frequency data for 40+ languages, v3 [software]. Zenodo, doi:10.5281/zenodo.7199437</w:t>
       </w:r>
       <w:bookmarkEnd w:id="75"/>
     </w:p>
@@ -18987,22 +19462,22 @@
         </w:numPr>
         <w:pStyle w:val="Compact"/>
       </w:pPr>
-      <w:bookmarkStart w:id="76" w:name="r25"/>
-      <w:r>
-        <w:t xml:space="preserve">tdd-ai (2020).</w:t>
-      </w:r>
-      <w:r>
-        <w:t xml:space="preserve"> </w:t>
-      </w:r>
-      <w:r>
-        <w:rPr>
-          <w:iCs/>
-          <w:i/>
-        </w:rPr>
-        <w:t xml:space="preserve">hunspell-tr</w:t>
-      </w:r>
-      <w:r>
-        <w:t xml:space="preserve">: a Hunspell spelling dictionary for Turkish [dataset]. github.com/tdd-ai/hunspell-tr. 292,000 forms, reduced to 21,721 by the frequency filter.</w:t>
+      <w:bookmarkStart w:id="76" w:name="r24"/>
+      <w:r>
+        <w:t xml:space="preserve">Tan, Y. Y. (2019).</w:t>
+      </w:r>
+      <w:r>
+        <w:t xml:space="preserve"> </w:t>
+      </w:r>
+      <w:r>
+        <w:rPr>
+          <w:iCs/>
+          <w:i/>
+        </w:rPr>
+        <w:t xml:space="preserve">Consonant Endings of Míng Dynasty Mandarin as Reflected in the Chinese Transcriptions of Uyghur Vocabulary</w:t>
+      </w:r>
+      <w:r>
+        <w:t xml:space="preserve">. MA thesis, University of Washington.</w:t>
       </w:r>
       <w:bookmarkEnd w:id="76"/>
     </w:p>
@@ -19014,22 +19489,22 @@
         </w:numPr>
         <w:pStyle w:val="Compact"/>
       </w:pPr>
-      <w:bookmarkStart w:id="77" w:name="r26"/>
-      <w:r>
-        <w:t xml:space="preserve">Uluğ, A. M. (2026).</w:t>
-      </w:r>
-      <w:r>
-        <w:t xml:space="preserve"> </w:t>
-      </w:r>
-      <w:r>
-        <w:rPr>
-          <w:iCs/>
-          <w:i/>
-        </w:rPr>
-        <w:t xml:space="preserve">chinese-transcription-channel</w:t>
-      </w:r>
-      <w:r>
-        <w:t xml:space="preserve">: corpora, lexicons, channel models, and evaluation code [software and data]. GitHub: github.com/ulug2004/chinese-transcription-channel</w:t>
+      <w:bookmarkStart w:id="77" w:name="r25"/>
+      <w:r>
+        <w:t xml:space="preserve">tdd-ai (2020).</w:t>
+      </w:r>
+      <w:r>
+        <w:t xml:space="preserve"> </w:t>
+      </w:r>
+      <w:r>
+        <w:rPr>
+          <w:iCs/>
+          <w:i/>
+        </w:rPr>
+        <w:t xml:space="preserve">hunspell-tr</w:t>
+      </w:r>
+      <w:r>
+        <w:t xml:space="preserve">: a Hunspell spelling dictionary for Turkish [dataset]. github.com/tdd-ai/hunspell-tr. 292,000 forms, reduced to 21,721 by the frequency filter.</w:t>
       </w:r>
       <w:bookmarkEnd w:id="77"/>
     </w:p>
@@ -19041,25 +19516,22 @@
         </w:numPr>
         <w:pStyle w:val="Compact"/>
       </w:pPr>
-      <w:bookmarkStart w:id="78" w:name="r27"/>
-      <w:r>
-        <w:t xml:space="preserve">Vovin, A. (2000). Did the Xiong-nu speak a Yeniseian language?</w:t>
-      </w:r>
-      <w:r>
-        <w:t xml:space="preserve"> </w:t>
-      </w:r>
-      <w:r>
-        <w:rPr>
-          <w:iCs/>
-          <w:i/>
-        </w:rPr>
-        <w:t xml:space="preserve">Central Asiatic Journal</w:t>
-      </w:r>
-      <w:r>
-        <w:t xml:space="preserve"> </w:t>
-      </w:r>
-      <w:r>
-        <w:t xml:space="preserve">44(1): 87–104.</w:t>
+      <w:bookmarkStart w:id="78" w:name="r26"/>
+      <w:r>
+        <w:t xml:space="preserve">Uluğ, A. M. (2026).</w:t>
+      </w:r>
+      <w:r>
+        <w:t xml:space="preserve"> </w:t>
+      </w:r>
+      <w:r>
+        <w:rPr>
+          <w:iCs/>
+          <w:i/>
+        </w:rPr>
+        <w:t xml:space="preserve">chinese-transcription-channel</w:t>
+      </w:r>
+      <w:r>
+        <w:t xml:space="preserve">: corpora, lexicons, channel models, and evaluation code [software and data]. GitHub: github.com/ulug2004/chinese-transcription-channel</w:t>
       </w:r>
       <w:bookmarkEnd w:id="78"/>
     </w:p>
@@ -19071,22 +19543,25 @@
         </w:numPr>
         <w:pStyle w:val="Compact"/>
       </w:pPr>
-      <w:bookmarkStart w:id="79" w:name="r28"/>
-      <w:r>
-        <w:t xml:space="preserve">Vovin, A. (2003). Did the Xiongnu speak a Yeniseian language? Part 2: Vocabulary. In</w:t>
-      </w:r>
-      <w:r>
-        <w:t xml:space="preserve"> </w:t>
-      </w:r>
-      <w:r>
-        <w:rPr>
-          <w:iCs/>
-          <w:i/>
-        </w:rPr>
-        <w:t xml:space="preserve">Altaica Budapestinensia MMII</w:t>
-      </w:r>
-      <w:r>
-        <w:t xml:space="preserve">, Proceedings of the 45th PIAC, Budapest, 389–394.</w:t>
+      <w:bookmarkStart w:id="79" w:name="r27"/>
+      <w:r>
+        <w:t xml:space="preserve">Vovin, A. (2000). Did the Xiong-nu speak a Yeniseian language?</w:t>
+      </w:r>
+      <w:r>
+        <w:t xml:space="preserve"> </w:t>
+      </w:r>
+      <w:r>
+        <w:rPr>
+          <w:iCs/>
+          <w:i/>
+        </w:rPr>
+        <w:t xml:space="preserve">Central Asiatic Journal</w:t>
+      </w:r>
+      <w:r>
+        <w:t xml:space="preserve"> </w:t>
+      </w:r>
+      <w:r>
+        <w:t xml:space="preserve">44(1): 87–104.</w:t>
       </w:r>
       <w:bookmarkEnd w:id="79"/>
     </w:p>
@@ -19098,14 +19573,41 @@
         </w:numPr>
         <w:pStyle w:val="Compact"/>
       </w:pPr>
-      <w:bookmarkStart w:id="80" w:name="r29"/>
-      <w:r>
-        <w:t xml:space="preserve">Wittek, A. et al. (2020). ASJP Database v19. Zenodo, doi:10.5281/zenodo.3843469</w:t>
+      <w:bookmarkStart w:id="80" w:name="r28"/>
+      <w:r>
+        <w:t xml:space="preserve">Vovin, A. (2003). Did the Xiongnu speak a Yeniseian language? Part 2: Vocabulary. In</w:t>
+      </w:r>
+      <w:r>
+        <w:t xml:space="preserve"> </w:t>
+      </w:r>
+      <w:r>
+        <w:rPr>
+          <w:iCs/>
+          <w:i/>
+        </w:rPr>
+        <w:t xml:space="preserve">Altaica Budapestinensia MMII</w:t>
+      </w:r>
+      <w:r>
+        <w:t xml:space="preserve">, Proceedings of the 45th PIAC, Budapest, 389–394.</w:t>
       </w:r>
       <w:bookmarkEnd w:id="80"/>
     </w:p>
-    <w:bookmarkEnd w:id="81"/>
+    <w:p>
+      <w:pPr>
+        <w:numPr>
+          <w:ilvl w:val="0"/>
+          <w:numId w:val="1003"/>
+        </w:numPr>
+        <w:pStyle w:val="Compact"/>
+      </w:pPr>
+      <w:bookmarkStart w:id="81" w:name="r29"/>
+      <w:r>
+        <w:t xml:space="preserve">Wittek, A. et al. (2020). ASJP Database v19. Zenodo, doi:10.5281/zenodo.3843469</w:t>
+      </w:r>
+      <w:bookmarkEnd w:id="81"/>
+    </w:p>
     <w:bookmarkEnd w:id="82"/>
+    <w:bookmarkEnd w:id="83"/>
     <w:sectPr/>
   </w:body>
 </w:document>

--- a/docs/paper_submission_jdmdh.docx
+++ b/docs/paper_submission_jdmdh.docx
@@ -9983,13 +9983,17 @@
         <w:pStyle w:val="BodyText"/>
       </w:pPr>
       <w:r>
-        <w:t xml:space="preserve">We supply S1 for the record, not for review. It has the status of a laboratory notebook</w:t>
-      </w:r>
-      <w:r>
-        <w:t xml:space="preserve"> </w:t>
-      </w:r>
-      <w:r>
-        <w:t xml:space="preserve">that happens to be legible. Each row gives the Chinese form, the Later Han reading, the</w:t>
+        <w:rPr>
+          <w:bCs/>
+          <w:b/>
+        </w:rPr>
+        <w:t xml:space="preserve">What S1 is for.</w:t>
+      </w:r>
+      <w:r>
+        <w:t xml:space="preserve"> </w:t>
+      </w:r>
+      <w:r>
+        <w:t xml:space="preserve">The readings in it are not findings, and §6.3 says why. What is new in the file is not any reading but the form each one takes. Every row states what its reading would require of the scribe and prices those requirements against the measurements in §§7 and 8, so that a reader can see which step to attack rather than being asked to weigh a resemblance. No proposal for these names in the existing literature carries such a price, including the proposals that are not ours, and §9.1 applies the same treatment to two of those. The procedure also has teeth on its own author: several readings in the file were withdrawn during this work because a measurement ruled them out, and each entry records which measurement and what it said. That is what the file contributes, and it is a contribution about method rather than about the Xiongnu language. Within that, it has the status of a laboratory notebook that happens to be legible. Each row gives the Chinese form, the Later Han reading, the</w:t>
       </w:r>
       <w:r>
         <w:t xml:space="preserve"> </w:t>
@@ -15621,13 +15625,7 @@
         <w:t xml:space="preserve"> </w:t>
       </w:r>
       <w:r>
-        <w:t xml:space="preserve">in the repository. We supply it for the record</w:t>
-      </w:r>
-      <w:r>
-        <w:t xml:space="preserve"> </w:t>
-      </w:r>
-      <w:r>
-        <w:t xml:space="preserve">under §9 and do not offer it as a result of this paper.</w:t>
+        <w:t xml:space="preserve">in the repository. We supply it under §9 and do not offer its readings as results of this paper. Its value is that every reading in it is priced, which is what makes the file usable by someone who disagrees with all of them.</w:t>
       </w:r>
     </w:p>
     <w:p>

--- a/docs/paper_submission_jdmdh.docx
+++ b/docs/paper_submission_jdmdh.docx
@@ -197,7 +197,7 @@
         <w:t xml:space="preserve"> </w:t>
       </w:r>
       <w:r>
-        <w:t xml:space="preserve">glossary, and 1,017 verified Chinese–Sanskrit pairs separated out of a Buddhist dictionary that</w:t>
+        <w:t xml:space="preserve">glossary, and 1,110 verified Chinese–Sanskrit pairs separated out of a Buddhist dictionary that</w:t>
       </w:r>
       <w:r>
         <w:t xml:space="preserve"> </w:t>
@@ -447,7 +447,7 @@
         <w:t xml:space="preserve"> </w:t>
       </w:r>
       <w:r>
-        <w:t xml:space="preserve">chance resemblance is pervasive in long-range comparison; his reviewer sharpened it into a threshold</w:t>
+        <w:t xml:space="preserve">chance resemblance is pervasive in long-range comparison; Altmann, reviewing it, sharpened it into a threshold</w:t>
       </w:r>
       <w:r>
         <w:t xml:space="preserve"> </w:t>
@@ -815,7 +815,7 @@
         <w:pStyle w:val="BodyText"/>
       </w:pPr>
       <w:r>
-        <w:t xml:space="preserve">A review in</w:t>
+        <w:t xml:space="preserve">Altmann, reviewing it in</w:t>
       </w:r>
       <w:r>
         <w:t xml:space="preserve"> </w:t>
@@ -831,7 +831,7 @@
         <w:t xml:space="preserve"> </w:t>
       </w:r>
       <w:r>
-        <w:t xml:space="preserve">the following year pressed the point into a question that can</w:t>
+        <w:t xml:space="preserve">the following year, pressed the point into a question that can</w:t>
       </w:r>
       <w:r>
         <w:t xml:space="preserve"> </w:t>
@@ -852,7 +852,7 @@
         <w:t xml:space="preserve"> </w:t>
       </w:r>
       <w:r>
-        <w:t xml:space="preserve">Sound laws, the reviewer</w:t>
+        <w:t xml:space="preserve">Sound laws, Altmann</w:t>
       </w:r>
       <w:r>
         <w:t xml:space="preserve"> </w:t>
@@ -1373,7 +1373,7 @@
           <w:bCs/>
           <w:b/>
         </w:rPr>
-        <w:t xml:space="preserve">1,017 verified pairs</w:t>
+        <w:t xml:space="preserve">1,110 verified pairs</w:t>
       </w:r>
       <w:r>
         <w:t xml:space="preserve">. We kept the 7,480 rejected entries separately so anyone</w:t>
@@ -2195,7 +2195,7 @@
               <w:jc w:val="left"/>
             </w:pPr>
             <w:r>
-              <w:t xml:space="preserve">1,017</w:t>
+              <w:t xml:space="preserve">1,110</w:t>
             </w:r>
           </w:p>
         </w:tc>
@@ -3718,7 +3718,7 @@
               <w:jc w:val="left"/>
             </w:pPr>
             <w:r>
-              <w:t xml:space="preserve">—</w:t>
+              <w:t xml:space="preserve">–</w:t>
             </w:r>
           </w:p>
         </w:tc>
@@ -3976,7 +3976,7 @@
               <w:jc w:val="left"/>
             </w:pPr>
             <w:r>
-              <w:t xml:space="preserve">—</w:t>
+              <w:t xml:space="preserve">–</w:t>
             </w:r>
           </w:p>
         </w:tc>
@@ -5110,7 +5110,7 @@
           <w:bCs/>
           <w:b/>
         </w:rPr>
-        <w:t xml:space="preserve">This is the reviewer's question, answered.</w:t>
+        <w:t xml:space="preserve">This is Altmann's question, answered.</w:t>
       </w:r>
       <w:r>
         <w:t xml:space="preserve"> </w:t>
@@ -5170,7 +5170,7 @@
         <w:t xml:space="preserve"> </w:t>
       </w:r>
       <w:r>
-        <w:t xml:space="preserve">By the reviewer's criterion the vowel cannot be classified, and no larger sample would help,</w:t>
+        <w:t xml:space="preserve">By Altmann's criterion the vowel cannot be classified, and no larger sample would help,</w:t>
       </w:r>
       <w:r>
         <w:t xml:space="preserve"> </w:t>
@@ -5267,7 +5267,7 @@
         <w:t xml:space="preserve"> </w:t>
       </w:r>
       <w:r>
-        <w:t xml:space="preserve">The reviewer asked for one number: the</w:t>
+        <w:t xml:space="preserve">Altmann asked for one number: the</w:t>
       </w:r>
       <w:r>
         <w:t xml:space="preserve"> </w:t>
@@ -6325,7 +6325,7 @@
         <w:t xml:space="preserve"> </w:t>
       </w:r>
       <w:r>
-        <w:t xml:space="preserve">corpus records what he chose. Of 37 source syllables ending in</w:t>
+        <w:t xml:space="preserve">corpus records what he chose. Of 39 source syllables ending in</w:t>
       </w:r>
       <w:r>
         <w:t xml:space="preserve"> </w:t>
@@ -6356,7 +6356,7 @@
         <w:t xml:space="preserve"> </w:t>
       </w:r>
       <w:r>
-        <w:t xml:space="preserve">21 times (57%), used a</w:t>
+        <w:t xml:space="preserve">21 times (54%), used a</w:t>
       </w:r>
       <w:r>
         <w:t xml:space="preserve"> </w:t>
@@ -6378,13 +6378,13 @@
           <w:bCs/>
           <w:b/>
         </w:rPr>
-        <w:t xml:space="preserve">14</w:t>
-      </w:r>
-      <w:r>
-        <w:t xml:space="preserve"> </w:t>
-      </w:r>
-      <w:r>
-        <w:t xml:space="preserve">times (38%):</w:t>
+        <w:t xml:space="preserve">16</w:t>
+      </w:r>
+      <w:r>
+        <w:t xml:space="preserve"> </w:t>
+      </w:r>
+      <w:r>
+        <w:t xml:space="preserve">times (41%):</w:t>
       </w:r>
       <w:r>
         <w:t xml:space="preserve"> </w:t>
@@ -6589,7 +6589,7 @@
         <w:t xml:space="preserve"> </w:t>
       </w:r>
       <w:r>
-        <w:t xml:space="preserve">two characters, but 93 of the 1,017 verified pairs use fewer characters than syllables, and in 47</w:t>
+        <w:t xml:space="preserve">two characters, but 93 of the 1,110 verified pairs use fewer characters than syllables, and in 47</w:t>
       </w:r>
       <w:r>
         <w:t xml:space="preserve"> </w:t>
@@ -9857,10 +9857,393 @@
     </w:p>
     <w:p>
       <w:pPr>
+        <w:numPr>
+          <w:ilvl w:val="0"/>
+          <w:numId w:val="1001"/>
+        </w:numPr>
+        <w:pStyle w:val="Compact"/>
+      </w:pPr>
+      <w:r>
+        <w:rPr>
+          <w:bCs/>
+          <w:b/>
+        </w:rPr>
+        <w:t xml:space="preserve">The unwritten vowel is the condition the onset requires.</w:t>
+      </w:r>
+      <w:r>
+        <w:t xml:space="preserve"> </w:t>
+      </w:r>
+      <w:r>
+        <w:t xml:space="preserve">若</w:t>
+      </w:r>
+      <w:r>
+        <w:t xml:space="preserve"> </w:t>
+      </w:r>
+      <w:r>
+        <w:t xml:space="preserve">is</w:t>
+      </w:r>
+      <w:r>
+        <w:t xml:space="preserve"> </w:t>
+      </w:r>
+      <w:r>
+        <w:t xml:space="preserve">ńɑk</w:t>
+      </w:r>
+      <w:r>
+        <w:t xml:space="preserve">, and its onset is a palatal</w:t>
+      </w:r>
+      <w:r>
+        <w:t xml:space="preserve"> </w:t>
+      </w:r>
+      <w:r>
+        <w:t xml:space="preserve">nasal. Turkic has no palatal nasal: its nasals are the dental</w:t>
+      </w:r>
+      <w:r>
+        <w:t xml:space="preserve"> </w:t>
+      </w:r>
+      <w:r>
+        <w:t xml:space="preserve">n</w:t>
+      </w:r>
+      <w:r>
+        <w:t xml:space="preserve"> </w:t>
+      </w:r>
+      <w:r>
+        <w:t xml:space="preserve">and the velar</w:t>
+      </w:r>
+      <w:r>
+        <w:t xml:space="preserve"> </w:t>
+      </w:r>
+      <w:r>
+        <w:t xml:space="preserve">ŋ</w:t>
+      </w:r>
+      <w:r>
+        <w:t xml:space="preserve">, the sound written</w:t>
+      </w:r>
+      <w:r>
+        <w:t xml:space="preserve"> </w:t>
+      </w:r>
+      <w:r>
+        <w:rPr>
+          <w:iCs/>
+          <w:i/>
+        </w:rPr>
+        <w:t xml:space="preserve">ñ</w:t>
+      </w:r>
+      <w:r>
+        <w:t xml:space="preserve"> </w:t>
+      </w:r>
+      <w:r>
+        <w:t xml:space="preserve">or</w:t>
+      </w:r>
+      <w:r>
+        <w:t xml:space="preserve"> </w:t>
+      </w:r>
+      <w:r>
+        <w:rPr>
+          <w:iCs/>
+          <w:i/>
+        </w:rPr>
+        <w:t xml:space="preserve">ng</w:t>
+      </w:r>
+      <w:r>
+        <w:t xml:space="preserve">.</w:t>
+      </w:r>
+      <w:r>
+        <w:t xml:space="preserve"> </w:t>
+      </w:r>
+      <w:r>
+        <w:t xml:space="preserve">The corpus shows the character class taking palatal sources and nothing else: a source</w:t>
+      </w:r>
+      <w:r>
+        <w:t xml:space="preserve"> </w:t>
+      </w:r>
+      <w:r>
+        <w:t xml:space="preserve">ñ</w:t>
+      </w:r>
+      <w:r>
+        <w:t xml:space="preserve"> </w:t>
+      </w:r>
+      <w:r>
+        <w:t xml:space="preserve">6 of 8, a source</w:t>
+      </w:r>
+      <w:r>
+        <w:t xml:space="preserve"> </w:t>
+      </w:r>
+      <w:r>
+        <w:t xml:space="preserve">j</w:t>
+      </w:r>
+      <w:r>
+        <w:t xml:space="preserve"> </w:t>
+      </w:r>
+      <w:r>
+        <w:t xml:space="preserve">4 of 31, a source</w:t>
+      </w:r>
+      <w:r>
+        <w:t xml:space="preserve"> </w:t>
+      </w:r>
+      <w:r>
+        <w:t xml:space="preserve">y</w:t>
+      </w:r>
+      <w:r>
+        <w:t xml:space="preserve"> </w:t>
+      </w:r>
+      <w:r>
+        <w:t xml:space="preserve">2 of 98, against a velar nasal 0 of 7 and a dental</w:t>
+      </w:r>
+      <w:r>
+        <w:t xml:space="preserve"> </w:t>
+      </w:r>
+      <w:r>
+        <w:t xml:space="preserve">n</w:t>
+      </w:r>
+      <w:r>
+        <w:t xml:space="preserve"> </w:t>
+      </w:r>
+      <w:r>
+        <w:t xml:space="preserve">0 of 126. A Turkic</w:t>
+      </w:r>
+      <w:r>
+        <w:t xml:space="preserve"> </w:t>
+      </w:r>
+      <w:r>
+        <w:rPr>
+          <w:iCs/>
+          <w:i/>
+        </w:rPr>
+        <w:t xml:space="preserve">n</w:t>
+      </w:r>
+      <w:r>
+        <w:t xml:space="preserve"> </w:t>
+      </w:r>
+      <w:r>
+        <w:t xml:space="preserve">can therefore be heard as this</w:t>
+      </w:r>
+      <w:r>
+        <w:t xml:space="preserve"> </w:t>
+      </w:r>
+      <w:r>
+        <w:t xml:space="preserve">onset only where something fronts it, and a preceding front vowel is such an environment.</w:t>
+      </w:r>
+      <w:r>
+        <w:t xml:space="preserve"> </w:t>
+      </w:r>
+      <w:r>
+        <w:t xml:space="preserve">The</w:t>
+      </w:r>
+      <w:r>
+        <w:t xml:space="preserve"> </w:t>
+      </w:r>
+      <w:r>
+        <w:rPr>
+          <w:iCs/>
+          <w:i/>
+        </w:rPr>
+        <w:t xml:space="preserve">i-</w:t>
+      </w:r>
+      <w:r>
+        <w:t xml:space="preserve"> </w:t>
+      </w:r>
+      <w:r>
+        <w:t xml:space="preserve">that the spelling does not write is what makes the palatal onset</w:t>
+      </w:r>
+      <w:r>
+        <w:t xml:space="preserve"> </w:t>
+      </w:r>
+      <w:r>
+        <w:t xml:space="preserve">intelligible, so the gap in the previous item is one the reading predicts rather than one</w:t>
+      </w:r>
+      <w:r>
+        <w:t xml:space="preserve"> </w:t>
+      </w:r>
+      <w:r>
+        <w:t xml:space="preserve">it must explain away.</w:t>
+      </w:r>
+      <w:r>
+        <w:t xml:space="preserve"> </w:t>
+      </w:r>
+      <w:r>
+        <w:rPr>
+          <w:bCs/>
+          <w:b/>
+        </w:rPr>
+        <w:t xml:space="preserve">This also decides which attested form is the relevant one.</w:t>
+      </w:r>
+      <w:r>
+        <w:t xml:space="preserve"> </w:t>
+      </w:r>
+      <w:r>
+        <w:t xml:space="preserve">Old Turkic</w:t>
+      </w:r>
+      <w:r>
+        <w:t xml:space="preserve"> </w:t>
+      </w:r>
+      <w:r>
+        <w:rPr>
+          <w:iCs/>
+          <w:i/>
+        </w:rPr>
+        <w:t xml:space="preserve">ınaq</w:t>
+      </w:r>
+      <w:r>
+        <w:t xml:space="preserve"> </w:t>
+      </w:r>
+      <w:r>
+        <w:t xml:space="preserve">is back-vocalic and its</w:t>
+      </w:r>
+      <w:r>
+        <w:t xml:space="preserve"> </w:t>
+      </w:r>
+      <w:r>
+        <w:rPr>
+          <w:iCs/>
+          <w:i/>
+        </w:rPr>
+        <w:t xml:space="preserve">ı-</w:t>
+      </w:r>
+      <w:r>
+        <w:t xml:space="preserve"> </w:t>
+      </w:r>
+      <w:r>
+        <w:t xml:space="preserve">would not front a following</w:t>
+      </w:r>
+      <w:r>
+        <w:t xml:space="preserve"> </w:t>
+      </w:r>
+      <w:r>
+        <w:t xml:space="preserve">nasal; the Codex Cumanicus</w:t>
+      </w:r>
+      <w:r>
+        <w:t xml:space="preserve"> </w:t>
+      </w:r>
+      <w:r>
+        <w:rPr>
+          <w:iCs/>
+          <w:i/>
+        </w:rPr>
+        <w:t xml:space="preserve">Inak</w:t>
+      </w:r>
+      <w:r>
+        <w:t xml:space="preserve"> </w:t>
+      </w:r>
+      <w:r>
+        <w:t xml:space="preserve">is front, and it is the form the sense was taken</w:t>
+      </w:r>
+      <w:r>
+        <w:t xml:space="preserve"> </w:t>
+      </w:r>
+      <w:r>
+        <w:t xml:space="preserve">from in the first item.</w:t>
+      </w:r>
+      <w:r>
+        <w:t xml:space="preserve"> </w:t>
+      </w:r>
+      <w:r>
+        <w:rPr>
+          <w:bCs/>
+          <w:b/>
+        </w:rPr>
+        <w:t xml:space="preserve">The limit.</w:t>
+      </w:r>
+      <w:r>
+        <w:t xml:space="preserve"> </w:t>
+      </w:r>
+      <w:r>
+        <w:t xml:space="preserve">The 0 of 126 is not evidence against a</w:t>
+      </w:r>
+      <w:r>
+        <w:t xml:space="preserve"> </w:t>
+      </w:r>
+      <w:r>
+        <w:t xml:space="preserve">Turkic</w:t>
+      </w:r>
+      <w:r>
+        <w:t xml:space="preserve"> </w:t>
+      </w:r>
+      <w:r>
+        <w:rPr>
+          <w:iCs/>
+          <w:i/>
+        </w:rPr>
+        <w:t xml:space="preserve">n</w:t>
+      </w:r>
+      <w:r>
+        <w:t xml:space="preserve"> </w:t>
+      </w:r>
+      <w:r>
+        <w:t xml:space="preserve">here. Sanskrit distinguishes a dental</w:t>
+      </w:r>
+      <w:r>
+        <w:t xml:space="preserve"> </w:t>
+      </w:r>
+      <w:r>
+        <w:t xml:space="preserve">n</w:t>
+      </w:r>
+      <w:r>
+        <w:t xml:space="preserve"> </w:t>
+      </w:r>
+      <w:r>
+        <w:t xml:space="preserve">from a</w:t>
+      </w:r>
+      <w:r>
+        <w:t xml:space="preserve"> </w:t>
+      </w:r>
+      <w:r>
+        <w:t xml:space="preserve">palatal</w:t>
+      </w:r>
+      <w:r>
+        <w:t xml:space="preserve"> </w:t>
+      </w:r>
+      <w:r>
+        <w:t xml:space="preserve">ñ</w:t>
+      </w:r>
+      <w:r>
+        <w:t xml:space="preserve"> </w:t>
+      </w:r>
+      <w:r>
+        <w:t xml:space="preserve">and always had a plain</w:t>
+      </w:r>
+      <w:r>
+        <w:t xml:space="preserve"> </w:t>
+      </w:r>
+      <w:r>
+        <w:t xml:space="preserve">n-</w:t>
+      </w:r>
+      <w:r>
+        <w:t xml:space="preserve"> </w:t>
+      </w:r>
+      <w:r>
+        <w:t xml:space="preserve">character available, so it never had occasion to send an</w:t>
+      </w:r>
+      <w:r>
+        <w:t xml:space="preserve"> </w:t>
+      </w:r>
+      <w:r>
+        <w:t xml:space="preserve">n</w:t>
+      </w:r>
+      <w:r>
+        <w:t xml:space="preserve"> </w:t>
+      </w:r>
+      <w:r>
+        <w:t xml:space="preserve">to a</w:t>
+      </w:r>
+      <w:r>
+        <w:t xml:space="preserve"> </w:t>
+      </w:r>
+      <w:r>
+        <w:t xml:space="preserve">palatal one. The zero records an absence of need, not a prohibition, and the corpus cannot</w:t>
+      </w:r>
+      <w:r>
+        <w:t xml:space="preserve"> </w:t>
+      </w:r>
+      <w:r>
+        <w:t xml:space="preserve">price this correspondence in either direction.</w:t>
+      </w:r>
+    </w:p>
+    <w:p>
+      <w:pPr>
         <w:pStyle w:val="FirstParagraph"/>
       </w:pPr>
       <w:r>
-        <w:t xml:space="preserve">Three of four hold, with the fourth named. That is the standard this paper asks of a</w:t>
+        <w:t xml:space="preserve">Four of five hold, with the one gap named and then accounted for. That is the standard this paper asks of a</w:t>
       </w:r>
       <w:r>
         <w:t xml:space="preserve"> </w:t>
@@ -12649,7 +13032,7 @@
         <w:t xml:space="preserve"> </w:t>
       </w:r>
       <w:r>
-        <w:t xml:space="preserve">the compressing, occurs in 47 of the 1,017 verified pairs:</w:t>
+        <w:t xml:space="preserve">the compressing, occurs in 47 of the 1,110 verified pairs:</w:t>
       </w:r>
       <w:r>
         <w:t xml:space="preserve"> </w:t>
@@ -13019,7 +13402,7 @@
               <w:br/>
             </w:r>
             <w:r>
-              <w:t xml:space="preserve">77 of 93  (83%)</w:t>
+              <w:t xml:space="preserve">94 of 111  (83%)</w:t>
             </w:r>
             <w:r>
               <w:br/>
@@ -13171,7 +13554,7 @@
               <w:br/>
             </w:r>
             <w:r>
-              <w:t xml:space="preserve">0 of 93</w:t>
+              <w:t xml:space="preserve">0 of 111</w:t>
             </w:r>
             <w:r>
               <w:br/>
@@ -13380,7 +13763,7 @@
               <w:br/>
             </w:r>
             <w:r>
-              <w:t xml:space="preserve">0 of 93</w:t>
+              <w:t xml:space="preserve">0 of 111</w:t>
             </w:r>
           </w:p>
         </w:tc>
@@ -13402,7 +13785,7 @@
               <w:br/>
             </w:r>
             <w:r>
-              <w:t xml:space="preserve">10 of 21  (48%)</w:t>
+              <w:t xml:space="preserve">11 of 23  (48%)</w:t>
             </w:r>
             <w:r>
               <w:br/>
@@ -17372,7 +17755,7 @@
               <w:jc w:val="left"/>
             </w:pPr>
             <w:r>
-              <w:t xml:space="preserve">—</w:t>
+              <w:t xml:space="preserve">–</w:t>
             </w:r>
           </w:p>
         </w:tc>
@@ -17437,7 +17820,7 @@
               <w:jc w:val="left"/>
             </w:pPr>
             <w:r>
-              <w:t xml:space="preserve">—</w:t>
+              <w:t xml:space="preserve">–</w:t>
             </w:r>
           </w:p>
         </w:tc>
@@ -19201,7 +19584,7 @@
       </w:pPr>
       <w:bookmarkStart w:id="67" w:name="r15"/>
       <w:r>
-        <w:t xml:space="preserve">[Unsigned review] (1974). Lautgesetz und Zufall [review of Doerfer 1973].</w:t>
+        <w:t xml:space="preserve">Altmann, G. (1974). Lautgesetz und Zufall [review of Doerfer 1973].</w:t>
       </w:r>
       <w:r>
         <w:t xml:space="preserve"> </w:t>

--- a/docs/paper_submission_jdmdh.docx
+++ b/docs/paper_submission_jdmdh.docx
@@ -30,7 +30,7 @@
         <w:t xml:space="preserve">Computational philology · corpora · negative results</w:t>
       </w:r>
     </w:p>
-    <w:bookmarkStart w:id="83" w:name="Xfbb52beb3e52dda5b4a5e3e1eff8f0a0edd8f59"/>
+    <w:bookmarkStart w:id="84" w:name="Xfbb52beb3e52dda5b4a5e3e1eff8f0a0edd8f59"/>
     <w:p>
       <w:pPr>
         <w:pStyle w:val="Heading1"/>
@@ -5337,7 +5337,7 @@
       </w:r>
     </w:p>
     <w:bookmarkEnd w:id="37"/>
-    <w:bookmarkStart w:id="43" w:name="five-measurements-of-scribal-practice"/>
+    <w:bookmarkStart w:id="44" w:name="five-measurements-of-scribal-practice"/>
     <w:p>
       <w:pPr>
         <w:pStyle w:val="Heading2"/>
@@ -8934,8 +8934,265 @@
       </w:r>
     </w:p>
     <w:bookmarkEnd w:id="42"/>
+    <w:bookmarkStart w:id="43" w:name="Xb626db11d1faa38f7835a2118b6e3cd898a0040"/>
+    <w:p>
+      <w:pPr>
+        <w:pStyle w:val="Heading3"/>
+      </w:pPr>
+      <w:r>
+        <w:t xml:space="preserve">8.6  A control on what a correct reading costs</w:t>
+      </w:r>
+    </w:p>
+    <w:p>
+      <w:pPr>
+        <w:pStyle w:val="FirstParagraph"/>
+      </w:pPr>
+      <w:r>
+        <w:t xml:space="preserve">The five measurements above are cell rates: how often one source sound was written one way. A</w:t>
+      </w:r>
+      <w:r>
+        <w:t xml:space="preserve"> </w:t>
+      </w:r>
+      <w:r>
+        <w:t xml:space="preserve">reading of a whole name is the product of six or nine such cells, so it falls with every extra</w:t>
+      </w:r>
+      <w:r>
+        <w:t xml:space="preserve"> </w:t>
+      </w:r>
+      <w:r>
+        <w:t xml:space="preserve">character and is a different quantity from any of them. The two must not be compared, and a</w:t>
+      </w:r>
+      <w:r>
+        <w:t xml:space="preserve"> </w:t>
+      </w:r>
+      <w:r>
+        <w:t xml:space="preserve">reader needs a scale for the second kind of figure.</w:t>
+      </w:r>
+    </w:p>
+    <w:p>
+      <w:pPr>
+        <w:pStyle w:val="BodyText"/>
+      </w:pPr>
+      <w:r>
+        <w:t xml:space="preserve">One item in the record supplies it.</w:t>
+      </w:r>
+      <w:r>
+        <w:t xml:space="preserve"> </w:t>
+      </w:r>
+      <w:r>
+        <w:t xml:space="preserve">撑犁</w:t>
+      </w:r>
+      <w:r>
+        <w:t xml:space="preserve"> </w:t>
+      </w:r>
+      <w:r>
+        <w:t xml:space="preserve">is the only two-character item</w:t>
+      </w:r>
+      <w:r>
+        <w:t xml:space="preserve"> </w:t>
+      </w:r>
+      <w:r>
+        <w:t xml:space="preserve">whose meaning the Chinese sources state outright, 匈奴謂天為撐犁, "the Xiongnu call heaven</w:t>
+      </w:r>
+      <w:r>
+        <w:t xml:space="preserve"> </w:t>
+      </w:r>
+      <w:r>
+        <w:rPr>
+          <w:iCs/>
+          <w:i/>
+        </w:rPr>
+        <w:t xml:space="preserve">chengli</w:t>
+      </w:r>
+      <w:r>
+        <w:t xml:space="preserve">", and its identification with the Turkic word for heaven is not in dispute. Its</w:t>
+      </w:r>
+      <w:r>
+        <w:t xml:space="preserve"> </w:t>
+      </w:r>
+      <w:r>
+        <w:t xml:space="preserve">correct reading therefore measures the machinery rather than the reading. Priced on the rates in</w:t>
+      </w:r>
+      <w:r>
+        <w:t xml:space="preserve"> </w:t>
+      </w:r>
+      <w:r>
+        <w:t xml:space="preserve">this section it costs</w:t>
+      </w:r>
+      <w:r>
+        <w:t xml:space="preserve"> </w:t>
+      </w:r>
+      <w:r>
+        <w:rPr>
+          <w:bCs/>
+          <w:b/>
+        </w:rPr>
+        <w:t xml:space="preserve">1 in 152</w:t>
+      </w:r>
+      <w:r>
+        <w:t xml:space="preserve">, about 8% per character. That is the scale: a</w:t>
+      </w:r>
+      <w:r>
+        <w:t xml:space="preserve"> </w:t>
+      </w:r>
+      <w:r>
+        <w:t xml:space="preserve">proposal costing 1 in 24 or 1 in 44 is not thereby expensive, and one costing 1 in 200,000 is.</w:t>
+      </w:r>
+    </w:p>
+    <w:p>
+      <w:pPr>
+        <w:pStyle w:val="BodyText"/>
+      </w:pPr>
+      <w:r>
+        <w:rPr>
+          <w:bCs/>
+          <w:b/>
+        </w:rPr>
+        <w:t xml:space="preserve">The same control carries a second result, on the vowel.</w:t>
+      </w:r>
+      <w:r>
+        <w:t xml:space="preserve"> </w:t>
+      </w:r>
+      <w:r>
+        <w:t xml:space="preserve">撑</w:t>
+      </w:r>
+      <w:r>
+        <w:t xml:space="preserve"> </w:t>
+      </w:r>
+      <w:r>
+        <w:t xml:space="preserve">is an open-vowel character, and an open vowel writes a source</w:t>
+      </w:r>
+      <w:r>
+        <w:t xml:space="preserve"> </w:t>
+      </w:r>
+      <w:r>
+        <w:rPr>
+          <w:iCs/>
+          <w:i/>
+        </w:rPr>
+        <w:t xml:space="preserve">a</w:t>
+      </w:r>
+      <w:r>
+        <w:t xml:space="preserve"> </w:t>
+      </w:r>
+      <w:r>
+        <w:t xml:space="preserve">1,127 times in 1,634 and a source</w:t>
+      </w:r>
+      <w:r>
+        <w:t xml:space="preserve"> </w:t>
+      </w:r>
+      <w:r>
+        <w:rPr>
+          <w:iCs/>
+          <w:i/>
+        </w:rPr>
+        <w:t xml:space="preserve">i</w:t>
+      </w:r>
+      <w:r>
+        <w:t xml:space="preserve"> </w:t>
+      </w:r>
+      <w:r>
+        <w:t xml:space="preserve">or</w:t>
+      </w:r>
+      <w:r>
+        <w:t xml:space="preserve"> </w:t>
+      </w:r>
+      <w:r>
+        <w:rPr>
+          <w:iCs/>
+          <w:i/>
+        </w:rPr>
+        <w:t xml:space="preserve">e</w:t>
+      </w:r>
+      <w:r>
+        <w:t xml:space="preserve"> </w:t>
+      </w:r>
+      <w:r>
+        <w:t xml:space="preserve">27 times in 406. On this</w:t>
+      </w:r>
+      <w:r>
+        <w:t xml:space="preserve"> </w:t>
+      </w:r>
+      <w:r>
+        <w:t xml:space="preserve">spelling the Xiongnu-period form was</w:t>
+      </w:r>
+      <w:r>
+        <w:t xml:space="preserve"> </w:t>
+      </w:r>
+      <w:r>
+        <w:rPr>
+          <w:iCs/>
+          <w:i/>
+        </w:rPr>
+        <w:t xml:space="preserve">taŋrı</w:t>
+      </w:r>
+      <w:r>
+        <w:t xml:space="preserve">, at 1 in 152, rather than Kāşgarî's</w:t>
+      </w:r>
+      <w:r>
+        <w:t xml:space="preserve"> </w:t>
+      </w:r>
+      <w:r>
+        <w:rPr>
+          <w:iCs/>
+          <w:i/>
+        </w:rPr>
+        <w:t xml:space="preserve">teŋri</w:t>
+      </w:r>
+      <w:r>
+        <w:t xml:space="preserve">, at 1 in 1,579, and the whole factor of ten between them is that one cell. Modern</w:t>
+      </w:r>
+      <w:r>
+        <w:t xml:space="preserve"> </w:t>
+      </w:r>
+      <w:r>
+        <w:t xml:space="preserve">Turkish</w:t>
+      </w:r>
+      <w:r>
+        <w:t xml:space="preserve"> </w:t>
+      </w:r>
+      <w:r>
+        <w:rPr>
+          <w:iCs/>
+          <w:i/>
+        </w:rPr>
+        <w:t xml:space="preserve">Tanrı</w:t>
+      </w:r>
+      <w:r>
+        <w:t xml:space="preserve"> </w:t>
+      </w:r>
+      <w:r>
+        <w:t xml:space="preserve">keeps the</w:t>
+      </w:r>
+      <w:r>
+        <w:t xml:space="preserve"> </w:t>
+      </w:r>
+      <w:r>
+        <w:rPr>
+          <w:iCs/>
+          <w:i/>
+        </w:rPr>
+        <w:t xml:space="preserve">a</w:t>
+      </w:r>
+      <w:r>
+        <w:t xml:space="preserve">. We record this as what the transcription measures and</w:t>
+      </w:r>
+      <w:r>
+        <w:t xml:space="preserve"> </w:t>
+      </w:r>
+      <w:r>
+        <w:t xml:space="preserve">not as a new claim about the word: the vocalism of this item has its own literature, and Georg</w:t>
+      </w:r>
+      <w:r>
+        <w:t xml:space="preserve"> </w:t>
+      </w:r>
+      <w:r>
+        <w:t xml:space="preserve">2001, which argues the word is a Yeniseian borrowing, is among the works we have not obtained.</w:t>
+      </w:r>
+    </w:p>
     <w:bookmarkEnd w:id="43"/>
-    <w:bookmarkStart w:id="46" w:name="X18e877f3e1c3d2dd8c6c1f8b8056a29434f58aa"/>
+    <w:bookmarkEnd w:id="44"/>
+    <w:bookmarkStart w:id="47" w:name="X18e877f3e1c3d2dd8c6c1f8b8056a29434f58aa"/>
     <w:p>
       <w:pPr>
         <w:pStyle w:val="Heading2"/>
@@ -10484,7 +10741,7 @@
         <w:t xml:space="preserve">quoted in support of an individual reading, the concrete form of the warning in §6.2.</w:t>
       </w:r>
     </w:p>
-    <w:bookmarkStart w:id="44" w:name="two-cases-which-are-not-ours-to-propose"/>
+    <w:bookmarkStart w:id="45" w:name="two-cases-which-are-not-ours-to-propose"/>
     <w:p>
       <w:pPr>
         <w:pStyle w:val="Heading3"/>
@@ -11044,6 +11301,16 @@
         <w:pStyle w:val="BodyText"/>
       </w:pPr>
       <w:r>
+        <w:rPr>
+          <w:bCs/>
+          <w:b/>
+        </w:rPr>
+        <w:t xml:space="preserve">The manuscript carries both orders of the word.</w:t>
+      </w:r>
+      <w:r>
+        <w:t xml:space="preserve"> </w:t>
+      </w:r>
+      <w:r>
         <w:t xml:space="preserve">Kāşgarî's text at volume III, page 382 of the</w:t>
       </w:r>
       <w:r>
@@ -11070,7 +11337,7 @@
           <w:iCs/>
           <w:i/>
         </w:rPr>
-        <w:t xml:space="preserve">kırpa:k</w:t>
+        <w:t xml:space="preserve">kırŋa:k</w:t>
       </w:r>
       <w:r>
         <w:t xml:space="preserve"> </w:t>
@@ -11089,44 +11356,547 @@
         <w:t xml:space="preserve">kıŋra:k</w:t>
       </w:r>
       <w:r>
-        <w:t xml:space="preserve">. So this form rests on a marginal emendation rather than the text as</w:t>
-      </w:r>
-      <w:r>
-        <w:t xml:space="preserve"> </w:t>
-      </w:r>
-      <w:r>
-        <w:t xml:space="preserve">written. The emendation is not the only support for it: Hirth took the word from living Turki</w:t>
-      </w:r>
-      <w:r>
-        <w:t xml:space="preserve"> </w:t>
-      </w:r>
-      <w:r>
-        <w:t xml:space="preserve">dialects in 1908, and the Teleut and Kirghiz survivals cited above are independent of the</w:t>
-      </w:r>
-      <w:r>
-        <w:t xml:space="preserve"> </w:t>
-      </w:r>
-      <w:r>
-        <w:t xml:space="preserve">Dīwān's manuscript altogether.</w:t>
-      </w:r>
-      <w:r>
-        <w:t xml:space="preserve"> </w:t>
-      </w:r>
-      <w:r>
-        <w:rPr>
-          <w:iCs/>
-          <w:i/>
-        </w:rPr>
-        <w:t xml:space="preserve">kıñır</w:t>
-      </w:r>
-      <w:r>
-        <w:t xml:space="preserve">, on the other hand, fits the transcription exactly, at three</w:t>
-      </w:r>
-      <w:r>
-        <w:t xml:space="preserve"> </w:t>
-      </w:r>
-      <w:r>
-        <w:t xml:space="preserve">consonants with nothing supplied;</w:t>
+        <w:t xml:space="preserve">, so the form used here rests on a marginal emendation rather than on the text as</w:t>
+      </w:r>
+      <w:r>
+        <w:t xml:space="preserve"> </w:t>
+      </w:r>
+      <w:r>
+        <w:t xml:space="preserve">written. Dankoff and Kelly print the text form and gloss it "a broad knife (</w:t>
+      </w:r>
+      <w:r>
+        <w:rPr>
+          <w:iCs/>
+          <w:i/>
+        </w:rPr>
+        <w:t xml:space="preserve">ṣafra</w:t>
+      </w:r>
+      <w:r>
+        <w:t xml:space="preserve">) like a</w:t>
+      </w:r>
+      <w:r>
+        <w:t xml:space="preserve"> </w:t>
+      </w:r>
+      <w:r>
+        <w:t xml:space="preserve">cleaver (</w:t>
+      </w:r>
+      <w:r>
+        <w:rPr>
+          <w:iCs/>
+          <w:i/>
+        </w:rPr>
+        <w:t xml:space="preserve">sāṭūr</w:t>
+      </w:r>
+      <w:r>
+        <w:t xml:space="preserve">) used to cut meat or dough", which is the same object Clauson describes.</w:t>
+      </w:r>
+      <w:r>
+        <w:t xml:space="preserve"> </w:t>
+      </w:r>
+      <w:r>
+        <w:rPr>
+          <w:bCs/>
+          <w:b/>
+        </w:rPr>
+        <w:t xml:space="preserve">The two editions therefore agree on what the word means and differ only on the order of the</w:t>
+      </w:r>
+      <w:r>
+        <w:rPr>
+          <w:bCs/>
+          <w:b/>
+        </w:rPr>
+        <w:t xml:space="preserve"> </w:t>
+      </w:r>
+      <w:r>
+        <w:rPr>
+          <w:bCs/>
+          <w:b/>
+        </w:rPr>
+        <w:t xml:space="preserve">r</w:t>
+      </w:r>
+      <w:r>
+        <w:rPr>
+          <w:bCs/>
+          <w:b/>
+        </w:rPr>
+        <w:t xml:space="preserve"> </w:t>
+      </w:r>
+      <w:r>
+        <w:rPr>
+          <w:bCs/>
+          <w:b/>
+        </w:rPr>
+        <w:t xml:space="preserve">and the</w:t>
+      </w:r>
+      <w:r>
+        <w:rPr>
+          <w:bCs/>
+          <w:b/>
+        </w:rPr>
+        <w:t xml:space="preserve"> </w:t>
+      </w:r>
+      <w:r>
+        <w:rPr>
+          <w:bCs/>
+          <w:b/>
+        </w:rPr>
+        <w:t xml:space="preserve">ŋ</w:t>
+      </w:r>
+      <w:r>
+        <w:rPr>
+          <w:bCs/>
+          <w:b/>
+        </w:rPr>
+        <w:t xml:space="preserve">.</w:t>
+      </w:r>
+      <w:r>
+        <w:t xml:space="preserve"> </w:t>
+      </w:r>
+      <w:r>
+        <w:t xml:space="preserve">That is not a disagreement</w:t>
+      </w:r>
+      <w:r>
+        <w:t xml:space="preserve"> </w:t>
+      </w:r>
+      <w:r>
+        <w:t xml:space="preserve">about which word is on the page. It is the ordinary Turkic transposition of a liquid across a</w:t>
+      </w:r>
+      <w:r>
+        <w:t xml:space="preserve"> </w:t>
+      </w:r>
+      <w:r>
+        <w:t xml:space="preserve">following consonant, the alternation that gives standard</w:t>
+      </w:r>
+      <w:r>
+        <w:t xml:space="preserve"> </w:t>
+      </w:r>
+      <w:r>
+        <w:rPr>
+          <w:iCs/>
+          <w:i/>
+        </w:rPr>
+        <w:t xml:space="preserve">toprak</w:t>
+      </w:r>
+      <w:r>
+        <w:t xml:space="preserve"> </w:t>
+      </w:r>
+      <w:r>
+        <w:t xml:space="preserve">beside dialect</w:t>
+      </w:r>
+      <w:r>
+        <w:t xml:space="preserve"> </w:t>
+      </w:r>
+      <w:r>
+        <w:rPr>
+          <w:iCs/>
+          <w:i/>
+        </w:rPr>
+        <w:t xml:space="preserve">torpak</w:t>
+      </w:r>
+      <w:r>
+        <w:t xml:space="preserve">,</w:t>
+      </w:r>
+      <w:r>
+        <w:t xml:space="preserve"> </w:t>
+      </w:r>
+      <w:r>
+        <w:rPr>
+          <w:iCs/>
+          <w:i/>
+        </w:rPr>
+        <w:t xml:space="preserve">yaprak</w:t>
+      </w:r>
+      <w:r>
+        <w:t xml:space="preserve"> </w:t>
+      </w:r>
+      <w:r>
+        <w:t xml:space="preserve">beside</w:t>
+      </w:r>
+      <w:r>
+        <w:t xml:space="preserve"> </w:t>
+      </w:r>
+      <w:r>
+        <w:rPr>
+          <w:iCs/>
+          <w:i/>
+        </w:rPr>
+        <w:t xml:space="preserve">yarpak</w:t>
+      </w:r>
+      <w:r>
+        <w:t xml:space="preserve">,</w:t>
+      </w:r>
+      <w:r>
+        <w:t xml:space="preserve"> </w:t>
+      </w:r>
+      <w:r>
+        <w:rPr>
+          <w:iCs/>
+          <w:i/>
+        </w:rPr>
+        <w:t xml:space="preserve">kirpik</w:t>
+      </w:r>
+      <w:r>
+        <w:t xml:space="preserve"> </w:t>
+      </w:r>
+      <w:r>
+        <w:t xml:space="preserve">beside</w:t>
+      </w:r>
+      <w:r>
+        <w:t xml:space="preserve"> </w:t>
+      </w:r>
+      <w:r>
+        <w:rPr>
+          <w:iCs/>
+          <w:i/>
+        </w:rPr>
+        <w:t xml:space="preserve">kiprik</w:t>
+      </w:r>
+      <w:r>
+        <w:t xml:space="preserve"> </w:t>
+      </w:r>
+      <w:r>
+        <w:t xml:space="preserve">and</w:t>
+      </w:r>
+      <w:r>
+        <w:t xml:space="preserve"> </w:t>
+      </w:r>
+      <w:r>
+        <w:rPr>
+          <w:iCs/>
+          <w:i/>
+        </w:rPr>
+        <w:t xml:space="preserve">köprü</w:t>
+      </w:r>
+      <w:r>
+        <w:t xml:space="preserve"> </w:t>
+      </w:r>
+      <w:r>
+        <w:t xml:space="preserve">beside</w:t>
+      </w:r>
+      <w:r>
+        <w:t xml:space="preserve"> </w:t>
+      </w:r>
+      <w:r>
+        <w:rPr>
+          <w:iCs/>
+          <w:i/>
+        </w:rPr>
+        <w:t xml:space="preserve">körpü</w:t>
+      </w:r>
+      <w:r>
+        <w:t xml:space="preserve">, and that carried Old Turkic</w:t>
+      </w:r>
+      <w:r>
+        <w:t xml:space="preserve"> </w:t>
+      </w:r>
+      <w:r>
+        <w:rPr>
+          <w:iCs/>
+          <w:i/>
+        </w:rPr>
+        <w:t xml:space="preserve">kaşru</w:t>
+      </w:r>
+      <w:r>
+        <w:t xml:space="preserve"> </w:t>
+      </w:r>
+      <w:r>
+        <w:t xml:space="preserve">into modern</w:t>
+      </w:r>
+      <w:r>
+        <w:t xml:space="preserve"> </w:t>
+      </w:r>
+      <w:r>
+        <w:rPr>
+          <w:iCs/>
+          <w:i/>
+        </w:rPr>
+        <w:t xml:space="preserve">karşı</w:t>
+      </w:r>
+      <w:r>
+        <w:t xml:space="preserve">.</w:t>
+      </w:r>
+      <w:r>
+        <w:t xml:space="preserve"> </w:t>
+      </w:r>
+      <w:r>
+        <w:rPr>
+          <w:iCs/>
+          <w:i/>
+        </w:rPr>
+        <w:t xml:space="preserve">Kırŋak</w:t>
+      </w:r>
+      <w:r>
+        <w:t xml:space="preserve"> </w:t>
+      </w:r>
+      <w:r>
+        <w:t xml:space="preserve">and</w:t>
+      </w:r>
+      <w:r>
+        <w:t xml:space="preserve"> </w:t>
+      </w:r>
+      <w:r>
+        <w:rPr>
+          <w:iCs/>
+          <w:i/>
+        </w:rPr>
+        <w:t xml:space="preserve">kıŋrak</w:t>
+      </w:r>
+      <w:r>
+        <w:t xml:space="preserve"> </w:t>
+      </w:r>
+      <w:r>
+        <w:t xml:space="preserve">are two orders of one word.</w:t>
+      </w:r>
+    </w:p>
+    <w:p>
+      <w:pPr>
+        <w:pStyle w:val="BodyText"/>
+      </w:pPr>
+      <w:r>
+        <w:rPr>
+          <w:bCs/>
+          <w:b/>
+        </w:rPr>
+        <w:t xml:space="preserve">What that costs and what it does not.</w:t>
+      </w:r>
+      <w:r>
+        <w:t xml:space="preserve"> </w:t>
+      </w:r>
+      <w:r>
+        <w:t xml:space="preserve">It costs the transcription its vote. Of the</w:t>
+      </w:r>
+      <w:r>
+        <w:t xml:space="preserve"> </w:t>
+      </w:r>
+      <w:r>
+        <w:t xml:space="preserve">two orders only</w:t>
+      </w:r>
+      <w:r>
+        <w:t xml:space="preserve"> </w:t>
+      </w:r>
+      <w:r>
+        <w:rPr>
+          <w:iCs/>
+          <w:i/>
+        </w:rPr>
+        <w:t xml:space="preserve">kıŋrak</w:t>
+      </w:r>
+      <w:r>
+        <w:t xml:space="preserve"> </w:t>
+      </w:r>
+      <w:r>
+        <w:t xml:space="preserve">can be written with these characters: 徑 carries a velar onset and a</w:t>
+      </w:r>
+      <w:r>
+        <w:t xml:space="preserve"> </w:t>
+      </w:r>
+      <w:r>
+        <w:t xml:space="preserve">written</w:t>
+      </w:r>
+      <w:r>
+        <w:t xml:space="preserve"> </w:t>
+      </w:r>
+      <w:r>
+        <w:t xml:space="preserve">-ŋ</w:t>
+      </w:r>
+      <w:r>
+        <w:t xml:space="preserve"> </w:t>
+      </w:r>
+      <w:r>
+        <w:t xml:space="preserve">coda and 路 a Chinese</w:t>
+      </w:r>
+      <w:r>
+        <w:t xml:space="preserve"> </w:t>
+      </w:r>
+      <w:r>
+        <w:t xml:space="preserve">l-</w:t>
+      </w:r>
+      <w:r>
+        <w:t xml:space="preserve">, so the</w:t>
+      </w:r>
+      <w:r>
+        <w:t xml:space="preserve"> </w:t>
+      </w:r>
+      <w:r>
+        <w:t xml:space="preserve">spelling prices</w:t>
+      </w:r>
+      <w:r>
+        <w:t xml:space="preserve"> </w:t>
+      </w:r>
+      <w:r>
+        <w:rPr>
+          <w:iCs/>
+          <w:i/>
+        </w:rPr>
+        <w:t xml:space="preserve">kıŋrak</w:t>
+      </w:r>
+      <w:r>
+        <w:t xml:space="preserve"> </w:t>
+      </w:r>
+      <w:r>
+        <w:t xml:space="preserve">at 1 in 7, two characters for two syllables in order, and</w:t>
+      </w:r>
+      <w:r>
+        <w:t xml:space="preserve"> </w:t>
+      </w:r>
+      <w:r>
+        <w:rPr>
+          <w:iCs/>
+          <w:i/>
+        </w:rPr>
+        <w:t xml:space="preserve">kırŋak</w:t>
+      </w:r>
+      <w:r>
+        <w:t xml:space="preserve"> </w:t>
+      </w:r>
+      <w:r>
+        <w:t xml:space="preserve">at 1 in 123, the latter only by compressing two syllables onto 徑 and leaving 路</w:t>
+      </w:r>
+      <w:r>
+        <w:t xml:space="preserve"> </w:t>
+      </w:r>
+      <w:r>
+        <w:t xml:space="preserve">idle, since no Chinese</w:t>
+      </w:r>
+      <w:r>
+        <w:t xml:space="preserve"> </w:t>
+      </w:r>
+      <w:r>
+        <w:t xml:space="preserve">l-</w:t>
+      </w:r>
+      <w:r>
+        <w:t xml:space="preserve"> </w:t>
+      </w:r>
+      <w:r>
+        <w:t xml:space="preserve">character in the corpus writes a source velar</w:t>
+      </w:r>
+      <w:r>
+        <w:t xml:space="preserve"> </w:t>
+      </w:r>
+      <w:r>
+        <w:t xml:space="preserve">nasal. We record that</w:t>
+      </w:r>
+      <w:r>
+        <w:t xml:space="preserve"> </w:t>
+      </w:r>
+      <w:r>
+        <w:t xml:space="preserve">and do not lean on it: the reading is what is under test here, so the Chinese side cannot also be</w:t>
+      </w:r>
+      <w:r>
+        <w:t xml:space="preserve"> </w:t>
+      </w:r>
+      <w:r>
+        <w:t xml:space="preserve">the evidence that picks the Turkic form. What it does not cost is the identification, because the</w:t>
+      </w:r>
+      <w:r>
+        <w:t xml:space="preserve"> </w:t>
+      </w:r>
+      <w:r>
+        <w:t xml:space="preserve">order is settled inside Turkic without reference to Chinese. The margin corrects toward</w:t>
+      </w:r>
+      <w:r>
+        <w:t xml:space="preserve"> </w:t>
+      </w:r>
+      <w:r>
+        <w:rPr>
+          <w:iCs/>
+          <w:i/>
+        </w:rPr>
+        <w:t xml:space="preserve">kıŋrak</w:t>
+      </w:r>
+      <w:r>
+        <w:t xml:space="preserve">; Clauson derives that order from</w:t>
+      </w:r>
+      <w:r>
+        <w:t xml:space="preserve"> </w:t>
+      </w:r>
+      <w:r>
+        <w:rPr>
+          <w:iCs/>
+          <w:i/>
+        </w:rPr>
+        <w:t xml:space="preserve">kıŋır</w:t>
+      </w:r>
+      <w:r>
+        <w:t xml:space="preserve"> </w:t>
+      </w:r>
+      <w:r>
+        <w:t xml:space="preserve">"crooked", where the text order has</w:t>
+      </w:r>
+      <w:r>
+        <w:t xml:space="preserve"> </w:t>
+      </w:r>
+      <w:r>
+        <w:t xml:space="preserve">no etymology at all; and every modern survival keeps it, Teleut</w:t>
+      </w:r>
+      <w:r>
+        <w:t xml:space="preserve"> </w:t>
+      </w:r>
+      <w:r>
+        <w:rPr>
+          <w:iCs/>
+          <w:i/>
+        </w:rPr>
+        <w:t xml:space="preserve">kıŋırak</w:t>
+      </w:r>
+      <w:r>
+        <w:t xml:space="preserve"> </w:t>
+      </w:r>
+      <w:r>
+        <w:t xml:space="preserve">and Kirghiz</w:t>
+      </w:r>
+      <w:r>
+        <w:t xml:space="preserve"> </w:t>
+      </w:r>
+      <w:r>
+        <w:rPr>
+          <w:iCs/>
+          <w:i/>
+        </w:rPr>
+        <w:t xml:space="preserve">kıŋarak / kıŋırak</w:t>
+      </w:r>
+      <w:r>
+        <w:t xml:space="preserve">. Hirth, who made the comparison in 1908, took the word from living</w:t>
+      </w:r>
+      <w:r>
+        <w:t xml:space="preserve"> </w:t>
+      </w:r>
+      <w:r>
+        <w:t xml:space="preserve">Turki dialects and not from this manuscript.</w:t>
+      </w:r>
+    </w:p>
+    <w:p>
+      <w:pPr>
+        <w:pStyle w:val="BodyText"/>
+      </w:pPr>
+      <w:r>
+        <w:rPr>
+          <w:bCs/>
+          <w:b/>
+        </w:rPr>
+        <w:t xml:space="preserve">What remains against the reading.</w:t>
+      </w:r>
+      <w:r>
+        <w:t xml:space="preserve"> </w:t>
+      </w:r>
+      <w:r>
+        <w:rPr>
+          <w:iCs/>
+          <w:i/>
+        </w:rPr>
+        <w:t xml:space="preserve">Kıñır</w:t>
+      </w:r>
+      <w:r>
+        <w:t xml:space="preserve"> </w:t>
+      </w:r>
+      <w:r>
+        <w:t xml:space="preserve">fits the transcription with</w:t>
+      </w:r>
+      <w:r>
+        <w:t xml:space="preserve"> </w:t>
+      </w:r>
+      <w:r>
+        <w:t xml:space="preserve">nothing supplied, at three consonants, and it means "crooked" rather than "blade";</w:t>
       </w:r>
       <w:r>
         <w:t xml:space="preserve"> </w:t>
@@ -11139,13 +11909,13 @@
         <w:t xml:space="preserve">kıñrak</w:t>
       </w:r>
       <w:r>
-        <w:t xml:space="preserve">, which means a knife, needs the</w:t>
-      </w:r>
-      <w:r>
-        <w:t xml:space="preserve"> </w:t>
-      </w:r>
-      <w:r>
-        <w:t xml:space="preserve">unwritten final</w:t>
+        <w:t xml:space="preserve">,</w:t>
+      </w:r>
+      <w:r>
+        <w:t xml:space="preserve"> </w:t>
+      </w:r>
+      <w:r>
+        <w:t xml:space="preserve">which means a knife, needs the unwritten final</w:t>
       </w:r>
       <w:r>
         <w:t xml:space="preserve"> </w:t>
@@ -11157,13 +11927,19 @@
         <w:t xml:space="preserve"> </w:t>
       </w:r>
       <w:r>
-        <w:t xml:space="preserve">that Table 7 licenses at 30%. The form that fits best</w:t>
-      </w:r>
-      <w:r>
-        <w:t xml:space="preserve"> </w:t>
-      </w:r>
-      <w:r>
-        <w:t xml:space="preserve">does not mean "blade", and the form that means "blade" does not fit best.</w:t>
+        <w:t xml:space="preserve">that Table 7 licenses at</w:t>
+      </w:r>
+      <w:r>
+        <w:t xml:space="preserve"> </w:t>
+      </w:r>
+      <w:r>
+        <w:t xml:space="preserve">9 of 23, 39%. The form that fits best does not mean "blade", and the form that means "blade" does</w:t>
+      </w:r>
+      <w:r>
+        <w:t xml:space="preserve"> </w:t>
+      </w:r>
+      <w:r>
+        <w:t xml:space="preserve">not fit best.</w:t>
       </w:r>
     </w:p>
     <w:p>
@@ -12248,8 +13024,8 @@
         <w:t xml:space="preserve">a use of it that the accuracy figures actually license.</w:t>
       </w:r>
     </w:p>
-    <w:bookmarkEnd w:id="44"/>
-    <w:bookmarkStart w:id="45" w:name="X0c4ba52fd95c78c09fdcd9031fd6d8d2ec1da17"/>
+    <w:bookmarkEnd w:id="45"/>
+    <w:bookmarkStart w:id="46" w:name="X0c4ba52fd95c78c09fdcd9031fd6d8d2ec1da17"/>
     <w:p>
       <w:pPr>
         <w:pStyle w:val="Heading3"/>
@@ -14530,9 +15306,9 @@
         <w:t xml:space="preserve">provided.</w:t>
       </w:r>
     </w:p>
-    <w:bookmarkEnd w:id="45"/>
     <w:bookmarkEnd w:id="46"/>
-    <w:bookmarkStart w:id="47" w:name="where-the-method-does-work"/>
+    <w:bookmarkEnd w:id="47"/>
+    <w:bookmarkStart w:id="48" w:name="where-the-method-does-work"/>
     <w:p>
       <w:pPr>
         <w:pStyle w:val="Heading2"/>
@@ -15347,8 +16123,8 @@
         <w:t xml:space="preserve">against.</w:t>
       </w:r>
     </w:p>
-    <w:bookmarkEnd w:id="47"/>
-    <w:bookmarkStart w:id="48" w:name="limitations-of-this-work"/>
+    <w:bookmarkEnd w:id="48"/>
+    <w:bookmarkStart w:id="49" w:name="limitations-of-this-work"/>
     <w:p>
       <w:pPr>
         <w:pStyle w:val="Heading2"/>
@@ -15849,8 +16625,8 @@
         <w:t xml:space="preserve">conclusion.</w:t>
       </w:r>
     </w:p>
-    <w:bookmarkEnd w:id="48"/>
-    <w:bookmarkStart w:id="49" w:name="data-and-code-availability"/>
+    <w:bookmarkEnd w:id="49"/>
+    <w:bookmarkStart w:id="50" w:name="data-and-code-availability"/>
     <w:p>
       <w:pPr>
         <w:pStyle w:val="Heading2"/>
@@ -16149,8 +16925,8 @@
         </w:pict>
       </w:r>
     </w:p>
-    <w:bookmarkEnd w:id="49"/>
-    <w:bookmarkStart w:id="52" w:name="a-appendix-the-xiongnu-record"/>
+    <w:bookmarkEnd w:id="50"/>
+    <w:bookmarkStart w:id="53" w:name="a-appendix-the-xiongnu-record"/>
     <w:p>
       <w:pPr>
         <w:pStyle w:val="Heading2"/>
@@ -16244,7 +17020,7 @@
         <w:t xml:space="preserve">carry it.</w:t>
       </w:r>
     </w:p>
-    <w:bookmarkStart w:id="50" w:name="a.1-rulers-and-the-ruling-clan"/>
+    <w:bookmarkStart w:id="51" w:name="a.1-rulers-and-the-ruling-clan"/>
     <w:p>
       <w:pPr>
         <w:pStyle w:val="Heading3"/>
@@ -17916,8 +18692,8 @@
         <w:t xml:space="preserve">.</w:t>
       </w:r>
     </w:p>
-    <w:bookmarkEnd w:id="50"/>
-    <w:bookmarkStart w:id="51" w:name="a.2-titles-and-lexical-items"/>
+    <w:bookmarkEnd w:id="51"/>
+    <w:bookmarkStart w:id="52" w:name="a.2-titles-and-lexical-items"/>
     <w:p>
       <w:pPr>
         <w:pStyle w:val="Heading3"/>
@@ -19113,9 +19889,9 @@
         <w:t xml:space="preserve">hypothesis.</w:t>
       </w:r>
     </w:p>
-    <w:bookmarkEnd w:id="51"/>
     <w:bookmarkEnd w:id="52"/>
-    <w:bookmarkStart w:id="82" w:name="b-references"/>
+    <w:bookmarkEnd w:id="53"/>
+    <w:bookmarkStart w:id="83" w:name="b-references"/>
     <w:p>
       <w:pPr>
         <w:pStyle w:val="Heading2"/>
@@ -19138,7 +19914,7 @@
         </w:numPr>
         <w:pStyle w:val="Compact"/>
       </w:pPr>
-      <w:bookmarkStart w:id="53" w:name="r1"/>
+      <w:bookmarkStart w:id="54" w:name="r1"/>
       <w:r>
         <w:t xml:space="preserve">Baley, D. (2025).</w:t>
       </w:r>
@@ -19167,33 +19943,6 @@
       </w:r>
       <w:r>
         <w:t xml:space="preserve">, doi:10.5334/johd.110</w:t>
-      </w:r>
-      <w:bookmarkEnd w:id="53"/>
-    </w:p>
-    <w:p>
-      <w:pPr>
-        <w:numPr>
-          <w:ilvl w:val="0"/>
-          <w:numId w:val="1003"/>
-        </w:numPr>
-        <w:pStyle w:val="Compact"/>
-      </w:pPr>
-      <w:bookmarkStart w:id="54" w:name="r2"/>
-      <w:r>
-        <w:t xml:space="preserve">Baxter, W. H. &amp; Sagart, L. (2014).</w:t>
-      </w:r>
-      <w:r>
-        <w:t xml:space="preserve"> </w:t>
-      </w:r>
-      <w:r>
-        <w:rPr>
-          <w:iCs/>
-          <w:i/>
-        </w:rPr>
-        <w:t xml:space="preserve">Old Chinese: A New Reconstruction</w:t>
-      </w:r>
-      <w:r>
-        <w:t xml:space="preserve">. Oxford University Press.</w:t>
       </w:r>
       <w:bookmarkEnd w:id="54"/>
     </w:p>
@@ -19205,25 +19954,22 @@
         </w:numPr>
         <w:pStyle w:val="Compact"/>
       </w:pPr>
-      <w:bookmarkStart w:id="55" w:name="r3"/>
-      <w:r>
-        <w:t xml:space="preserve">Bonmann, S. &amp; Fries, S. (2026). Linguistic evidence suggests that Xiōngnú and Huns spoke the same Paleo-Siberian language.</w:t>
-      </w:r>
-      <w:r>
-        <w:t xml:space="preserve"> </w:t>
-      </w:r>
-      <w:r>
-        <w:rPr>
-          <w:iCs/>
-          <w:i/>
-        </w:rPr>
-        <w:t xml:space="preserve">Transactions of the Philological Society</w:t>
-      </w:r>
-      <w:r>
-        <w:t xml:space="preserve"> </w:t>
-      </w:r>
-      <w:r>
-        <w:t xml:space="preserve">124(1): 29–52. doi:10.1111/1467-968X.12321</w:t>
+      <w:bookmarkStart w:id="55" w:name="r2"/>
+      <w:r>
+        <w:t xml:space="preserve">Baxter, W. H. &amp; Sagart, L. (2014).</w:t>
+      </w:r>
+      <w:r>
+        <w:t xml:space="preserve"> </w:t>
+      </w:r>
+      <w:r>
+        <w:rPr>
+          <w:iCs/>
+          <w:i/>
+        </w:rPr>
+        <w:t xml:space="preserve">Old Chinese: A New Reconstruction</w:t>
+      </w:r>
+      <w:r>
+        <w:t xml:space="preserve">. Oxford University Press.</w:t>
       </w:r>
       <w:bookmarkEnd w:id="55"/>
     </w:p>
@@ -19235,22 +19981,25 @@
         </w:numPr>
         <w:pStyle w:val="Compact"/>
       </w:pPr>
-      <w:bookmarkStart w:id="56" w:name="r4"/>
-      <w:r>
-        <w:t xml:space="preserve">Clauson, G. (1972).</w:t>
-      </w:r>
-      <w:r>
-        <w:t xml:space="preserve"> </w:t>
-      </w:r>
-      <w:r>
-        <w:rPr>
-          <w:iCs/>
-          <w:i/>
-        </w:rPr>
-        <w:t xml:space="preserve">An Etymological Dictionary of Pre-Thirteenth-Century Turkish</w:t>
-      </w:r>
-      <w:r>
-        <w:t xml:space="preserve">. Oxford: Clarendon Press.</w:t>
+      <w:bookmarkStart w:id="56" w:name="r3"/>
+      <w:r>
+        <w:t xml:space="preserve">Bonmann, S. &amp; Fries, S. (2026). Linguistic evidence suggests that Xiōngnú and Huns spoke the same Paleo-Siberian language.</w:t>
+      </w:r>
+      <w:r>
+        <w:t xml:space="preserve"> </w:t>
+      </w:r>
+      <w:r>
+        <w:rPr>
+          <w:iCs/>
+          <w:i/>
+        </w:rPr>
+        <w:t xml:space="preserve">Transactions of the Philological Society</w:t>
+      </w:r>
+      <w:r>
+        <w:t xml:space="preserve"> </w:t>
+      </w:r>
+      <w:r>
+        <w:t xml:space="preserve">124(1): 29–52. doi:10.1111/1467-968X.12321</w:t>
       </w:r>
       <w:bookmarkEnd w:id="56"/>
     </w:p>
@@ -19262,22 +20011,22 @@
         </w:numPr>
         <w:pStyle w:val="Compact"/>
       </w:pPr>
-      <w:bookmarkStart w:id="57" w:name="r5"/>
-      <w:r>
-        <w:t xml:space="preserve">Doerfer, G. (1973).</w:t>
-      </w:r>
-      <w:r>
-        <w:t xml:space="preserve"> </w:t>
-      </w:r>
-      <w:r>
-        <w:rPr>
-          <w:iCs/>
-          <w:i/>
-        </w:rPr>
-        <w:t xml:space="preserve">Lautgesetz und Zufall: Betrachtungen zum Omnicomparatismus</w:t>
-      </w:r>
-      <w:r>
-        <w:t xml:space="preserve">. Innsbrucker Beiträge zur Sprachwissenschaft 10. Innsbruck.</w:t>
+      <w:bookmarkStart w:id="57" w:name="r4"/>
+      <w:r>
+        <w:t xml:space="preserve">Clauson, G. (1972).</w:t>
+      </w:r>
+      <w:r>
+        <w:t xml:space="preserve"> </w:t>
+      </w:r>
+      <w:r>
+        <w:rPr>
+          <w:iCs/>
+          <w:i/>
+        </w:rPr>
+        <w:t xml:space="preserve">An Etymological Dictionary of Pre-Thirteenth-Century Turkish</w:t>
+      </w:r>
+      <w:r>
+        <w:t xml:space="preserve">. Oxford: Clarendon Press.</w:t>
       </w:r>
       <w:bookmarkEnd w:id="57"/>
     </w:p>
@@ -19289,25 +20038,22 @@
         </w:numPr>
         <w:pStyle w:val="Compact"/>
       </w:pPr>
-      <w:bookmarkStart w:id="58" w:name="r6"/>
-      <w:r>
-        <w:t xml:space="preserve">Doerfer, G. (1973). Zur Sprache der Hunnen.</w:t>
-      </w:r>
-      <w:r>
-        <w:t xml:space="preserve"> </w:t>
-      </w:r>
-      <w:r>
-        <w:rPr>
-          <w:iCs/>
-          <w:i/>
-        </w:rPr>
-        <w:t xml:space="preserve">Central Asiatic Journal</w:t>
-      </w:r>
-      <w:r>
-        <w:t xml:space="preserve"> </w:t>
-      </w:r>
-      <w:r>
-        <w:t xml:space="preserve">17: 1–50.</w:t>
+      <w:bookmarkStart w:id="58" w:name="r5"/>
+      <w:r>
+        <w:t xml:space="preserve">Doerfer, G. (1973).</w:t>
+      </w:r>
+      <w:r>
+        <w:t xml:space="preserve"> </w:t>
+      </w:r>
+      <w:r>
+        <w:rPr>
+          <w:iCs/>
+          <w:i/>
+        </w:rPr>
+        <w:t xml:space="preserve">Lautgesetz und Zufall: Betrachtungen zum Omnicomparatismus</w:t>
+      </w:r>
+      <w:r>
+        <w:t xml:space="preserve">. Innsbrucker Beiträge zur Sprachwissenschaft 10. Innsbruck.</w:t>
       </w:r>
       <w:bookmarkEnd w:id="58"/>
     </w:p>
@@ -19319,22 +20065,25 @@
         </w:numPr>
         <w:pStyle w:val="Compact"/>
       </w:pPr>
-      <w:bookmarkStart w:id="59" w:name="r7"/>
-      <w:r>
-        <w:t xml:space="preserve">Erdal, M. (2004).</w:t>
-      </w:r>
-      <w:r>
-        <w:t xml:space="preserve"> </w:t>
-      </w:r>
-      <w:r>
-        <w:rPr>
-          <w:iCs/>
-          <w:i/>
-        </w:rPr>
-        <w:t xml:space="preserve">A Grammar of Old Turkic</w:t>
-      </w:r>
-      <w:r>
-        <w:t xml:space="preserve">. Leiden: Brill.</w:t>
+      <w:bookmarkStart w:id="59" w:name="r6"/>
+      <w:r>
+        <w:t xml:space="preserve">Doerfer, G. (1973). Zur Sprache der Hunnen.</w:t>
+      </w:r>
+      <w:r>
+        <w:t xml:space="preserve"> </w:t>
+      </w:r>
+      <w:r>
+        <w:rPr>
+          <w:iCs/>
+          <w:i/>
+        </w:rPr>
+        <w:t xml:space="preserve">Central Asiatic Journal</w:t>
+      </w:r>
+      <w:r>
+        <w:t xml:space="preserve"> </w:t>
+      </w:r>
+      <w:r>
+        <w:t xml:space="preserve">17: 1–50.</w:t>
       </w:r>
       <w:bookmarkEnd w:id="59"/>
     </w:p>
@@ -19346,41 +20095,22 @@
         </w:numPr>
         <w:pStyle w:val="Compact"/>
       </w:pPr>
-      <w:bookmarkStart w:id="60" w:name="r8"/>
-      <w:r>
-        <w:t xml:space="preserve">Georg, S. (2001). Türkisch/Mongolisch</w:t>
-      </w:r>
-      <w:r>
-        <w:t xml:space="preserve"> </w:t>
-      </w:r>
-      <w:r>
-        <w:rPr>
-          <w:iCs/>
-          <w:i/>
-        </w:rPr>
-        <w:t xml:space="preserve">tengri</w:t>
-      </w:r>
-      <w:r>
-        <w:t xml:space="preserve"> </w:t>
-      </w:r>
-      <w:r>
-        <w:t xml:space="preserve">'Himmel, Gott' und seine Herkunft.</w:t>
-      </w:r>
-      <w:r>
-        <w:t xml:space="preserve"> </w:t>
-      </w:r>
-      <w:r>
-        <w:rPr>
-          <w:iCs/>
-          <w:i/>
-        </w:rPr>
-        <w:t xml:space="preserve">Studia Etymologica Cracoviensia</w:t>
-      </w:r>
-      <w:r>
-        <w:t xml:space="preserve"> </w:t>
-      </w:r>
-      <w:r>
-        <w:t xml:space="preserve">6: 83–100.</w:t>
+      <w:bookmarkStart w:id="60" w:name="r7"/>
+      <w:r>
+        <w:t xml:space="preserve">Erdal, M. (2004).</w:t>
+      </w:r>
+      <w:r>
+        <w:t xml:space="preserve"> </w:t>
+      </w:r>
+      <w:r>
+        <w:rPr>
+          <w:iCs/>
+          <w:i/>
+        </w:rPr>
+        <w:t xml:space="preserve">A Grammar of Old Turkic</w:t>
+      </w:r>
+      <w:r>
+        <w:t xml:space="preserve">. Leiden: Brill.</w:t>
       </w:r>
       <w:bookmarkEnd w:id="60"/>
     </w:p>
@@ -19392,22 +20122,41 @@
         </w:numPr>
         <w:pStyle w:val="Compact"/>
       </w:pPr>
-      <w:bookmarkStart w:id="61" w:name="r9"/>
-      <w:r>
-        <w:t xml:space="preserve">Golden, P. B. (1992).</w:t>
-      </w:r>
-      <w:r>
-        <w:t xml:space="preserve"> </w:t>
-      </w:r>
-      <w:r>
-        <w:rPr>
-          <w:iCs/>
-          <w:i/>
-        </w:rPr>
-        <w:t xml:space="preserve">An Introduction to the History of the Turkic Peoples</w:t>
-      </w:r>
-      <w:r>
-        <w:t xml:space="preserve">. Wiesbaden: Harrassowitz. Page references are to the 2011 printing.</w:t>
+      <w:bookmarkStart w:id="61" w:name="r8"/>
+      <w:r>
+        <w:t xml:space="preserve">Georg, S. (2001). Türkisch/Mongolisch</w:t>
+      </w:r>
+      <w:r>
+        <w:t xml:space="preserve"> </w:t>
+      </w:r>
+      <w:r>
+        <w:rPr>
+          <w:iCs/>
+          <w:i/>
+        </w:rPr>
+        <w:t xml:space="preserve">tengri</w:t>
+      </w:r>
+      <w:r>
+        <w:t xml:space="preserve"> </w:t>
+      </w:r>
+      <w:r>
+        <w:t xml:space="preserve">'Himmel, Gott' und seine Herkunft.</w:t>
+      </w:r>
+      <w:r>
+        <w:t xml:space="preserve"> </w:t>
+      </w:r>
+      <w:r>
+        <w:rPr>
+          <w:iCs/>
+          <w:i/>
+        </w:rPr>
+        <w:t xml:space="preserve">Studia Etymologica Cracoviensia</w:t>
+      </w:r>
+      <w:r>
+        <w:t xml:space="preserve"> </w:t>
+      </w:r>
+      <w:r>
+        <w:t xml:space="preserve">6: 83–100.</w:t>
       </w:r>
       <w:bookmarkEnd w:id="61"/>
     </w:p>
@@ -19419,9 +20168,22 @@
         </w:numPr>
         <w:pStyle w:val="Compact"/>
       </w:pPr>
-      <w:bookmarkStart w:id="62" w:name="r10"/>
-      <w:r>
-        <w:t xml:space="preserve">Hú Zhènhuá &amp; Huáng Rùnhuá (1984). 《高昌舘杂字：明代汉文回鹘文分类词汇》. Běijīng: Mínzú chūbǎnshè.</w:t>
+      <w:bookmarkStart w:id="62" w:name="r9"/>
+      <w:r>
+        <w:t xml:space="preserve">Golden, P. B. (1992).</w:t>
+      </w:r>
+      <w:r>
+        <w:t xml:space="preserve"> </w:t>
+      </w:r>
+      <w:r>
+        <w:rPr>
+          <w:iCs/>
+          <w:i/>
+        </w:rPr>
+        <w:t xml:space="preserve">An Introduction to the History of the Turkic Peoples</w:t>
+      </w:r>
+      <w:r>
+        <w:t xml:space="preserve">. Wiesbaden: Harrassowitz. Page references are to the 2011 printing.</w:t>
       </w:r>
       <w:bookmarkEnd w:id="62"/>
     </w:p>
@@ -19433,53 +20195,9 @@
         </w:numPr>
         <w:pStyle w:val="Compact"/>
       </w:pPr>
-      <w:bookmarkStart w:id="63" w:name="r11"/>
-      <w:r>
-        <w:t xml:space="preserve">Hirth, F. (1908).</w:t>
-      </w:r>
-      <w:r>
-        <w:t xml:space="preserve"> </w:t>
-      </w:r>
-      <w:r>
-        <w:rPr>
-          <w:iCs/>
-          <w:i/>
-        </w:rPr>
-        <w:t xml:space="preserve">The Ancient History of China to the End of the Chóu Dynasty</w:t>
-      </w:r>
-      <w:r>
-        <w:t xml:space="preserve">. New York: Columbia University Press. (Comparison of</w:t>
-      </w:r>
-      <w:r>
-        <w:t xml:space="preserve"> </w:t>
-      </w:r>
-      <w:r>
-        <w:t xml:space="preserve">徑路</w:t>
-      </w:r>
-      <w:r>
-        <w:t xml:space="preserve"> </w:t>
-      </w:r>
-      <w:r>
-        <w:t xml:space="preserve">with Turkic</w:t>
-      </w:r>
-      <w:r>
-        <w:t xml:space="preserve"> </w:t>
-      </w:r>
-      <w:r>
-        <w:rPr>
-          <w:iCs/>
-          <w:i/>
-        </w:rPr>
-        <w:t xml:space="preserve">kıŋrak</w:t>
-      </w:r>
-      <w:r>
-        <w:t xml:space="preserve">, pp. 66–67, checked</w:t>
-      </w:r>
-      <w:r>
-        <w:t xml:space="preserve"> </w:t>
-      </w:r>
-      <w:r>
-        <w:t xml:space="preserve">against the text.)</w:t>
+      <w:bookmarkStart w:id="63" w:name="r10"/>
+      <w:r>
+        <w:t xml:space="preserve">Hú Zhènhuá &amp; Huáng Rùnhuá (1984). 《高昌舘杂字：明代汉文回鹘文分类词汇》. Běijīng: Mínzú chūbǎnshè.</w:t>
       </w:r>
       <w:bookmarkEnd w:id="63"/>
     </w:p>
@@ -19491,32 +20209,53 @@
         </w:numPr>
         <w:pStyle w:val="Compact"/>
       </w:pPr>
-      <w:bookmarkStart w:id="64" w:name="r12"/>
-      <w:r>
-        <w:t xml:space="preserve">Kāşgarlı Mahmud (1072–77).</w:t>
-      </w:r>
-      <w:r>
-        <w:t xml:space="preserve"> </w:t>
-      </w:r>
-      <w:r>
-        <w:rPr>
-          <w:iCs/>
-          <w:i/>
-        </w:rPr>
-        <w:t xml:space="preserve">Dīwān Lughāt al-Turk</w:t>
-      </w:r>
-      <w:r>
-        <w:t xml:space="preserve">. Index volume (</w:t>
-      </w:r>
-      <w:r>
-        <w:rPr>
-          <w:iCs/>
-          <w:i/>
-        </w:rPr>
-        <w:t xml:space="preserve">Dizin</w:t>
-      </w:r>
-      <w:r>
-        <w:t xml:space="preserve">), Türk Dil Kurumu Yayınları.</w:t>
+      <w:bookmarkStart w:id="64" w:name="r11"/>
+      <w:r>
+        <w:t xml:space="preserve">Hirth, F. (1908).</w:t>
+      </w:r>
+      <w:r>
+        <w:t xml:space="preserve"> </w:t>
+      </w:r>
+      <w:r>
+        <w:rPr>
+          <w:iCs/>
+          <w:i/>
+        </w:rPr>
+        <w:t xml:space="preserve">The Ancient History of China to the End of the Chóu Dynasty</w:t>
+      </w:r>
+      <w:r>
+        <w:t xml:space="preserve">. New York: Columbia University Press. (Comparison of</w:t>
+      </w:r>
+      <w:r>
+        <w:t xml:space="preserve"> </w:t>
+      </w:r>
+      <w:r>
+        <w:t xml:space="preserve">徑路</w:t>
+      </w:r>
+      <w:r>
+        <w:t xml:space="preserve"> </w:t>
+      </w:r>
+      <w:r>
+        <w:t xml:space="preserve">with Turkic</w:t>
+      </w:r>
+      <w:r>
+        <w:t xml:space="preserve"> </w:t>
+      </w:r>
+      <w:r>
+        <w:rPr>
+          <w:iCs/>
+          <w:i/>
+        </w:rPr>
+        <w:t xml:space="preserve">kıŋrak</w:t>
+      </w:r>
+      <w:r>
+        <w:t xml:space="preserve">, pp. 66–67, checked</w:t>
+      </w:r>
+      <w:r>
+        <w:t xml:space="preserve"> </w:t>
+      </w:r>
+      <w:r>
+        <w:t xml:space="preserve">against the text.)</w:t>
       </w:r>
       <w:bookmarkEnd w:id="64"/>
     </w:p>
@@ -19528,22 +20267,45 @@
         </w:numPr>
         <w:pStyle w:val="Compact"/>
       </w:pPr>
-      <w:bookmarkStart w:id="65" w:name="r13"/>
-      <w:r>
-        <w:t xml:space="preserve">Kergalym (2021).</w:t>
-      </w:r>
-      <w:r>
-        <w:t xml:space="preserve"> </w:t>
-      </w:r>
-      <w:r>
-        <w:rPr>
-          <w:iCs/>
-          <w:i/>
-        </w:rPr>
-        <w:t xml:space="preserve">myspell-kk</w:t>
-      </w:r>
-      <w:r>
-        <w:t xml:space="preserve">: a Myspell/Hunspell spelling dictionary for Kazakh [dataset]. github.com/kergalym/myspell-kk. 53,182 headwords; romanised on load.</w:t>
+      <w:bookmarkStart w:id="65" w:name="r12"/>
+      <w:r>
+        <w:t xml:space="preserve">Kāşgarlı Mahmud (1072–77).</w:t>
+      </w:r>
+      <w:r>
+        <w:t xml:space="preserve"> </w:t>
+      </w:r>
+      <w:r>
+        <w:rPr>
+          <w:iCs/>
+          <w:i/>
+        </w:rPr>
+        <w:t xml:space="preserve">Dīwān Lughāt al-Turk</w:t>
+      </w:r>
+      <w:r>
+        <w:t xml:space="preserve">. Index volume (</w:t>
+      </w:r>
+      <w:r>
+        <w:rPr>
+          <w:iCs/>
+          <w:i/>
+        </w:rPr>
+        <w:t xml:space="preserve">Dizin</w:t>
+      </w:r>
+      <w:r>
+        <w:t xml:space="preserve">), Türk Dil Kurumu Yayınları. English translation used here: Dankoff, R. &amp; Kelly, J., ed. and tr. (1982–85),</w:t>
+      </w:r>
+      <w:r>
+        <w:t xml:space="preserve"> </w:t>
+      </w:r>
+      <w:r>
+        <w:rPr>
+          <w:iCs/>
+          <w:i/>
+        </w:rPr>
+        <w:t xml:space="preserve">Maḥmūd al-Kāšγarī: Compendium of the Turkic Dialects (Dīwān Luγāt at-Turk)</w:t>
+      </w:r>
+      <w:r>
+        <w:t xml:space="preserve">, 3 vols., Sources of Oriental Languages and Literatures 7, Harvard University Printing Office.</w:t>
       </w:r>
       <w:bookmarkEnd w:id="65"/>
     </w:p>
@@ -19555,22 +20317,22 @@
         </w:numPr>
         <w:pStyle w:val="Compact"/>
       </w:pPr>
-      <w:bookmarkStart w:id="66" w:name="r14"/>
-      <w:r>
-        <w:t xml:space="preserve">Kuun, G., ed. (1880).</w:t>
-      </w:r>
-      <w:r>
-        <w:t xml:space="preserve"> </w:t>
-      </w:r>
-      <w:r>
-        <w:rPr>
-          <w:iCs/>
-          <w:i/>
-        </w:rPr>
-        <w:t xml:space="preserve">Codex Cumanicus Bibliothecæ ad Templum Divi Marci Venetiarum</w:t>
-      </w:r>
-      <w:r>
-        <w:t xml:space="preserve">. Budapest: Editio Scient. Academiæ Hung. Public domain.</w:t>
+      <w:bookmarkStart w:id="66" w:name="r13"/>
+      <w:r>
+        <w:t xml:space="preserve">Kergalym (2021).</w:t>
+      </w:r>
+      <w:r>
+        <w:t xml:space="preserve"> </w:t>
+      </w:r>
+      <w:r>
+        <w:rPr>
+          <w:iCs/>
+          <w:i/>
+        </w:rPr>
+        <w:t xml:space="preserve">myspell-kk</w:t>
+      </w:r>
+      <w:r>
+        <w:t xml:space="preserve">: a Myspell/Hunspell spelling dictionary for Kazakh [dataset]. github.com/kergalym/myspell-kk. 53,182 headwords; romanised on load.</w:t>
       </w:r>
       <w:bookmarkEnd w:id="66"/>
     </w:p>
@@ -19582,25 +20344,22 @@
         </w:numPr>
         <w:pStyle w:val="Compact"/>
       </w:pPr>
-      <w:bookmarkStart w:id="67" w:name="r15"/>
-      <w:r>
-        <w:t xml:space="preserve">Altmann, G. (1974). Lautgesetz und Zufall [review of Doerfer 1973].</w:t>
-      </w:r>
-      <w:r>
-        <w:t xml:space="preserve"> </w:t>
-      </w:r>
-      <w:r>
-        <w:rPr>
-          <w:iCs/>
-          <w:i/>
-        </w:rPr>
-        <w:t xml:space="preserve">Anthropos</w:t>
-      </w:r>
-      <w:r>
-        <w:t xml:space="preserve"> </w:t>
-      </w:r>
-      <w:r>
-        <w:t xml:space="preserve">69: 263–271. JSTOR 40458521.</w:t>
+      <w:bookmarkStart w:id="67" w:name="r14"/>
+      <w:r>
+        <w:t xml:space="preserve">Kuun, G., ed. (1880).</w:t>
+      </w:r>
+      <w:r>
+        <w:t xml:space="preserve"> </w:t>
+      </w:r>
+      <w:r>
+        <w:rPr>
+          <w:iCs/>
+          <w:i/>
+        </w:rPr>
+        <w:t xml:space="preserve">Codex Cumanicus Bibliothecæ ad Templum Divi Marci Venetiarum</w:t>
+      </w:r>
+      <w:r>
+        <w:t xml:space="preserve">. Budapest: Editio Scient. Academiæ Hung. Public domain.</w:t>
       </w:r>
       <w:bookmarkEnd w:id="67"/>
     </w:p>
@@ -19612,25 +20371,25 @@
         </w:numPr>
         <w:pStyle w:val="Compact"/>
       </w:pPr>
-      <w:bookmarkStart w:id="68" w:name="r16"/>
-      <w:r>
-        <w:t xml:space="preserve">Lee, J. et al. (2023). Genetic population structure of the Xiongnu Empire at imperial and local scales.</w:t>
-      </w:r>
-      <w:r>
-        <w:t xml:space="preserve"> </w:t>
-      </w:r>
-      <w:r>
-        <w:rPr>
-          <w:iCs/>
-          <w:i/>
-        </w:rPr>
-        <w:t xml:space="preserve">Science Advances</w:t>
-      </w:r>
-      <w:r>
-        <w:t xml:space="preserve"> </w:t>
-      </w:r>
-      <w:r>
-        <w:t xml:space="preserve">9(15). doi:10.1126/sciadv.adf3904</w:t>
+      <w:bookmarkStart w:id="68" w:name="r15"/>
+      <w:r>
+        <w:t xml:space="preserve">Altmann, G. (1974). Lautgesetz und Zufall [review of Doerfer 1973].</w:t>
+      </w:r>
+      <w:r>
+        <w:t xml:space="preserve"> </w:t>
+      </w:r>
+      <w:r>
+        <w:rPr>
+          <w:iCs/>
+          <w:i/>
+        </w:rPr>
+        <w:t xml:space="preserve">Anthropos</w:t>
+      </w:r>
+      <w:r>
+        <w:t xml:space="preserve"> </w:t>
+      </w:r>
+      <w:r>
+        <w:t xml:space="preserve">69: 263–271. JSTOR 40458521.</w:t>
       </w:r>
       <w:bookmarkEnd w:id="68"/>
     </w:p>
@@ -19642,25 +20401,25 @@
         </w:numPr>
         <w:pStyle w:val="Compact"/>
       </w:pPr>
-      <w:bookmarkStart w:id="69" w:name="r17"/>
-      <w:r>
-        <w:t xml:space="preserve">Ligeti, L. (1966). Un vocabulaire sino-ouigour des Ming.</w:t>
-      </w:r>
-      <w:r>
-        <w:t xml:space="preserve"> </w:t>
-      </w:r>
-      <w:r>
-        <w:rPr>
-          <w:iCs/>
-          <w:i/>
-        </w:rPr>
-        <w:t xml:space="preserve">Acta Orientalia Academiae Scientiarum Hungaricae</w:t>
-      </w:r>
-      <w:r>
-        <w:t xml:space="preserve"> </w:t>
-      </w:r>
-      <w:r>
-        <w:t xml:space="preserve">19: 117–199, 257–316.</w:t>
+      <w:bookmarkStart w:id="69" w:name="r16"/>
+      <w:r>
+        <w:t xml:space="preserve">Lee, J. et al. (2023). Genetic population structure of the Xiongnu Empire at imperial and local scales.</w:t>
+      </w:r>
+      <w:r>
+        <w:t xml:space="preserve"> </w:t>
+      </w:r>
+      <w:r>
+        <w:rPr>
+          <w:iCs/>
+          <w:i/>
+        </w:rPr>
+        <w:t xml:space="preserve">Science Advances</w:t>
+      </w:r>
+      <w:r>
+        <w:t xml:space="preserve"> </w:t>
+      </w:r>
+      <w:r>
+        <w:t xml:space="preserve">9(15). doi:10.1126/sciadv.adf3904</w:t>
       </w:r>
       <w:bookmarkEnd w:id="69"/>
     </w:p>
@@ -19672,25 +20431,25 @@
         </w:numPr>
         <w:pStyle w:val="Compact"/>
       </w:pPr>
-      <w:bookmarkStart w:id="70" w:name="r18"/>
-      <w:r>
-        <w:t xml:space="preserve">Ligeti, L. (1969). Glossaire supplémentaire au vocabulaire sino-ouigour du Bureau des Traducteurs.</w:t>
-      </w:r>
-      <w:r>
-        <w:t xml:space="preserve"> </w:t>
-      </w:r>
-      <w:r>
-        <w:rPr>
-          <w:iCs/>
-          <w:i/>
-        </w:rPr>
-        <w:t xml:space="preserve">Acta Orientalia ASH</w:t>
-      </w:r>
-      <w:r>
-        <w:t xml:space="preserve"> </w:t>
-      </w:r>
-      <w:r>
-        <w:t xml:space="preserve">22: 1–49, 191–243.</w:t>
+      <w:bookmarkStart w:id="70" w:name="r17"/>
+      <w:r>
+        <w:t xml:space="preserve">Ligeti, L. (1966). Un vocabulaire sino-ouigour des Ming.</w:t>
+      </w:r>
+      <w:r>
+        <w:t xml:space="preserve"> </w:t>
+      </w:r>
+      <w:r>
+        <w:rPr>
+          <w:iCs/>
+          <w:i/>
+        </w:rPr>
+        <w:t xml:space="preserve">Acta Orientalia Academiae Scientiarum Hungaricae</w:t>
+      </w:r>
+      <w:r>
+        <w:t xml:space="preserve"> </w:t>
+      </w:r>
+      <w:r>
+        <w:t xml:space="preserve">19: 117–199, 257–316.</w:t>
       </w:r>
       <w:bookmarkEnd w:id="70"/>
     </w:p>
@@ -19702,25 +20461,25 @@
         </w:numPr>
         <w:pStyle w:val="Compact"/>
       </w:pPr>
-      <w:bookmarkStart w:id="71" w:name="r19"/>
-      <w:r>
-        <w:t xml:space="preserve">Pulleyblank, E. G. (1962). The consonantal system of Old Chinese.</w:t>
-      </w:r>
-      <w:r>
-        <w:t xml:space="preserve"> </w:t>
-      </w:r>
-      <w:r>
-        <w:rPr>
-          <w:iCs/>
-          <w:i/>
-        </w:rPr>
-        <w:t xml:space="preserve">Asia Major</w:t>
-      </w:r>
-      <w:r>
-        <w:t xml:space="preserve"> </w:t>
-      </w:r>
-      <w:r>
-        <w:t xml:space="preserve">9: 58–144, 206–265.</w:t>
+      <w:bookmarkStart w:id="71" w:name="r18"/>
+      <w:r>
+        <w:t xml:space="preserve">Ligeti, L. (1969). Glossaire supplémentaire au vocabulaire sino-ouigour du Bureau des Traducteurs.</w:t>
+      </w:r>
+      <w:r>
+        <w:t xml:space="preserve"> </w:t>
+      </w:r>
+      <w:r>
+        <w:rPr>
+          <w:iCs/>
+          <w:i/>
+        </w:rPr>
+        <w:t xml:space="preserve">Acta Orientalia ASH</w:t>
+      </w:r>
+      <w:r>
+        <w:t xml:space="preserve"> </w:t>
+      </w:r>
+      <w:r>
+        <w:t xml:space="preserve">22: 1–49, 191–243.</w:t>
       </w:r>
       <w:bookmarkEnd w:id="71"/>
     </w:p>
@@ -19732,22 +20491,25 @@
         </w:numPr>
         <w:pStyle w:val="Compact"/>
       </w:pPr>
-      <w:bookmarkStart w:id="72" w:name="r20"/>
-      <w:r>
-        <w:t xml:space="preserve">Pulleyblank, E. G. (1991).</w:t>
-      </w:r>
-      <w:r>
-        <w:t xml:space="preserve"> </w:t>
-      </w:r>
-      <w:r>
-        <w:rPr>
-          <w:iCs/>
-          <w:i/>
-        </w:rPr>
-        <w:t xml:space="preserve">Lexicon of Reconstructed Pronunciation in Early Middle Chinese, Late Middle Chinese, and Early Mandarin</w:t>
-      </w:r>
-      <w:r>
-        <w:t xml:space="preserve">. Vancouver: UBC Press.</w:t>
+      <w:bookmarkStart w:id="72" w:name="r19"/>
+      <w:r>
+        <w:t xml:space="preserve">Pulleyblank, E. G. (1962). The consonantal system of Old Chinese.</w:t>
+      </w:r>
+      <w:r>
+        <w:t xml:space="preserve"> </w:t>
+      </w:r>
+      <w:r>
+        <w:rPr>
+          <w:iCs/>
+          <w:i/>
+        </w:rPr>
+        <w:t xml:space="preserve">Asia Major</w:t>
+      </w:r>
+      <w:r>
+        <w:t xml:space="preserve"> </w:t>
+      </w:r>
+      <w:r>
+        <w:t xml:space="preserve">9: 58–144, 206–265.</w:t>
       </w:r>
       <w:bookmarkEnd w:id="72"/>
     </w:p>
@@ -19759,25 +20521,22 @@
         </w:numPr>
         <w:pStyle w:val="Compact"/>
       </w:pPr>
-      <w:bookmarkStart w:id="73" w:name="r21"/>
-      <w:r>
-        <w:t xml:space="preserve">Savelyev, A. &amp; Jeong, C. (2020). Early nomads of the Eastern Steppe and their tentative connections in the West.</w:t>
-      </w:r>
-      <w:r>
-        <w:t xml:space="preserve"> </w:t>
-      </w:r>
-      <w:r>
-        <w:rPr>
-          <w:iCs/>
-          <w:i/>
-        </w:rPr>
-        <w:t xml:space="preserve">Evolutionary Human Sciences</w:t>
-      </w:r>
-      <w:r>
-        <w:t xml:space="preserve"> </w:t>
-      </w:r>
-      <w:r>
-        <w:t xml:space="preserve">2, e20.</w:t>
+      <w:bookmarkStart w:id="73" w:name="r20"/>
+      <w:r>
+        <w:t xml:space="preserve">Pulleyblank, E. G. (1991).</w:t>
+      </w:r>
+      <w:r>
+        <w:t xml:space="preserve"> </w:t>
+      </w:r>
+      <w:r>
+        <w:rPr>
+          <w:iCs/>
+          <w:i/>
+        </w:rPr>
+        <w:t xml:space="preserve">Lexicon of Reconstructed Pronunciation in Early Middle Chinese, Late Middle Chinese, and Early Mandarin</w:t>
+      </w:r>
+      <w:r>
+        <w:t xml:space="preserve">. Vancouver: UBC Press.</w:t>
       </w:r>
       <w:bookmarkEnd w:id="73"/>
     </w:p>
@@ -19789,22 +20548,25 @@
         </w:numPr>
         <w:pStyle w:val="Compact"/>
       </w:pPr>
-      <w:bookmarkStart w:id="74" w:name="r22"/>
-      <w:r>
-        <w:t xml:space="preserve">Schuessler, A. (2009).</w:t>
-      </w:r>
-      <w:r>
-        <w:t xml:space="preserve"> </w:t>
-      </w:r>
-      <w:r>
-        <w:rPr>
-          <w:iCs/>
-          <w:i/>
-        </w:rPr>
-        <w:t xml:space="preserve">Minimal Old Chinese and Later Han Chinese</w:t>
-      </w:r>
-      <w:r>
-        <w:t xml:space="preserve">. Honolulu: University of Hawai'i Press. Data release: Zenodo, doi:10.5281/zenodo.14567004</w:t>
+      <w:bookmarkStart w:id="74" w:name="r21"/>
+      <w:r>
+        <w:t xml:space="preserve">Savelyev, A. &amp; Jeong, C. (2020). Early nomads of the Eastern Steppe and their tentative connections in the West.</w:t>
+      </w:r>
+      <w:r>
+        <w:t xml:space="preserve"> </w:t>
+      </w:r>
+      <w:r>
+        <w:rPr>
+          <w:iCs/>
+          <w:i/>
+        </w:rPr>
+        <w:t xml:space="preserve">Evolutionary Human Sciences</w:t>
+      </w:r>
+      <w:r>
+        <w:t xml:space="preserve"> </w:t>
+      </w:r>
+      <w:r>
+        <w:t xml:space="preserve">2, e20.</w:t>
       </w:r>
       <w:bookmarkEnd w:id="74"/>
     </w:p>
@@ -19816,22 +20578,22 @@
         </w:numPr>
         <w:pStyle w:val="Compact"/>
       </w:pPr>
-      <w:bookmarkStart w:id="75" w:name="r23"/>
-      <w:r>
-        <w:t xml:space="preserve">Speer, R. (2022).</w:t>
-      </w:r>
-      <w:r>
-        <w:t xml:space="preserve"> </w:t>
-      </w:r>
-      <w:r>
-        <w:rPr>
-          <w:iCs/>
-          <w:i/>
-        </w:rPr>
-        <w:t xml:space="preserve">wordfreq</w:t>
-      </w:r>
-      <w:r>
-        <w:t xml:space="preserve">: word frequency data for 40+ languages, v3 [software]. Zenodo, doi:10.5281/zenodo.7199437</w:t>
+      <w:bookmarkStart w:id="75" w:name="r22"/>
+      <w:r>
+        <w:t xml:space="preserve">Schuessler, A. (2009).</w:t>
+      </w:r>
+      <w:r>
+        <w:t xml:space="preserve"> </w:t>
+      </w:r>
+      <w:r>
+        <w:rPr>
+          <w:iCs/>
+          <w:i/>
+        </w:rPr>
+        <w:t xml:space="preserve">Minimal Old Chinese and Later Han Chinese</w:t>
+      </w:r>
+      <w:r>
+        <w:t xml:space="preserve">. Honolulu: University of Hawai'i Press. Data release: Zenodo, doi:10.5281/zenodo.14567004</w:t>
       </w:r>
       <w:bookmarkEnd w:id="75"/>
     </w:p>
@@ -19843,22 +20605,22 @@
         </w:numPr>
         <w:pStyle w:val="Compact"/>
       </w:pPr>
-      <w:bookmarkStart w:id="76" w:name="r24"/>
-      <w:r>
-        <w:t xml:space="preserve">Tan, Y. Y. (2019).</w:t>
-      </w:r>
-      <w:r>
-        <w:t xml:space="preserve"> </w:t>
-      </w:r>
-      <w:r>
-        <w:rPr>
-          <w:iCs/>
-          <w:i/>
-        </w:rPr>
-        <w:t xml:space="preserve">Consonant Endings of Míng Dynasty Mandarin as Reflected in the Chinese Transcriptions of Uyghur Vocabulary</w:t>
-      </w:r>
-      <w:r>
-        <w:t xml:space="preserve">. MA thesis, University of Washington.</w:t>
+      <w:bookmarkStart w:id="76" w:name="r23"/>
+      <w:r>
+        <w:t xml:space="preserve">Speer, R. (2022).</w:t>
+      </w:r>
+      <w:r>
+        <w:t xml:space="preserve"> </w:t>
+      </w:r>
+      <w:r>
+        <w:rPr>
+          <w:iCs/>
+          <w:i/>
+        </w:rPr>
+        <w:t xml:space="preserve">wordfreq</w:t>
+      </w:r>
+      <w:r>
+        <w:t xml:space="preserve">: word frequency data for 40+ languages, v3 [software]. Zenodo, doi:10.5281/zenodo.7199437</w:t>
       </w:r>
       <w:bookmarkEnd w:id="76"/>
     </w:p>
@@ -19870,22 +20632,22 @@
         </w:numPr>
         <w:pStyle w:val="Compact"/>
       </w:pPr>
-      <w:bookmarkStart w:id="77" w:name="r25"/>
-      <w:r>
-        <w:t xml:space="preserve">tdd-ai (2020).</w:t>
-      </w:r>
-      <w:r>
-        <w:t xml:space="preserve"> </w:t>
-      </w:r>
-      <w:r>
-        <w:rPr>
-          <w:iCs/>
-          <w:i/>
-        </w:rPr>
-        <w:t xml:space="preserve">hunspell-tr</w:t>
-      </w:r>
-      <w:r>
-        <w:t xml:space="preserve">: a Hunspell spelling dictionary for Turkish [dataset]. github.com/tdd-ai/hunspell-tr. 292,000 forms, reduced to 21,721 by the frequency filter.</w:t>
+      <w:bookmarkStart w:id="77" w:name="r24"/>
+      <w:r>
+        <w:t xml:space="preserve">Tan, Y. Y. (2019).</w:t>
+      </w:r>
+      <w:r>
+        <w:t xml:space="preserve"> </w:t>
+      </w:r>
+      <w:r>
+        <w:rPr>
+          <w:iCs/>
+          <w:i/>
+        </w:rPr>
+        <w:t xml:space="preserve">Consonant Endings of Míng Dynasty Mandarin as Reflected in the Chinese Transcriptions of Uyghur Vocabulary</w:t>
+      </w:r>
+      <w:r>
+        <w:t xml:space="preserve">. MA thesis, University of Washington.</w:t>
       </w:r>
       <w:bookmarkEnd w:id="77"/>
     </w:p>
@@ -19897,22 +20659,22 @@
         </w:numPr>
         <w:pStyle w:val="Compact"/>
       </w:pPr>
-      <w:bookmarkStart w:id="78" w:name="r26"/>
-      <w:r>
-        <w:t xml:space="preserve">Uluğ, A. M. (2026).</w:t>
-      </w:r>
-      <w:r>
-        <w:t xml:space="preserve"> </w:t>
-      </w:r>
-      <w:r>
-        <w:rPr>
-          <w:iCs/>
-          <w:i/>
-        </w:rPr>
-        <w:t xml:space="preserve">chinese-transcription-channel</w:t>
-      </w:r>
-      <w:r>
-        <w:t xml:space="preserve">: corpora, lexicons, channel models, and evaluation code [software and data]. GitHub: github.com/ulug2004/chinese-transcription-channel</w:t>
+      <w:bookmarkStart w:id="78" w:name="r25"/>
+      <w:r>
+        <w:t xml:space="preserve">tdd-ai (2020).</w:t>
+      </w:r>
+      <w:r>
+        <w:t xml:space="preserve"> </w:t>
+      </w:r>
+      <w:r>
+        <w:rPr>
+          <w:iCs/>
+          <w:i/>
+        </w:rPr>
+        <w:t xml:space="preserve">hunspell-tr</w:t>
+      </w:r>
+      <w:r>
+        <w:t xml:space="preserve">: a Hunspell spelling dictionary for Turkish [dataset]. github.com/tdd-ai/hunspell-tr. 292,000 forms, reduced to 21,721 by the frequency filter.</w:t>
       </w:r>
       <w:bookmarkEnd w:id="78"/>
     </w:p>
@@ -19924,25 +20686,22 @@
         </w:numPr>
         <w:pStyle w:val="Compact"/>
       </w:pPr>
-      <w:bookmarkStart w:id="79" w:name="r27"/>
-      <w:r>
-        <w:t xml:space="preserve">Vovin, A. (2000). Did the Xiong-nu speak a Yeniseian language?</w:t>
-      </w:r>
-      <w:r>
-        <w:t xml:space="preserve"> </w:t>
-      </w:r>
-      <w:r>
-        <w:rPr>
-          <w:iCs/>
-          <w:i/>
-        </w:rPr>
-        <w:t xml:space="preserve">Central Asiatic Journal</w:t>
-      </w:r>
-      <w:r>
-        <w:t xml:space="preserve"> </w:t>
-      </w:r>
-      <w:r>
-        <w:t xml:space="preserve">44(1): 87–104.</w:t>
+      <w:bookmarkStart w:id="79" w:name="r26"/>
+      <w:r>
+        <w:t xml:space="preserve">Uluğ, A. M. (2026).</w:t>
+      </w:r>
+      <w:r>
+        <w:t xml:space="preserve"> </w:t>
+      </w:r>
+      <w:r>
+        <w:rPr>
+          <w:iCs/>
+          <w:i/>
+        </w:rPr>
+        <w:t xml:space="preserve">chinese-transcription-channel</w:t>
+      </w:r>
+      <w:r>
+        <w:t xml:space="preserve">: corpora, lexicons, channel models, and evaluation code [software and data]. GitHub: github.com/ulug2004/chinese-transcription-channel</w:t>
       </w:r>
       <w:bookmarkEnd w:id="79"/>
     </w:p>
@@ -19954,22 +20713,25 @@
         </w:numPr>
         <w:pStyle w:val="Compact"/>
       </w:pPr>
-      <w:bookmarkStart w:id="80" w:name="r28"/>
-      <w:r>
-        <w:t xml:space="preserve">Vovin, A. (2003). Did the Xiongnu speak a Yeniseian language? Part 2: Vocabulary. In</w:t>
-      </w:r>
-      <w:r>
-        <w:t xml:space="preserve"> </w:t>
-      </w:r>
-      <w:r>
-        <w:rPr>
-          <w:iCs/>
-          <w:i/>
-        </w:rPr>
-        <w:t xml:space="preserve">Altaica Budapestinensia MMII</w:t>
-      </w:r>
-      <w:r>
-        <w:t xml:space="preserve">, Proceedings of the 45th PIAC, Budapest, 389–394.</w:t>
+      <w:bookmarkStart w:id="80" w:name="r27"/>
+      <w:r>
+        <w:t xml:space="preserve">Vovin, A. (2000). Did the Xiong-nu speak a Yeniseian language?</w:t>
+      </w:r>
+      <w:r>
+        <w:t xml:space="preserve"> </w:t>
+      </w:r>
+      <w:r>
+        <w:rPr>
+          <w:iCs/>
+          <w:i/>
+        </w:rPr>
+        <w:t xml:space="preserve">Central Asiatic Journal</w:t>
+      </w:r>
+      <w:r>
+        <w:t xml:space="preserve"> </w:t>
+      </w:r>
+      <w:r>
+        <w:t xml:space="preserve">44(1): 87–104.</w:t>
       </w:r>
       <w:bookmarkEnd w:id="80"/>
     </w:p>
@@ -19981,14 +20743,41 @@
         </w:numPr>
         <w:pStyle w:val="Compact"/>
       </w:pPr>
-      <w:bookmarkStart w:id="81" w:name="r29"/>
-      <w:r>
-        <w:t xml:space="preserve">Wittek, A. et al. (2020). ASJP Database v19. Zenodo, doi:10.5281/zenodo.3843469</w:t>
+      <w:bookmarkStart w:id="81" w:name="r28"/>
+      <w:r>
+        <w:t xml:space="preserve">Vovin, A. (2003). Did the Xiongnu speak a Yeniseian language? Part 2: Vocabulary. In</w:t>
+      </w:r>
+      <w:r>
+        <w:t xml:space="preserve"> </w:t>
+      </w:r>
+      <w:r>
+        <w:rPr>
+          <w:iCs/>
+          <w:i/>
+        </w:rPr>
+        <w:t xml:space="preserve">Altaica Budapestinensia MMII</w:t>
+      </w:r>
+      <w:r>
+        <w:t xml:space="preserve">, Proceedings of the 45th PIAC, Budapest, 389–394.</w:t>
       </w:r>
       <w:bookmarkEnd w:id="81"/>
     </w:p>
-    <w:bookmarkEnd w:id="82"/>
+    <w:p>
+      <w:pPr>
+        <w:numPr>
+          <w:ilvl w:val="0"/>
+          <w:numId w:val="1003"/>
+        </w:numPr>
+        <w:pStyle w:val="Compact"/>
+      </w:pPr>
+      <w:bookmarkStart w:id="82" w:name="r29"/>
+      <w:r>
+        <w:t xml:space="preserve">Wittek, A. et al. (2020). ASJP Database v19. Zenodo, doi:10.5281/zenodo.3843469</w:t>
+      </w:r>
+      <w:bookmarkEnd w:id="82"/>
+    </w:p>
     <w:bookmarkEnd w:id="83"/>
+    <w:bookmarkEnd w:id="84"/>
     <w:sectPr/>
   </w:body>
 </w:document>

--- a/docs/paper_submission_jdmdh.docx
+++ b/docs/paper_submission_jdmdh.docx
@@ -30,7 +30,7 @@
         <w:t xml:space="preserve">Computational philology · corpora · negative results</w:t>
       </w:r>
     </w:p>
-    <w:bookmarkStart w:id="84" w:name="Xfbb52beb3e52dda5b4a5e3e1eff8f0a0edd8f59"/>
+    <w:bookmarkStart w:id="85" w:name="Xfbb52beb3e52dda5b4a5e3e1eff8f0a0edd8f59"/>
     <w:p>
       <w:pPr>
         <w:pStyle w:val="Heading1"/>
@@ -5337,7 +5337,7 @@
       </w:r>
     </w:p>
     <w:bookmarkEnd w:id="37"/>
-    <w:bookmarkStart w:id="44" w:name="five-measurements-of-scribal-practice"/>
+    <w:bookmarkStart w:id="45" w:name="five-measurements-of-scribal-practice"/>
     <w:p>
       <w:pPr>
         <w:pStyle w:val="Heading2"/>
@@ -8948,25 +8948,129 @@
         <w:pStyle w:val="FirstParagraph"/>
       </w:pPr>
       <w:r>
-        <w:t xml:space="preserve">The five measurements above are cell rates: how often one source sound was written one way. A</w:t>
-      </w:r>
-      <w:r>
-        <w:t xml:space="preserve"> </w:t>
-      </w:r>
-      <w:r>
-        <w:t xml:space="preserve">reading of a whole name is the product of six or nine such cells, so it falls with every extra</w:t>
-      </w:r>
-      <w:r>
-        <w:t xml:space="preserve"> </w:t>
-      </w:r>
-      <w:r>
-        <w:t xml:space="preserve">character and is a different quantity from any of them. The two must not be compared, and a</w:t>
-      </w:r>
-      <w:r>
-        <w:t xml:space="preserve"> </w:t>
-      </w:r>
-      <w:r>
-        <w:t xml:space="preserve">reader needs a scale for the second kind of figure.</w:t>
+        <w:rPr>
+          <w:bCs/>
+          <w:b/>
+        </w:rPr>
+        <w:t xml:space="preserve">What a price is.</w:t>
+      </w:r>
+      <w:r>
+        <w:t xml:space="preserve"> </w:t>
+      </w:r>
+      <w:r>
+        <w:t xml:space="preserve">Every measurement in this section is a conditional rate:</w:t>
+      </w:r>
+      <w:r>
+        <w:t xml:space="preserve"> </w:t>
+      </w:r>
+      <w:r>
+        <w:t xml:space="preserve">given that the source had a particular sound, how often a scribe wrote it with a character of a</w:t>
+      </w:r>
+      <w:r>
+        <w:t xml:space="preserve"> </w:t>
+      </w:r>
+      <w:r>
+        <w:t xml:space="preserve">particular class. A reading of a whole name multiplies one such rate for each sound it asks the</w:t>
+      </w:r>
+      <w:r>
+        <w:t xml:space="preserve"> </w:t>
+      </w:r>
+      <w:r>
+        <w:t xml:space="preserve">scribe to have written, and we call the product that reading's</w:t>
+      </w:r>
+      <w:r>
+        <w:t xml:space="preserve"> </w:t>
+      </w:r>
+      <w:r>
+        <w:rPr>
+          <w:bCs/>
+          <w:b/>
+        </w:rPr>
+        <w:t xml:space="preserve">price</w:t>
+      </w:r>
+      <w:r>
+        <w:t xml:space="preserve">: the</w:t>
+      </w:r>
+      <w:r>
+        <w:t xml:space="preserve"> </w:t>
+      </w:r>
+      <w:r>
+        <w:t xml:space="preserve">likelihood that a scribe writing that word would have produced the spelling the record actually</w:t>
+      </w:r>
+      <w:r>
+        <w:t xml:space="preserve"> </w:t>
+      </w:r>
+      <w:r>
+        <w:t xml:space="preserve">carries. We quote it as 1 in</w:t>
+      </w:r>
+      <w:r>
+        <w:t xml:space="preserve"> </w:t>
+      </w:r>
+      <w:r>
+        <w:rPr>
+          <w:iCs/>
+          <w:i/>
+        </w:rPr>
+        <w:t xml:space="preserve">N</w:t>
+      </w:r>
+      <w:r>
+        <w:t xml:space="preserve">, so the larger</w:t>
+      </w:r>
+      <w:r>
+        <w:t xml:space="preserve"> </w:t>
+      </w:r>
+      <w:r>
+        <w:rPr>
+          <w:iCs/>
+          <w:i/>
+        </w:rPr>
+        <w:t xml:space="preserve">N</w:t>
+      </w:r>
+      <w:r>
+        <w:t xml:space="preserve"> </w:t>
+      </w:r>
+      <w:r>
+        <w:t xml:space="preserve">is the less likely the reading,</w:t>
+      </w:r>
+      <w:r>
+        <w:t xml:space="preserve"> </w:t>
+      </w:r>
+      <w:r>
+        <w:t xml:space="preserve">and a reading that needs a step the scribes rarely took</w:t>
+      </w:r>
+      <w:r>
+        <w:t xml:space="preserve"> </w:t>
+      </w:r>
+      <w:r>
+        <w:rPr>
+          <w:bCs/>
+          <w:b/>
+        </w:rPr>
+        <w:t xml:space="preserve">costs</w:t>
+      </w:r>
+      <w:r>
+        <w:t xml:space="preserve"> </w:t>
+      </w:r>
+      <w:r>
+        <w:t xml:space="preserve">more than one that</w:t>
+      </w:r>
+      <w:r>
+        <w:t xml:space="preserve"> </w:t>
+      </w:r>
+      <w:r>
+        <w:t xml:space="preserve">needs only steps they took often. It is a likelihood of the spelling given the reading and not a</w:t>
+      </w:r>
+      <w:r>
+        <w:t xml:space="preserve"> </w:t>
+      </w:r>
+      <w:r>
+        <w:t xml:space="preserve">probability that the reading is right: a costly reading is one the spelling argues against, while</w:t>
+      </w:r>
+      <w:r>
+        <w:t xml:space="preserve"> </w:t>
+      </w:r>
+      <w:r>
+        <w:t xml:space="preserve">a low-cost reading is only one the spelling does not argue against.</w:t>
       </w:r>
     </w:p>
     <w:p>
@@ -8974,69 +9078,31 @@
         <w:pStyle w:val="BodyText"/>
       </w:pPr>
       <w:r>
-        <w:t xml:space="preserve">One item in the record supplies it.</w:t>
-      </w:r>
-      <w:r>
-        <w:t xml:space="preserve"> </w:t>
-      </w:r>
-      <w:r>
-        <w:t xml:space="preserve">撑犁</w:t>
-      </w:r>
-      <w:r>
-        <w:t xml:space="preserve"> </w:t>
-      </w:r>
-      <w:r>
-        <w:t xml:space="preserve">is the only two-character item</w:t>
-      </w:r>
-      <w:r>
-        <w:t xml:space="preserve"> </w:t>
-      </w:r>
-      <w:r>
-        <w:t xml:space="preserve">whose meaning the Chinese sources state outright, 匈奴謂天為撐犁, "the Xiongnu call heaven</w:t>
-      </w:r>
-      <w:r>
-        <w:t xml:space="preserve"> </w:t>
-      </w:r>
-      <w:r>
-        <w:rPr>
-          <w:iCs/>
-          <w:i/>
-        </w:rPr>
-        <w:t xml:space="preserve">chengli</w:t>
-      </w:r>
-      <w:r>
-        <w:t xml:space="preserve">", and its identification with the Turkic word for heaven is not in dispute. Its</w:t>
-      </w:r>
-      <w:r>
-        <w:t xml:space="preserve"> </w:t>
-      </w:r>
-      <w:r>
-        <w:t xml:space="preserve">correct reading therefore measures the machinery rather than the reading. Priced on the rates in</w:t>
-      </w:r>
-      <w:r>
-        <w:t xml:space="preserve"> </w:t>
-      </w:r>
-      <w:r>
-        <w:t xml:space="preserve">this section it costs</w:t>
-      </w:r>
-      <w:r>
-        <w:t xml:space="preserve"> </w:t>
-      </w:r>
-      <w:r>
-        <w:rPr>
-          <w:bCs/>
-          <w:b/>
-        </w:rPr>
-        <w:t xml:space="preserve">1 in 152</w:t>
-      </w:r>
-      <w:r>
-        <w:t xml:space="preserve">, about 8% per character. That is the scale: a</w:t>
-      </w:r>
-      <w:r>
-        <w:t xml:space="preserve"> </w:t>
-      </w:r>
-      <w:r>
-        <w:t xml:space="preserve">proposal costing 1 in 24 or 1 in 44 is not thereby expensive, and one costing 1 in 200,000 is.</w:t>
+        <w:t xml:space="preserve">The five measurements above are cell rates: how often one source sound was written one way. A</w:t>
+      </w:r>
+      <w:r>
+        <w:t xml:space="preserve"> </w:t>
+      </w:r>
+      <w:r>
+        <w:t xml:space="preserve">reading of a whole name is the product of six or nine such cells, so it falls with every extra</w:t>
+      </w:r>
+      <w:r>
+        <w:t xml:space="preserve"> </w:t>
+      </w:r>
+      <w:r>
+        <w:t xml:space="preserve">character and is a different quantity from any of them. The two must not be compared, and a</w:t>
+      </w:r>
+      <w:r>
+        <w:t xml:space="preserve"> </w:t>
+      </w:r>
+      <w:r>
+        <w:t xml:space="preserve">reader needs a scale for the second kind of figure. Long names are costly by construction, which</w:t>
+      </w:r>
+      <w:r>
+        <w:t xml:space="preserve"> </w:t>
+      </w:r>
+      <w:r>
+        <w:t xml:space="preserve">is why S1 gives a per-character figure beside each price.</w:t>
       </w:r>
     </w:p>
     <w:p>
@@ -9044,11 +9110,237 @@
         <w:pStyle w:val="BodyText"/>
       </w:pPr>
       <w:r>
+        <w:t xml:space="preserve">One item in the record supplies it.</w:t>
+      </w:r>
+      <w:r>
+        <w:t xml:space="preserve"> </w:t>
+      </w:r>
+      <w:r>
+        <w:t xml:space="preserve">撑犁</w:t>
+      </w:r>
+      <w:r>
+        <w:t xml:space="preserve"> </w:t>
+      </w:r>
+      <w:r>
+        <w:t xml:space="preserve">is the only two-character item</w:t>
+      </w:r>
+      <w:r>
+        <w:t xml:space="preserve"> </w:t>
+      </w:r>
+      <w:r>
+        <w:t xml:space="preserve">whose meaning the Chinese sources state outright, 匈奴謂天為撐犁, "the Xiongnu call heaven</w:t>
+      </w:r>
+      <w:r>
+        <w:t xml:space="preserve"> </w:t>
+      </w:r>
+      <w:r>
+        <w:rPr>
+          <w:iCs/>
+          <w:i/>
+        </w:rPr>
+        <w:t xml:space="preserve">chengli</w:t>
+      </w:r>
+      <w:r>
+        <w:t xml:space="preserve">", and its identification with the Turkic word for heaven is not in dispute. Its</w:t>
+      </w:r>
+      <w:r>
+        <w:t xml:space="preserve"> </w:t>
+      </w:r>
+      <w:r>
+        <w:t xml:space="preserve">correct reading therefore measures the machinery rather than the reading. Priced on the rates in</w:t>
+      </w:r>
+      <w:r>
+        <w:t xml:space="preserve"> </w:t>
+      </w:r>
+      <w:r>
+        <w:t xml:space="preserve">this section it costs</w:t>
+      </w:r>
+      <w:r>
+        <w:t xml:space="preserve"> </w:t>
+      </w:r>
+      <w:r>
         <w:rPr>
           <w:bCs/>
           <w:b/>
         </w:rPr>
-        <w:t xml:space="preserve">The same control carries a second result, on the vowel.</w:t>
+        <w:t xml:space="preserve">1 in 152</w:t>
+      </w:r>
+      <w:r>
+        <w:t xml:space="preserve">, about 8% per character. That is the scale: a</w:t>
+      </w:r>
+      <w:r>
+        <w:t xml:space="preserve"> </w:t>
+      </w:r>
+      <w:r>
+        <w:t xml:space="preserve">proposal costing 1 in 24 or 1 in 44 is not thereby expensive, and one costing 1 in 200,000 is.</w:t>
+      </w:r>
+    </w:p>
+    <w:p>
+      <w:pPr>
+        <w:pStyle w:val="BodyText"/>
+      </w:pPr>
+      <w:r>
+        <w:rPr>
+          <w:bCs/>
+          <w:b/>
+        </w:rPr>
+        <w:t xml:space="preserve">The same control tests the machinery a second time, on the vowel.</w:t>
+      </w:r>
+      <w:r>
+        <w:t xml:space="preserve"> </w:t>
+      </w:r>
+      <w:r>
+        <w:t xml:space="preserve">The word is</w:t>
+      </w:r>
+      <w:r>
+        <w:t xml:space="preserve"> </w:t>
+      </w:r>
+      <w:r>
+        <w:t xml:space="preserve">reconstructed in two ablaut variants, front</w:t>
+      </w:r>
+      <w:r>
+        <w:t xml:space="preserve"> </w:t>
+      </w:r>
+      <w:r>
+        <w:rPr>
+          <w:iCs/>
+          <w:i/>
+        </w:rPr>
+        <w:t xml:space="preserve">tengri</w:t>
+      </w:r>
+      <w:r>
+        <w:t xml:space="preserve"> </w:t>
+      </w:r>
+      <w:r>
+        <w:t xml:space="preserve">and back</w:t>
+      </w:r>
+      <w:r>
+        <w:t xml:space="preserve"> </w:t>
+      </w:r>
+      <w:r>
+        <w:rPr>
+          <w:iCs/>
+          <w:i/>
+        </w:rPr>
+        <w:t xml:space="preserve">tangrı</w:t>
+      </w:r>
+      <w:r>
+        <w:t xml:space="preserve">. Both are</w:t>
+      </w:r>
+      <w:r>
+        <w:t xml:space="preserve"> </w:t>
+      </w:r>
+      <w:r>
+        <w:t xml:space="preserve">continued: the front one in Old Turkic, where harmony settles it,</w:t>
+      </w:r>
+      <w:r>
+        <w:t xml:space="preserve"> </w:t>
+      </w:r>
+      <w:r>
+        <w:rPr>
+          <w:iCs/>
+          <w:i/>
+        </w:rPr>
+        <w:t xml:space="preserve">tengriken</w:t>
+      </w:r>
+      <w:r>
+        <w:t xml:space="preserve"> </w:t>
+      </w:r>
+      <w:r>
+        <w:t xml:space="preserve">taking</w:t>
+      </w:r>
+      <w:r>
+        <w:t xml:space="preserve"> </w:t>
+      </w:r>
+      <w:r>
+        <w:rPr>
+          <w:iCs/>
+          <w:i/>
+        </w:rPr>
+        <w:t xml:space="preserve">-ken</w:t>
+      </w:r>
+      <w:r>
+        <w:t xml:space="preserve"> </w:t>
+      </w:r>
+      <w:r>
+        <w:t xml:space="preserve">and</w:t>
+      </w:r>
+      <w:r>
+        <w:t xml:space="preserve"> </w:t>
+      </w:r>
+      <w:r>
+        <w:rPr>
+          <w:iCs/>
+          <w:i/>
+        </w:rPr>
+        <w:t xml:space="preserve">tengridem</w:t>
+      </w:r>
+      <w:r>
+        <w:t xml:space="preserve"> </w:t>
+      </w:r>
+      <w:r>
+        <w:t xml:space="preserve">taking</w:t>
+      </w:r>
+      <w:r>
+        <w:t xml:space="preserve"> </w:t>
+      </w:r>
+      <w:r>
+        <w:rPr>
+          <w:iCs/>
+          <w:i/>
+        </w:rPr>
+        <w:t xml:space="preserve">-dem</w:t>
+      </w:r>
+      <w:r>
+        <w:t xml:space="preserve">, and in Kāşgarî; the back one in Oghuz</w:t>
+      </w:r>
+      <w:r>
+        <w:t xml:space="preserve"> </w:t>
+      </w:r>
+      <w:r>
+        <w:t xml:space="preserve">and Chuvash, giving Turkish</w:t>
+      </w:r>
+      <w:r>
+        <w:t xml:space="preserve"> </w:t>
+      </w:r>
+      <w:r>
+        <w:rPr>
+          <w:iCs/>
+          <w:i/>
+        </w:rPr>
+        <w:t xml:space="preserve">Tanrı</w:t>
+      </w:r>
+      <w:r>
+        <w:t xml:space="preserve">, Chuvash</w:t>
+      </w:r>
+      <w:r>
+        <w:t xml:space="preserve"> </w:t>
+      </w:r>
+      <w:r>
+        <w:rPr>
+          <w:iCs/>
+          <w:i/>
+        </w:rPr>
+        <w:t xml:space="preserve">Tură</w:t>
+      </w:r>
+      <w:r>
+        <w:t xml:space="preserve"> </w:t>
+      </w:r>
+      <w:r>
+        <w:t xml:space="preserve">and Bulgarian</w:t>
+      </w:r>
+      <w:r>
+        <w:t xml:space="preserve"> </w:t>
+      </w:r>
+      <w:r>
+        <w:rPr>
+          <w:iCs/>
+          <w:i/>
+        </w:rPr>
+        <w:t xml:space="preserve">Тангра</w:t>
+      </w:r>
+      <w:r>
+        <w:t xml:space="preserve">.</w:t>
       </w:r>
       <w:r>
         <w:t xml:space="preserve"> </w:t>
@@ -9060,7 +9352,13 @@
         <w:t xml:space="preserve"> </w:t>
       </w:r>
       <w:r>
-        <w:t xml:space="preserve">is an open-vowel character, and an open vowel writes a source</w:t>
+        <w:t xml:space="preserve">is an open-vowel character, and an open vowel writes a</w:t>
+      </w:r>
+      <w:r>
+        <w:t xml:space="preserve"> </w:t>
+      </w:r>
+      <w:r>
+        <w:t xml:space="preserve">source</w:t>
       </w:r>
       <w:r>
         <w:t xml:space="preserve"> </w:t>
@@ -9108,91 +9406,965 @@
         <w:t xml:space="preserve"> </w:t>
       </w:r>
       <w:r>
-        <w:t xml:space="preserve">27 times in 406. On this</w:t>
-      </w:r>
-      <w:r>
-        <w:t xml:space="preserve"> </w:t>
-      </w:r>
-      <w:r>
-        <w:t xml:space="preserve">spelling the Xiongnu-period form was</w:t>
-      </w:r>
-      <w:r>
-        <w:t xml:space="preserve"> </w:t>
-      </w:r>
-      <w:r>
-        <w:rPr>
-          <w:iCs/>
-          <w:i/>
-        </w:rPr>
-        <w:t xml:space="preserve">taŋrı</w:t>
-      </w:r>
-      <w:r>
-        <w:t xml:space="preserve">, at 1 in 152, rather than Kāşgarî's</w:t>
-      </w:r>
-      <w:r>
-        <w:t xml:space="preserve"> </w:t>
-      </w:r>
-      <w:r>
-        <w:rPr>
-          <w:iCs/>
-          <w:i/>
-        </w:rPr>
-        <w:t xml:space="preserve">teŋri</w:t>
-      </w:r>
-      <w:r>
-        <w:t xml:space="preserve">, at 1 in 1,579, and the whole factor of ten between them is that one cell. Modern</w:t>
-      </w:r>
-      <w:r>
-        <w:t xml:space="preserve"> </w:t>
-      </w:r>
-      <w:r>
-        <w:t xml:space="preserve">Turkish</w:t>
-      </w:r>
-      <w:r>
-        <w:t xml:space="preserve"> </w:t>
-      </w:r>
-      <w:r>
-        <w:rPr>
-          <w:iCs/>
-          <w:i/>
-        </w:rPr>
-        <w:t xml:space="preserve">Tanrı</w:t>
-      </w:r>
-      <w:r>
-        <w:t xml:space="preserve"> </w:t>
-      </w:r>
-      <w:r>
-        <w:t xml:space="preserve">keeps the</w:t>
-      </w:r>
-      <w:r>
-        <w:t xml:space="preserve"> </w:t>
-      </w:r>
-      <w:r>
-        <w:rPr>
-          <w:iCs/>
-          <w:i/>
-        </w:rPr>
-        <w:t xml:space="preserve">a</w:t>
-      </w:r>
-      <w:r>
-        <w:t xml:space="preserve">. We record this as what the transcription measures and</w:t>
-      </w:r>
-      <w:r>
-        <w:t xml:space="preserve"> </w:t>
-      </w:r>
-      <w:r>
-        <w:t xml:space="preserve">not as a new claim about the word: the vocalism of this item has its own literature, and Georg</w:t>
-      </w:r>
-      <w:r>
-        <w:t xml:space="preserve"> </w:t>
-      </w:r>
-      <w:r>
-        <w:t xml:space="preserve">2001, which argues the word is a Yeniseian borrowing, is among the works we have not obtained.</w:t>
+        <w:t xml:space="preserve">27 times in 406, so</w:t>
+      </w:r>
+      <w:r>
+        <w:t xml:space="preserve"> </w:t>
+      </w:r>
+      <w:r>
+        <w:t xml:space="preserve">the channel prices</w:t>
+      </w:r>
+      <w:r>
+        <w:t xml:space="preserve"> </w:t>
+      </w:r>
+      <w:r>
+        <w:rPr>
+          <w:iCs/>
+          <w:i/>
+        </w:rPr>
+        <w:t xml:space="preserve">tangrı</w:t>
+      </w:r>
+      <w:r>
+        <w:t xml:space="preserve"> </w:t>
+      </w:r>
+      <w:r>
+        <w:t xml:space="preserve">at 1 in 152 and</w:t>
+      </w:r>
+      <w:r>
+        <w:t xml:space="preserve"> </w:t>
+      </w:r>
+      <w:r>
+        <w:rPr>
+          <w:iCs/>
+          <w:i/>
+        </w:rPr>
+        <w:t xml:space="preserve">tengri</w:t>
+      </w:r>
+      <w:r>
+        <w:t xml:space="preserve"> </w:t>
+      </w:r>
+      <w:r>
+        <w:t xml:space="preserve">at 1 in 1,579, the whole factor</w:t>
+      </w:r>
+      <w:r>
+        <w:t xml:space="preserve"> </w:t>
+      </w:r>
+      <w:r>
+        <w:t xml:space="preserve">of ten being that one cell. The scribe was not short of the alternative: the table holds 154</w:t>
+      </w:r>
+      <w:r>
+        <w:t xml:space="preserve"> </w:t>
+      </w:r>
+      <w:r>
+        <w:t xml:space="preserve">characters with the nucleus</w:t>
+      </w:r>
+      <w:r>
+        <w:t xml:space="preserve"> </w:t>
+      </w:r>
+      <w:r>
+        <w:rPr>
+          <w:iCs/>
+          <w:i/>
+        </w:rPr>
+        <w:t xml:space="preserve">eŋ</w:t>
+      </w:r>
+      <w:r>
+        <w:t xml:space="preserve">, 72 with</w:t>
+      </w:r>
+      <w:r>
+        <w:t xml:space="preserve"> </w:t>
+      </w:r>
+      <w:r>
+        <w:rPr>
+          <w:iCs/>
+          <w:i/>
+        </w:rPr>
+        <w:t xml:space="preserve">ieŋ</w:t>
+      </w:r>
+      <w:r>
+        <w:t xml:space="preserve"> </w:t>
+      </w:r>
+      <w:r>
+        <w:t xml:space="preserve">and 41 with</w:t>
+      </w:r>
+      <w:r>
+        <w:t xml:space="preserve"> </w:t>
+      </w:r>
+      <w:r>
+        <w:rPr>
+          <w:iCs/>
+          <w:i/>
+        </w:rPr>
+        <w:t xml:space="preserve">ɛŋ</w:t>
+      </w:r>
+      <w:r>
+        <w:t xml:space="preserve">.</w:t>
+      </w:r>
+    </w:p>
+    <w:p>
+      <w:pPr>
+        <w:pStyle w:val="BodyText"/>
+      </w:pPr>
+      <w:r>
+        <w:rPr>
+          <w:bCs/>
+          <w:b/>
+        </w:rPr>
+        <w:t xml:space="preserve">We claim nothing new from this, and that is what makes it useful.</w:t>
+      </w:r>
+      <w:r>
+        <w:t xml:space="preserve"> </w:t>
+      </w:r>
+      <w:r>
+        <w:t xml:space="preserve">The standard</w:t>
+      </w:r>
+      <w:r>
+        <w:t xml:space="preserve"> </w:t>
+      </w:r>
+      <w:r>
+        <w:t xml:space="preserve">reconstruction already cites this transcription as evidence for the back variant. So the channel</w:t>
+      </w:r>
+      <w:r>
+        <w:t xml:space="preserve"> </w:t>
+      </w:r>
+      <w:r>
+        <w:t xml:space="preserve">measured in this paper, given the characters and nothing else, returns the variant the comparative</w:t>
+      </w:r>
+      <w:r>
+        <w:t xml:space="preserve"> </w:t>
+      </w:r>
+      <w:r>
+        <w:t xml:space="preserve">method reached from the daughter languages. A method that recovers a known answer on the one item</w:t>
+      </w:r>
+      <w:r>
+        <w:t xml:space="preserve"> </w:t>
+      </w:r>
+      <w:r>
+        <w:t xml:space="preserve">where the answer is known is worth more here than a method that produces a new one. Two things</w:t>
+      </w:r>
+      <w:r>
+        <w:t xml:space="preserve"> </w:t>
+      </w:r>
+      <w:r>
+        <w:t xml:space="preserve">stay open: whether the word is Turkic at all, which §6.3 raises and Georg 2001 disputes, and Georg</w:t>
+      </w:r>
+      <w:r>
+        <w:t xml:space="preserve"> </w:t>
+      </w:r>
+      <w:r>
+        <w:t xml:space="preserve">2001 is among the works we have not obtained.</w:t>
       </w:r>
     </w:p>
     <w:bookmarkEnd w:id="43"/>
+    <w:bookmarkStart w:id="44" w:name="the-three-readings-the-field-already-has"/>
+    <w:p>
+      <w:pPr>
+        <w:pStyle w:val="Heading3"/>
+      </w:pPr>
+      <w:r>
+        <w:t xml:space="preserve">8.7  The three readings the field already has</w:t>
+      </w:r>
+    </w:p>
+    <w:p>
+      <w:pPr>
+        <w:pStyle w:val="FirstParagraph"/>
+      </w:pPr>
+      <w:r>
+        <w:t xml:space="preserve">Three items in this record carry readings that are established outside it:</w:t>
+      </w:r>
+      <w:r>
+        <w:t xml:space="preserve"> </w:t>
+      </w:r>
+      <w:r>
+        <w:t xml:space="preserve">撑犁</w:t>
+      </w:r>
+      <w:r>
+        <w:t xml:space="preserve"> </w:t>
+      </w:r>
+      <w:r>
+        <w:t xml:space="preserve">as the Turkic word for heaven,</w:t>
+      </w:r>
+      <w:r>
+        <w:t xml:space="preserve"> </w:t>
+      </w:r>
+      <w:r>
+        <w:t xml:space="preserve">頭曼</w:t>
+      </w:r>
+      <w:r>
+        <w:t xml:space="preserve"> </w:t>
+      </w:r>
+      <w:r>
+        <w:t xml:space="preserve">as</w:t>
+      </w:r>
+      <w:r>
+        <w:t xml:space="preserve"> </w:t>
+      </w:r>
+      <w:r>
+        <w:rPr>
+          <w:iCs/>
+          <w:i/>
+        </w:rPr>
+        <w:t xml:space="preserve">tümen</w:t>
+      </w:r>
+      <w:r>
+        <w:t xml:space="preserve"> </w:t>
+      </w:r>
+      <w:r>
+        <w:t xml:space="preserve">"ten thousand", and</w:t>
+      </w:r>
+      <w:r>
+        <w:t xml:space="preserve"> </w:t>
+      </w:r>
+      <w:r>
+        <w:t xml:space="preserve">冒頓</w:t>
+      </w:r>
+      <w:r>
+        <w:t xml:space="preserve"> </w:t>
+      </w:r>
+      <w:r>
+        <w:t xml:space="preserve">as</w:t>
+      </w:r>
+      <w:r>
+        <w:t xml:space="preserve"> </w:t>
+      </w:r>
+      <w:r>
+        <w:rPr>
+          <w:iCs/>
+          <w:i/>
+        </w:rPr>
+        <w:t xml:space="preserve">Baγatur</w:t>
+      </w:r>
+      <w:r>
+        <w:t xml:space="preserve">, which Clauson held was by origin a Xiongnu</w:t>
+      </w:r>
+      <w:r>
+        <w:t xml:space="preserve"> </w:t>
+      </w:r>
+      <w:r>
+        <w:t xml:space="preserve">proper name transcribed with a Chinese</w:t>
+      </w:r>
+      <w:r>
+        <w:t xml:space="preserve"> </w:t>
+      </w:r>
+      <w:r>
+        <w:t xml:space="preserve">-n</w:t>
+      </w:r>
+      <w:r>
+        <w:t xml:space="preserve"> </w:t>
+      </w:r>
+      <w:r>
+        <w:t xml:space="preserve">for a foreign</w:t>
+      </w:r>
+      <w:r>
+        <w:t xml:space="preserve"> </w:t>
+      </w:r>
+      <w:r>
+        <w:t xml:space="preserve">-r</w:t>
+      </w:r>
+      <w:r>
+        <w:t xml:space="preserve">. A method that made all three unlikely would be describing itself</w:t>
+      </w:r>
+      <w:r>
+        <w:t xml:space="preserve"> </w:t>
+      </w:r>
+      <w:r>
+        <w:t xml:space="preserve">rather than the record. Priced against the control of §8.6 they do not behave alike, and the</w:t>
+      </w:r>
+      <w:r>
+        <w:t xml:space="preserve"> </w:t>
+      </w:r>
+      <w:r>
+        <w:t xml:space="preserve">differences are the useful part.</w:t>
+      </w:r>
+    </w:p>
+    <w:tbl>
+      <w:tblPr>
+        <w:tblStyle w:val="Table"/>
+        <w:tblW w:type="auto" w:w="0"/>
+        <w:tblLook w:firstRow="1" w:lastRow="0" w:firstColumn="0" w:lastColumn="0" w:noHBand="0" w:noVBand="0" w:val="0020"/>
+        <w:jc w:val="start"/>
+      </w:tblPr>
+      <w:tblGrid>
+        <w:gridCol w:w="1980"/>
+        <w:gridCol w:w="1980"/>
+        <w:gridCol w:w="1980"/>
+        <w:gridCol w:w="1980"/>
+      </w:tblGrid>
+      <w:tr>
+        <w:trPr>
+          <w:tblHeader w:val="true"/>
+        </w:trPr>
+        <w:tc>
+          <w:tcPr/>
+          <w:p>
+            <w:pPr>
+              <w:pStyle w:val="Compact"/>
+              <w:jc w:val="left"/>
+            </w:pPr>
+            <w:r>
+              <w:t xml:space="preserve">Item</w:t>
+            </w:r>
+          </w:p>
+        </w:tc>
+        <w:tc>
+          <w:tcPr/>
+          <w:p>
+            <w:pPr>
+              <w:pStyle w:val="Compact"/>
+              <w:jc w:val="left"/>
+            </w:pPr>
+            <w:r>
+              <w:t xml:space="preserve">Reading</w:t>
+            </w:r>
+          </w:p>
+        </w:tc>
+        <w:tc>
+          <w:tcPr/>
+          <w:p>
+            <w:pPr>
+              <w:pStyle w:val="Compact"/>
+              <w:jc w:val="left"/>
+            </w:pPr>
+            <w:r>
+              <w:t xml:space="preserve">Price</w:t>
+            </w:r>
+          </w:p>
+        </w:tc>
+        <w:tc>
+          <w:tcPr/>
+          <w:p>
+            <w:pPr>
+              <w:pStyle w:val="Compact"/>
+              <w:jc w:val="left"/>
+            </w:pPr>
+            <w:r>
+              <w:t xml:space="preserve">Against the control, 1 in 152</w:t>
+            </w:r>
+          </w:p>
+        </w:tc>
+      </w:tr>
+      <w:tr>
+        <w:tc>
+          <w:tcPr/>
+          <w:p>
+            <w:pPr>
+              <w:pStyle w:val="Compact"/>
+              <w:jc w:val="left"/>
+            </w:pPr>
+            <w:r>
+              <w:t xml:space="preserve">撑犁</w:t>
+            </w:r>
+          </w:p>
+        </w:tc>
+        <w:tc>
+          <w:tcPr/>
+          <w:p>
+            <w:pPr>
+              <w:pStyle w:val="Compact"/>
+              <w:jc w:val="left"/>
+            </w:pPr>
+            <w:r>
+              <w:rPr>
+                <w:iCs/>
+                <w:i/>
+              </w:rPr>
+              <w:t xml:space="preserve">tangrı</w:t>
+            </w:r>
+            <w:r>
+              <w:t xml:space="preserve">, the back variant</w:t>
+            </w:r>
+          </w:p>
+        </w:tc>
+        <w:tc>
+          <w:tcPr/>
+          <w:p>
+            <w:pPr>
+              <w:pStyle w:val="Compact"/>
+              <w:jc w:val="left"/>
+            </w:pPr>
+            <w:r>
+              <w:t xml:space="preserve">1 in 152</w:t>
+            </w:r>
+          </w:p>
+        </w:tc>
+        <w:tc>
+          <w:tcPr/>
+          <w:p>
+            <w:pPr>
+              <w:pStyle w:val="Compact"/>
+              <w:jc w:val="left"/>
+            </w:pPr>
+            <w:r>
+              <w:t xml:space="preserve">at the control</w:t>
+            </w:r>
+          </w:p>
+        </w:tc>
+      </w:tr>
+      <w:tr>
+        <w:tc>
+          <w:tcPr/>
+          <w:p>
+            <w:pPr>
+              <w:pStyle w:val="Compact"/>
+            </w:pPr>
+          </w:p>
+        </w:tc>
+        <w:tc>
+          <w:tcPr/>
+          <w:p>
+            <w:pPr>
+              <w:pStyle w:val="Compact"/>
+              <w:jc w:val="left"/>
+            </w:pPr>
+            <w:r>
+              <w:rPr>
+                <w:iCs/>
+                <w:i/>
+              </w:rPr>
+              <w:t xml:space="preserve">tengri</w:t>
+            </w:r>
+            <w:r>
+              <w:t xml:space="preserve">, the front variant</w:t>
+            </w:r>
+          </w:p>
+        </w:tc>
+        <w:tc>
+          <w:tcPr/>
+          <w:p>
+            <w:pPr>
+              <w:pStyle w:val="Compact"/>
+              <w:jc w:val="left"/>
+            </w:pPr>
+            <w:r>
+              <w:t xml:space="preserve">1 in 1,579</w:t>
+            </w:r>
+          </w:p>
+        </w:tc>
+        <w:tc>
+          <w:tcPr/>
+          <w:p>
+            <w:pPr>
+              <w:pStyle w:val="Compact"/>
+              <w:jc w:val="left"/>
+            </w:pPr>
+            <w:r>
+              <w:t xml:space="preserve">ten times less likely</w:t>
+            </w:r>
+          </w:p>
+        </w:tc>
+      </w:tr>
+      <w:tr>
+        <w:tc>
+          <w:tcPr/>
+          <w:p>
+            <w:pPr>
+              <w:pStyle w:val="Compact"/>
+              <w:jc w:val="left"/>
+            </w:pPr>
+            <w:r>
+              <w:t xml:space="preserve">頭曼</w:t>
+            </w:r>
+          </w:p>
+        </w:tc>
+        <w:tc>
+          <w:tcPr/>
+          <w:p>
+            <w:pPr>
+              <w:pStyle w:val="Compact"/>
+              <w:jc w:val="left"/>
+            </w:pPr>
+            <w:r>
+              <w:rPr>
+                <w:iCs/>
+                <w:i/>
+              </w:rPr>
+              <w:t xml:space="preserve">tümen</w:t>
+            </w:r>
+            <w:r>
+              <w:t xml:space="preserve"> </w:t>
+            </w:r>
+            <w:r>
+              <w:t xml:space="preserve">"ten thousand"</w:t>
+            </w:r>
+          </w:p>
+        </w:tc>
+        <w:tc>
+          <w:tcPr/>
+          <w:p>
+            <w:pPr>
+              <w:pStyle w:val="Compact"/>
+              <w:jc w:val="left"/>
+            </w:pPr>
+            <w:r>
+              <w:t xml:space="preserve">1 in 107</w:t>
+            </w:r>
+          </w:p>
+        </w:tc>
+        <w:tc>
+          <w:tcPr/>
+          <w:p>
+            <w:pPr>
+              <w:pStyle w:val="Compact"/>
+              <w:jc w:val="left"/>
+            </w:pPr>
+            <w:r>
+              <w:t xml:space="preserve">slightly more likely than the control</w:t>
+            </w:r>
+          </w:p>
+        </w:tc>
+      </w:tr>
+      <w:tr>
+        <w:tc>
+          <w:tcPr/>
+          <w:p>
+            <w:pPr>
+              <w:pStyle w:val="Compact"/>
+            </w:pPr>
+          </w:p>
+        </w:tc>
+        <w:tc>
+          <w:tcPr/>
+          <w:p>
+            <w:pPr>
+              <w:pStyle w:val="Compact"/>
+              <w:jc w:val="left"/>
+            </w:pPr>
+            <w:r>
+              <w:rPr>
+                <w:iCs/>
+                <w:i/>
+              </w:rPr>
+              <w:t xml:space="preserve">tuman / duman</w:t>
+            </w:r>
+            <w:r>
+              <w:t xml:space="preserve"> </w:t>
+            </w:r>
+            <w:r>
+              <w:t xml:space="preserve">"mist"</w:t>
+            </w:r>
+          </w:p>
+        </w:tc>
+        <w:tc>
+          <w:tcPr/>
+          <w:p>
+            <w:pPr>
+              <w:pStyle w:val="Compact"/>
+              <w:jc w:val="left"/>
+            </w:pPr>
+            <w:r>
+              <w:t xml:space="preserve">1 in 15 / 1 in 3</w:t>
+            </w:r>
+          </w:p>
+        </w:tc>
+        <w:tc>
+          <w:tcPr/>
+          <w:p>
+            <w:pPr>
+              <w:pStyle w:val="Compact"/>
+              <w:jc w:val="left"/>
+            </w:pPr>
+            <w:r>
+              <w:t xml:space="preserve">more likely still</w:t>
+            </w:r>
+          </w:p>
+        </w:tc>
+      </w:tr>
+      <w:tr>
+        <w:tc>
+          <w:tcPr/>
+          <w:p>
+            <w:pPr>
+              <w:pStyle w:val="Compact"/>
+              <w:jc w:val="left"/>
+            </w:pPr>
+            <w:r>
+              <w:t xml:space="preserve">冒頓</w:t>
+            </w:r>
+          </w:p>
+        </w:tc>
+        <w:tc>
+          <w:tcPr/>
+          <w:p>
+            <w:pPr>
+              <w:pStyle w:val="Compact"/>
+              <w:jc w:val="left"/>
+            </w:pPr>
+            <w:r>
+              <w:rPr>
+                <w:iCs/>
+                <w:i/>
+              </w:rPr>
+              <w:t xml:space="preserve">Baγatur</w:t>
+            </w:r>
+          </w:p>
+        </w:tc>
+        <w:tc>
+          <w:tcPr/>
+          <w:p>
+            <w:pPr>
+              <w:pStyle w:val="Compact"/>
+              <w:jc w:val="left"/>
+            </w:pPr>
+            <w:r>
+              <w:t xml:space="preserve">1 in 99,141</w:t>
+            </w:r>
+          </w:p>
+        </w:tc>
+        <w:tc>
+          <w:tcPr/>
+          <w:p>
+            <w:pPr>
+              <w:pStyle w:val="Compact"/>
+              <w:jc w:val="left"/>
+            </w:pPr>
+            <w:r>
+              <w:t xml:space="preserve">650 times less likely</w:t>
+            </w:r>
+          </w:p>
+        </w:tc>
+      </w:tr>
+      <w:tr>
+        <w:tc>
+          <w:tcPr/>
+          <w:p>
+            <w:pPr>
+              <w:pStyle w:val="Compact"/>
+            </w:pPr>
+          </w:p>
+        </w:tc>
+        <w:tc>
+          <w:tcPr/>
+          <w:p>
+            <w:pPr>
+              <w:pStyle w:val="Compact"/>
+              <w:jc w:val="left"/>
+            </w:pPr>
+            <w:r>
+              <w:rPr>
+                <w:iCs/>
+                <w:i/>
+              </w:rPr>
+              <w:t xml:space="preserve">Mete</w:t>
+            </w:r>
+            <w:r>
+              <w:t xml:space="preserve">, the form used in Turkish</w:t>
+            </w:r>
+          </w:p>
+        </w:tc>
+        <w:tc>
+          <w:tcPr/>
+          <w:p>
+            <w:pPr>
+              <w:pStyle w:val="Compact"/>
+              <w:jc w:val="left"/>
+            </w:pPr>
+            <w:r>
+              <w:t xml:space="preserve">1 in 272,642</w:t>
+            </w:r>
+          </w:p>
+        </w:tc>
+        <w:tc>
+          <w:tcPr/>
+          <w:p>
+            <w:pPr>
+              <w:pStyle w:val="Compact"/>
+              <w:jc w:val="left"/>
+            </w:pPr>
+            <w:r>
+              <w:t xml:space="preserve">1,800 times less likely</w:t>
+            </w:r>
+          </w:p>
+        </w:tc>
+      </w:tr>
+      <w:tr>
+        <w:tc>
+          <w:tcPr/>
+          <w:p>
+            <w:pPr>
+              <w:pStyle w:val="Compact"/>
+            </w:pPr>
+          </w:p>
+        </w:tc>
+        <w:tc>
+          <w:tcPr/>
+          <w:p>
+            <w:pPr>
+              <w:pStyle w:val="Compact"/>
+              <w:jc w:val="left"/>
+            </w:pPr>
+            <w:r>
+              <w:rPr>
+                <w:iCs/>
+                <w:i/>
+              </w:rPr>
+              <w:t xml:space="preserve">Modun</w:t>
+            </w:r>
+            <w:r>
+              <w:t xml:space="preserve">, the characters unetymologised</w:t>
+            </w:r>
+          </w:p>
+        </w:tc>
+        <w:tc>
+          <w:tcPr/>
+          <w:p>
+            <w:pPr>
+              <w:pStyle w:val="Compact"/>
+              <w:jc w:val="left"/>
+            </w:pPr>
+            <w:r>
+              <w:t xml:space="preserve">1 in 277</w:t>
+            </w:r>
+          </w:p>
+        </w:tc>
+        <w:tc>
+          <w:tcPr/>
+          <w:p>
+            <w:pPr>
+              <w:pStyle w:val="Compact"/>
+              <w:jc w:val="left"/>
+            </w:pPr>
+            <w:r>
+              <w:t xml:space="preserve">within a factor of two of the control</w:t>
+            </w:r>
+          </w:p>
+        </w:tc>
+      </w:tr>
+    </w:tbl>
+    <w:p>
+      <w:pPr>
+        <w:pStyle w:val="BodyText"/>
+      </w:pPr>
+      <w:r>
+        <w:rPr>
+          <w:bCs/>
+          <w:b/>
+        </w:rPr>
+        <w:t xml:space="preserve">One is agreement.</w:t>
+      </w:r>
+      <w:r>
+        <w:t xml:space="preserve"> </w:t>
+      </w:r>
+      <w:r>
+        <w:t xml:space="preserve">The two forms at</w:t>
+      </w:r>
+      <w:r>
+        <w:t xml:space="preserve"> </w:t>
+      </w:r>
+      <w:r>
+        <w:t xml:space="preserve">撑犁</w:t>
+      </w:r>
+      <w:r>
+        <w:t xml:space="preserve"> </w:t>
+      </w:r>
+      <w:r>
+        <w:t xml:space="preserve">are one word in</w:t>
+      </w:r>
+      <w:r>
+        <w:t xml:space="preserve"> </w:t>
+      </w:r>
+      <w:r>
+        <w:t xml:space="preserve">its two reconstructed ablaut variants, and the spelling picks the back one, which is the variant</w:t>
+      </w:r>
+      <w:r>
+        <w:t xml:space="preserve"> </w:t>
+      </w:r>
+      <w:r>
+        <w:t xml:space="preserve">the standard reconstruction already assigns to this very transcription. Nothing is overturned</w:t>
+      </w:r>
+      <w:r>
+        <w:t xml:space="preserve"> </w:t>
+      </w:r>
+      <w:r>
+        <w:t xml:space="preserve">there; the identification stands and the channel confirms it.</w:t>
+      </w:r>
+    </w:p>
+    <w:p>
+      <w:pPr>
+        <w:pStyle w:val="BodyText"/>
+      </w:pPr>
+      <w:r>
+        <w:rPr>
+          <w:bCs/>
+          <w:b/>
+        </w:rPr>
+        <w:t xml:space="preserve">One is not a result at all.</w:t>
+      </w:r>
+      <w:r>
+        <w:t xml:space="preserve"> </w:t>
+      </w:r>
+      <w:r>
+        <w:t xml:space="preserve">At</w:t>
+      </w:r>
+      <w:r>
+        <w:t xml:space="preserve"> </w:t>
+      </w:r>
+      <w:r>
+        <w:t xml:space="preserve">頭曼</w:t>
+      </w:r>
+      <w:r>
+        <w:t xml:space="preserve">,</w:t>
+      </w:r>
+      <w:r>
+        <w:t xml:space="preserve"> </w:t>
+      </w:r>
+      <w:r>
+        <w:rPr>
+          <w:iCs/>
+          <w:i/>
+        </w:rPr>
+        <w:t xml:space="preserve">tümen</w:t>
+      </w:r>
+      <w:r>
+        <w:t xml:space="preserve"> </w:t>
+      </w:r>
+      <w:r>
+        <w:t xml:space="preserve">is more likely than a reading we know to be correct, so it is well inside the range on our own</w:t>
+      </w:r>
+      <w:r>
+        <w:t xml:space="preserve"> </w:t>
+      </w:r>
+      <w:r>
+        <w:t xml:space="preserve">scale and we are in no position to retire it. The spelling prefers</w:t>
+      </w:r>
+      <w:r>
+        <w:t xml:space="preserve"> </w:t>
+      </w:r>
+      <w:r>
+        <w:rPr>
+          <w:iCs/>
+          <w:i/>
+        </w:rPr>
+        <w:t xml:space="preserve">tuman / duman</w:t>
+      </w:r>
+      <w:r>
+        <w:t xml:space="preserve">, the difference is</w:t>
+      </w:r>
+      <w:r>
+        <w:t xml:space="preserve"> </w:t>
+      </w:r>
+      <w:r>
+        <w:t xml:space="preserve">one vowel, and §7 puts vowel recovery at 50%. §6.3 records the alternative because it has not</w:t>
+      </w:r>
+      <w:r>
+        <w:t xml:space="preserve"> </w:t>
+      </w:r>
+      <w:r>
+        <w:t xml:space="preserve">been raised before, not because the accepted etymology fails.</w:t>
+      </w:r>
+    </w:p>
+    <w:p>
+      <w:pPr>
+        <w:pStyle w:val="BodyText"/>
+      </w:pPr>
+      <w:r>
+        <w:rPr>
+          <w:bCs/>
+          <w:b/>
+        </w:rPr>
+        <w:t xml:space="preserve">One is a contradiction, and it is not ours.</w:t>
+      </w:r>
+      <w:r>
+        <w:t xml:space="preserve"> </w:t>
+      </w:r>
+      <w:r>
+        <w:t xml:space="preserve">At</w:t>
+      </w:r>
+      <w:r>
+        <w:t xml:space="preserve"> </w:t>
+      </w:r>
+      <w:r>
+        <w:t xml:space="preserve">冒頓</w:t>
+      </w:r>
+      <w:r>
+        <w:t xml:space="preserve"> </w:t>
+      </w:r>
+      <w:r>
+        <w:t xml:space="preserve">the two Turkic etymologies come out two and a half and nearly three</w:t>
+      </w:r>
+      <w:r>
+        <w:t xml:space="preserve"> </w:t>
+      </w:r>
+      <w:r>
+        <w:t xml:space="preserve">orders of magnitude less likely than the control, while the plain reading of the two characters sits beside</w:t>
+      </w:r>
+      <w:r>
+        <w:t xml:space="preserve"> </w:t>
+      </w:r>
+      <w:r>
+        <w:t xml:space="preserve">it. So the result is not that this name resists reading. It is that the etymologies proposed for</w:t>
+      </w:r>
+      <w:r>
+        <w:t xml:space="preserve"> </w:t>
+      </w:r>
+      <w:r>
+        <w:t xml:space="preserve">it are improbable on this spelling and the unetymologised reading is not.</w:t>
+      </w:r>
+      <w:r>
+        <w:t xml:space="preserve"> </w:t>
+      </w:r>
+      <w:r>
+        <w:rPr>
+          <w:bCs/>
+          <w:b/>
+        </w:rPr>
+        <w:t xml:space="preserve">We have no</w:t>
+      </w:r>
+      <w:r>
+        <w:rPr>
+          <w:bCs/>
+          <w:b/>
+        </w:rPr>
+        <w:t xml:space="preserve"> </w:t>
+      </w:r>
+      <w:r>
+        <w:rPr>
+          <w:bCs/>
+          <w:b/>
+        </w:rPr>
+        <w:t xml:space="preserve">better replacement.</w:t>
+      </w:r>
+      <w:r>
+        <w:t xml:space="preserve"> </w:t>
+      </w:r>
+      <w:r>
+        <w:t xml:space="preserve">The reading offered for it in S1 is blocked by a measured zero and cannot be priced at all, which</w:t>
+      </w:r>
+      <w:r>
+        <w:t xml:space="preserve"> </w:t>
+      </w:r>
+      <w:r>
+        <w:t xml:space="preserve">is stated there. Retiring a reading and having a better one are different things, and this paper</w:t>
+      </w:r>
+      <w:r>
+        <w:t xml:space="preserve"> </w:t>
+      </w:r>
+      <w:r>
+        <w:t xml:space="preserve">does only the first.</w:t>
+      </w:r>
+    </w:p>
+    <w:p>
+      <w:pPr>
+        <w:pStyle w:val="BodyText"/>
+      </w:pPr>
+      <w:r>
+        <w:t xml:space="preserve">One agreement, one non-result and one contradiction, from a procedure with no way to know in</w:t>
+      </w:r>
+      <w:r>
+        <w:t xml:space="preserve"> </w:t>
+      </w:r>
+      <w:r>
+        <w:t xml:space="preserve">advance which would be which, is the distribution a measurement should produce. Three overturnings</w:t>
+      </w:r>
+      <w:r>
+        <w:t xml:space="preserve"> </w:t>
+      </w:r>
+      <w:r>
+        <w:t xml:space="preserve">would have been the warning sign.</w:t>
+      </w:r>
+    </w:p>
     <w:bookmarkEnd w:id="44"/>
-    <w:bookmarkStart w:id="47" w:name="X18e877f3e1c3d2dd8c6c1f8b8056a29434f58aa"/>
+    <w:bookmarkEnd w:id="45"/>
+    <w:bookmarkStart w:id="48" w:name="X18e877f3e1c3d2dd8c6c1f8b8056a29434f58aa"/>
     <w:p>
       <w:pPr>
         <w:pStyle w:val="Heading2"/>
@@ -10741,7 +11913,7 @@
         <w:t xml:space="preserve">quoted in support of an individual reading, the concrete form of the warning in §6.2.</w:t>
       </w:r>
     </w:p>
-    <w:bookmarkStart w:id="45" w:name="two-cases-which-are-not-ours-to-propose"/>
+    <w:bookmarkStart w:id="46" w:name="two-cases-which-are-not-ours-to-propose"/>
     <w:p>
       <w:pPr>
         <w:pStyle w:val="Heading3"/>
@@ -13024,8 +14196,8 @@
         <w:t xml:space="preserve">a use of it that the accuracy figures actually license.</w:t>
       </w:r>
     </w:p>
-    <w:bookmarkEnd w:id="45"/>
-    <w:bookmarkStart w:id="46" w:name="X0c4ba52fd95c78c09fdcd9031fd6d8d2ec1da17"/>
+    <w:bookmarkEnd w:id="46"/>
+    <w:bookmarkStart w:id="47" w:name="X0c4ba52fd95c78c09fdcd9031fd6d8d2ec1da17"/>
     <w:p>
       <w:pPr>
         <w:pStyle w:val="Heading3"/>
@@ -15306,9 +16478,9 @@
         <w:t xml:space="preserve">provided.</w:t>
       </w:r>
     </w:p>
-    <w:bookmarkEnd w:id="46"/>
     <w:bookmarkEnd w:id="47"/>
-    <w:bookmarkStart w:id="48" w:name="where-the-method-does-work"/>
+    <w:bookmarkEnd w:id="48"/>
+    <w:bookmarkStart w:id="49" w:name="where-the-method-does-work"/>
     <w:p>
       <w:pPr>
         <w:pStyle w:val="Heading2"/>
@@ -16123,8 +17295,8 @@
         <w:t xml:space="preserve">against.</w:t>
       </w:r>
     </w:p>
-    <w:bookmarkEnd w:id="48"/>
-    <w:bookmarkStart w:id="49" w:name="limitations-of-this-work"/>
+    <w:bookmarkEnd w:id="49"/>
+    <w:bookmarkStart w:id="50" w:name="limitations-of-this-work"/>
     <w:p>
       <w:pPr>
         <w:pStyle w:val="Heading2"/>
@@ -16625,8 +17797,8 @@
         <w:t xml:space="preserve">conclusion.</w:t>
       </w:r>
     </w:p>
-    <w:bookmarkEnd w:id="49"/>
-    <w:bookmarkStart w:id="50" w:name="data-and-code-availability"/>
+    <w:bookmarkEnd w:id="50"/>
+    <w:bookmarkStart w:id="51" w:name="data-and-code-availability"/>
     <w:p>
       <w:pPr>
         <w:pStyle w:val="Heading2"/>
@@ -16925,8 +18097,8 @@
         </w:pict>
       </w:r>
     </w:p>
-    <w:bookmarkEnd w:id="50"/>
-    <w:bookmarkStart w:id="53" w:name="a-appendix-the-xiongnu-record"/>
+    <w:bookmarkEnd w:id="51"/>
+    <w:bookmarkStart w:id="54" w:name="a-appendix-the-xiongnu-record"/>
     <w:p>
       <w:pPr>
         <w:pStyle w:val="Heading2"/>
@@ -17020,7 +18192,7 @@
         <w:t xml:space="preserve">carry it.</w:t>
       </w:r>
     </w:p>
-    <w:bookmarkStart w:id="51" w:name="a.1-rulers-and-the-ruling-clan"/>
+    <w:bookmarkStart w:id="52" w:name="a.1-rulers-and-the-ruling-clan"/>
     <w:p>
       <w:pPr>
         <w:pStyle w:val="Heading3"/>
@@ -18489,37 +19661,46 @@
               <w:jc w:val="left"/>
             </w:pPr>
             <w:r>
-              <w:t xml:space="preserve">攣鞮</w:t>
-            </w:r>
-            <w:r>
-              <w:t xml:space="preserve">Luandi</w:t>
-            </w:r>
-          </w:p>
-        </w:tc>
-        <w:tc>
-          <w:tcPr/>
-          <w:p>
-            <w:pPr>
-              <w:pStyle w:val="Compact"/>
-              <w:jc w:val="left"/>
-            </w:pPr>
-            <w:r>
-              <w:t xml:space="preserve">lyan te</w:t>
+              <w:t xml:space="preserve">虛連題</w:t>
+            </w:r>
+            <w:r>
+              <w:t xml:space="preserve">Xulianti</w:t>
+            </w:r>
+          </w:p>
+        </w:tc>
+        <w:tc>
+          <w:tcPr/>
+          <w:p>
+            <w:pPr>
+              <w:pStyle w:val="Compact"/>
+              <w:jc w:val="left"/>
+            </w:pPr>
+            <w:r>
+              <w:t xml:space="preserve">hɨɑ lianᴮ</w:t>
             </w:r>
             <w:r>
               <w:t xml:space="preserve">†</w:t>
             </w:r>
-          </w:p>
-        </w:tc>
-        <w:tc>
-          <w:tcPr/>
-          <w:p>
-            <w:pPr>
-              <w:pStyle w:val="Compact"/>
-              <w:jc w:val="left"/>
-            </w:pPr>
-            <w:r>
-              <w:t xml:space="preserve">lyan te</w:t>
+            <w:r>
+              <w:t xml:space="preserve"> </w:t>
+            </w:r>
+            <w:r>
+              <w:t xml:space="preserve">de</w:t>
+            </w:r>
+            <w:r>
+              <w:t xml:space="preserve">†</w:t>
+            </w:r>
+          </w:p>
+        </w:tc>
+        <w:tc>
+          <w:tcPr/>
+          <w:p>
+            <w:pPr>
+              <w:pStyle w:val="Compact"/>
+              <w:jc w:val="left"/>
+            </w:pPr>
+            <w:r>
+              <w:t xml:space="preserve">ha lian de</w:t>
             </w:r>
           </w:p>
         </w:tc>
@@ -18545,46 +19726,37 @@
               <w:jc w:val="left"/>
             </w:pPr>
             <w:r>
-              <w:t xml:space="preserve">虛連題</w:t>
-            </w:r>
-            <w:r>
-              <w:t xml:space="preserve">Xulianti</w:t>
-            </w:r>
-          </w:p>
-        </w:tc>
-        <w:tc>
-          <w:tcPr/>
-          <w:p>
-            <w:pPr>
-              <w:pStyle w:val="Compact"/>
-              <w:jc w:val="left"/>
-            </w:pPr>
-            <w:r>
-              <w:t xml:space="preserve">kʰɨɑ lianᴮ</w:t>
+              <w:t xml:space="preserve">攣鞮</w:t>
+            </w:r>
+            <w:r>
+              <w:t xml:space="preserve">Luandi</w:t>
+            </w:r>
+          </w:p>
+        </w:tc>
+        <w:tc>
+          <w:tcPr/>
+          <w:p>
+            <w:pPr>
+              <w:pStyle w:val="Compact"/>
+              <w:jc w:val="left"/>
+            </w:pPr>
+            <w:r>
+              <w:t xml:space="preserve">lyan te</w:t>
             </w:r>
             <w:r>
               <w:t xml:space="preserve">†</w:t>
             </w:r>
-            <w:r>
-              <w:t xml:space="preserve"> </w:t>
-            </w:r>
-            <w:r>
-              <w:t xml:space="preserve">de</w:t>
-            </w:r>
-            <w:r>
-              <w:t xml:space="preserve">†</w:t>
-            </w:r>
-          </w:p>
-        </w:tc>
-        <w:tc>
-          <w:tcPr/>
-          <w:p>
-            <w:pPr>
-              <w:pStyle w:val="Compact"/>
-              <w:jc w:val="left"/>
-            </w:pPr>
-            <w:r>
-              <w:t xml:space="preserve">kıa lian de</w:t>
+          </w:p>
+        </w:tc>
+        <w:tc>
+          <w:tcPr/>
+          <w:p>
+            <w:pPr>
+              <w:pStyle w:val="Compact"/>
+              <w:jc w:val="left"/>
+            </w:pPr>
+            <w:r>
+              <w:t xml:space="preserve">lyan te</w:t>
             </w:r>
           </w:p>
         </w:tc>
@@ -18623,7 +19795,48 @@
         <w:t xml:space="preserve"> </w:t>
       </w:r>
       <w:r>
-        <w:t xml:space="preserve">from Touman to Punu, plus both forms of the ruling clan name:</w:t>
+        <w:t xml:space="preserve">from Touman to Huduershi, which is where the</w:t>
+      </w:r>
+      <w:r>
+        <w:t xml:space="preserve"> </w:t>
+      </w:r>
+      <w:r>
+        <w:rPr>
+          <w:iCs/>
+          <w:i/>
+        </w:rPr>
+        <w:t xml:space="preserve">Hanshu</w:t>
+      </w:r>
+      <w:r>
+        <w:t xml:space="preserve">'s account ends, plus both forms of the ruling clan name:</w:t>
+      </w:r>
+      <w:r>
+        <w:t xml:space="preserve"> </w:t>
+      </w:r>
+      <w:r>
+        <w:t xml:space="preserve">虛連題</w:t>
+      </w:r>
+      <w:r>
+        <w:t xml:space="preserve"> </w:t>
+      </w:r>
+      <w:r>
+        <w:t xml:space="preserve">in the</w:t>
+      </w:r>
+      <w:r>
+        <w:t xml:space="preserve"> </w:t>
+      </w:r>
+      <w:r>
+        <w:rPr>
+          <w:iCs/>
+          <w:i/>
+        </w:rPr>
+        <w:t xml:space="preserve">Hou Hanshu</w:t>
+      </w:r>
+      <w:r>
+        <w:t xml:space="preserve"> </w:t>
+      </w:r>
+      <w:r>
+        <w:t xml:space="preserve">and</w:t>
       </w:r>
       <w:r>
         <w:t xml:space="preserve"> </w:t>
@@ -18645,13 +19858,50 @@
           <w:iCs/>
           <w:i/>
         </w:rPr>
+        <w:t xml:space="preserve">Hanshu</w:t>
+      </w:r>
+      <w:r>
+        <w:t xml:space="preserve">. The</w:t>
+      </w:r>
+      <w:r>
+        <w:t xml:space="preserve"> </w:t>
+      </w:r>
+      <w:r>
+        <w:rPr>
+          <w:iCs/>
+          <w:i/>
+        </w:rPr>
         <w:t xml:space="preserve">Shiji</w:t>
       </w:r>
       <w:r>
         <w:t xml:space="preserve"> </w:t>
       </w:r>
       <w:r>
-        <w:t xml:space="preserve">and</w:t>
+        <w:t xml:space="preserve">gives neither: its account of Xiongnu custom says they have</w:t>
+      </w:r>
+      <w:r>
+        <w:t xml:space="preserve"> </w:t>
+      </w:r>
+      <w:r>
+        <w:t xml:space="preserve">personal names and no surname, and</w:t>
+      </w:r>
+      <w:r>
+        <w:t xml:space="preserve"> </w:t>
+      </w:r>
+      <w:r>
+        <w:t xml:space="preserve">攣鞮</w:t>
+      </w:r>
+      <w:r>
+        <w:t xml:space="preserve"> </w:t>
+      </w:r>
+      <w:r>
+        <w:t xml:space="preserve">enters that text only through a</w:t>
+      </w:r>
+      <w:r>
+        <w:t xml:space="preserve"> </w:t>
+      </w:r>
+      <w:r>
+        <w:t xml:space="preserve">later commentary quoting the</w:t>
       </w:r>
       <w:r>
         <w:t xml:space="preserve"> </w:t>
@@ -18664,36 +19914,11 @@
         <w:t xml:space="preserve">Hanshu</w:t>
       </w:r>
       <w:r>
-        <w:t xml:space="preserve">,</w:t>
-      </w:r>
-      <w:r>
-        <w:t xml:space="preserve"> </w:t>
-      </w:r>
-      <w:r>
-        <w:t xml:space="preserve">虛連題</w:t>
-      </w:r>
-      <w:r>
-        <w:t xml:space="preserve"> </w:t>
-      </w:r>
-      <w:r>
-        <w:t xml:space="preserve">in the</w:t>
-      </w:r>
-      <w:r>
-        <w:t xml:space="preserve"> </w:t>
-      </w:r>
-      <w:r>
-        <w:rPr>
-          <w:iCs/>
-          <w:i/>
-        </w:rPr>
-        <w:t xml:space="preserve">Hou Hanshu</w:t>
-      </w:r>
-      <w:r>
         <w:t xml:space="preserve">.</w:t>
       </w:r>
     </w:p>
-    <w:bookmarkEnd w:id="51"/>
-    <w:bookmarkStart w:id="52" w:name="a.2-titles-and-lexical-items"/>
+    <w:bookmarkEnd w:id="52"/>
+    <w:bookmarkStart w:id="53" w:name="a.2-titles-and-lexical-items"/>
     <w:p>
       <w:pPr>
         <w:pStyle w:val="Heading3"/>
@@ -19736,7 +20961,41 @@
         <w:t xml:space="preserve"> </w:t>
       </w:r>
       <w:r>
-        <w:t xml:space="preserve">gloss.</w:t>
+        <w:t xml:space="preserve">gloss, though not all of them in the same place:</w:t>
+      </w:r>
+      <w:r>
+        <w:t xml:space="preserve"> </w:t>
+      </w:r>
+      <w:r>
+        <w:t xml:space="preserve">服匿</w:t>
+      </w:r>
+      <w:r>
+        <w:t xml:space="preserve"> </w:t>
+      </w:r>
+      <w:r>
+        <w:t xml:space="preserve">is absent from the</w:t>
+      </w:r>
+      <w:r>
+        <w:t xml:space="preserve"> </w:t>
+      </w:r>
+      <w:r>
+        <w:t xml:space="preserve">three Xiongnu chapters and is glossed in</w:t>
+      </w:r>
+      <w:r>
+        <w:t xml:space="preserve"> </w:t>
+      </w:r>
+      <w:r>
+        <w:rPr>
+          <w:iCs/>
+          <w:i/>
+        </w:rPr>
+        <w:t xml:space="preserve">Hanshu</w:t>
+      </w:r>
+      <w:r>
+        <w:t xml:space="preserve"> </w:t>
+      </w:r>
+      <w:r>
+        <w:t xml:space="preserve">54, the life of Su Wu.</w:t>
       </w:r>
       <w:r>
         <w:t xml:space="preserve"> </w:t>
@@ -19889,9 +21148,9 @@
         <w:t xml:space="preserve">hypothesis.</w:t>
       </w:r>
     </w:p>
-    <w:bookmarkEnd w:id="52"/>
     <w:bookmarkEnd w:id="53"/>
-    <w:bookmarkStart w:id="83" w:name="b-references"/>
+    <w:bookmarkEnd w:id="54"/>
+    <w:bookmarkStart w:id="84" w:name="b-references"/>
     <w:p>
       <w:pPr>
         <w:pStyle w:val="Heading2"/>
@@ -19914,7 +21173,7 @@
         </w:numPr>
         <w:pStyle w:val="Compact"/>
       </w:pPr>
-      <w:bookmarkStart w:id="54" w:name="r1"/>
+      <w:bookmarkStart w:id="55" w:name="r1"/>
       <w:r>
         <w:t xml:space="preserve">Baley, D. (2025).</w:t>
       </w:r>
@@ -19943,33 +21202,6 @@
       </w:r>
       <w:r>
         <w:t xml:space="preserve">, doi:10.5334/johd.110</w:t>
-      </w:r>
-      <w:bookmarkEnd w:id="54"/>
-    </w:p>
-    <w:p>
-      <w:pPr>
-        <w:numPr>
-          <w:ilvl w:val="0"/>
-          <w:numId w:val="1003"/>
-        </w:numPr>
-        <w:pStyle w:val="Compact"/>
-      </w:pPr>
-      <w:bookmarkStart w:id="55" w:name="r2"/>
-      <w:r>
-        <w:t xml:space="preserve">Baxter, W. H. &amp; Sagart, L. (2014).</w:t>
-      </w:r>
-      <w:r>
-        <w:t xml:space="preserve"> </w:t>
-      </w:r>
-      <w:r>
-        <w:rPr>
-          <w:iCs/>
-          <w:i/>
-        </w:rPr>
-        <w:t xml:space="preserve">Old Chinese: A New Reconstruction</w:t>
-      </w:r>
-      <w:r>
-        <w:t xml:space="preserve">. Oxford University Press.</w:t>
       </w:r>
       <w:bookmarkEnd w:id="55"/>
     </w:p>
@@ -19981,25 +21213,22 @@
         </w:numPr>
         <w:pStyle w:val="Compact"/>
       </w:pPr>
-      <w:bookmarkStart w:id="56" w:name="r3"/>
-      <w:r>
-        <w:t xml:space="preserve">Bonmann, S. &amp; Fries, S. (2026). Linguistic evidence suggests that Xiōngnú and Huns spoke the same Paleo-Siberian language.</w:t>
-      </w:r>
-      <w:r>
-        <w:t xml:space="preserve"> </w:t>
-      </w:r>
-      <w:r>
-        <w:rPr>
-          <w:iCs/>
-          <w:i/>
-        </w:rPr>
-        <w:t xml:space="preserve">Transactions of the Philological Society</w:t>
-      </w:r>
-      <w:r>
-        <w:t xml:space="preserve"> </w:t>
-      </w:r>
-      <w:r>
-        <w:t xml:space="preserve">124(1): 29–52. doi:10.1111/1467-968X.12321</w:t>
+      <w:bookmarkStart w:id="56" w:name="r2"/>
+      <w:r>
+        <w:t xml:space="preserve">Baxter, W. H. &amp; Sagart, L. (2014).</w:t>
+      </w:r>
+      <w:r>
+        <w:t xml:space="preserve"> </w:t>
+      </w:r>
+      <w:r>
+        <w:rPr>
+          <w:iCs/>
+          <w:i/>
+        </w:rPr>
+        <w:t xml:space="preserve">Old Chinese: A New Reconstruction</w:t>
+      </w:r>
+      <w:r>
+        <w:t xml:space="preserve">. Oxford University Press.</w:t>
       </w:r>
       <w:bookmarkEnd w:id="56"/>
     </w:p>
@@ -20011,22 +21240,25 @@
         </w:numPr>
         <w:pStyle w:val="Compact"/>
       </w:pPr>
-      <w:bookmarkStart w:id="57" w:name="r4"/>
-      <w:r>
-        <w:t xml:space="preserve">Clauson, G. (1972).</w:t>
-      </w:r>
-      <w:r>
-        <w:t xml:space="preserve"> </w:t>
-      </w:r>
-      <w:r>
-        <w:rPr>
-          <w:iCs/>
-          <w:i/>
-        </w:rPr>
-        <w:t xml:space="preserve">An Etymological Dictionary of Pre-Thirteenth-Century Turkish</w:t>
-      </w:r>
-      <w:r>
-        <w:t xml:space="preserve">. Oxford: Clarendon Press.</w:t>
+      <w:bookmarkStart w:id="57" w:name="r3"/>
+      <w:r>
+        <w:t xml:space="preserve">Bonmann, S. &amp; Fries, S. (2026). Linguistic evidence suggests that Xiōngnú and Huns spoke the same Paleo-Siberian language.</w:t>
+      </w:r>
+      <w:r>
+        <w:t xml:space="preserve"> </w:t>
+      </w:r>
+      <w:r>
+        <w:rPr>
+          <w:iCs/>
+          <w:i/>
+        </w:rPr>
+        <w:t xml:space="preserve">Transactions of the Philological Society</w:t>
+      </w:r>
+      <w:r>
+        <w:t xml:space="preserve"> </w:t>
+      </w:r>
+      <w:r>
+        <w:t xml:space="preserve">124(1): 29–52. doi:10.1111/1467-968X.12321</w:t>
       </w:r>
       <w:bookmarkEnd w:id="57"/>
     </w:p>
@@ -20038,22 +21270,22 @@
         </w:numPr>
         <w:pStyle w:val="Compact"/>
       </w:pPr>
-      <w:bookmarkStart w:id="58" w:name="r5"/>
-      <w:r>
-        <w:t xml:space="preserve">Doerfer, G. (1973).</w:t>
-      </w:r>
-      <w:r>
-        <w:t xml:space="preserve"> </w:t>
-      </w:r>
-      <w:r>
-        <w:rPr>
-          <w:iCs/>
-          <w:i/>
-        </w:rPr>
-        <w:t xml:space="preserve">Lautgesetz und Zufall: Betrachtungen zum Omnicomparatismus</w:t>
-      </w:r>
-      <w:r>
-        <w:t xml:space="preserve">. Innsbrucker Beiträge zur Sprachwissenschaft 10. Innsbruck.</w:t>
+      <w:bookmarkStart w:id="58" w:name="r4"/>
+      <w:r>
+        <w:t xml:space="preserve">Clauson, G. (1972).</w:t>
+      </w:r>
+      <w:r>
+        <w:t xml:space="preserve"> </w:t>
+      </w:r>
+      <w:r>
+        <w:rPr>
+          <w:iCs/>
+          <w:i/>
+        </w:rPr>
+        <w:t xml:space="preserve">An Etymological Dictionary of Pre-Thirteenth-Century Turkish</w:t>
+      </w:r>
+      <w:r>
+        <w:t xml:space="preserve">. Oxford: Clarendon Press.</w:t>
       </w:r>
       <w:bookmarkEnd w:id="58"/>
     </w:p>
@@ -20065,25 +21297,22 @@
         </w:numPr>
         <w:pStyle w:val="Compact"/>
       </w:pPr>
-      <w:bookmarkStart w:id="59" w:name="r6"/>
-      <w:r>
-        <w:t xml:space="preserve">Doerfer, G. (1973). Zur Sprache der Hunnen.</w:t>
-      </w:r>
-      <w:r>
-        <w:t xml:space="preserve"> </w:t>
-      </w:r>
-      <w:r>
-        <w:rPr>
-          <w:iCs/>
-          <w:i/>
-        </w:rPr>
-        <w:t xml:space="preserve">Central Asiatic Journal</w:t>
-      </w:r>
-      <w:r>
-        <w:t xml:space="preserve"> </w:t>
-      </w:r>
-      <w:r>
-        <w:t xml:space="preserve">17: 1–50.</w:t>
+      <w:bookmarkStart w:id="59" w:name="r5"/>
+      <w:r>
+        <w:t xml:space="preserve">Doerfer, G. (1973).</w:t>
+      </w:r>
+      <w:r>
+        <w:t xml:space="preserve"> </w:t>
+      </w:r>
+      <w:r>
+        <w:rPr>
+          <w:iCs/>
+          <w:i/>
+        </w:rPr>
+        <w:t xml:space="preserve">Lautgesetz und Zufall: Betrachtungen zum Omnicomparatismus</w:t>
+      </w:r>
+      <w:r>
+        <w:t xml:space="preserve">. Innsbrucker Beiträge zur Sprachwissenschaft 10. Innsbruck.</w:t>
       </w:r>
       <w:bookmarkEnd w:id="59"/>
     </w:p>
@@ -20095,22 +21324,25 @@
         </w:numPr>
         <w:pStyle w:val="Compact"/>
       </w:pPr>
-      <w:bookmarkStart w:id="60" w:name="r7"/>
-      <w:r>
-        <w:t xml:space="preserve">Erdal, M. (2004).</w:t>
-      </w:r>
-      <w:r>
-        <w:t xml:space="preserve"> </w:t>
-      </w:r>
-      <w:r>
-        <w:rPr>
-          <w:iCs/>
-          <w:i/>
-        </w:rPr>
-        <w:t xml:space="preserve">A Grammar of Old Turkic</w:t>
-      </w:r>
-      <w:r>
-        <w:t xml:space="preserve">. Leiden: Brill.</w:t>
+      <w:bookmarkStart w:id="60" w:name="r6"/>
+      <w:r>
+        <w:t xml:space="preserve">Doerfer, G. (1973). Zur Sprache der Hunnen.</w:t>
+      </w:r>
+      <w:r>
+        <w:t xml:space="preserve"> </w:t>
+      </w:r>
+      <w:r>
+        <w:rPr>
+          <w:iCs/>
+          <w:i/>
+        </w:rPr>
+        <w:t xml:space="preserve">Central Asiatic Journal</w:t>
+      </w:r>
+      <w:r>
+        <w:t xml:space="preserve"> </w:t>
+      </w:r>
+      <w:r>
+        <w:t xml:space="preserve">17: 1–50.</w:t>
       </w:r>
       <w:bookmarkEnd w:id="60"/>
     </w:p>
@@ -20122,41 +21354,22 @@
         </w:numPr>
         <w:pStyle w:val="Compact"/>
       </w:pPr>
-      <w:bookmarkStart w:id="61" w:name="r8"/>
-      <w:r>
-        <w:t xml:space="preserve">Georg, S. (2001). Türkisch/Mongolisch</w:t>
-      </w:r>
-      <w:r>
-        <w:t xml:space="preserve"> </w:t>
-      </w:r>
-      <w:r>
-        <w:rPr>
-          <w:iCs/>
-          <w:i/>
-        </w:rPr>
-        <w:t xml:space="preserve">tengri</w:t>
-      </w:r>
-      <w:r>
-        <w:t xml:space="preserve"> </w:t>
-      </w:r>
-      <w:r>
-        <w:t xml:space="preserve">'Himmel, Gott' und seine Herkunft.</w:t>
-      </w:r>
-      <w:r>
-        <w:t xml:space="preserve"> </w:t>
-      </w:r>
-      <w:r>
-        <w:rPr>
-          <w:iCs/>
-          <w:i/>
-        </w:rPr>
-        <w:t xml:space="preserve">Studia Etymologica Cracoviensia</w:t>
-      </w:r>
-      <w:r>
-        <w:t xml:space="preserve"> </w:t>
-      </w:r>
-      <w:r>
-        <w:t xml:space="preserve">6: 83–100.</w:t>
+      <w:bookmarkStart w:id="61" w:name="r7"/>
+      <w:r>
+        <w:t xml:space="preserve">Erdal, M. (2004).</w:t>
+      </w:r>
+      <w:r>
+        <w:t xml:space="preserve"> </w:t>
+      </w:r>
+      <w:r>
+        <w:rPr>
+          <w:iCs/>
+          <w:i/>
+        </w:rPr>
+        <w:t xml:space="preserve">A Grammar of Old Turkic</w:t>
+      </w:r>
+      <w:r>
+        <w:t xml:space="preserve">. Leiden: Brill.</w:t>
       </w:r>
       <w:bookmarkEnd w:id="61"/>
     </w:p>
@@ -20168,22 +21381,41 @@
         </w:numPr>
         <w:pStyle w:val="Compact"/>
       </w:pPr>
-      <w:bookmarkStart w:id="62" w:name="r9"/>
-      <w:r>
-        <w:t xml:space="preserve">Golden, P. B. (1992).</w:t>
-      </w:r>
-      <w:r>
-        <w:t xml:space="preserve"> </w:t>
-      </w:r>
-      <w:r>
-        <w:rPr>
-          <w:iCs/>
-          <w:i/>
-        </w:rPr>
-        <w:t xml:space="preserve">An Introduction to the History of the Turkic Peoples</w:t>
-      </w:r>
-      <w:r>
-        <w:t xml:space="preserve">. Wiesbaden: Harrassowitz. Page references are to the 2011 printing.</w:t>
+      <w:bookmarkStart w:id="62" w:name="r8"/>
+      <w:r>
+        <w:t xml:space="preserve">Georg, S. (2001). Türkisch/Mongolisch</w:t>
+      </w:r>
+      <w:r>
+        <w:t xml:space="preserve"> </w:t>
+      </w:r>
+      <w:r>
+        <w:rPr>
+          <w:iCs/>
+          <w:i/>
+        </w:rPr>
+        <w:t xml:space="preserve">tengri</w:t>
+      </w:r>
+      <w:r>
+        <w:t xml:space="preserve"> </w:t>
+      </w:r>
+      <w:r>
+        <w:t xml:space="preserve">'Himmel, Gott' und seine Herkunft.</w:t>
+      </w:r>
+      <w:r>
+        <w:t xml:space="preserve"> </w:t>
+      </w:r>
+      <w:r>
+        <w:rPr>
+          <w:iCs/>
+          <w:i/>
+        </w:rPr>
+        <w:t xml:space="preserve">Studia Etymologica Cracoviensia</w:t>
+      </w:r>
+      <w:r>
+        <w:t xml:space="preserve"> </w:t>
+      </w:r>
+      <w:r>
+        <w:t xml:space="preserve">6: 83–100.</w:t>
       </w:r>
       <w:bookmarkEnd w:id="62"/>
     </w:p>
@@ -20195,9 +21427,22 @@
         </w:numPr>
         <w:pStyle w:val="Compact"/>
       </w:pPr>
-      <w:bookmarkStart w:id="63" w:name="r10"/>
-      <w:r>
-        <w:t xml:space="preserve">Hú Zhènhuá &amp; Huáng Rùnhuá (1984). 《高昌舘杂字：明代汉文回鹘文分类词汇》. Běijīng: Mínzú chūbǎnshè.</w:t>
+      <w:bookmarkStart w:id="63" w:name="r9"/>
+      <w:r>
+        <w:t xml:space="preserve">Golden, P. B. (1992).</w:t>
+      </w:r>
+      <w:r>
+        <w:t xml:space="preserve"> </w:t>
+      </w:r>
+      <w:r>
+        <w:rPr>
+          <w:iCs/>
+          <w:i/>
+        </w:rPr>
+        <w:t xml:space="preserve">An Introduction to the History of the Turkic Peoples</w:t>
+      </w:r>
+      <w:r>
+        <w:t xml:space="preserve">. Wiesbaden: Harrassowitz. Page references are to the 2011 printing.</w:t>
       </w:r>
       <w:bookmarkEnd w:id="63"/>
     </w:p>
@@ -20209,53 +21454,9 @@
         </w:numPr>
         <w:pStyle w:val="Compact"/>
       </w:pPr>
-      <w:bookmarkStart w:id="64" w:name="r11"/>
-      <w:r>
-        <w:t xml:space="preserve">Hirth, F. (1908).</w:t>
-      </w:r>
-      <w:r>
-        <w:t xml:space="preserve"> </w:t>
-      </w:r>
-      <w:r>
-        <w:rPr>
-          <w:iCs/>
-          <w:i/>
-        </w:rPr>
-        <w:t xml:space="preserve">The Ancient History of China to the End of the Chóu Dynasty</w:t>
-      </w:r>
-      <w:r>
-        <w:t xml:space="preserve">. New York: Columbia University Press. (Comparison of</w:t>
-      </w:r>
-      <w:r>
-        <w:t xml:space="preserve"> </w:t>
-      </w:r>
-      <w:r>
-        <w:t xml:space="preserve">徑路</w:t>
-      </w:r>
-      <w:r>
-        <w:t xml:space="preserve"> </w:t>
-      </w:r>
-      <w:r>
-        <w:t xml:space="preserve">with Turkic</w:t>
-      </w:r>
-      <w:r>
-        <w:t xml:space="preserve"> </w:t>
-      </w:r>
-      <w:r>
-        <w:rPr>
-          <w:iCs/>
-          <w:i/>
-        </w:rPr>
-        <w:t xml:space="preserve">kıŋrak</w:t>
-      </w:r>
-      <w:r>
-        <w:t xml:space="preserve">, pp. 66–67, checked</w:t>
-      </w:r>
-      <w:r>
-        <w:t xml:space="preserve"> </w:t>
-      </w:r>
-      <w:r>
-        <w:t xml:space="preserve">against the text.)</w:t>
+      <w:bookmarkStart w:id="64" w:name="r10"/>
+      <w:r>
+        <w:t xml:space="preserve">Hú Zhènhuá &amp; Huáng Rùnhuá (1984). 《高昌舘杂字：明代汉文回鹘文分类词汇》. Běijīng: Mínzú chūbǎnshè.</w:t>
       </w:r>
       <w:bookmarkEnd w:id="64"/>
     </w:p>
@@ -20267,45 +21468,53 @@
         </w:numPr>
         <w:pStyle w:val="Compact"/>
       </w:pPr>
-      <w:bookmarkStart w:id="65" w:name="r12"/>
-      <w:r>
-        <w:t xml:space="preserve">Kāşgarlı Mahmud (1072–77).</w:t>
-      </w:r>
-      <w:r>
-        <w:t xml:space="preserve"> </w:t>
-      </w:r>
-      <w:r>
-        <w:rPr>
-          <w:iCs/>
-          <w:i/>
-        </w:rPr>
-        <w:t xml:space="preserve">Dīwān Lughāt al-Turk</w:t>
-      </w:r>
-      <w:r>
-        <w:t xml:space="preserve">. Index volume (</w:t>
-      </w:r>
-      <w:r>
-        <w:rPr>
-          <w:iCs/>
-          <w:i/>
-        </w:rPr>
-        <w:t xml:space="preserve">Dizin</w:t>
-      </w:r>
-      <w:r>
-        <w:t xml:space="preserve">), Türk Dil Kurumu Yayınları. English translation used here: Dankoff, R. &amp; Kelly, J., ed. and tr. (1982–85),</w:t>
-      </w:r>
-      <w:r>
-        <w:t xml:space="preserve"> </w:t>
-      </w:r>
-      <w:r>
-        <w:rPr>
-          <w:iCs/>
-          <w:i/>
-        </w:rPr>
-        <w:t xml:space="preserve">Maḥmūd al-Kāšγarī: Compendium of the Turkic Dialects (Dīwān Luγāt at-Turk)</w:t>
-      </w:r>
-      <w:r>
-        <w:t xml:space="preserve">, 3 vols., Sources of Oriental Languages and Literatures 7, Harvard University Printing Office.</w:t>
+      <w:bookmarkStart w:id="65" w:name="r11"/>
+      <w:r>
+        <w:t xml:space="preserve">Hirth, F. (1908).</w:t>
+      </w:r>
+      <w:r>
+        <w:t xml:space="preserve"> </w:t>
+      </w:r>
+      <w:r>
+        <w:rPr>
+          <w:iCs/>
+          <w:i/>
+        </w:rPr>
+        <w:t xml:space="preserve">The Ancient History of China to the End of the Chóu Dynasty</w:t>
+      </w:r>
+      <w:r>
+        <w:t xml:space="preserve">. New York: Columbia University Press. (Comparison of</w:t>
+      </w:r>
+      <w:r>
+        <w:t xml:space="preserve"> </w:t>
+      </w:r>
+      <w:r>
+        <w:t xml:space="preserve">徑路</w:t>
+      </w:r>
+      <w:r>
+        <w:t xml:space="preserve"> </w:t>
+      </w:r>
+      <w:r>
+        <w:t xml:space="preserve">with Turkic</w:t>
+      </w:r>
+      <w:r>
+        <w:t xml:space="preserve"> </w:t>
+      </w:r>
+      <w:r>
+        <w:rPr>
+          <w:iCs/>
+          <w:i/>
+        </w:rPr>
+        <w:t xml:space="preserve">kıŋrak</w:t>
+      </w:r>
+      <w:r>
+        <w:t xml:space="preserve">, pp. 66–67, checked</w:t>
+      </w:r>
+      <w:r>
+        <w:t xml:space="preserve"> </w:t>
+      </w:r>
+      <w:r>
+        <w:t xml:space="preserve">against the text.)</w:t>
       </w:r>
       <w:bookmarkEnd w:id="65"/>
     </w:p>
@@ -20317,22 +21526,45 @@
         </w:numPr>
         <w:pStyle w:val="Compact"/>
       </w:pPr>
-      <w:bookmarkStart w:id="66" w:name="r13"/>
-      <w:r>
-        <w:t xml:space="preserve">Kergalym (2021).</w:t>
-      </w:r>
-      <w:r>
-        <w:t xml:space="preserve"> </w:t>
-      </w:r>
-      <w:r>
-        <w:rPr>
-          <w:iCs/>
-          <w:i/>
-        </w:rPr>
-        <w:t xml:space="preserve">myspell-kk</w:t>
-      </w:r>
-      <w:r>
-        <w:t xml:space="preserve">: a Myspell/Hunspell spelling dictionary for Kazakh [dataset]. github.com/kergalym/myspell-kk. 53,182 headwords; romanised on load.</w:t>
+      <w:bookmarkStart w:id="66" w:name="r12"/>
+      <w:r>
+        <w:t xml:space="preserve">Kāşgarlı Mahmud (1072–77).</w:t>
+      </w:r>
+      <w:r>
+        <w:t xml:space="preserve"> </w:t>
+      </w:r>
+      <w:r>
+        <w:rPr>
+          <w:iCs/>
+          <w:i/>
+        </w:rPr>
+        <w:t xml:space="preserve">Dīwān Lughāt al-Turk</w:t>
+      </w:r>
+      <w:r>
+        <w:t xml:space="preserve">. Index volume (</w:t>
+      </w:r>
+      <w:r>
+        <w:rPr>
+          <w:iCs/>
+          <w:i/>
+        </w:rPr>
+        <w:t xml:space="preserve">Dizin</w:t>
+      </w:r>
+      <w:r>
+        <w:t xml:space="preserve">), Türk Dil Kurumu Yayınları. English translation used here: Dankoff, R. &amp; Kelly, J., ed. and tr. (1982–85),</w:t>
+      </w:r>
+      <w:r>
+        <w:t xml:space="preserve"> </w:t>
+      </w:r>
+      <w:r>
+        <w:rPr>
+          <w:iCs/>
+          <w:i/>
+        </w:rPr>
+        <w:t xml:space="preserve">Maḥmūd al-Kāšγarī: Compendium of the Turkic Dialects (Dīwān Luγāt at-Turk)</w:t>
+      </w:r>
+      <w:r>
+        <w:t xml:space="preserve">, 3 vols., Sources of Oriental Languages and Literatures 7, Harvard University Printing Office.</w:t>
       </w:r>
       <w:bookmarkEnd w:id="66"/>
     </w:p>
@@ -20344,22 +21576,22 @@
         </w:numPr>
         <w:pStyle w:val="Compact"/>
       </w:pPr>
-      <w:bookmarkStart w:id="67" w:name="r14"/>
-      <w:r>
-        <w:t xml:space="preserve">Kuun, G., ed. (1880).</w:t>
-      </w:r>
-      <w:r>
-        <w:t xml:space="preserve"> </w:t>
-      </w:r>
-      <w:r>
-        <w:rPr>
-          <w:iCs/>
-          <w:i/>
-        </w:rPr>
-        <w:t xml:space="preserve">Codex Cumanicus Bibliothecæ ad Templum Divi Marci Venetiarum</w:t>
-      </w:r>
-      <w:r>
-        <w:t xml:space="preserve">. Budapest: Editio Scient. Academiæ Hung. Public domain.</w:t>
+      <w:bookmarkStart w:id="67" w:name="r13"/>
+      <w:r>
+        <w:t xml:space="preserve">Kergalym (2021).</w:t>
+      </w:r>
+      <w:r>
+        <w:t xml:space="preserve"> </w:t>
+      </w:r>
+      <w:r>
+        <w:rPr>
+          <w:iCs/>
+          <w:i/>
+        </w:rPr>
+        <w:t xml:space="preserve">myspell-kk</w:t>
+      </w:r>
+      <w:r>
+        <w:t xml:space="preserve">: a Myspell/Hunspell spelling dictionary for Kazakh [dataset]. github.com/kergalym/myspell-kk. 53,182 headwords; romanised on load.</w:t>
       </w:r>
       <w:bookmarkEnd w:id="67"/>
     </w:p>
@@ -20371,25 +21603,22 @@
         </w:numPr>
         <w:pStyle w:val="Compact"/>
       </w:pPr>
-      <w:bookmarkStart w:id="68" w:name="r15"/>
-      <w:r>
-        <w:t xml:space="preserve">Altmann, G. (1974). Lautgesetz und Zufall [review of Doerfer 1973].</w:t>
-      </w:r>
-      <w:r>
-        <w:t xml:space="preserve"> </w:t>
-      </w:r>
-      <w:r>
-        <w:rPr>
-          <w:iCs/>
-          <w:i/>
-        </w:rPr>
-        <w:t xml:space="preserve">Anthropos</w:t>
-      </w:r>
-      <w:r>
-        <w:t xml:space="preserve"> </w:t>
-      </w:r>
-      <w:r>
-        <w:t xml:space="preserve">69: 263–271. JSTOR 40458521.</w:t>
+      <w:bookmarkStart w:id="68" w:name="r14"/>
+      <w:r>
+        <w:t xml:space="preserve">Kuun, G., ed. (1880).</w:t>
+      </w:r>
+      <w:r>
+        <w:t xml:space="preserve"> </w:t>
+      </w:r>
+      <w:r>
+        <w:rPr>
+          <w:iCs/>
+          <w:i/>
+        </w:rPr>
+        <w:t xml:space="preserve">Codex Cumanicus Bibliothecæ ad Templum Divi Marci Venetiarum</w:t>
+      </w:r>
+      <w:r>
+        <w:t xml:space="preserve">. Budapest: Editio Scient. Academiæ Hung. Public domain.</w:t>
       </w:r>
       <w:bookmarkEnd w:id="68"/>
     </w:p>
@@ -20401,25 +21630,25 @@
         </w:numPr>
         <w:pStyle w:val="Compact"/>
       </w:pPr>
-      <w:bookmarkStart w:id="69" w:name="r16"/>
-      <w:r>
-        <w:t xml:space="preserve">Lee, J. et al. (2023). Genetic population structure of the Xiongnu Empire at imperial and local scales.</w:t>
-      </w:r>
-      <w:r>
-        <w:t xml:space="preserve"> </w:t>
-      </w:r>
-      <w:r>
-        <w:rPr>
-          <w:iCs/>
-          <w:i/>
-        </w:rPr>
-        <w:t xml:space="preserve">Science Advances</w:t>
-      </w:r>
-      <w:r>
-        <w:t xml:space="preserve"> </w:t>
-      </w:r>
-      <w:r>
-        <w:t xml:space="preserve">9(15). doi:10.1126/sciadv.adf3904</w:t>
+      <w:bookmarkStart w:id="69" w:name="r15"/>
+      <w:r>
+        <w:t xml:space="preserve">Altmann, G. (1974). Lautgesetz und Zufall [review of Doerfer 1973].</w:t>
+      </w:r>
+      <w:r>
+        <w:t xml:space="preserve"> </w:t>
+      </w:r>
+      <w:r>
+        <w:rPr>
+          <w:iCs/>
+          <w:i/>
+        </w:rPr>
+        <w:t xml:space="preserve">Anthropos</w:t>
+      </w:r>
+      <w:r>
+        <w:t xml:space="preserve"> </w:t>
+      </w:r>
+      <w:r>
+        <w:t xml:space="preserve">69: 263–271. JSTOR 40458521.</w:t>
       </w:r>
       <w:bookmarkEnd w:id="69"/>
     </w:p>
@@ -20431,25 +21660,25 @@
         </w:numPr>
         <w:pStyle w:val="Compact"/>
       </w:pPr>
-      <w:bookmarkStart w:id="70" w:name="r17"/>
-      <w:r>
-        <w:t xml:space="preserve">Ligeti, L. (1966). Un vocabulaire sino-ouigour des Ming.</w:t>
-      </w:r>
-      <w:r>
-        <w:t xml:space="preserve"> </w:t>
-      </w:r>
-      <w:r>
-        <w:rPr>
-          <w:iCs/>
-          <w:i/>
-        </w:rPr>
-        <w:t xml:space="preserve">Acta Orientalia Academiae Scientiarum Hungaricae</w:t>
-      </w:r>
-      <w:r>
-        <w:t xml:space="preserve"> </w:t>
-      </w:r>
-      <w:r>
-        <w:t xml:space="preserve">19: 117–199, 257–316.</w:t>
+      <w:bookmarkStart w:id="70" w:name="r16"/>
+      <w:r>
+        <w:t xml:space="preserve">Lee, J. et al. (2023). Genetic population structure of the Xiongnu Empire at imperial and local scales.</w:t>
+      </w:r>
+      <w:r>
+        <w:t xml:space="preserve"> </w:t>
+      </w:r>
+      <w:r>
+        <w:rPr>
+          <w:iCs/>
+          <w:i/>
+        </w:rPr>
+        <w:t xml:space="preserve">Science Advances</w:t>
+      </w:r>
+      <w:r>
+        <w:t xml:space="preserve"> </w:t>
+      </w:r>
+      <w:r>
+        <w:t xml:space="preserve">9(15). doi:10.1126/sciadv.adf3904</w:t>
       </w:r>
       <w:bookmarkEnd w:id="70"/>
     </w:p>
@@ -20461,25 +21690,25 @@
         </w:numPr>
         <w:pStyle w:val="Compact"/>
       </w:pPr>
-      <w:bookmarkStart w:id="71" w:name="r18"/>
-      <w:r>
-        <w:t xml:space="preserve">Ligeti, L. (1969). Glossaire supplémentaire au vocabulaire sino-ouigour du Bureau des Traducteurs.</w:t>
-      </w:r>
-      <w:r>
-        <w:t xml:space="preserve"> </w:t>
-      </w:r>
-      <w:r>
-        <w:rPr>
-          <w:iCs/>
-          <w:i/>
-        </w:rPr>
-        <w:t xml:space="preserve">Acta Orientalia ASH</w:t>
-      </w:r>
-      <w:r>
-        <w:t xml:space="preserve"> </w:t>
-      </w:r>
-      <w:r>
-        <w:t xml:space="preserve">22: 1–49, 191–243.</w:t>
+      <w:bookmarkStart w:id="71" w:name="r17"/>
+      <w:r>
+        <w:t xml:space="preserve">Ligeti, L. (1966). Un vocabulaire sino-ouigour des Ming.</w:t>
+      </w:r>
+      <w:r>
+        <w:t xml:space="preserve"> </w:t>
+      </w:r>
+      <w:r>
+        <w:rPr>
+          <w:iCs/>
+          <w:i/>
+        </w:rPr>
+        <w:t xml:space="preserve">Acta Orientalia Academiae Scientiarum Hungaricae</w:t>
+      </w:r>
+      <w:r>
+        <w:t xml:space="preserve"> </w:t>
+      </w:r>
+      <w:r>
+        <w:t xml:space="preserve">19: 117–199, 257–316.</w:t>
       </w:r>
       <w:bookmarkEnd w:id="71"/>
     </w:p>
@@ -20491,25 +21720,25 @@
         </w:numPr>
         <w:pStyle w:val="Compact"/>
       </w:pPr>
-      <w:bookmarkStart w:id="72" w:name="r19"/>
-      <w:r>
-        <w:t xml:space="preserve">Pulleyblank, E. G. (1962). The consonantal system of Old Chinese.</w:t>
-      </w:r>
-      <w:r>
-        <w:t xml:space="preserve"> </w:t>
-      </w:r>
-      <w:r>
-        <w:rPr>
-          <w:iCs/>
-          <w:i/>
-        </w:rPr>
-        <w:t xml:space="preserve">Asia Major</w:t>
-      </w:r>
-      <w:r>
-        <w:t xml:space="preserve"> </w:t>
-      </w:r>
-      <w:r>
-        <w:t xml:space="preserve">9: 58–144, 206–265.</w:t>
+      <w:bookmarkStart w:id="72" w:name="r18"/>
+      <w:r>
+        <w:t xml:space="preserve">Ligeti, L. (1969). Glossaire supplémentaire au vocabulaire sino-ouigour du Bureau des Traducteurs.</w:t>
+      </w:r>
+      <w:r>
+        <w:t xml:space="preserve"> </w:t>
+      </w:r>
+      <w:r>
+        <w:rPr>
+          <w:iCs/>
+          <w:i/>
+        </w:rPr>
+        <w:t xml:space="preserve">Acta Orientalia ASH</w:t>
+      </w:r>
+      <w:r>
+        <w:t xml:space="preserve"> </w:t>
+      </w:r>
+      <w:r>
+        <w:t xml:space="preserve">22: 1–49, 191–243.</w:t>
       </w:r>
       <w:bookmarkEnd w:id="72"/>
     </w:p>
@@ -20521,22 +21750,25 @@
         </w:numPr>
         <w:pStyle w:val="Compact"/>
       </w:pPr>
-      <w:bookmarkStart w:id="73" w:name="r20"/>
-      <w:r>
-        <w:t xml:space="preserve">Pulleyblank, E. G. (1991).</w:t>
-      </w:r>
-      <w:r>
-        <w:t xml:space="preserve"> </w:t>
-      </w:r>
-      <w:r>
-        <w:rPr>
-          <w:iCs/>
-          <w:i/>
-        </w:rPr>
-        <w:t xml:space="preserve">Lexicon of Reconstructed Pronunciation in Early Middle Chinese, Late Middle Chinese, and Early Mandarin</w:t>
-      </w:r>
-      <w:r>
-        <w:t xml:space="preserve">. Vancouver: UBC Press.</w:t>
+      <w:bookmarkStart w:id="73" w:name="r19"/>
+      <w:r>
+        <w:t xml:space="preserve">Pulleyblank, E. G. (1962). The consonantal system of Old Chinese.</w:t>
+      </w:r>
+      <w:r>
+        <w:t xml:space="preserve"> </w:t>
+      </w:r>
+      <w:r>
+        <w:rPr>
+          <w:iCs/>
+          <w:i/>
+        </w:rPr>
+        <w:t xml:space="preserve">Asia Major</w:t>
+      </w:r>
+      <w:r>
+        <w:t xml:space="preserve"> </w:t>
+      </w:r>
+      <w:r>
+        <w:t xml:space="preserve">9: 58–144, 206–265.</w:t>
       </w:r>
       <w:bookmarkEnd w:id="73"/>
     </w:p>
@@ -20548,25 +21780,22 @@
         </w:numPr>
         <w:pStyle w:val="Compact"/>
       </w:pPr>
-      <w:bookmarkStart w:id="74" w:name="r21"/>
-      <w:r>
-        <w:t xml:space="preserve">Savelyev, A. &amp; Jeong, C. (2020). Early nomads of the Eastern Steppe and their tentative connections in the West.</w:t>
-      </w:r>
-      <w:r>
-        <w:t xml:space="preserve"> </w:t>
-      </w:r>
-      <w:r>
-        <w:rPr>
-          <w:iCs/>
-          <w:i/>
-        </w:rPr>
-        <w:t xml:space="preserve">Evolutionary Human Sciences</w:t>
-      </w:r>
-      <w:r>
-        <w:t xml:space="preserve"> </w:t>
-      </w:r>
-      <w:r>
-        <w:t xml:space="preserve">2, e20.</w:t>
+      <w:bookmarkStart w:id="74" w:name="r20"/>
+      <w:r>
+        <w:t xml:space="preserve">Pulleyblank, E. G. (1991).</w:t>
+      </w:r>
+      <w:r>
+        <w:t xml:space="preserve"> </w:t>
+      </w:r>
+      <w:r>
+        <w:rPr>
+          <w:iCs/>
+          <w:i/>
+        </w:rPr>
+        <w:t xml:space="preserve">Lexicon of Reconstructed Pronunciation in Early Middle Chinese, Late Middle Chinese, and Early Mandarin</w:t>
+      </w:r>
+      <w:r>
+        <w:t xml:space="preserve">. Vancouver: UBC Press.</w:t>
       </w:r>
       <w:bookmarkEnd w:id="74"/>
     </w:p>
@@ -20578,22 +21807,25 @@
         </w:numPr>
         <w:pStyle w:val="Compact"/>
       </w:pPr>
-      <w:bookmarkStart w:id="75" w:name="r22"/>
-      <w:r>
-        <w:t xml:space="preserve">Schuessler, A. (2009).</w:t>
-      </w:r>
-      <w:r>
-        <w:t xml:space="preserve"> </w:t>
-      </w:r>
-      <w:r>
-        <w:rPr>
-          <w:iCs/>
-          <w:i/>
-        </w:rPr>
-        <w:t xml:space="preserve">Minimal Old Chinese and Later Han Chinese</w:t>
-      </w:r>
-      <w:r>
-        <w:t xml:space="preserve">. Honolulu: University of Hawai'i Press. Data release: Zenodo, doi:10.5281/zenodo.14567004</w:t>
+      <w:bookmarkStart w:id="75" w:name="r21"/>
+      <w:r>
+        <w:t xml:space="preserve">Savelyev, A. &amp; Jeong, C. (2020). Early nomads of the Eastern Steppe and their tentative connections in the West.</w:t>
+      </w:r>
+      <w:r>
+        <w:t xml:space="preserve"> </w:t>
+      </w:r>
+      <w:r>
+        <w:rPr>
+          <w:iCs/>
+          <w:i/>
+        </w:rPr>
+        <w:t xml:space="preserve">Evolutionary Human Sciences</w:t>
+      </w:r>
+      <w:r>
+        <w:t xml:space="preserve"> </w:t>
+      </w:r>
+      <w:r>
+        <w:t xml:space="preserve">2, e20.</w:t>
       </w:r>
       <w:bookmarkEnd w:id="75"/>
     </w:p>
@@ -20605,22 +21837,22 @@
         </w:numPr>
         <w:pStyle w:val="Compact"/>
       </w:pPr>
-      <w:bookmarkStart w:id="76" w:name="r23"/>
-      <w:r>
-        <w:t xml:space="preserve">Speer, R. (2022).</w:t>
-      </w:r>
-      <w:r>
-        <w:t xml:space="preserve"> </w:t>
-      </w:r>
-      <w:r>
-        <w:rPr>
-          <w:iCs/>
-          <w:i/>
-        </w:rPr>
-        <w:t xml:space="preserve">wordfreq</w:t>
-      </w:r>
-      <w:r>
-        <w:t xml:space="preserve">: word frequency data for 40+ languages, v3 [software]. Zenodo, doi:10.5281/zenodo.7199437</w:t>
+      <w:bookmarkStart w:id="76" w:name="r22"/>
+      <w:r>
+        <w:t xml:space="preserve">Schuessler, A. (2009).</w:t>
+      </w:r>
+      <w:r>
+        <w:t xml:space="preserve"> </w:t>
+      </w:r>
+      <w:r>
+        <w:rPr>
+          <w:iCs/>
+          <w:i/>
+        </w:rPr>
+        <w:t xml:space="preserve">Minimal Old Chinese and Later Han Chinese</w:t>
+      </w:r>
+      <w:r>
+        <w:t xml:space="preserve">. Honolulu: University of Hawai'i Press. Data release: Zenodo, doi:10.5281/zenodo.14567004</w:t>
       </w:r>
       <w:bookmarkEnd w:id="76"/>
     </w:p>
@@ -20632,22 +21864,22 @@
         </w:numPr>
         <w:pStyle w:val="Compact"/>
       </w:pPr>
-      <w:bookmarkStart w:id="77" w:name="r24"/>
-      <w:r>
-        <w:t xml:space="preserve">Tan, Y. Y. (2019).</w:t>
-      </w:r>
-      <w:r>
-        <w:t xml:space="preserve"> </w:t>
-      </w:r>
-      <w:r>
-        <w:rPr>
-          <w:iCs/>
-          <w:i/>
-        </w:rPr>
-        <w:t xml:space="preserve">Consonant Endings of Míng Dynasty Mandarin as Reflected in the Chinese Transcriptions of Uyghur Vocabulary</w:t>
-      </w:r>
-      <w:r>
-        <w:t xml:space="preserve">. MA thesis, University of Washington.</w:t>
+      <w:bookmarkStart w:id="77" w:name="r23"/>
+      <w:r>
+        <w:t xml:space="preserve">Speer, R. (2022).</w:t>
+      </w:r>
+      <w:r>
+        <w:t xml:space="preserve"> </w:t>
+      </w:r>
+      <w:r>
+        <w:rPr>
+          <w:iCs/>
+          <w:i/>
+        </w:rPr>
+        <w:t xml:space="preserve">wordfreq</w:t>
+      </w:r>
+      <w:r>
+        <w:t xml:space="preserve">: word frequency data for 40+ languages, v3 [software]. Zenodo, doi:10.5281/zenodo.7199437</w:t>
       </w:r>
       <w:bookmarkEnd w:id="77"/>
     </w:p>
@@ -20659,22 +21891,22 @@
         </w:numPr>
         <w:pStyle w:val="Compact"/>
       </w:pPr>
-      <w:bookmarkStart w:id="78" w:name="r25"/>
-      <w:r>
-        <w:t xml:space="preserve">tdd-ai (2020).</w:t>
-      </w:r>
-      <w:r>
-        <w:t xml:space="preserve"> </w:t>
-      </w:r>
-      <w:r>
-        <w:rPr>
-          <w:iCs/>
-          <w:i/>
-        </w:rPr>
-        <w:t xml:space="preserve">hunspell-tr</w:t>
-      </w:r>
-      <w:r>
-        <w:t xml:space="preserve">: a Hunspell spelling dictionary for Turkish [dataset]. github.com/tdd-ai/hunspell-tr. 292,000 forms, reduced to 21,721 by the frequency filter.</w:t>
+      <w:bookmarkStart w:id="78" w:name="r24"/>
+      <w:r>
+        <w:t xml:space="preserve">Tan, Y. Y. (2019).</w:t>
+      </w:r>
+      <w:r>
+        <w:t xml:space="preserve"> </w:t>
+      </w:r>
+      <w:r>
+        <w:rPr>
+          <w:iCs/>
+          <w:i/>
+        </w:rPr>
+        <w:t xml:space="preserve">Consonant Endings of Míng Dynasty Mandarin as Reflected in the Chinese Transcriptions of Uyghur Vocabulary</w:t>
+      </w:r>
+      <w:r>
+        <w:t xml:space="preserve">. MA thesis, University of Washington.</w:t>
       </w:r>
       <w:bookmarkEnd w:id="78"/>
     </w:p>
@@ -20686,22 +21918,22 @@
         </w:numPr>
         <w:pStyle w:val="Compact"/>
       </w:pPr>
-      <w:bookmarkStart w:id="79" w:name="r26"/>
-      <w:r>
-        <w:t xml:space="preserve">Uluğ, A. M. (2026).</w:t>
-      </w:r>
-      <w:r>
-        <w:t xml:space="preserve"> </w:t>
-      </w:r>
-      <w:r>
-        <w:rPr>
-          <w:iCs/>
-          <w:i/>
-        </w:rPr>
-        <w:t xml:space="preserve">chinese-transcription-channel</w:t>
-      </w:r>
-      <w:r>
-        <w:t xml:space="preserve">: corpora, lexicons, channel models, and evaluation code [software and data]. GitHub: github.com/ulug2004/chinese-transcription-channel</w:t>
+      <w:bookmarkStart w:id="79" w:name="r25"/>
+      <w:r>
+        <w:t xml:space="preserve">tdd-ai (2020).</w:t>
+      </w:r>
+      <w:r>
+        <w:t xml:space="preserve"> </w:t>
+      </w:r>
+      <w:r>
+        <w:rPr>
+          <w:iCs/>
+          <w:i/>
+        </w:rPr>
+        <w:t xml:space="preserve">hunspell-tr</w:t>
+      </w:r>
+      <w:r>
+        <w:t xml:space="preserve">: a Hunspell spelling dictionary for Turkish [dataset]. github.com/tdd-ai/hunspell-tr. 292,000 forms, reduced to 21,721 by the frequency filter.</w:t>
       </w:r>
       <w:bookmarkEnd w:id="79"/>
     </w:p>
@@ -20713,25 +21945,22 @@
         </w:numPr>
         <w:pStyle w:val="Compact"/>
       </w:pPr>
-      <w:bookmarkStart w:id="80" w:name="r27"/>
-      <w:r>
-        <w:t xml:space="preserve">Vovin, A. (2000). Did the Xiong-nu speak a Yeniseian language?</w:t>
-      </w:r>
-      <w:r>
-        <w:t xml:space="preserve"> </w:t>
-      </w:r>
-      <w:r>
-        <w:rPr>
-          <w:iCs/>
-          <w:i/>
-        </w:rPr>
-        <w:t xml:space="preserve">Central Asiatic Journal</w:t>
-      </w:r>
-      <w:r>
-        <w:t xml:space="preserve"> </w:t>
-      </w:r>
-      <w:r>
-        <w:t xml:space="preserve">44(1): 87–104.</w:t>
+      <w:bookmarkStart w:id="80" w:name="r26"/>
+      <w:r>
+        <w:t xml:space="preserve">Uluğ, A. M. (2026).</w:t>
+      </w:r>
+      <w:r>
+        <w:t xml:space="preserve"> </w:t>
+      </w:r>
+      <w:r>
+        <w:rPr>
+          <w:iCs/>
+          <w:i/>
+        </w:rPr>
+        <w:t xml:space="preserve">chinese-transcription-channel</w:t>
+      </w:r>
+      <w:r>
+        <w:t xml:space="preserve">: corpora, lexicons, channel models, and evaluation code [software and data]. GitHub: github.com/ulug2004/chinese-transcription-channel</w:t>
       </w:r>
       <w:bookmarkEnd w:id="80"/>
     </w:p>
@@ -20743,22 +21972,25 @@
         </w:numPr>
         <w:pStyle w:val="Compact"/>
       </w:pPr>
-      <w:bookmarkStart w:id="81" w:name="r28"/>
-      <w:r>
-        <w:t xml:space="preserve">Vovin, A. (2003). Did the Xiongnu speak a Yeniseian language? Part 2: Vocabulary. In</w:t>
-      </w:r>
-      <w:r>
-        <w:t xml:space="preserve"> </w:t>
-      </w:r>
-      <w:r>
-        <w:rPr>
-          <w:iCs/>
-          <w:i/>
-        </w:rPr>
-        <w:t xml:space="preserve">Altaica Budapestinensia MMII</w:t>
-      </w:r>
-      <w:r>
-        <w:t xml:space="preserve">, Proceedings of the 45th PIAC, Budapest, 389–394.</w:t>
+      <w:bookmarkStart w:id="81" w:name="r27"/>
+      <w:r>
+        <w:t xml:space="preserve">Vovin, A. (2000). Did the Xiong-nu speak a Yeniseian language?</w:t>
+      </w:r>
+      <w:r>
+        <w:t xml:space="preserve"> </w:t>
+      </w:r>
+      <w:r>
+        <w:rPr>
+          <w:iCs/>
+          <w:i/>
+        </w:rPr>
+        <w:t xml:space="preserve">Central Asiatic Journal</w:t>
+      </w:r>
+      <w:r>
+        <w:t xml:space="preserve"> </w:t>
+      </w:r>
+      <w:r>
+        <w:t xml:space="preserve">44(1): 87–104.</w:t>
       </w:r>
       <w:bookmarkEnd w:id="81"/>
     </w:p>
@@ -20770,14 +22002,41 @@
         </w:numPr>
         <w:pStyle w:val="Compact"/>
       </w:pPr>
-      <w:bookmarkStart w:id="82" w:name="r29"/>
-      <w:r>
-        <w:t xml:space="preserve">Wittek, A. et al. (2020). ASJP Database v19. Zenodo, doi:10.5281/zenodo.3843469</w:t>
+      <w:bookmarkStart w:id="82" w:name="r28"/>
+      <w:r>
+        <w:t xml:space="preserve">Vovin, A. (2003). Did the Xiongnu speak a Yeniseian language? Part 2: Vocabulary. In</w:t>
+      </w:r>
+      <w:r>
+        <w:t xml:space="preserve"> </w:t>
+      </w:r>
+      <w:r>
+        <w:rPr>
+          <w:iCs/>
+          <w:i/>
+        </w:rPr>
+        <w:t xml:space="preserve">Altaica Budapestinensia MMII</w:t>
+      </w:r>
+      <w:r>
+        <w:t xml:space="preserve">, Proceedings of the 45th PIAC, Budapest, 389–394.</w:t>
       </w:r>
       <w:bookmarkEnd w:id="82"/>
     </w:p>
-    <w:bookmarkEnd w:id="83"/>
+    <w:p>
+      <w:pPr>
+        <w:numPr>
+          <w:ilvl w:val="0"/>
+          <w:numId w:val="1003"/>
+        </w:numPr>
+        <w:pStyle w:val="Compact"/>
+      </w:pPr>
+      <w:bookmarkStart w:id="83" w:name="r29"/>
+      <w:r>
+        <w:t xml:space="preserve">Wittek, A. et al. (2020). ASJP Database v19. Zenodo, doi:10.5281/zenodo.3843469</w:t>
+      </w:r>
+      <w:bookmarkEnd w:id="83"/>
+    </w:p>
     <w:bookmarkEnd w:id="84"/>
+    <w:bookmarkEnd w:id="85"/>
     <w:sectPr/>
   </w:body>
 </w:document>

--- a/docs/paper_submission_jdmdh.docx
+++ b/docs/paper_submission_jdmdh.docx
@@ -11380,7 +11380,7 @@
         <w:t xml:space="preserve"> </w:t>
       </w:r>
       <w:r>
-        <w:t xml:space="preserve">The corpus shows the character class taking palatal sources and nothing else: a source</w:t>
+        <w:t xml:space="preserve">The corpus shows the character class taking palatal sources and almost nothing else: a source</w:t>
       </w:r>
       <w:r>
         <w:t xml:space="preserve"> </w:t>
@@ -11404,7 +11404,7 @@
         <w:t xml:space="preserve"> </w:t>
       </w:r>
       <w:r>
-        <w:t xml:space="preserve">4 of 31, a source</w:t>
+        <w:t xml:space="preserve">4 of 33, a source</w:t>
       </w:r>
       <w:r>
         <w:t xml:space="preserve"> </w:t>
@@ -11416,7 +11416,7 @@
         <w:t xml:space="preserve"> </w:t>
       </w:r>
       <w:r>
-        <w:t xml:space="preserve">2 of 98, against a velar nasal 0 of 7 and a dental</w:t>
+        <w:t xml:space="preserve">2 of 106, against a velar nasal 0 of 7 and a plain dental</w:t>
       </w:r>
       <w:r>
         <w:t xml:space="preserve"> </w:t>
@@ -11428,7 +11428,25 @@
         <w:t xml:space="preserve"> </w:t>
       </w:r>
       <w:r>
-        <w:t xml:space="preserve">0 of 126. A Turkic</w:t>
+        <w:t xml:space="preserve">0 of 137. The one exception is instructive: the retroflex</w:t>
+      </w:r>
+      <w:r>
+        <w:t xml:space="preserve"> </w:t>
+      </w:r>
+      <w:r>
+        <w:t xml:space="preserve">ṇ</w:t>
+      </w:r>
+      <w:r>
+        <w:t xml:space="preserve"> </w:t>
+      </w:r>
+      <w:r>
+        <w:t xml:space="preserve">reaches this character once in 40, and the retroflex is precisely</w:t>
+      </w:r>
+      <w:r>
+        <w:t xml:space="preserve"> </w:t>
+      </w:r>
+      <w:r>
+        <w:t xml:space="preserve">the nasal for which Chinese offered no exact match. A Turkic</w:t>
       </w:r>
       <w:r>
         <w:t xml:space="preserve"> </w:t>
@@ -11576,7 +11594,7 @@
         <w:t xml:space="preserve"> </w:t>
       </w:r>
       <w:r>
-        <w:t xml:space="preserve">The 0 of 126 is not evidence against a</w:t>
+        <w:t xml:space="preserve">The 0 of 137 is not evidence against a</w:t>
       </w:r>
       <w:r>
         <w:t xml:space="preserve"> </w:t>
@@ -11664,12 +11682,259 @@
         <w:t xml:space="preserve"> </w:t>
       </w:r>
       <w:r>
-        <w:t xml:space="preserve">price this correspondence in either direction.</w:t>
+        <w:t xml:space="preserve">price this correspondence in either direction. The retroflex</w:t>
+      </w:r>
+      <w:r>
+        <w:t xml:space="preserve"> </w:t>
+      </w:r>
+      <w:r>
+        <w:t xml:space="preserve">ṇ</w:t>
+      </w:r>
+      <w:r>
+        <w:t xml:space="preserve"> </w:t>
+      </w:r>
+      <w:r>
+        <w:t xml:space="preserve">is the test of that reading, and it passes it: that is the one</w:t>
+      </w:r>
+      <w:r>
+        <w:t xml:space="preserve"> </w:t>
+      </w:r>
+      <w:r>
+        <w:t xml:space="preserve">nasal Sanskrit could not match exactly, and it is the one nasal that does reach this</w:t>
+      </w:r>
+      <w:r>
+        <w:t xml:space="preserve"> </w:t>
+      </w:r>
+      <w:r>
+        <w:t xml:space="preserve">character. Where the need arose, the substitution was made.</w:t>
       </w:r>
     </w:p>
     <w:p>
       <w:pPr>
         <w:pStyle w:val="FirstParagraph"/>
+      </w:pPr>
+      <w:r>
+        <w:rPr>
+          <w:bCs/>
+          <w:b/>
+        </w:rPr>
+        <w:t xml:space="preserve">What the reading costs.</w:t>
+      </w:r>
+      <w:r>
+        <w:t xml:space="preserve"> </w:t>
+      </w:r>
+      <w:r>
+        <w:t xml:space="preserve">On the alignment argued here, with</w:t>
+      </w:r>
+      <w:r>
+        <w:t xml:space="preserve"> </w:t>
+      </w:r>
+      <w:r>
+        <w:t xml:space="preserve">若</w:t>
+      </w:r>
+      <w:r>
+        <w:t xml:space="preserve"> </w:t>
+      </w:r>
+      <w:r>
+        <w:t xml:space="preserve">writing</w:t>
+      </w:r>
+      <w:r>
+        <w:t xml:space="preserve"> </w:t>
+      </w:r>
+      <w:r>
+        <w:rPr>
+          <w:iCs/>
+          <w:i/>
+        </w:rPr>
+        <w:t xml:space="preserve">nak</w:t>
+      </w:r>
+      <w:r>
+        <w:t xml:space="preserve"> </w:t>
+      </w:r>
+      <w:r>
+        <w:t xml:space="preserve">and</w:t>
+      </w:r>
+      <w:r>
+        <w:t xml:space="preserve"> </w:t>
+      </w:r>
+      <w:r>
+        <w:t xml:space="preserve">鞮</w:t>
+      </w:r>
+      <w:r>
+        <w:t xml:space="preserve"> </w:t>
+      </w:r>
+      <w:r>
+        <w:t xml:space="preserve">carrying the</w:t>
+      </w:r>
+      <w:r>
+        <w:t xml:space="preserve"> </w:t>
+      </w:r>
+      <w:r>
+        <w:t xml:space="preserve">final</w:t>
+      </w:r>
+      <w:r>
+        <w:t xml:space="preserve"> </w:t>
+      </w:r>
+      <w:r>
+        <w:rPr>
+          <w:iCs/>
+          <w:i/>
+        </w:rPr>
+        <w:t xml:space="preserve">-t</w:t>
+      </w:r>
+      <w:r>
+        <w:t xml:space="preserve"> </w:t>
+      </w:r>
+      <w:r>
+        <w:t xml:space="preserve">through the device of §8.4, the element prices at</w:t>
+      </w:r>
+      <w:r>
+        <w:t xml:space="preserve"> </w:t>
+      </w:r>
+      <w:r>
+        <w:rPr>
+          <w:bCs/>
+          <w:b/>
+        </w:rPr>
+        <w:t xml:space="preserve">1 in 2,217, or</w:t>
+      </w:r>
+      <w:r>
+        <w:rPr>
+          <w:bCs/>
+          <w:b/>
+        </w:rPr>
+        <w:t xml:space="preserve"> </w:t>
+      </w:r>
+      <w:r>
+        <w:rPr>
+          <w:bCs/>
+          <w:b/>
+        </w:rPr>
+        <w:t xml:space="preserve">2.1% per character</w:t>
+      </w:r>
+      <w:r>
+        <w:t xml:space="preserve">, against the 8.0% per character of the control at</w:t>
+      </w:r>
+      <w:r>
+        <w:t xml:space="preserve"> </w:t>
+      </w:r>
+      <w:r>
+        <w:t xml:space="preserve">撑犁</w:t>
+      </w:r>
+      <w:r>
+        <w:t xml:space="preserve">. That figure covers what the two characters write and no more.</w:t>
+      </w:r>
+      <w:r>
+        <w:t xml:space="preserve"> </w:t>
+      </w:r>
+      <w:r>
+        <w:t xml:space="preserve">The opening vowel is not in it, and cannot be: the scorer has no cell for a source vowel that</w:t>
+      </w:r>
+      <w:r>
+        <w:t xml:space="preserve"> </w:t>
+      </w:r>
+      <w:r>
+        <w:t xml:space="preserve">goes unwritten, so asking it for</w:t>
+      </w:r>
+      <w:r>
+        <w:t xml:space="preserve"> </w:t>
+      </w:r>
+      <w:r>
+        <w:rPr>
+          <w:iCs/>
+          <w:i/>
+        </w:rPr>
+        <w:t xml:space="preserve">ınakt</w:t>
+      </w:r>
+      <w:r>
+        <w:t xml:space="preserve"> </w:t>
+      </w:r>
+      <w:r>
+        <w:t xml:space="preserve">makes it put a bare vowel on</w:t>
+      </w:r>
+      <w:r>
+        <w:t xml:space="preserve"> </w:t>
+      </w:r>
+      <w:r>
+        <w:t xml:space="preserve">若</w:t>
+      </w:r>
+      <w:r>
+        <w:t xml:space="preserve"> </w:t>
+      </w:r>
+      <w:r>
+        <w:t xml:space="preserve">and the whole of</w:t>
+      </w:r>
+      <w:r>
+        <w:t xml:space="preserve"> </w:t>
+      </w:r>
+      <w:r>
+        <w:rPr>
+          <w:iCs/>
+          <w:i/>
+        </w:rPr>
+        <w:t xml:space="preserve">nakt</w:t>
+      </w:r>
+      <w:r>
+        <w:t xml:space="preserve"> </w:t>
+      </w:r>
+      <w:r>
+        <w:t xml:space="preserve">on</w:t>
+      </w:r>
+      <w:r>
+        <w:t xml:space="preserve"> </w:t>
+      </w:r>
+      <w:r>
+        <w:t xml:space="preserve">鞮</w:t>
+      </w:r>
+      <w:r>
+        <w:t xml:space="preserve">,</w:t>
+      </w:r>
+      <w:r>
+        <w:t xml:space="preserve"> </w:t>
+      </w:r>
+      <w:r>
+        <w:t xml:space="preserve">which prices an alignment this section does not argue. We state the gap rather than close it.</w:t>
+      </w:r>
+      <w:r>
+        <w:t xml:space="preserve"> </w:t>
+      </w:r>
+      <w:r>
+        <w:t xml:space="preserve">The device can be measured, and on the Sanskrit corpus it is: of 193 source words beginning</w:t>
+      </w:r>
+      <w:r>
+        <w:t xml:space="preserve"> </w:t>
+      </w:r>
+      <w:r>
+        <w:t xml:space="preserve">with a vowel, 185 have it written, and of the eight that do not, two are translations rather</w:t>
+      </w:r>
+      <w:r>
+        <w:t xml:space="preserve"> </w:t>
+      </w:r>
+      <w:r>
+        <w:t xml:space="preserve">than transcriptions, one is a character confusion and one a sacred syllable, leaving four</w:t>
+      </w:r>
+      <w:r>
+        <w:t xml:space="preserve"> </w:t>
+      </w:r>
+      <w:r>
+        <w:t xml:space="preserve">pairs and two words, both Sanskrit prefixed forms. That is a rate of about 2%, and it is</w:t>
+      </w:r>
+      <w:r>
+        <w:t xml:space="preserve"> </w:t>
+      </w:r>
+      <w:r>
+        <w:t xml:space="preserve">reported here rather than multiplied into the price, because a device measured on four pairs</w:t>
+      </w:r>
+      <w:r>
+        <w:t xml:space="preserve"> </w:t>
+      </w:r>
+      <w:r>
+        <w:t xml:space="preserve">is not the same kind of number as a cell measured on hundreds.</w:t>
+      </w:r>
+    </w:p>
+    <w:p>
+      <w:pPr>
+        <w:pStyle w:val="BodyText"/>
       </w:pPr>
       <w:r>
         <w:t xml:space="preserve">Four of five hold, with the one gap named and then accounted for. That is the standard this paper asks of a</w:t>
